--- a/Jobsheet3/JOBSHEET 3.docx
+++ b/Jobsheet3/JOBSHEET 3.docx
@@ -14,6 +14,7 @@
           <w:lang w:val="en-US"/>
         </w:rPr>
       </w:pPr>
+      <w:proofErr w:type="spellStart"/>
       <w:r>
         <w:rPr>
           <w:rFonts w:ascii="Times New Roman" w:hAnsi="Times New Roman"/>
@@ -23,8 +24,9 @@
           <w:szCs w:val="52"/>
           <w:lang w:val="en-US"/>
         </w:rPr>
-        <w:t xml:space="preserve">JOBSHEET </w:t>
+        <w:t>Laporan</w:t>
       </w:r>
+      <w:proofErr w:type="spellEnd"/>
       <w:r>
         <w:rPr>
           <w:rFonts w:ascii="Times New Roman" w:hAnsi="Times New Roman"/>
@@ -34,7 +36,31 @@
           <w:szCs w:val="52"/>
           <w:lang w:val="en-US"/>
         </w:rPr>
-        <w:t>7</w:t>
+        <w:t xml:space="preserve"> </w:t>
+      </w:r>
+      <w:proofErr w:type="spellStart"/>
+      <w:r>
+        <w:rPr>
+          <w:rFonts w:ascii="Times New Roman" w:hAnsi="Times New Roman"/>
+          <w:b/>
+          <w:bCs/>
+          <w:sz w:val="52"/>
+          <w:szCs w:val="52"/>
+          <w:lang w:val="en-US"/>
+        </w:rPr>
+        <w:t>Praktikum</w:t>
+      </w:r>
+      <w:proofErr w:type="spellEnd"/>
+      <w:r>
+        <w:rPr>
+          <w:rFonts w:ascii="Times New Roman" w:hAnsi="Times New Roman"/>
+          <w:b/>
+          <w:bCs/>
+          <w:sz w:val="52"/>
+          <w:szCs w:val="52"/>
+          <w:lang w:val="en-US"/>
+        </w:rPr>
+        <w:t xml:space="preserve"> </w:t>
       </w:r>
     </w:p>
     <w:p>
@@ -44,6 +70,9 @@
           <w:rFonts w:ascii="Times New Roman" w:hAnsi="Times New Roman"/>
           <w:b/>
           <w:bCs/>
+          <w:sz w:val="52"/>
+          <w:szCs w:val="52"/>
+          <w:lang w:val="en-US"/>
         </w:rPr>
       </w:pPr>
       <w:r>
@@ -51,18 +80,23 @@
           <w:rFonts w:ascii="Times New Roman" w:hAnsi="Times New Roman"/>
           <w:b/>
           <w:bCs/>
-          <w:sz w:val="36"/>
-          <w:szCs w:val="36"/>
-        </w:rPr>
-        <w:t>SEARCHING</w:t>
+          <w:sz w:val="52"/>
+          <w:szCs w:val="52"/>
+          <w:lang w:val="en-US"/>
+        </w:rPr>
+        <w:t>Case Method</w:t>
       </w:r>
     </w:p>
     <w:p>
       <w:pPr>
-        <w:rPr>
-          <w:rFonts w:ascii="Times New Roman" w:hAnsi="Times New Roman"/>
-          <w:b/>
-          <w:bCs/>
+        <w:jc w:val="center"/>
+        <w:rPr>
+          <w:rFonts w:ascii="Times New Roman" w:hAnsi="Times New Roman"/>
+          <w:b/>
+          <w:bCs/>
+          <w:sz w:val="52"/>
+          <w:szCs w:val="52"/>
+          <w:lang w:val="en-US"/>
         </w:rPr>
       </w:pPr>
     </w:p>
@@ -222,6 +256,7 @@
           <w:lang w:val="en-US"/>
         </w:rPr>
       </w:pPr>
+      <w:proofErr w:type="gramStart"/>
       <w:r>
         <w:rPr>
           <w:rFonts w:ascii="Times New Roman" w:hAnsi="Times New Roman"/>
@@ -231,7 +266,67 @@
           <w:szCs w:val="28"/>
           <w:lang w:val="en-US"/>
         </w:rPr>
-        <w:t xml:space="preserve">Nama : Rachmah Nur Chotimah </w:t>
+        <w:t>Nama :</w:t>
+      </w:r>
+      <w:proofErr w:type="gramEnd"/>
+      <w:r>
+        <w:rPr>
+          <w:rFonts w:ascii="Times New Roman" w:hAnsi="Times New Roman"/>
+          <w:b/>
+          <w:bCs/>
+          <w:sz w:val="28"/>
+          <w:szCs w:val="28"/>
+          <w:lang w:val="en-US"/>
+        </w:rPr>
+        <w:t xml:space="preserve"> </w:t>
+      </w:r>
+      <w:proofErr w:type="spellStart"/>
+      <w:r>
+        <w:rPr>
+          <w:rFonts w:ascii="Times New Roman" w:hAnsi="Times New Roman"/>
+          <w:b/>
+          <w:bCs/>
+          <w:sz w:val="28"/>
+          <w:szCs w:val="28"/>
+          <w:lang w:val="en-US"/>
+        </w:rPr>
+        <w:t>Rachmah</w:t>
+      </w:r>
+      <w:proofErr w:type="spellEnd"/>
+      <w:r>
+        <w:rPr>
+          <w:rFonts w:ascii="Times New Roman" w:hAnsi="Times New Roman"/>
+          <w:b/>
+          <w:bCs/>
+          <w:sz w:val="28"/>
+          <w:szCs w:val="28"/>
+          <w:lang w:val="en-US"/>
+        </w:rPr>
+        <w:t xml:space="preserve"> Nur </w:t>
+      </w:r>
+      <w:proofErr w:type="spellStart"/>
+      <w:r>
+        <w:rPr>
+          <w:rFonts w:ascii="Times New Roman" w:hAnsi="Times New Roman"/>
+          <w:b/>
+          <w:bCs/>
+          <w:sz w:val="28"/>
+          <w:szCs w:val="28"/>
+          <w:lang w:val="en-US"/>
+        </w:rPr>
+        <w:t>Chotimah</w:t>
+      </w:r>
+      <w:proofErr w:type="spellEnd"/>
+      <w:r>
+        <w:rPr>
+          <w:rFonts w:ascii="Times New Roman" w:hAnsi="Times New Roman"/>
+          <w:b/>
+          <w:bCs/>
+          <w:sz w:val="28"/>
+          <w:szCs w:val="28"/>
+          <w:lang w:val="en-US"/>
+        </w:rPr>
+        <w:t xml:space="preserve"> </w:t>
       </w:r>
     </w:p>
     <w:p>
@@ -246,6 +341,7 @@
           <w:lang w:val="en-US"/>
         </w:rPr>
       </w:pPr>
+      <w:proofErr w:type="gramStart"/>
       <w:r>
         <w:rPr>
           <w:rFonts w:ascii="Times New Roman" w:hAnsi="Times New Roman"/>
@@ -255,7 +351,19 @@
           <w:szCs w:val="28"/>
           <w:lang w:val="en-US"/>
         </w:rPr>
-        <w:t>NIM : 254107060052</w:t>
+        <w:t>NIM :</w:t>
+      </w:r>
+      <w:proofErr w:type="gramEnd"/>
+      <w:r>
+        <w:rPr>
+          <w:rFonts w:ascii="Times New Roman" w:hAnsi="Times New Roman"/>
+          <w:b/>
+          <w:bCs/>
+          <w:sz w:val="28"/>
+          <w:szCs w:val="28"/>
+          <w:lang w:val="en-US"/>
+        </w:rPr>
+        <w:t xml:space="preserve"> 254107060052</w:t>
       </w:r>
     </w:p>
     <w:p>
@@ -270,6 +378,8 @@
           <w:lang w:val="en-US"/>
         </w:rPr>
       </w:pPr>
+      <w:proofErr w:type="spellStart"/>
+      <w:proofErr w:type="gramStart"/>
       <w:r>
         <w:rPr>
           <w:rFonts w:ascii="Times New Roman" w:hAnsi="Times New Roman"/>
@@ -279,7 +389,31 @@
           <w:szCs w:val="28"/>
           <w:lang w:val="en-US"/>
         </w:rPr>
-        <w:t>Kelas : SIB 1A</w:t>
+        <w:t>Kelas</w:t>
+      </w:r>
+      <w:proofErr w:type="spellEnd"/>
+      <w:r>
+        <w:rPr>
+          <w:rFonts w:ascii="Times New Roman" w:hAnsi="Times New Roman"/>
+          <w:b/>
+          <w:bCs/>
+          <w:sz w:val="28"/>
+          <w:szCs w:val="28"/>
+          <w:lang w:val="en-US"/>
+        </w:rPr>
+        <w:t xml:space="preserve"> :</w:t>
+      </w:r>
+      <w:proofErr w:type="gramEnd"/>
+      <w:r>
+        <w:rPr>
+          <w:rFonts w:ascii="Times New Roman" w:hAnsi="Times New Roman"/>
+          <w:b/>
+          <w:bCs/>
+          <w:sz w:val="28"/>
+          <w:szCs w:val="28"/>
+          <w:lang w:val="en-US"/>
+        </w:rPr>
+        <w:t xml:space="preserve"> SIB 1A</w:t>
       </w:r>
     </w:p>
     <w:p>
@@ -294,6 +428,8 @@
           <w:lang w:val="en-US"/>
         </w:rPr>
       </w:pPr>
+      <w:proofErr w:type="spellStart"/>
+      <w:proofErr w:type="gramStart"/>
       <w:r>
         <w:rPr>
           <w:rFonts w:ascii="Times New Roman" w:hAnsi="Times New Roman"/>
@@ -303,7 +439,20 @@
           <w:szCs w:val="28"/>
           <w:lang w:val="en-US"/>
         </w:rPr>
-        <w:t>No.Absen : 20</w:t>
+        <w:t>No.Absen</w:t>
+      </w:r>
+      <w:proofErr w:type="spellEnd"/>
+      <w:proofErr w:type="gramEnd"/>
+      <w:r>
+        <w:rPr>
+          <w:rFonts w:ascii="Times New Roman" w:hAnsi="Times New Roman"/>
+          <w:b/>
+          <w:bCs/>
+          <w:sz w:val="28"/>
+          <w:szCs w:val="28"/>
+          <w:lang w:val="en-US"/>
+        </w:rPr>
+        <w:t xml:space="preserve"> : 20</w:t>
       </w:r>
     </w:p>
     <w:p>
@@ -365,86 +514,7 @@
         <w:pStyle w:val="ListParagraph"/>
         <w:numPr>
           <w:ilvl w:val="0"/>
-          <w:numId w:val="38"/>
-        </w:numPr>
-        <w:tabs>
-          <w:tab w:val="left" w:pos="1530"/>
-        </w:tabs>
-        <w:ind w:left="1170"/>
-        <w:jc w:val="both"/>
-        <w:rPr>
-          <w:rFonts w:ascii="Times New Roman" w:hAnsi="Times New Roman"/>
-          <w:b/>
-          <w:bCs/>
-          <w:lang w:val="en-US"/>
-        </w:rPr>
-      </w:pPr>
-      <w:r>
-        <w:rPr>
-          <w:rFonts w:ascii="Times New Roman" w:hAnsi="Times New Roman"/>
-          <w:b/>
-          <w:bCs/>
-          <w:lang w:val="en-US"/>
-        </w:rPr>
-        <w:lastRenderedPageBreak/>
-        <w:t>Searching/ Pencarian Menggunakan Algoritma Sequential Search</w:t>
-      </w:r>
-    </w:p>
-    <w:p>
-      <w:pPr>
-        <w:pStyle w:val="ListParagraph"/>
-        <w:numPr>
-          <w:ilvl w:val="0"/>
-          <w:numId w:val="42"/>
-        </w:numPr>
-        <w:tabs>
-          <w:tab w:val="left" w:pos="1530"/>
-        </w:tabs>
-        <w:jc w:val="both"/>
-        <w:rPr>
-          <w:rFonts w:ascii="Times New Roman" w:hAnsi="Times New Roman"/>
-          <w:b/>
-          <w:bCs/>
-          <w:vanish/>
-          <w:lang w:val="en-US"/>
-        </w:rPr>
-      </w:pPr>
-    </w:p>
-    <w:p>
-      <w:pPr>
-        <w:pStyle w:val="ListParagraph"/>
-        <w:numPr>
-          <w:ilvl w:val="0"/>
-          <w:numId w:val="42"/>
-        </w:numPr>
-        <w:tabs>
-          <w:tab w:val="left" w:pos="1890"/>
-        </w:tabs>
-        <w:ind w:left="1530"/>
-        <w:jc w:val="both"/>
-        <w:rPr>
-          <w:rFonts w:ascii="Times New Roman" w:hAnsi="Times New Roman"/>
-          <w:b/>
-          <w:bCs/>
-          <w:lang w:val="en-US"/>
-        </w:rPr>
-      </w:pPr>
-      <w:r>
-        <w:rPr>
-          <w:rFonts w:ascii="Times New Roman" w:hAnsi="Times New Roman"/>
-          <w:b/>
-          <w:bCs/>
-          <w:lang w:val="en-US"/>
-        </w:rPr>
-        <w:t>Pertayaan</w:t>
-      </w:r>
-    </w:p>
-    <w:p>
-      <w:pPr>
-        <w:pStyle w:val="ListParagraph"/>
-        <w:numPr>
-          <w:ilvl w:val="0"/>
-          <w:numId w:val="43"/>
+          <w:numId w:val="49"/>
         </w:numPr>
         <w:tabs>
           <w:tab w:val="left" w:pos="1890"/>
@@ -452,154 +522,27 @@
         <w:jc w:val="both"/>
         <w:rPr>
           <w:rFonts w:ascii="Times New Roman" w:hAnsi="Times New Roman"/>
+          <w:b/>
+          <w:bCs/>
           <w:lang w:val="en-US"/>
         </w:rPr>
       </w:pPr>
       <w:r>
         <w:rPr>
           <w:rFonts w:ascii="Times New Roman" w:hAnsi="Times New Roman"/>
+          <w:b/>
+          <w:bCs/>
           <w:lang w:val="en-US"/>
         </w:rPr>
-        <w:t xml:space="preserve">Jelaskan perbedaan metod tampilDataSearch dan tampilPosisi pada class MahasiswaBerprestasi! </w:t>
+        <w:t>Code Program</w:t>
       </w:r>
     </w:p>
     <w:p>
       <w:pPr>
         <w:pStyle w:val="ListParagraph"/>
-        <w:tabs>
-          <w:tab w:val="left" w:pos="1890"/>
-        </w:tabs>
-        <w:ind w:left="2250"/>
-        <w:jc w:val="both"/>
-        <w:rPr>
-          <w:rFonts w:ascii="Times New Roman" w:hAnsi="Times New Roman"/>
-          <w:lang w:val="en-US"/>
-        </w:rPr>
-      </w:pPr>
-      <w:r>
-        <w:rPr>
-          <w:rFonts w:ascii="Times New Roman" w:hAnsi="Times New Roman"/>
-          <w:lang w:val="en-US"/>
-        </w:rPr>
-        <w:t>Jawab:</w:t>
-      </w:r>
-    </w:p>
-    <w:p>
-      <w:pPr>
-        <w:pStyle w:val="ListParagraph"/>
         <w:numPr>
           <w:ilvl w:val="0"/>
-          <w:numId w:val="44"/>
-        </w:numPr>
-        <w:tabs>
-          <w:tab w:val="left" w:pos="1890"/>
-        </w:tabs>
-        <w:ind w:left="2610"/>
-        <w:jc w:val="both"/>
-        <w:rPr>
-          <w:rFonts w:ascii="Times New Roman" w:hAnsi="Times New Roman"/>
-        </w:rPr>
-      </w:pPr>
-      <w:r>
-        <w:rPr>
-          <w:rFonts w:ascii="Times New Roman" w:hAnsi="Times New Roman"/>
-          <w:b/>
-          <w:bCs/>
-        </w:rPr>
-        <w:t>tampilPosisi</w:t>
-      </w:r>
-      <w:r>
-        <w:rPr>
-          <w:rFonts w:ascii="Times New Roman" w:hAnsi="Times New Roman"/>
-        </w:rPr>
-        <w:t xml:space="preserve">: Berfungsi untuk menampilkan informasi keberadaan data (apakah ditemukan atau tidak) beserta </w:t>
-      </w:r>
-      <w:r>
-        <w:rPr>
-          <w:rFonts w:ascii="Times New Roman" w:hAnsi="Times New Roman"/>
-          <w:b/>
-          <w:bCs/>
-        </w:rPr>
-        <w:t>indeks</w:t>
-      </w:r>
-      <w:r>
-        <w:rPr>
-          <w:rFonts w:ascii="Times New Roman" w:hAnsi="Times New Roman"/>
-        </w:rPr>
-        <w:t xml:space="preserve"> posisinya di dalam array</w:t>
-      </w:r>
-      <w:r>
-        <w:rPr>
-          <w:rFonts w:ascii="Times New Roman" w:hAnsi="Times New Roman"/>
-        </w:rPr>
-        <w:t>.</w:t>
-      </w:r>
-    </w:p>
-    <w:p>
-      <w:pPr>
-        <w:pStyle w:val="ListParagraph"/>
-        <w:numPr>
-          <w:ilvl w:val="0"/>
-          <w:numId w:val="44"/>
-        </w:numPr>
-        <w:tabs>
-          <w:tab w:val="left" w:pos="1890"/>
-        </w:tabs>
-        <w:ind w:left="2610" w:hanging="270"/>
-        <w:jc w:val="both"/>
-        <w:rPr>
-          <w:rFonts w:ascii="Times New Roman" w:hAnsi="Times New Roman"/>
-        </w:rPr>
-      </w:pPr>
-      <w:r>
-        <w:rPr>
-          <w:rFonts w:ascii="Times New Roman" w:hAnsi="Times New Roman"/>
-          <w:b/>
-          <w:bCs/>
-        </w:rPr>
-        <w:t>tampilDataSearch</w:t>
-      </w:r>
-      <w:r>
-        <w:rPr>
-          <w:rFonts w:ascii="Times New Roman" w:hAnsi="Times New Roman"/>
-        </w:rPr>
-        <w:t xml:space="preserve">: Berfungsi untuk menampilkan </w:t>
-      </w:r>
-      <w:r>
-        <w:rPr>
-          <w:rFonts w:ascii="Times New Roman" w:hAnsi="Times New Roman"/>
-          <w:b/>
-          <w:bCs/>
-        </w:rPr>
-        <w:t>seluruh detail atribut</w:t>
-      </w:r>
-      <w:r>
-        <w:rPr>
-          <w:rFonts w:ascii="Times New Roman" w:hAnsi="Times New Roman"/>
-        </w:rPr>
-        <w:t xml:space="preserve"> objek mahasiswa (NIM, Nama, Kelas, IPK) yang datanya sesuai dengan kriteria pencarian.</w:t>
-      </w:r>
-    </w:p>
-    <w:p>
-      <w:pPr>
-        <w:pStyle w:val="ListParagraph"/>
-        <w:tabs>
-          <w:tab w:val="left" w:pos="1890"/>
-        </w:tabs>
-        <w:ind w:left="2250"/>
-        <w:jc w:val="both"/>
-        <w:rPr>
-          <w:rFonts w:ascii="Times New Roman" w:hAnsi="Times New Roman"/>
-          <w:lang w:val="en-US"/>
-        </w:rPr>
-      </w:pPr>
-    </w:p>
-    <w:p>
-      <w:pPr>
-        <w:pStyle w:val="ListParagraph"/>
-        <w:numPr>
-          <w:ilvl w:val="0"/>
-          <w:numId w:val="43"/>
+          <w:numId w:val="50"/>
         </w:numPr>
         <w:tabs>
           <w:tab w:val="left" w:pos="1890"/>
@@ -607,16 +550,31 @@
         <w:jc w:val="both"/>
         <w:rPr>
           <w:rFonts w:ascii="Times New Roman" w:hAnsi="Times New Roman"/>
+          <w:b/>
+          <w:bCs/>
           <w:lang w:val="en-US"/>
         </w:rPr>
       </w:pPr>
       <w:r>
         <w:rPr>
           <w:rFonts w:ascii="Times New Roman" w:hAnsi="Times New Roman"/>
+          <w:b/>
+          <w:bCs/>
           <w:lang w:val="en-US"/>
         </w:rPr>
-        <w:t>Jelaskan fungsi break pada kode program di bawah ini!</w:t>
+        <w:t xml:space="preserve">Class </w:t>
       </w:r>
+      <w:proofErr w:type="spellStart"/>
+      <w:r>
+        <w:rPr>
+          <w:rFonts w:ascii="Times New Roman" w:hAnsi="Times New Roman"/>
+          <w:b/>
+          <w:bCs/>
+          <w:lang w:val="en-US"/>
+        </w:rPr>
+        <w:t>Buku</w:t>
+      </w:r>
+      <w:proofErr w:type="spellEnd"/>
     </w:p>
     <w:p>
       <w:pPr>
@@ -624,23 +582,27 @@
         <w:tabs>
           <w:tab w:val="left" w:pos="1890"/>
         </w:tabs>
-        <w:ind w:left="2250"/>
+        <w:ind w:left="1080"/>
         <w:jc w:val="both"/>
         <w:rPr>
           <w:rFonts w:ascii="Times New Roman" w:hAnsi="Times New Roman"/>
+          <w:b/>
+          <w:bCs/>
           <w:lang w:val="en-US"/>
         </w:rPr>
       </w:pPr>
       <w:r>
         <w:rPr>
           <w:rFonts w:ascii="Times New Roman" w:hAnsi="Times New Roman"/>
+          <w:b/>
+          <w:bCs/>
           <w:lang w:val="en-US"/>
         </w:rPr>
         <w:drawing>
-          <wp:inline distT="0" distB="0" distL="0" distR="0" wp14:anchorId="60EF1997" wp14:editId="33E9BB32">
-            <wp:extent cx="4274288" cy="730576"/>
+          <wp:inline distT="0" distB="0" distL="0" distR="0" wp14:anchorId="3CB9B631" wp14:editId="7ED523DA">
+            <wp:extent cx="5090967" cy="2270235"/>
             <wp:effectExtent l="0" t="0" r="0" b="0"/>
-            <wp:docPr id="2001093223" name="Picture 1"/>
+            <wp:docPr id="1424605743" name="Picture 1"/>
             <wp:cNvGraphicFramePr>
               <a:graphicFrameLocks xmlns:a="http://schemas.openxmlformats.org/drawingml/2006/main" noChangeAspect="1"/>
             </wp:cNvGraphicFramePr>
@@ -648,7 +610,7 @@
               <a:graphicData uri="http://schemas.openxmlformats.org/drawingml/2006/picture">
                 <pic:pic xmlns:pic="http://schemas.openxmlformats.org/drawingml/2006/picture">
                   <pic:nvPicPr>
-                    <pic:cNvPr id="2001093223" name=""/>
+                    <pic:cNvPr id="1424605743" name=""/>
                     <pic:cNvPicPr/>
                   </pic:nvPicPr>
                   <pic:blipFill>
@@ -660,7 +622,7 @@
                   <pic:spPr>
                     <a:xfrm>
                       <a:off x="0" y="0"/>
-                      <a:ext cx="4289395" cy="733158"/>
+                      <a:ext cx="5127707" cy="2286619"/>
                     </a:xfrm>
                     <a:prstGeom prst="rect">
                       <a:avLst/>
@@ -676,89 +638,9 @@
     <w:p>
       <w:pPr>
         <w:pStyle w:val="ListParagraph"/>
-        <w:tabs>
-          <w:tab w:val="left" w:pos="1890"/>
-        </w:tabs>
-        <w:ind w:left="2250"/>
-        <w:jc w:val="both"/>
-        <w:rPr>
-          <w:rFonts w:ascii="Times New Roman" w:hAnsi="Times New Roman"/>
-          <w:lang w:val="en-US"/>
-        </w:rPr>
-      </w:pPr>
-      <w:r>
-        <w:rPr>
-          <w:rFonts w:ascii="Times New Roman" w:hAnsi="Times New Roman"/>
-          <w:lang w:val="en-US"/>
-        </w:rPr>
-        <w:t>Jawab:</w:t>
-      </w:r>
-    </w:p>
-    <w:p>
-      <w:pPr>
-        <w:pStyle w:val="ListParagraph"/>
-        <w:tabs>
-          <w:tab w:val="left" w:pos="1890"/>
-        </w:tabs>
-        <w:ind w:left="2250"/>
-        <w:jc w:val="both"/>
-        <w:rPr>
-          <w:rFonts w:ascii="Times New Roman" w:hAnsi="Times New Roman"/>
-        </w:rPr>
-      </w:pPr>
-      <w:r>
-        <w:rPr>
-          <w:rFonts w:ascii="Times New Roman" w:hAnsi="Times New Roman"/>
-        </w:rPr>
-        <w:t xml:space="preserve">Fungsi break adalah untuk </w:t>
-      </w:r>
-      <w:r>
-        <w:rPr>
-          <w:rFonts w:ascii="Times New Roman" w:hAnsi="Times New Roman"/>
-          <w:b/>
-          <w:bCs/>
-        </w:rPr>
-        <w:t>menghentikan paksa perulangan</w:t>
-      </w:r>
-      <w:r>
-        <w:rPr>
-          <w:rFonts w:ascii="Times New Roman" w:hAnsi="Times New Roman"/>
-        </w:rPr>
-        <w:t xml:space="preserve"> sesaat setelah data yang dicari ditemukan. Hal ini dilakukan </w:t>
-      </w:r>
-      <w:r>
-        <w:rPr>
-          <w:rFonts w:ascii="Times New Roman" w:hAnsi="Times New Roman"/>
-        </w:rPr>
-        <w:t xml:space="preserve">agar </w:t>
-      </w:r>
-      <w:r>
-        <w:rPr>
-          <w:rFonts w:ascii="Times New Roman" w:hAnsi="Times New Roman"/>
-        </w:rPr>
-        <w:t>program tidak perlu mengecek sisa elemen array lainnya jika target sudah didapatkan</w:t>
-      </w:r>
-    </w:p>
-    <w:p>
-      <w:pPr>
-        <w:pStyle w:val="ListParagraph"/>
-        <w:tabs>
-          <w:tab w:val="left" w:pos="1890"/>
-        </w:tabs>
-        <w:ind w:left="2250"/>
-        <w:jc w:val="both"/>
-        <w:rPr>
-          <w:rFonts w:ascii="Times New Roman" w:hAnsi="Times New Roman"/>
-          <w:lang w:val="en-US"/>
-        </w:rPr>
-      </w:pPr>
-    </w:p>
-    <w:p>
-      <w:pPr>
-        <w:pStyle w:val="ListParagraph"/>
         <w:numPr>
           <w:ilvl w:val="0"/>
-          <w:numId w:val="43"/>
+          <w:numId w:val="50"/>
         </w:numPr>
         <w:tabs>
           <w:tab w:val="left" w:pos="1890"/>
@@ -766,337 +648,35 @@
         <w:jc w:val="both"/>
         <w:rPr>
           <w:rFonts w:ascii="Times New Roman" w:hAnsi="Times New Roman"/>
+          <w:b/>
+          <w:bCs/>
           <w:lang w:val="en-US"/>
         </w:rPr>
       </w:pPr>
       <w:r>
         <w:rPr>
           <w:rFonts w:ascii="Times New Roman" w:hAnsi="Times New Roman"/>
+          <w:b/>
+          <w:bCs/>
           <w:lang w:val="en-US"/>
         </w:rPr>
-        <w:t xml:space="preserve"> Apa fungsi variabel pos atau indeks hasil pencarian dalam program sequential search? </w:t>
+        <w:t xml:space="preserve">Class </w:t>
       </w:r>
+      <w:proofErr w:type="spellStart"/>
+      <w:r>
+        <w:rPr>
+          <w:rFonts w:ascii="Times New Roman" w:hAnsi="Times New Roman"/>
+          <w:b/>
+          <w:bCs/>
+          <w:lang w:val="en-US"/>
+        </w:rPr>
+        <w:t>Mahasiswa</w:t>
+      </w:r>
+      <w:proofErr w:type="spellEnd"/>
     </w:p>
     <w:p>
       <w:pPr>
         <w:pStyle w:val="ListParagraph"/>
-        <w:tabs>
-          <w:tab w:val="left" w:pos="1890"/>
-        </w:tabs>
-        <w:ind w:left="2250"/>
-        <w:jc w:val="both"/>
-        <w:rPr>
-          <w:rFonts w:ascii="Times New Roman" w:hAnsi="Times New Roman"/>
-          <w:lang w:val="en-US"/>
-        </w:rPr>
-      </w:pPr>
-      <w:r>
-        <w:rPr>
-          <w:rFonts w:ascii="Times New Roman" w:hAnsi="Times New Roman"/>
-          <w:lang w:val="en-US"/>
-        </w:rPr>
-        <w:t>Jawab:</w:t>
-      </w:r>
-    </w:p>
-    <w:p>
-      <w:pPr>
-        <w:pStyle w:val="ListParagraph"/>
-        <w:tabs>
-          <w:tab w:val="left" w:pos="1890"/>
-        </w:tabs>
-        <w:ind w:left="2250"/>
-        <w:jc w:val="both"/>
-        <w:rPr>
-          <w:rFonts w:ascii="Times New Roman" w:hAnsi="Times New Roman"/>
-        </w:rPr>
-      </w:pPr>
-      <w:r>
-        <w:rPr>
-          <w:rFonts w:ascii="Times New Roman" w:hAnsi="Times New Roman"/>
-        </w:rPr>
-        <w:t xml:space="preserve">Variabel ini berfungsi sebagai </w:t>
-      </w:r>
-      <w:r>
-        <w:rPr>
-          <w:rFonts w:ascii="Times New Roman" w:hAnsi="Times New Roman"/>
-          <w:b/>
-          <w:bCs/>
-        </w:rPr>
-        <w:t>penanda lokasi</w:t>
-      </w:r>
-      <w:r>
-        <w:rPr>
-          <w:rFonts w:ascii="Times New Roman" w:hAnsi="Times New Roman"/>
-        </w:rPr>
-        <w:t xml:space="preserve"> data di dalam array. Jika bernilai selain -1, maka variabel ini digunakan sebagai acuan untuk mengakses objek mahasiswa pada indeks tersebut </w:t>
-      </w:r>
-      <w:r>
-        <w:rPr>
-          <w:rFonts w:ascii="Times New Roman" w:hAnsi="Times New Roman"/>
-        </w:rPr>
-        <w:t xml:space="preserve">agar </w:t>
-      </w:r>
-      <w:r>
-        <w:rPr>
-          <w:rFonts w:ascii="Times New Roman" w:hAnsi="Times New Roman"/>
-        </w:rPr>
-        <w:t>ditampilkan detailnya</w:t>
-      </w:r>
-      <w:r>
-        <w:rPr>
-          <w:rFonts w:ascii="Times New Roman" w:hAnsi="Times New Roman"/>
-        </w:rPr>
-        <w:t>.</w:t>
-      </w:r>
-    </w:p>
-    <w:p>
-      <w:pPr>
-        <w:pStyle w:val="ListParagraph"/>
-        <w:tabs>
-          <w:tab w:val="left" w:pos="1890"/>
-        </w:tabs>
-        <w:ind w:left="2250"/>
-        <w:jc w:val="both"/>
-        <w:rPr>
-          <w:rFonts w:ascii="Times New Roman" w:hAnsi="Times New Roman"/>
-          <w:lang w:val="en-US"/>
-        </w:rPr>
-      </w:pPr>
-    </w:p>
-    <w:p>
-      <w:pPr>
-        <w:pStyle w:val="ListParagraph"/>
-        <w:numPr>
-          <w:ilvl w:val="0"/>
-          <w:numId w:val="43"/>
-        </w:numPr>
-        <w:tabs>
-          <w:tab w:val="left" w:pos="1890"/>
-        </w:tabs>
-        <w:jc w:val="both"/>
-        <w:rPr>
-          <w:rFonts w:ascii="Times New Roman" w:hAnsi="Times New Roman"/>
-          <w:lang w:val="en-US"/>
-        </w:rPr>
-      </w:pPr>
-      <w:r>
-        <w:rPr>
-          <w:rFonts w:ascii="Times New Roman" w:hAnsi="Times New Roman"/>
-          <w:lang w:val="en-US"/>
-        </w:rPr>
-        <w:t xml:space="preserve">Jika terdapat lebih dari satu data dengan nilai yang sama, hasil pencarian sequential search yang dibuat di atas akan menampilkan data ke berapa? Jelaskan. </w:t>
-      </w:r>
-    </w:p>
-    <w:p>
-      <w:pPr>
-        <w:pStyle w:val="ListParagraph"/>
-        <w:tabs>
-          <w:tab w:val="left" w:pos="1890"/>
-        </w:tabs>
-        <w:ind w:left="2250"/>
-        <w:jc w:val="both"/>
-        <w:rPr>
-          <w:rFonts w:ascii="Times New Roman" w:hAnsi="Times New Roman"/>
-          <w:lang w:val="en-US"/>
-        </w:rPr>
-      </w:pPr>
-      <w:r>
-        <w:rPr>
-          <w:rFonts w:ascii="Times New Roman" w:hAnsi="Times New Roman"/>
-          <w:lang w:val="en-US"/>
-        </w:rPr>
-        <w:t>Jawab:</w:t>
-      </w:r>
-    </w:p>
-    <w:p>
-      <w:pPr>
-        <w:pStyle w:val="ListParagraph"/>
-        <w:tabs>
-          <w:tab w:val="left" w:pos="1890"/>
-        </w:tabs>
-        <w:ind w:left="2250"/>
-        <w:jc w:val="both"/>
-        <w:rPr>
-          <w:rFonts w:ascii="Times New Roman" w:hAnsi="Times New Roman"/>
-        </w:rPr>
-      </w:pPr>
-      <w:r>
-        <w:rPr>
-          <w:rFonts w:ascii="Times New Roman" w:hAnsi="Times New Roman"/>
-        </w:rPr>
-        <w:t xml:space="preserve">Program akan menampilkan data yang </w:t>
-      </w:r>
-      <w:r>
-        <w:rPr>
-          <w:rFonts w:ascii="Times New Roman" w:hAnsi="Times New Roman"/>
-          <w:b/>
-          <w:bCs/>
-        </w:rPr>
-        <w:t>paling pertama ditemukan</w:t>
-      </w:r>
-      <w:r>
-        <w:rPr>
-          <w:rFonts w:ascii="Times New Roman" w:hAnsi="Times New Roman"/>
-        </w:rPr>
-        <w:t xml:space="preserve"> (indeks terkecil)</w:t>
-      </w:r>
-      <w:r>
-        <w:rPr>
-          <w:rFonts w:ascii="Times New Roman" w:hAnsi="Times New Roman"/>
-        </w:rPr>
-        <w:t>.</w:t>
-      </w:r>
-      <w:r>
-        <w:rPr>
-          <w:rFonts w:ascii="Times New Roman" w:hAnsi="Times New Roman"/>
-        </w:rPr>
-        <w:t xml:space="preserve"> Ini karena</w:t>
-      </w:r>
-      <w:r>
-        <w:rPr>
-          <w:rFonts w:ascii="Times New Roman" w:hAnsi="Times New Roman"/>
-        </w:rPr>
-        <w:t xml:space="preserve"> adanya perintah break yang langsung menghentikan pencarian setelah kecocokan pertama terjadi</w:t>
-      </w:r>
-      <w:r>
-        <w:rPr>
-          <w:rFonts w:ascii="Times New Roman" w:hAnsi="Times New Roman"/>
-        </w:rPr>
-        <w:t>.</w:t>
-      </w:r>
-    </w:p>
-    <w:p>
-      <w:pPr>
-        <w:pStyle w:val="ListParagraph"/>
-        <w:tabs>
-          <w:tab w:val="left" w:pos="1890"/>
-        </w:tabs>
-        <w:ind w:left="2250"/>
-        <w:jc w:val="both"/>
-        <w:rPr>
-          <w:rFonts w:ascii="Times New Roman" w:hAnsi="Times New Roman"/>
-          <w:lang w:val="en-US"/>
-        </w:rPr>
-      </w:pPr>
-    </w:p>
-    <w:p>
-      <w:pPr>
-        <w:pStyle w:val="ListParagraph"/>
-        <w:numPr>
-          <w:ilvl w:val="0"/>
-          <w:numId w:val="43"/>
-        </w:numPr>
-        <w:tabs>
-          <w:tab w:val="left" w:pos="1890"/>
-        </w:tabs>
-        <w:jc w:val="both"/>
-        <w:rPr>
-          <w:rFonts w:ascii="Times New Roman" w:hAnsi="Times New Roman"/>
-          <w:lang w:val="en-US"/>
-        </w:rPr>
-      </w:pPr>
-      <w:r>
-        <w:rPr>
-          <w:rFonts w:ascii="Times New Roman" w:hAnsi="Times New Roman"/>
-          <w:lang w:val="en-US"/>
-        </w:rPr>
-        <w:t>Berkaitan dengan pertanyaan nomor 2 di atas, apa yang terjadi jika perintah break dihapus dari kode di atas?</w:t>
-      </w:r>
-    </w:p>
-    <w:p>
-      <w:pPr>
-        <w:pStyle w:val="ListParagraph"/>
-        <w:tabs>
-          <w:tab w:val="left" w:pos="1890"/>
-        </w:tabs>
-        <w:ind w:left="2250"/>
-        <w:jc w:val="both"/>
-        <w:rPr>
-          <w:rFonts w:ascii="Times New Roman" w:hAnsi="Times New Roman"/>
-          <w:lang w:val="en-US"/>
-        </w:rPr>
-      </w:pPr>
-      <w:r>
-        <w:rPr>
-          <w:rFonts w:ascii="Times New Roman" w:hAnsi="Times New Roman"/>
-          <w:lang w:val="en-US"/>
-        </w:rPr>
-        <w:t>Jawab:</w:t>
-      </w:r>
-    </w:p>
-    <w:p>
-      <w:pPr>
-        <w:pStyle w:val="ListParagraph"/>
-        <w:tabs>
-          <w:tab w:val="left" w:pos="1890"/>
-        </w:tabs>
-        <w:ind w:left="2250"/>
-        <w:jc w:val="both"/>
-        <w:rPr>
-          <w:rFonts w:ascii="Times New Roman" w:hAnsi="Times New Roman"/>
-        </w:rPr>
-      </w:pPr>
-      <w:r>
-        <w:rPr>
-          <w:rFonts w:ascii="Times New Roman" w:hAnsi="Times New Roman"/>
-        </w:rPr>
-        <w:t xml:space="preserve">Program akan terus melakukan perulangan sampai elemen terakhir. Jika ada data ganda, variabel posisi akan terus diperbarui, sehingga </w:t>
-      </w:r>
-      <w:r>
-        <w:rPr>
-          <w:rFonts w:ascii="Times New Roman" w:hAnsi="Times New Roman"/>
-        </w:rPr>
-        <w:lastRenderedPageBreak/>
-        <w:t xml:space="preserve">hasil akhirnya akan menampilkan </w:t>
-      </w:r>
-      <w:r>
-        <w:rPr>
-          <w:rFonts w:ascii="Times New Roman" w:hAnsi="Times New Roman"/>
-          <w:b/>
-          <w:bCs/>
-        </w:rPr>
-        <w:t>data yang terakhir ditemukan</w:t>
-      </w:r>
-      <w:r>
-        <w:rPr>
-          <w:rFonts w:ascii="Times New Roman" w:hAnsi="Times New Roman"/>
-        </w:rPr>
-        <w:t xml:space="preserve"> (indeks terbesar).</w:t>
-      </w:r>
-    </w:p>
-    <w:p>
-      <w:pPr>
-        <w:pStyle w:val="ListParagraph"/>
-        <w:tabs>
-          <w:tab w:val="left" w:pos="1890"/>
-        </w:tabs>
-        <w:ind w:left="2250"/>
-        <w:jc w:val="both"/>
-        <w:rPr>
-          <w:rFonts w:ascii="Times New Roman" w:hAnsi="Times New Roman"/>
-        </w:rPr>
-      </w:pPr>
-    </w:p>
-    <w:p>
-      <w:pPr>
-        <w:pStyle w:val="ListParagraph"/>
-        <w:tabs>
-          <w:tab w:val="left" w:pos="1890"/>
-        </w:tabs>
-        <w:ind w:left="2250"/>
-        <w:jc w:val="both"/>
-        <w:rPr>
-          <w:rFonts w:ascii="Times New Roman" w:hAnsi="Times New Roman"/>
-        </w:rPr>
-      </w:pPr>
-    </w:p>
-    <w:p>
-      <w:pPr>
-        <w:pStyle w:val="ListParagraph"/>
-        <w:numPr>
-          <w:ilvl w:val="0"/>
-          <w:numId w:val="38"/>
-        </w:numPr>
         <w:tabs>
           <w:tab w:val="left" w:pos="1890"/>
         </w:tabs>
@@ -1116,885 +696,11 @@
           <w:bCs/>
           <w:lang w:val="en-US"/>
         </w:rPr>
-        <w:t>Searching/ Pencarian Menggunakan Algoritma Binary Search</w:t>
-      </w:r>
-    </w:p>
-    <w:p>
-      <w:pPr>
-        <w:pStyle w:val="ListParagraph"/>
-        <w:numPr>
-          <w:ilvl w:val="0"/>
-          <w:numId w:val="46"/>
-        </w:numPr>
-        <w:tabs>
-          <w:tab w:val="left" w:pos="1890"/>
-        </w:tabs>
-        <w:jc w:val="both"/>
-        <w:rPr>
-          <w:rFonts w:ascii="Times New Roman" w:hAnsi="Times New Roman"/>
-          <w:b/>
-          <w:bCs/>
-          <w:vanish/>
-          <w:lang w:val="en-US"/>
-        </w:rPr>
-      </w:pPr>
-    </w:p>
-    <w:p>
-      <w:pPr>
-        <w:pStyle w:val="ListParagraph"/>
-        <w:numPr>
-          <w:ilvl w:val="0"/>
-          <w:numId w:val="46"/>
-        </w:numPr>
-        <w:tabs>
-          <w:tab w:val="left" w:pos="1800"/>
-          <w:tab w:val="left" w:pos="1890"/>
-        </w:tabs>
-        <w:ind w:left="1440"/>
-        <w:jc w:val="both"/>
-        <w:rPr>
-          <w:rFonts w:ascii="Times New Roman" w:hAnsi="Times New Roman"/>
-          <w:b/>
-          <w:bCs/>
-          <w:lang w:val="en-US"/>
-        </w:rPr>
-      </w:pPr>
-      <w:r>
-        <w:rPr>
-          <w:rFonts w:ascii="Times New Roman" w:hAnsi="Times New Roman"/>
-          <w:b/>
-          <w:bCs/>
-          <w:lang w:val="en-US"/>
-        </w:rPr>
-        <w:t>Pertanyaan</w:t>
-      </w:r>
-    </w:p>
-    <w:p>
-      <w:pPr>
-        <w:pStyle w:val="ListParagraph"/>
-        <w:numPr>
-          <w:ilvl w:val="0"/>
-          <w:numId w:val="47"/>
-        </w:numPr>
-        <w:tabs>
-          <w:tab w:val="left" w:pos="1800"/>
-          <w:tab w:val="left" w:pos="1890"/>
-        </w:tabs>
-        <w:jc w:val="both"/>
-        <w:rPr>
-          <w:rFonts w:ascii="Times New Roman" w:hAnsi="Times New Roman"/>
-          <w:lang w:val="en-US"/>
-        </w:rPr>
-      </w:pPr>
-      <w:r>
-        <w:rPr>
-          <w:rFonts w:ascii="Times New Roman" w:hAnsi="Times New Roman"/>
-          <w:lang w:val="en-US"/>
-        </w:rPr>
-        <w:t xml:space="preserve">Tunjukkan pada kode program yang mana proses divide dijalankan! </w:t>
-      </w:r>
-    </w:p>
-    <w:p>
-      <w:pPr>
-        <w:pStyle w:val="ListParagraph"/>
-        <w:tabs>
-          <w:tab w:val="left" w:pos="1800"/>
-          <w:tab w:val="left" w:pos="1890"/>
-        </w:tabs>
-        <w:ind w:left="2250"/>
-        <w:jc w:val="both"/>
-        <w:rPr>
-          <w:rFonts w:ascii="Times New Roman" w:hAnsi="Times New Roman"/>
-          <w:lang w:val="en-US"/>
-        </w:rPr>
-      </w:pPr>
-      <w:r>
-        <w:rPr>
-          <w:rFonts w:ascii="Times New Roman" w:hAnsi="Times New Roman"/>
-          <w:lang w:val="en-US"/>
-        </w:rPr>
-        <w:t>Jawab:</w:t>
-      </w:r>
-    </w:p>
-    <w:p>
-      <w:pPr>
-        <w:pStyle w:val="ListParagraph"/>
-        <w:tabs>
-          <w:tab w:val="left" w:pos="1800"/>
-          <w:tab w:val="left" w:pos="1890"/>
-        </w:tabs>
-        <w:ind w:left="2250"/>
-        <w:jc w:val="both"/>
-        <w:rPr>
-          <w:rFonts w:ascii="Times New Roman" w:hAnsi="Times New Roman"/>
-        </w:rPr>
-      </w:pPr>
-      <w:r>
-        <w:rPr>
-          <w:rFonts w:ascii="Times New Roman" w:hAnsi="Times New Roman"/>
-        </w:rPr>
-        <w:t>Terjadi pada baris: mid = (left + right) / 2;.Di sini, rentang pencarian dibagi menjadi dua bagian berdasarkan titik tengah.</w:t>
-      </w:r>
-    </w:p>
-    <w:p>
-      <w:pPr>
-        <w:pStyle w:val="ListParagraph"/>
-        <w:tabs>
-          <w:tab w:val="left" w:pos="1800"/>
-          <w:tab w:val="left" w:pos="1890"/>
-        </w:tabs>
-        <w:ind w:left="2250"/>
-        <w:jc w:val="both"/>
-        <w:rPr>
-          <w:rFonts w:ascii="Times New Roman" w:hAnsi="Times New Roman"/>
-          <w:lang w:val="en-US"/>
-        </w:rPr>
-      </w:pPr>
-    </w:p>
-    <w:p>
-      <w:pPr>
-        <w:pStyle w:val="ListParagraph"/>
-        <w:numPr>
-          <w:ilvl w:val="0"/>
-          <w:numId w:val="47"/>
-        </w:numPr>
-        <w:tabs>
-          <w:tab w:val="left" w:pos="1800"/>
-          <w:tab w:val="left" w:pos="1890"/>
-        </w:tabs>
-        <w:jc w:val="both"/>
-        <w:rPr>
-          <w:rFonts w:ascii="Times New Roman" w:hAnsi="Times New Roman"/>
-          <w:lang w:val="en-US"/>
-        </w:rPr>
-      </w:pPr>
-      <w:r>
-        <w:rPr>
-          <w:rFonts w:ascii="Times New Roman" w:hAnsi="Times New Roman"/>
-          <w:lang w:val="en-US"/>
-        </w:rPr>
-        <w:t xml:space="preserve">Tunjukkan pada kode program yang mana proses conquer dijalankan! </w:t>
-      </w:r>
-    </w:p>
-    <w:p>
-      <w:pPr>
-        <w:pStyle w:val="ListParagraph"/>
-        <w:tabs>
-          <w:tab w:val="left" w:pos="1800"/>
-          <w:tab w:val="left" w:pos="1890"/>
-        </w:tabs>
-        <w:ind w:left="2250"/>
-        <w:jc w:val="both"/>
-        <w:rPr>
-          <w:rFonts w:ascii="Times New Roman" w:hAnsi="Times New Roman"/>
-          <w:lang w:val="en-US"/>
-        </w:rPr>
-      </w:pPr>
-      <w:r>
-        <w:rPr>
-          <w:rFonts w:ascii="Times New Roman" w:hAnsi="Times New Roman"/>
-          <w:lang w:val="en-US"/>
-        </w:rPr>
-        <w:t>Jawab:</w:t>
-      </w:r>
-    </w:p>
-    <w:p>
-      <w:pPr>
-        <w:pStyle w:val="ListParagraph"/>
-        <w:tabs>
-          <w:tab w:val="left" w:pos="1800"/>
-          <w:tab w:val="left" w:pos="1890"/>
-        </w:tabs>
-        <w:ind w:left="2250"/>
-        <w:jc w:val="both"/>
-        <w:rPr>
-          <w:rFonts w:ascii="Times New Roman" w:hAnsi="Times New Roman"/>
-        </w:rPr>
-      </w:pPr>
-      <w:r>
-        <w:rPr>
-          <w:rFonts w:ascii="Times New Roman" w:hAnsi="Times New Roman"/>
-        </w:rPr>
-        <w:t>Terjadi saat pemanggilan rekursif: return findBinarySearch(cari, left, mid - 1); atau return findBinarySearch(cari, mid + 1, right);. Di sini, program "menyerang" salah satu bagian array yang sudah diperkecil.</w:t>
-      </w:r>
-    </w:p>
-    <w:p>
-      <w:pPr>
-        <w:pStyle w:val="ListParagraph"/>
-        <w:tabs>
-          <w:tab w:val="left" w:pos="1800"/>
-          <w:tab w:val="left" w:pos="1890"/>
-        </w:tabs>
-        <w:ind w:left="2250"/>
-        <w:jc w:val="both"/>
-        <w:rPr>
-          <w:rFonts w:ascii="Times New Roman" w:hAnsi="Times New Roman"/>
-          <w:lang w:val="en-US"/>
-        </w:rPr>
-      </w:pPr>
-    </w:p>
-    <w:p>
-      <w:pPr>
-        <w:pStyle w:val="ListParagraph"/>
-        <w:numPr>
-          <w:ilvl w:val="0"/>
-          <w:numId w:val="47"/>
-        </w:numPr>
-        <w:tabs>
-          <w:tab w:val="left" w:pos="1800"/>
-          <w:tab w:val="left" w:pos="1890"/>
-        </w:tabs>
-        <w:jc w:val="both"/>
-        <w:rPr>
-          <w:rFonts w:ascii="Times New Roman" w:hAnsi="Times New Roman"/>
-          <w:lang w:val="en-US"/>
-        </w:rPr>
-      </w:pPr>
-      <w:r>
-        <w:rPr>
-          <w:rFonts w:ascii="Times New Roman" w:hAnsi="Times New Roman"/>
-          <w:lang w:val="en-US"/>
-        </w:rPr>
-        <w:t xml:space="preserve">Apa fungsi left, right, dan mid? </w:t>
-      </w:r>
-    </w:p>
-    <w:p>
-      <w:pPr>
-        <w:pStyle w:val="ListParagraph"/>
-        <w:tabs>
-          <w:tab w:val="left" w:pos="1800"/>
-          <w:tab w:val="left" w:pos="1890"/>
-        </w:tabs>
-        <w:ind w:left="2250"/>
-        <w:jc w:val="both"/>
-        <w:rPr>
-          <w:rFonts w:ascii="Times New Roman" w:hAnsi="Times New Roman"/>
-          <w:lang w:val="en-US"/>
-        </w:rPr>
-      </w:pPr>
-      <w:r>
-        <w:rPr>
-          <w:rFonts w:ascii="Times New Roman" w:hAnsi="Times New Roman"/>
-          <w:lang w:val="en-US"/>
-        </w:rPr>
-        <w:t>Jawab:</w:t>
-      </w:r>
-    </w:p>
-    <w:p>
-      <w:pPr>
-        <w:pStyle w:val="ListParagraph"/>
-        <w:numPr>
-          <w:ilvl w:val="0"/>
-          <w:numId w:val="48"/>
-        </w:numPr>
-        <w:tabs>
-          <w:tab w:val="left" w:pos="1800"/>
-          <w:tab w:val="left" w:pos="1890"/>
-        </w:tabs>
-        <w:ind w:left="2700"/>
-        <w:jc w:val="both"/>
-        <w:rPr>
-          <w:rFonts w:ascii="Times New Roman" w:hAnsi="Times New Roman"/>
-        </w:rPr>
-      </w:pPr>
-      <w:r>
-        <w:rPr>
-          <w:rFonts w:ascii="Times New Roman" w:hAnsi="Times New Roman"/>
-          <w:b/>
-          <w:bCs/>
-        </w:rPr>
-        <w:t>left</w:t>
-      </w:r>
-      <w:r>
-        <w:rPr>
-          <w:rFonts w:ascii="Times New Roman" w:hAnsi="Times New Roman"/>
-        </w:rPr>
-        <w:t>: Menandai batas awal (kiri) dari rentang pencarian.</w:t>
-      </w:r>
-    </w:p>
-    <w:p>
-      <w:pPr>
-        <w:pStyle w:val="ListParagraph"/>
-        <w:numPr>
-          <w:ilvl w:val="0"/>
-          <w:numId w:val="48"/>
-        </w:numPr>
-        <w:tabs>
-          <w:tab w:val="left" w:pos="1800"/>
-          <w:tab w:val="left" w:pos="1890"/>
-        </w:tabs>
-        <w:ind w:left="2700"/>
-        <w:jc w:val="both"/>
-        <w:rPr>
-          <w:rFonts w:ascii="Times New Roman" w:hAnsi="Times New Roman"/>
-        </w:rPr>
-      </w:pPr>
-      <w:r>
-        <w:rPr>
-          <w:rFonts w:ascii="Times New Roman" w:hAnsi="Times New Roman"/>
-          <w:b/>
-          <w:bCs/>
-        </w:rPr>
-        <w:t>right</w:t>
-      </w:r>
-      <w:r>
-        <w:rPr>
-          <w:rFonts w:ascii="Times New Roman" w:hAnsi="Times New Roman"/>
-        </w:rPr>
-        <w:t>: Menandai batas akhir (kanan) dari rentang pencarian.</w:t>
-      </w:r>
-    </w:p>
-    <w:p>
-      <w:pPr>
-        <w:pStyle w:val="ListParagraph"/>
-        <w:numPr>
-          <w:ilvl w:val="0"/>
-          <w:numId w:val="48"/>
-        </w:numPr>
-        <w:tabs>
-          <w:tab w:val="left" w:pos="1800"/>
-          <w:tab w:val="left" w:pos="1890"/>
-        </w:tabs>
-        <w:ind w:left="2700"/>
-        <w:jc w:val="both"/>
-        <w:rPr>
-          <w:rFonts w:ascii="Times New Roman" w:hAnsi="Times New Roman"/>
-        </w:rPr>
-      </w:pPr>
-      <w:r>
-        <w:rPr>
-          <w:rFonts w:ascii="Times New Roman" w:hAnsi="Times New Roman"/>
-          <w:b/>
-          <w:bCs/>
-        </w:rPr>
-        <w:t>mid</w:t>
-      </w:r>
-      <w:r>
-        <w:rPr>
-          <w:rFonts w:ascii="Times New Roman" w:hAnsi="Times New Roman"/>
-        </w:rPr>
-        <w:t>: Nilai tengah yang digunakan sebagai pembanding dengan data yang dicari.</w:t>
-      </w:r>
-    </w:p>
-    <w:p>
-      <w:pPr>
-        <w:pStyle w:val="ListParagraph"/>
-        <w:tabs>
-          <w:tab w:val="left" w:pos="1800"/>
-          <w:tab w:val="left" w:pos="1890"/>
-        </w:tabs>
-        <w:ind w:left="2250"/>
-        <w:jc w:val="both"/>
-        <w:rPr>
-          <w:rFonts w:ascii="Times New Roman" w:hAnsi="Times New Roman"/>
-          <w:lang w:val="en-US"/>
-        </w:rPr>
-      </w:pPr>
-    </w:p>
-    <w:p>
-      <w:pPr>
-        <w:pStyle w:val="ListParagraph"/>
-        <w:numPr>
-          <w:ilvl w:val="0"/>
-          <w:numId w:val="47"/>
-        </w:numPr>
-        <w:tabs>
-          <w:tab w:val="left" w:pos="1800"/>
-          <w:tab w:val="left" w:pos="1890"/>
-        </w:tabs>
-        <w:jc w:val="both"/>
-        <w:rPr>
-          <w:rFonts w:ascii="Times New Roman" w:hAnsi="Times New Roman"/>
-          <w:lang w:val="en-US"/>
-        </w:rPr>
-      </w:pPr>
-      <w:r>
-        <w:rPr>
-          <w:rFonts w:ascii="Times New Roman" w:hAnsi="Times New Roman"/>
-          <w:lang w:val="en-US"/>
-        </w:rPr>
-        <w:t xml:space="preserve">Jika data IPK yang dimasukkan tidak urut. Apakah program masih dapat berjalan? Mengapa demikian? </w:t>
-      </w:r>
-    </w:p>
-    <w:p>
-      <w:pPr>
-        <w:pStyle w:val="ListParagraph"/>
-        <w:tabs>
-          <w:tab w:val="left" w:pos="1800"/>
-          <w:tab w:val="left" w:pos="1890"/>
-        </w:tabs>
-        <w:ind w:left="2250"/>
-        <w:jc w:val="both"/>
-        <w:rPr>
-          <w:rFonts w:ascii="Times New Roman" w:hAnsi="Times New Roman"/>
-          <w:lang w:val="en-US"/>
-        </w:rPr>
-      </w:pPr>
-      <w:r>
-        <w:rPr>
-          <w:rFonts w:ascii="Times New Roman" w:hAnsi="Times New Roman"/>
-          <w:lang w:val="en-US"/>
-        </w:rPr>
-        <w:t>Jawab:</w:t>
-      </w:r>
-    </w:p>
-    <w:p>
-      <w:pPr>
-        <w:pStyle w:val="ListParagraph"/>
-        <w:tabs>
-          <w:tab w:val="left" w:pos="1800"/>
-          <w:tab w:val="left" w:pos="1890"/>
-        </w:tabs>
-        <w:ind w:left="2250"/>
-        <w:jc w:val="both"/>
-        <w:rPr>
-          <w:rFonts w:ascii="Times New Roman" w:hAnsi="Times New Roman"/>
-        </w:rPr>
-      </w:pPr>
-      <w:r>
-        <w:rPr>
-          <w:rFonts w:ascii="Times New Roman" w:hAnsi="Times New Roman"/>
-        </w:rPr>
-        <w:t>Program</w:t>
-      </w:r>
-      <w:r>
-        <w:rPr>
-          <w:rFonts w:ascii="Times New Roman" w:hAnsi="Times New Roman"/>
-        </w:rPr>
-        <w:t xml:space="preserve"> tetap</w:t>
-      </w:r>
-      <w:r>
-        <w:rPr>
-          <w:rFonts w:ascii="Times New Roman" w:hAnsi="Times New Roman"/>
-        </w:rPr>
-        <w:t xml:space="preserve"> "berjalan" tanpa error, tapi </w:t>
-      </w:r>
-      <w:r>
-        <w:rPr>
-          <w:rFonts w:ascii="Times New Roman" w:hAnsi="Times New Roman"/>
-          <w:b/>
-          <w:bCs/>
-        </w:rPr>
-        <w:t>hasil pencariannya akan salah atau tidak akurat</w:t>
-      </w:r>
-      <w:r>
-        <w:rPr>
-          <w:rFonts w:ascii="Times New Roman" w:hAnsi="Times New Roman"/>
-        </w:rPr>
-        <w:t>. Binary Search secara logika hanya bisa bekerja jika data sudah terurut karena ia mengeliminasi setengah bagian berdasarkan perbandingan nilai lebih besar/kecil.</w:t>
-      </w:r>
-    </w:p>
-    <w:p>
-      <w:pPr>
-        <w:pStyle w:val="ListParagraph"/>
-        <w:tabs>
-          <w:tab w:val="left" w:pos="1800"/>
-          <w:tab w:val="left" w:pos="1890"/>
-        </w:tabs>
-        <w:ind w:left="2250"/>
-        <w:jc w:val="both"/>
-        <w:rPr>
-          <w:rFonts w:ascii="Times New Roman" w:hAnsi="Times New Roman"/>
-          <w:lang w:val="en-US"/>
-        </w:rPr>
-      </w:pPr>
-    </w:p>
-    <w:p>
-      <w:pPr>
-        <w:pStyle w:val="ListParagraph"/>
-        <w:numPr>
-          <w:ilvl w:val="0"/>
-          <w:numId w:val="47"/>
-        </w:numPr>
-        <w:tabs>
-          <w:tab w:val="left" w:pos="1800"/>
-          <w:tab w:val="left" w:pos="1890"/>
-        </w:tabs>
-        <w:jc w:val="both"/>
-        <w:rPr>
-          <w:rFonts w:ascii="Times New Roman" w:hAnsi="Times New Roman"/>
-          <w:lang w:val="en-US"/>
-        </w:rPr>
-      </w:pPr>
-      <w:r>
-        <w:rPr>
-          <w:rFonts w:ascii="Times New Roman" w:hAnsi="Times New Roman"/>
-          <w:lang w:val="en-US"/>
-        </w:rPr>
-        <w:t>Jika IPK yang dimasukkan dari IPK terbesar ke terkecil (misal: 3.8, 3.7, 3.5, 3.4, 3.2) dan elemen yang dicari adalah 3.2. Bagaimana hasil dari binary search? Apakah sesuai? Jika tidak sesuai maka ubahlah kode program binary seach agar hasilnya sesuai</w:t>
-      </w:r>
-      <w:r>
-        <w:rPr>
-          <w:rFonts w:ascii="Times New Roman" w:hAnsi="Times New Roman"/>
-          <w:lang w:val="en-US"/>
-        </w:rPr>
-        <w:t>.</w:t>
-      </w:r>
-    </w:p>
-    <w:p>
-      <w:pPr>
-        <w:pStyle w:val="ListParagraph"/>
-        <w:tabs>
-          <w:tab w:val="left" w:pos="1800"/>
-          <w:tab w:val="left" w:pos="1890"/>
-        </w:tabs>
-        <w:ind w:left="2250"/>
-        <w:jc w:val="both"/>
-        <w:rPr>
-          <w:rFonts w:ascii="Times New Roman" w:hAnsi="Times New Roman"/>
-          <w:lang w:val="en-US"/>
-        </w:rPr>
-      </w:pPr>
-      <w:r>
-        <w:rPr>
-          <w:rFonts w:ascii="Times New Roman" w:hAnsi="Times New Roman"/>
-          <w:lang w:val="en-US"/>
-        </w:rPr>
-        <w:t>Jawab:</w:t>
-      </w:r>
-    </w:p>
-    <w:p>
-      <w:pPr>
-        <w:pStyle w:val="ListParagraph"/>
-        <w:tabs>
-          <w:tab w:val="left" w:pos="1800"/>
-          <w:tab w:val="left" w:pos="1890"/>
-        </w:tabs>
-        <w:ind w:left="2250"/>
-        <w:jc w:val="both"/>
-        <w:rPr>
-          <w:rFonts w:ascii="Times New Roman" w:hAnsi="Times New Roman"/>
-        </w:rPr>
-      </w:pPr>
-      <w:r>
-        <w:rPr>
-          <w:rFonts w:ascii="Times New Roman" w:hAnsi="Times New Roman"/>
-        </w:rPr>
-        <w:t>Pada binary search dengan data terurut menurun (</w:t>
-      </w:r>
-      <w:r>
-        <w:rPr>
-          <w:rFonts w:ascii="Times New Roman" w:hAnsi="Times New Roman"/>
-          <w:i/>
-          <w:iCs/>
-        </w:rPr>
-        <w:t>descending</w:t>
-      </w:r>
-      <w:r>
-        <w:rPr>
-          <w:rFonts w:ascii="Times New Roman" w:hAnsi="Times New Roman"/>
-        </w:rPr>
-        <w:t>), logika perbandingan harus dibalik karena kode standar digunakan untuk data menaik (</w:t>
-      </w:r>
-      <w:r>
-        <w:rPr>
-          <w:rFonts w:ascii="Times New Roman" w:hAnsi="Times New Roman"/>
-          <w:i/>
-          <w:iCs/>
-        </w:rPr>
-        <w:t>ascending</w:t>
-      </w:r>
-      <w:r>
-        <w:rPr>
-          <w:rFonts w:ascii="Times New Roman" w:hAnsi="Times New Roman"/>
-        </w:rPr>
-        <w:t xml:space="preserve">). Perubahannya cukup pada kondisi </w:t>
-      </w:r>
-      <w:r>
-        <w:rPr>
-          <w:rFonts w:ascii="Times New Roman" w:hAnsi="Times New Roman"/>
-          <w:b/>
-          <w:bCs/>
-        </w:rPr>
-        <w:t>else if</w:t>
-      </w:r>
-      <w:r>
-        <w:rPr>
-          <w:rFonts w:ascii="Times New Roman" w:hAnsi="Times New Roman"/>
-        </w:rPr>
-        <w:t xml:space="preserve">: jika </w:t>
-      </w:r>
-      <w:r>
-        <w:rPr>
-          <w:rFonts w:ascii="Times New Roman" w:hAnsi="Times New Roman"/>
-          <w:b/>
-          <w:bCs/>
-        </w:rPr>
-        <w:t>listMhs[mid].ipk &lt; cari</w:t>
-      </w:r>
-      <w:r>
-        <w:rPr>
-          <w:rFonts w:ascii="Times New Roman" w:hAnsi="Times New Roman"/>
-        </w:rPr>
-        <w:t xml:space="preserve"> maka </w:t>
-      </w:r>
-      <w:r>
-        <w:rPr>
-          <w:rFonts w:ascii="Times New Roman" w:hAnsi="Times New Roman"/>
-          <w:b/>
-          <w:bCs/>
-        </w:rPr>
-        <w:t>right = mid - 1</w:t>
-      </w:r>
-      <w:r>
-        <w:rPr>
-          <w:rFonts w:ascii="Times New Roman" w:hAnsi="Times New Roman"/>
-        </w:rPr>
-        <w:t xml:space="preserve">, dan jika </w:t>
-      </w:r>
-      <w:r>
-        <w:rPr>
-          <w:rFonts w:ascii="Times New Roman" w:hAnsi="Times New Roman"/>
-          <w:b/>
-          <w:bCs/>
-        </w:rPr>
-        <w:t>listMhs[mid].ipk &gt; cari</w:t>
-      </w:r>
-      <w:r>
-        <w:rPr>
-          <w:rFonts w:ascii="Times New Roman" w:hAnsi="Times New Roman"/>
-        </w:rPr>
-        <w:t xml:space="preserve"> maka </w:t>
-      </w:r>
-      <w:r>
-        <w:rPr>
-          <w:rFonts w:ascii="Times New Roman" w:hAnsi="Times New Roman"/>
-          <w:b/>
-          <w:bCs/>
-        </w:rPr>
-        <w:t>left = mid + 1</w:t>
-      </w:r>
-      <w:r>
-        <w:rPr>
-          <w:rFonts w:ascii="Times New Roman" w:hAnsi="Times New Roman"/>
-        </w:rPr>
-        <w:t xml:space="preserve"> agar pencarian tetap benar sesuai urutan data.</w:t>
-      </w:r>
-    </w:p>
-    <w:p>
-      <w:pPr>
-        <w:pStyle w:val="ListParagraph"/>
-        <w:tabs>
-          <w:tab w:val="left" w:pos="1800"/>
-          <w:tab w:val="left" w:pos="1890"/>
-        </w:tabs>
-        <w:ind w:left="2250"/>
-        <w:jc w:val="both"/>
-        <w:rPr>
-          <w:rFonts w:ascii="Times New Roman" w:hAnsi="Times New Roman"/>
-          <w:lang w:val="en-US"/>
-        </w:rPr>
-      </w:pPr>
-    </w:p>
-    <w:p>
-      <w:pPr>
-        <w:pStyle w:val="ListParagraph"/>
-        <w:numPr>
-          <w:ilvl w:val="0"/>
-          <w:numId w:val="47"/>
-        </w:numPr>
-        <w:tabs>
-          <w:tab w:val="left" w:pos="1800"/>
-          <w:tab w:val="left" w:pos="1890"/>
-        </w:tabs>
-        <w:jc w:val="both"/>
-        <w:rPr>
-          <w:rFonts w:ascii="Times New Roman" w:hAnsi="Times New Roman"/>
-          <w:lang w:val="en-US"/>
-        </w:rPr>
-      </w:pPr>
-      <w:r>
-        <w:rPr>
-          <w:rFonts w:ascii="Times New Roman" w:hAnsi="Times New Roman"/>
-          <w:lang w:val="en-US"/>
-        </w:rPr>
-        <w:t>J</w:t>
-      </w:r>
-      <w:r>
-        <w:rPr>
-          <w:rFonts w:ascii="Times New Roman" w:hAnsi="Times New Roman"/>
-          <w:lang w:val="en-US"/>
-        </w:rPr>
-        <w:t xml:space="preserve">elaskan bagaimana binary search menentukan bahwa data yang dicari tidak ditemukan di dalam array. </w:t>
-      </w:r>
-    </w:p>
-    <w:p>
-      <w:pPr>
-        <w:pStyle w:val="ListParagraph"/>
-        <w:tabs>
-          <w:tab w:val="left" w:pos="1800"/>
-          <w:tab w:val="left" w:pos="1890"/>
-        </w:tabs>
-        <w:ind w:left="2250"/>
-        <w:jc w:val="both"/>
-        <w:rPr>
-          <w:rFonts w:ascii="Times New Roman" w:hAnsi="Times New Roman"/>
-          <w:lang w:val="en-US"/>
-        </w:rPr>
-      </w:pPr>
-      <w:r>
-        <w:rPr>
-          <w:rFonts w:ascii="Times New Roman" w:hAnsi="Times New Roman"/>
-          <w:lang w:val="en-US"/>
-        </w:rPr>
-        <w:t>Jawab:</w:t>
-      </w:r>
-    </w:p>
-    <w:p>
-      <w:pPr>
-        <w:pStyle w:val="ListParagraph"/>
-        <w:tabs>
-          <w:tab w:val="left" w:pos="1800"/>
-          <w:tab w:val="left" w:pos="1890"/>
-        </w:tabs>
-        <w:ind w:left="2250"/>
-        <w:jc w:val="both"/>
-        <w:rPr>
-          <w:rFonts w:ascii="Times New Roman" w:hAnsi="Times New Roman"/>
-        </w:rPr>
-      </w:pPr>
-      <w:r>
-        <w:rPr>
-          <w:rFonts w:ascii="Times New Roman" w:hAnsi="Times New Roman"/>
-        </w:rPr>
-        <w:t xml:space="preserve">Binary Search menyatakan data tidak ditemukan jika kondisi </w:t>
-      </w:r>
-      <w:r>
-        <w:rPr>
-          <w:rFonts w:ascii="Times New Roman" w:hAnsi="Times New Roman"/>
-          <w:b/>
-          <w:bCs/>
-        </w:rPr>
-        <w:t>right &lt; left</w:t>
-      </w:r>
-      <w:r>
-        <w:rPr>
-          <w:rFonts w:ascii="Times New Roman" w:hAnsi="Times New Roman"/>
-        </w:rPr>
-        <w:t xml:space="preserve"> terpenuhi dalam proses rekursif, sehingga fungsi mengembalikan nilai </w:t>
-      </w:r>
-      <w:r>
-        <w:rPr>
-          <w:rFonts w:ascii="Times New Roman" w:hAnsi="Times New Roman"/>
-          <w:b/>
-          <w:bCs/>
-        </w:rPr>
-        <w:t>-1</w:t>
-      </w:r>
-      <w:r>
-        <w:rPr>
-          <w:rFonts w:ascii="Times New Roman" w:hAnsi="Times New Roman"/>
-        </w:rPr>
-        <w:t>.</w:t>
-      </w:r>
-    </w:p>
-    <w:p>
-      <w:pPr>
-        <w:pStyle w:val="ListParagraph"/>
-        <w:tabs>
-          <w:tab w:val="left" w:pos="1800"/>
-          <w:tab w:val="left" w:pos="1890"/>
-        </w:tabs>
-        <w:ind w:left="2250"/>
-        <w:jc w:val="both"/>
-        <w:rPr>
-          <w:rFonts w:ascii="Times New Roman" w:hAnsi="Times New Roman"/>
-        </w:rPr>
-      </w:pPr>
-    </w:p>
-    <w:p>
-      <w:pPr>
-        <w:pStyle w:val="ListParagraph"/>
-        <w:numPr>
-          <w:ilvl w:val="0"/>
-          <w:numId w:val="47"/>
-        </w:numPr>
-        <w:tabs>
-          <w:tab w:val="left" w:pos="1800"/>
-          <w:tab w:val="left" w:pos="1890"/>
-        </w:tabs>
-        <w:jc w:val="both"/>
-        <w:rPr>
-          <w:rFonts w:ascii="Times New Roman" w:hAnsi="Times New Roman"/>
-          <w:lang w:val="en-US"/>
-        </w:rPr>
-      </w:pPr>
-      <w:r>
-        <w:rPr>
-          <w:rFonts w:ascii="Times New Roman" w:hAnsi="Times New Roman"/>
-          <w:lang w:val="en-US"/>
-        </w:rPr>
-        <w:t>Modifikasi program di atas yang mana jumlah mahasiswa yang diinputkan sesuai dengan masukan dari keyboard.</w:t>
-      </w:r>
-    </w:p>
-    <w:p>
-      <w:pPr>
-        <w:pStyle w:val="ListParagraph"/>
-        <w:tabs>
-          <w:tab w:val="left" w:pos="1800"/>
-          <w:tab w:val="left" w:pos="1890"/>
-        </w:tabs>
-        <w:ind w:left="2250"/>
-        <w:jc w:val="both"/>
-        <w:rPr>
-          <w:rFonts w:ascii="Times New Roman" w:hAnsi="Times New Roman"/>
-          <w:lang w:val="en-US"/>
-        </w:rPr>
-      </w:pPr>
-      <w:r>
-        <w:rPr>
-          <w:rFonts w:ascii="Times New Roman" w:hAnsi="Times New Roman"/>
-          <w:lang w:val="en-US"/>
-        </w:rPr>
-        <w:t>Jawab:</w:t>
-      </w:r>
-    </w:p>
-    <w:p>
-      <w:pPr>
-        <w:pStyle w:val="ListParagraph"/>
-        <w:tabs>
-          <w:tab w:val="left" w:pos="1800"/>
-          <w:tab w:val="left" w:pos="1890"/>
-        </w:tabs>
-        <w:ind w:left="2250"/>
-        <w:jc w:val="both"/>
-        <w:rPr>
-          <w:rFonts w:ascii="Times New Roman" w:hAnsi="Times New Roman"/>
-          <w:lang w:val="en-US"/>
-        </w:rPr>
-      </w:pPr>
-      <w:r>
-        <w:rPr>
-          <w:rFonts w:ascii="Times New Roman" w:hAnsi="Times New Roman"/>
-          <w:lang w:val="en-US"/>
-        </w:rPr>
-        <w:t>Menambahkan method baru di MahasiswaBerprestasi “tambah”:</w:t>
-      </w:r>
-    </w:p>
-    <w:p>
-      <w:pPr>
-        <w:pStyle w:val="ListParagraph"/>
-        <w:tabs>
-          <w:tab w:val="left" w:pos="1800"/>
-          <w:tab w:val="left" w:pos="1890"/>
-        </w:tabs>
-        <w:ind w:left="2250"/>
-        <w:jc w:val="both"/>
-        <w:rPr>
-          <w:rFonts w:ascii="Times New Roman" w:hAnsi="Times New Roman"/>
-          <w:lang w:val="en-US"/>
-        </w:rPr>
-      </w:pPr>
-      <w:r>
-        <w:rPr>
-          <w:rFonts w:ascii="Times New Roman" w:hAnsi="Times New Roman"/>
-          <w:lang w:val="en-US"/>
-        </w:rPr>
         <w:drawing>
-          <wp:inline distT="0" distB="0" distL="0" distR="0" wp14:anchorId="4A570228" wp14:editId="06FAA0FC">
-            <wp:extent cx="3734321" cy="876422"/>
-            <wp:effectExtent l="0" t="0" r="0" b="0"/>
-            <wp:docPr id="1678800472" name="Picture 1"/>
+          <wp:inline distT="0" distB="0" distL="0" distR="0" wp14:anchorId="765B9BFE" wp14:editId="0619A58E">
+            <wp:extent cx="5082128" cy="2601311"/>
+            <wp:effectExtent l="0" t="0" r="4445" b="8890"/>
+            <wp:docPr id="1694312508" name="Picture 1"/>
             <wp:cNvGraphicFramePr>
               <a:graphicFrameLocks xmlns:a="http://schemas.openxmlformats.org/drawingml/2006/main" noChangeAspect="1"/>
             </wp:cNvGraphicFramePr>
@@ -2002,7 +708,7 @@
               <a:graphicData uri="http://schemas.openxmlformats.org/drawingml/2006/picture">
                 <pic:pic xmlns:pic="http://schemas.openxmlformats.org/drawingml/2006/picture">
                   <pic:nvPicPr>
-                    <pic:cNvPr id="1678800472" name=""/>
+                    <pic:cNvPr id="1694312508" name=""/>
                     <pic:cNvPicPr/>
                   </pic:nvPicPr>
                   <pic:blipFill>
@@ -2014,7 +720,7 @@
                   <pic:spPr>
                     <a:xfrm>
                       <a:off x="0" y="0"/>
-                      <a:ext cx="3734321" cy="876422"/>
+                      <a:ext cx="5103008" cy="2611998"/>
                     </a:xfrm>
                     <a:prstGeom prst="rect">
                       <a:avLst/>
@@ -2030,49 +736,69 @@
     <w:p>
       <w:pPr>
         <w:pStyle w:val="ListParagraph"/>
+        <w:numPr>
+          <w:ilvl w:val="0"/>
+          <w:numId w:val="50"/>
+        </w:numPr>
         <w:tabs>
-          <w:tab w:val="left" w:pos="1800"/>
           <w:tab w:val="left" w:pos="1890"/>
         </w:tabs>
-        <w:ind w:left="2250"/>
         <w:jc w:val="both"/>
         <w:rPr>
           <w:rFonts w:ascii="Times New Roman" w:hAnsi="Times New Roman"/>
+          <w:b/>
+          <w:bCs/>
           <w:lang w:val="en-US"/>
         </w:rPr>
       </w:pPr>
       <w:r>
         <w:rPr>
           <w:rFonts w:ascii="Times New Roman" w:hAnsi="Times New Roman"/>
+          <w:b/>
+          <w:bCs/>
           <w:lang w:val="en-US"/>
         </w:rPr>
-        <w:t>Dan menambahkan code untuk menambahkan jumlah yangdi input</w:t>
+        <w:t xml:space="preserve">Class </w:t>
       </w:r>
+      <w:proofErr w:type="spellStart"/>
+      <w:r>
+        <w:rPr>
+          <w:rFonts w:ascii="Times New Roman" w:hAnsi="Times New Roman"/>
+          <w:b/>
+          <w:bCs/>
+          <w:lang w:val="en-US"/>
+        </w:rPr>
+        <w:t>Peminjaman</w:t>
+      </w:r>
+      <w:proofErr w:type="spellEnd"/>
     </w:p>
     <w:p>
       <w:pPr>
         <w:pStyle w:val="ListParagraph"/>
         <w:tabs>
-          <w:tab w:val="left" w:pos="1800"/>
           <w:tab w:val="left" w:pos="1890"/>
         </w:tabs>
-        <w:ind w:left="2250"/>
+        <w:ind w:left="1080"/>
         <w:jc w:val="both"/>
         <w:rPr>
           <w:rFonts w:ascii="Times New Roman" w:hAnsi="Times New Roman"/>
+          <w:b/>
+          <w:bCs/>
           <w:lang w:val="en-US"/>
         </w:rPr>
       </w:pPr>
       <w:r>
         <w:rPr>
           <w:rFonts w:ascii="Times New Roman" w:hAnsi="Times New Roman"/>
+          <w:b/>
+          <w:bCs/>
           <w:lang w:val="en-US"/>
         </w:rPr>
         <w:drawing>
-          <wp:inline distT="0" distB="0" distL="0" distR="0" wp14:anchorId="7D78A29A" wp14:editId="2C59D64D">
-            <wp:extent cx="4178595" cy="667633"/>
+          <wp:inline distT="0" distB="0" distL="0" distR="0" wp14:anchorId="40029901" wp14:editId="4580F229">
+            <wp:extent cx="5090795" cy="2769311"/>
             <wp:effectExtent l="0" t="0" r="0" b="0"/>
-            <wp:docPr id="1598337730" name="Picture 1"/>
+            <wp:docPr id="2110194507" name="Picture 1"/>
             <wp:cNvGraphicFramePr>
               <a:graphicFrameLocks xmlns:a="http://schemas.openxmlformats.org/drawingml/2006/main" noChangeAspect="1"/>
             </wp:cNvGraphicFramePr>
@@ -2080,7 +806,7 @@
               <a:graphicData uri="http://schemas.openxmlformats.org/drawingml/2006/picture">
                 <pic:pic xmlns:pic="http://schemas.openxmlformats.org/drawingml/2006/picture">
                   <pic:nvPicPr>
-                    <pic:cNvPr id="1598337730" name=""/>
+                    <pic:cNvPr id="2110194507" name=""/>
                     <pic:cNvPicPr/>
                   </pic:nvPicPr>
                   <pic:blipFill>
@@ -2092,7 +818,7 @@
                   <pic:spPr>
                     <a:xfrm>
                       <a:off x="0" y="0"/>
-                      <a:ext cx="4224589" cy="674982"/>
+                      <a:ext cx="5104869" cy="2776967"/>
                     </a:xfrm>
                     <a:prstGeom prst="rect">
                       <a:avLst/>
@@ -2107,6 +833,27 @@
     </w:p>
     <w:p>
       <w:pPr>
+        <w:pStyle w:val="ListParagraph"/>
+        <w:tabs>
+          <w:tab w:val="left" w:pos="1890"/>
+        </w:tabs>
+        <w:ind w:left="1080"/>
+        <w:jc w:val="both"/>
+        <w:rPr>
+          <w:rFonts w:ascii="Times New Roman" w:hAnsi="Times New Roman"/>
+          <w:b/>
+          <w:bCs/>
+          <w:lang w:val="en-US"/>
+        </w:rPr>
+      </w:pPr>
+    </w:p>
+    <w:p>
+      <w:pPr>
+        <w:pStyle w:val="ListParagraph"/>
+        <w:numPr>
+          <w:ilvl w:val="0"/>
+          <w:numId w:val="50"/>
+        </w:numPr>
         <w:tabs>
           <w:tab w:val="left" w:pos="1890"/>
         </w:tabs>
@@ -2125,7 +872,563 @@
           <w:bCs/>
           <w:lang w:val="en-US"/>
         </w:rPr>
+        <w:t>Main Class</w:t>
+      </w:r>
+      <w:r>
+        <w:rPr>
+          <w:rFonts w:ascii="Times New Roman" w:hAnsi="Times New Roman"/>
+          <w:b/>
+          <w:bCs/>
+          <w:lang w:val="en-US"/>
+        </w:rPr>
         <w:tab/>
+      </w:r>
+    </w:p>
+    <w:p>
+      <w:pPr>
+        <w:pStyle w:val="ListParagraph"/>
+        <w:tabs>
+          <w:tab w:val="left" w:pos="1890"/>
+        </w:tabs>
+        <w:ind w:left="1080"/>
+        <w:jc w:val="both"/>
+        <w:rPr>
+          <w:rFonts w:ascii="Times New Roman" w:hAnsi="Times New Roman"/>
+          <w:b/>
+          <w:bCs/>
+          <w:lang w:val="en-US"/>
+        </w:rPr>
+      </w:pPr>
+      <w:r>
+        <w:rPr>
+          <w:rFonts w:ascii="Times New Roman" w:hAnsi="Times New Roman"/>
+          <w:b/>
+          <w:bCs/>
+          <w:lang w:val="en-US"/>
+        </w:rPr>
+        <w:drawing>
+          <wp:inline distT="0" distB="0" distL="0" distR="0" wp14:anchorId="400C68EC" wp14:editId="43EAF3CC">
+            <wp:extent cx="5087779" cy="3547241"/>
+            <wp:effectExtent l="0" t="0" r="0" b="0"/>
+            <wp:docPr id="185498569" name="Picture 1"/>
+            <wp:cNvGraphicFramePr>
+              <a:graphicFrameLocks xmlns:a="http://schemas.openxmlformats.org/drawingml/2006/main" noChangeAspect="1"/>
+            </wp:cNvGraphicFramePr>
+            <a:graphic xmlns:a="http://schemas.openxmlformats.org/drawingml/2006/main">
+              <a:graphicData uri="http://schemas.openxmlformats.org/drawingml/2006/picture">
+                <pic:pic xmlns:pic="http://schemas.openxmlformats.org/drawingml/2006/picture">
+                  <pic:nvPicPr>
+                    <pic:cNvPr id="185498569" name=""/>
+                    <pic:cNvPicPr/>
+                  </pic:nvPicPr>
+                  <pic:blipFill>
+                    <a:blip r:embed="rId8"/>
+                    <a:stretch>
+                      <a:fillRect/>
+                    </a:stretch>
+                  </pic:blipFill>
+                  <pic:spPr>
+                    <a:xfrm>
+                      <a:off x="0" y="0"/>
+                      <a:ext cx="5121193" cy="3570538"/>
+                    </a:xfrm>
+                    <a:prstGeom prst="rect">
+                      <a:avLst/>
+                    </a:prstGeom>
+                  </pic:spPr>
+                </pic:pic>
+              </a:graphicData>
+            </a:graphic>
+          </wp:inline>
+        </w:drawing>
+      </w:r>
+    </w:p>
+    <w:p>
+      <w:pPr>
+        <w:pStyle w:val="ListParagraph"/>
+        <w:tabs>
+          <w:tab w:val="left" w:pos="1890"/>
+        </w:tabs>
+        <w:ind w:left="1080"/>
+        <w:jc w:val="both"/>
+        <w:rPr>
+          <w:rFonts w:ascii="Times New Roman" w:hAnsi="Times New Roman"/>
+          <w:b/>
+          <w:bCs/>
+          <w:lang w:val="en-US"/>
+        </w:rPr>
+      </w:pPr>
+      <w:r>
+        <w:rPr>
+          <w:rFonts w:ascii="Times New Roman" w:hAnsi="Times New Roman"/>
+          <w:b/>
+          <w:bCs/>
+          <w:lang w:val="en-US"/>
+        </w:rPr>
+        <w:drawing>
+          <wp:inline distT="0" distB="0" distL="0" distR="0" wp14:anchorId="5E350DF3" wp14:editId="781C5062">
+            <wp:extent cx="5087620" cy="4077536"/>
+            <wp:effectExtent l="0" t="0" r="0" b="0"/>
+            <wp:docPr id="909998342" name="Picture 1"/>
+            <wp:cNvGraphicFramePr>
+              <a:graphicFrameLocks xmlns:a="http://schemas.openxmlformats.org/drawingml/2006/main" noChangeAspect="1"/>
+            </wp:cNvGraphicFramePr>
+            <a:graphic xmlns:a="http://schemas.openxmlformats.org/drawingml/2006/main">
+              <a:graphicData uri="http://schemas.openxmlformats.org/drawingml/2006/picture">
+                <pic:pic xmlns:pic="http://schemas.openxmlformats.org/drawingml/2006/picture">
+                  <pic:nvPicPr>
+                    <pic:cNvPr id="909998342" name=""/>
+                    <pic:cNvPicPr/>
+                  </pic:nvPicPr>
+                  <pic:blipFill>
+                    <a:blip r:embed="rId9"/>
+                    <a:stretch>
+                      <a:fillRect/>
+                    </a:stretch>
+                  </pic:blipFill>
+                  <pic:spPr>
+                    <a:xfrm>
+                      <a:off x="0" y="0"/>
+                      <a:ext cx="5101724" cy="4088840"/>
+                    </a:xfrm>
+                    <a:prstGeom prst="rect">
+                      <a:avLst/>
+                    </a:prstGeom>
+                  </pic:spPr>
+                </pic:pic>
+              </a:graphicData>
+            </a:graphic>
+          </wp:inline>
+        </w:drawing>
+      </w:r>
+    </w:p>
+    <w:p>
+      <w:pPr>
+        <w:pStyle w:val="ListParagraph"/>
+        <w:tabs>
+          <w:tab w:val="left" w:pos="1890"/>
+        </w:tabs>
+        <w:ind w:left="1080"/>
+        <w:jc w:val="both"/>
+        <w:rPr>
+          <w:rFonts w:ascii="Times New Roman" w:hAnsi="Times New Roman"/>
+          <w:b/>
+          <w:bCs/>
+          <w:lang w:val="en-US"/>
+        </w:rPr>
+      </w:pPr>
+      <w:r>
+        <w:rPr>
+          <w:rFonts w:ascii="Times New Roman" w:hAnsi="Times New Roman"/>
+          <w:b/>
+          <w:bCs/>
+          <w:lang w:val="en-US"/>
+        </w:rPr>
+        <w:lastRenderedPageBreak/>
+        <w:drawing>
+          <wp:inline distT="0" distB="0" distL="0" distR="0" wp14:anchorId="18AB5AE0" wp14:editId="2F207FCC">
+            <wp:extent cx="5171089" cy="2497316"/>
+            <wp:effectExtent l="0" t="0" r="0" b="0"/>
+            <wp:docPr id="2114125592" name="Picture 1"/>
+            <wp:cNvGraphicFramePr>
+              <a:graphicFrameLocks xmlns:a="http://schemas.openxmlformats.org/drawingml/2006/main" noChangeAspect="1"/>
+            </wp:cNvGraphicFramePr>
+            <a:graphic xmlns:a="http://schemas.openxmlformats.org/drawingml/2006/main">
+              <a:graphicData uri="http://schemas.openxmlformats.org/drawingml/2006/picture">
+                <pic:pic xmlns:pic="http://schemas.openxmlformats.org/drawingml/2006/picture">
+                  <pic:nvPicPr>
+                    <pic:cNvPr id="2114125592" name=""/>
+                    <pic:cNvPicPr/>
+                  </pic:nvPicPr>
+                  <pic:blipFill>
+                    <a:blip r:embed="rId10"/>
+                    <a:stretch>
+                      <a:fillRect/>
+                    </a:stretch>
+                  </pic:blipFill>
+                  <pic:spPr>
+                    <a:xfrm>
+                      <a:off x="0" y="0"/>
+                      <a:ext cx="5179404" cy="2501332"/>
+                    </a:xfrm>
+                    <a:prstGeom prst="rect">
+                      <a:avLst/>
+                    </a:prstGeom>
+                  </pic:spPr>
+                </pic:pic>
+              </a:graphicData>
+            </a:graphic>
+          </wp:inline>
+        </w:drawing>
+      </w:r>
+    </w:p>
+    <w:p>
+      <w:pPr>
+        <w:pStyle w:val="ListParagraph"/>
+        <w:tabs>
+          <w:tab w:val="left" w:pos="1890"/>
+        </w:tabs>
+        <w:ind w:left="1080"/>
+        <w:jc w:val="both"/>
+        <w:rPr>
+          <w:rFonts w:ascii="Times New Roman" w:hAnsi="Times New Roman"/>
+          <w:b/>
+          <w:bCs/>
+          <w:lang w:val="en-US"/>
+        </w:rPr>
+      </w:pPr>
+      <w:r>
+        <w:rPr>
+          <w:rFonts w:ascii="Times New Roman" w:hAnsi="Times New Roman"/>
+          <w:b/>
+          <w:bCs/>
+          <w:lang w:val="en-US"/>
+        </w:rPr>
+        <w:drawing>
+          <wp:inline distT="0" distB="0" distL="0" distR="0" wp14:anchorId="452491BF" wp14:editId="19E48004">
+            <wp:extent cx="5170805" cy="2902777"/>
+            <wp:effectExtent l="0" t="0" r="0" b="0"/>
+            <wp:docPr id="96871917" name="Picture 1"/>
+            <wp:cNvGraphicFramePr>
+              <a:graphicFrameLocks xmlns:a="http://schemas.openxmlformats.org/drawingml/2006/main" noChangeAspect="1"/>
+            </wp:cNvGraphicFramePr>
+            <a:graphic xmlns:a="http://schemas.openxmlformats.org/drawingml/2006/main">
+              <a:graphicData uri="http://schemas.openxmlformats.org/drawingml/2006/picture">
+                <pic:pic xmlns:pic="http://schemas.openxmlformats.org/drawingml/2006/picture">
+                  <pic:nvPicPr>
+                    <pic:cNvPr id="96871917" name=""/>
+                    <pic:cNvPicPr/>
+                  </pic:nvPicPr>
+                  <pic:blipFill>
+                    <a:blip r:embed="rId11"/>
+                    <a:stretch>
+                      <a:fillRect/>
+                    </a:stretch>
+                  </pic:blipFill>
+                  <pic:spPr>
+                    <a:xfrm>
+                      <a:off x="0" y="0"/>
+                      <a:ext cx="5195038" cy="2916381"/>
+                    </a:xfrm>
+                    <a:prstGeom prst="rect">
+                      <a:avLst/>
+                    </a:prstGeom>
+                  </pic:spPr>
+                </pic:pic>
+              </a:graphicData>
+            </a:graphic>
+          </wp:inline>
+        </w:drawing>
+      </w:r>
+    </w:p>
+    <w:p>
+      <w:pPr>
+        <w:pStyle w:val="ListParagraph"/>
+        <w:tabs>
+          <w:tab w:val="left" w:pos="1890"/>
+        </w:tabs>
+        <w:ind w:left="1080"/>
+        <w:jc w:val="both"/>
+        <w:rPr>
+          <w:rFonts w:ascii="Times New Roman" w:hAnsi="Times New Roman"/>
+          <w:b/>
+          <w:bCs/>
+          <w:lang w:val="en-US"/>
+        </w:rPr>
+      </w:pPr>
+      <w:r>
+        <w:rPr>
+          <w:rFonts w:ascii="Times New Roman" w:hAnsi="Times New Roman"/>
+          <w:b/>
+          <w:bCs/>
+          <w:lang w:val="en-US"/>
+        </w:rPr>
+        <w:drawing>
+          <wp:inline distT="0" distB="0" distL="0" distR="0" wp14:anchorId="23CB25E5" wp14:editId="35AB7A7C">
+            <wp:extent cx="5186855" cy="2880181"/>
+            <wp:effectExtent l="0" t="0" r="0" b="0"/>
+            <wp:docPr id="1216523383" name="Picture 1"/>
+            <wp:cNvGraphicFramePr>
+              <a:graphicFrameLocks xmlns:a="http://schemas.openxmlformats.org/drawingml/2006/main" noChangeAspect="1"/>
+            </wp:cNvGraphicFramePr>
+            <a:graphic xmlns:a="http://schemas.openxmlformats.org/drawingml/2006/main">
+              <a:graphicData uri="http://schemas.openxmlformats.org/drawingml/2006/picture">
+                <pic:pic xmlns:pic="http://schemas.openxmlformats.org/drawingml/2006/picture">
+                  <pic:nvPicPr>
+                    <pic:cNvPr id="1216523383" name=""/>
+                    <pic:cNvPicPr/>
+                  </pic:nvPicPr>
+                  <pic:blipFill>
+                    <a:blip r:embed="rId12"/>
+                    <a:stretch>
+                      <a:fillRect/>
+                    </a:stretch>
+                  </pic:blipFill>
+                  <pic:spPr>
+                    <a:xfrm>
+                      <a:off x="0" y="0"/>
+                      <a:ext cx="5195216" cy="2884824"/>
+                    </a:xfrm>
+                    <a:prstGeom prst="rect">
+                      <a:avLst/>
+                    </a:prstGeom>
+                  </pic:spPr>
+                </pic:pic>
+              </a:graphicData>
+            </a:graphic>
+          </wp:inline>
+        </w:drawing>
+      </w:r>
+    </w:p>
+    <w:p>
+      <w:pPr>
+        <w:pStyle w:val="ListParagraph"/>
+        <w:tabs>
+          <w:tab w:val="left" w:pos="1890"/>
+        </w:tabs>
+        <w:ind w:left="1080"/>
+        <w:jc w:val="both"/>
+        <w:rPr>
+          <w:rFonts w:ascii="Times New Roman" w:hAnsi="Times New Roman"/>
+          <w:b/>
+          <w:bCs/>
+          <w:lang w:val="en-US"/>
+        </w:rPr>
+      </w:pPr>
+    </w:p>
+    <w:p>
+      <w:pPr>
+        <w:pStyle w:val="ListParagraph"/>
+        <w:tabs>
+          <w:tab w:val="left" w:pos="1890"/>
+        </w:tabs>
+        <w:ind w:left="1080"/>
+        <w:jc w:val="both"/>
+        <w:rPr>
+          <w:rFonts w:ascii="Times New Roman" w:hAnsi="Times New Roman"/>
+          <w:b/>
+          <w:bCs/>
+          <w:lang w:val="en-US"/>
+        </w:rPr>
+      </w:pPr>
+    </w:p>
+    <w:p>
+      <w:pPr>
+        <w:pStyle w:val="ListParagraph"/>
+        <w:numPr>
+          <w:ilvl w:val="0"/>
+          <w:numId w:val="49"/>
+        </w:numPr>
+        <w:tabs>
+          <w:tab w:val="left" w:pos="1890"/>
+        </w:tabs>
+        <w:jc w:val="both"/>
+        <w:rPr>
+          <w:rFonts w:ascii="Times New Roman" w:hAnsi="Times New Roman"/>
+          <w:b/>
+          <w:bCs/>
+          <w:lang w:val="en-US"/>
+        </w:rPr>
+      </w:pPr>
+      <w:r>
+        <w:rPr>
+          <w:rFonts w:ascii="Times New Roman" w:hAnsi="Times New Roman"/>
+          <w:b/>
+          <w:bCs/>
+          <w:lang w:val="en-US"/>
+        </w:rPr>
+        <w:lastRenderedPageBreak/>
+        <w:t>OUTPUT</w:t>
+      </w:r>
+    </w:p>
+    <w:p>
+      <w:pPr>
+        <w:pStyle w:val="ListParagraph"/>
+        <w:tabs>
+          <w:tab w:val="left" w:pos="1890"/>
+        </w:tabs>
+        <w:jc w:val="both"/>
+        <w:rPr>
+          <w:rFonts w:ascii="Times New Roman" w:hAnsi="Times New Roman"/>
+          <w:b/>
+          <w:bCs/>
+          <w:lang w:val="en-US"/>
+        </w:rPr>
+      </w:pPr>
+      <w:r>
+        <w:rPr>
+          <w:rFonts w:ascii="Times New Roman" w:hAnsi="Times New Roman"/>
+          <w:b/>
+          <w:bCs/>
+          <w:lang w:val="en-US"/>
+        </w:rPr>
+        <w:drawing>
+          <wp:inline distT="0" distB="0" distL="0" distR="0" wp14:anchorId="6BCE5503" wp14:editId="422EE20D">
+            <wp:extent cx="5407572" cy="3764211"/>
+            <wp:effectExtent l="0" t="0" r="3175" b="8255"/>
+            <wp:docPr id="1178002681" name="Picture 1"/>
+            <wp:cNvGraphicFramePr>
+              <a:graphicFrameLocks xmlns:a="http://schemas.openxmlformats.org/drawingml/2006/main" noChangeAspect="1"/>
+            </wp:cNvGraphicFramePr>
+            <a:graphic xmlns:a="http://schemas.openxmlformats.org/drawingml/2006/main">
+              <a:graphicData uri="http://schemas.openxmlformats.org/drawingml/2006/picture">
+                <pic:pic xmlns:pic="http://schemas.openxmlformats.org/drawingml/2006/picture">
+                  <pic:nvPicPr>
+                    <pic:cNvPr id="1178002681" name=""/>
+                    <pic:cNvPicPr/>
+                  </pic:nvPicPr>
+                  <pic:blipFill>
+                    <a:blip r:embed="rId13"/>
+                    <a:stretch>
+                      <a:fillRect/>
+                    </a:stretch>
+                  </pic:blipFill>
+                  <pic:spPr>
+                    <a:xfrm>
+                      <a:off x="0" y="0"/>
+                      <a:ext cx="5425143" cy="3776442"/>
+                    </a:xfrm>
+                    <a:prstGeom prst="rect">
+                      <a:avLst/>
+                    </a:prstGeom>
+                  </pic:spPr>
+                </pic:pic>
+              </a:graphicData>
+            </a:graphic>
+          </wp:inline>
+        </w:drawing>
+      </w:r>
+    </w:p>
+    <w:p>
+      <w:pPr>
+        <w:pStyle w:val="ListParagraph"/>
+        <w:tabs>
+          <w:tab w:val="left" w:pos="1890"/>
+        </w:tabs>
+        <w:jc w:val="both"/>
+        <w:rPr>
+          <w:rFonts w:ascii="Times New Roman" w:hAnsi="Times New Roman"/>
+          <w:b/>
+          <w:bCs/>
+          <w:lang w:val="en-US"/>
+        </w:rPr>
+      </w:pPr>
+      <w:r>
+        <w:rPr>
+          <w:rFonts w:ascii="Times New Roman" w:hAnsi="Times New Roman"/>
+          <w:b/>
+          <w:bCs/>
+          <w:lang w:val="en-US"/>
+        </w:rPr>
+        <w:drawing>
+          <wp:inline distT="0" distB="0" distL="0" distR="0" wp14:anchorId="6542B7F6" wp14:editId="3FC2DD15">
+            <wp:extent cx="4114800" cy="4513698"/>
+            <wp:effectExtent l="0" t="0" r="0" b="1270"/>
+            <wp:docPr id="1986744914" name="Picture 1"/>
+            <wp:cNvGraphicFramePr>
+              <a:graphicFrameLocks xmlns:a="http://schemas.openxmlformats.org/drawingml/2006/main" noChangeAspect="1"/>
+            </wp:cNvGraphicFramePr>
+            <a:graphic xmlns:a="http://schemas.openxmlformats.org/drawingml/2006/main">
+              <a:graphicData uri="http://schemas.openxmlformats.org/drawingml/2006/picture">
+                <pic:pic xmlns:pic="http://schemas.openxmlformats.org/drawingml/2006/picture">
+                  <pic:nvPicPr>
+                    <pic:cNvPr id="1986744914" name=""/>
+                    <pic:cNvPicPr/>
+                  </pic:nvPicPr>
+                  <pic:blipFill>
+                    <a:blip r:embed="rId14"/>
+                    <a:stretch>
+                      <a:fillRect/>
+                    </a:stretch>
+                  </pic:blipFill>
+                  <pic:spPr>
+                    <a:xfrm>
+                      <a:off x="0" y="0"/>
+                      <a:ext cx="4149602" cy="4551874"/>
+                    </a:xfrm>
+                    <a:prstGeom prst="rect">
+                      <a:avLst/>
+                    </a:prstGeom>
+                  </pic:spPr>
+                </pic:pic>
+              </a:graphicData>
+            </a:graphic>
+          </wp:inline>
+        </w:drawing>
+      </w:r>
+    </w:p>
+    <w:p>
+      <w:pPr>
+        <w:pStyle w:val="ListParagraph"/>
+        <w:tabs>
+          <w:tab w:val="left" w:pos="1890"/>
+        </w:tabs>
+        <w:jc w:val="both"/>
+        <w:rPr>
+          <w:rFonts w:ascii="Times New Roman" w:hAnsi="Times New Roman"/>
+          <w:b/>
+          <w:bCs/>
+          <w:lang w:val="en-US"/>
+        </w:rPr>
+      </w:pPr>
+    </w:p>
+    <w:p>
+      <w:pPr>
+        <w:pStyle w:val="ListParagraph"/>
+        <w:tabs>
+          <w:tab w:val="left" w:pos="1890"/>
+        </w:tabs>
+        <w:jc w:val="both"/>
+        <w:rPr>
+          <w:rFonts w:ascii="Times New Roman" w:hAnsi="Times New Roman"/>
+          <w:b/>
+          <w:bCs/>
+          <w:lang w:val="en-US"/>
+        </w:rPr>
+      </w:pPr>
+      <w:r>
+        <w:rPr>
+          <w:rFonts w:ascii="Times New Roman" w:hAnsi="Times New Roman"/>
+          <w:b/>
+          <w:bCs/>
+          <w:lang w:val="en-US"/>
+        </w:rPr>
+        <w:lastRenderedPageBreak/>
+        <w:drawing>
+          <wp:inline distT="0" distB="0" distL="0" distR="0" wp14:anchorId="5BDFF340" wp14:editId="647A7451">
+            <wp:extent cx="5292909" cy="3482671"/>
+            <wp:effectExtent l="0" t="0" r="3175" b="3810"/>
+            <wp:docPr id="930396073" name="Picture 1"/>
+            <wp:cNvGraphicFramePr>
+              <a:graphicFrameLocks xmlns:a="http://schemas.openxmlformats.org/drawingml/2006/main" noChangeAspect="1"/>
+            </wp:cNvGraphicFramePr>
+            <a:graphic xmlns:a="http://schemas.openxmlformats.org/drawingml/2006/main">
+              <a:graphicData uri="http://schemas.openxmlformats.org/drawingml/2006/picture">
+                <pic:pic xmlns:pic="http://schemas.openxmlformats.org/drawingml/2006/picture">
+                  <pic:nvPicPr>
+                    <pic:cNvPr id="930396073" name=""/>
+                    <pic:cNvPicPr/>
+                  </pic:nvPicPr>
+                  <pic:blipFill>
+                    <a:blip r:embed="rId15"/>
+                    <a:stretch>
+                      <a:fillRect/>
+                    </a:stretch>
+                  </pic:blipFill>
+                  <pic:spPr>
+                    <a:xfrm>
+                      <a:off x="0" y="0"/>
+                      <a:ext cx="5301109" cy="3488067"/>
+                    </a:xfrm>
+                    <a:prstGeom prst="rect">
+                      <a:avLst/>
+                    </a:prstGeom>
+                  </pic:spPr>
+                </pic:pic>
+              </a:graphicData>
+            </a:graphic>
+          </wp:inline>
+        </w:drawing>
       </w:r>
     </w:p>
     <w:p>
@@ -2149,8 +1452,9 @@
           <w:bCs/>
           <w:lang w:val="en-US"/>
         </w:rPr>
-        <w:t xml:space="preserve">LINK GITHUB : </w:t>
+        <w:t xml:space="preserve">LINK </w:t>
       </w:r>
+      <w:proofErr w:type="gramStart"/>
       <w:r>
         <w:rPr>
           <w:rFonts w:ascii="Times New Roman" w:hAnsi="Times New Roman"/>
@@ -2158,8 +1462,45 @@
           <w:bCs/>
           <w:lang w:val="en-US"/>
         </w:rPr>
-        <w:t>https://github.com/lovvovala/https---github.com-lovvovala-PASD/commit/bfebf48c24f1ae278dbaaaef9aa2ba9ce99ac87a</w:t>
+        <w:t>GITHUB :</w:t>
       </w:r>
+      <w:proofErr w:type="gramEnd"/>
+      <w:r>
+        <w:rPr>
+          <w:rFonts w:ascii="Times New Roman" w:hAnsi="Times New Roman"/>
+          <w:b/>
+          <w:bCs/>
+          <w:lang w:val="en-US"/>
+        </w:rPr>
+        <w:t xml:space="preserve"> </w:t>
+      </w:r>
+      <w:hyperlink r:id="rId16" w:history="1">
+        <w:r>
+          <w:rPr>
+            <w:rStyle w:val="Hyperlink"/>
+            <w:rFonts w:ascii="Times New Roman" w:hAnsi="Times New Roman"/>
+            <w:b/>
+            <w:bCs/>
+            <w:lang w:val="en-US"/>
+          </w:rPr>
+          <w:t>https://github.com/lovvovala/https---github.com-lovvovala-PASD/commit/bfebf48c24f1ae278dbaaaef9aa2ba9ce99ac87a</w:t>
+        </w:r>
+      </w:hyperlink>
+    </w:p>
+    <w:p>
+      <w:pPr>
+        <w:tabs>
+          <w:tab w:val="left" w:pos="810"/>
+          <w:tab w:val="left" w:pos="1890"/>
+        </w:tabs>
+        <w:jc w:val="both"/>
+        <w:rPr>
+          <w:rFonts w:ascii="Times New Roman" w:hAnsi="Times New Roman"/>
+          <w:b/>
+          <w:bCs/>
+          <w:lang w:val="en-US"/>
+        </w:rPr>
+      </w:pPr>
     </w:p>
     <w:sectPr>
       <w:pgSz w:w="11906" w:h="16838"/>
@@ -3444,6 +2785,95 @@
     </w:lvl>
   </w:abstractNum>
   <w:abstractNum w:abstractNumId="14" w15:restartNumberingAfterBreak="0">
+    <w:nsid w:val="1D48134D"/>
+    <w:multiLevelType w:val="hybridMultilevel"/>
+    <w:tmpl w:val="4B8EDC2E"/>
+    <w:lvl w:ilvl="0" w:tplc="3809000F">
+      <w:start w:val="1"/>
+      <w:numFmt w:val="decimal"/>
+      <w:lvlText w:val="%1."/>
+      <w:lvlJc w:val="left"/>
+      <w:pPr>
+        <w:ind w:left="720" w:hanging="360"/>
+      </w:pPr>
+      <w:rPr>
+        <w:rFonts w:hint="default"/>
+      </w:rPr>
+    </w:lvl>
+    <w:lvl w:ilvl="1" w:tplc="38090019" w:tentative="1">
+      <w:start w:val="1"/>
+      <w:numFmt w:val="lowerLetter"/>
+      <w:lvlText w:val="%2."/>
+      <w:lvlJc w:val="left"/>
+      <w:pPr>
+        <w:ind w:left="1440" w:hanging="360"/>
+      </w:pPr>
+    </w:lvl>
+    <w:lvl w:ilvl="2" w:tplc="3809001B" w:tentative="1">
+      <w:start w:val="1"/>
+      <w:numFmt w:val="lowerRoman"/>
+      <w:lvlText w:val="%3."/>
+      <w:lvlJc w:val="right"/>
+      <w:pPr>
+        <w:ind w:left="2160" w:hanging="180"/>
+      </w:pPr>
+    </w:lvl>
+    <w:lvl w:ilvl="3" w:tplc="3809000F" w:tentative="1">
+      <w:start w:val="1"/>
+      <w:numFmt w:val="decimal"/>
+      <w:lvlText w:val="%4."/>
+      <w:lvlJc w:val="left"/>
+      <w:pPr>
+        <w:ind w:left="2880" w:hanging="360"/>
+      </w:pPr>
+    </w:lvl>
+    <w:lvl w:ilvl="4" w:tplc="38090019" w:tentative="1">
+      <w:start w:val="1"/>
+      <w:numFmt w:val="lowerLetter"/>
+      <w:lvlText w:val="%5."/>
+      <w:lvlJc w:val="left"/>
+      <w:pPr>
+        <w:ind w:left="3600" w:hanging="360"/>
+      </w:pPr>
+    </w:lvl>
+    <w:lvl w:ilvl="5" w:tplc="3809001B" w:tentative="1">
+      <w:start w:val="1"/>
+      <w:numFmt w:val="lowerRoman"/>
+      <w:lvlText w:val="%6."/>
+      <w:lvlJc w:val="right"/>
+      <w:pPr>
+        <w:ind w:left="4320" w:hanging="180"/>
+      </w:pPr>
+    </w:lvl>
+    <w:lvl w:ilvl="6" w:tplc="3809000F" w:tentative="1">
+      <w:start w:val="1"/>
+      <w:numFmt w:val="decimal"/>
+      <w:lvlText w:val="%7."/>
+      <w:lvlJc w:val="left"/>
+      <w:pPr>
+        <w:ind w:left="5040" w:hanging="360"/>
+      </w:pPr>
+    </w:lvl>
+    <w:lvl w:ilvl="7" w:tplc="38090019" w:tentative="1">
+      <w:start w:val="1"/>
+      <w:numFmt w:val="lowerLetter"/>
+      <w:lvlText w:val="%8."/>
+      <w:lvlJc w:val="left"/>
+      <w:pPr>
+        <w:ind w:left="5760" w:hanging="360"/>
+      </w:pPr>
+    </w:lvl>
+    <w:lvl w:ilvl="8" w:tplc="3809001B" w:tentative="1">
+      <w:start w:val="1"/>
+      <w:numFmt w:val="lowerRoman"/>
+      <w:lvlText w:val="%9."/>
+      <w:lvlJc w:val="right"/>
+      <w:pPr>
+        <w:ind w:left="6480" w:hanging="180"/>
+      </w:pPr>
+    </w:lvl>
+  </w:abstractNum>
+  <w:abstractNum w:abstractNumId="15" w15:restartNumberingAfterBreak="0">
     <w:nsid w:val="1E457EE8"/>
     <w:multiLevelType w:val="hybridMultilevel"/>
     <w:tmpl w:val="092C264C"/>
@@ -3532,7 +2962,7 @@
       </w:pPr>
     </w:lvl>
   </w:abstractNum>
-  <w:abstractNum w:abstractNumId="15" w15:restartNumberingAfterBreak="0">
+  <w:abstractNum w:abstractNumId="16" w15:restartNumberingAfterBreak="0">
     <w:nsid w:val="214E5CD5"/>
     <w:multiLevelType w:val="hybridMultilevel"/>
     <w:tmpl w:val="4F9A34D4"/>
@@ -3645,7 +3075,7 @@
       </w:rPr>
     </w:lvl>
   </w:abstractNum>
-  <w:abstractNum w:abstractNumId="16" w15:restartNumberingAfterBreak="0">
+  <w:abstractNum w:abstractNumId="17" w15:restartNumberingAfterBreak="0">
     <w:nsid w:val="2178409B"/>
     <w:multiLevelType w:val="hybridMultilevel"/>
     <w:tmpl w:val="7806FAAE"/>
@@ -3734,7 +3164,7 @@
       </w:pPr>
     </w:lvl>
   </w:abstractNum>
-  <w:abstractNum w:abstractNumId="17" w15:restartNumberingAfterBreak="0">
+  <w:abstractNum w:abstractNumId="18" w15:restartNumberingAfterBreak="0">
     <w:nsid w:val="265C40A3"/>
     <w:multiLevelType w:val="hybridMultilevel"/>
     <w:tmpl w:val="E5EC19D4"/>
@@ -3823,7 +3253,7 @@
       </w:pPr>
     </w:lvl>
   </w:abstractNum>
-  <w:abstractNum w:abstractNumId="18" w15:restartNumberingAfterBreak="0">
+  <w:abstractNum w:abstractNumId="19" w15:restartNumberingAfterBreak="0">
     <w:nsid w:val="28950487"/>
     <w:multiLevelType w:val="hybridMultilevel"/>
     <w:tmpl w:val="E2CA0C24"/>
@@ -3912,7 +3342,7 @@
       </w:pPr>
     </w:lvl>
   </w:abstractNum>
-  <w:abstractNum w:abstractNumId="19" w15:restartNumberingAfterBreak="0">
+  <w:abstractNum w:abstractNumId="20" w15:restartNumberingAfterBreak="0">
     <w:nsid w:val="2D6A0727"/>
     <w:multiLevelType w:val="multilevel"/>
     <w:tmpl w:val="2DD253BC"/>
@@ -4061,7 +3491,7 @@
       </w:rPr>
     </w:lvl>
   </w:abstractNum>
-  <w:abstractNum w:abstractNumId="20" w15:restartNumberingAfterBreak="0">
+  <w:abstractNum w:abstractNumId="21" w15:restartNumberingAfterBreak="0">
     <w:nsid w:val="2DCB0FA6"/>
     <w:multiLevelType w:val="hybridMultilevel"/>
     <w:tmpl w:val="9ED83756"/>
@@ -4150,7 +3580,7 @@
       </w:pPr>
     </w:lvl>
   </w:abstractNum>
-  <w:abstractNum w:abstractNumId="21" w15:restartNumberingAfterBreak="0">
+  <w:abstractNum w:abstractNumId="22" w15:restartNumberingAfterBreak="0">
     <w:nsid w:val="2E8B3B40"/>
     <w:multiLevelType w:val="hybridMultilevel"/>
     <w:tmpl w:val="A51EE0D0"/>
@@ -4239,7 +3669,7 @@
       </w:pPr>
     </w:lvl>
   </w:abstractNum>
-  <w:abstractNum w:abstractNumId="22" w15:restartNumberingAfterBreak="0">
+  <w:abstractNum w:abstractNumId="23" w15:restartNumberingAfterBreak="0">
     <w:nsid w:val="2EA36113"/>
     <w:multiLevelType w:val="hybridMultilevel"/>
     <w:tmpl w:val="50B0E228"/>
@@ -4328,7 +3758,7 @@
       </w:pPr>
     </w:lvl>
   </w:abstractNum>
-  <w:abstractNum w:abstractNumId="23" w15:restartNumberingAfterBreak="0">
+  <w:abstractNum w:abstractNumId="24" w15:restartNumberingAfterBreak="0">
     <w:nsid w:val="2F5B7750"/>
     <w:multiLevelType w:val="hybridMultilevel"/>
     <w:tmpl w:val="1B303FF0"/>
@@ -4417,7 +3847,7 @@
       </w:pPr>
     </w:lvl>
   </w:abstractNum>
-  <w:abstractNum w:abstractNumId="24" w15:restartNumberingAfterBreak="0">
+  <w:abstractNum w:abstractNumId="25" w15:restartNumberingAfterBreak="0">
     <w:nsid w:val="2F8704E6"/>
     <w:multiLevelType w:val="multilevel"/>
     <w:tmpl w:val="4642A09C"/>
@@ -4566,7 +3996,7 @@
       </w:rPr>
     </w:lvl>
   </w:abstractNum>
-  <w:abstractNum w:abstractNumId="25" w15:restartNumberingAfterBreak="0">
+  <w:abstractNum w:abstractNumId="26" w15:restartNumberingAfterBreak="0">
     <w:nsid w:val="36DF3B44"/>
     <w:multiLevelType w:val="hybridMultilevel"/>
     <w:tmpl w:val="0D4ED326"/>
@@ -4655,7 +4085,7 @@
       </w:pPr>
     </w:lvl>
   </w:abstractNum>
-  <w:abstractNum w:abstractNumId="26" w15:restartNumberingAfterBreak="0">
+  <w:abstractNum w:abstractNumId="27" w15:restartNumberingAfterBreak="0">
     <w:nsid w:val="3E4E6930"/>
     <w:multiLevelType w:val="hybridMultilevel"/>
     <w:tmpl w:val="41F0EFA8"/>
@@ -4744,7 +4174,7 @@
       </w:pPr>
     </w:lvl>
   </w:abstractNum>
-  <w:abstractNum w:abstractNumId="27" w15:restartNumberingAfterBreak="0">
+  <w:abstractNum w:abstractNumId="28" w15:restartNumberingAfterBreak="0">
     <w:nsid w:val="41BF72F8"/>
     <w:multiLevelType w:val="hybridMultilevel"/>
     <w:tmpl w:val="C81C4D0E"/>
@@ -4833,7 +4263,96 @@
       </w:pPr>
     </w:lvl>
   </w:abstractNum>
-  <w:abstractNum w:abstractNumId="28" w15:restartNumberingAfterBreak="0">
+  <w:abstractNum w:abstractNumId="29" w15:restartNumberingAfterBreak="0">
+    <w:nsid w:val="4219057F"/>
+    <w:multiLevelType w:val="hybridMultilevel"/>
+    <w:tmpl w:val="5840EE4A"/>
+    <w:lvl w:ilvl="0" w:tplc="DDFE1DDE">
+      <w:start w:val="1"/>
+      <w:numFmt w:val="lowerLetter"/>
+      <w:lvlText w:val="%1."/>
+      <w:lvlJc w:val="left"/>
+      <w:pPr>
+        <w:ind w:left="1080" w:hanging="360"/>
+      </w:pPr>
+      <w:rPr>
+        <w:rFonts w:hint="default"/>
+      </w:rPr>
+    </w:lvl>
+    <w:lvl w:ilvl="1" w:tplc="38090019" w:tentative="1">
+      <w:start w:val="1"/>
+      <w:numFmt w:val="lowerLetter"/>
+      <w:lvlText w:val="%2."/>
+      <w:lvlJc w:val="left"/>
+      <w:pPr>
+        <w:ind w:left="1800" w:hanging="360"/>
+      </w:pPr>
+    </w:lvl>
+    <w:lvl w:ilvl="2" w:tplc="3809001B" w:tentative="1">
+      <w:start w:val="1"/>
+      <w:numFmt w:val="lowerRoman"/>
+      <w:lvlText w:val="%3."/>
+      <w:lvlJc w:val="right"/>
+      <w:pPr>
+        <w:ind w:left="2520" w:hanging="180"/>
+      </w:pPr>
+    </w:lvl>
+    <w:lvl w:ilvl="3" w:tplc="3809000F" w:tentative="1">
+      <w:start w:val="1"/>
+      <w:numFmt w:val="decimal"/>
+      <w:lvlText w:val="%4."/>
+      <w:lvlJc w:val="left"/>
+      <w:pPr>
+        <w:ind w:left="3240" w:hanging="360"/>
+      </w:pPr>
+    </w:lvl>
+    <w:lvl w:ilvl="4" w:tplc="38090019" w:tentative="1">
+      <w:start w:val="1"/>
+      <w:numFmt w:val="lowerLetter"/>
+      <w:lvlText w:val="%5."/>
+      <w:lvlJc w:val="left"/>
+      <w:pPr>
+        <w:ind w:left="3960" w:hanging="360"/>
+      </w:pPr>
+    </w:lvl>
+    <w:lvl w:ilvl="5" w:tplc="3809001B" w:tentative="1">
+      <w:start w:val="1"/>
+      <w:numFmt w:val="lowerRoman"/>
+      <w:lvlText w:val="%6."/>
+      <w:lvlJc w:val="right"/>
+      <w:pPr>
+        <w:ind w:left="4680" w:hanging="180"/>
+      </w:pPr>
+    </w:lvl>
+    <w:lvl w:ilvl="6" w:tplc="3809000F" w:tentative="1">
+      <w:start w:val="1"/>
+      <w:numFmt w:val="decimal"/>
+      <w:lvlText w:val="%7."/>
+      <w:lvlJc w:val="left"/>
+      <w:pPr>
+        <w:ind w:left="5400" w:hanging="360"/>
+      </w:pPr>
+    </w:lvl>
+    <w:lvl w:ilvl="7" w:tplc="38090019" w:tentative="1">
+      <w:start w:val="1"/>
+      <w:numFmt w:val="lowerLetter"/>
+      <w:lvlText w:val="%8."/>
+      <w:lvlJc w:val="left"/>
+      <w:pPr>
+        <w:ind w:left="6120" w:hanging="360"/>
+      </w:pPr>
+    </w:lvl>
+    <w:lvl w:ilvl="8" w:tplc="3809001B" w:tentative="1">
+      <w:start w:val="1"/>
+      <w:numFmt w:val="lowerRoman"/>
+      <w:lvlText w:val="%9."/>
+      <w:lvlJc w:val="right"/>
+      <w:pPr>
+        <w:ind w:left="6840" w:hanging="180"/>
+      </w:pPr>
+    </w:lvl>
+  </w:abstractNum>
+  <w:abstractNum w:abstractNumId="30" w15:restartNumberingAfterBreak="0">
     <w:nsid w:val="4C437C0D"/>
     <w:multiLevelType w:val="hybridMultilevel"/>
     <w:tmpl w:val="99A8483C"/>
@@ -4946,7 +4465,7 @@
       </w:rPr>
     </w:lvl>
   </w:abstractNum>
-  <w:abstractNum w:abstractNumId="29" w15:restartNumberingAfterBreak="0">
+  <w:abstractNum w:abstractNumId="31" w15:restartNumberingAfterBreak="0">
     <w:nsid w:val="579403E0"/>
     <w:multiLevelType w:val="hybridMultilevel"/>
     <w:tmpl w:val="8DEE7662"/>
@@ -5035,7 +4554,7 @@
       </w:pPr>
     </w:lvl>
   </w:abstractNum>
-  <w:abstractNum w:abstractNumId="30" w15:restartNumberingAfterBreak="0">
+  <w:abstractNum w:abstractNumId="32" w15:restartNumberingAfterBreak="0">
     <w:nsid w:val="57FC2957"/>
     <w:multiLevelType w:val="hybridMultilevel"/>
     <w:tmpl w:val="0D4ED326"/>
@@ -5124,7 +4643,7 @@
       </w:pPr>
     </w:lvl>
   </w:abstractNum>
-  <w:abstractNum w:abstractNumId="31" w15:restartNumberingAfterBreak="0">
+  <w:abstractNum w:abstractNumId="33" w15:restartNumberingAfterBreak="0">
     <w:nsid w:val="59560CDA"/>
     <w:multiLevelType w:val="hybridMultilevel"/>
     <w:tmpl w:val="5AC6E628"/>
@@ -5213,7 +4732,7 @@
       </w:pPr>
     </w:lvl>
   </w:abstractNum>
-  <w:abstractNum w:abstractNumId="32" w15:restartNumberingAfterBreak="0">
+  <w:abstractNum w:abstractNumId="34" w15:restartNumberingAfterBreak="0">
     <w:nsid w:val="5B633088"/>
     <w:multiLevelType w:val="hybridMultilevel"/>
     <w:tmpl w:val="1F369DBA"/>
@@ -5302,7 +4821,7 @@
       </w:pPr>
     </w:lvl>
   </w:abstractNum>
-  <w:abstractNum w:abstractNumId="33" w15:restartNumberingAfterBreak="0">
+  <w:abstractNum w:abstractNumId="35" w15:restartNumberingAfterBreak="0">
     <w:nsid w:val="5DE97286"/>
     <w:multiLevelType w:val="hybridMultilevel"/>
     <w:tmpl w:val="4CE8F93C"/>
@@ -5391,7 +4910,7 @@
       </w:pPr>
     </w:lvl>
   </w:abstractNum>
-  <w:abstractNum w:abstractNumId="34" w15:restartNumberingAfterBreak="0">
+  <w:abstractNum w:abstractNumId="36" w15:restartNumberingAfterBreak="0">
     <w:nsid w:val="5E99707F"/>
     <w:multiLevelType w:val="hybridMultilevel"/>
     <w:tmpl w:val="0262BF3C"/>
@@ -5480,7 +4999,7 @@
       </w:pPr>
     </w:lvl>
   </w:abstractNum>
-  <w:abstractNum w:abstractNumId="35" w15:restartNumberingAfterBreak="0">
+  <w:abstractNum w:abstractNumId="37" w15:restartNumberingAfterBreak="0">
     <w:nsid w:val="60C663B8"/>
     <w:multiLevelType w:val="hybridMultilevel"/>
     <w:tmpl w:val="5A96BBC6"/>
@@ -5569,7 +5088,7 @@
       </w:pPr>
     </w:lvl>
   </w:abstractNum>
-  <w:abstractNum w:abstractNumId="36" w15:restartNumberingAfterBreak="0">
+  <w:abstractNum w:abstractNumId="38" w15:restartNumberingAfterBreak="0">
     <w:nsid w:val="62773B5A"/>
     <w:multiLevelType w:val="hybridMultilevel"/>
     <w:tmpl w:val="76565B28"/>
@@ -5658,7 +5177,7 @@
       </w:pPr>
     </w:lvl>
   </w:abstractNum>
-  <w:abstractNum w:abstractNumId="37" w15:restartNumberingAfterBreak="0">
+  <w:abstractNum w:abstractNumId="39" w15:restartNumberingAfterBreak="0">
     <w:nsid w:val="629E1B86"/>
     <w:multiLevelType w:val="hybridMultilevel"/>
     <w:tmpl w:val="50C60C96"/>
@@ -5747,7 +5266,7 @@
       </w:pPr>
     </w:lvl>
   </w:abstractNum>
-  <w:abstractNum w:abstractNumId="38" w15:restartNumberingAfterBreak="0">
+  <w:abstractNum w:abstractNumId="40" w15:restartNumberingAfterBreak="0">
     <w:nsid w:val="63BC71EC"/>
     <w:multiLevelType w:val="hybridMultilevel"/>
     <w:tmpl w:val="7854AF6A"/>
@@ -5836,7 +5355,7 @@
       </w:pPr>
     </w:lvl>
   </w:abstractNum>
-  <w:abstractNum w:abstractNumId="39" w15:restartNumberingAfterBreak="0">
+  <w:abstractNum w:abstractNumId="41" w15:restartNumberingAfterBreak="0">
     <w:nsid w:val="640A0E48"/>
     <w:multiLevelType w:val="hybridMultilevel"/>
     <w:tmpl w:val="128606C8"/>
@@ -5925,7 +5444,7 @@
       </w:pPr>
     </w:lvl>
   </w:abstractNum>
-  <w:abstractNum w:abstractNumId="40" w15:restartNumberingAfterBreak="0">
+  <w:abstractNum w:abstractNumId="42" w15:restartNumberingAfterBreak="0">
     <w:nsid w:val="65F95F09"/>
     <w:multiLevelType w:val="hybridMultilevel"/>
     <w:tmpl w:val="6980C6CC"/>
@@ -6014,7 +5533,7 @@
       </w:pPr>
     </w:lvl>
   </w:abstractNum>
-  <w:abstractNum w:abstractNumId="41" w15:restartNumberingAfterBreak="0">
+  <w:abstractNum w:abstractNumId="43" w15:restartNumberingAfterBreak="0">
     <w:nsid w:val="6DF3511A"/>
     <w:multiLevelType w:val="hybridMultilevel"/>
     <w:tmpl w:val="43964CEE"/>
@@ -6103,7 +5622,7 @@
       </w:pPr>
     </w:lvl>
   </w:abstractNum>
-  <w:abstractNum w:abstractNumId="42" w15:restartNumberingAfterBreak="0">
+  <w:abstractNum w:abstractNumId="44" w15:restartNumberingAfterBreak="0">
     <w:nsid w:val="6FC06C1C"/>
     <w:multiLevelType w:val="hybridMultilevel"/>
     <w:tmpl w:val="BDEA6798"/>
@@ -6192,7 +5711,7 @@
       </w:pPr>
     </w:lvl>
   </w:abstractNum>
-  <w:abstractNum w:abstractNumId="43" w15:restartNumberingAfterBreak="0">
+  <w:abstractNum w:abstractNumId="45" w15:restartNumberingAfterBreak="0">
     <w:nsid w:val="726E2F48"/>
     <w:multiLevelType w:val="hybridMultilevel"/>
     <w:tmpl w:val="2332A91C"/>
@@ -6281,7 +5800,7 @@
       </w:pPr>
     </w:lvl>
   </w:abstractNum>
-  <w:abstractNum w:abstractNumId="44" w15:restartNumberingAfterBreak="0">
+  <w:abstractNum w:abstractNumId="46" w15:restartNumberingAfterBreak="0">
     <w:nsid w:val="748862A7"/>
     <w:multiLevelType w:val="hybridMultilevel"/>
     <w:tmpl w:val="BD3422FA"/>
@@ -6370,7 +5889,7 @@
       </w:pPr>
     </w:lvl>
   </w:abstractNum>
-  <w:abstractNum w:abstractNumId="45" w15:restartNumberingAfterBreak="0">
+  <w:abstractNum w:abstractNumId="47" w15:restartNumberingAfterBreak="0">
     <w:nsid w:val="7DAC162A"/>
     <w:multiLevelType w:val="hybridMultilevel"/>
     <w:tmpl w:val="EEEC9A2A"/>
@@ -6456,7 +5975,7 @@
       </w:pPr>
     </w:lvl>
   </w:abstractNum>
-  <w:abstractNum w:abstractNumId="46" w15:restartNumberingAfterBreak="0">
+  <w:abstractNum w:abstractNumId="48" w15:restartNumberingAfterBreak="0">
     <w:nsid w:val="7F424E55"/>
     <w:multiLevelType w:val="multilevel"/>
     <w:tmpl w:val="B0A4F0AE"/>
@@ -6569,7 +6088,7 @@
       </w:rPr>
     </w:lvl>
   </w:abstractNum>
-  <w:abstractNum w:abstractNumId="47" w15:restartNumberingAfterBreak="0">
+  <w:abstractNum w:abstractNumId="49" w15:restartNumberingAfterBreak="0">
     <w:nsid w:val="7FA53B96"/>
     <w:multiLevelType w:val="hybridMultilevel"/>
     <w:tmpl w:val="FE048F0C"/>
@@ -6662,94 +6181,94 @@
     <w:abstractNumId w:val="1"/>
   </w:num>
   <w:num w:numId="2" w16cid:durableId="1862281450">
-    <w:abstractNumId w:val="40"/>
+    <w:abstractNumId w:val="42"/>
   </w:num>
   <w:num w:numId="3" w16cid:durableId="1073435493">
     <w:abstractNumId w:val="0"/>
   </w:num>
   <w:num w:numId="4" w16cid:durableId="2062972822">
-    <w:abstractNumId w:val="46"/>
+    <w:abstractNumId w:val="48"/>
   </w:num>
   <w:num w:numId="5" w16cid:durableId="1136027177">
-    <w:abstractNumId w:val="45"/>
+    <w:abstractNumId w:val="47"/>
   </w:num>
   <w:num w:numId="6" w16cid:durableId="1718238520">
-    <w:abstractNumId w:val="19"/>
+    <w:abstractNumId w:val="20"/>
   </w:num>
   <w:num w:numId="7" w16cid:durableId="411005620">
-    <w:abstractNumId w:val="24"/>
+    <w:abstractNumId w:val="25"/>
   </w:num>
   <w:num w:numId="8" w16cid:durableId="621545451">
-    <w:abstractNumId w:val="14"/>
+    <w:abstractNumId w:val="15"/>
   </w:num>
   <w:num w:numId="9" w16cid:durableId="1927112118">
     <w:abstractNumId w:val="9"/>
   </w:num>
   <w:num w:numId="10" w16cid:durableId="1840995627">
-    <w:abstractNumId w:val="18"/>
+    <w:abstractNumId w:val="19"/>
   </w:num>
   <w:num w:numId="11" w16cid:durableId="1774471085">
-    <w:abstractNumId w:val="41"/>
+    <w:abstractNumId w:val="43"/>
   </w:num>
   <w:num w:numId="12" w16cid:durableId="452675350">
+    <w:abstractNumId w:val="23"/>
+  </w:num>
+  <w:num w:numId="13" w16cid:durableId="1195653439">
+    <w:abstractNumId w:val="44"/>
+  </w:num>
+  <w:num w:numId="14" w16cid:durableId="1078095029">
     <w:abstractNumId w:val="22"/>
   </w:num>
-  <w:num w:numId="13" w16cid:durableId="1195653439">
-    <w:abstractNumId w:val="42"/>
-  </w:num>
-  <w:num w:numId="14" w16cid:durableId="1078095029">
-    <w:abstractNumId w:val="21"/>
-  </w:num>
   <w:num w:numId="15" w16cid:durableId="849559951">
-    <w:abstractNumId w:val="27"/>
+    <w:abstractNumId w:val="28"/>
   </w:num>
   <w:num w:numId="16" w16cid:durableId="179127716">
-    <w:abstractNumId w:val="38"/>
+    <w:abstractNumId w:val="40"/>
   </w:num>
   <w:num w:numId="17" w16cid:durableId="350037851">
     <w:abstractNumId w:val="11"/>
   </w:num>
   <w:num w:numId="18" w16cid:durableId="2042700968">
-    <w:abstractNumId w:val="35"/>
+    <w:abstractNumId w:val="37"/>
   </w:num>
   <w:num w:numId="19" w16cid:durableId="355082832">
     <w:abstractNumId w:val="8"/>
   </w:num>
   <w:num w:numId="20" w16cid:durableId="634259291">
-    <w:abstractNumId w:val="34"/>
+    <w:abstractNumId w:val="36"/>
   </w:num>
   <w:num w:numId="21" w16cid:durableId="146366209">
-    <w:abstractNumId w:val="47"/>
+    <w:abstractNumId w:val="49"/>
   </w:num>
   <w:num w:numId="22" w16cid:durableId="1236890847">
-    <w:abstractNumId w:val="33"/>
+    <w:abstractNumId w:val="35"/>
   </w:num>
   <w:num w:numId="23" w16cid:durableId="1852600807">
-    <w:abstractNumId w:val="39"/>
+    <w:abstractNumId w:val="41"/>
   </w:num>
   <w:num w:numId="24" w16cid:durableId="1643389834">
-    <w:abstractNumId w:val="23"/>
+    <w:abstractNumId w:val="24"/>
   </w:num>
   <w:num w:numId="25" w16cid:durableId="142158830">
     <w:abstractNumId w:val="5"/>
   </w:num>
   <w:num w:numId="26" w16cid:durableId="772746445">
-    <w:abstractNumId w:val="43"/>
+    <w:abstractNumId w:val="45"/>
   </w:num>
   <w:num w:numId="27" w16cid:durableId="540171258">
-    <w:abstractNumId w:val="36"/>
+    <w:abstractNumId w:val="38"/>
   </w:num>
   <w:num w:numId="28" w16cid:durableId="1993095520">
-    <w:abstractNumId w:val="20"/>
+    <w:abstractNumId w:val="21"/>
   </w:num>
   <w:num w:numId="29" w16cid:durableId="1504390247">
     <w:abstractNumId w:val="12"/>
   </w:num>
   <w:num w:numId="30" w16cid:durableId="366836676">
-    <w:abstractNumId w:val="29"/>
+    <w:abstractNumId w:val="31"/>
   </w:num>
   <w:num w:numId="31" w16cid:durableId="628708610">
-    <w:abstractNumId w:val="37"/>
+    <w:abstractNumId w:val="39"/>
   </w:num>
   <w:num w:numId="32" w16cid:durableId="1714306589">
     <w:abstractNumId w:val="10"/>
@@ -6764,10 +6283,10 @@
     <w:abstractNumId w:val="4"/>
   </w:num>
   <w:num w:numId="36" w16cid:durableId="889608110">
-    <w:abstractNumId w:val="44"/>
+    <w:abstractNumId w:val="46"/>
   </w:num>
   <w:num w:numId="37" w16cid:durableId="1732582515">
-    <w:abstractNumId w:val="16"/>
+    <w:abstractNumId w:val="17"/>
   </w:num>
   <w:num w:numId="38" w16cid:durableId="964583754">
     <w:abstractNumId w:val="6"/>
@@ -6776,31 +6295,37 @@
     <w:abstractNumId w:val="3"/>
   </w:num>
   <w:num w:numId="40" w16cid:durableId="1620450667">
+    <w:abstractNumId w:val="27"/>
+  </w:num>
+  <w:num w:numId="41" w16cid:durableId="1875380601">
+    <w:abstractNumId w:val="18"/>
+  </w:num>
+  <w:num w:numId="42" w16cid:durableId="1477406626">
+    <w:abstractNumId w:val="33"/>
+  </w:num>
+  <w:num w:numId="43" w16cid:durableId="1417484030">
     <w:abstractNumId w:val="26"/>
   </w:num>
-  <w:num w:numId="41" w16cid:durableId="1875380601">
-    <w:abstractNumId w:val="17"/>
-  </w:num>
-  <w:num w:numId="42" w16cid:durableId="1477406626">
-    <w:abstractNumId w:val="31"/>
-  </w:num>
-  <w:num w:numId="43" w16cid:durableId="1417484030">
-    <w:abstractNumId w:val="25"/>
-  </w:num>
   <w:num w:numId="44" w16cid:durableId="1489861795">
-    <w:abstractNumId w:val="28"/>
+    <w:abstractNumId w:val="30"/>
   </w:num>
   <w:num w:numId="45" w16cid:durableId="882593567">
     <w:abstractNumId w:val="7"/>
   </w:num>
   <w:num w:numId="46" w16cid:durableId="1186554154">
+    <w:abstractNumId w:val="34"/>
+  </w:num>
+  <w:num w:numId="47" w16cid:durableId="433479509">
     <w:abstractNumId w:val="32"/>
   </w:num>
-  <w:num w:numId="47" w16cid:durableId="433479509">
-    <w:abstractNumId w:val="30"/>
+  <w:num w:numId="48" w16cid:durableId="254364183">
+    <w:abstractNumId w:val="16"/>
   </w:num>
-  <w:num w:numId="48" w16cid:durableId="254364183">
-    <w:abstractNumId w:val="15"/>
+  <w:num w:numId="49" w16cid:durableId="1497724432">
+    <w:abstractNumId w:val="14"/>
+  </w:num>
+  <w:num w:numId="50" w16cid:durableId="1529637957">
+    <w:abstractNumId w:val="29"/>
   </w:num>
 </w:numbering>
 </file>
@@ -7415,6 +6940,7 @@
   <w:style w:type="character" w:default="1" w:styleId="DefaultParagraphFont">
     <w:name w:val="Default Paragraph Font"/>
     <w:uiPriority w:val="1"/>
+    <w:semiHidden/>
     <w:unhideWhenUsed/>
   </w:style>
   <w:style w:type="table" w:default="1" w:styleId="TableNormal">

--- a/Jobsheet3/JOBSHEET 3.docx
+++ b/Jobsheet3/JOBSHEET 3.docx
@@ -23,8 +23,18 @@
           <w:szCs w:val="52"/>
           <w:lang w:val="en-US"/>
         </w:rPr>
-        <w:t>UTS</w:t>
-      </w:r>
+        <w:t>JOBSHEET 9</w:t>
+      </w:r>
+    </w:p>
+    <w:p>
+      <w:pPr>
+        <w:jc w:val="center"/>
+        <w:rPr>
+          <w:rFonts w:ascii="Times New Roman" w:hAnsi="Times New Roman"/>
+          <w:b/>
+          <w:bCs/>
+        </w:rPr>
+      </w:pPr>
       <w:r>
         <w:rPr>
           <w:rFonts w:ascii="Times New Roman" w:hAnsi="Times New Roman"/>
@@ -34,8 +44,7 @@
           <w:szCs w:val="52"/>
           <w:lang w:val="en-US"/>
         </w:rPr>
-        <w:br/>
-        <w:t>ASD</w:t>
+        <w:t>STACK</w:t>
       </w:r>
     </w:p>
     <w:p>
@@ -194,7 +203,6 @@
           <w:lang w:val="en-US"/>
         </w:rPr>
       </w:pPr>
-      <w:proofErr w:type="gramStart"/>
       <w:r>
         <w:rPr>
           <w:rFonts w:ascii="Times New Roman" w:hAnsi="Times New Roman"/>
@@ -204,10 +212,12 @@
           <w:szCs w:val="28"/>
           <w:lang w:val="en-US"/>
         </w:rPr>
-        <w:t>Nama :</w:t>
-      </w:r>
-      <w:proofErr w:type="gramEnd"/>
-      <w:r>
+        <w:t xml:space="preserve">Nama : Rachmah Nur Chotimah </w:t>
+      </w:r>
+    </w:p>
+    <w:p>
+      <w:pPr>
+        <w:jc w:val="center"/>
         <w:rPr>
           <w:rFonts w:ascii="Times New Roman" w:hAnsi="Times New Roman"/>
           <w:b/>
@@ -216,9 +226,7 @@
           <w:szCs w:val="28"/>
           <w:lang w:val="en-US"/>
         </w:rPr>
-        <w:t xml:space="preserve"> </w:t>
-      </w:r>
-      <w:proofErr w:type="spellStart"/>
+      </w:pPr>
       <w:r>
         <w:rPr>
           <w:rFonts w:ascii="Times New Roman" w:hAnsi="Times New Roman"/>
@@ -228,10 +236,12 @@
           <w:szCs w:val="28"/>
           <w:lang w:val="en-US"/>
         </w:rPr>
-        <w:t>Rachmah</w:t>
-      </w:r>
-      <w:proofErr w:type="spellEnd"/>
-      <w:r>
+        <w:t>NIM : 254107060052</w:t>
+      </w:r>
+    </w:p>
+    <w:p>
+      <w:pPr>
+        <w:jc w:val="center"/>
         <w:rPr>
           <w:rFonts w:ascii="Times New Roman" w:hAnsi="Times New Roman"/>
           <w:b/>
@@ -240,9 +250,7 @@
           <w:szCs w:val="28"/>
           <w:lang w:val="en-US"/>
         </w:rPr>
-        <w:t xml:space="preserve"> Nur </w:t>
-      </w:r>
-      <w:proofErr w:type="spellStart"/>
+      </w:pPr>
       <w:r>
         <w:rPr>
           <w:rFonts w:ascii="Times New Roman" w:hAnsi="Times New Roman"/>
@@ -252,10 +260,12 @@
           <w:szCs w:val="28"/>
           <w:lang w:val="en-US"/>
         </w:rPr>
-        <w:t>Chotimah</w:t>
-      </w:r>
-      <w:proofErr w:type="spellEnd"/>
-      <w:r>
+        <w:t>Kelas : SIB 1A</w:t>
+      </w:r>
+    </w:p>
+    <w:p>
+      <w:pPr>
+        <w:jc w:val="center"/>
         <w:rPr>
           <w:rFonts w:ascii="Times New Roman" w:hAnsi="Times New Roman"/>
           <w:b/>
@@ -264,12 +274,8 @@
           <w:szCs w:val="28"/>
           <w:lang w:val="en-US"/>
         </w:rPr>
-        <w:t xml:space="preserve"> </w:t>
-      </w:r>
-    </w:p>
-    <w:p>
-      <w:pPr>
-        <w:jc w:val="center"/>
+      </w:pPr>
+      <w:r>
         <w:rPr>
           <w:rFonts w:ascii="Times New Roman" w:hAnsi="Times New Roman"/>
           <w:b/>
@@ -278,9 +284,11 @@
           <w:szCs w:val="28"/>
           <w:lang w:val="en-US"/>
         </w:rPr>
-      </w:pPr>
-      <w:proofErr w:type="gramStart"/>
-      <w:r>
+        <w:t>No.Absen : 20</w:t>
+      </w:r>
+    </w:p>
+    <w:p>
+      <w:pPr>
         <w:rPr>
           <w:rFonts w:ascii="Times New Roman" w:hAnsi="Times New Roman"/>
           <w:b/>
@@ -289,10 +297,10 @@
           <w:szCs w:val="28"/>
           <w:lang w:val="en-US"/>
         </w:rPr>
-        <w:t>NIM :</w:t>
-      </w:r>
-      <w:proofErr w:type="gramEnd"/>
-      <w:r>
+      </w:pPr>
+    </w:p>
+    <w:p>
+      <w:pPr>
         <w:rPr>
           <w:rFonts w:ascii="Times New Roman" w:hAnsi="Times New Roman"/>
           <w:b/>
@@ -301,12 +309,10 @@
           <w:szCs w:val="28"/>
           <w:lang w:val="en-US"/>
         </w:rPr>
-        <w:t xml:space="preserve"> 254107060052</w:t>
-      </w:r>
-    </w:p>
-    <w:p>
-      <w:pPr>
-        <w:jc w:val="center"/>
+      </w:pPr>
+    </w:p>
+    <w:p>
+      <w:pPr>
         <w:rPr>
           <w:rFonts w:ascii="Times New Roman" w:hAnsi="Times New Roman"/>
           <w:b/>
@@ -316,9 +322,9 @@
           <w:lang w:val="en-US"/>
         </w:rPr>
       </w:pPr>
-      <w:proofErr w:type="spellStart"/>
-      <w:proofErr w:type="gramStart"/>
-      <w:r>
+    </w:p>
+    <w:p>
+      <w:pPr>
         <w:rPr>
           <w:rFonts w:ascii="Times New Roman" w:hAnsi="Times New Roman"/>
           <w:b/>
@@ -327,10 +333,13 @@
           <w:szCs w:val="28"/>
           <w:lang w:val="en-US"/>
         </w:rPr>
-        <w:t>Kelas</w:t>
-      </w:r>
-      <w:proofErr w:type="spellEnd"/>
-      <w:r>
+      </w:pPr>
+    </w:p>
+    <w:p>
+      <w:pPr>
+        <w:tabs>
+          <w:tab w:val="left" w:pos="1530"/>
+        </w:tabs>
         <w:rPr>
           <w:rFonts w:ascii="Times New Roman" w:hAnsi="Times New Roman"/>
           <w:b/>
@@ -339,121 +348,6 @@
           <w:szCs w:val="28"/>
           <w:lang w:val="en-US"/>
         </w:rPr>
-        <w:t xml:space="preserve"> :</w:t>
-      </w:r>
-      <w:proofErr w:type="gramEnd"/>
-      <w:r>
-        <w:rPr>
-          <w:rFonts w:ascii="Times New Roman" w:hAnsi="Times New Roman"/>
-          <w:b/>
-          <w:bCs/>
-          <w:sz w:val="28"/>
-          <w:szCs w:val="28"/>
-          <w:lang w:val="en-US"/>
-        </w:rPr>
-        <w:t xml:space="preserve"> SIB 1A</w:t>
-      </w:r>
-    </w:p>
-    <w:p>
-      <w:pPr>
-        <w:jc w:val="center"/>
-        <w:rPr>
-          <w:rFonts w:ascii="Times New Roman" w:hAnsi="Times New Roman"/>
-          <w:b/>
-          <w:bCs/>
-          <w:sz w:val="28"/>
-          <w:szCs w:val="28"/>
-          <w:lang w:val="en-US"/>
-        </w:rPr>
-      </w:pPr>
-      <w:proofErr w:type="spellStart"/>
-      <w:proofErr w:type="gramStart"/>
-      <w:r>
-        <w:rPr>
-          <w:rFonts w:ascii="Times New Roman" w:hAnsi="Times New Roman"/>
-          <w:b/>
-          <w:bCs/>
-          <w:sz w:val="28"/>
-          <w:szCs w:val="28"/>
-          <w:lang w:val="en-US"/>
-        </w:rPr>
-        <w:t>No.Absen</w:t>
-      </w:r>
-      <w:proofErr w:type="spellEnd"/>
-      <w:proofErr w:type="gramEnd"/>
-      <w:r>
-        <w:rPr>
-          <w:rFonts w:ascii="Times New Roman" w:hAnsi="Times New Roman"/>
-          <w:b/>
-          <w:bCs/>
-          <w:sz w:val="28"/>
-          <w:szCs w:val="28"/>
-          <w:lang w:val="en-US"/>
-        </w:rPr>
-        <w:t xml:space="preserve"> : 20</w:t>
-      </w:r>
-    </w:p>
-    <w:p>
-      <w:pPr>
-        <w:rPr>
-          <w:rFonts w:ascii="Times New Roman" w:hAnsi="Times New Roman"/>
-          <w:b/>
-          <w:bCs/>
-          <w:sz w:val="28"/>
-          <w:szCs w:val="28"/>
-          <w:lang w:val="en-US"/>
-        </w:rPr>
-      </w:pPr>
-    </w:p>
-    <w:p>
-      <w:pPr>
-        <w:rPr>
-          <w:rFonts w:ascii="Times New Roman" w:hAnsi="Times New Roman"/>
-          <w:b/>
-          <w:bCs/>
-          <w:sz w:val="28"/>
-          <w:szCs w:val="28"/>
-          <w:lang w:val="en-US"/>
-        </w:rPr>
-      </w:pPr>
-    </w:p>
-    <w:p>
-      <w:pPr>
-        <w:rPr>
-          <w:rFonts w:ascii="Times New Roman" w:hAnsi="Times New Roman"/>
-          <w:b/>
-          <w:bCs/>
-          <w:sz w:val="28"/>
-          <w:szCs w:val="28"/>
-          <w:lang w:val="en-US"/>
-        </w:rPr>
-      </w:pPr>
-    </w:p>
-    <w:p>
-      <w:pPr>
-        <w:rPr>
-          <w:rFonts w:ascii="Times New Roman" w:hAnsi="Times New Roman"/>
-          <w:b/>
-          <w:bCs/>
-          <w:sz w:val="28"/>
-          <w:szCs w:val="28"/>
-          <w:lang w:val="en-US"/>
-        </w:rPr>
-      </w:pPr>
-    </w:p>
-    <w:p>
-      <w:pPr>
-        <w:tabs>
-          <w:tab w:val="left" w:pos="1530"/>
-        </w:tabs>
-        <w:rPr>
-          <w:rFonts w:ascii="Times New Roman" w:hAnsi="Times New Roman"/>
-          <w:b/>
-          <w:bCs/>
-          <w:sz w:val="28"/>
-          <w:szCs w:val="28"/>
-          <w:lang w:val="en-US"/>
-        </w:rPr>
       </w:pPr>
     </w:p>
     <w:p>
@@ -461,1622 +355,1789 @@
         <w:pStyle w:val="ListParagraph"/>
         <w:numPr>
           <w:ilvl w:val="0"/>
-          <w:numId w:val="1"/>
+          <w:numId w:val="15"/>
         </w:numPr>
         <w:tabs>
-          <w:tab w:val="left" w:pos="1890"/>
-        </w:tabs>
-        <w:rPr>
-          <w:rFonts w:ascii="Times New Roman" w:hAnsi="Times New Roman"/>
-        </w:rPr>
-      </w:pPr>
-      <w:proofErr w:type="spellStart"/>
-      <w:r>
-        <w:rPr>
-          <w:rFonts w:ascii="Times New Roman" w:hAnsi="Times New Roman"/>
+          <w:tab w:val="left" w:pos="1440"/>
+        </w:tabs>
+        <w:jc w:val="both"/>
+        <w:rPr>
+          <w:rFonts w:ascii="Times New Roman" w:hAnsi="Times New Roman"/>
+          <w:b/>
+          <w:bCs/>
+          <w:lang w:val="en-US"/>
+        </w:rPr>
+      </w:pPr>
+      <w:r>
+        <w:rPr>
+          <w:rFonts w:ascii="Times New Roman" w:hAnsi="Times New Roman"/>
+          <w:b/>
+          <w:bCs/>
+          <w:lang w:val="en-US"/>
         </w:rPr>
         <w:lastRenderedPageBreak/>
-        <w:t>Berdasarkan</w:t>
-      </w:r>
-      <w:proofErr w:type="spellEnd"/>
-      <w:r>
-        <w:rPr>
-          <w:rFonts w:ascii="Times New Roman" w:hAnsi="Times New Roman"/>
-        </w:rPr>
-        <w:t xml:space="preserve"> </w:t>
-      </w:r>
-      <w:proofErr w:type="spellStart"/>
-      <w:r>
-        <w:rPr>
-          <w:rFonts w:ascii="Times New Roman" w:hAnsi="Times New Roman"/>
-        </w:rPr>
-        <w:t>potongan</w:t>
-      </w:r>
-      <w:proofErr w:type="spellEnd"/>
-      <w:r>
-        <w:rPr>
-          <w:rFonts w:ascii="Times New Roman" w:hAnsi="Times New Roman"/>
-        </w:rPr>
-        <w:t xml:space="preserve"> </w:t>
-      </w:r>
-      <w:proofErr w:type="spellStart"/>
-      <w:r>
-        <w:rPr>
-          <w:rFonts w:ascii="Times New Roman" w:hAnsi="Times New Roman"/>
-        </w:rPr>
-        <w:t>kode</w:t>
-      </w:r>
-      <w:proofErr w:type="spellEnd"/>
-      <w:r>
-        <w:rPr>
-          <w:rFonts w:ascii="Times New Roman" w:hAnsi="Times New Roman"/>
-        </w:rPr>
-        <w:t xml:space="preserve"> </w:t>
-      </w:r>
-      <w:proofErr w:type="spellStart"/>
-      <w:r>
-        <w:rPr>
-          <w:rFonts w:ascii="Times New Roman" w:hAnsi="Times New Roman"/>
-        </w:rPr>
-        <w:t>rekursif</w:t>
-      </w:r>
-      <w:proofErr w:type="spellEnd"/>
-      <w:r>
-        <w:rPr>
-          <w:rFonts w:ascii="Times New Roman" w:hAnsi="Times New Roman"/>
-        </w:rPr>
-        <w:t xml:space="preserve"> </w:t>
-      </w:r>
-      <w:proofErr w:type="spellStart"/>
-      <w:r>
-        <w:rPr>
-          <w:rFonts w:ascii="Times New Roman" w:hAnsi="Times New Roman"/>
-        </w:rPr>
-        <w:t>tersebut</w:t>
-      </w:r>
-      <w:proofErr w:type="spellEnd"/>
-      <w:r>
-        <w:rPr>
-          <w:rFonts w:ascii="Times New Roman" w:hAnsi="Times New Roman"/>
-        </w:rPr>
-        <w:t>:</w:t>
-      </w:r>
-    </w:p>
-    <w:p>
-      <w:pPr>
-        <w:pStyle w:val="ListParagraph"/>
-        <w:numPr>
-          <w:ilvl w:val="1"/>
-          <w:numId w:val="1"/>
-        </w:numPr>
-        <w:tabs>
-          <w:tab w:val="left" w:pos="1890"/>
-        </w:tabs>
-        <w:rPr>
-          <w:rFonts w:ascii="Times New Roman" w:hAnsi="Times New Roman"/>
-        </w:rPr>
-      </w:pPr>
-      <w:r>
-        <w:rPr>
-          <w:rFonts w:ascii="Times New Roman" w:hAnsi="Times New Roman"/>
-          <w:b/>
-          <w:bCs/>
-        </w:rPr>
-        <w:t>Divide</w:t>
-      </w:r>
-      <w:r>
-        <w:rPr>
-          <w:rFonts w:ascii="Times New Roman" w:hAnsi="Times New Roman"/>
-        </w:rPr>
-        <w:t xml:space="preserve">: </w:t>
-      </w:r>
-      <w:proofErr w:type="spellStart"/>
-      <w:r>
-        <w:rPr>
-          <w:rFonts w:ascii="Times New Roman" w:hAnsi="Times New Roman"/>
-        </w:rPr>
-        <w:t>Terletak</w:t>
-      </w:r>
-      <w:proofErr w:type="spellEnd"/>
-      <w:r>
-        <w:rPr>
-          <w:rFonts w:ascii="Times New Roman" w:hAnsi="Times New Roman"/>
-        </w:rPr>
-        <w:t xml:space="preserve"> pada baris ke-19 (int mid = (</w:t>
-      </w:r>
-      <w:proofErr w:type="spellStart"/>
-      <w:r>
-        <w:rPr>
-          <w:rFonts w:ascii="Times New Roman" w:hAnsi="Times New Roman"/>
-        </w:rPr>
-        <w:t>awal</w:t>
-      </w:r>
-      <w:proofErr w:type="spellEnd"/>
-      <w:r>
-        <w:rPr>
-          <w:rFonts w:ascii="Times New Roman" w:hAnsi="Times New Roman"/>
-        </w:rPr>
-        <w:t xml:space="preserve"> + </w:t>
-      </w:r>
-      <w:proofErr w:type="spellStart"/>
-      <w:r>
-        <w:rPr>
-          <w:rFonts w:ascii="Times New Roman" w:hAnsi="Times New Roman"/>
-        </w:rPr>
-        <w:t>akhir</w:t>
-      </w:r>
-      <w:proofErr w:type="spellEnd"/>
-      <w:r>
-        <w:rPr>
-          <w:rFonts w:ascii="Times New Roman" w:hAnsi="Times New Roman"/>
-        </w:rPr>
-        <w:t xml:space="preserve">) / 2;). Di </w:t>
-      </w:r>
-      <w:proofErr w:type="spellStart"/>
-      <w:r>
-        <w:rPr>
-          <w:rFonts w:ascii="Times New Roman" w:hAnsi="Times New Roman"/>
-        </w:rPr>
-        <w:t>sini</w:t>
-      </w:r>
-      <w:proofErr w:type="spellEnd"/>
-      <w:r>
-        <w:rPr>
-          <w:rFonts w:ascii="Times New Roman" w:hAnsi="Times New Roman"/>
-        </w:rPr>
-        <w:t xml:space="preserve"> </w:t>
-      </w:r>
-      <w:proofErr w:type="spellStart"/>
-      <w:r>
-        <w:rPr>
-          <w:rFonts w:ascii="Times New Roman" w:hAnsi="Times New Roman"/>
-        </w:rPr>
-        <w:t>masalah</w:t>
-      </w:r>
-      <w:proofErr w:type="spellEnd"/>
-      <w:r>
-        <w:rPr>
-          <w:rFonts w:ascii="Times New Roman" w:hAnsi="Times New Roman"/>
-        </w:rPr>
-        <w:t xml:space="preserve"> </w:t>
-      </w:r>
-      <w:proofErr w:type="spellStart"/>
-      <w:r>
-        <w:rPr>
-          <w:rFonts w:ascii="Times New Roman" w:hAnsi="Times New Roman"/>
-        </w:rPr>
-        <w:t>besar</w:t>
-      </w:r>
-      <w:proofErr w:type="spellEnd"/>
-      <w:r>
-        <w:rPr>
-          <w:rFonts w:ascii="Times New Roman" w:hAnsi="Times New Roman"/>
-        </w:rPr>
-        <w:t xml:space="preserve"> (</w:t>
-      </w:r>
-      <w:proofErr w:type="spellStart"/>
-      <w:r>
-        <w:rPr>
-          <w:rFonts w:ascii="Times New Roman" w:hAnsi="Times New Roman"/>
-        </w:rPr>
-        <w:t>seluruh</w:t>
-      </w:r>
-      <w:proofErr w:type="spellEnd"/>
-      <w:r>
-        <w:rPr>
-          <w:rFonts w:ascii="Times New Roman" w:hAnsi="Times New Roman"/>
-        </w:rPr>
-        <w:t xml:space="preserve"> array) </w:t>
-      </w:r>
-      <w:proofErr w:type="spellStart"/>
-      <w:r>
-        <w:rPr>
-          <w:rFonts w:ascii="Times New Roman" w:hAnsi="Times New Roman"/>
-        </w:rPr>
-        <w:t>dipecah</w:t>
-      </w:r>
-      <w:proofErr w:type="spellEnd"/>
-      <w:r>
-        <w:rPr>
-          <w:rFonts w:ascii="Times New Roman" w:hAnsi="Times New Roman"/>
-        </w:rPr>
-        <w:t xml:space="preserve"> </w:t>
-      </w:r>
-      <w:proofErr w:type="spellStart"/>
-      <w:r>
-        <w:rPr>
-          <w:rFonts w:ascii="Times New Roman" w:hAnsi="Times New Roman"/>
-        </w:rPr>
-        <w:t>menjadi</w:t>
-      </w:r>
-      <w:proofErr w:type="spellEnd"/>
-      <w:r>
-        <w:rPr>
-          <w:rFonts w:ascii="Times New Roman" w:hAnsi="Times New Roman"/>
-        </w:rPr>
-        <w:t xml:space="preserve"> dua </w:t>
-      </w:r>
-      <w:proofErr w:type="spellStart"/>
-      <w:r>
-        <w:rPr>
-          <w:rFonts w:ascii="Times New Roman" w:hAnsi="Times New Roman"/>
-        </w:rPr>
-        <w:t>bagian</w:t>
-      </w:r>
-      <w:proofErr w:type="spellEnd"/>
-      <w:r>
-        <w:rPr>
-          <w:rFonts w:ascii="Times New Roman" w:hAnsi="Times New Roman"/>
-        </w:rPr>
-        <w:t xml:space="preserve"> yang </w:t>
-      </w:r>
-      <w:proofErr w:type="spellStart"/>
-      <w:r>
-        <w:rPr>
-          <w:rFonts w:ascii="Times New Roman" w:hAnsi="Times New Roman"/>
-        </w:rPr>
-        <w:t>lebih</w:t>
-      </w:r>
-      <w:proofErr w:type="spellEnd"/>
-      <w:r>
-        <w:rPr>
-          <w:rFonts w:ascii="Times New Roman" w:hAnsi="Times New Roman"/>
-        </w:rPr>
-        <w:t xml:space="preserve"> </w:t>
-      </w:r>
-      <w:proofErr w:type="spellStart"/>
-      <w:r>
-        <w:rPr>
-          <w:rFonts w:ascii="Times New Roman" w:hAnsi="Times New Roman"/>
-        </w:rPr>
-        <w:t>kecil</w:t>
-      </w:r>
-      <w:proofErr w:type="spellEnd"/>
-      <w:r>
-        <w:rPr>
-          <w:rFonts w:ascii="Times New Roman" w:hAnsi="Times New Roman"/>
-        </w:rPr>
-        <w:t xml:space="preserve"> </w:t>
-      </w:r>
-      <w:proofErr w:type="spellStart"/>
-      <w:r>
-        <w:rPr>
-          <w:rFonts w:ascii="Times New Roman" w:hAnsi="Times New Roman"/>
-        </w:rPr>
-        <w:t>melalui</w:t>
-      </w:r>
-      <w:proofErr w:type="spellEnd"/>
-      <w:r>
-        <w:rPr>
-          <w:rFonts w:ascii="Times New Roman" w:hAnsi="Times New Roman"/>
-        </w:rPr>
-        <w:t xml:space="preserve"> </w:t>
-      </w:r>
-      <w:proofErr w:type="spellStart"/>
-      <w:r>
-        <w:rPr>
-          <w:rFonts w:ascii="Times New Roman" w:hAnsi="Times New Roman"/>
-        </w:rPr>
-        <w:t>titik</w:t>
-      </w:r>
-      <w:proofErr w:type="spellEnd"/>
-      <w:r>
-        <w:rPr>
-          <w:rFonts w:ascii="Times New Roman" w:hAnsi="Times New Roman"/>
-        </w:rPr>
-        <w:t xml:space="preserve"> </w:t>
-      </w:r>
-      <w:proofErr w:type="spellStart"/>
-      <w:r>
-        <w:rPr>
-          <w:rFonts w:ascii="Times New Roman" w:hAnsi="Times New Roman"/>
-        </w:rPr>
-        <w:t>tengah</w:t>
-      </w:r>
-      <w:proofErr w:type="spellEnd"/>
-      <w:r>
-        <w:rPr>
-          <w:rFonts w:ascii="Times New Roman" w:hAnsi="Times New Roman"/>
-        </w:rPr>
-        <w:t xml:space="preserve"> (mid).</w:t>
-      </w:r>
-    </w:p>
-    <w:p>
-      <w:pPr>
-        <w:pStyle w:val="ListParagraph"/>
-        <w:numPr>
-          <w:ilvl w:val="1"/>
-          <w:numId w:val="1"/>
-        </w:numPr>
-        <w:tabs>
-          <w:tab w:val="left" w:pos="1890"/>
-        </w:tabs>
-        <w:rPr>
-          <w:rFonts w:ascii="Times New Roman" w:hAnsi="Times New Roman"/>
-        </w:rPr>
-      </w:pPr>
-      <w:r>
-        <w:rPr>
-          <w:rFonts w:ascii="Times New Roman" w:hAnsi="Times New Roman"/>
-          <w:b/>
-          <w:bCs/>
-        </w:rPr>
-        <w:t>Conquer</w:t>
-      </w:r>
-      <w:r>
-        <w:rPr>
-          <w:rFonts w:ascii="Times New Roman" w:hAnsi="Times New Roman"/>
-        </w:rPr>
-        <w:t xml:space="preserve">: </w:t>
-      </w:r>
-      <w:proofErr w:type="spellStart"/>
-      <w:r>
-        <w:rPr>
-          <w:rFonts w:ascii="Times New Roman" w:hAnsi="Times New Roman"/>
-        </w:rPr>
-        <w:t>Terletak</w:t>
-      </w:r>
-      <w:proofErr w:type="spellEnd"/>
-      <w:r>
-        <w:rPr>
-          <w:rFonts w:ascii="Times New Roman" w:hAnsi="Times New Roman"/>
-        </w:rPr>
-        <w:t xml:space="preserve"> pada baris ke-21 dan ke-22 di mana </w:t>
-      </w:r>
-      <w:proofErr w:type="spellStart"/>
-      <w:r>
-        <w:rPr>
-          <w:rFonts w:ascii="Times New Roman" w:hAnsi="Times New Roman"/>
-        </w:rPr>
-        <w:t>fungsi</w:t>
-      </w:r>
-      <w:proofErr w:type="spellEnd"/>
-      <w:r>
-        <w:rPr>
-          <w:rFonts w:ascii="Times New Roman" w:hAnsi="Times New Roman"/>
-        </w:rPr>
-        <w:t xml:space="preserve"> </w:t>
-      </w:r>
-      <w:proofErr w:type="spellStart"/>
-      <w:r>
-        <w:rPr>
-          <w:rFonts w:ascii="Times New Roman" w:hAnsi="Times New Roman"/>
-        </w:rPr>
-        <w:t>hitungTotal</w:t>
-      </w:r>
-      <w:proofErr w:type="spellEnd"/>
-      <w:r>
-        <w:rPr>
-          <w:rFonts w:ascii="Times New Roman" w:hAnsi="Times New Roman"/>
-        </w:rPr>
-        <w:t xml:space="preserve"> </w:t>
-      </w:r>
-      <w:proofErr w:type="spellStart"/>
-      <w:r>
-        <w:rPr>
-          <w:rFonts w:ascii="Times New Roman" w:hAnsi="Times New Roman"/>
-        </w:rPr>
-        <w:t>memanggil</w:t>
-      </w:r>
-      <w:proofErr w:type="spellEnd"/>
-      <w:r>
-        <w:rPr>
-          <w:rFonts w:ascii="Times New Roman" w:hAnsi="Times New Roman"/>
-        </w:rPr>
-        <w:t xml:space="preserve"> </w:t>
-      </w:r>
-      <w:proofErr w:type="spellStart"/>
-      <w:r>
-        <w:rPr>
-          <w:rFonts w:ascii="Times New Roman" w:hAnsi="Times New Roman"/>
-        </w:rPr>
-        <w:t>dirinya</w:t>
-      </w:r>
-      <w:proofErr w:type="spellEnd"/>
-      <w:r>
-        <w:rPr>
-          <w:rFonts w:ascii="Times New Roman" w:hAnsi="Times New Roman"/>
-        </w:rPr>
-        <w:t xml:space="preserve"> </w:t>
-      </w:r>
-      <w:proofErr w:type="spellStart"/>
-      <w:r>
-        <w:rPr>
-          <w:rFonts w:ascii="Times New Roman" w:hAnsi="Times New Roman"/>
-        </w:rPr>
-        <w:t>sendiri</w:t>
-      </w:r>
-      <w:proofErr w:type="spellEnd"/>
-      <w:r>
-        <w:rPr>
-          <w:rFonts w:ascii="Times New Roman" w:hAnsi="Times New Roman"/>
-        </w:rPr>
-        <w:t xml:space="preserve"> </w:t>
-      </w:r>
-      <w:proofErr w:type="spellStart"/>
-      <w:r>
-        <w:rPr>
-          <w:rFonts w:ascii="Times New Roman" w:hAnsi="Times New Roman"/>
-        </w:rPr>
-        <w:t>secara</w:t>
-      </w:r>
-      <w:proofErr w:type="spellEnd"/>
-      <w:r>
-        <w:rPr>
-          <w:rFonts w:ascii="Times New Roman" w:hAnsi="Times New Roman"/>
-        </w:rPr>
-        <w:t xml:space="preserve"> </w:t>
-      </w:r>
-      <w:proofErr w:type="spellStart"/>
-      <w:r>
-        <w:rPr>
-          <w:rFonts w:ascii="Times New Roman" w:hAnsi="Times New Roman"/>
-        </w:rPr>
-        <w:t>rekursif</w:t>
-      </w:r>
-      <w:proofErr w:type="spellEnd"/>
-      <w:r>
-        <w:rPr>
-          <w:rFonts w:ascii="Times New Roman" w:hAnsi="Times New Roman"/>
-        </w:rPr>
-        <w:t xml:space="preserve"> </w:t>
-      </w:r>
-      <w:proofErr w:type="spellStart"/>
-      <w:r>
-        <w:rPr>
-          <w:rFonts w:ascii="Times New Roman" w:hAnsi="Times New Roman"/>
-        </w:rPr>
-        <w:t>untuk</w:t>
-      </w:r>
-      <w:proofErr w:type="spellEnd"/>
-      <w:r>
-        <w:rPr>
-          <w:rFonts w:ascii="Times New Roman" w:hAnsi="Times New Roman"/>
-        </w:rPr>
-        <w:t xml:space="preserve"> </w:t>
-      </w:r>
-      <w:proofErr w:type="spellStart"/>
-      <w:r>
-        <w:rPr>
-          <w:rFonts w:ascii="Times New Roman" w:hAnsi="Times New Roman"/>
-        </w:rPr>
-        <w:t>menghitung</w:t>
-      </w:r>
-      <w:proofErr w:type="spellEnd"/>
-      <w:r>
-        <w:rPr>
-          <w:rFonts w:ascii="Times New Roman" w:hAnsi="Times New Roman"/>
-        </w:rPr>
-        <w:t xml:space="preserve"> </w:t>
-      </w:r>
-      <w:proofErr w:type="spellStart"/>
-      <w:r>
-        <w:rPr>
-          <w:rFonts w:ascii="Times New Roman" w:hAnsi="Times New Roman"/>
-        </w:rPr>
-        <w:t>bagian</w:t>
-      </w:r>
-      <w:proofErr w:type="spellEnd"/>
-      <w:r>
-        <w:rPr>
-          <w:rFonts w:ascii="Times New Roman" w:hAnsi="Times New Roman"/>
-        </w:rPr>
-        <w:t xml:space="preserve"> kiri dan </w:t>
-      </w:r>
-      <w:proofErr w:type="spellStart"/>
-      <w:r>
-        <w:rPr>
-          <w:rFonts w:ascii="Times New Roman" w:hAnsi="Times New Roman"/>
-        </w:rPr>
-        <w:t>bagian</w:t>
-      </w:r>
-      <w:proofErr w:type="spellEnd"/>
-      <w:r>
-        <w:rPr>
-          <w:rFonts w:ascii="Times New Roman" w:hAnsi="Times New Roman"/>
-        </w:rPr>
-        <w:t xml:space="preserve"> </w:t>
-      </w:r>
-      <w:proofErr w:type="spellStart"/>
-      <w:r>
-        <w:rPr>
-          <w:rFonts w:ascii="Times New Roman" w:hAnsi="Times New Roman"/>
-        </w:rPr>
-        <w:t>kanan.</w:t>
-      </w:r>
-      <w:proofErr w:type="spellEnd"/>
-    </w:p>
-    <w:p>
-      <w:pPr>
-        <w:pStyle w:val="ListParagraph"/>
-        <w:numPr>
-          <w:ilvl w:val="1"/>
-          <w:numId w:val="1"/>
-        </w:numPr>
-        <w:tabs>
-          <w:tab w:val="left" w:pos="1890"/>
-        </w:tabs>
-        <w:rPr>
-          <w:rFonts w:ascii="Times New Roman" w:hAnsi="Times New Roman"/>
-        </w:rPr>
-      </w:pPr>
-      <w:r>
-        <w:rPr>
-          <w:rFonts w:ascii="Times New Roman" w:hAnsi="Times New Roman"/>
-          <w:b/>
-          <w:bCs/>
-        </w:rPr>
-        <w:t>Combine</w:t>
-      </w:r>
-      <w:r>
-        <w:rPr>
-          <w:rFonts w:ascii="Times New Roman" w:hAnsi="Times New Roman"/>
-        </w:rPr>
-        <w:t xml:space="preserve">: </w:t>
-      </w:r>
-      <w:proofErr w:type="spellStart"/>
-      <w:r>
-        <w:rPr>
-          <w:rFonts w:ascii="Times New Roman" w:hAnsi="Times New Roman"/>
-        </w:rPr>
-        <w:t>Terletak</w:t>
-      </w:r>
-      <w:proofErr w:type="spellEnd"/>
-      <w:r>
-        <w:rPr>
-          <w:rFonts w:ascii="Times New Roman" w:hAnsi="Times New Roman"/>
-        </w:rPr>
-        <w:t xml:space="preserve"> pada baris ke-23 (return </w:t>
-      </w:r>
-      <w:proofErr w:type="spellStart"/>
-      <w:r>
-        <w:rPr>
-          <w:rFonts w:ascii="Times New Roman" w:hAnsi="Times New Roman"/>
-        </w:rPr>
-        <w:t>bagianKiri</w:t>
-      </w:r>
-      <w:proofErr w:type="spellEnd"/>
-      <w:r>
-        <w:rPr>
-          <w:rFonts w:ascii="Times New Roman" w:hAnsi="Times New Roman"/>
-        </w:rPr>
-        <w:t xml:space="preserve"> + </w:t>
-      </w:r>
-      <w:proofErr w:type="spellStart"/>
-      <w:r>
-        <w:rPr>
-          <w:rFonts w:ascii="Times New Roman" w:hAnsi="Times New Roman"/>
-        </w:rPr>
-        <w:t>bagianKanan</w:t>
-      </w:r>
-      <w:proofErr w:type="spellEnd"/>
-      <w:r>
-        <w:rPr>
-          <w:rFonts w:ascii="Times New Roman" w:hAnsi="Times New Roman"/>
-        </w:rPr>
-        <w:t xml:space="preserve">;). Hasil </w:t>
-      </w:r>
-      <w:proofErr w:type="spellStart"/>
-      <w:r>
-        <w:rPr>
-          <w:rFonts w:ascii="Times New Roman" w:hAnsi="Times New Roman"/>
-        </w:rPr>
-        <w:t>dari</w:t>
-      </w:r>
-      <w:proofErr w:type="spellEnd"/>
-      <w:r>
-        <w:rPr>
-          <w:rFonts w:ascii="Times New Roman" w:hAnsi="Times New Roman"/>
-        </w:rPr>
-        <w:t xml:space="preserve"> </w:t>
-      </w:r>
-      <w:proofErr w:type="spellStart"/>
-      <w:r>
-        <w:rPr>
-          <w:rFonts w:ascii="Times New Roman" w:hAnsi="Times New Roman"/>
-        </w:rPr>
-        <w:t>perhitungan</w:t>
-      </w:r>
-      <w:proofErr w:type="spellEnd"/>
-      <w:r>
-        <w:rPr>
-          <w:rFonts w:ascii="Times New Roman" w:hAnsi="Times New Roman"/>
-        </w:rPr>
-        <w:t xml:space="preserve"> </w:t>
-      </w:r>
-      <w:proofErr w:type="spellStart"/>
-      <w:r>
-        <w:rPr>
-          <w:rFonts w:ascii="Times New Roman" w:hAnsi="Times New Roman"/>
-        </w:rPr>
-        <w:t>bagian</w:t>
-      </w:r>
-      <w:proofErr w:type="spellEnd"/>
-      <w:r>
-        <w:rPr>
-          <w:rFonts w:ascii="Times New Roman" w:hAnsi="Times New Roman"/>
-        </w:rPr>
-        <w:t xml:space="preserve"> kiri dan </w:t>
-      </w:r>
-      <w:proofErr w:type="spellStart"/>
-      <w:r>
-        <w:rPr>
-          <w:rFonts w:ascii="Times New Roman" w:hAnsi="Times New Roman"/>
-        </w:rPr>
-        <w:t>kanan</w:t>
-      </w:r>
-      <w:proofErr w:type="spellEnd"/>
-      <w:r>
-        <w:rPr>
-          <w:rFonts w:ascii="Times New Roman" w:hAnsi="Times New Roman"/>
-        </w:rPr>
-        <w:t xml:space="preserve"> </w:t>
-      </w:r>
-      <w:proofErr w:type="spellStart"/>
-      <w:r>
-        <w:rPr>
-          <w:rFonts w:ascii="Times New Roman" w:hAnsi="Times New Roman"/>
-        </w:rPr>
-        <w:t>dijumlahkan</w:t>
-      </w:r>
-      <w:proofErr w:type="spellEnd"/>
-      <w:r>
-        <w:rPr>
-          <w:rFonts w:ascii="Times New Roman" w:hAnsi="Times New Roman"/>
-        </w:rPr>
-        <w:t xml:space="preserve"> </w:t>
-      </w:r>
-      <w:proofErr w:type="spellStart"/>
-      <w:r>
-        <w:rPr>
-          <w:rFonts w:ascii="Times New Roman" w:hAnsi="Times New Roman"/>
-        </w:rPr>
-        <w:t>kembali</w:t>
-      </w:r>
-      <w:proofErr w:type="spellEnd"/>
-      <w:r>
-        <w:rPr>
-          <w:rFonts w:ascii="Times New Roman" w:hAnsi="Times New Roman"/>
-        </w:rPr>
-        <w:t xml:space="preserve"> </w:t>
-      </w:r>
-      <w:proofErr w:type="spellStart"/>
-      <w:r>
-        <w:rPr>
-          <w:rFonts w:ascii="Times New Roman" w:hAnsi="Times New Roman"/>
-        </w:rPr>
-        <w:t>untuk</w:t>
-      </w:r>
-      <w:proofErr w:type="spellEnd"/>
-      <w:r>
-        <w:rPr>
-          <w:rFonts w:ascii="Times New Roman" w:hAnsi="Times New Roman"/>
-        </w:rPr>
-        <w:t xml:space="preserve"> </w:t>
-      </w:r>
-      <w:proofErr w:type="spellStart"/>
-      <w:r>
-        <w:rPr>
-          <w:rFonts w:ascii="Times New Roman" w:hAnsi="Times New Roman"/>
-        </w:rPr>
-        <w:t>mendapatkan</w:t>
-      </w:r>
-      <w:proofErr w:type="spellEnd"/>
-      <w:r>
-        <w:rPr>
-          <w:rFonts w:ascii="Times New Roman" w:hAnsi="Times New Roman"/>
-        </w:rPr>
-        <w:t xml:space="preserve"> total </w:t>
-      </w:r>
-      <w:proofErr w:type="spellStart"/>
-      <w:r>
-        <w:rPr>
-          <w:rFonts w:ascii="Times New Roman" w:hAnsi="Times New Roman"/>
-        </w:rPr>
-        <w:t>akhir</w:t>
-      </w:r>
-      <w:proofErr w:type="spellEnd"/>
-      <w:r>
-        <w:rPr>
-          <w:rFonts w:ascii="Times New Roman" w:hAnsi="Times New Roman"/>
-        </w:rPr>
-        <w:t>.</w:t>
-      </w:r>
-    </w:p>
-    <w:p>
-      <w:pPr>
-        <w:pStyle w:val="NormalWeb"/>
+        <w:t>Percobaan 1 : Mahasiswa Mengumpulkan Tugas</w:t>
+      </w:r>
+    </w:p>
+    <w:p>
+      <w:pPr>
+        <w:pStyle w:val="ListParagraph"/>
         <w:numPr>
           <w:ilvl w:val="0"/>
-          <w:numId w:val="1"/>
+          <w:numId w:val="16"/>
         </w:numPr>
-        <w:spacing w:before="0" w:beforeAutospacing="0" w:after="0" w:afterAutospacing="0"/>
-      </w:pPr>
-      <w:r>
-        <w:rPr>
-          <w:rStyle w:val="citation-488"/>
-          <w:rFonts w:eastAsiaTheme="majorEastAsia"/>
-        </w:rPr>
-        <w:t xml:space="preserve">Data Awal: </w:t>
-      </w:r>
-      <w:r>
-        <w:rPr>
-          <w:rStyle w:val="citation-488"/>
-          <w:rFonts w:eastAsiaTheme="majorEastAsia"/>
-        </w:rPr>
-        <w:t xml:space="preserve">[12, 5, 8, 3, 15, 7] </w:t>
-      </w:r>
-    </w:p>
-    <w:p>
-      <w:pPr>
-        <w:pStyle w:val="NormalWeb"/>
+        <w:tabs>
+          <w:tab w:val="left" w:pos="1350"/>
+        </w:tabs>
+        <w:ind w:hanging="720"/>
+        <w:jc w:val="both"/>
+        <w:rPr>
+          <w:rFonts w:ascii="Times New Roman" w:hAnsi="Times New Roman"/>
+          <w:b/>
+          <w:bCs/>
+          <w:lang w:val="en-US"/>
+        </w:rPr>
+      </w:pPr>
+      <w:r>
+        <w:rPr>
+          <w:rFonts w:ascii="Times New Roman" w:hAnsi="Times New Roman"/>
+          <w:b/>
+          <w:bCs/>
+          <w:lang w:val="en-US"/>
+        </w:rPr>
+        <w:t>Pertanyaan</w:t>
+      </w:r>
+    </w:p>
+    <w:p>
+      <w:pPr>
+        <w:pStyle w:val="ListParagraph"/>
         <w:numPr>
           <w:ilvl w:val="0"/>
-          <w:numId w:val="9"/>
+          <w:numId w:val="17"/>
         </w:numPr>
-        <w:spacing w:before="0" w:beforeAutospacing="0" w:after="0" w:afterAutospacing="0"/>
-        <w:ind w:left="1530"/>
-      </w:pPr>
-      <w:r>
-        <w:t xml:space="preserve">Proses: (5, 8, 3, 12, 7, </w:t>
-      </w:r>
-      <w:r>
-        <w:rPr>
-          <w:b/>
-          <w:bCs/>
-        </w:rPr>
-        <w:t>15</w:t>
-      </w:r>
-      <w:r>
-        <w:t>)</w:t>
-      </w:r>
-    </w:p>
-    <w:p>
-      <w:pPr>
-        <w:pStyle w:val="NormalWeb"/>
-        <w:numPr>
-          <w:ilvl w:val="1"/>
-          <w:numId w:val="1"/>
-        </w:numPr>
-        <w:spacing w:before="0" w:beforeAutospacing="0" w:after="0" w:afterAutospacing="0"/>
-        <w:ind w:left="1890"/>
-      </w:pPr>
-      <w:r>
-        <w:t>(12 &gt; 5</w:t>
-      </w:r>
-      <w:r>
-        <w:t>?</w:t>
-      </w:r>
-      <w:r>
-        <w:t xml:space="preserve">) </w:t>
-      </w:r>
-      <w:proofErr w:type="spellStart"/>
-      <w:r>
-        <w:t>ya</w:t>
-      </w:r>
-      <w:proofErr w:type="spellEnd"/>
-      <w:r>
-        <w:t xml:space="preserve">, </w:t>
-      </w:r>
-      <w:r>
-        <w:t>swap</w:t>
-      </w:r>
-      <w:r>
-        <w:t xml:space="preserve"> (5, 12, 8, 3, 15, 7)</w:t>
-      </w:r>
-    </w:p>
-    <w:p>
-      <w:pPr>
-        <w:pStyle w:val="NormalWeb"/>
-        <w:numPr>
-          <w:ilvl w:val="1"/>
-          <w:numId w:val="1"/>
-        </w:numPr>
-        <w:spacing w:before="0" w:beforeAutospacing="0" w:after="0" w:afterAutospacing="0"/>
-        <w:ind w:left="1890"/>
-      </w:pPr>
-      <w:r>
-        <w:t>(</w:t>
-      </w:r>
-      <w:r>
-        <w:t xml:space="preserve">12 &gt; 8?) </w:t>
-      </w:r>
-      <w:proofErr w:type="spellStart"/>
-      <w:r>
-        <w:t>ya</w:t>
-      </w:r>
-      <w:proofErr w:type="spellEnd"/>
-      <w:r>
-        <w:t xml:space="preserve">, swap </w:t>
-      </w:r>
-      <w:r>
-        <w:t xml:space="preserve">(5, </w:t>
-      </w:r>
-      <w:r>
-        <w:t>8, 12,</w:t>
-      </w:r>
-      <w:r>
-        <w:t xml:space="preserve"> 3, 15, 7)</w:t>
-      </w:r>
-    </w:p>
-    <w:p>
-      <w:pPr>
-        <w:pStyle w:val="NormalWeb"/>
-        <w:numPr>
-          <w:ilvl w:val="1"/>
-          <w:numId w:val="1"/>
-        </w:numPr>
-        <w:spacing w:before="0" w:beforeAutospacing="0" w:after="0" w:afterAutospacing="0"/>
-        <w:ind w:left="1890"/>
-      </w:pPr>
-      <w:r>
-        <w:t xml:space="preserve">(12 &gt; 3?) </w:t>
-      </w:r>
-      <w:proofErr w:type="spellStart"/>
-      <w:r>
-        <w:t>ya</w:t>
-      </w:r>
-      <w:proofErr w:type="spellEnd"/>
-      <w:r>
-        <w:t xml:space="preserve">, swap </w:t>
-      </w:r>
-      <w:r>
-        <w:t xml:space="preserve">(5, </w:t>
-      </w:r>
-      <w:r>
-        <w:t>8, 3</w:t>
-      </w:r>
-      <w:r>
-        <w:t>,</w:t>
-      </w:r>
-      <w:r>
-        <w:t xml:space="preserve"> 12,</w:t>
-      </w:r>
-      <w:r>
-        <w:t xml:space="preserve"> 15, 7)</w:t>
-      </w:r>
-    </w:p>
-    <w:p>
-      <w:pPr>
-        <w:pStyle w:val="NormalWeb"/>
-        <w:numPr>
-          <w:ilvl w:val="1"/>
-          <w:numId w:val="1"/>
-        </w:numPr>
-        <w:spacing w:before="0" w:beforeAutospacing="0" w:after="0" w:afterAutospacing="0"/>
-        <w:ind w:left="1890"/>
-      </w:pPr>
-      <w:r>
-        <w:t xml:space="preserve">(12 &gt; 15?) </w:t>
-      </w:r>
-      <w:proofErr w:type="spellStart"/>
-      <w:r>
-        <w:t>tidak</w:t>
-      </w:r>
-      <w:proofErr w:type="spellEnd"/>
-      <w:r>
-        <w:t xml:space="preserve"> (</w:t>
-      </w:r>
-      <w:r>
-        <w:t>5, 8, 3, 12, 15, 7)</w:t>
-      </w:r>
-    </w:p>
-    <w:p>
-      <w:pPr>
-        <w:pStyle w:val="NormalWeb"/>
-        <w:numPr>
-          <w:ilvl w:val="1"/>
-          <w:numId w:val="1"/>
-        </w:numPr>
-        <w:spacing w:before="0" w:beforeAutospacing="0" w:after="0" w:afterAutospacing="0"/>
-        <w:ind w:left="1890"/>
-      </w:pPr>
-      <w:r>
-        <w:t xml:space="preserve">(15 &gt; 7?) </w:t>
-      </w:r>
-      <w:proofErr w:type="spellStart"/>
-      <w:r>
-        <w:t>ya</w:t>
-      </w:r>
-      <w:proofErr w:type="spellEnd"/>
-      <w:r>
-        <w:t xml:space="preserve"> swap </w:t>
-      </w:r>
-      <w:r>
-        <w:t xml:space="preserve">(5, 8, 3, 12, 7, </w:t>
-      </w:r>
-      <w:r>
-        <w:t>15)</w:t>
-      </w:r>
-    </w:p>
-    <w:p>
-      <w:pPr>
-        <w:pStyle w:val="NormalWeb"/>
+        <w:tabs>
+          <w:tab w:val="left" w:pos="1350"/>
+        </w:tabs>
+        <w:jc w:val="both"/>
+        <w:rPr>
+          <w:rFonts w:ascii="Times New Roman" w:hAnsi="Times New Roman"/>
+          <w:lang w:val="en-US"/>
+        </w:rPr>
+      </w:pPr>
+      <w:r>
+        <w:rPr>
+          <w:rFonts w:ascii="Times New Roman" w:hAnsi="Times New Roman"/>
+          <w:lang w:val="en-US"/>
+        </w:rPr>
+        <w:t>Lakukan perbaikan pada kode program, sehingga keluaran yang dihasilkan sama dengan verifikasi hasil percobaan! Bagian mana yang perlu diperbaiki?</w:t>
+      </w:r>
+      <w:r>
+        <w:rPr>
+          <w:rFonts w:ascii="Times New Roman" w:hAnsi="Times New Roman"/>
+          <w:b/>
+          <w:bCs/>
+          <w:lang w:val="en-US"/>
+        </w:rPr>
+        <w:t xml:space="preserve"> </w:t>
+      </w:r>
+    </w:p>
+    <w:p>
+      <w:pPr>
+        <w:pStyle w:val="ListParagraph"/>
+        <w:tabs>
+          <w:tab w:val="left" w:pos="1350"/>
+        </w:tabs>
+        <w:ind w:left="1800"/>
+        <w:jc w:val="both"/>
+        <w:rPr>
+          <w:rFonts w:ascii="Times New Roman" w:hAnsi="Times New Roman"/>
+          <w:lang w:val="en-US"/>
+        </w:rPr>
+      </w:pPr>
+      <w:r>
+        <w:rPr>
+          <w:rFonts w:ascii="Times New Roman" w:hAnsi="Times New Roman"/>
+          <w:lang w:val="en-US"/>
+        </w:rPr>
+        <w:t xml:space="preserve">Jawab </w:t>
+      </w:r>
+      <w:r>
+        <w:rPr>
+          <w:rFonts w:ascii="Times New Roman" w:hAnsi="Times New Roman"/>
+          <w:lang w:val="en-US"/>
+        </w:rPr>
+        <w:t>:</w:t>
+      </w:r>
+    </w:p>
+    <w:p>
+      <w:pPr>
+        <w:pStyle w:val="ListParagraph"/>
+        <w:tabs>
+          <w:tab w:val="left" w:pos="1350"/>
+        </w:tabs>
+        <w:ind w:left="1800"/>
+        <w:jc w:val="both"/>
+        <w:rPr>
+          <w:rFonts w:ascii="Times New Roman" w:hAnsi="Times New Roman"/>
+          <w:lang w:val="en-US"/>
+        </w:rPr>
+      </w:pPr>
+      <w:r>
+        <w:rPr>
+          <w:rFonts w:ascii="Times New Roman" w:hAnsi="Times New Roman"/>
+        </w:rPr>
+        <w:t xml:space="preserve">Bagian yang perlu diperbaiki adalah </w:t>
+      </w:r>
+      <w:r>
+        <w:rPr>
+          <w:rFonts w:ascii="Times New Roman" w:hAnsi="Times New Roman"/>
+          <w:b/>
+          <w:bCs/>
+        </w:rPr>
+        <w:t>perulangan pada method print()</w:t>
+      </w:r>
+      <w:r>
+        <w:rPr>
+          <w:rFonts w:ascii="Times New Roman" w:hAnsi="Times New Roman"/>
+        </w:rPr>
+        <w:t xml:space="preserve"> agar menampilkan data secara </w:t>
+      </w:r>
+      <w:r>
+        <w:rPr>
+          <w:rFonts w:ascii="Times New Roman" w:hAnsi="Times New Roman"/>
+          <w:i/>
+          <w:iCs/>
+        </w:rPr>
+        <w:t>descending</w:t>
+      </w:r>
+      <w:r>
+        <w:rPr>
+          <w:rFonts w:ascii="Times New Roman" w:hAnsi="Times New Roman"/>
+        </w:rPr>
+        <w:t xml:space="preserve"> (dari top ke 0) sesuai prinsip Stack yang menampilkan data teratas terlebih dahulu, serta menyamakan </w:t>
+      </w:r>
+      <w:r>
+        <w:rPr>
+          <w:rFonts w:ascii="Times New Roman" w:hAnsi="Times New Roman"/>
+          <w:b/>
+          <w:bCs/>
+        </w:rPr>
+        <w:t>format tabulasi (\t)</w:t>
+      </w:r>
+      <w:r>
+        <w:rPr>
+          <w:rFonts w:ascii="Times New Roman" w:hAnsi="Times New Roman"/>
+        </w:rPr>
+        <w:t xml:space="preserve"> pada judul kolom dan isi data agar tampilannya rapi/sejajar sesuai gambar verifikasi.</w:t>
+      </w:r>
+    </w:p>
+    <w:p>
+      <w:pPr>
+        <w:pStyle w:val="ListParagraph"/>
+        <w:tabs>
+          <w:tab w:val="left" w:pos="1350"/>
+        </w:tabs>
+        <w:ind w:left="1800"/>
+        <w:jc w:val="both"/>
+        <w:rPr>
+          <w:rFonts w:ascii="Times New Roman" w:hAnsi="Times New Roman"/>
+          <w:lang w:val="en-US"/>
+        </w:rPr>
+      </w:pPr>
+      <w:r>
+        <w:rPr>
+          <w:rFonts w:ascii="Times New Roman" w:hAnsi="Times New Roman"/>
+          <w:b/>
+          <w:bCs/>
+          <w:lang w:val="en-US"/>
+        </w:rPr>
+        <w:drawing>
+          <wp:inline distT="0" distB="0" distL="0" distR="0" wp14:anchorId="7EA2FB92" wp14:editId="4451F2AD">
+            <wp:extent cx="4588510" cy="1121963"/>
+            <wp:effectExtent l="0" t="0" r="2540" b="2540"/>
+            <wp:docPr id="1534608067" name="Picture 1"/>
+            <wp:cNvGraphicFramePr>
+              <a:graphicFrameLocks xmlns:a="http://schemas.openxmlformats.org/drawingml/2006/main" noChangeAspect="1"/>
+            </wp:cNvGraphicFramePr>
+            <a:graphic xmlns:a="http://schemas.openxmlformats.org/drawingml/2006/main">
+              <a:graphicData uri="http://schemas.openxmlformats.org/drawingml/2006/picture">
+                <pic:pic xmlns:pic="http://schemas.openxmlformats.org/drawingml/2006/picture">
+                  <pic:nvPicPr>
+                    <pic:cNvPr id="1534608067" name=""/>
+                    <pic:cNvPicPr/>
+                  </pic:nvPicPr>
+                  <pic:blipFill>
+                    <a:blip r:embed="rId5"/>
+                    <a:stretch>
+                      <a:fillRect/>
+                    </a:stretch>
+                  </pic:blipFill>
+                  <pic:spPr>
+                    <a:xfrm>
+                      <a:off x="0" y="0"/>
+                      <a:ext cx="4601256" cy="1125080"/>
+                    </a:xfrm>
+                    <a:prstGeom prst="rect">
+                      <a:avLst/>
+                    </a:prstGeom>
+                  </pic:spPr>
+                </pic:pic>
+              </a:graphicData>
+            </a:graphic>
+          </wp:inline>
+        </w:drawing>
+      </w:r>
+    </w:p>
+    <w:p>
+      <w:pPr>
+        <w:pStyle w:val="ListParagraph"/>
+        <w:tabs>
+          <w:tab w:val="left" w:pos="1350"/>
+        </w:tabs>
+        <w:ind w:left="1800"/>
+        <w:jc w:val="both"/>
+        <w:rPr>
+          <w:rFonts w:ascii="Times New Roman" w:hAnsi="Times New Roman"/>
+          <w:lang w:val="en-US"/>
+        </w:rPr>
+      </w:pPr>
+    </w:p>
+    <w:p>
+      <w:pPr>
+        <w:pStyle w:val="ListParagraph"/>
         <w:numPr>
           <w:ilvl w:val="0"/>
-          <w:numId w:val="9"/>
+          <w:numId w:val="17"/>
         </w:numPr>
-        <w:spacing w:before="0" w:beforeAutospacing="0" w:after="0" w:afterAutospacing="0"/>
-        <w:ind w:left="1530"/>
-      </w:pPr>
-      <w:r>
-        <w:t xml:space="preserve">Proses: </w:t>
-      </w:r>
-      <w:r>
-        <w:t xml:space="preserve">(5, </w:t>
-      </w:r>
-      <w:r>
-        <w:t>3</w:t>
-      </w:r>
-      <w:r>
-        <w:t xml:space="preserve">, </w:t>
-      </w:r>
-      <w:r>
-        <w:rPr>
-          <w:b/>
-          <w:bCs/>
-        </w:rPr>
-        <w:t>8,</w:t>
-      </w:r>
-      <w:r>
-        <w:t xml:space="preserve"> 7, </w:t>
-      </w:r>
-      <w:r>
-        <w:rPr>
-          <w:b/>
-          <w:bCs/>
-        </w:rPr>
-        <w:t>12</w:t>
-      </w:r>
-      <w:r>
-        <w:t xml:space="preserve">, </w:t>
-      </w:r>
-      <w:r>
-        <w:t>15</w:t>
-      </w:r>
-      <w:r>
-        <w:t>)</w:t>
-      </w:r>
-    </w:p>
-    <w:p>
-      <w:pPr>
-        <w:pStyle w:val="NormalWeb"/>
+        <w:tabs>
+          <w:tab w:val="left" w:pos="1350"/>
+        </w:tabs>
+        <w:jc w:val="both"/>
+        <w:rPr>
+          <w:rFonts w:ascii="Times New Roman" w:hAnsi="Times New Roman"/>
+          <w:lang w:val="en-US"/>
+        </w:rPr>
+      </w:pPr>
+      <w:r>
+        <w:rPr>
+          <w:rFonts w:ascii="Times New Roman" w:hAnsi="Times New Roman"/>
+          <w:lang w:val="en-US"/>
+        </w:rPr>
+        <w:t>Berapa banyak data tugas mahasiswa yang dapat ditampung di dalam Stack? Tunjukkan potongan kode programnya!</w:t>
+      </w:r>
+    </w:p>
+    <w:p>
+      <w:pPr>
+        <w:pStyle w:val="ListParagraph"/>
+        <w:tabs>
+          <w:tab w:val="left" w:pos="1350"/>
+        </w:tabs>
+        <w:ind w:left="1800"/>
+        <w:jc w:val="both"/>
+        <w:rPr>
+          <w:rFonts w:ascii="Times New Roman" w:hAnsi="Times New Roman"/>
+          <w:lang w:val="en-US"/>
+        </w:rPr>
+      </w:pPr>
+      <w:r>
+        <w:rPr>
+          <w:rFonts w:ascii="Times New Roman" w:hAnsi="Times New Roman"/>
+          <w:lang w:val="en-US"/>
+        </w:rPr>
+        <w:t>Jawab :</w:t>
+      </w:r>
+    </w:p>
+    <w:p>
+      <w:pPr>
+        <w:pStyle w:val="ListParagraph"/>
+        <w:tabs>
+          <w:tab w:val="left" w:pos="1350"/>
+        </w:tabs>
+        <w:ind w:left="1800"/>
+        <w:jc w:val="both"/>
+        <w:rPr>
+          <w:rFonts w:ascii="Times New Roman" w:hAnsi="Times New Roman"/>
+        </w:rPr>
+      </w:pPr>
+      <w:r>
+        <w:rPr>
+          <w:rFonts w:ascii="Times New Roman" w:hAnsi="Times New Roman"/>
+        </w:rPr>
+        <w:t>Banyaknya data tergantung pada nilai parameter size yang dimasukkan saat instansiasi di class utama.</w:t>
+      </w:r>
+    </w:p>
+    <w:p>
+      <w:pPr>
+        <w:pStyle w:val="ListParagraph"/>
+        <w:tabs>
+          <w:tab w:val="left" w:pos="1350"/>
+        </w:tabs>
+        <w:ind w:left="1800"/>
+        <w:jc w:val="both"/>
+        <w:rPr>
+          <w:rFonts w:ascii="Times New Roman" w:hAnsi="Times New Roman"/>
+          <w:lang w:val="en-US"/>
+        </w:rPr>
+      </w:pPr>
+      <w:r>
+        <w:rPr>
+          <w:rFonts w:ascii="Times New Roman" w:hAnsi="Times New Roman"/>
+          <w:lang w:val="en-US"/>
+        </w:rPr>
+        <w:drawing>
+          <wp:inline distT="0" distB="0" distL="0" distR="0" wp14:anchorId="6DA0E013" wp14:editId="4FC131E9">
+            <wp:extent cx="4086795" cy="238158"/>
+            <wp:effectExtent l="0" t="0" r="9525" b="9525"/>
+            <wp:docPr id="1849389518" name="Picture 1"/>
+            <wp:cNvGraphicFramePr>
+              <a:graphicFrameLocks xmlns:a="http://schemas.openxmlformats.org/drawingml/2006/main" noChangeAspect="1"/>
+            </wp:cNvGraphicFramePr>
+            <a:graphic xmlns:a="http://schemas.openxmlformats.org/drawingml/2006/main">
+              <a:graphicData uri="http://schemas.openxmlformats.org/drawingml/2006/picture">
+                <pic:pic xmlns:pic="http://schemas.openxmlformats.org/drawingml/2006/picture">
+                  <pic:nvPicPr>
+                    <pic:cNvPr id="1849389518" name=""/>
+                    <pic:cNvPicPr/>
+                  </pic:nvPicPr>
+                  <pic:blipFill>
+                    <a:blip r:embed="rId6"/>
+                    <a:stretch>
+                      <a:fillRect/>
+                    </a:stretch>
+                  </pic:blipFill>
+                  <pic:spPr>
+                    <a:xfrm>
+                      <a:off x="0" y="0"/>
+                      <a:ext cx="4086795" cy="238158"/>
+                    </a:xfrm>
+                    <a:prstGeom prst="rect">
+                      <a:avLst/>
+                    </a:prstGeom>
+                  </pic:spPr>
+                </pic:pic>
+              </a:graphicData>
+            </a:graphic>
+          </wp:inline>
+        </w:drawing>
+      </w:r>
+    </w:p>
+    <w:p>
+      <w:pPr>
+        <w:pStyle w:val="ListParagraph"/>
+        <w:tabs>
+          <w:tab w:val="left" w:pos="1350"/>
+        </w:tabs>
+        <w:ind w:left="1800"/>
+        <w:jc w:val="both"/>
+        <w:rPr>
+          <w:rFonts w:ascii="Times New Roman" w:hAnsi="Times New Roman"/>
+          <w:lang w:val="en-US"/>
+        </w:rPr>
+      </w:pPr>
+    </w:p>
+    <w:p>
+      <w:pPr>
+        <w:pStyle w:val="ListParagraph"/>
         <w:numPr>
           <w:ilvl w:val="0"/>
-          <w:numId w:val="11"/>
+          <w:numId w:val="17"/>
         </w:numPr>
-        <w:spacing w:before="0" w:beforeAutospacing="0" w:after="0" w:afterAutospacing="0"/>
-      </w:pPr>
-      <w:r>
-        <w:t xml:space="preserve">(5 &gt; 8?) </w:t>
-      </w:r>
-      <w:proofErr w:type="spellStart"/>
-      <w:r>
-        <w:t>tidak</w:t>
-      </w:r>
-      <w:proofErr w:type="spellEnd"/>
-      <w:r>
-        <w:t xml:space="preserve"> (</w:t>
-      </w:r>
-      <w:r>
-        <w:t xml:space="preserve">5, 8, 3, 12, 7, </w:t>
-      </w:r>
-      <w:r>
-        <w:t>15)</w:t>
-      </w:r>
-    </w:p>
-    <w:p>
-      <w:pPr>
-        <w:pStyle w:val="NormalWeb"/>
+        <w:tabs>
+          <w:tab w:val="left" w:pos="1350"/>
+        </w:tabs>
+        <w:jc w:val="both"/>
+        <w:rPr>
+          <w:rFonts w:ascii="Times New Roman" w:hAnsi="Times New Roman"/>
+          <w:lang w:val="en-US"/>
+        </w:rPr>
+      </w:pPr>
+      <w:r>
+        <w:rPr>
+          <w:rFonts w:ascii="Times New Roman" w:hAnsi="Times New Roman"/>
+          <w:lang w:val="en-US"/>
+        </w:rPr>
+        <w:t xml:space="preserve">Mengapa perlu pengecekan kondisi !isFull() pada method push? Kalau kondisi if-else tersebut dihapus, apa dampaknya? </w:t>
+      </w:r>
+    </w:p>
+    <w:p>
+      <w:pPr>
+        <w:pStyle w:val="ListParagraph"/>
+        <w:tabs>
+          <w:tab w:val="left" w:pos="1350"/>
+        </w:tabs>
+        <w:ind w:left="1800"/>
+        <w:jc w:val="both"/>
+        <w:rPr>
+          <w:rFonts w:ascii="Times New Roman" w:hAnsi="Times New Roman"/>
+          <w:lang w:val="en-US"/>
+        </w:rPr>
+      </w:pPr>
+      <w:r>
+        <w:rPr>
+          <w:rFonts w:ascii="Times New Roman" w:hAnsi="Times New Roman"/>
+          <w:lang w:val="en-US"/>
+        </w:rPr>
+        <w:t>Jawab  :</w:t>
+      </w:r>
+    </w:p>
+    <w:p>
+      <w:pPr>
+        <w:pStyle w:val="ListParagraph"/>
+        <w:tabs>
+          <w:tab w:val="left" w:pos="1350"/>
+        </w:tabs>
+        <w:ind w:left="1800"/>
+        <w:jc w:val="both"/>
+        <w:rPr>
+          <w:rFonts w:ascii="Times New Roman" w:hAnsi="Times New Roman"/>
+        </w:rPr>
+      </w:pPr>
+      <w:r>
+        <w:rPr>
+          <w:rFonts w:ascii="Times New Roman" w:hAnsi="Times New Roman"/>
+        </w:rPr>
+        <w:t>Pengecekan isFull() berfungsi memastikan stack belum penuh sebelum menambah data baru; jika dihapus, program dapat mengalami ArrayIndexOutOfBoundsException karena variabel top terus bertambah melebihi batas indeks array.</w:t>
+      </w:r>
+    </w:p>
+    <w:p>
+      <w:pPr>
+        <w:pStyle w:val="ListParagraph"/>
+        <w:tabs>
+          <w:tab w:val="left" w:pos="1350"/>
+        </w:tabs>
+        <w:ind w:left="1800"/>
+        <w:jc w:val="both"/>
+        <w:rPr>
+          <w:rFonts w:ascii="Times New Roman" w:hAnsi="Times New Roman"/>
+          <w:lang w:val="en-US"/>
+        </w:rPr>
+      </w:pPr>
+    </w:p>
+    <w:p>
+      <w:pPr>
+        <w:pStyle w:val="ListParagraph"/>
         <w:numPr>
           <w:ilvl w:val="0"/>
-          <w:numId w:val="11"/>
+          <w:numId w:val="17"/>
         </w:numPr>
-        <w:spacing w:before="0" w:beforeAutospacing="0" w:after="0" w:afterAutospacing="0"/>
-      </w:pPr>
-      <w:r>
-        <w:t xml:space="preserve">(8 &gt; 3?) </w:t>
-      </w:r>
-      <w:proofErr w:type="spellStart"/>
-      <w:r>
-        <w:t>ya</w:t>
-      </w:r>
-      <w:proofErr w:type="spellEnd"/>
-      <w:r>
-        <w:t>, swap (</w:t>
-      </w:r>
-      <w:r>
-        <w:t xml:space="preserve">5, </w:t>
-      </w:r>
-      <w:r>
-        <w:t>3, 8</w:t>
-      </w:r>
-      <w:r>
-        <w:t xml:space="preserve">, 12, 7, </w:t>
-      </w:r>
-      <w:r>
-        <w:t>15</w:t>
-      </w:r>
-      <w:r>
-        <w:t>)</w:t>
-      </w:r>
-    </w:p>
-    <w:p>
-      <w:pPr>
-        <w:pStyle w:val="NormalWeb"/>
+        <w:tabs>
+          <w:tab w:val="left" w:pos="1350"/>
+        </w:tabs>
+        <w:jc w:val="both"/>
+        <w:rPr>
+          <w:rFonts w:ascii="Times New Roman" w:hAnsi="Times New Roman"/>
+          <w:lang w:val="en-US"/>
+        </w:rPr>
+      </w:pPr>
+      <w:r>
+        <w:rPr>
+          <w:rFonts w:ascii="Times New Roman" w:hAnsi="Times New Roman"/>
+          <w:lang w:val="en-US"/>
+        </w:rPr>
+        <w:t xml:space="preserve">Modifikasi kode program pada class MahasiswaDemo dan StackTugasMahasiswa sehingga pengguna juga dapat melihat mahasiswa yang pertama kali mengumpulkan tugas melalui operasi lihat tugas terbawah! </w:t>
+      </w:r>
+    </w:p>
+    <w:p>
+      <w:pPr>
+        <w:pStyle w:val="ListParagraph"/>
+        <w:tabs>
+          <w:tab w:val="left" w:pos="1350"/>
+        </w:tabs>
+        <w:ind w:left="1800"/>
+        <w:jc w:val="both"/>
+        <w:rPr>
+          <w:rFonts w:ascii="Times New Roman" w:hAnsi="Times New Roman"/>
+          <w:lang w:val="en-US"/>
+        </w:rPr>
+      </w:pPr>
+      <w:r>
+        <w:rPr>
+          <w:rFonts w:ascii="Times New Roman" w:hAnsi="Times New Roman"/>
+          <w:lang w:val="en-US"/>
+        </w:rPr>
+        <w:t>Jawab :</w:t>
+      </w:r>
+    </w:p>
+    <w:p>
+      <w:pPr>
+        <w:pStyle w:val="ListParagraph"/>
+        <w:tabs>
+          <w:tab w:val="left" w:pos="1350"/>
+        </w:tabs>
+        <w:ind w:left="1800"/>
+        <w:jc w:val="both"/>
+        <w:rPr>
+          <w:rFonts w:ascii="Times New Roman" w:hAnsi="Times New Roman"/>
+          <w:lang w:val="en-US"/>
+        </w:rPr>
+      </w:pPr>
+      <w:r>
+        <w:rPr>
+          <w:rFonts w:ascii="Times New Roman" w:hAnsi="Times New Roman"/>
+          <w:lang w:val="en-US"/>
+        </w:rPr>
+        <w:t>Modifikasi pada StackTugasMhs20 dengan menambahkan method baru</w:t>
+      </w:r>
+    </w:p>
+    <w:p>
+      <w:pPr>
+        <w:pStyle w:val="ListParagraph"/>
+        <w:tabs>
+          <w:tab w:val="left" w:pos="1350"/>
+        </w:tabs>
+        <w:ind w:left="1800"/>
+        <w:jc w:val="both"/>
+        <w:rPr>
+          <w:rFonts w:ascii="Times New Roman" w:hAnsi="Times New Roman"/>
+          <w:lang w:val="en-US"/>
+        </w:rPr>
+      </w:pPr>
+      <w:r>
+        <w:rPr>
+          <w:rFonts w:ascii="Times New Roman" w:hAnsi="Times New Roman"/>
+          <w:lang w:val="en-US"/>
+        </w:rPr>
+        <w:drawing>
+          <wp:inline distT="0" distB="0" distL="0" distR="0" wp14:anchorId="482ED57F" wp14:editId="68F4075D">
+            <wp:extent cx="3564610" cy="960755"/>
+            <wp:effectExtent l="0" t="0" r="0" b="0"/>
+            <wp:docPr id="986849831" name="Picture 1"/>
+            <wp:cNvGraphicFramePr>
+              <a:graphicFrameLocks xmlns:a="http://schemas.openxmlformats.org/drawingml/2006/main" noChangeAspect="1"/>
+            </wp:cNvGraphicFramePr>
+            <a:graphic xmlns:a="http://schemas.openxmlformats.org/drawingml/2006/main">
+              <a:graphicData uri="http://schemas.openxmlformats.org/drawingml/2006/picture">
+                <pic:pic xmlns:pic="http://schemas.openxmlformats.org/drawingml/2006/picture">
+                  <pic:nvPicPr>
+                    <pic:cNvPr id="986849831" name=""/>
+                    <pic:cNvPicPr/>
+                  </pic:nvPicPr>
+                  <pic:blipFill>
+                    <a:blip r:embed="rId7"/>
+                    <a:stretch>
+                      <a:fillRect/>
+                    </a:stretch>
+                  </pic:blipFill>
+                  <pic:spPr>
+                    <a:xfrm>
+                      <a:off x="0" y="0"/>
+                      <a:ext cx="3640263" cy="981145"/>
+                    </a:xfrm>
+                    <a:prstGeom prst="rect">
+                      <a:avLst/>
+                    </a:prstGeom>
+                  </pic:spPr>
+                </pic:pic>
+              </a:graphicData>
+            </a:graphic>
+          </wp:inline>
+        </w:drawing>
+      </w:r>
+    </w:p>
+    <w:p>
+      <w:pPr>
+        <w:pStyle w:val="ListParagraph"/>
+        <w:tabs>
+          <w:tab w:val="left" w:pos="1350"/>
+        </w:tabs>
+        <w:ind w:left="1800"/>
+        <w:jc w:val="both"/>
+        <w:rPr>
+          <w:rFonts w:ascii="Times New Roman" w:hAnsi="Times New Roman"/>
+        </w:rPr>
+      </w:pPr>
+      <w:r>
+        <w:rPr>
+          <w:rFonts w:ascii="Times New Roman" w:hAnsi="Times New Roman"/>
+        </w:rPr>
+        <w:lastRenderedPageBreak/>
+        <w:t xml:space="preserve">Modifikasi </w:t>
+      </w:r>
+      <w:r>
+        <w:rPr>
+          <w:rFonts w:ascii="Times New Roman" w:hAnsi="Times New Roman"/>
+        </w:rPr>
+        <w:t>juga</w:t>
+      </w:r>
+      <w:r>
+        <w:rPr>
+          <w:rFonts w:ascii="Times New Roman" w:hAnsi="Times New Roman"/>
+        </w:rPr>
+        <w:t xml:space="preserve"> M</w:t>
+      </w:r>
+      <w:r>
+        <w:rPr>
+          <w:rFonts w:ascii="Times New Roman" w:hAnsi="Times New Roman"/>
+        </w:rPr>
+        <w:t>hs</w:t>
+      </w:r>
+      <w:r>
+        <w:rPr>
+          <w:rFonts w:ascii="Times New Roman" w:hAnsi="Times New Roman"/>
+        </w:rPr>
+        <w:t>Demo</w:t>
+      </w:r>
+      <w:r>
+        <w:rPr>
+          <w:rFonts w:ascii="Times New Roman" w:hAnsi="Times New Roman"/>
+        </w:rPr>
+        <w:t>2</w:t>
+      </w:r>
+      <w:r>
+        <w:rPr>
+          <w:rFonts w:ascii="Times New Roman" w:hAnsi="Times New Roman"/>
+        </w:rPr>
+        <w:t>0</w:t>
+      </w:r>
+      <w:r>
+        <w:rPr>
+          <w:rFonts w:ascii="Times New Roman" w:hAnsi="Times New Roman"/>
+        </w:rPr>
+        <w:t xml:space="preserve"> dengan mena</w:t>
+      </w:r>
+      <w:r>
+        <w:rPr>
+          <w:rFonts w:ascii="Times New Roman" w:hAnsi="Times New Roman"/>
+        </w:rPr>
+        <w:t>mbahkan pilihan menu baru untuk memanggil fungsi tersebut.</w:t>
+      </w:r>
+    </w:p>
+    <w:p>
+      <w:pPr>
+        <w:pStyle w:val="ListParagraph"/>
+        <w:tabs>
+          <w:tab w:val="left" w:pos="1350"/>
+        </w:tabs>
+        <w:ind w:left="1800"/>
+        <w:jc w:val="both"/>
+        <w:rPr>
+          <w:rFonts w:ascii="Times New Roman" w:hAnsi="Times New Roman"/>
+        </w:rPr>
+      </w:pPr>
+      <w:r>
+        <w:rPr>
+          <w:rFonts w:ascii="Times New Roman" w:hAnsi="Times New Roman"/>
+          <w:noProof/>
+        </w:rPr>
+        <w:drawing>
+          <wp:inline distT="0" distB="0" distL="0" distR="0" wp14:anchorId="7704C369" wp14:editId="0682A1AC">
+            <wp:extent cx="4615632" cy="735862"/>
+            <wp:effectExtent l="0" t="0" r="0" b="7620"/>
+            <wp:docPr id="1034349073" name="Picture 1"/>
+            <wp:cNvGraphicFramePr>
+              <a:graphicFrameLocks xmlns:a="http://schemas.openxmlformats.org/drawingml/2006/main" noChangeAspect="1"/>
+            </wp:cNvGraphicFramePr>
+            <a:graphic xmlns:a="http://schemas.openxmlformats.org/drawingml/2006/main">
+              <a:graphicData uri="http://schemas.openxmlformats.org/drawingml/2006/picture">
+                <pic:pic xmlns:pic="http://schemas.openxmlformats.org/drawingml/2006/picture">
+                  <pic:nvPicPr>
+                    <pic:cNvPr id="1034349073" name="Picture 1034349073"/>
+                    <pic:cNvPicPr/>
+                  </pic:nvPicPr>
+                  <pic:blipFill>
+                    <a:blip r:embed="rId8">
+                      <a:extLst>
+                        <a:ext uri="{28A0092B-C50C-407E-A947-70E740481C1C}">
+                          <a14:useLocalDpi xmlns:a14="http://schemas.microsoft.com/office/drawing/2010/main" val="0"/>
+                        </a:ext>
+                      </a:extLst>
+                    </a:blip>
+                    <a:stretch>
+                      <a:fillRect/>
+                    </a:stretch>
+                  </pic:blipFill>
+                  <pic:spPr>
+                    <a:xfrm>
+                      <a:off x="0" y="0"/>
+                      <a:ext cx="4662282" cy="743299"/>
+                    </a:xfrm>
+                    <a:prstGeom prst="rect">
+                      <a:avLst/>
+                    </a:prstGeom>
+                  </pic:spPr>
+                </pic:pic>
+              </a:graphicData>
+            </a:graphic>
+          </wp:inline>
+        </w:drawing>
+      </w:r>
+    </w:p>
+    <w:p>
+      <w:pPr>
+        <w:pStyle w:val="ListParagraph"/>
+        <w:tabs>
+          <w:tab w:val="left" w:pos="1350"/>
+        </w:tabs>
+        <w:ind w:left="1800"/>
+        <w:jc w:val="both"/>
+        <w:rPr>
+          <w:rFonts w:ascii="Times New Roman" w:hAnsi="Times New Roman"/>
+          <w:lang w:val="en-US"/>
+        </w:rPr>
+      </w:pPr>
+    </w:p>
+    <w:p>
+      <w:pPr>
+        <w:pStyle w:val="ListParagraph"/>
         <w:numPr>
           <w:ilvl w:val="0"/>
-          <w:numId w:val="11"/>
+          <w:numId w:val="17"/>
         </w:numPr>
-        <w:spacing w:before="0" w:beforeAutospacing="0" w:after="0" w:afterAutospacing="0"/>
-      </w:pPr>
-      <w:r>
-        <w:t xml:space="preserve">(8 &gt; 12?) </w:t>
-      </w:r>
-      <w:proofErr w:type="spellStart"/>
-      <w:r>
-        <w:t>tidak</w:t>
-      </w:r>
-      <w:proofErr w:type="spellEnd"/>
-      <w:r>
-        <w:t xml:space="preserve"> (</w:t>
-      </w:r>
-      <w:r>
-        <w:t xml:space="preserve">5, </w:t>
-      </w:r>
-      <w:r>
-        <w:t>3, 8</w:t>
-      </w:r>
-      <w:r>
-        <w:t xml:space="preserve">, 12, 7, </w:t>
-      </w:r>
-      <w:r>
-        <w:t>15</w:t>
-      </w:r>
-      <w:r>
-        <w:t>)</w:t>
-      </w:r>
-    </w:p>
-    <w:p>
-      <w:pPr>
-        <w:pStyle w:val="NormalWeb"/>
+        <w:tabs>
+          <w:tab w:val="left" w:pos="1350"/>
+        </w:tabs>
+        <w:jc w:val="both"/>
+        <w:rPr>
+          <w:rFonts w:ascii="Times New Roman" w:hAnsi="Times New Roman"/>
+          <w:lang w:val="en-US"/>
+        </w:rPr>
+      </w:pPr>
+      <w:r>
+        <w:rPr>
+          <w:rFonts w:ascii="Times New Roman" w:hAnsi="Times New Roman"/>
+          <w:lang w:val="en-US"/>
+        </w:rPr>
+        <w:t>Tambahkan method untuk dapat menghitung berapa banyak tugas yang sudah dikumpulkan saat ini, serta tambahkan operasi menunya!</w:t>
+      </w:r>
+    </w:p>
+    <w:p>
+      <w:pPr>
+        <w:pStyle w:val="ListParagraph"/>
+        <w:tabs>
+          <w:tab w:val="left" w:pos="1350"/>
+        </w:tabs>
+        <w:ind w:left="1800"/>
+        <w:jc w:val="both"/>
+        <w:rPr>
+          <w:rFonts w:ascii="Times New Roman" w:hAnsi="Times New Roman"/>
+          <w:lang w:val="en-US"/>
+        </w:rPr>
+      </w:pPr>
+      <w:r>
+        <w:rPr>
+          <w:rFonts w:ascii="Times New Roman" w:hAnsi="Times New Roman"/>
+          <w:lang w:val="en-US"/>
+        </w:rPr>
+        <w:t>Jawab :</w:t>
+      </w:r>
+    </w:p>
+    <w:p>
+      <w:pPr>
+        <w:pStyle w:val="ListParagraph"/>
+        <w:tabs>
+          <w:tab w:val="left" w:pos="1350"/>
+        </w:tabs>
+        <w:ind w:left="1800"/>
+        <w:jc w:val="both"/>
+        <w:rPr>
+          <w:rFonts w:ascii="Times New Roman" w:hAnsi="Times New Roman"/>
+          <w:lang w:val="en-US"/>
+        </w:rPr>
+      </w:pPr>
+      <w:r>
+        <w:rPr>
+          <w:rFonts w:ascii="Times New Roman" w:hAnsi="Times New Roman"/>
+          <w:lang w:val="en-US"/>
+        </w:rPr>
+        <w:t>Modifikasi pada StackTugasMhs20 dengan menambahkan method baru</w:t>
+      </w:r>
+    </w:p>
+    <w:p>
+      <w:pPr>
+        <w:pStyle w:val="ListParagraph"/>
+        <w:tabs>
+          <w:tab w:val="left" w:pos="1350"/>
+        </w:tabs>
+        <w:ind w:left="1800"/>
+        <w:jc w:val="both"/>
+        <w:rPr>
+          <w:rFonts w:ascii="Times New Roman" w:hAnsi="Times New Roman"/>
+          <w:lang w:val="en-US"/>
+        </w:rPr>
+      </w:pPr>
+      <w:r>
+        <w:rPr>
+          <w:rFonts w:ascii="Times New Roman" w:hAnsi="Times New Roman"/>
+          <w:noProof/>
+          <w:lang w:val="en-US"/>
+        </w:rPr>
+        <w:drawing>
+          <wp:inline distT="0" distB="0" distL="0" distR="0" wp14:anchorId="7A961BA1" wp14:editId="654D3938">
+            <wp:extent cx="2333951" cy="638264"/>
+            <wp:effectExtent l="0" t="0" r="9525" b="9525"/>
+            <wp:docPr id="177019447" name="Picture 2"/>
+            <wp:cNvGraphicFramePr>
+              <a:graphicFrameLocks xmlns:a="http://schemas.openxmlformats.org/drawingml/2006/main" noChangeAspect="1"/>
+            </wp:cNvGraphicFramePr>
+            <a:graphic xmlns:a="http://schemas.openxmlformats.org/drawingml/2006/main">
+              <a:graphicData uri="http://schemas.openxmlformats.org/drawingml/2006/picture">
+                <pic:pic xmlns:pic="http://schemas.openxmlformats.org/drawingml/2006/picture">
+                  <pic:nvPicPr>
+                    <pic:cNvPr id="177019447" name="Picture 177019447"/>
+                    <pic:cNvPicPr/>
+                  </pic:nvPicPr>
+                  <pic:blipFill>
+                    <a:blip r:embed="rId9">
+                      <a:extLst>
+                        <a:ext uri="{28A0092B-C50C-407E-A947-70E740481C1C}">
+                          <a14:useLocalDpi xmlns:a14="http://schemas.microsoft.com/office/drawing/2010/main" val="0"/>
+                        </a:ext>
+                      </a:extLst>
+                    </a:blip>
+                    <a:stretch>
+                      <a:fillRect/>
+                    </a:stretch>
+                  </pic:blipFill>
+                  <pic:spPr>
+                    <a:xfrm>
+                      <a:off x="0" y="0"/>
+                      <a:ext cx="2333951" cy="638264"/>
+                    </a:xfrm>
+                    <a:prstGeom prst="rect">
+                      <a:avLst/>
+                    </a:prstGeom>
+                  </pic:spPr>
+                </pic:pic>
+              </a:graphicData>
+            </a:graphic>
+          </wp:inline>
+        </w:drawing>
+      </w:r>
+    </w:p>
+    <w:p>
+      <w:pPr>
+        <w:pStyle w:val="ListParagraph"/>
+        <w:tabs>
+          <w:tab w:val="left" w:pos="1350"/>
+        </w:tabs>
+        <w:ind w:left="1800"/>
+        <w:jc w:val="both"/>
+        <w:rPr>
+          <w:rFonts w:ascii="Times New Roman" w:hAnsi="Times New Roman"/>
+        </w:rPr>
+      </w:pPr>
+      <w:r>
+        <w:rPr>
+          <w:rFonts w:ascii="Times New Roman" w:hAnsi="Times New Roman"/>
+        </w:rPr>
+        <w:t>Modifikasi juga MhsDemo20 dengan menambahkan pilihan menu baru untuk memanggil fungsi tersebut.</w:t>
+      </w:r>
+    </w:p>
+    <w:p>
+      <w:pPr>
+        <w:pStyle w:val="ListParagraph"/>
+        <w:tabs>
+          <w:tab w:val="left" w:pos="1350"/>
+        </w:tabs>
+        <w:ind w:left="1800"/>
+        <w:jc w:val="both"/>
+        <w:rPr>
+          <w:rFonts w:ascii="Times New Roman" w:hAnsi="Times New Roman"/>
+          <w:lang w:val="en-US"/>
+        </w:rPr>
+      </w:pPr>
+      <w:r>
+        <w:rPr>
+          <w:rFonts w:ascii="Times New Roman" w:hAnsi="Times New Roman"/>
+          <w:lang w:val="en-US"/>
+        </w:rPr>
+        <w:drawing>
+          <wp:inline distT="0" distB="0" distL="0" distR="0" wp14:anchorId="6913EAB9" wp14:editId="27D4A0BF">
+            <wp:extent cx="4576887" cy="590239"/>
+            <wp:effectExtent l="0" t="0" r="0" b="635"/>
+            <wp:docPr id="1837831606" name="Picture 1"/>
+            <wp:cNvGraphicFramePr>
+              <a:graphicFrameLocks xmlns:a="http://schemas.openxmlformats.org/drawingml/2006/main" noChangeAspect="1"/>
+            </wp:cNvGraphicFramePr>
+            <a:graphic xmlns:a="http://schemas.openxmlformats.org/drawingml/2006/main">
+              <a:graphicData uri="http://schemas.openxmlformats.org/drawingml/2006/picture">
+                <pic:pic xmlns:pic="http://schemas.openxmlformats.org/drawingml/2006/picture">
+                  <pic:nvPicPr>
+                    <pic:cNvPr id="1837831606" name=""/>
+                    <pic:cNvPicPr/>
+                  </pic:nvPicPr>
+                  <pic:blipFill>
+                    <a:blip r:embed="rId10"/>
+                    <a:stretch>
+                      <a:fillRect/>
+                    </a:stretch>
+                  </pic:blipFill>
+                  <pic:spPr>
+                    <a:xfrm>
+                      <a:off x="0" y="0"/>
+                      <a:ext cx="4631934" cy="597338"/>
+                    </a:xfrm>
+                    <a:prstGeom prst="rect">
+                      <a:avLst/>
+                    </a:prstGeom>
+                  </pic:spPr>
+                </pic:pic>
+              </a:graphicData>
+            </a:graphic>
+          </wp:inline>
+        </w:drawing>
+      </w:r>
+    </w:p>
+    <w:p>
+      <w:pPr>
+        <w:pStyle w:val="ListParagraph"/>
         <w:numPr>
           <w:ilvl w:val="0"/>
-          <w:numId w:val="11"/>
+          <w:numId w:val="17"/>
         </w:numPr>
-        <w:spacing w:before="0" w:beforeAutospacing="0" w:after="0" w:afterAutospacing="0"/>
-      </w:pPr>
-      <w:r>
-        <w:t xml:space="preserve">(12 &gt; 7?) </w:t>
-      </w:r>
-      <w:proofErr w:type="spellStart"/>
-      <w:r>
-        <w:t>ya</w:t>
-      </w:r>
-      <w:proofErr w:type="spellEnd"/>
-      <w:r>
-        <w:t>, swap (</w:t>
-      </w:r>
-      <w:r>
-        <w:t xml:space="preserve">5, 3, 8, </w:t>
-      </w:r>
-      <w:r>
-        <w:t>7, 12</w:t>
-      </w:r>
-      <w:r>
-        <w:t xml:space="preserve">, </w:t>
-      </w:r>
-      <w:r>
-        <w:t>15</w:t>
-      </w:r>
-      <w:r>
-        <w:t>)</w:t>
-      </w:r>
-    </w:p>
-    <w:p>
-      <w:pPr>
-        <w:pStyle w:val="NormalWeb"/>
+        <w:tabs>
+          <w:tab w:val="left" w:pos="1350"/>
+        </w:tabs>
+        <w:jc w:val="both"/>
+        <w:rPr>
+          <w:rFonts w:ascii="Times New Roman" w:hAnsi="Times New Roman"/>
+          <w:lang w:val="en-US"/>
+        </w:rPr>
+      </w:pPr>
+      <w:r>
+        <w:rPr>
+          <w:rFonts w:ascii="Times New Roman" w:hAnsi="Times New Roman"/>
+          <w:lang w:val="en-US"/>
+        </w:rPr>
+        <w:t>Commit dan push kode program ke Github</w:t>
+      </w:r>
+    </w:p>
+    <w:p>
+      <w:pPr>
+        <w:pStyle w:val="ListParagraph"/>
+        <w:tabs>
+          <w:tab w:val="left" w:pos="1350"/>
+        </w:tabs>
+        <w:ind w:left="1800"/>
+        <w:jc w:val="both"/>
+        <w:rPr>
+          <w:rFonts w:ascii="Times New Roman" w:hAnsi="Times New Roman"/>
+          <w:lang w:val="en-US"/>
+        </w:rPr>
+      </w:pPr>
+      <w:hyperlink r:id="rId11" w:history="1">
+        <w:r>
+          <w:rPr>
+            <w:rStyle w:val="Hyperlink"/>
+            <w:rFonts w:ascii="Times New Roman" w:hAnsi="Times New Roman"/>
+            <w:lang w:val="en-US"/>
+          </w:rPr>
+          <w:t>https://github.com/lovvovala/https---github.com-lovvovala-PASD/commit/1abe6d907f6353cb52da402e86021ddb340a8617</w:t>
+        </w:r>
+      </w:hyperlink>
+    </w:p>
+    <w:p>
+      <w:pPr>
+        <w:pStyle w:val="ListParagraph"/>
+        <w:tabs>
+          <w:tab w:val="left" w:pos="1350"/>
+        </w:tabs>
+        <w:ind w:left="1800"/>
+        <w:jc w:val="both"/>
+        <w:rPr>
+          <w:rFonts w:ascii="Times New Roman" w:hAnsi="Times New Roman"/>
+          <w:lang w:val="en-US"/>
+        </w:rPr>
+      </w:pPr>
+    </w:p>
+    <w:p>
+      <w:pPr>
+        <w:pStyle w:val="ListParagraph"/>
         <w:numPr>
           <w:ilvl w:val="0"/>
-          <w:numId w:val="11"/>
+          <w:numId w:val="15"/>
         </w:numPr>
-        <w:spacing w:before="0" w:beforeAutospacing="0" w:after="0" w:afterAutospacing="0"/>
-      </w:pPr>
-      <w:r>
-        <w:t xml:space="preserve">(12 &gt; 15?) </w:t>
-      </w:r>
-      <w:proofErr w:type="spellStart"/>
-      <w:r>
-        <w:t>tidak</w:t>
-      </w:r>
-      <w:proofErr w:type="spellEnd"/>
-      <w:r>
-        <w:t xml:space="preserve"> (</w:t>
-      </w:r>
-      <w:r>
-        <w:t xml:space="preserve">5, 3, 8, 7, 12, </w:t>
-      </w:r>
-      <w:r>
-        <w:t>15</w:t>
-      </w:r>
-      <w:r>
-        <w:t>)</w:t>
-      </w:r>
-    </w:p>
-    <w:p>
-      <w:pPr>
-        <w:pStyle w:val="NormalWeb"/>
+        <w:tabs>
+          <w:tab w:val="left" w:pos="1440"/>
+        </w:tabs>
+        <w:jc w:val="both"/>
+        <w:rPr>
+          <w:rFonts w:ascii="Times New Roman" w:hAnsi="Times New Roman"/>
+          <w:b/>
+          <w:bCs/>
+          <w:lang w:val="en-US"/>
+        </w:rPr>
+      </w:pPr>
+      <w:r>
+        <w:rPr>
+          <w:rFonts w:ascii="Times New Roman" w:hAnsi="Times New Roman"/>
+          <w:b/>
+          <w:bCs/>
+          <w:lang w:val="en-US"/>
+        </w:rPr>
+        <w:t xml:space="preserve">Percobaan 2: Konversi Nilai Tugas ke Biner </w:t>
+      </w:r>
+    </w:p>
+    <w:p>
+      <w:pPr>
+        <w:pStyle w:val="ListParagraph"/>
         <w:numPr>
           <w:ilvl w:val="0"/>
-          <w:numId w:val="9"/>
+          <w:numId w:val="16"/>
         </w:numPr>
-        <w:spacing w:before="0" w:beforeAutospacing="0" w:after="0" w:afterAutospacing="0"/>
-        <w:ind w:left="1530"/>
-      </w:pPr>
-      <w:r>
-        <w:t>Proses: (</w:t>
-      </w:r>
-      <w:r>
-        <w:rPr>
-          <w:b/>
-          <w:bCs/>
-        </w:rPr>
-        <w:t>3</w:t>
-      </w:r>
-      <w:r>
-        <w:t xml:space="preserve">, 5, </w:t>
-      </w:r>
-      <w:r>
-        <w:rPr>
-          <w:b/>
-          <w:bCs/>
-        </w:rPr>
-        <w:t>7</w:t>
-      </w:r>
-      <w:r>
-        <w:t xml:space="preserve">, </w:t>
-      </w:r>
-      <w:r>
-        <w:t>8,</w:t>
-      </w:r>
-      <w:r>
-        <w:t xml:space="preserve"> 12, 15)</w:t>
-      </w:r>
-    </w:p>
-    <w:p>
-      <w:pPr>
-        <w:pStyle w:val="NormalWeb"/>
+        <w:tabs>
+          <w:tab w:val="left" w:pos="1440"/>
+        </w:tabs>
+        <w:ind w:hanging="630"/>
+        <w:jc w:val="both"/>
+        <w:rPr>
+          <w:rFonts w:ascii="Times New Roman" w:hAnsi="Times New Roman"/>
+          <w:b/>
+          <w:bCs/>
+          <w:lang w:val="en-US"/>
+        </w:rPr>
+      </w:pPr>
+      <w:r>
+        <w:rPr>
+          <w:rFonts w:ascii="Times New Roman" w:hAnsi="Times New Roman"/>
+          <w:b/>
+          <w:bCs/>
+          <w:lang w:val="en-US"/>
+        </w:rPr>
+        <w:t>Pertanyaan</w:t>
+      </w:r>
+    </w:p>
+    <w:p>
+      <w:pPr>
+        <w:pStyle w:val="ListParagraph"/>
         <w:numPr>
           <w:ilvl w:val="0"/>
-          <w:numId w:val="13"/>
+          <w:numId w:val="18"/>
         </w:numPr>
-        <w:spacing w:before="0" w:beforeAutospacing="0" w:after="0" w:afterAutospacing="0"/>
-        <w:ind w:left="1890"/>
-      </w:pPr>
-      <w:r>
-        <w:t xml:space="preserve">(5 &gt; 3?) </w:t>
-      </w:r>
-      <w:proofErr w:type="spellStart"/>
-      <w:r>
-        <w:t>ya</w:t>
-      </w:r>
-      <w:proofErr w:type="spellEnd"/>
-      <w:r>
-        <w:t xml:space="preserve">, swap </w:t>
-      </w:r>
-      <w:r>
-        <w:t>(</w:t>
-      </w:r>
-      <w:r>
-        <w:t>3, 5</w:t>
-      </w:r>
-      <w:r>
-        <w:t xml:space="preserve">, 8, 7, 12, </w:t>
-      </w:r>
-      <w:r>
-        <w:t>15</w:t>
-      </w:r>
-      <w:r>
-        <w:t>)</w:t>
-      </w:r>
-    </w:p>
-    <w:p>
-      <w:pPr>
-        <w:pStyle w:val="NormalWeb"/>
+        <w:tabs>
+          <w:tab w:val="left" w:pos="1440"/>
+        </w:tabs>
+        <w:jc w:val="both"/>
+        <w:rPr>
+          <w:rFonts w:ascii="Times New Roman" w:hAnsi="Times New Roman"/>
+          <w:lang w:val="en-US"/>
+        </w:rPr>
+      </w:pPr>
+      <w:r>
+        <w:rPr>
+          <w:rFonts w:ascii="Times New Roman" w:hAnsi="Times New Roman"/>
+          <w:lang w:val="en-US"/>
+        </w:rPr>
+        <w:t xml:space="preserve">Jelaskan alur kerja dari method konversiDesimalKeBiner! </w:t>
+      </w:r>
+    </w:p>
+    <w:p>
+      <w:pPr>
+        <w:pStyle w:val="ListParagraph"/>
+        <w:tabs>
+          <w:tab w:val="left" w:pos="1440"/>
+        </w:tabs>
+        <w:ind w:left="1800"/>
+        <w:jc w:val="both"/>
+        <w:rPr>
+          <w:rFonts w:ascii="Times New Roman" w:hAnsi="Times New Roman"/>
+          <w:lang w:val="en-US"/>
+        </w:rPr>
+      </w:pPr>
+      <w:r>
+        <w:rPr>
+          <w:rFonts w:ascii="Times New Roman" w:hAnsi="Times New Roman"/>
+          <w:lang w:val="en-US"/>
+        </w:rPr>
+        <w:t>Jawab :</w:t>
+      </w:r>
+    </w:p>
+    <w:p>
+      <w:pPr>
+        <w:pStyle w:val="ListParagraph"/>
+        <w:tabs>
+          <w:tab w:val="left" w:pos="1440"/>
+        </w:tabs>
+        <w:ind w:left="1800"/>
+        <w:jc w:val="both"/>
+        <w:rPr>
+          <w:rFonts w:ascii="Times New Roman" w:hAnsi="Times New Roman"/>
+        </w:rPr>
+      </w:pPr>
+      <w:r>
+        <w:rPr>
+          <w:rFonts w:ascii="Times New Roman" w:hAnsi="Times New Roman"/>
+        </w:rPr>
+        <w:t>Method ini mengubah bilangan desimal ke biner dengan membagi angka secara berulang menggunakan 2, lalu setiap sisa pembagian disimpan ke dalam stack menggunakan push(). Sisa pertama merupakan digit biner paling belakang sehingga perlu ditumpuk terlebih dahulu. Setelah nilai habis, seluruh isi stack dikeluarkan kembali menggunakan pop(), sehingga urutan digit menjadi terbalik dan menghasilkan bilangan biner yang benar dari depan ke belakang sesuai prinsip LIFO (Last In First Out).</w:t>
+      </w:r>
+    </w:p>
+    <w:p>
+      <w:pPr>
+        <w:pStyle w:val="ListParagraph"/>
+        <w:tabs>
+          <w:tab w:val="left" w:pos="1440"/>
+        </w:tabs>
+        <w:ind w:left="1800"/>
+        <w:jc w:val="both"/>
+        <w:rPr>
+          <w:rFonts w:ascii="Times New Roman" w:hAnsi="Times New Roman"/>
+          <w:lang w:val="en-US"/>
+        </w:rPr>
+      </w:pPr>
+    </w:p>
+    <w:p>
+      <w:pPr>
+        <w:pStyle w:val="ListParagraph"/>
         <w:numPr>
           <w:ilvl w:val="0"/>
-          <w:numId w:val="13"/>
+          <w:numId w:val="18"/>
         </w:numPr>
-        <w:spacing w:before="0" w:beforeAutospacing="0" w:after="0" w:afterAutospacing="0"/>
-        <w:ind w:left="1890"/>
-      </w:pPr>
-      <w:r>
-        <w:t xml:space="preserve">(5 &gt; 8?) </w:t>
-      </w:r>
-      <w:proofErr w:type="spellStart"/>
-      <w:r>
-        <w:t>tidak</w:t>
-      </w:r>
-      <w:proofErr w:type="spellEnd"/>
-      <w:r>
-        <w:t xml:space="preserve"> </w:t>
-      </w:r>
-      <w:r>
-        <w:t xml:space="preserve">(3, 5, 8, 7, 12, </w:t>
-      </w:r>
-      <w:r>
-        <w:t>15</w:t>
-      </w:r>
-      <w:r>
-        <w:t>)</w:t>
-      </w:r>
-    </w:p>
-    <w:p>
-      <w:pPr>
-        <w:pStyle w:val="NormalWeb"/>
+        <w:tabs>
+          <w:tab w:val="left" w:pos="1440"/>
+        </w:tabs>
+        <w:jc w:val="both"/>
+        <w:rPr>
+          <w:rFonts w:ascii="Times New Roman" w:hAnsi="Times New Roman"/>
+          <w:lang w:val="en-US"/>
+        </w:rPr>
+      </w:pPr>
+      <w:r>
+        <w:rPr>
+          <w:rFonts w:ascii="Times New Roman" w:hAnsi="Times New Roman"/>
+          <w:lang w:val="en-US"/>
+        </w:rPr>
+        <w:t>Pada method konversiDesimalKeBiner, ubah kondisi perulangan menjadi while (kode != 0), bagaimana hasilnya? Jelaskan alasannya!</w:t>
+      </w:r>
+    </w:p>
+    <w:p>
+      <w:pPr>
+        <w:pStyle w:val="ListParagraph"/>
+        <w:tabs>
+          <w:tab w:val="left" w:pos="1440"/>
+        </w:tabs>
+        <w:ind w:left="1800"/>
+        <w:jc w:val="both"/>
+        <w:rPr>
+          <w:rFonts w:ascii="Times New Roman" w:hAnsi="Times New Roman"/>
+          <w:lang w:val="en-US"/>
+        </w:rPr>
+      </w:pPr>
+      <w:r>
+        <w:rPr>
+          <w:rFonts w:ascii="Times New Roman" w:hAnsi="Times New Roman"/>
+          <w:lang w:val="en-US"/>
+        </w:rPr>
+        <w:t>Jawab :</w:t>
+      </w:r>
+    </w:p>
+    <w:p>
+      <w:pPr>
+        <w:pStyle w:val="ListParagraph"/>
+        <w:tabs>
+          <w:tab w:val="left" w:pos="1440"/>
+        </w:tabs>
+        <w:ind w:left="1800"/>
+        <w:jc w:val="both"/>
+        <w:rPr>
+          <w:rFonts w:ascii="Times New Roman" w:hAnsi="Times New Roman"/>
+        </w:rPr>
+      </w:pPr>
+      <w:r>
+        <w:rPr>
+          <w:rFonts w:ascii="Times New Roman" w:hAnsi="Times New Roman"/>
+        </w:rPr>
+        <w:t>Jika kondisi perulangan diubah dari while (nilai &gt; 0) menjadi while (nilai != 0), maka untuk input bilangan bulat positif hasilnya tetap sama karena kedua kondisi akan terus bernilai benar selama angka belum mencapai 0 dan berhenti saat nilai sudah 0 setelah pembagian berulang</w:t>
+      </w:r>
+      <w:r>
+        <w:rPr>
+          <w:rFonts w:ascii="Times New Roman" w:hAnsi="Times New Roman"/>
+        </w:rPr>
+        <w:t>, namun kondisi ini lebih cocok untuk bilangan bulat</w:t>
+      </w:r>
+    </w:p>
+    <w:p>
+      <w:pPr>
+        <w:pStyle w:val="ListParagraph"/>
+        <w:tabs>
+          <w:tab w:val="left" w:pos="1440"/>
+        </w:tabs>
+        <w:ind w:left="1800"/>
+        <w:jc w:val="both"/>
+        <w:rPr>
+          <w:rFonts w:ascii="Times New Roman" w:hAnsi="Times New Roman"/>
+          <w:lang w:val="en-US"/>
+        </w:rPr>
+      </w:pPr>
+    </w:p>
+    <w:p>
+      <w:pPr>
+        <w:pStyle w:val="ListParagraph"/>
         <w:numPr>
           <w:ilvl w:val="0"/>
-          <w:numId w:val="13"/>
+          <w:numId w:val="15"/>
         </w:numPr>
-        <w:spacing w:before="0" w:beforeAutospacing="0" w:after="0" w:afterAutospacing="0"/>
-        <w:ind w:left="1890"/>
-      </w:pPr>
-      <w:r>
-        <w:t xml:space="preserve">(8 &gt; 7?) </w:t>
-      </w:r>
-      <w:proofErr w:type="spellStart"/>
-      <w:r>
-        <w:t>ya</w:t>
-      </w:r>
-      <w:proofErr w:type="spellEnd"/>
-      <w:r>
-        <w:t xml:space="preserve"> swap </w:t>
-      </w:r>
-      <w:r>
-        <w:t xml:space="preserve">(3, 5, </w:t>
-      </w:r>
-      <w:r>
-        <w:t>7, 8</w:t>
-      </w:r>
-      <w:r>
-        <w:t xml:space="preserve">, 12, </w:t>
-      </w:r>
-      <w:r>
-        <w:t>15</w:t>
-      </w:r>
-      <w:r>
-        <w:t>)</w:t>
-      </w:r>
-    </w:p>
-    <w:p>
-      <w:pPr>
-        <w:pStyle w:val="NormalWeb"/>
+        <w:tabs>
+          <w:tab w:val="left" w:pos="1440"/>
+        </w:tabs>
+        <w:jc w:val="both"/>
+        <w:rPr>
+          <w:rFonts w:ascii="Times New Roman" w:hAnsi="Times New Roman"/>
+          <w:b/>
+          <w:bCs/>
+          <w:lang w:val="en-US"/>
+        </w:rPr>
+      </w:pPr>
+      <w:r>
+        <w:rPr>
+          <w:rFonts w:ascii="Times New Roman" w:hAnsi="Times New Roman"/>
+          <w:b/>
+          <w:bCs/>
+          <w:lang w:val="en-US"/>
+        </w:rPr>
+        <w:t xml:space="preserve"> Latihan Praktikum</w:t>
+      </w:r>
+    </w:p>
+    <w:p>
+      <w:pPr>
+        <w:pStyle w:val="ListParagraph"/>
         <w:numPr>
           <w:ilvl w:val="0"/>
-          <w:numId w:val="13"/>
+          <w:numId w:val="19"/>
         </w:numPr>
-        <w:spacing w:before="0" w:beforeAutospacing="0" w:after="0" w:afterAutospacing="0"/>
-        <w:ind w:left="1890"/>
-      </w:pPr>
-      <w:r>
-        <w:t xml:space="preserve">(8 &gt; 12?) </w:t>
-      </w:r>
-      <w:proofErr w:type="spellStart"/>
-      <w:r>
-        <w:t>tidak</w:t>
-      </w:r>
-      <w:proofErr w:type="spellEnd"/>
-      <w:r>
-        <w:t xml:space="preserve"> </w:t>
-      </w:r>
-      <w:r>
-        <w:t xml:space="preserve">(3, 5, 7, 8, 12, </w:t>
-      </w:r>
-      <w:r>
-        <w:t>15</w:t>
-      </w:r>
-      <w:r>
-        <w:t>)</w:t>
-      </w:r>
-    </w:p>
-    <w:p>
-      <w:pPr>
-        <w:pStyle w:val="NormalWeb"/>
+        <w:tabs>
+          <w:tab w:val="left" w:pos="1440"/>
+        </w:tabs>
+        <w:jc w:val="both"/>
+        <w:rPr>
+          <w:rFonts w:ascii="Times New Roman" w:hAnsi="Times New Roman"/>
+          <w:b/>
+          <w:bCs/>
+          <w:lang w:val="en-US"/>
+        </w:rPr>
+      </w:pPr>
+      <w:r>
+        <w:rPr>
+          <w:rFonts w:ascii="Times New Roman" w:hAnsi="Times New Roman"/>
+          <w:b/>
+          <w:bCs/>
+          <w:lang w:val="en-US"/>
+        </w:rPr>
+        <w:t>Class Surat20</w:t>
+      </w:r>
+    </w:p>
+    <w:p>
+      <w:pPr>
+        <w:pStyle w:val="ListParagraph"/>
+        <w:tabs>
+          <w:tab w:val="left" w:pos="1440"/>
+        </w:tabs>
+        <w:ind w:left="1080"/>
+        <w:jc w:val="both"/>
+        <w:rPr>
+          <w:rFonts w:ascii="Times New Roman" w:hAnsi="Times New Roman"/>
+          <w:b/>
+          <w:bCs/>
+          <w:lang w:val="en-US"/>
+        </w:rPr>
+      </w:pPr>
+      <w:r>
+        <w:rPr>
+          <w:rFonts w:ascii="Times New Roman" w:hAnsi="Times New Roman"/>
+          <w:b/>
+          <w:bCs/>
+          <w:lang w:val="en-US"/>
+        </w:rPr>
+        <w:drawing>
+          <wp:inline distT="0" distB="0" distL="0" distR="0" wp14:anchorId="36D04A27" wp14:editId="259E11E3">
+            <wp:extent cx="5015261" cy="2448732"/>
+            <wp:effectExtent l="0" t="0" r="0" b="8890"/>
+            <wp:docPr id="546536339" name="Picture 1"/>
+            <wp:cNvGraphicFramePr>
+              <a:graphicFrameLocks xmlns:a="http://schemas.openxmlformats.org/drawingml/2006/main" noChangeAspect="1"/>
+            </wp:cNvGraphicFramePr>
+            <a:graphic xmlns:a="http://schemas.openxmlformats.org/drawingml/2006/main">
+              <a:graphicData uri="http://schemas.openxmlformats.org/drawingml/2006/picture">
+                <pic:pic xmlns:pic="http://schemas.openxmlformats.org/drawingml/2006/picture">
+                  <pic:nvPicPr>
+                    <pic:cNvPr id="546536339" name=""/>
+                    <pic:cNvPicPr/>
+                  </pic:nvPicPr>
+                  <pic:blipFill>
+                    <a:blip r:embed="rId12"/>
+                    <a:stretch>
+                      <a:fillRect/>
+                    </a:stretch>
+                  </pic:blipFill>
+                  <pic:spPr>
+                    <a:xfrm>
+                      <a:off x="0" y="0"/>
+                      <a:ext cx="5036434" cy="2459070"/>
+                    </a:xfrm>
+                    <a:prstGeom prst="rect">
+                      <a:avLst/>
+                    </a:prstGeom>
+                  </pic:spPr>
+                </pic:pic>
+              </a:graphicData>
+            </a:graphic>
+          </wp:inline>
+        </w:drawing>
+      </w:r>
+    </w:p>
+    <w:p>
+      <w:pPr>
+        <w:pStyle w:val="ListParagraph"/>
+        <w:tabs>
+          <w:tab w:val="left" w:pos="1440"/>
+        </w:tabs>
+        <w:ind w:left="1080"/>
+        <w:jc w:val="both"/>
+        <w:rPr>
+          <w:rFonts w:ascii="Times New Roman" w:hAnsi="Times New Roman"/>
+          <w:b/>
+          <w:bCs/>
+          <w:lang w:val="en-US"/>
+        </w:rPr>
+      </w:pPr>
+    </w:p>
+    <w:p>
+      <w:pPr>
+        <w:pStyle w:val="ListParagraph"/>
         <w:numPr>
           <w:ilvl w:val="0"/>
-          <w:numId w:val="13"/>
+          <w:numId w:val="19"/>
         </w:numPr>
-        <w:spacing w:before="0" w:beforeAutospacing="0" w:after="0" w:afterAutospacing="0"/>
-        <w:ind w:left="1890"/>
-      </w:pPr>
-      <w:r>
-        <w:t xml:space="preserve">(12 &gt; 15?) </w:t>
-      </w:r>
-      <w:proofErr w:type="spellStart"/>
-      <w:r>
-        <w:t>tidak</w:t>
-      </w:r>
-      <w:proofErr w:type="spellEnd"/>
-      <w:r>
-        <w:t xml:space="preserve"> </w:t>
-      </w:r>
-      <w:r>
-        <w:t xml:space="preserve">(3, 5, 7, 8, 12, </w:t>
-      </w:r>
-      <w:r>
-        <w:t>15</w:t>
-      </w:r>
-      <w:r>
-        <w:t>)</w:t>
-      </w:r>
-    </w:p>
-    <w:p>
-      <w:pPr>
-        <w:pStyle w:val="NormalWeb"/>
+        <w:tabs>
+          <w:tab w:val="left" w:pos="1440"/>
+        </w:tabs>
+        <w:jc w:val="both"/>
+        <w:rPr>
+          <w:rFonts w:ascii="Times New Roman" w:hAnsi="Times New Roman"/>
+          <w:b/>
+          <w:bCs/>
+          <w:lang w:val="en-US"/>
+        </w:rPr>
+      </w:pPr>
+      <w:r>
+        <w:rPr>
+          <w:rFonts w:ascii="Times New Roman" w:hAnsi="Times New Roman"/>
+          <w:b/>
+          <w:bCs/>
+          <w:lang w:val="en-US"/>
+        </w:rPr>
+        <w:t>Class StackSurat20</w:t>
+      </w:r>
+    </w:p>
+    <w:p>
+      <w:pPr>
+        <w:pStyle w:val="ListParagraph"/>
+        <w:tabs>
+          <w:tab w:val="left" w:pos="1440"/>
+        </w:tabs>
+        <w:ind w:left="1080"/>
+        <w:jc w:val="both"/>
+        <w:rPr>
+          <w:rFonts w:ascii="Times New Roman" w:hAnsi="Times New Roman"/>
+          <w:b/>
+          <w:bCs/>
+          <w:lang w:val="en-US"/>
+        </w:rPr>
+      </w:pPr>
+      <w:r>
+        <w:rPr>
+          <w:rFonts w:ascii="Times New Roman" w:hAnsi="Times New Roman"/>
+          <w:b/>
+          <w:bCs/>
+          <w:lang w:val="en-US"/>
+        </w:rPr>
+        <w:drawing>
+          <wp:inline distT="0" distB="0" distL="0" distR="0" wp14:anchorId="3C00909B" wp14:editId="71E6A2E6">
+            <wp:extent cx="4960693" cy="3523488"/>
+            <wp:effectExtent l="0" t="0" r="0" b="1270"/>
+            <wp:docPr id="309282901" name="Picture 1"/>
+            <wp:cNvGraphicFramePr>
+              <a:graphicFrameLocks xmlns:a="http://schemas.openxmlformats.org/drawingml/2006/main" noChangeAspect="1"/>
+            </wp:cNvGraphicFramePr>
+            <a:graphic xmlns:a="http://schemas.openxmlformats.org/drawingml/2006/main">
+              <a:graphicData uri="http://schemas.openxmlformats.org/drawingml/2006/picture">
+                <pic:pic xmlns:pic="http://schemas.openxmlformats.org/drawingml/2006/picture">
+                  <pic:nvPicPr>
+                    <pic:cNvPr id="309282901" name=""/>
+                    <pic:cNvPicPr/>
+                  </pic:nvPicPr>
+                  <pic:blipFill>
+                    <a:blip r:embed="rId13"/>
+                    <a:stretch>
+                      <a:fillRect/>
+                    </a:stretch>
+                  </pic:blipFill>
+                  <pic:spPr>
+                    <a:xfrm>
+                      <a:off x="0" y="0"/>
+                      <a:ext cx="4969516" cy="3529755"/>
+                    </a:xfrm>
+                    <a:prstGeom prst="rect">
+                      <a:avLst/>
+                    </a:prstGeom>
+                  </pic:spPr>
+                </pic:pic>
+              </a:graphicData>
+            </a:graphic>
+          </wp:inline>
+        </w:drawing>
+      </w:r>
+    </w:p>
+    <w:p>
+      <w:pPr>
+        <w:pStyle w:val="ListParagraph"/>
+        <w:tabs>
+          <w:tab w:val="left" w:pos="1440"/>
+        </w:tabs>
+        <w:ind w:left="1080"/>
+        <w:jc w:val="both"/>
+        <w:rPr>
+          <w:rFonts w:ascii="Times New Roman" w:hAnsi="Times New Roman"/>
+          <w:b/>
+          <w:bCs/>
+          <w:lang w:val="en-US"/>
+        </w:rPr>
+      </w:pPr>
+      <w:r>
+        <w:rPr>
+          <w:rFonts w:ascii="Times New Roman" w:hAnsi="Times New Roman"/>
+          <w:b/>
+          <w:bCs/>
+          <w:lang w:val="en-US"/>
+        </w:rPr>
+        <w:lastRenderedPageBreak/>
+        <w:drawing>
+          <wp:inline distT="0" distB="0" distL="0" distR="0" wp14:anchorId="6F5D4867" wp14:editId="6FB9FD4F">
+            <wp:extent cx="4925568" cy="4925568"/>
+            <wp:effectExtent l="0" t="0" r="8890" b="8890"/>
+            <wp:docPr id="889088129" name="Picture 1"/>
+            <wp:cNvGraphicFramePr>
+              <a:graphicFrameLocks xmlns:a="http://schemas.openxmlformats.org/drawingml/2006/main" noChangeAspect="1"/>
+            </wp:cNvGraphicFramePr>
+            <a:graphic xmlns:a="http://schemas.openxmlformats.org/drawingml/2006/main">
+              <a:graphicData uri="http://schemas.openxmlformats.org/drawingml/2006/picture">
+                <pic:pic xmlns:pic="http://schemas.openxmlformats.org/drawingml/2006/picture">
+                  <pic:nvPicPr>
+                    <pic:cNvPr id="889088129" name=""/>
+                    <pic:cNvPicPr/>
+                  </pic:nvPicPr>
+                  <pic:blipFill>
+                    <a:blip r:embed="rId14"/>
+                    <a:stretch>
+                      <a:fillRect/>
+                    </a:stretch>
+                  </pic:blipFill>
+                  <pic:spPr>
+                    <a:xfrm>
+                      <a:off x="0" y="0"/>
+                      <a:ext cx="4930102" cy="4930102"/>
+                    </a:xfrm>
+                    <a:prstGeom prst="rect">
+                      <a:avLst/>
+                    </a:prstGeom>
+                  </pic:spPr>
+                </pic:pic>
+              </a:graphicData>
+            </a:graphic>
+          </wp:inline>
+        </w:drawing>
+      </w:r>
+    </w:p>
+    <w:p>
+      <w:pPr>
+        <w:pStyle w:val="ListParagraph"/>
         <w:numPr>
           <w:ilvl w:val="0"/>
-          <w:numId w:val="9"/>
+          <w:numId w:val="19"/>
         </w:numPr>
-        <w:spacing w:before="0" w:beforeAutospacing="0" w:after="0" w:afterAutospacing="0"/>
-        <w:ind w:left="1530"/>
-      </w:pPr>
-      <w:proofErr w:type="spellStart"/>
-      <w:r>
-        <w:rPr>
-          <w:rStyle w:val="citation-484"/>
-          <w:rFonts w:eastAsiaTheme="majorEastAsia"/>
-          <w:b/>
-          <w:bCs/>
-        </w:rPr>
-        <w:t>Kondisi</w:t>
-      </w:r>
-      <w:proofErr w:type="spellEnd"/>
-      <w:r>
-        <w:rPr>
-          <w:rStyle w:val="citation-484"/>
-          <w:rFonts w:eastAsiaTheme="majorEastAsia"/>
-          <w:b/>
-          <w:bCs/>
-        </w:rPr>
-        <w:t xml:space="preserve"> Akhir</w:t>
-      </w:r>
-      <w:r>
-        <w:rPr>
-          <w:rStyle w:val="citation-484"/>
-          <w:rFonts w:eastAsiaTheme="majorEastAsia"/>
-        </w:rPr>
-        <w:t xml:space="preserve">: [3, 5, 7, 8, 12, 15] </w:t>
-      </w:r>
-    </w:p>
-    <w:p>
-      <w:pPr>
-        <w:pStyle w:val="NormalWeb"/>
+        <w:tabs>
+          <w:tab w:val="left" w:pos="1440"/>
+        </w:tabs>
+        <w:jc w:val="both"/>
+        <w:rPr>
+          <w:rFonts w:ascii="Times New Roman" w:hAnsi="Times New Roman"/>
+          <w:b/>
+          <w:bCs/>
+          <w:lang w:val="en-US"/>
+        </w:rPr>
+      </w:pPr>
+      <w:r>
+        <w:rPr>
+          <w:rFonts w:ascii="Times New Roman" w:hAnsi="Times New Roman"/>
+          <w:b/>
+          <w:bCs/>
+          <w:lang w:val="en-US"/>
+        </w:rPr>
+        <w:t>Main Class</w:t>
+      </w:r>
+    </w:p>
+    <w:p>
+      <w:pPr>
+        <w:pStyle w:val="ListParagraph"/>
+        <w:tabs>
+          <w:tab w:val="left" w:pos="1440"/>
+        </w:tabs>
+        <w:ind w:left="1080"/>
+        <w:jc w:val="both"/>
+        <w:rPr>
+          <w:rFonts w:ascii="Times New Roman" w:hAnsi="Times New Roman"/>
+          <w:b/>
+          <w:bCs/>
+          <w:lang w:val="en-US"/>
+        </w:rPr>
+      </w:pPr>
+      <w:r>
+        <w:rPr>
+          <w:rFonts w:ascii="Times New Roman" w:hAnsi="Times New Roman"/>
+          <w:b/>
+          <w:bCs/>
+          <w:lang w:val="en-US"/>
+        </w:rPr>
+        <w:drawing>
+          <wp:inline distT="0" distB="0" distL="0" distR="0" wp14:anchorId="0F1138CE" wp14:editId="38746C25">
+            <wp:extent cx="4072128" cy="3692525"/>
+            <wp:effectExtent l="0" t="0" r="5080" b="3175"/>
+            <wp:docPr id="993747061" name="Picture 1"/>
+            <wp:cNvGraphicFramePr>
+              <a:graphicFrameLocks xmlns:a="http://schemas.openxmlformats.org/drawingml/2006/main" noChangeAspect="1"/>
+            </wp:cNvGraphicFramePr>
+            <a:graphic xmlns:a="http://schemas.openxmlformats.org/drawingml/2006/main">
+              <a:graphicData uri="http://schemas.openxmlformats.org/drawingml/2006/picture">
+                <pic:pic xmlns:pic="http://schemas.openxmlformats.org/drawingml/2006/picture">
+                  <pic:nvPicPr>
+                    <pic:cNvPr id="993747061" name=""/>
+                    <pic:cNvPicPr/>
+                  </pic:nvPicPr>
+                  <pic:blipFill>
+                    <a:blip r:embed="rId15"/>
+                    <a:stretch>
+                      <a:fillRect/>
+                    </a:stretch>
+                  </pic:blipFill>
+                  <pic:spPr>
+                    <a:xfrm>
+                      <a:off x="0" y="0"/>
+                      <a:ext cx="4100177" cy="3717960"/>
+                    </a:xfrm>
+                    <a:prstGeom prst="rect">
+                      <a:avLst/>
+                    </a:prstGeom>
+                  </pic:spPr>
+                </pic:pic>
+              </a:graphicData>
+            </a:graphic>
+          </wp:inline>
+        </w:drawing>
+      </w:r>
+    </w:p>
+    <w:p>
+      <w:pPr>
+        <w:pStyle w:val="ListParagraph"/>
+        <w:tabs>
+          <w:tab w:val="left" w:pos="1440"/>
+        </w:tabs>
+        <w:ind w:left="1080"/>
+        <w:jc w:val="both"/>
+        <w:rPr>
+          <w:rFonts w:ascii="Times New Roman" w:hAnsi="Times New Roman"/>
+          <w:b/>
+          <w:bCs/>
+          <w:lang w:val="en-US"/>
+        </w:rPr>
+      </w:pPr>
+      <w:r>
+        <w:rPr>
+          <w:rFonts w:ascii="Times New Roman" w:hAnsi="Times New Roman"/>
+          <w:b/>
+          <w:bCs/>
+          <w:lang w:val="en-US"/>
+        </w:rPr>
+        <w:lastRenderedPageBreak/>
+        <w:drawing>
+          <wp:inline distT="0" distB="0" distL="0" distR="0" wp14:anchorId="51BC2AF3" wp14:editId="576CD7BC">
+            <wp:extent cx="4815840" cy="2559982"/>
+            <wp:effectExtent l="0" t="0" r="3810" b="0"/>
+            <wp:docPr id="2096449729" name="Picture 1"/>
+            <wp:cNvGraphicFramePr>
+              <a:graphicFrameLocks xmlns:a="http://schemas.openxmlformats.org/drawingml/2006/main" noChangeAspect="1"/>
+            </wp:cNvGraphicFramePr>
+            <a:graphic xmlns:a="http://schemas.openxmlformats.org/drawingml/2006/main">
+              <a:graphicData uri="http://schemas.openxmlformats.org/drawingml/2006/picture">
+                <pic:pic xmlns:pic="http://schemas.openxmlformats.org/drawingml/2006/picture">
+                  <pic:nvPicPr>
+                    <pic:cNvPr id="2096449729" name=""/>
+                    <pic:cNvPicPr/>
+                  </pic:nvPicPr>
+                  <pic:blipFill>
+                    <a:blip r:embed="rId16"/>
+                    <a:stretch>
+                      <a:fillRect/>
+                    </a:stretch>
+                  </pic:blipFill>
+                  <pic:spPr>
+                    <a:xfrm>
+                      <a:off x="0" y="0"/>
+                      <a:ext cx="4821185" cy="2562823"/>
+                    </a:xfrm>
+                    <a:prstGeom prst="rect">
+                      <a:avLst/>
+                    </a:prstGeom>
+                  </pic:spPr>
+                </pic:pic>
+              </a:graphicData>
+            </a:graphic>
+          </wp:inline>
+        </w:drawing>
+      </w:r>
+    </w:p>
+    <w:p>
+      <w:pPr>
+        <w:pStyle w:val="ListParagraph"/>
         <w:numPr>
           <w:ilvl w:val="0"/>
-          <w:numId w:val="1"/>
+          <w:numId w:val="19"/>
         </w:numPr>
-      </w:pPr>
-      <w:proofErr w:type="spellStart"/>
-      <w:r>
-        <w:t>Untuk</w:t>
-      </w:r>
-      <w:proofErr w:type="spellEnd"/>
-      <w:r>
-        <w:t xml:space="preserve"> </w:t>
-      </w:r>
-      <w:proofErr w:type="spellStart"/>
-      <w:r>
-        <w:t>mencari</w:t>
-      </w:r>
-      <w:proofErr w:type="spellEnd"/>
-      <w:r>
-        <w:t xml:space="preserve"> </w:t>
-      </w:r>
-      <w:proofErr w:type="spellStart"/>
-      <w:r>
-        <w:t>nilai</w:t>
-      </w:r>
-      <w:proofErr w:type="spellEnd"/>
-      <w:r>
-        <w:t xml:space="preserve"> 72 pada data 78, 85, 67, 90, 72, 88, 75, </w:t>
-      </w:r>
-      <w:proofErr w:type="spellStart"/>
-      <w:r>
-        <w:t>algoritma</w:t>
-      </w:r>
-      <w:proofErr w:type="spellEnd"/>
-      <w:r>
-        <w:t xml:space="preserve"> yang paling </w:t>
-      </w:r>
-      <w:proofErr w:type="spellStart"/>
-      <w:r>
-        <w:t>tepat</w:t>
-      </w:r>
-      <w:proofErr w:type="spellEnd"/>
-      <w:r>
-        <w:t xml:space="preserve"> </w:t>
-      </w:r>
-      <w:proofErr w:type="spellStart"/>
-      <w:r>
-        <w:t>adalah</w:t>
-      </w:r>
-      <w:proofErr w:type="spellEnd"/>
-      <w:r>
-        <w:t xml:space="preserve"> </w:t>
-      </w:r>
-      <w:r>
-        <w:rPr>
-          <w:rStyle w:val="Strong"/>
-          <w:rFonts w:eastAsiaTheme="majorEastAsia"/>
-        </w:rPr>
-        <w:t>Sequential Search</w:t>
-      </w:r>
-      <w:r>
-        <w:t xml:space="preserve"> </w:t>
-      </w:r>
-      <w:proofErr w:type="spellStart"/>
-      <w:r>
-        <w:t>karena</w:t>
-      </w:r>
-      <w:proofErr w:type="spellEnd"/>
-      <w:r>
-        <w:t xml:space="preserve"> data </w:t>
-      </w:r>
-      <w:proofErr w:type="spellStart"/>
-      <w:r>
-        <w:t>belum</w:t>
-      </w:r>
-      <w:proofErr w:type="spellEnd"/>
-      <w:r>
-        <w:t xml:space="preserve"> </w:t>
-      </w:r>
-      <w:proofErr w:type="spellStart"/>
-      <w:r>
-        <w:t>diurutkan</w:t>
-      </w:r>
-      <w:proofErr w:type="spellEnd"/>
-      <w:r>
-        <w:t xml:space="preserve">, </w:t>
-      </w:r>
-      <w:proofErr w:type="spellStart"/>
-      <w:r>
-        <w:t>sehingga</w:t>
-      </w:r>
-      <w:proofErr w:type="spellEnd"/>
-      <w:r>
-        <w:t xml:space="preserve"> </w:t>
-      </w:r>
-      <w:proofErr w:type="spellStart"/>
-      <w:r>
-        <w:t>bisa</w:t>
-      </w:r>
-      <w:proofErr w:type="spellEnd"/>
-      <w:r>
-        <w:t xml:space="preserve"> </w:t>
-      </w:r>
-      <w:proofErr w:type="spellStart"/>
-      <w:r>
-        <w:t>langsung</w:t>
-      </w:r>
-      <w:proofErr w:type="spellEnd"/>
-      <w:r>
-        <w:t xml:space="preserve"> </w:t>
-      </w:r>
-      <w:proofErr w:type="spellStart"/>
-      <w:r>
-        <w:t>digunakan</w:t>
-      </w:r>
-      <w:proofErr w:type="spellEnd"/>
-      <w:r>
-        <w:t xml:space="preserve"> </w:t>
-      </w:r>
-      <w:proofErr w:type="spellStart"/>
-      <w:r>
-        <w:t>tanpa</w:t>
-      </w:r>
-      <w:proofErr w:type="spellEnd"/>
-      <w:r>
-        <w:t xml:space="preserve"> proses sorting </w:t>
-      </w:r>
-      <w:proofErr w:type="spellStart"/>
-      <w:r>
-        <w:t>terlebih</w:t>
-      </w:r>
-      <w:proofErr w:type="spellEnd"/>
-      <w:r>
-        <w:t xml:space="preserve"> </w:t>
-      </w:r>
-      <w:proofErr w:type="spellStart"/>
-      <w:r>
-        <w:t>dahulu</w:t>
-      </w:r>
-      <w:proofErr w:type="spellEnd"/>
-      <w:r>
-        <w:t xml:space="preserve">. Selain </w:t>
-      </w:r>
-      <w:proofErr w:type="spellStart"/>
-      <w:r>
-        <w:t>itu</w:t>
-      </w:r>
-      <w:proofErr w:type="spellEnd"/>
-      <w:r>
-        <w:t xml:space="preserve">, </w:t>
-      </w:r>
-      <w:proofErr w:type="spellStart"/>
-      <w:r>
-        <w:t>jumlah</w:t>
-      </w:r>
-      <w:proofErr w:type="spellEnd"/>
-      <w:r>
-        <w:t xml:space="preserve"> data </w:t>
-      </w:r>
-      <w:proofErr w:type="spellStart"/>
-      <w:r>
-        <w:t>hanya</w:t>
-      </w:r>
-      <w:proofErr w:type="spellEnd"/>
-      <w:r>
-        <w:t xml:space="preserve"> </w:t>
-      </w:r>
-      <w:proofErr w:type="spellStart"/>
-      <w:r>
-        <w:t>sedikit</w:t>
-      </w:r>
-      <w:proofErr w:type="spellEnd"/>
-      <w:r>
-        <w:t xml:space="preserve"> </w:t>
-      </w:r>
-      <w:proofErr w:type="spellStart"/>
-      <w:r>
-        <w:t>sehingga</w:t>
-      </w:r>
-      <w:proofErr w:type="spellEnd"/>
-      <w:r>
-        <w:t xml:space="preserve"> </w:t>
-      </w:r>
-      <w:proofErr w:type="spellStart"/>
-      <w:r>
-        <w:t>lebih</w:t>
-      </w:r>
-      <w:proofErr w:type="spellEnd"/>
-      <w:r>
-        <w:t xml:space="preserve"> </w:t>
-      </w:r>
-      <w:proofErr w:type="spellStart"/>
-      <w:r>
-        <w:t>praktis</w:t>
-      </w:r>
-      <w:proofErr w:type="spellEnd"/>
-      <w:r>
-        <w:t xml:space="preserve"> dan </w:t>
-      </w:r>
-      <w:proofErr w:type="spellStart"/>
-      <w:r>
-        <w:t>efisien</w:t>
-      </w:r>
-      <w:proofErr w:type="spellEnd"/>
-      <w:r>
-        <w:t>.</w:t>
-      </w:r>
-    </w:p>
-    <w:p>
-      <w:pPr>
-        <w:pStyle w:val="ListParagraph"/>
-        <w:tabs>
-          <w:tab w:val="left" w:pos="1890"/>
-        </w:tabs>
-        <w:rPr>
-          <w:rFonts w:ascii="Times New Roman" w:hAnsi="Times New Roman"/>
-        </w:rPr>
-      </w:pPr>
-    </w:p>
-    <w:p>
-      <w:pPr>
-        <w:pStyle w:val="ListParagraph"/>
-        <w:tabs>
-          <w:tab w:val="left" w:pos="1890"/>
-        </w:tabs>
-        <w:ind w:left="1440"/>
+        <w:tabs>
+          <w:tab w:val="left" w:pos="1440"/>
+        </w:tabs>
+        <w:jc w:val="both"/>
+        <w:rPr>
+          <w:rFonts w:ascii="Times New Roman" w:hAnsi="Times New Roman"/>
+          <w:b/>
+          <w:bCs/>
+          <w:lang w:val="en-US"/>
+        </w:rPr>
+      </w:pPr>
+      <w:r>
+        <w:rPr>
+          <w:rFonts w:ascii="Times New Roman" w:hAnsi="Times New Roman"/>
+          <w:b/>
+          <w:bCs/>
+          <w:lang w:val="en-US"/>
+        </w:rPr>
+        <w:t>Output</w:t>
+      </w:r>
+    </w:p>
+    <w:p>
+      <w:pPr>
+        <w:pStyle w:val="ListParagraph"/>
+        <w:tabs>
+          <w:tab w:val="left" w:pos="1440"/>
+        </w:tabs>
+        <w:ind w:left="1080"/>
+        <w:jc w:val="both"/>
+        <w:rPr>
+          <w:rFonts w:ascii="Times New Roman" w:hAnsi="Times New Roman"/>
+          <w:b/>
+          <w:bCs/>
+          <w:lang w:val="en-US"/>
+        </w:rPr>
+      </w:pPr>
+      <w:r>
+        <w:rPr>
+          <w:rFonts w:ascii="Times New Roman" w:hAnsi="Times New Roman"/>
+          <w:b/>
+          <w:bCs/>
+          <w:lang w:val="en-US"/>
+        </w:rPr>
+        <w:drawing>
+          <wp:inline distT="0" distB="0" distL="0" distR="0" wp14:anchorId="494F0B8F" wp14:editId="787B43CA">
+            <wp:extent cx="3000794" cy="5191850"/>
+            <wp:effectExtent l="0" t="0" r="9525" b="8890"/>
+            <wp:docPr id="888195180" name="Picture 1"/>
+            <wp:cNvGraphicFramePr>
+              <a:graphicFrameLocks xmlns:a="http://schemas.openxmlformats.org/drawingml/2006/main" noChangeAspect="1"/>
+            </wp:cNvGraphicFramePr>
+            <a:graphic xmlns:a="http://schemas.openxmlformats.org/drawingml/2006/main">
+              <a:graphicData uri="http://schemas.openxmlformats.org/drawingml/2006/picture">
+                <pic:pic xmlns:pic="http://schemas.openxmlformats.org/drawingml/2006/picture">
+                  <pic:nvPicPr>
+                    <pic:cNvPr id="888195180" name=""/>
+                    <pic:cNvPicPr/>
+                  </pic:nvPicPr>
+                  <pic:blipFill>
+                    <a:blip r:embed="rId17"/>
+                    <a:stretch>
+                      <a:fillRect/>
+                    </a:stretch>
+                  </pic:blipFill>
+                  <pic:spPr>
+                    <a:xfrm>
+                      <a:off x="0" y="0"/>
+                      <a:ext cx="3000794" cy="5191850"/>
+                    </a:xfrm>
+                    <a:prstGeom prst="rect">
+                      <a:avLst/>
+                    </a:prstGeom>
+                  </pic:spPr>
+                </pic:pic>
+              </a:graphicData>
+            </a:graphic>
+          </wp:inline>
+        </w:drawing>
+      </w:r>
+    </w:p>
+    <w:p>
+      <w:pPr>
+        <w:pStyle w:val="ListParagraph"/>
+        <w:tabs>
+          <w:tab w:val="left" w:pos="1440"/>
+        </w:tabs>
+        <w:ind w:left="1080"/>
+        <w:jc w:val="both"/>
+        <w:rPr>
+          <w:rFonts w:ascii="Times New Roman" w:hAnsi="Times New Roman"/>
+          <w:b/>
+          <w:bCs/>
+          <w:lang w:val="en-US"/>
+        </w:rPr>
+      </w:pPr>
+      <w:r>
+        <w:rPr>
+          <w:rFonts w:ascii="Times New Roman" w:hAnsi="Times New Roman"/>
+          <w:b/>
+          <w:bCs/>
+          <w:lang w:val="en-US"/>
+        </w:rPr>
+        <w:lastRenderedPageBreak/>
+        <w:drawing>
+          <wp:inline distT="0" distB="0" distL="0" distR="0" wp14:anchorId="6AD26A64" wp14:editId="254875B1">
+            <wp:extent cx="4258269" cy="5068007"/>
+            <wp:effectExtent l="0" t="0" r="9525" b="0"/>
+            <wp:docPr id="769006838" name="Picture 1"/>
+            <wp:cNvGraphicFramePr>
+              <a:graphicFrameLocks xmlns:a="http://schemas.openxmlformats.org/drawingml/2006/main" noChangeAspect="1"/>
+            </wp:cNvGraphicFramePr>
+            <a:graphic xmlns:a="http://schemas.openxmlformats.org/drawingml/2006/main">
+              <a:graphicData uri="http://schemas.openxmlformats.org/drawingml/2006/picture">
+                <pic:pic xmlns:pic="http://schemas.openxmlformats.org/drawingml/2006/picture">
+                  <pic:nvPicPr>
+                    <pic:cNvPr id="769006838" name=""/>
+                    <pic:cNvPicPr/>
+                  </pic:nvPicPr>
+                  <pic:blipFill>
+                    <a:blip r:embed="rId18"/>
+                    <a:stretch>
+                      <a:fillRect/>
+                    </a:stretch>
+                  </pic:blipFill>
+                  <pic:spPr>
+                    <a:xfrm>
+                      <a:off x="0" y="0"/>
+                      <a:ext cx="4258269" cy="5068007"/>
+                    </a:xfrm>
+                    <a:prstGeom prst="rect">
+                      <a:avLst/>
+                    </a:prstGeom>
+                  </pic:spPr>
+                </pic:pic>
+              </a:graphicData>
+            </a:graphic>
+          </wp:inline>
+        </w:drawing>
+      </w:r>
+    </w:p>
+    <w:p>
+      <w:pPr>
+        <w:pStyle w:val="ListParagraph"/>
+        <w:tabs>
+          <w:tab w:val="left" w:pos="1440"/>
+        </w:tabs>
+        <w:jc w:val="both"/>
         <w:rPr>
           <w:rFonts w:ascii="Times New Roman" w:hAnsi="Times New Roman"/>
           <w:b/>
@@ -2247,6 +2308,95 @@
     </w:lvl>
   </w:abstractNum>
   <w:abstractNum w:abstractNumId="1" w15:restartNumberingAfterBreak="0">
+    <w:nsid w:val="07C77F48"/>
+    <w:multiLevelType w:val="hybridMultilevel"/>
+    <w:tmpl w:val="E0EAF8B0"/>
+    <w:lvl w:ilvl="0" w:tplc="079668CC">
+      <w:start w:val="1"/>
+      <w:numFmt w:val="decimal"/>
+      <w:lvlText w:val="%1."/>
+      <w:lvlJc w:val="left"/>
+      <w:pPr>
+        <w:ind w:left="1800" w:hanging="360"/>
+      </w:pPr>
+      <w:rPr>
+        <w:rFonts w:hint="default"/>
+      </w:rPr>
+    </w:lvl>
+    <w:lvl w:ilvl="1" w:tplc="38090019" w:tentative="1">
+      <w:start w:val="1"/>
+      <w:numFmt w:val="lowerLetter"/>
+      <w:lvlText w:val="%2."/>
+      <w:lvlJc w:val="left"/>
+      <w:pPr>
+        <w:ind w:left="2520" w:hanging="360"/>
+      </w:pPr>
+    </w:lvl>
+    <w:lvl w:ilvl="2" w:tplc="3809001B" w:tentative="1">
+      <w:start w:val="1"/>
+      <w:numFmt w:val="lowerRoman"/>
+      <w:lvlText w:val="%3."/>
+      <w:lvlJc w:val="right"/>
+      <w:pPr>
+        <w:ind w:left="3240" w:hanging="180"/>
+      </w:pPr>
+    </w:lvl>
+    <w:lvl w:ilvl="3" w:tplc="3809000F" w:tentative="1">
+      <w:start w:val="1"/>
+      <w:numFmt w:val="decimal"/>
+      <w:lvlText w:val="%4."/>
+      <w:lvlJc w:val="left"/>
+      <w:pPr>
+        <w:ind w:left="3960" w:hanging="360"/>
+      </w:pPr>
+    </w:lvl>
+    <w:lvl w:ilvl="4" w:tplc="38090019" w:tentative="1">
+      <w:start w:val="1"/>
+      <w:numFmt w:val="lowerLetter"/>
+      <w:lvlText w:val="%5."/>
+      <w:lvlJc w:val="left"/>
+      <w:pPr>
+        <w:ind w:left="4680" w:hanging="360"/>
+      </w:pPr>
+    </w:lvl>
+    <w:lvl w:ilvl="5" w:tplc="3809001B" w:tentative="1">
+      <w:start w:val="1"/>
+      <w:numFmt w:val="lowerRoman"/>
+      <w:lvlText w:val="%6."/>
+      <w:lvlJc w:val="right"/>
+      <w:pPr>
+        <w:ind w:left="5400" w:hanging="180"/>
+      </w:pPr>
+    </w:lvl>
+    <w:lvl w:ilvl="6" w:tplc="3809000F" w:tentative="1">
+      <w:start w:val="1"/>
+      <w:numFmt w:val="decimal"/>
+      <w:lvlText w:val="%7."/>
+      <w:lvlJc w:val="left"/>
+      <w:pPr>
+        <w:ind w:left="6120" w:hanging="360"/>
+      </w:pPr>
+    </w:lvl>
+    <w:lvl w:ilvl="7" w:tplc="38090019" w:tentative="1">
+      <w:start w:val="1"/>
+      <w:numFmt w:val="lowerLetter"/>
+      <w:lvlText w:val="%8."/>
+      <w:lvlJc w:val="left"/>
+      <w:pPr>
+        <w:ind w:left="6840" w:hanging="360"/>
+      </w:pPr>
+    </w:lvl>
+    <w:lvl w:ilvl="8" w:tplc="3809001B" w:tentative="1">
+      <w:start w:val="1"/>
+      <w:numFmt w:val="lowerRoman"/>
+      <w:lvlText w:val="%9."/>
+      <w:lvlJc w:val="right"/>
+      <w:pPr>
+        <w:ind w:left="7560" w:hanging="180"/>
+      </w:pPr>
+    </w:lvl>
+  </w:abstractNum>
+  <w:abstractNum w:abstractNumId="2" w15:restartNumberingAfterBreak="0">
     <w:nsid w:val="0F654E80"/>
     <w:multiLevelType w:val="hybridMultilevel"/>
     <w:tmpl w:val="7C2037A8"/>
@@ -2335,7 +2485,7 @@
       </w:pPr>
     </w:lvl>
   </w:abstractNum>
-  <w:abstractNum w:abstractNumId="2" w15:restartNumberingAfterBreak="0">
+  <w:abstractNum w:abstractNumId="3" w15:restartNumberingAfterBreak="0">
     <w:nsid w:val="12196DD0"/>
     <w:multiLevelType w:val="hybridMultilevel"/>
     <w:tmpl w:val="B9A0A6FA"/>
@@ -2424,7 +2574,7 @@
       </w:pPr>
     </w:lvl>
   </w:abstractNum>
-  <w:abstractNum w:abstractNumId="3" w15:restartNumberingAfterBreak="0">
+  <w:abstractNum w:abstractNumId="4" w15:restartNumberingAfterBreak="0">
     <w:nsid w:val="19713673"/>
     <w:multiLevelType w:val="hybridMultilevel"/>
     <w:tmpl w:val="0FC65D30"/>
@@ -2510,7 +2660,7 @@
       </w:pPr>
     </w:lvl>
   </w:abstractNum>
-  <w:abstractNum w:abstractNumId="4" w15:restartNumberingAfterBreak="0">
+  <w:abstractNum w:abstractNumId="5" w15:restartNumberingAfterBreak="0">
     <w:nsid w:val="1D48134D"/>
     <w:multiLevelType w:val="hybridMultilevel"/>
     <w:tmpl w:val="4B8EDC2E"/>
@@ -2599,7 +2749,7 @@
       </w:pPr>
     </w:lvl>
   </w:abstractNum>
-  <w:abstractNum w:abstractNumId="5" w15:restartNumberingAfterBreak="0">
+  <w:abstractNum w:abstractNumId="6" w15:restartNumberingAfterBreak="0">
     <w:nsid w:val="372C6053"/>
     <w:multiLevelType w:val="multilevel"/>
     <w:tmpl w:val="1BD630B8"/>
@@ -2748,7 +2898,7 @@
       </w:rPr>
     </w:lvl>
   </w:abstractNum>
-  <w:abstractNum w:abstractNumId="6" w15:restartNumberingAfterBreak="0">
+  <w:abstractNum w:abstractNumId="7" w15:restartNumberingAfterBreak="0">
     <w:nsid w:val="37591A0E"/>
     <w:multiLevelType w:val="hybridMultilevel"/>
     <w:tmpl w:val="00062F34"/>
@@ -2837,7 +2987,7 @@
       </w:pPr>
     </w:lvl>
   </w:abstractNum>
-  <w:abstractNum w:abstractNumId="7" w15:restartNumberingAfterBreak="0">
+  <w:abstractNum w:abstractNumId="8" w15:restartNumberingAfterBreak="0">
     <w:nsid w:val="4219057F"/>
     <w:multiLevelType w:val="hybridMultilevel"/>
     <w:tmpl w:val="5840EE4A"/>
@@ -2926,7 +3076,96 @@
       </w:pPr>
     </w:lvl>
   </w:abstractNum>
-  <w:abstractNum w:abstractNumId="8" w15:restartNumberingAfterBreak="0">
+  <w:abstractNum w:abstractNumId="9" w15:restartNumberingAfterBreak="0">
+    <w:nsid w:val="44216CD2"/>
+    <w:multiLevelType w:val="hybridMultilevel"/>
+    <w:tmpl w:val="30326260"/>
+    <w:lvl w:ilvl="0" w:tplc="16786C96">
+      <w:start w:val="1"/>
+      <w:numFmt w:val="lowerLetter"/>
+      <w:lvlText w:val="%1."/>
+      <w:lvlJc w:val="left"/>
+      <w:pPr>
+        <w:ind w:left="1080" w:hanging="360"/>
+      </w:pPr>
+      <w:rPr>
+        <w:rFonts w:hint="default"/>
+      </w:rPr>
+    </w:lvl>
+    <w:lvl w:ilvl="1" w:tplc="38090019" w:tentative="1">
+      <w:start w:val="1"/>
+      <w:numFmt w:val="lowerLetter"/>
+      <w:lvlText w:val="%2."/>
+      <w:lvlJc w:val="left"/>
+      <w:pPr>
+        <w:ind w:left="1800" w:hanging="360"/>
+      </w:pPr>
+    </w:lvl>
+    <w:lvl w:ilvl="2" w:tplc="3809001B" w:tentative="1">
+      <w:start w:val="1"/>
+      <w:numFmt w:val="lowerRoman"/>
+      <w:lvlText w:val="%3."/>
+      <w:lvlJc w:val="right"/>
+      <w:pPr>
+        <w:ind w:left="2520" w:hanging="180"/>
+      </w:pPr>
+    </w:lvl>
+    <w:lvl w:ilvl="3" w:tplc="3809000F" w:tentative="1">
+      <w:start w:val="1"/>
+      <w:numFmt w:val="decimal"/>
+      <w:lvlText w:val="%4."/>
+      <w:lvlJc w:val="left"/>
+      <w:pPr>
+        <w:ind w:left="3240" w:hanging="360"/>
+      </w:pPr>
+    </w:lvl>
+    <w:lvl w:ilvl="4" w:tplc="38090019" w:tentative="1">
+      <w:start w:val="1"/>
+      <w:numFmt w:val="lowerLetter"/>
+      <w:lvlText w:val="%5."/>
+      <w:lvlJc w:val="left"/>
+      <w:pPr>
+        <w:ind w:left="3960" w:hanging="360"/>
+      </w:pPr>
+    </w:lvl>
+    <w:lvl w:ilvl="5" w:tplc="3809001B" w:tentative="1">
+      <w:start w:val="1"/>
+      <w:numFmt w:val="lowerRoman"/>
+      <w:lvlText w:val="%6."/>
+      <w:lvlJc w:val="right"/>
+      <w:pPr>
+        <w:ind w:left="4680" w:hanging="180"/>
+      </w:pPr>
+    </w:lvl>
+    <w:lvl w:ilvl="6" w:tplc="3809000F" w:tentative="1">
+      <w:start w:val="1"/>
+      <w:numFmt w:val="decimal"/>
+      <w:lvlText w:val="%7."/>
+      <w:lvlJc w:val="left"/>
+      <w:pPr>
+        <w:ind w:left="5400" w:hanging="360"/>
+      </w:pPr>
+    </w:lvl>
+    <w:lvl w:ilvl="7" w:tplc="38090019" w:tentative="1">
+      <w:start w:val="1"/>
+      <w:numFmt w:val="lowerLetter"/>
+      <w:lvlText w:val="%8."/>
+      <w:lvlJc w:val="left"/>
+      <w:pPr>
+        <w:ind w:left="6120" w:hanging="360"/>
+      </w:pPr>
+    </w:lvl>
+    <w:lvl w:ilvl="8" w:tplc="3809001B" w:tentative="1">
+      <w:start w:val="1"/>
+      <w:numFmt w:val="lowerRoman"/>
+      <w:lvlText w:val="%9."/>
+      <w:lvlJc w:val="right"/>
+      <w:pPr>
+        <w:ind w:left="6840" w:hanging="180"/>
+      </w:pPr>
+    </w:lvl>
+  </w:abstractNum>
+  <w:abstractNum w:abstractNumId="10" w15:restartNumberingAfterBreak="0">
     <w:nsid w:val="4D3E75F6"/>
     <w:multiLevelType w:val="hybridMultilevel"/>
     <w:tmpl w:val="AAE21ADE"/>
@@ -3015,7 +3254,7 @@
       </w:pPr>
     </w:lvl>
   </w:abstractNum>
-  <w:abstractNum w:abstractNumId="9" w15:restartNumberingAfterBreak="0">
+  <w:abstractNum w:abstractNumId="11" w15:restartNumberingAfterBreak="0">
     <w:nsid w:val="4D562F61"/>
     <w:multiLevelType w:val="hybridMultilevel"/>
     <w:tmpl w:val="96EC6756"/>
@@ -3101,7 +3340,96 @@
       </w:pPr>
     </w:lvl>
   </w:abstractNum>
-  <w:abstractNum w:abstractNumId="10" w15:restartNumberingAfterBreak="0">
+  <w:abstractNum w:abstractNumId="12" w15:restartNumberingAfterBreak="0">
+    <w:nsid w:val="4F6F20E6"/>
+    <w:multiLevelType w:val="hybridMultilevel"/>
+    <w:tmpl w:val="E44A91FC"/>
+    <w:lvl w:ilvl="0" w:tplc="F754E912">
+      <w:start w:val="1"/>
+      <w:numFmt w:val="decimal"/>
+      <w:lvlText w:val="%1."/>
+      <w:lvlJc w:val="left"/>
+      <w:pPr>
+        <w:ind w:left="1800" w:hanging="360"/>
+      </w:pPr>
+      <w:rPr>
+        <w:rFonts w:hint="default"/>
+      </w:rPr>
+    </w:lvl>
+    <w:lvl w:ilvl="1" w:tplc="38090019" w:tentative="1">
+      <w:start w:val="1"/>
+      <w:numFmt w:val="lowerLetter"/>
+      <w:lvlText w:val="%2."/>
+      <w:lvlJc w:val="left"/>
+      <w:pPr>
+        <w:ind w:left="2520" w:hanging="360"/>
+      </w:pPr>
+    </w:lvl>
+    <w:lvl w:ilvl="2" w:tplc="3809001B" w:tentative="1">
+      <w:start w:val="1"/>
+      <w:numFmt w:val="lowerRoman"/>
+      <w:lvlText w:val="%3."/>
+      <w:lvlJc w:val="right"/>
+      <w:pPr>
+        <w:ind w:left="3240" w:hanging="180"/>
+      </w:pPr>
+    </w:lvl>
+    <w:lvl w:ilvl="3" w:tplc="3809000F" w:tentative="1">
+      <w:start w:val="1"/>
+      <w:numFmt w:val="decimal"/>
+      <w:lvlText w:val="%4."/>
+      <w:lvlJc w:val="left"/>
+      <w:pPr>
+        <w:ind w:left="3960" w:hanging="360"/>
+      </w:pPr>
+    </w:lvl>
+    <w:lvl w:ilvl="4" w:tplc="38090019" w:tentative="1">
+      <w:start w:val="1"/>
+      <w:numFmt w:val="lowerLetter"/>
+      <w:lvlText w:val="%5."/>
+      <w:lvlJc w:val="left"/>
+      <w:pPr>
+        <w:ind w:left="4680" w:hanging="360"/>
+      </w:pPr>
+    </w:lvl>
+    <w:lvl w:ilvl="5" w:tplc="3809001B" w:tentative="1">
+      <w:start w:val="1"/>
+      <w:numFmt w:val="lowerRoman"/>
+      <w:lvlText w:val="%6."/>
+      <w:lvlJc w:val="right"/>
+      <w:pPr>
+        <w:ind w:left="5400" w:hanging="180"/>
+      </w:pPr>
+    </w:lvl>
+    <w:lvl w:ilvl="6" w:tplc="3809000F" w:tentative="1">
+      <w:start w:val="1"/>
+      <w:numFmt w:val="decimal"/>
+      <w:lvlText w:val="%7."/>
+      <w:lvlJc w:val="left"/>
+      <w:pPr>
+        <w:ind w:left="6120" w:hanging="360"/>
+      </w:pPr>
+    </w:lvl>
+    <w:lvl w:ilvl="7" w:tplc="38090019" w:tentative="1">
+      <w:start w:val="1"/>
+      <w:numFmt w:val="lowerLetter"/>
+      <w:lvlText w:val="%8."/>
+      <w:lvlJc w:val="left"/>
+      <w:pPr>
+        <w:ind w:left="6840" w:hanging="360"/>
+      </w:pPr>
+    </w:lvl>
+    <w:lvl w:ilvl="8" w:tplc="3809001B" w:tentative="1">
+      <w:start w:val="1"/>
+      <w:numFmt w:val="lowerRoman"/>
+      <w:lvlText w:val="%9."/>
+      <w:lvlJc w:val="right"/>
+      <w:pPr>
+        <w:ind w:left="7560" w:hanging="180"/>
+      </w:pPr>
+    </w:lvl>
+  </w:abstractNum>
+  <w:abstractNum w:abstractNumId="13" w15:restartNumberingAfterBreak="0">
     <w:nsid w:val="56A822D5"/>
     <w:multiLevelType w:val="hybridMultilevel"/>
     <w:tmpl w:val="EBC0CDD2"/>
@@ -3190,7 +3518,7 @@
       </w:pPr>
     </w:lvl>
   </w:abstractNum>
-  <w:abstractNum w:abstractNumId="11" w15:restartNumberingAfterBreak="0">
+  <w:abstractNum w:abstractNumId="14" w15:restartNumberingAfterBreak="0">
     <w:nsid w:val="5B2D10EA"/>
     <w:multiLevelType w:val="hybridMultilevel"/>
     <w:tmpl w:val="1BEECEEA"/>
@@ -3276,7 +3604,96 @@
       </w:pPr>
     </w:lvl>
   </w:abstractNum>
-  <w:abstractNum w:abstractNumId="12" w15:restartNumberingAfterBreak="0">
+  <w:abstractNum w:abstractNumId="15" w15:restartNumberingAfterBreak="0">
+    <w:nsid w:val="6C5E24FA"/>
+    <w:multiLevelType w:val="hybridMultilevel"/>
+    <w:tmpl w:val="6CD237A8"/>
+    <w:lvl w:ilvl="0" w:tplc="1280165A">
+      <w:start w:val="1"/>
+      <w:numFmt w:val="decimal"/>
+      <w:lvlText w:val="2.%1.3"/>
+      <w:lvlJc w:val="left"/>
+      <w:pPr>
+        <w:ind w:left="900" w:hanging="360"/>
+      </w:pPr>
+      <w:rPr>
+        <w:rFonts w:hint="default"/>
+      </w:rPr>
+    </w:lvl>
+    <w:lvl w:ilvl="1" w:tplc="38090019" w:tentative="1">
+      <w:start w:val="1"/>
+      <w:numFmt w:val="lowerLetter"/>
+      <w:lvlText w:val="%2."/>
+      <w:lvlJc w:val="left"/>
+      <w:pPr>
+        <w:ind w:left="1440" w:hanging="360"/>
+      </w:pPr>
+    </w:lvl>
+    <w:lvl w:ilvl="2" w:tplc="3809001B" w:tentative="1">
+      <w:start w:val="1"/>
+      <w:numFmt w:val="lowerRoman"/>
+      <w:lvlText w:val="%3."/>
+      <w:lvlJc w:val="right"/>
+      <w:pPr>
+        <w:ind w:left="2160" w:hanging="180"/>
+      </w:pPr>
+    </w:lvl>
+    <w:lvl w:ilvl="3" w:tplc="3809000F" w:tentative="1">
+      <w:start w:val="1"/>
+      <w:numFmt w:val="decimal"/>
+      <w:lvlText w:val="%4."/>
+      <w:lvlJc w:val="left"/>
+      <w:pPr>
+        <w:ind w:left="2880" w:hanging="360"/>
+      </w:pPr>
+    </w:lvl>
+    <w:lvl w:ilvl="4" w:tplc="38090019" w:tentative="1">
+      <w:start w:val="1"/>
+      <w:numFmt w:val="lowerLetter"/>
+      <w:lvlText w:val="%5."/>
+      <w:lvlJc w:val="left"/>
+      <w:pPr>
+        <w:ind w:left="3600" w:hanging="360"/>
+      </w:pPr>
+    </w:lvl>
+    <w:lvl w:ilvl="5" w:tplc="3809001B" w:tentative="1">
+      <w:start w:val="1"/>
+      <w:numFmt w:val="lowerRoman"/>
+      <w:lvlText w:val="%6."/>
+      <w:lvlJc w:val="right"/>
+      <w:pPr>
+        <w:ind w:left="4320" w:hanging="180"/>
+      </w:pPr>
+    </w:lvl>
+    <w:lvl w:ilvl="6" w:tplc="3809000F" w:tentative="1">
+      <w:start w:val="1"/>
+      <w:numFmt w:val="decimal"/>
+      <w:lvlText w:val="%7."/>
+      <w:lvlJc w:val="left"/>
+      <w:pPr>
+        <w:ind w:left="5040" w:hanging="360"/>
+      </w:pPr>
+    </w:lvl>
+    <w:lvl w:ilvl="7" w:tplc="38090019" w:tentative="1">
+      <w:start w:val="1"/>
+      <w:numFmt w:val="lowerLetter"/>
+      <w:lvlText w:val="%8."/>
+      <w:lvlJc w:val="left"/>
+      <w:pPr>
+        <w:ind w:left="5760" w:hanging="360"/>
+      </w:pPr>
+    </w:lvl>
+    <w:lvl w:ilvl="8" w:tplc="3809001B" w:tentative="1">
+      <w:start w:val="1"/>
+      <w:numFmt w:val="lowerRoman"/>
+      <w:lvlText w:val="%9."/>
+      <w:lvlJc w:val="right"/>
+      <w:pPr>
+        <w:ind w:left="6480" w:hanging="180"/>
+      </w:pPr>
+    </w:lvl>
+  </w:abstractNum>
+  <w:abstractNum w:abstractNumId="16" w15:restartNumberingAfterBreak="0">
     <w:nsid w:val="74E965B6"/>
     <w:multiLevelType w:val="hybridMultilevel"/>
     <w:tmpl w:val="9FE829BA"/>
@@ -3365,44 +3782,240 @@
       </w:pPr>
     </w:lvl>
   </w:abstractNum>
+  <w:abstractNum w:abstractNumId="17" w15:restartNumberingAfterBreak="0">
+    <w:nsid w:val="7DE351D6"/>
+    <w:multiLevelType w:val="hybridMultilevel"/>
+    <w:tmpl w:val="52DAF062"/>
+    <w:lvl w:ilvl="0" w:tplc="1280165A">
+      <w:start w:val="1"/>
+      <w:numFmt w:val="decimal"/>
+      <w:lvlText w:val="2.%1.3"/>
+      <w:lvlJc w:val="left"/>
+      <w:pPr>
+        <w:ind w:left="1440" w:hanging="360"/>
+      </w:pPr>
+      <w:rPr>
+        <w:rFonts w:hint="default"/>
+      </w:rPr>
+    </w:lvl>
+    <w:lvl w:ilvl="1" w:tplc="38090019" w:tentative="1">
+      <w:start w:val="1"/>
+      <w:numFmt w:val="lowerLetter"/>
+      <w:lvlText w:val="%2."/>
+      <w:lvlJc w:val="left"/>
+      <w:pPr>
+        <w:ind w:left="2160" w:hanging="360"/>
+      </w:pPr>
+    </w:lvl>
+    <w:lvl w:ilvl="2" w:tplc="3809001B" w:tentative="1">
+      <w:start w:val="1"/>
+      <w:numFmt w:val="lowerRoman"/>
+      <w:lvlText w:val="%3."/>
+      <w:lvlJc w:val="right"/>
+      <w:pPr>
+        <w:ind w:left="2880" w:hanging="180"/>
+      </w:pPr>
+    </w:lvl>
+    <w:lvl w:ilvl="3" w:tplc="3809000F" w:tentative="1">
+      <w:start w:val="1"/>
+      <w:numFmt w:val="decimal"/>
+      <w:lvlText w:val="%4."/>
+      <w:lvlJc w:val="left"/>
+      <w:pPr>
+        <w:ind w:left="3600" w:hanging="360"/>
+      </w:pPr>
+    </w:lvl>
+    <w:lvl w:ilvl="4" w:tplc="38090019" w:tentative="1">
+      <w:start w:val="1"/>
+      <w:numFmt w:val="lowerLetter"/>
+      <w:lvlText w:val="%5."/>
+      <w:lvlJc w:val="left"/>
+      <w:pPr>
+        <w:ind w:left="4320" w:hanging="360"/>
+      </w:pPr>
+    </w:lvl>
+    <w:lvl w:ilvl="5" w:tplc="3809001B" w:tentative="1">
+      <w:start w:val="1"/>
+      <w:numFmt w:val="lowerRoman"/>
+      <w:lvlText w:val="%6."/>
+      <w:lvlJc w:val="right"/>
+      <w:pPr>
+        <w:ind w:left="5040" w:hanging="180"/>
+      </w:pPr>
+    </w:lvl>
+    <w:lvl w:ilvl="6" w:tplc="3809000F" w:tentative="1">
+      <w:start w:val="1"/>
+      <w:numFmt w:val="decimal"/>
+      <w:lvlText w:val="%7."/>
+      <w:lvlJc w:val="left"/>
+      <w:pPr>
+        <w:ind w:left="5760" w:hanging="360"/>
+      </w:pPr>
+    </w:lvl>
+    <w:lvl w:ilvl="7" w:tplc="38090019" w:tentative="1">
+      <w:start w:val="1"/>
+      <w:numFmt w:val="lowerLetter"/>
+      <w:lvlText w:val="%8."/>
+      <w:lvlJc w:val="left"/>
+      <w:pPr>
+        <w:ind w:left="6480" w:hanging="360"/>
+      </w:pPr>
+    </w:lvl>
+    <w:lvl w:ilvl="8" w:tplc="3809001B" w:tentative="1">
+      <w:start w:val="1"/>
+      <w:numFmt w:val="lowerRoman"/>
+      <w:lvlText w:val="%9."/>
+      <w:lvlJc w:val="right"/>
+      <w:pPr>
+        <w:ind w:left="7200" w:hanging="180"/>
+      </w:pPr>
+    </w:lvl>
+  </w:abstractNum>
+  <w:abstractNum w:abstractNumId="18" w15:restartNumberingAfterBreak="0">
+    <w:nsid w:val="7FDA288D"/>
+    <w:multiLevelType w:val="hybridMultilevel"/>
+    <w:tmpl w:val="BCFCA1F6"/>
+    <w:lvl w:ilvl="0" w:tplc="D54A0AF6">
+      <w:start w:val="1"/>
+      <w:numFmt w:val="decimal"/>
+      <w:lvlText w:val="2.%1"/>
+      <w:lvlJc w:val="left"/>
+      <w:pPr>
+        <w:ind w:left="720" w:hanging="360"/>
+      </w:pPr>
+      <w:rPr>
+        <w:rFonts w:hint="default"/>
+      </w:rPr>
+    </w:lvl>
+    <w:lvl w:ilvl="1" w:tplc="38090019" w:tentative="1">
+      <w:start w:val="1"/>
+      <w:numFmt w:val="lowerLetter"/>
+      <w:lvlText w:val="%2."/>
+      <w:lvlJc w:val="left"/>
+      <w:pPr>
+        <w:ind w:left="1440" w:hanging="360"/>
+      </w:pPr>
+    </w:lvl>
+    <w:lvl w:ilvl="2" w:tplc="3809001B" w:tentative="1">
+      <w:start w:val="1"/>
+      <w:numFmt w:val="lowerRoman"/>
+      <w:lvlText w:val="%3."/>
+      <w:lvlJc w:val="right"/>
+      <w:pPr>
+        <w:ind w:left="2160" w:hanging="180"/>
+      </w:pPr>
+    </w:lvl>
+    <w:lvl w:ilvl="3" w:tplc="3809000F" w:tentative="1">
+      <w:start w:val="1"/>
+      <w:numFmt w:val="decimal"/>
+      <w:lvlText w:val="%4."/>
+      <w:lvlJc w:val="left"/>
+      <w:pPr>
+        <w:ind w:left="2880" w:hanging="360"/>
+      </w:pPr>
+    </w:lvl>
+    <w:lvl w:ilvl="4" w:tplc="38090019" w:tentative="1">
+      <w:start w:val="1"/>
+      <w:numFmt w:val="lowerLetter"/>
+      <w:lvlText w:val="%5."/>
+      <w:lvlJc w:val="left"/>
+      <w:pPr>
+        <w:ind w:left="3600" w:hanging="360"/>
+      </w:pPr>
+    </w:lvl>
+    <w:lvl w:ilvl="5" w:tplc="3809001B" w:tentative="1">
+      <w:start w:val="1"/>
+      <w:numFmt w:val="lowerRoman"/>
+      <w:lvlText w:val="%6."/>
+      <w:lvlJc w:val="right"/>
+      <w:pPr>
+        <w:ind w:left="4320" w:hanging="180"/>
+      </w:pPr>
+    </w:lvl>
+    <w:lvl w:ilvl="6" w:tplc="3809000F" w:tentative="1">
+      <w:start w:val="1"/>
+      <w:numFmt w:val="decimal"/>
+      <w:lvlText w:val="%7."/>
+      <w:lvlJc w:val="left"/>
+      <w:pPr>
+        <w:ind w:left="5040" w:hanging="360"/>
+      </w:pPr>
+    </w:lvl>
+    <w:lvl w:ilvl="7" w:tplc="38090019" w:tentative="1">
+      <w:start w:val="1"/>
+      <w:numFmt w:val="lowerLetter"/>
+      <w:lvlText w:val="%8."/>
+      <w:lvlJc w:val="left"/>
+      <w:pPr>
+        <w:ind w:left="5760" w:hanging="360"/>
+      </w:pPr>
+    </w:lvl>
+    <w:lvl w:ilvl="8" w:tplc="3809001B" w:tentative="1">
+      <w:start w:val="1"/>
+      <w:numFmt w:val="lowerRoman"/>
+      <w:lvlText w:val="%9."/>
+      <w:lvlJc w:val="right"/>
+      <w:pPr>
+        <w:ind w:left="6480" w:hanging="180"/>
+      </w:pPr>
+    </w:lvl>
+  </w:abstractNum>
   <w:num w:numId="1" w16cid:durableId="1497724432">
-    <w:abstractNumId w:val="4"/>
+    <w:abstractNumId w:val="5"/>
   </w:num>
   <w:num w:numId="2" w16cid:durableId="1529637957">
+    <w:abstractNumId w:val="8"/>
+  </w:num>
+  <w:num w:numId="3" w16cid:durableId="1694378441">
+    <w:abstractNumId w:val="11"/>
+  </w:num>
+  <w:num w:numId="4" w16cid:durableId="359162621">
     <w:abstractNumId w:val="7"/>
   </w:num>
-  <w:num w:numId="3" w16cid:durableId="1694378441">
-    <w:abstractNumId w:val="9"/>
-  </w:num>
-  <w:num w:numId="4" w16cid:durableId="359162621">
-    <w:abstractNumId w:val="6"/>
-  </w:num>
   <w:num w:numId="5" w16cid:durableId="1130901639">
-    <w:abstractNumId w:val="8"/>
+    <w:abstractNumId w:val="10"/>
   </w:num>
   <w:num w:numId="6" w16cid:durableId="790052422">
-    <w:abstractNumId w:val="5"/>
+    <w:abstractNumId w:val="6"/>
   </w:num>
   <w:num w:numId="7" w16cid:durableId="965696672">
     <w:abstractNumId w:val="0"/>
   </w:num>
   <w:num w:numId="8" w16cid:durableId="2108887074">
+    <w:abstractNumId w:val="4"/>
+  </w:num>
+  <w:num w:numId="9" w16cid:durableId="1989282775">
+    <w:abstractNumId w:val="14"/>
+  </w:num>
+  <w:num w:numId="10" w16cid:durableId="989598216">
     <w:abstractNumId w:val="3"/>
   </w:num>
-  <w:num w:numId="9" w16cid:durableId="1989282775">
-    <w:abstractNumId w:val="11"/>
+  <w:num w:numId="11" w16cid:durableId="375546653">
+    <w:abstractNumId w:val="13"/>
   </w:num>
-  <w:num w:numId="10" w16cid:durableId="989598216">
+  <w:num w:numId="12" w16cid:durableId="474416120">
+    <w:abstractNumId w:val="16"/>
+  </w:num>
+  <w:num w:numId="13" w16cid:durableId="1771966145">
     <w:abstractNumId w:val="2"/>
   </w:num>
-  <w:num w:numId="11" w16cid:durableId="375546653">
-    <w:abstractNumId w:val="10"/>
+  <w:num w:numId="14" w16cid:durableId="1736778276">
+    <w:abstractNumId w:val="15"/>
   </w:num>
-  <w:num w:numId="12" w16cid:durableId="474416120">
+  <w:num w:numId="15" w16cid:durableId="1649938772">
+    <w:abstractNumId w:val="18"/>
+  </w:num>
+  <w:num w:numId="16" w16cid:durableId="499663185">
+    <w:abstractNumId w:val="17"/>
+  </w:num>
+  <w:num w:numId="17" w16cid:durableId="2126269094">
+    <w:abstractNumId w:val="1"/>
+  </w:num>
+  <w:num w:numId="18" w16cid:durableId="840193282">
     <w:abstractNumId w:val="12"/>
   </w:num>
-  <w:num w:numId="13" w16cid:durableId="1771966145">
-    <w:abstractNumId w:val="1"/>
+  <w:num w:numId="19" w16cid:durableId="28066039">
+    <w:abstractNumId w:val="9"/>
   </w:num>
   <w:numIdMacAtCleanup w:val="5"/>
 </w:numbering>

--- a/Jobsheet3/JOBSHEET 3.docx
+++ b/Jobsheet3/JOBSHEET 3.docx
@@ -193,6 +193,42 @@
     </w:p>
     <w:p>
       <w:pPr>
+        <w:rPr>
+          <w:rFonts w:ascii="Times New Roman" w:hAnsi="Times New Roman"/>
+          <w:b/>
+          <w:bCs/>
+        </w:rPr>
+      </w:pPr>
+    </w:p>
+    <w:p>
+      <w:pPr>
+        <w:rPr>
+          <w:rFonts w:ascii="Times New Roman" w:hAnsi="Times New Roman"/>
+          <w:b/>
+          <w:bCs/>
+        </w:rPr>
+      </w:pPr>
+    </w:p>
+    <w:p>
+      <w:pPr>
+        <w:rPr>
+          <w:rFonts w:ascii="Times New Roman" w:hAnsi="Times New Roman"/>
+          <w:b/>
+          <w:bCs/>
+        </w:rPr>
+      </w:pPr>
+    </w:p>
+    <w:p>
+      <w:pPr>
+        <w:rPr>
+          <w:rFonts w:ascii="Times New Roman" w:hAnsi="Times New Roman"/>
+          <w:b/>
+          <w:bCs/>
+        </w:rPr>
+      </w:pPr>
+    </w:p>
+    <w:p>
+      <w:pPr>
         <w:jc w:val="center"/>
         <w:rPr>
           <w:rFonts w:ascii="Times New Roman" w:hAnsi="Times New Roman"/>
@@ -212,7 +248,55 @@
           <w:szCs w:val="28"/>
           <w:lang w:val="en-US"/>
         </w:rPr>
-        <w:t xml:space="preserve">Nama : Rachmah Nur Chotimah </w:t>
+        <w:t xml:space="preserve">Nama : </w:t>
+      </w:r>
+      <w:proofErr w:type="spellStart"/>
+      <w:r>
+        <w:rPr>
+          <w:rFonts w:ascii="Times New Roman" w:hAnsi="Times New Roman"/>
+          <w:b/>
+          <w:bCs/>
+          <w:sz w:val="28"/>
+          <w:szCs w:val="28"/>
+          <w:lang w:val="en-US"/>
+        </w:rPr>
+        <w:t>Rachmah</w:t>
+      </w:r>
+      <w:proofErr w:type="spellEnd"/>
+      <w:r>
+        <w:rPr>
+          <w:rFonts w:ascii="Times New Roman" w:hAnsi="Times New Roman"/>
+          <w:b/>
+          <w:bCs/>
+          <w:sz w:val="28"/>
+          <w:szCs w:val="28"/>
+          <w:lang w:val="en-US"/>
+        </w:rPr>
+        <w:t xml:space="preserve"> Nur </w:t>
+      </w:r>
+      <w:proofErr w:type="spellStart"/>
+      <w:r>
+        <w:rPr>
+          <w:rFonts w:ascii="Times New Roman" w:hAnsi="Times New Roman"/>
+          <w:b/>
+          <w:bCs/>
+          <w:sz w:val="28"/>
+          <w:szCs w:val="28"/>
+          <w:lang w:val="en-US"/>
+        </w:rPr>
+        <w:t>Chotimah</w:t>
+      </w:r>
+      <w:proofErr w:type="spellEnd"/>
+      <w:r>
+        <w:rPr>
+          <w:rFonts w:ascii="Times New Roman" w:hAnsi="Times New Roman"/>
+          <w:b/>
+          <w:bCs/>
+          <w:sz w:val="28"/>
+          <w:szCs w:val="28"/>
+          <w:lang w:val="en-US"/>
+        </w:rPr>
+        <w:t xml:space="preserve"> </w:t>
       </w:r>
     </w:p>
     <w:p>
@@ -251,6 +335,7 @@
           <w:lang w:val="en-US"/>
         </w:rPr>
       </w:pPr>
+      <w:proofErr w:type="spellStart"/>
       <w:r>
         <w:rPr>
           <w:rFonts w:ascii="Times New Roman" w:hAnsi="Times New Roman"/>
@@ -260,7 +345,19 @@
           <w:szCs w:val="28"/>
           <w:lang w:val="en-US"/>
         </w:rPr>
-        <w:t>Kelas : SIB 1A</w:t>
+        <w:t>Kelas</w:t>
+      </w:r>
+      <w:proofErr w:type="spellEnd"/>
+      <w:r>
+        <w:rPr>
+          <w:rFonts w:ascii="Times New Roman" w:hAnsi="Times New Roman"/>
+          <w:b/>
+          <w:bCs/>
+          <w:sz w:val="28"/>
+          <w:szCs w:val="28"/>
+          <w:lang w:val="en-US"/>
+        </w:rPr>
+        <w:t xml:space="preserve"> : SIB 1A</w:t>
       </w:r>
     </w:p>
     <w:p>
@@ -275,6 +372,7 @@
           <w:lang w:val="en-US"/>
         </w:rPr>
       </w:pPr>
+      <w:proofErr w:type="spellStart"/>
       <w:r>
         <w:rPr>
           <w:rFonts w:ascii="Times New Roman" w:hAnsi="Times New Roman"/>
@@ -284,11 +382,10 @@
           <w:szCs w:val="28"/>
           <w:lang w:val="en-US"/>
         </w:rPr>
-        <w:t>No.Absen : 20</w:t>
-      </w:r>
-    </w:p>
-    <w:p>
-      <w:pPr>
+        <w:t>No.Absen</w:t>
+      </w:r>
+      <w:proofErr w:type="spellEnd"/>
+      <w:r>
         <w:rPr>
           <w:rFonts w:ascii="Times New Roman" w:hAnsi="Times New Roman"/>
           <w:b/>
@@ -297,43 +394,8 @@
           <w:szCs w:val="28"/>
           <w:lang w:val="en-US"/>
         </w:rPr>
-      </w:pPr>
-    </w:p>
-    <w:p>
-      <w:pPr>
-        <w:rPr>
-          <w:rFonts w:ascii="Times New Roman" w:hAnsi="Times New Roman"/>
-          <w:b/>
-          <w:bCs/>
-          <w:sz w:val="28"/>
-          <w:szCs w:val="28"/>
-          <w:lang w:val="en-US"/>
-        </w:rPr>
-      </w:pPr>
-    </w:p>
-    <w:p>
-      <w:pPr>
-        <w:rPr>
-          <w:rFonts w:ascii="Times New Roman" w:hAnsi="Times New Roman"/>
-          <w:b/>
-          <w:bCs/>
-          <w:sz w:val="28"/>
-          <w:szCs w:val="28"/>
-          <w:lang w:val="en-US"/>
-        </w:rPr>
-      </w:pPr>
-    </w:p>
-    <w:p>
-      <w:pPr>
-        <w:rPr>
-          <w:rFonts w:ascii="Times New Roman" w:hAnsi="Times New Roman"/>
-          <w:b/>
-          <w:bCs/>
-          <w:sz w:val="28"/>
-          <w:szCs w:val="28"/>
-          <w:lang w:val="en-US"/>
-        </w:rPr>
-      </w:pPr>
+        <w:t xml:space="preserve"> : 20</w:t>
+      </w:r>
     </w:p>
     <w:p>
       <w:pPr>
@@ -368,6 +430,7 @@
           <w:lang w:val="en-US"/>
         </w:rPr>
       </w:pPr>
+      <w:proofErr w:type="spellStart"/>
       <w:r>
         <w:rPr>
           <w:rFonts w:ascii="Times New Roman" w:hAnsi="Times New Roman"/>
@@ -376,8 +439,69 @@
           <w:lang w:val="en-US"/>
         </w:rPr>
         <w:lastRenderedPageBreak/>
-        <w:t>Percobaan 1 : Mahasiswa Mengumpulkan Tugas</w:t>
-      </w:r>
+        <w:t>Percobaan</w:t>
+      </w:r>
+      <w:proofErr w:type="spellEnd"/>
+      <w:r>
+        <w:rPr>
+          <w:rFonts w:ascii="Times New Roman" w:hAnsi="Times New Roman"/>
+          <w:b/>
+          <w:bCs/>
+          <w:lang w:val="en-US"/>
+        </w:rPr>
+        <w:t xml:space="preserve"> 1 : </w:t>
+      </w:r>
+      <w:proofErr w:type="spellStart"/>
+      <w:r>
+        <w:rPr>
+          <w:rFonts w:ascii="Times New Roman" w:hAnsi="Times New Roman"/>
+          <w:b/>
+          <w:bCs/>
+          <w:lang w:val="en-US"/>
+        </w:rPr>
+        <w:t>Mahasiswa</w:t>
+      </w:r>
+      <w:proofErr w:type="spellEnd"/>
+      <w:r>
+        <w:rPr>
+          <w:rFonts w:ascii="Times New Roman" w:hAnsi="Times New Roman"/>
+          <w:b/>
+          <w:bCs/>
+          <w:lang w:val="en-US"/>
+        </w:rPr>
+        <w:t xml:space="preserve"> </w:t>
+      </w:r>
+      <w:proofErr w:type="spellStart"/>
+      <w:r>
+        <w:rPr>
+          <w:rFonts w:ascii="Times New Roman" w:hAnsi="Times New Roman"/>
+          <w:b/>
+          <w:bCs/>
+          <w:lang w:val="en-US"/>
+        </w:rPr>
+        <w:t>Mengumpulkan</w:t>
+      </w:r>
+      <w:proofErr w:type="spellEnd"/>
+      <w:r>
+        <w:rPr>
+          <w:rFonts w:ascii="Times New Roman" w:hAnsi="Times New Roman"/>
+          <w:b/>
+          <w:bCs/>
+          <w:lang w:val="en-US"/>
+        </w:rPr>
+        <w:t xml:space="preserve"> </w:t>
+      </w:r>
+      <w:proofErr w:type="spellStart"/>
+      <w:r>
+        <w:rPr>
+          <w:rFonts w:ascii="Times New Roman" w:hAnsi="Times New Roman"/>
+          <w:b/>
+          <w:bCs/>
+          <w:lang w:val="en-US"/>
+        </w:rPr>
+        <w:t>Tugas</w:t>
+      </w:r>
+      <w:proofErr w:type="spellEnd"/>
     </w:p>
     <w:p>
       <w:pPr>
@@ -398,6 +522,7 @@
           <w:lang w:val="en-US"/>
         </w:rPr>
       </w:pPr>
+      <w:proofErr w:type="spellStart"/>
       <w:r>
         <w:rPr>
           <w:rFonts w:ascii="Times New Roman" w:hAnsi="Times New Roman"/>
@@ -407,6 +532,7 @@
         </w:rPr>
         <w:t>Pertanyaan</w:t>
       </w:r>
+      <w:proofErr w:type="spellEnd"/>
     </w:p>
     <w:p>
       <w:pPr>
@@ -424,12 +550,213 @@
           <w:lang w:val="en-US"/>
         </w:rPr>
       </w:pPr>
-      <w:r>
-        <w:rPr>
-          <w:rFonts w:ascii="Times New Roman" w:hAnsi="Times New Roman"/>
-          <w:lang w:val="en-US"/>
-        </w:rPr>
-        <w:t>Lakukan perbaikan pada kode program, sehingga keluaran yang dihasilkan sama dengan verifikasi hasil percobaan! Bagian mana yang perlu diperbaiki?</w:t>
+      <w:proofErr w:type="spellStart"/>
+      <w:r>
+        <w:rPr>
+          <w:rFonts w:ascii="Times New Roman" w:hAnsi="Times New Roman"/>
+          <w:lang w:val="en-US"/>
+        </w:rPr>
+        <w:t>Lakukan</w:t>
+      </w:r>
+      <w:proofErr w:type="spellEnd"/>
+      <w:r>
+        <w:rPr>
+          <w:rFonts w:ascii="Times New Roman" w:hAnsi="Times New Roman"/>
+          <w:lang w:val="en-US"/>
+        </w:rPr>
+        <w:t xml:space="preserve"> </w:t>
+      </w:r>
+      <w:proofErr w:type="spellStart"/>
+      <w:r>
+        <w:rPr>
+          <w:rFonts w:ascii="Times New Roman" w:hAnsi="Times New Roman"/>
+          <w:lang w:val="en-US"/>
+        </w:rPr>
+        <w:t>perbaikan</w:t>
+      </w:r>
+      <w:proofErr w:type="spellEnd"/>
+      <w:r>
+        <w:rPr>
+          <w:rFonts w:ascii="Times New Roman" w:hAnsi="Times New Roman"/>
+          <w:lang w:val="en-US"/>
+        </w:rPr>
+        <w:t xml:space="preserve"> pada </w:t>
+      </w:r>
+      <w:proofErr w:type="spellStart"/>
+      <w:r>
+        <w:rPr>
+          <w:rFonts w:ascii="Times New Roman" w:hAnsi="Times New Roman"/>
+          <w:lang w:val="en-US"/>
+        </w:rPr>
+        <w:t>kode</w:t>
+      </w:r>
+      <w:proofErr w:type="spellEnd"/>
+      <w:r>
+        <w:rPr>
+          <w:rFonts w:ascii="Times New Roman" w:hAnsi="Times New Roman"/>
+          <w:lang w:val="en-US"/>
+        </w:rPr>
+        <w:t xml:space="preserve"> program, </w:t>
+      </w:r>
+      <w:proofErr w:type="spellStart"/>
+      <w:r>
+        <w:rPr>
+          <w:rFonts w:ascii="Times New Roman" w:hAnsi="Times New Roman"/>
+          <w:lang w:val="en-US"/>
+        </w:rPr>
+        <w:t>sehingga</w:t>
+      </w:r>
+      <w:proofErr w:type="spellEnd"/>
+      <w:r>
+        <w:rPr>
+          <w:rFonts w:ascii="Times New Roman" w:hAnsi="Times New Roman"/>
+          <w:lang w:val="en-US"/>
+        </w:rPr>
+        <w:t xml:space="preserve"> </w:t>
+      </w:r>
+      <w:proofErr w:type="spellStart"/>
+      <w:r>
+        <w:rPr>
+          <w:rFonts w:ascii="Times New Roman" w:hAnsi="Times New Roman"/>
+          <w:lang w:val="en-US"/>
+        </w:rPr>
+        <w:t>keluaran</w:t>
+      </w:r>
+      <w:proofErr w:type="spellEnd"/>
+      <w:r>
+        <w:rPr>
+          <w:rFonts w:ascii="Times New Roman" w:hAnsi="Times New Roman"/>
+          <w:lang w:val="en-US"/>
+        </w:rPr>
+        <w:t xml:space="preserve"> yang </w:t>
+      </w:r>
+      <w:proofErr w:type="spellStart"/>
+      <w:r>
+        <w:rPr>
+          <w:rFonts w:ascii="Times New Roman" w:hAnsi="Times New Roman"/>
+          <w:lang w:val="en-US"/>
+        </w:rPr>
+        <w:t>dihasilkan</w:t>
+      </w:r>
+      <w:proofErr w:type="spellEnd"/>
+      <w:r>
+        <w:rPr>
+          <w:rFonts w:ascii="Times New Roman" w:hAnsi="Times New Roman"/>
+          <w:lang w:val="en-US"/>
+        </w:rPr>
+        <w:t xml:space="preserve"> </w:t>
+      </w:r>
+      <w:proofErr w:type="spellStart"/>
+      <w:r>
+        <w:rPr>
+          <w:rFonts w:ascii="Times New Roman" w:hAnsi="Times New Roman"/>
+          <w:lang w:val="en-US"/>
+        </w:rPr>
+        <w:t>sama</w:t>
+      </w:r>
+      <w:proofErr w:type="spellEnd"/>
+      <w:r>
+        <w:rPr>
+          <w:rFonts w:ascii="Times New Roman" w:hAnsi="Times New Roman"/>
+          <w:lang w:val="en-US"/>
+        </w:rPr>
+        <w:t xml:space="preserve"> </w:t>
+      </w:r>
+      <w:proofErr w:type="spellStart"/>
+      <w:r>
+        <w:rPr>
+          <w:rFonts w:ascii="Times New Roman" w:hAnsi="Times New Roman"/>
+          <w:lang w:val="en-US"/>
+        </w:rPr>
+        <w:t>dengan</w:t>
+      </w:r>
+      <w:proofErr w:type="spellEnd"/>
+      <w:r>
+        <w:rPr>
+          <w:rFonts w:ascii="Times New Roman" w:hAnsi="Times New Roman"/>
+          <w:lang w:val="en-US"/>
+        </w:rPr>
+        <w:t xml:space="preserve"> </w:t>
+      </w:r>
+      <w:proofErr w:type="spellStart"/>
+      <w:r>
+        <w:rPr>
+          <w:rFonts w:ascii="Times New Roman" w:hAnsi="Times New Roman"/>
+          <w:lang w:val="en-US"/>
+        </w:rPr>
+        <w:t>verifikasi</w:t>
+      </w:r>
+      <w:proofErr w:type="spellEnd"/>
+      <w:r>
+        <w:rPr>
+          <w:rFonts w:ascii="Times New Roman" w:hAnsi="Times New Roman"/>
+          <w:lang w:val="en-US"/>
+        </w:rPr>
+        <w:t xml:space="preserve"> </w:t>
+      </w:r>
+      <w:proofErr w:type="spellStart"/>
+      <w:r>
+        <w:rPr>
+          <w:rFonts w:ascii="Times New Roman" w:hAnsi="Times New Roman"/>
+          <w:lang w:val="en-US"/>
+        </w:rPr>
+        <w:t>hasil</w:t>
+      </w:r>
+      <w:proofErr w:type="spellEnd"/>
+      <w:r>
+        <w:rPr>
+          <w:rFonts w:ascii="Times New Roman" w:hAnsi="Times New Roman"/>
+          <w:lang w:val="en-US"/>
+        </w:rPr>
+        <w:t xml:space="preserve"> </w:t>
+      </w:r>
+      <w:proofErr w:type="spellStart"/>
+      <w:r>
+        <w:rPr>
+          <w:rFonts w:ascii="Times New Roman" w:hAnsi="Times New Roman"/>
+          <w:lang w:val="en-US"/>
+        </w:rPr>
+        <w:t>percobaan</w:t>
+      </w:r>
+      <w:proofErr w:type="spellEnd"/>
+      <w:r>
+        <w:rPr>
+          <w:rFonts w:ascii="Times New Roman" w:hAnsi="Times New Roman"/>
+          <w:lang w:val="en-US"/>
+        </w:rPr>
+        <w:t xml:space="preserve">! Bagian mana yang </w:t>
+      </w:r>
+      <w:proofErr w:type="spellStart"/>
+      <w:r>
+        <w:rPr>
+          <w:rFonts w:ascii="Times New Roman" w:hAnsi="Times New Roman"/>
+          <w:lang w:val="en-US"/>
+        </w:rPr>
+        <w:t>perlu</w:t>
+      </w:r>
+      <w:proofErr w:type="spellEnd"/>
+      <w:r>
+        <w:rPr>
+          <w:rFonts w:ascii="Times New Roman" w:hAnsi="Times New Roman"/>
+          <w:lang w:val="en-US"/>
+        </w:rPr>
+        <w:t xml:space="preserve"> </w:t>
+      </w:r>
+      <w:proofErr w:type="spellStart"/>
+      <w:r>
+        <w:rPr>
+          <w:rFonts w:ascii="Times New Roman" w:hAnsi="Times New Roman"/>
+          <w:lang w:val="en-US"/>
+        </w:rPr>
+        <w:t>diperbaiki</w:t>
+      </w:r>
+      <w:proofErr w:type="spellEnd"/>
+      <w:r>
+        <w:rPr>
+          <w:rFonts w:ascii="Times New Roman" w:hAnsi="Times New Roman"/>
+          <w:lang w:val="en-US"/>
+        </w:rPr>
+        <w:t>?</w:t>
       </w:r>
       <w:r>
         <w:rPr>
@@ -486,21 +813,101 @@
         <w:rPr>
           <w:rFonts w:ascii="Times New Roman" w:hAnsi="Times New Roman"/>
         </w:rPr>
-        <w:t xml:space="preserve">Bagian yang perlu diperbaiki adalah </w:t>
-      </w:r>
-      <w:r>
-        <w:rPr>
-          <w:rFonts w:ascii="Times New Roman" w:hAnsi="Times New Roman"/>
-          <w:b/>
-          <w:bCs/>
-        </w:rPr>
-        <w:t>perulangan pada method print()</w:t>
-      </w:r>
-      <w:r>
-        <w:rPr>
-          <w:rFonts w:ascii="Times New Roman" w:hAnsi="Times New Roman"/>
-        </w:rPr>
-        <w:t xml:space="preserve"> agar menampilkan data secara </w:t>
+        <w:t xml:space="preserve">Bagian yang </w:t>
+      </w:r>
+      <w:proofErr w:type="spellStart"/>
+      <w:r>
+        <w:rPr>
+          <w:rFonts w:ascii="Times New Roman" w:hAnsi="Times New Roman"/>
+        </w:rPr>
+        <w:t>perlu</w:t>
+      </w:r>
+      <w:proofErr w:type="spellEnd"/>
+      <w:r>
+        <w:rPr>
+          <w:rFonts w:ascii="Times New Roman" w:hAnsi="Times New Roman"/>
+        </w:rPr>
+        <w:t xml:space="preserve"> </w:t>
+      </w:r>
+      <w:proofErr w:type="spellStart"/>
+      <w:r>
+        <w:rPr>
+          <w:rFonts w:ascii="Times New Roman" w:hAnsi="Times New Roman"/>
+        </w:rPr>
+        <w:t>diperbaiki</w:t>
+      </w:r>
+      <w:proofErr w:type="spellEnd"/>
+      <w:r>
+        <w:rPr>
+          <w:rFonts w:ascii="Times New Roman" w:hAnsi="Times New Roman"/>
+        </w:rPr>
+        <w:t xml:space="preserve"> </w:t>
+      </w:r>
+      <w:proofErr w:type="spellStart"/>
+      <w:r>
+        <w:rPr>
+          <w:rFonts w:ascii="Times New Roman" w:hAnsi="Times New Roman"/>
+        </w:rPr>
+        <w:t>adalah</w:t>
+      </w:r>
+      <w:proofErr w:type="spellEnd"/>
+      <w:r>
+        <w:rPr>
+          <w:rFonts w:ascii="Times New Roman" w:hAnsi="Times New Roman"/>
+        </w:rPr>
+        <w:t xml:space="preserve"> </w:t>
+      </w:r>
+      <w:proofErr w:type="spellStart"/>
+      <w:r>
+        <w:rPr>
+          <w:rFonts w:ascii="Times New Roman" w:hAnsi="Times New Roman"/>
+          <w:b/>
+          <w:bCs/>
+        </w:rPr>
+        <w:t>perulangan</w:t>
+      </w:r>
+      <w:proofErr w:type="spellEnd"/>
+      <w:r>
+        <w:rPr>
+          <w:rFonts w:ascii="Times New Roman" w:hAnsi="Times New Roman"/>
+          <w:b/>
+          <w:bCs/>
+        </w:rPr>
+        <w:t xml:space="preserve"> pada method print()</w:t>
+      </w:r>
+      <w:r>
+        <w:rPr>
+          <w:rFonts w:ascii="Times New Roman" w:hAnsi="Times New Roman"/>
+        </w:rPr>
+        <w:t xml:space="preserve"> agar </w:t>
+      </w:r>
+      <w:proofErr w:type="spellStart"/>
+      <w:r>
+        <w:rPr>
+          <w:rFonts w:ascii="Times New Roman" w:hAnsi="Times New Roman"/>
+        </w:rPr>
+        <w:t>menampilkan</w:t>
+      </w:r>
+      <w:proofErr w:type="spellEnd"/>
+      <w:r>
+        <w:rPr>
+          <w:rFonts w:ascii="Times New Roman" w:hAnsi="Times New Roman"/>
+        </w:rPr>
+        <w:t xml:space="preserve"> data </w:t>
+      </w:r>
+      <w:proofErr w:type="spellStart"/>
+      <w:r>
+        <w:rPr>
+          <w:rFonts w:ascii="Times New Roman" w:hAnsi="Times New Roman"/>
+        </w:rPr>
+        <w:t>secara</w:t>
+      </w:r>
+      <w:proofErr w:type="spellEnd"/>
+      <w:r>
+        <w:rPr>
+          <w:rFonts w:ascii="Times New Roman" w:hAnsi="Times New Roman"/>
+        </w:rPr>
+        <w:t xml:space="preserve"> </w:t>
       </w:r>
       <w:r>
         <w:rPr>
@@ -514,21 +921,305 @@
         <w:rPr>
           <w:rFonts w:ascii="Times New Roman" w:hAnsi="Times New Roman"/>
         </w:rPr>
-        <w:t xml:space="preserve"> (dari top ke 0) sesuai prinsip Stack yang menampilkan data teratas terlebih dahulu, serta menyamakan </w:t>
-      </w:r>
-      <w:r>
-        <w:rPr>
-          <w:rFonts w:ascii="Times New Roman" w:hAnsi="Times New Roman"/>
-          <w:b/>
-          <w:bCs/>
-        </w:rPr>
-        <w:t>format tabulasi (\t)</w:t>
-      </w:r>
-      <w:r>
-        <w:rPr>
-          <w:rFonts w:ascii="Times New Roman" w:hAnsi="Times New Roman"/>
-        </w:rPr>
-        <w:t xml:space="preserve"> pada judul kolom dan isi data agar tampilannya rapi/sejajar sesuai gambar verifikasi.</w:t>
+        <w:t xml:space="preserve"> (</w:t>
+      </w:r>
+      <w:proofErr w:type="spellStart"/>
+      <w:r>
+        <w:rPr>
+          <w:rFonts w:ascii="Times New Roman" w:hAnsi="Times New Roman"/>
+        </w:rPr>
+        <w:t>dari</w:t>
+      </w:r>
+      <w:proofErr w:type="spellEnd"/>
+      <w:r>
+        <w:rPr>
+          <w:rFonts w:ascii="Times New Roman" w:hAnsi="Times New Roman"/>
+        </w:rPr>
+        <w:t xml:space="preserve"> top </w:t>
+      </w:r>
+      <w:proofErr w:type="spellStart"/>
+      <w:r>
+        <w:rPr>
+          <w:rFonts w:ascii="Times New Roman" w:hAnsi="Times New Roman"/>
+        </w:rPr>
+        <w:t>ke</w:t>
+      </w:r>
+      <w:proofErr w:type="spellEnd"/>
+      <w:r>
+        <w:rPr>
+          <w:rFonts w:ascii="Times New Roman" w:hAnsi="Times New Roman"/>
+        </w:rPr>
+        <w:t xml:space="preserve"> 0) </w:t>
+      </w:r>
+      <w:proofErr w:type="spellStart"/>
+      <w:r>
+        <w:rPr>
+          <w:rFonts w:ascii="Times New Roman" w:hAnsi="Times New Roman"/>
+        </w:rPr>
+        <w:t>sesuai</w:t>
+      </w:r>
+      <w:proofErr w:type="spellEnd"/>
+      <w:r>
+        <w:rPr>
+          <w:rFonts w:ascii="Times New Roman" w:hAnsi="Times New Roman"/>
+        </w:rPr>
+        <w:t xml:space="preserve"> </w:t>
+      </w:r>
+      <w:proofErr w:type="spellStart"/>
+      <w:r>
+        <w:rPr>
+          <w:rFonts w:ascii="Times New Roman" w:hAnsi="Times New Roman"/>
+        </w:rPr>
+        <w:t>prinsip</w:t>
+      </w:r>
+      <w:proofErr w:type="spellEnd"/>
+      <w:r>
+        <w:rPr>
+          <w:rFonts w:ascii="Times New Roman" w:hAnsi="Times New Roman"/>
+        </w:rPr>
+        <w:t xml:space="preserve"> Stack yang </w:t>
+      </w:r>
+      <w:proofErr w:type="spellStart"/>
+      <w:r>
+        <w:rPr>
+          <w:rFonts w:ascii="Times New Roman" w:hAnsi="Times New Roman"/>
+        </w:rPr>
+        <w:t>menampilkan</w:t>
+      </w:r>
+      <w:proofErr w:type="spellEnd"/>
+      <w:r>
+        <w:rPr>
+          <w:rFonts w:ascii="Times New Roman" w:hAnsi="Times New Roman"/>
+        </w:rPr>
+        <w:t xml:space="preserve"> data </w:t>
+      </w:r>
+      <w:proofErr w:type="spellStart"/>
+      <w:r>
+        <w:rPr>
+          <w:rFonts w:ascii="Times New Roman" w:hAnsi="Times New Roman"/>
+        </w:rPr>
+        <w:t>teratas</w:t>
+      </w:r>
+      <w:proofErr w:type="spellEnd"/>
+      <w:r>
+        <w:rPr>
+          <w:rFonts w:ascii="Times New Roman" w:hAnsi="Times New Roman"/>
+        </w:rPr>
+        <w:t xml:space="preserve"> </w:t>
+      </w:r>
+      <w:proofErr w:type="spellStart"/>
+      <w:r>
+        <w:rPr>
+          <w:rFonts w:ascii="Times New Roman" w:hAnsi="Times New Roman"/>
+        </w:rPr>
+        <w:t>terlebih</w:t>
+      </w:r>
+      <w:proofErr w:type="spellEnd"/>
+      <w:r>
+        <w:rPr>
+          <w:rFonts w:ascii="Times New Roman" w:hAnsi="Times New Roman"/>
+        </w:rPr>
+        <w:t xml:space="preserve"> </w:t>
+      </w:r>
+      <w:proofErr w:type="spellStart"/>
+      <w:r>
+        <w:rPr>
+          <w:rFonts w:ascii="Times New Roman" w:hAnsi="Times New Roman"/>
+        </w:rPr>
+        <w:t>dahulu</w:t>
+      </w:r>
+      <w:proofErr w:type="spellEnd"/>
+      <w:r>
+        <w:rPr>
+          <w:rFonts w:ascii="Times New Roman" w:hAnsi="Times New Roman"/>
+        </w:rPr>
+        <w:t xml:space="preserve">, </w:t>
+      </w:r>
+      <w:proofErr w:type="spellStart"/>
+      <w:r>
+        <w:rPr>
+          <w:rFonts w:ascii="Times New Roman" w:hAnsi="Times New Roman"/>
+        </w:rPr>
+        <w:t>serta</w:t>
+      </w:r>
+      <w:proofErr w:type="spellEnd"/>
+      <w:r>
+        <w:rPr>
+          <w:rFonts w:ascii="Times New Roman" w:hAnsi="Times New Roman"/>
+        </w:rPr>
+        <w:t xml:space="preserve"> </w:t>
+      </w:r>
+      <w:proofErr w:type="spellStart"/>
+      <w:r>
+        <w:rPr>
+          <w:rFonts w:ascii="Times New Roman" w:hAnsi="Times New Roman"/>
+        </w:rPr>
+        <w:t>menyamakan</w:t>
+      </w:r>
+      <w:proofErr w:type="spellEnd"/>
+      <w:r>
+        <w:rPr>
+          <w:rFonts w:ascii="Times New Roman" w:hAnsi="Times New Roman"/>
+        </w:rPr>
+        <w:t xml:space="preserve"> </w:t>
+      </w:r>
+      <w:r>
+        <w:rPr>
+          <w:rFonts w:ascii="Times New Roman" w:hAnsi="Times New Roman"/>
+          <w:b/>
+          <w:bCs/>
+        </w:rPr>
+        <w:t xml:space="preserve">format </w:t>
+      </w:r>
+      <w:proofErr w:type="spellStart"/>
+      <w:r>
+        <w:rPr>
+          <w:rFonts w:ascii="Times New Roman" w:hAnsi="Times New Roman"/>
+          <w:b/>
+          <w:bCs/>
+        </w:rPr>
+        <w:t>tabulasi</w:t>
+      </w:r>
+      <w:proofErr w:type="spellEnd"/>
+      <w:r>
+        <w:rPr>
+          <w:rFonts w:ascii="Times New Roman" w:hAnsi="Times New Roman"/>
+          <w:b/>
+          <w:bCs/>
+        </w:rPr>
+        <w:t xml:space="preserve"> (\t)</w:t>
+      </w:r>
+      <w:r>
+        <w:rPr>
+          <w:rFonts w:ascii="Times New Roman" w:hAnsi="Times New Roman"/>
+        </w:rPr>
+        <w:t xml:space="preserve"> pada </w:t>
+      </w:r>
+      <w:proofErr w:type="spellStart"/>
+      <w:r>
+        <w:rPr>
+          <w:rFonts w:ascii="Times New Roman" w:hAnsi="Times New Roman"/>
+        </w:rPr>
+        <w:t>judul</w:t>
+      </w:r>
+      <w:proofErr w:type="spellEnd"/>
+      <w:r>
+        <w:rPr>
+          <w:rFonts w:ascii="Times New Roman" w:hAnsi="Times New Roman"/>
+        </w:rPr>
+        <w:t xml:space="preserve"> </w:t>
+      </w:r>
+      <w:proofErr w:type="spellStart"/>
+      <w:r>
+        <w:rPr>
+          <w:rFonts w:ascii="Times New Roman" w:hAnsi="Times New Roman"/>
+        </w:rPr>
+        <w:t>kolom</w:t>
+      </w:r>
+      <w:proofErr w:type="spellEnd"/>
+      <w:r>
+        <w:rPr>
+          <w:rFonts w:ascii="Times New Roman" w:hAnsi="Times New Roman"/>
+        </w:rPr>
+        <w:t xml:space="preserve"> dan </w:t>
+      </w:r>
+      <w:proofErr w:type="spellStart"/>
+      <w:r>
+        <w:rPr>
+          <w:rFonts w:ascii="Times New Roman" w:hAnsi="Times New Roman"/>
+        </w:rPr>
+        <w:t>isi</w:t>
+      </w:r>
+      <w:proofErr w:type="spellEnd"/>
+      <w:r>
+        <w:rPr>
+          <w:rFonts w:ascii="Times New Roman" w:hAnsi="Times New Roman"/>
+        </w:rPr>
+        <w:t xml:space="preserve"> data agar </w:t>
+      </w:r>
+      <w:proofErr w:type="spellStart"/>
+      <w:r>
+        <w:rPr>
+          <w:rFonts w:ascii="Times New Roman" w:hAnsi="Times New Roman"/>
+        </w:rPr>
+        <w:t>tampilannya</w:t>
+      </w:r>
+      <w:proofErr w:type="spellEnd"/>
+      <w:r>
+        <w:rPr>
+          <w:rFonts w:ascii="Times New Roman" w:hAnsi="Times New Roman"/>
+        </w:rPr>
+        <w:t xml:space="preserve"> </w:t>
+      </w:r>
+      <w:proofErr w:type="spellStart"/>
+      <w:r>
+        <w:rPr>
+          <w:rFonts w:ascii="Times New Roman" w:hAnsi="Times New Roman"/>
+        </w:rPr>
+        <w:t>rapi</w:t>
+      </w:r>
+      <w:proofErr w:type="spellEnd"/>
+      <w:r>
+        <w:rPr>
+          <w:rFonts w:ascii="Times New Roman" w:hAnsi="Times New Roman"/>
+        </w:rPr>
+        <w:t>/</w:t>
+      </w:r>
+      <w:proofErr w:type="spellStart"/>
+      <w:r>
+        <w:rPr>
+          <w:rFonts w:ascii="Times New Roman" w:hAnsi="Times New Roman"/>
+        </w:rPr>
+        <w:t>sejajar</w:t>
+      </w:r>
+      <w:proofErr w:type="spellEnd"/>
+      <w:r>
+        <w:rPr>
+          <w:rFonts w:ascii="Times New Roman" w:hAnsi="Times New Roman"/>
+        </w:rPr>
+        <w:t xml:space="preserve"> </w:t>
+      </w:r>
+      <w:proofErr w:type="spellStart"/>
+      <w:r>
+        <w:rPr>
+          <w:rFonts w:ascii="Times New Roman" w:hAnsi="Times New Roman"/>
+        </w:rPr>
+        <w:t>sesuai</w:t>
+      </w:r>
+      <w:proofErr w:type="spellEnd"/>
+      <w:r>
+        <w:rPr>
+          <w:rFonts w:ascii="Times New Roman" w:hAnsi="Times New Roman"/>
+        </w:rPr>
+        <w:t xml:space="preserve"> </w:t>
+      </w:r>
+      <w:proofErr w:type="spellStart"/>
+      <w:r>
+        <w:rPr>
+          <w:rFonts w:ascii="Times New Roman" w:hAnsi="Times New Roman"/>
+        </w:rPr>
+        <w:t>gambar</w:t>
+      </w:r>
+      <w:proofErr w:type="spellEnd"/>
+      <w:r>
+        <w:rPr>
+          <w:rFonts w:ascii="Times New Roman" w:hAnsi="Times New Roman"/>
+        </w:rPr>
+        <w:t xml:space="preserve"> </w:t>
+      </w:r>
+      <w:proofErr w:type="spellStart"/>
+      <w:r>
+        <w:rPr>
+          <w:rFonts w:ascii="Times New Roman" w:hAnsi="Times New Roman"/>
+        </w:rPr>
+        <w:t>verifikasi</w:t>
+      </w:r>
+      <w:proofErr w:type="spellEnd"/>
+      <w:r>
+        <w:rPr>
+          <w:rFonts w:ascii="Times New Roman" w:hAnsi="Times New Roman"/>
+        </w:rPr>
+        <w:t>.</w:t>
       </w:r>
     </w:p>
     <w:p>
@@ -618,12 +1309,181 @@
           <w:lang w:val="en-US"/>
         </w:rPr>
       </w:pPr>
-      <w:r>
-        <w:rPr>
-          <w:rFonts w:ascii="Times New Roman" w:hAnsi="Times New Roman"/>
-          <w:lang w:val="en-US"/>
-        </w:rPr>
-        <w:t>Berapa banyak data tugas mahasiswa yang dapat ditampung di dalam Stack? Tunjukkan potongan kode programnya!</w:t>
+      <w:proofErr w:type="spellStart"/>
+      <w:r>
+        <w:rPr>
+          <w:rFonts w:ascii="Times New Roman" w:hAnsi="Times New Roman"/>
+          <w:lang w:val="en-US"/>
+        </w:rPr>
+        <w:t>Berapa</w:t>
+      </w:r>
+      <w:proofErr w:type="spellEnd"/>
+      <w:r>
+        <w:rPr>
+          <w:rFonts w:ascii="Times New Roman" w:hAnsi="Times New Roman"/>
+          <w:lang w:val="en-US"/>
+        </w:rPr>
+        <w:t xml:space="preserve"> </w:t>
+      </w:r>
+      <w:proofErr w:type="spellStart"/>
+      <w:r>
+        <w:rPr>
+          <w:rFonts w:ascii="Times New Roman" w:hAnsi="Times New Roman"/>
+          <w:lang w:val="en-US"/>
+        </w:rPr>
+        <w:t>banyak</w:t>
+      </w:r>
+      <w:proofErr w:type="spellEnd"/>
+      <w:r>
+        <w:rPr>
+          <w:rFonts w:ascii="Times New Roman" w:hAnsi="Times New Roman"/>
+          <w:lang w:val="en-US"/>
+        </w:rPr>
+        <w:t xml:space="preserve"> data </w:t>
+      </w:r>
+      <w:proofErr w:type="spellStart"/>
+      <w:r>
+        <w:rPr>
+          <w:rFonts w:ascii="Times New Roman" w:hAnsi="Times New Roman"/>
+          <w:lang w:val="en-US"/>
+        </w:rPr>
+        <w:t>tugas</w:t>
+      </w:r>
+      <w:proofErr w:type="spellEnd"/>
+      <w:r>
+        <w:rPr>
+          <w:rFonts w:ascii="Times New Roman" w:hAnsi="Times New Roman"/>
+          <w:lang w:val="en-US"/>
+        </w:rPr>
+        <w:t xml:space="preserve"> </w:t>
+      </w:r>
+      <w:proofErr w:type="spellStart"/>
+      <w:r>
+        <w:rPr>
+          <w:rFonts w:ascii="Times New Roman" w:hAnsi="Times New Roman"/>
+          <w:lang w:val="en-US"/>
+        </w:rPr>
+        <w:t>mahasiswa</w:t>
+      </w:r>
+      <w:proofErr w:type="spellEnd"/>
+      <w:r>
+        <w:rPr>
+          <w:rFonts w:ascii="Times New Roman" w:hAnsi="Times New Roman"/>
+          <w:lang w:val="en-US"/>
+        </w:rPr>
+        <w:t xml:space="preserve"> yang </w:t>
+      </w:r>
+      <w:proofErr w:type="spellStart"/>
+      <w:r>
+        <w:rPr>
+          <w:rFonts w:ascii="Times New Roman" w:hAnsi="Times New Roman"/>
+          <w:lang w:val="en-US"/>
+        </w:rPr>
+        <w:t>dapat</w:t>
+      </w:r>
+      <w:proofErr w:type="spellEnd"/>
+      <w:r>
+        <w:rPr>
+          <w:rFonts w:ascii="Times New Roman" w:hAnsi="Times New Roman"/>
+          <w:lang w:val="en-US"/>
+        </w:rPr>
+        <w:t xml:space="preserve"> </w:t>
+      </w:r>
+      <w:proofErr w:type="spellStart"/>
+      <w:r>
+        <w:rPr>
+          <w:rFonts w:ascii="Times New Roman" w:hAnsi="Times New Roman"/>
+          <w:lang w:val="en-US"/>
+        </w:rPr>
+        <w:t>ditampung</w:t>
+      </w:r>
+      <w:proofErr w:type="spellEnd"/>
+      <w:r>
+        <w:rPr>
+          <w:rFonts w:ascii="Times New Roman" w:hAnsi="Times New Roman"/>
+          <w:lang w:val="en-US"/>
+        </w:rPr>
+        <w:t xml:space="preserve"> di </w:t>
+      </w:r>
+      <w:proofErr w:type="spellStart"/>
+      <w:r>
+        <w:rPr>
+          <w:rFonts w:ascii="Times New Roman" w:hAnsi="Times New Roman"/>
+          <w:lang w:val="en-US"/>
+        </w:rPr>
+        <w:t>dalam</w:t>
+      </w:r>
+      <w:proofErr w:type="spellEnd"/>
+      <w:r>
+        <w:rPr>
+          <w:rFonts w:ascii="Times New Roman" w:hAnsi="Times New Roman"/>
+          <w:lang w:val="en-US"/>
+        </w:rPr>
+        <w:t xml:space="preserve"> Stack? </w:t>
+      </w:r>
+      <w:proofErr w:type="spellStart"/>
+      <w:r>
+        <w:rPr>
+          <w:rFonts w:ascii="Times New Roman" w:hAnsi="Times New Roman"/>
+          <w:lang w:val="en-US"/>
+        </w:rPr>
+        <w:t>Tunjukkan</w:t>
+      </w:r>
+      <w:proofErr w:type="spellEnd"/>
+      <w:r>
+        <w:rPr>
+          <w:rFonts w:ascii="Times New Roman" w:hAnsi="Times New Roman"/>
+          <w:lang w:val="en-US"/>
+        </w:rPr>
+        <w:t xml:space="preserve"> </w:t>
+      </w:r>
+      <w:proofErr w:type="spellStart"/>
+      <w:r>
+        <w:rPr>
+          <w:rFonts w:ascii="Times New Roman" w:hAnsi="Times New Roman"/>
+          <w:lang w:val="en-US"/>
+        </w:rPr>
+        <w:t>potongan</w:t>
+      </w:r>
+      <w:proofErr w:type="spellEnd"/>
+      <w:r>
+        <w:rPr>
+          <w:rFonts w:ascii="Times New Roman" w:hAnsi="Times New Roman"/>
+          <w:lang w:val="en-US"/>
+        </w:rPr>
+        <w:t xml:space="preserve"> </w:t>
+      </w:r>
+      <w:proofErr w:type="spellStart"/>
+      <w:r>
+        <w:rPr>
+          <w:rFonts w:ascii="Times New Roman" w:hAnsi="Times New Roman"/>
+          <w:lang w:val="en-US"/>
+        </w:rPr>
+        <w:t>kode</w:t>
+      </w:r>
+      <w:proofErr w:type="spellEnd"/>
+      <w:r>
+        <w:rPr>
+          <w:rFonts w:ascii="Times New Roman" w:hAnsi="Times New Roman"/>
+          <w:lang w:val="en-US"/>
+        </w:rPr>
+        <w:t xml:space="preserve"> </w:t>
+      </w:r>
+      <w:proofErr w:type="spellStart"/>
+      <w:r>
+        <w:rPr>
+          <w:rFonts w:ascii="Times New Roman" w:hAnsi="Times New Roman"/>
+          <w:lang w:val="en-US"/>
+        </w:rPr>
+        <w:t>programnya</w:t>
+      </w:r>
+      <w:proofErr w:type="spellEnd"/>
+      <w:r>
+        <w:rPr>
+          <w:rFonts w:ascii="Times New Roman" w:hAnsi="Times New Roman"/>
+          <w:lang w:val="en-US"/>
+        </w:rPr>
+        <w:t>!</w:t>
       </w:r>
     </w:p>
     <w:p>
@@ -659,11 +1519,103 @@
           <w:rFonts w:ascii="Times New Roman" w:hAnsi="Times New Roman"/>
         </w:rPr>
       </w:pPr>
-      <w:r>
-        <w:rPr>
-          <w:rFonts w:ascii="Times New Roman" w:hAnsi="Times New Roman"/>
-        </w:rPr>
-        <w:t>Banyaknya data tergantung pada nilai parameter size yang dimasukkan saat instansiasi di class utama.</w:t>
+      <w:proofErr w:type="spellStart"/>
+      <w:r>
+        <w:rPr>
+          <w:rFonts w:ascii="Times New Roman" w:hAnsi="Times New Roman"/>
+        </w:rPr>
+        <w:t>Banyaknya</w:t>
+      </w:r>
+      <w:proofErr w:type="spellEnd"/>
+      <w:r>
+        <w:rPr>
+          <w:rFonts w:ascii="Times New Roman" w:hAnsi="Times New Roman"/>
+        </w:rPr>
+        <w:t xml:space="preserve"> data </w:t>
+      </w:r>
+      <w:proofErr w:type="spellStart"/>
+      <w:r>
+        <w:rPr>
+          <w:rFonts w:ascii="Times New Roman" w:hAnsi="Times New Roman"/>
+        </w:rPr>
+        <w:t>tergantung</w:t>
+      </w:r>
+      <w:proofErr w:type="spellEnd"/>
+      <w:r>
+        <w:rPr>
+          <w:rFonts w:ascii="Times New Roman" w:hAnsi="Times New Roman"/>
+        </w:rPr>
+        <w:t xml:space="preserve"> pada </w:t>
+      </w:r>
+      <w:proofErr w:type="spellStart"/>
+      <w:r>
+        <w:rPr>
+          <w:rFonts w:ascii="Times New Roman" w:hAnsi="Times New Roman"/>
+        </w:rPr>
+        <w:t>nilai</w:t>
+      </w:r>
+      <w:proofErr w:type="spellEnd"/>
+      <w:r>
+        <w:rPr>
+          <w:rFonts w:ascii="Times New Roman" w:hAnsi="Times New Roman"/>
+        </w:rPr>
+        <w:t xml:space="preserve"> parameter size yang </w:t>
+      </w:r>
+      <w:proofErr w:type="spellStart"/>
+      <w:r>
+        <w:rPr>
+          <w:rFonts w:ascii="Times New Roman" w:hAnsi="Times New Roman"/>
+        </w:rPr>
+        <w:t>dimasukkan</w:t>
+      </w:r>
+      <w:proofErr w:type="spellEnd"/>
+      <w:r>
+        <w:rPr>
+          <w:rFonts w:ascii="Times New Roman" w:hAnsi="Times New Roman"/>
+        </w:rPr>
+        <w:t xml:space="preserve"> </w:t>
+      </w:r>
+      <w:proofErr w:type="spellStart"/>
+      <w:r>
+        <w:rPr>
+          <w:rFonts w:ascii="Times New Roman" w:hAnsi="Times New Roman"/>
+        </w:rPr>
+        <w:t>saat</w:t>
+      </w:r>
+      <w:proofErr w:type="spellEnd"/>
+      <w:r>
+        <w:rPr>
+          <w:rFonts w:ascii="Times New Roman" w:hAnsi="Times New Roman"/>
+        </w:rPr>
+        <w:t xml:space="preserve"> </w:t>
+      </w:r>
+      <w:proofErr w:type="spellStart"/>
+      <w:r>
+        <w:rPr>
+          <w:rFonts w:ascii="Times New Roman" w:hAnsi="Times New Roman"/>
+        </w:rPr>
+        <w:t>instansiasi</w:t>
+      </w:r>
+      <w:proofErr w:type="spellEnd"/>
+      <w:r>
+        <w:rPr>
+          <w:rFonts w:ascii="Times New Roman" w:hAnsi="Times New Roman"/>
+        </w:rPr>
+        <w:t xml:space="preserve"> di class </w:t>
+      </w:r>
+      <w:proofErr w:type="spellStart"/>
+      <w:r>
+        <w:rPr>
+          <w:rFonts w:ascii="Times New Roman" w:hAnsi="Times New Roman"/>
+        </w:rPr>
+        <w:t>utama</w:t>
+      </w:r>
+      <w:proofErr w:type="spellEnd"/>
+      <w:r>
+        <w:rPr>
+          <w:rFonts w:ascii="Times New Roman" w:hAnsi="Times New Roman"/>
+        </w:rPr>
+        <w:t>.</w:t>
       </w:r>
     </w:p>
     <w:p>
@@ -751,12 +1703,165 @@
           <w:lang w:val="en-US"/>
         </w:rPr>
       </w:pPr>
-      <w:r>
-        <w:rPr>
-          <w:rFonts w:ascii="Times New Roman" w:hAnsi="Times New Roman"/>
-          <w:lang w:val="en-US"/>
-        </w:rPr>
-        <w:t xml:space="preserve">Mengapa perlu pengecekan kondisi !isFull() pada method push? Kalau kondisi if-else tersebut dihapus, apa dampaknya? </w:t>
+      <w:proofErr w:type="spellStart"/>
+      <w:r>
+        <w:rPr>
+          <w:rFonts w:ascii="Times New Roman" w:hAnsi="Times New Roman"/>
+          <w:lang w:val="en-US"/>
+        </w:rPr>
+        <w:t>Mengapa</w:t>
+      </w:r>
+      <w:proofErr w:type="spellEnd"/>
+      <w:r>
+        <w:rPr>
+          <w:rFonts w:ascii="Times New Roman" w:hAnsi="Times New Roman"/>
+          <w:lang w:val="en-US"/>
+        </w:rPr>
+        <w:t xml:space="preserve"> </w:t>
+      </w:r>
+      <w:proofErr w:type="spellStart"/>
+      <w:r>
+        <w:rPr>
+          <w:rFonts w:ascii="Times New Roman" w:hAnsi="Times New Roman"/>
+          <w:lang w:val="en-US"/>
+        </w:rPr>
+        <w:t>perlu</w:t>
+      </w:r>
+      <w:proofErr w:type="spellEnd"/>
+      <w:r>
+        <w:rPr>
+          <w:rFonts w:ascii="Times New Roman" w:hAnsi="Times New Roman"/>
+          <w:lang w:val="en-US"/>
+        </w:rPr>
+        <w:t xml:space="preserve"> </w:t>
+      </w:r>
+      <w:proofErr w:type="spellStart"/>
+      <w:r>
+        <w:rPr>
+          <w:rFonts w:ascii="Times New Roman" w:hAnsi="Times New Roman"/>
+          <w:lang w:val="en-US"/>
+        </w:rPr>
+        <w:t>pengecekan</w:t>
+      </w:r>
+      <w:proofErr w:type="spellEnd"/>
+      <w:r>
+        <w:rPr>
+          <w:rFonts w:ascii="Times New Roman" w:hAnsi="Times New Roman"/>
+          <w:lang w:val="en-US"/>
+        </w:rPr>
+        <w:t xml:space="preserve"> </w:t>
+      </w:r>
+      <w:proofErr w:type="spellStart"/>
+      <w:r>
+        <w:rPr>
+          <w:rFonts w:ascii="Times New Roman" w:hAnsi="Times New Roman"/>
+          <w:lang w:val="en-US"/>
+        </w:rPr>
+        <w:t>kondisi</w:t>
+      </w:r>
+      <w:proofErr w:type="spellEnd"/>
+      <w:r>
+        <w:rPr>
+          <w:rFonts w:ascii="Times New Roman" w:hAnsi="Times New Roman"/>
+          <w:lang w:val="en-US"/>
+        </w:rPr>
+        <w:t xml:space="preserve"> !</w:t>
+      </w:r>
+      <w:proofErr w:type="spellStart"/>
+      <w:r>
+        <w:rPr>
+          <w:rFonts w:ascii="Times New Roman" w:hAnsi="Times New Roman"/>
+          <w:lang w:val="en-US"/>
+        </w:rPr>
+        <w:t>isFull</w:t>
+      </w:r>
+      <w:proofErr w:type="spellEnd"/>
+      <w:r>
+        <w:rPr>
+          <w:rFonts w:ascii="Times New Roman" w:hAnsi="Times New Roman"/>
+          <w:lang w:val="en-US"/>
+        </w:rPr>
+        <w:t xml:space="preserve">() pada method push? Kalau </w:t>
+      </w:r>
+      <w:proofErr w:type="spellStart"/>
+      <w:r>
+        <w:rPr>
+          <w:rFonts w:ascii="Times New Roman" w:hAnsi="Times New Roman"/>
+          <w:lang w:val="en-US"/>
+        </w:rPr>
+        <w:t>kondisi</w:t>
+      </w:r>
+      <w:proofErr w:type="spellEnd"/>
+      <w:r>
+        <w:rPr>
+          <w:rFonts w:ascii="Times New Roman" w:hAnsi="Times New Roman"/>
+          <w:lang w:val="en-US"/>
+        </w:rPr>
+        <w:t xml:space="preserve"> if-else </w:t>
+      </w:r>
+      <w:proofErr w:type="spellStart"/>
+      <w:r>
+        <w:rPr>
+          <w:rFonts w:ascii="Times New Roman" w:hAnsi="Times New Roman"/>
+          <w:lang w:val="en-US"/>
+        </w:rPr>
+        <w:t>tersebut</w:t>
+      </w:r>
+      <w:proofErr w:type="spellEnd"/>
+      <w:r>
+        <w:rPr>
+          <w:rFonts w:ascii="Times New Roman" w:hAnsi="Times New Roman"/>
+          <w:lang w:val="en-US"/>
+        </w:rPr>
+        <w:t xml:space="preserve"> </w:t>
+      </w:r>
+      <w:proofErr w:type="spellStart"/>
+      <w:r>
+        <w:rPr>
+          <w:rFonts w:ascii="Times New Roman" w:hAnsi="Times New Roman"/>
+          <w:lang w:val="en-US"/>
+        </w:rPr>
+        <w:t>dihapus</w:t>
+      </w:r>
+      <w:proofErr w:type="spellEnd"/>
+      <w:r>
+        <w:rPr>
+          <w:rFonts w:ascii="Times New Roman" w:hAnsi="Times New Roman"/>
+          <w:lang w:val="en-US"/>
+        </w:rPr>
+        <w:t xml:space="preserve">, </w:t>
+      </w:r>
+      <w:proofErr w:type="spellStart"/>
+      <w:r>
+        <w:rPr>
+          <w:rFonts w:ascii="Times New Roman" w:hAnsi="Times New Roman"/>
+          <w:lang w:val="en-US"/>
+        </w:rPr>
+        <w:t>apa</w:t>
+      </w:r>
+      <w:proofErr w:type="spellEnd"/>
+      <w:r>
+        <w:rPr>
+          <w:rFonts w:ascii="Times New Roman" w:hAnsi="Times New Roman"/>
+          <w:lang w:val="en-US"/>
+        </w:rPr>
+        <w:t xml:space="preserve"> </w:t>
+      </w:r>
+      <w:proofErr w:type="spellStart"/>
+      <w:r>
+        <w:rPr>
+          <w:rFonts w:ascii="Times New Roman" w:hAnsi="Times New Roman"/>
+          <w:lang w:val="en-US"/>
+        </w:rPr>
+        <w:t>dampaknya</w:t>
+      </w:r>
+      <w:proofErr w:type="spellEnd"/>
+      <w:r>
+        <w:rPr>
+          <w:rFonts w:ascii="Times New Roman" w:hAnsi="Times New Roman"/>
+          <w:lang w:val="en-US"/>
+        </w:rPr>
+        <w:t xml:space="preserve">? </w:t>
       </w:r>
     </w:p>
     <w:p>
@@ -792,11 +1897,285 @@
           <w:rFonts w:ascii="Times New Roman" w:hAnsi="Times New Roman"/>
         </w:rPr>
       </w:pPr>
-      <w:r>
-        <w:rPr>
-          <w:rFonts w:ascii="Times New Roman" w:hAnsi="Times New Roman"/>
-        </w:rPr>
-        <w:t>Pengecekan isFull() berfungsi memastikan stack belum penuh sebelum menambah data baru; jika dihapus, program dapat mengalami ArrayIndexOutOfBoundsException karena variabel top terus bertambah melebihi batas indeks array.</w:t>
+      <w:proofErr w:type="spellStart"/>
+      <w:r>
+        <w:rPr>
+          <w:rFonts w:ascii="Times New Roman" w:hAnsi="Times New Roman"/>
+        </w:rPr>
+        <w:t>Pengecekan</w:t>
+      </w:r>
+      <w:proofErr w:type="spellEnd"/>
+      <w:r>
+        <w:rPr>
+          <w:rFonts w:ascii="Times New Roman" w:hAnsi="Times New Roman"/>
+        </w:rPr>
+        <w:t xml:space="preserve"> </w:t>
+      </w:r>
+      <w:proofErr w:type="spellStart"/>
+      <w:r>
+        <w:rPr>
+          <w:rFonts w:ascii="Times New Roman" w:hAnsi="Times New Roman"/>
+        </w:rPr>
+        <w:t>isFull</w:t>
+      </w:r>
+      <w:proofErr w:type="spellEnd"/>
+      <w:r>
+        <w:rPr>
+          <w:rFonts w:ascii="Times New Roman" w:hAnsi="Times New Roman"/>
+        </w:rPr>
+        <w:t xml:space="preserve">() </w:t>
+      </w:r>
+      <w:proofErr w:type="spellStart"/>
+      <w:r>
+        <w:rPr>
+          <w:rFonts w:ascii="Times New Roman" w:hAnsi="Times New Roman"/>
+        </w:rPr>
+        <w:t>berfungsi</w:t>
+      </w:r>
+      <w:proofErr w:type="spellEnd"/>
+      <w:r>
+        <w:rPr>
+          <w:rFonts w:ascii="Times New Roman" w:hAnsi="Times New Roman"/>
+        </w:rPr>
+        <w:t xml:space="preserve"> </w:t>
+      </w:r>
+      <w:proofErr w:type="spellStart"/>
+      <w:r>
+        <w:rPr>
+          <w:rFonts w:ascii="Times New Roman" w:hAnsi="Times New Roman"/>
+        </w:rPr>
+        <w:t>memastikan</w:t>
+      </w:r>
+      <w:proofErr w:type="spellEnd"/>
+      <w:r>
+        <w:rPr>
+          <w:rFonts w:ascii="Times New Roman" w:hAnsi="Times New Roman"/>
+        </w:rPr>
+        <w:t xml:space="preserve"> stack </w:t>
+      </w:r>
+      <w:proofErr w:type="spellStart"/>
+      <w:r>
+        <w:rPr>
+          <w:rFonts w:ascii="Times New Roman" w:hAnsi="Times New Roman"/>
+        </w:rPr>
+        <w:t>belum</w:t>
+      </w:r>
+      <w:proofErr w:type="spellEnd"/>
+      <w:r>
+        <w:rPr>
+          <w:rFonts w:ascii="Times New Roman" w:hAnsi="Times New Roman"/>
+        </w:rPr>
+        <w:t xml:space="preserve"> </w:t>
+      </w:r>
+      <w:proofErr w:type="spellStart"/>
+      <w:r>
+        <w:rPr>
+          <w:rFonts w:ascii="Times New Roman" w:hAnsi="Times New Roman"/>
+        </w:rPr>
+        <w:t>penuh</w:t>
+      </w:r>
+      <w:proofErr w:type="spellEnd"/>
+      <w:r>
+        <w:rPr>
+          <w:rFonts w:ascii="Times New Roman" w:hAnsi="Times New Roman"/>
+        </w:rPr>
+        <w:t xml:space="preserve"> </w:t>
+      </w:r>
+      <w:proofErr w:type="spellStart"/>
+      <w:r>
+        <w:rPr>
+          <w:rFonts w:ascii="Times New Roman" w:hAnsi="Times New Roman"/>
+        </w:rPr>
+        <w:t>sebelum</w:t>
+      </w:r>
+      <w:proofErr w:type="spellEnd"/>
+      <w:r>
+        <w:rPr>
+          <w:rFonts w:ascii="Times New Roman" w:hAnsi="Times New Roman"/>
+        </w:rPr>
+        <w:t xml:space="preserve"> </w:t>
+      </w:r>
+      <w:proofErr w:type="spellStart"/>
+      <w:r>
+        <w:rPr>
+          <w:rFonts w:ascii="Times New Roman" w:hAnsi="Times New Roman"/>
+        </w:rPr>
+        <w:t>menambah</w:t>
+      </w:r>
+      <w:proofErr w:type="spellEnd"/>
+      <w:r>
+        <w:rPr>
+          <w:rFonts w:ascii="Times New Roman" w:hAnsi="Times New Roman"/>
+        </w:rPr>
+        <w:t xml:space="preserve"> data </w:t>
+      </w:r>
+      <w:proofErr w:type="spellStart"/>
+      <w:r>
+        <w:rPr>
+          <w:rFonts w:ascii="Times New Roman" w:hAnsi="Times New Roman"/>
+        </w:rPr>
+        <w:t>baru</w:t>
+      </w:r>
+      <w:proofErr w:type="spellEnd"/>
+      <w:r>
+        <w:rPr>
+          <w:rFonts w:ascii="Times New Roman" w:hAnsi="Times New Roman"/>
+        </w:rPr>
+        <w:t xml:space="preserve">; </w:t>
+      </w:r>
+      <w:proofErr w:type="spellStart"/>
+      <w:r>
+        <w:rPr>
+          <w:rFonts w:ascii="Times New Roman" w:hAnsi="Times New Roman"/>
+        </w:rPr>
+        <w:t>jika</w:t>
+      </w:r>
+      <w:proofErr w:type="spellEnd"/>
+      <w:r>
+        <w:rPr>
+          <w:rFonts w:ascii="Times New Roman" w:hAnsi="Times New Roman"/>
+        </w:rPr>
+        <w:t xml:space="preserve"> </w:t>
+      </w:r>
+      <w:proofErr w:type="spellStart"/>
+      <w:r>
+        <w:rPr>
+          <w:rFonts w:ascii="Times New Roman" w:hAnsi="Times New Roman"/>
+        </w:rPr>
+        <w:t>dihapus</w:t>
+      </w:r>
+      <w:proofErr w:type="spellEnd"/>
+      <w:r>
+        <w:rPr>
+          <w:rFonts w:ascii="Times New Roman" w:hAnsi="Times New Roman"/>
+        </w:rPr>
+        <w:t xml:space="preserve">, program </w:t>
+      </w:r>
+      <w:proofErr w:type="spellStart"/>
+      <w:r>
+        <w:rPr>
+          <w:rFonts w:ascii="Times New Roman" w:hAnsi="Times New Roman"/>
+        </w:rPr>
+        <w:t>dapat</w:t>
+      </w:r>
+      <w:proofErr w:type="spellEnd"/>
+      <w:r>
+        <w:rPr>
+          <w:rFonts w:ascii="Times New Roman" w:hAnsi="Times New Roman"/>
+        </w:rPr>
+        <w:t xml:space="preserve"> </w:t>
+      </w:r>
+      <w:proofErr w:type="spellStart"/>
+      <w:r>
+        <w:rPr>
+          <w:rFonts w:ascii="Times New Roman" w:hAnsi="Times New Roman"/>
+        </w:rPr>
+        <w:t>mengalami</w:t>
+      </w:r>
+      <w:proofErr w:type="spellEnd"/>
+      <w:r>
+        <w:rPr>
+          <w:rFonts w:ascii="Times New Roman" w:hAnsi="Times New Roman"/>
+        </w:rPr>
+        <w:t xml:space="preserve"> </w:t>
+      </w:r>
+      <w:proofErr w:type="spellStart"/>
+      <w:r>
+        <w:rPr>
+          <w:rFonts w:ascii="Times New Roman" w:hAnsi="Times New Roman"/>
+        </w:rPr>
+        <w:t>ArrayIndexOutOfBoundsException</w:t>
+      </w:r>
+      <w:proofErr w:type="spellEnd"/>
+      <w:r>
+        <w:rPr>
+          <w:rFonts w:ascii="Times New Roman" w:hAnsi="Times New Roman"/>
+        </w:rPr>
+        <w:t xml:space="preserve"> </w:t>
+      </w:r>
+      <w:proofErr w:type="spellStart"/>
+      <w:r>
+        <w:rPr>
+          <w:rFonts w:ascii="Times New Roman" w:hAnsi="Times New Roman"/>
+        </w:rPr>
+        <w:t>karena</w:t>
+      </w:r>
+      <w:proofErr w:type="spellEnd"/>
+      <w:r>
+        <w:rPr>
+          <w:rFonts w:ascii="Times New Roman" w:hAnsi="Times New Roman"/>
+        </w:rPr>
+        <w:t xml:space="preserve"> </w:t>
+      </w:r>
+      <w:proofErr w:type="spellStart"/>
+      <w:r>
+        <w:rPr>
+          <w:rFonts w:ascii="Times New Roman" w:hAnsi="Times New Roman"/>
+        </w:rPr>
+        <w:t>variabel</w:t>
+      </w:r>
+      <w:proofErr w:type="spellEnd"/>
+      <w:r>
+        <w:rPr>
+          <w:rFonts w:ascii="Times New Roman" w:hAnsi="Times New Roman"/>
+        </w:rPr>
+        <w:t xml:space="preserve"> top </w:t>
+      </w:r>
+      <w:proofErr w:type="spellStart"/>
+      <w:r>
+        <w:rPr>
+          <w:rFonts w:ascii="Times New Roman" w:hAnsi="Times New Roman"/>
+        </w:rPr>
+        <w:t>terus</w:t>
+      </w:r>
+      <w:proofErr w:type="spellEnd"/>
+      <w:r>
+        <w:rPr>
+          <w:rFonts w:ascii="Times New Roman" w:hAnsi="Times New Roman"/>
+        </w:rPr>
+        <w:t xml:space="preserve"> </w:t>
+      </w:r>
+      <w:proofErr w:type="spellStart"/>
+      <w:r>
+        <w:rPr>
+          <w:rFonts w:ascii="Times New Roman" w:hAnsi="Times New Roman"/>
+        </w:rPr>
+        <w:t>bertambah</w:t>
+      </w:r>
+      <w:proofErr w:type="spellEnd"/>
+      <w:r>
+        <w:rPr>
+          <w:rFonts w:ascii="Times New Roman" w:hAnsi="Times New Roman"/>
+        </w:rPr>
+        <w:t xml:space="preserve"> </w:t>
+      </w:r>
+      <w:proofErr w:type="spellStart"/>
+      <w:r>
+        <w:rPr>
+          <w:rFonts w:ascii="Times New Roman" w:hAnsi="Times New Roman"/>
+        </w:rPr>
+        <w:t>melebihi</w:t>
+      </w:r>
+      <w:proofErr w:type="spellEnd"/>
+      <w:r>
+        <w:rPr>
+          <w:rFonts w:ascii="Times New Roman" w:hAnsi="Times New Roman"/>
+        </w:rPr>
+        <w:t xml:space="preserve"> batas </w:t>
+      </w:r>
+      <w:proofErr w:type="spellStart"/>
+      <w:r>
+        <w:rPr>
+          <w:rFonts w:ascii="Times New Roman" w:hAnsi="Times New Roman"/>
+        </w:rPr>
+        <w:t>indeks</w:t>
+      </w:r>
+      <w:proofErr w:type="spellEnd"/>
+      <w:r>
+        <w:rPr>
+          <w:rFonts w:ascii="Times New Roman" w:hAnsi="Times New Roman"/>
+        </w:rPr>
+        <w:t xml:space="preserve"> array.</w:t>
       </w:r>
     </w:p>
     <w:p>
@@ -829,12 +2208,277 @@
           <w:lang w:val="en-US"/>
         </w:rPr>
       </w:pPr>
-      <w:r>
-        <w:rPr>
-          <w:rFonts w:ascii="Times New Roman" w:hAnsi="Times New Roman"/>
-          <w:lang w:val="en-US"/>
-        </w:rPr>
-        <w:t xml:space="preserve">Modifikasi kode program pada class MahasiswaDemo dan StackTugasMahasiswa sehingga pengguna juga dapat melihat mahasiswa yang pertama kali mengumpulkan tugas melalui operasi lihat tugas terbawah! </w:t>
+      <w:proofErr w:type="spellStart"/>
+      <w:r>
+        <w:rPr>
+          <w:rFonts w:ascii="Times New Roman" w:hAnsi="Times New Roman"/>
+          <w:lang w:val="en-US"/>
+        </w:rPr>
+        <w:t>Modifikasi</w:t>
+      </w:r>
+      <w:proofErr w:type="spellEnd"/>
+      <w:r>
+        <w:rPr>
+          <w:rFonts w:ascii="Times New Roman" w:hAnsi="Times New Roman"/>
+          <w:lang w:val="en-US"/>
+        </w:rPr>
+        <w:t xml:space="preserve"> </w:t>
+      </w:r>
+      <w:proofErr w:type="spellStart"/>
+      <w:r>
+        <w:rPr>
+          <w:rFonts w:ascii="Times New Roman" w:hAnsi="Times New Roman"/>
+          <w:lang w:val="en-US"/>
+        </w:rPr>
+        <w:t>kode</w:t>
+      </w:r>
+      <w:proofErr w:type="spellEnd"/>
+      <w:r>
+        <w:rPr>
+          <w:rFonts w:ascii="Times New Roman" w:hAnsi="Times New Roman"/>
+          <w:lang w:val="en-US"/>
+        </w:rPr>
+        <w:t xml:space="preserve"> program pada class </w:t>
+      </w:r>
+      <w:proofErr w:type="spellStart"/>
+      <w:r>
+        <w:rPr>
+          <w:rFonts w:ascii="Times New Roman" w:hAnsi="Times New Roman"/>
+          <w:lang w:val="en-US"/>
+        </w:rPr>
+        <w:t>MahasiswaDemo</w:t>
+      </w:r>
+      <w:proofErr w:type="spellEnd"/>
+      <w:r>
+        <w:rPr>
+          <w:rFonts w:ascii="Times New Roman" w:hAnsi="Times New Roman"/>
+          <w:lang w:val="en-US"/>
+        </w:rPr>
+        <w:t xml:space="preserve"> dan </w:t>
+      </w:r>
+      <w:proofErr w:type="spellStart"/>
+      <w:r>
+        <w:rPr>
+          <w:rFonts w:ascii="Times New Roman" w:hAnsi="Times New Roman"/>
+          <w:lang w:val="en-US"/>
+        </w:rPr>
+        <w:t>StackTugasMahasiswa</w:t>
+      </w:r>
+      <w:proofErr w:type="spellEnd"/>
+      <w:r>
+        <w:rPr>
+          <w:rFonts w:ascii="Times New Roman" w:hAnsi="Times New Roman"/>
+          <w:lang w:val="en-US"/>
+        </w:rPr>
+        <w:t xml:space="preserve"> </w:t>
+      </w:r>
+      <w:proofErr w:type="spellStart"/>
+      <w:r>
+        <w:rPr>
+          <w:rFonts w:ascii="Times New Roman" w:hAnsi="Times New Roman"/>
+          <w:lang w:val="en-US"/>
+        </w:rPr>
+        <w:t>sehingga</w:t>
+      </w:r>
+      <w:proofErr w:type="spellEnd"/>
+      <w:r>
+        <w:rPr>
+          <w:rFonts w:ascii="Times New Roman" w:hAnsi="Times New Roman"/>
+          <w:lang w:val="en-US"/>
+        </w:rPr>
+        <w:t xml:space="preserve"> </w:t>
+      </w:r>
+      <w:proofErr w:type="spellStart"/>
+      <w:r>
+        <w:rPr>
+          <w:rFonts w:ascii="Times New Roman" w:hAnsi="Times New Roman"/>
+          <w:lang w:val="en-US"/>
+        </w:rPr>
+        <w:t>pengguna</w:t>
+      </w:r>
+      <w:proofErr w:type="spellEnd"/>
+      <w:r>
+        <w:rPr>
+          <w:rFonts w:ascii="Times New Roman" w:hAnsi="Times New Roman"/>
+          <w:lang w:val="en-US"/>
+        </w:rPr>
+        <w:t xml:space="preserve"> juga </w:t>
+      </w:r>
+      <w:proofErr w:type="spellStart"/>
+      <w:r>
+        <w:rPr>
+          <w:rFonts w:ascii="Times New Roman" w:hAnsi="Times New Roman"/>
+          <w:lang w:val="en-US"/>
+        </w:rPr>
+        <w:t>dapat</w:t>
+      </w:r>
+      <w:proofErr w:type="spellEnd"/>
+      <w:r>
+        <w:rPr>
+          <w:rFonts w:ascii="Times New Roman" w:hAnsi="Times New Roman"/>
+          <w:lang w:val="en-US"/>
+        </w:rPr>
+        <w:t xml:space="preserve"> </w:t>
+      </w:r>
+      <w:proofErr w:type="spellStart"/>
+      <w:r>
+        <w:rPr>
+          <w:rFonts w:ascii="Times New Roman" w:hAnsi="Times New Roman"/>
+          <w:lang w:val="en-US"/>
+        </w:rPr>
+        <w:t>melihat</w:t>
+      </w:r>
+      <w:proofErr w:type="spellEnd"/>
+      <w:r>
+        <w:rPr>
+          <w:rFonts w:ascii="Times New Roman" w:hAnsi="Times New Roman"/>
+          <w:lang w:val="en-US"/>
+        </w:rPr>
+        <w:t xml:space="preserve"> </w:t>
+      </w:r>
+      <w:proofErr w:type="spellStart"/>
+      <w:r>
+        <w:rPr>
+          <w:rFonts w:ascii="Times New Roman" w:hAnsi="Times New Roman"/>
+          <w:lang w:val="en-US"/>
+        </w:rPr>
+        <w:t>mahasiswa</w:t>
+      </w:r>
+      <w:proofErr w:type="spellEnd"/>
+      <w:r>
+        <w:rPr>
+          <w:rFonts w:ascii="Times New Roman" w:hAnsi="Times New Roman"/>
+          <w:lang w:val="en-US"/>
+        </w:rPr>
+        <w:t xml:space="preserve"> yang </w:t>
+      </w:r>
+      <w:proofErr w:type="spellStart"/>
+      <w:r>
+        <w:rPr>
+          <w:rFonts w:ascii="Times New Roman" w:hAnsi="Times New Roman"/>
+          <w:lang w:val="en-US"/>
+        </w:rPr>
+        <w:t>pertama</w:t>
+      </w:r>
+      <w:proofErr w:type="spellEnd"/>
+      <w:r>
+        <w:rPr>
+          <w:rFonts w:ascii="Times New Roman" w:hAnsi="Times New Roman"/>
+          <w:lang w:val="en-US"/>
+        </w:rPr>
+        <w:t xml:space="preserve"> kali </w:t>
+      </w:r>
+      <w:proofErr w:type="spellStart"/>
+      <w:r>
+        <w:rPr>
+          <w:rFonts w:ascii="Times New Roman" w:hAnsi="Times New Roman"/>
+          <w:lang w:val="en-US"/>
+        </w:rPr>
+        <w:t>mengumpulkan</w:t>
+      </w:r>
+      <w:proofErr w:type="spellEnd"/>
+      <w:r>
+        <w:rPr>
+          <w:rFonts w:ascii="Times New Roman" w:hAnsi="Times New Roman"/>
+          <w:lang w:val="en-US"/>
+        </w:rPr>
+        <w:t xml:space="preserve"> </w:t>
+      </w:r>
+      <w:proofErr w:type="spellStart"/>
+      <w:r>
+        <w:rPr>
+          <w:rFonts w:ascii="Times New Roman" w:hAnsi="Times New Roman"/>
+          <w:lang w:val="en-US"/>
+        </w:rPr>
+        <w:t>tugas</w:t>
+      </w:r>
+      <w:proofErr w:type="spellEnd"/>
+      <w:r>
+        <w:rPr>
+          <w:rFonts w:ascii="Times New Roman" w:hAnsi="Times New Roman"/>
+          <w:lang w:val="en-US"/>
+        </w:rPr>
+        <w:t xml:space="preserve"> </w:t>
+      </w:r>
+      <w:proofErr w:type="spellStart"/>
+      <w:r>
+        <w:rPr>
+          <w:rFonts w:ascii="Times New Roman" w:hAnsi="Times New Roman"/>
+          <w:lang w:val="en-US"/>
+        </w:rPr>
+        <w:t>melalui</w:t>
+      </w:r>
+      <w:proofErr w:type="spellEnd"/>
+      <w:r>
+        <w:rPr>
+          <w:rFonts w:ascii="Times New Roman" w:hAnsi="Times New Roman"/>
+          <w:lang w:val="en-US"/>
+        </w:rPr>
+        <w:t xml:space="preserve"> </w:t>
+      </w:r>
+      <w:proofErr w:type="spellStart"/>
+      <w:r>
+        <w:rPr>
+          <w:rFonts w:ascii="Times New Roman" w:hAnsi="Times New Roman"/>
+          <w:lang w:val="en-US"/>
+        </w:rPr>
+        <w:t>operasi</w:t>
+      </w:r>
+      <w:proofErr w:type="spellEnd"/>
+      <w:r>
+        <w:rPr>
+          <w:rFonts w:ascii="Times New Roman" w:hAnsi="Times New Roman"/>
+          <w:lang w:val="en-US"/>
+        </w:rPr>
+        <w:t xml:space="preserve"> </w:t>
+      </w:r>
+      <w:proofErr w:type="spellStart"/>
+      <w:r>
+        <w:rPr>
+          <w:rFonts w:ascii="Times New Roman" w:hAnsi="Times New Roman"/>
+          <w:lang w:val="en-US"/>
+        </w:rPr>
+        <w:t>lihat</w:t>
+      </w:r>
+      <w:proofErr w:type="spellEnd"/>
+      <w:r>
+        <w:rPr>
+          <w:rFonts w:ascii="Times New Roman" w:hAnsi="Times New Roman"/>
+          <w:lang w:val="en-US"/>
+        </w:rPr>
+        <w:t xml:space="preserve"> </w:t>
+      </w:r>
+      <w:proofErr w:type="spellStart"/>
+      <w:r>
+        <w:rPr>
+          <w:rFonts w:ascii="Times New Roman" w:hAnsi="Times New Roman"/>
+          <w:lang w:val="en-US"/>
+        </w:rPr>
+        <w:t>tugas</w:t>
+      </w:r>
+      <w:proofErr w:type="spellEnd"/>
+      <w:r>
+        <w:rPr>
+          <w:rFonts w:ascii="Times New Roman" w:hAnsi="Times New Roman"/>
+          <w:lang w:val="en-US"/>
+        </w:rPr>
+        <w:t xml:space="preserve"> </w:t>
+      </w:r>
+      <w:proofErr w:type="spellStart"/>
+      <w:r>
+        <w:rPr>
+          <w:rFonts w:ascii="Times New Roman" w:hAnsi="Times New Roman"/>
+          <w:lang w:val="en-US"/>
+        </w:rPr>
+        <w:t>terbawah</w:t>
+      </w:r>
+      <w:proofErr w:type="spellEnd"/>
+      <w:r>
+        <w:rPr>
+          <w:rFonts w:ascii="Times New Roman" w:hAnsi="Times New Roman"/>
+          <w:lang w:val="en-US"/>
+        </w:rPr>
+        <w:t xml:space="preserve">! </w:t>
       </w:r>
     </w:p>
     <w:p>
@@ -871,13 +2515,63 @@
           <w:lang w:val="en-US"/>
         </w:rPr>
       </w:pPr>
-      <w:r>
-        <w:rPr>
-          <w:rFonts w:ascii="Times New Roman" w:hAnsi="Times New Roman"/>
-          <w:lang w:val="en-US"/>
-        </w:rPr>
-        <w:t>Modifikasi pada StackTugasMhs20 dengan menambahkan method baru</w:t>
-      </w:r>
+      <w:proofErr w:type="spellStart"/>
+      <w:r>
+        <w:rPr>
+          <w:rFonts w:ascii="Times New Roman" w:hAnsi="Times New Roman"/>
+          <w:lang w:val="en-US"/>
+        </w:rPr>
+        <w:t>Modifikasi</w:t>
+      </w:r>
+      <w:proofErr w:type="spellEnd"/>
+      <w:r>
+        <w:rPr>
+          <w:rFonts w:ascii="Times New Roman" w:hAnsi="Times New Roman"/>
+          <w:lang w:val="en-US"/>
+        </w:rPr>
+        <w:t xml:space="preserve"> pada StackTugasMhs20 </w:t>
+      </w:r>
+      <w:proofErr w:type="spellStart"/>
+      <w:r>
+        <w:rPr>
+          <w:rFonts w:ascii="Times New Roman" w:hAnsi="Times New Roman"/>
+          <w:lang w:val="en-US"/>
+        </w:rPr>
+        <w:t>dengan</w:t>
+      </w:r>
+      <w:proofErr w:type="spellEnd"/>
+      <w:r>
+        <w:rPr>
+          <w:rFonts w:ascii="Times New Roman" w:hAnsi="Times New Roman"/>
+          <w:lang w:val="en-US"/>
+        </w:rPr>
+        <w:t xml:space="preserve"> </w:t>
+      </w:r>
+      <w:proofErr w:type="spellStart"/>
+      <w:r>
+        <w:rPr>
+          <w:rFonts w:ascii="Times New Roman" w:hAnsi="Times New Roman"/>
+          <w:lang w:val="en-US"/>
+        </w:rPr>
+        <w:t>menambahkan</w:t>
+      </w:r>
+      <w:proofErr w:type="spellEnd"/>
+      <w:r>
+        <w:rPr>
+          <w:rFonts w:ascii="Times New Roman" w:hAnsi="Times New Roman"/>
+          <w:lang w:val="en-US"/>
+        </w:rPr>
+        <w:t xml:space="preserve"> method </w:t>
+      </w:r>
+      <w:proofErr w:type="spellStart"/>
+      <w:r>
+        <w:rPr>
+          <w:rFonts w:ascii="Times New Roman" w:hAnsi="Times New Roman"/>
+          <w:lang w:val="en-US"/>
+        </w:rPr>
+        <w:t>baru</w:t>
+      </w:r>
+      <w:proofErr w:type="spellEnd"/>
     </w:p>
     <w:p>
       <w:pPr>
@@ -946,12 +2640,20 @@
           <w:rFonts w:ascii="Times New Roman" w:hAnsi="Times New Roman"/>
         </w:rPr>
       </w:pPr>
+      <w:proofErr w:type="spellStart"/>
       <w:r>
         <w:rPr>
           <w:rFonts w:ascii="Times New Roman" w:hAnsi="Times New Roman"/>
         </w:rPr>
         <w:lastRenderedPageBreak/>
-        <w:t xml:space="preserve">Modifikasi </w:t>
+        <w:t>Modifikasi</w:t>
+      </w:r>
+      <w:proofErr w:type="spellEnd"/>
+      <w:r>
+        <w:rPr>
+          <w:rFonts w:ascii="Times New Roman" w:hAnsi="Times New Roman"/>
+        </w:rPr>
+        <w:t xml:space="preserve"> </w:t>
       </w:r>
       <w:r>
         <w:rPr>
@@ -993,13 +2695,125 @@
         <w:rPr>
           <w:rFonts w:ascii="Times New Roman" w:hAnsi="Times New Roman"/>
         </w:rPr>
-        <w:t xml:space="preserve"> dengan mena</w:t>
-      </w:r>
-      <w:r>
-        <w:rPr>
-          <w:rFonts w:ascii="Times New Roman" w:hAnsi="Times New Roman"/>
-        </w:rPr>
-        <w:t>mbahkan pilihan menu baru untuk memanggil fungsi tersebut.</w:t>
+        <w:t xml:space="preserve"> </w:t>
+      </w:r>
+      <w:proofErr w:type="spellStart"/>
+      <w:r>
+        <w:rPr>
+          <w:rFonts w:ascii="Times New Roman" w:hAnsi="Times New Roman"/>
+        </w:rPr>
+        <w:t>dengan</w:t>
+      </w:r>
+      <w:proofErr w:type="spellEnd"/>
+      <w:r>
+        <w:rPr>
+          <w:rFonts w:ascii="Times New Roman" w:hAnsi="Times New Roman"/>
+        </w:rPr>
+        <w:t xml:space="preserve"> </w:t>
+      </w:r>
+      <w:proofErr w:type="spellStart"/>
+      <w:r>
+        <w:rPr>
+          <w:rFonts w:ascii="Times New Roman" w:hAnsi="Times New Roman"/>
+        </w:rPr>
+        <w:t>mena</w:t>
+      </w:r>
+      <w:r>
+        <w:rPr>
+          <w:rFonts w:ascii="Times New Roman" w:hAnsi="Times New Roman"/>
+        </w:rPr>
+        <w:t>mbahkan</w:t>
+      </w:r>
+      <w:proofErr w:type="spellEnd"/>
+      <w:r>
+        <w:rPr>
+          <w:rFonts w:ascii="Times New Roman" w:hAnsi="Times New Roman"/>
+        </w:rPr>
+        <w:t xml:space="preserve"> </w:t>
+      </w:r>
+      <w:proofErr w:type="spellStart"/>
+      <w:r>
+        <w:rPr>
+          <w:rFonts w:ascii="Times New Roman" w:hAnsi="Times New Roman"/>
+        </w:rPr>
+        <w:t>pilihan</w:t>
+      </w:r>
+      <w:proofErr w:type="spellEnd"/>
+      <w:r>
+        <w:rPr>
+          <w:rFonts w:ascii="Times New Roman" w:hAnsi="Times New Roman"/>
+        </w:rPr>
+        <w:t xml:space="preserve"> menu </w:t>
+      </w:r>
+      <w:proofErr w:type="spellStart"/>
+      <w:r>
+        <w:rPr>
+          <w:rFonts w:ascii="Times New Roman" w:hAnsi="Times New Roman"/>
+        </w:rPr>
+        <w:t>baru</w:t>
+      </w:r>
+      <w:proofErr w:type="spellEnd"/>
+      <w:r>
+        <w:rPr>
+          <w:rFonts w:ascii="Times New Roman" w:hAnsi="Times New Roman"/>
+        </w:rPr>
+        <w:t xml:space="preserve"> </w:t>
+      </w:r>
+      <w:proofErr w:type="spellStart"/>
+      <w:r>
+        <w:rPr>
+          <w:rFonts w:ascii="Times New Roman" w:hAnsi="Times New Roman"/>
+        </w:rPr>
+        <w:t>untuk</w:t>
+      </w:r>
+      <w:proofErr w:type="spellEnd"/>
+      <w:r>
+        <w:rPr>
+          <w:rFonts w:ascii="Times New Roman" w:hAnsi="Times New Roman"/>
+        </w:rPr>
+        <w:t xml:space="preserve"> </w:t>
+      </w:r>
+      <w:proofErr w:type="spellStart"/>
+      <w:r>
+        <w:rPr>
+          <w:rFonts w:ascii="Times New Roman" w:hAnsi="Times New Roman"/>
+        </w:rPr>
+        <w:t>memanggil</w:t>
+      </w:r>
+      <w:proofErr w:type="spellEnd"/>
+      <w:r>
+        <w:rPr>
+          <w:rFonts w:ascii="Times New Roman" w:hAnsi="Times New Roman"/>
+        </w:rPr>
+        <w:t xml:space="preserve"> </w:t>
+      </w:r>
+      <w:proofErr w:type="spellStart"/>
+      <w:r>
+        <w:rPr>
+          <w:rFonts w:ascii="Times New Roman" w:hAnsi="Times New Roman"/>
+        </w:rPr>
+        <w:t>fungsi</w:t>
+      </w:r>
+      <w:proofErr w:type="spellEnd"/>
+      <w:r>
+        <w:rPr>
+          <w:rFonts w:ascii="Times New Roman" w:hAnsi="Times New Roman"/>
+        </w:rPr>
+        <w:t xml:space="preserve"> </w:t>
+      </w:r>
+      <w:proofErr w:type="spellStart"/>
+      <w:r>
+        <w:rPr>
+          <w:rFonts w:ascii="Times New Roman" w:hAnsi="Times New Roman"/>
+        </w:rPr>
+        <w:t>tersebut</w:t>
+      </w:r>
+      <w:proofErr w:type="spellEnd"/>
+      <w:r>
+        <w:rPr>
+          <w:rFonts w:ascii="Times New Roman" w:hAnsi="Times New Roman"/>
+        </w:rPr>
+        <w:t>.</w:t>
       </w:r>
     </w:p>
     <w:p>
@@ -1092,12 +2906,245 @@
           <w:lang w:val="en-US"/>
         </w:rPr>
       </w:pPr>
-      <w:r>
-        <w:rPr>
-          <w:rFonts w:ascii="Times New Roman" w:hAnsi="Times New Roman"/>
-          <w:lang w:val="en-US"/>
-        </w:rPr>
-        <w:t>Tambahkan method untuk dapat menghitung berapa banyak tugas yang sudah dikumpulkan saat ini, serta tambahkan operasi menunya!</w:t>
+      <w:proofErr w:type="spellStart"/>
+      <w:r>
+        <w:rPr>
+          <w:rFonts w:ascii="Times New Roman" w:hAnsi="Times New Roman"/>
+          <w:lang w:val="en-US"/>
+        </w:rPr>
+        <w:t>Tambahkan</w:t>
+      </w:r>
+      <w:proofErr w:type="spellEnd"/>
+      <w:r>
+        <w:rPr>
+          <w:rFonts w:ascii="Times New Roman" w:hAnsi="Times New Roman"/>
+          <w:lang w:val="en-US"/>
+        </w:rPr>
+        <w:t xml:space="preserve"> method </w:t>
+      </w:r>
+      <w:proofErr w:type="spellStart"/>
+      <w:r>
+        <w:rPr>
+          <w:rFonts w:ascii="Times New Roman" w:hAnsi="Times New Roman"/>
+          <w:lang w:val="en-US"/>
+        </w:rPr>
+        <w:t>untuk</w:t>
+      </w:r>
+      <w:proofErr w:type="spellEnd"/>
+      <w:r>
+        <w:rPr>
+          <w:rFonts w:ascii="Times New Roman" w:hAnsi="Times New Roman"/>
+          <w:lang w:val="en-US"/>
+        </w:rPr>
+        <w:t xml:space="preserve"> </w:t>
+      </w:r>
+      <w:proofErr w:type="spellStart"/>
+      <w:r>
+        <w:rPr>
+          <w:rFonts w:ascii="Times New Roman" w:hAnsi="Times New Roman"/>
+          <w:lang w:val="en-US"/>
+        </w:rPr>
+        <w:t>dapat</w:t>
+      </w:r>
+      <w:proofErr w:type="spellEnd"/>
+      <w:r>
+        <w:rPr>
+          <w:rFonts w:ascii="Times New Roman" w:hAnsi="Times New Roman"/>
+          <w:lang w:val="en-US"/>
+        </w:rPr>
+        <w:t xml:space="preserve"> </w:t>
+      </w:r>
+      <w:proofErr w:type="spellStart"/>
+      <w:r>
+        <w:rPr>
+          <w:rFonts w:ascii="Times New Roman" w:hAnsi="Times New Roman"/>
+          <w:lang w:val="en-US"/>
+        </w:rPr>
+        <w:t>menghitung</w:t>
+      </w:r>
+      <w:proofErr w:type="spellEnd"/>
+      <w:r>
+        <w:rPr>
+          <w:rFonts w:ascii="Times New Roman" w:hAnsi="Times New Roman"/>
+          <w:lang w:val="en-US"/>
+        </w:rPr>
+        <w:t xml:space="preserve"> </w:t>
+      </w:r>
+      <w:proofErr w:type="spellStart"/>
+      <w:r>
+        <w:rPr>
+          <w:rFonts w:ascii="Times New Roman" w:hAnsi="Times New Roman"/>
+          <w:lang w:val="en-US"/>
+        </w:rPr>
+        <w:t>berapa</w:t>
+      </w:r>
+      <w:proofErr w:type="spellEnd"/>
+      <w:r>
+        <w:rPr>
+          <w:rFonts w:ascii="Times New Roman" w:hAnsi="Times New Roman"/>
+          <w:lang w:val="en-US"/>
+        </w:rPr>
+        <w:t xml:space="preserve"> </w:t>
+      </w:r>
+      <w:proofErr w:type="spellStart"/>
+      <w:r>
+        <w:rPr>
+          <w:rFonts w:ascii="Times New Roman" w:hAnsi="Times New Roman"/>
+          <w:lang w:val="en-US"/>
+        </w:rPr>
+        <w:t>banyak</w:t>
+      </w:r>
+      <w:proofErr w:type="spellEnd"/>
+      <w:r>
+        <w:rPr>
+          <w:rFonts w:ascii="Times New Roman" w:hAnsi="Times New Roman"/>
+          <w:lang w:val="en-US"/>
+        </w:rPr>
+        <w:t xml:space="preserve"> </w:t>
+      </w:r>
+      <w:proofErr w:type="spellStart"/>
+      <w:r>
+        <w:rPr>
+          <w:rFonts w:ascii="Times New Roman" w:hAnsi="Times New Roman"/>
+          <w:lang w:val="en-US"/>
+        </w:rPr>
+        <w:t>tugas</w:t>
+      </w:r>
+      <w:proofErr w:type="spellEnd"/>
+      <w:r>
+        <w:rPr>
+          <w:rFonts w:ascii="Times New Roman" w:hAnsi="Times New Roman"/>
+          <w:lang w:val="en-US"/>
+        </w:rPr>
+        <w:t xml:space="preserve"> yang </w:t>
+      </w:r>
+      <w:proofErr w:type="spellStart"/>
+      <w:r>
+        <w:rPr>
+          <w:rFonts w:ascii="Times New Roman" w:hAnsi="Times New Roman"/>
+          <w:lang w:val="en-US"/>
+        </w:rPr>
+        <w:t>sudah</w:t>
+      </w:r>
+      <w:proofErr w:type="spellEnd"/>
+      <w:r>
+        <w:rPr>
+          <w:rFonts w:ascii="Times New Roman" w:hAnsi="Times New Roman"/>
+          <w:lang w:val="en-US"/>
+        </w:rPr>
+        <w:t xml:space="preserve"> </w:t>
+      </w:r>
+      <w:proofErr w:type="spellStart"/>
+      <w:r>
+        <w:rPr>
+          <w:rFonts w:ascii="Times New Roman" w:hAnsi="Times New Roman"/>
+          <w:lang w:val="en-US"/>
+        </w:rPr>
+        <w:t>dikumpulkan</w:t>
+      </w:r>
+      <w:proofErr w:type="spellEnd"/>
+      <w:r>
+        <w:rPr>
+          <w:rFonts w:ascii="Times New Roman" w:hAnsi="Times New Roman"/>
+          <w:lang w:val="en-US"/>
+        </w:rPr>
+        <w:t xml:space="preserve"> </w:t>
+      </w:r>
+      <w:proofErr w:type="spellStart"/>
+      <w:r>
+        <w:rPr>
+          <w:rFonts w:ascii="Times New Roman" w:hAnsi="Times New Roman"/>
+          <w:lang w:val="en-US"/>
+        </w:rPr>
+        <w:t>saat</w:t>
+      </w:r>
+      <w:proofErr w:type="spellEnd"/>
+      <w:r>
+        <w:rPr>
+          <w:rFonts w:ascii="Times New Roman" w:hAnsi="Times New Roman"/>
+          <w:lang w:val="en-US"/>
+        </w:rPr>
+        <w:t xml:space="preserve"> </w:t>
+      </w:r>
+      <w:proofErr w:type="spellStart"/>
+      <w:r>
+        <w:rPr>
+          <w:rFonts w:ascii="Times New Roman" w:hAnsi="Times New Roman"/>
+          <w:lang w:val="en-US"/>
+        </w:rPr>
+        <w:t>ini</w:t>
+      </w:r>
+      <w:proofErr w:type="spellEnd"/>
+      <w:r>
+        <w:rPr>
+          <w:rFonts w:ascii="Times New Roman" w:hAnsi="Times New Roman"/>
+          <w:lang w:val="en-US"/>
+        </w:rPr>
+        <w:t xml:space="preserve">, </w:t>
+      </w:r>
+      <w:proofErr w:type="spellStart"/>
+      <w:r>
+        <w:rPr>
+          <w:rFonts w:ascii="Times New Roman" w:hAnsi="Times New Roman"/>
+          <w:lang w:val="en-US"/>
+        </w:rPr>
+        <w:t>serta</w:t>
+      </w:r>
+      <w:proofErr w:type="spellEnd"/>
+      <w:r>
+        <w:rPr>
+          <w:rFonts w:ascii="Times New Roman" w:hAnsi="Times New Roman"/>
+          <w:lang w:val="en-US"/>
+        </w:rPr>
+        <w:t xml:space="preserve"> </w:t>
+      </w:r>
+      <w:proofErr w:type="spellStart"/>
+      <w:r>
+        <w:rPr>
+          <w:rFonts w:ascii="Times New Roman" w:hAnsi="Times New Roman"/>
+          <w:lang w:val="en-US"/>
+        </w:rPr>
+        <w:t>tambahkan</w:t>
+      </w:r>
+      <w:proofErr w:type="spellEnd"/>
+      <w:r>
+        <w:rPr>
+          <w:rFonts w:ascii="Times New Roman" w:hAnsi="Times New Roman"/>
+          <w:lang w:val="en-US"/>
+        </w:rPr>
+        <w:t xml:space="preserve"> </w:t>
+      </w:r>
+      <w:proofErr w:type="spellStart"/>
+      <w:r>
+        <w:rPr>
+          <w:rFonts w:ascii="Times New Roman" w:hAnsi="Times New Roman"/>
+          <w:lang w:val="en-US"/>
+        </w:rPr>
+        <w:t>operasi</w:t>
+      </w:r>
+      <w:proofErr w:type="spellEnd"/>
+      <w:r>
+        <w:rPr>
+          <w:rFonts w:ascii="Times New Roman" w:hAnsi="Times New Roman"/>
+          <w:lang w:val="en-US"/>
+        </w:rPr>
+        <w:t xml:space="preserve"> </w:t>
+      </w:r>
+      <w:proofErr w:type="spellStart"/>
+      <w:r>
+        <w:rPr>
+          <w:rFonts w:ascii="Times New Roman" w:hAnsi="Times New Roman"/>
+          <w:lang w:val="en-US"/>
+        </w:rPr>
+        <w:t>menunya</w:t>
+      </w:r>
+      <w:proofErr w:type="spellEnd"/>
+      <w:r>
+        <w:rPr>
+          <w:rFonts w:ascii="Times New Roman" w:hAnsi="Times New Roman"/>
+          <w:lang w:val="en-US"/>
+        </w:rPr>
+        <w:t>!</w:t>
       </w:r>
     </w:p>
     <w:p>
@@ -1134,13 +3181,63 @@
           <w:lang w:val="en-US"/>
         </w:rPr>
       </w:pPr>
-      <w:r>
-        <w:rPr>
-          <w:rFonts w:ascii="Times New Roman" w:hAnsi="Times New Roman"/>
-          <w:lang w:val="en-US"/>
-        </w:rPr>
-        <w:t>Modifikasi pada StackTugasMhs20 dengan menambahkan method baru</w:t>
-      </w:r>
+      <w:proofErr w:type="spellStart"/>
+      <w:r>
+        <w:rPr>
+          <w:rFonts w:ascii="Times New Roman" w:hAnsi="Times New Roman"/>
+          <w:lang w:val="en-US"/>
+        </w:rPr>
+        <w:t>Modifikasi</w:t>
+      </w:r>
+      <w:proofErr w:type="spellEnd"/>
+      <w:r>
+        <w:rPr>
+          <w:rFonts w:ascii="Times New Roman" w:hAnsi="Times New Roman"/>
+          <w:lang w:val="en-US"/>
+        </w:rPr>
+        <w:t xml:space="preserve"> pada StackTugasMhs20 </w:t>
+      </w:r>
+      <w:proofErr w:type="spellStart"/>
+      <w:r>
+        <w:rPr>
+          <w:rFonts w:ascii="Times New Roman" w:hAnsi="Times New Roman"/>
+          <w:lang w:val="en-US"/>
+        </w:rPr>
+        <w:t>dengan</w:t>
+      </w:r>
+      <w:proofErr w:type="spellEnd"/>
+      <w:r>
+        <w:rPr>
+          <w:rFonts w:ascii="Times New Roman" w:hAnsi="Times New Roman"/>
+          <w:lang w:val="en-US"/>
+        </w:rPr>
+        <w:t xml:space="preserve"> </w:t>
+      </w:r>
+      <w:proofErr w:type="spellStart"/>
+      <w:r>
+        <w:rPr>
+          <w:rFonts w:ascii="Times New Roman" w:hAnsi="Times New Roman"/>
+          <w:lang w:val="en-US"/>
+        </w:rPr>
+        <w:t>menambahkan</w:t>
+      </w:r>
+      <w:proofErr w:type="spellEnd"/>
+      <w:r>
+        <w:rPr>
+          <w:rFonts w:ascii="Times New Roman" w:hAnsi="Times New Roman"/>
+          <w:lang w:val="en-US"/>
+        </w:rPr>
+        <w:t xml:space="preserve"> method </w:t>
+      </w:r>
+      <w:proofErr w:type="spellStart"/>
+      <w:r>
+        <w:rPr>
+          <w:rFonts w:ascii="Times New Roman" w:hAnsi="Times New Roman"/>
+          <w:lang w:val="en-US"/>
+        </w:rPr>
+        <w:t>baru</w:t>
+      </w:r>
+      <w:proofErr w:type="spellEnd"/>
     </w:p>
     <w:p>
       <w:pPr>
@@ -1216,11 +3313,131 @@
           <w:rFonts w:ascii="Times New Roman" w:hAnsi="Times New Roman"/>
         </w:rPr>
       </w:pPr>
-      <w:r>
-        <w:rPr>
-          <w:rFonts w:ascii="Times New Roman" w:hAnsi="Times New Roman"/>
-        </w:rPr>
-        <w:t>Modifikasi juga MhsDemo20 dengan menambahkan pilihan menu baru untuk memanggil fungsi tersebut.</w:t>
+      <w:proofErr w:type="spellStart"/>
+      <w:r>
+        <w:rPr>
+          <w:rFonts w:ascii="Times New Roman" w:hAnsi="Times New Roman"/>
+        </w:rPr>
+        <w:t>Modifikasi</w:t>
+      </w:r>
+      <w:proofErr w:type="spellEnd"/>
+      <w:r>
+        <w:rPr>
+          <w:rFonts w:ascii="Times New Roman" w:hAnsi="Times New Roman"/>
+        </w:rPr>
+        <w:t xml:space="preserve"> juga MhsDemo20 </w:t>
+      </w:r>
+      <w:proofErr w:type="spellStart"/>
+      <w:r>
+        <w:rPr>
+          <w:rFonts w:ascii="Times New Roman" w:hAnsi="Times New Roman"/>
+        </w:rPr>
+        <w:t>dengan</w:t>
+      </w:r>
+      <w:proofErr w:type="spellEnd"/>
+      <w:r>
+        <w:rPr>
+          <w:rFonts w:ascii="Times New Roman" w:hAnsi="Times New Roman"/>
+        </w:rPr>
+        <w:t xml:space="preserve"> </w:t>
+      </w:r>
+      <w:proofErr w:type="spellStart"/>
+      <w:r>
+        <w:rPr>
+          <w:rFonts w:ascii="Times New Roman" w:hAnsi="Times New Roman"/>
+        </w:rPr>
+        <w:t>menambahkan</w:t>
+      </w:r>
+      <w:proofErr w:type="spellEnd"/>
+      <w:r>
+        <w:rPr>
+          <w:rFonts w:ascii="Times New Roman" w:hAnsi="Times New Roman"/>
+        </w:rPr>
+        <w:t xml:space="preserve"> </w:t>
+      </w:r>
+      <w:proofErr w:type="spellStart"/>
+      <w:r>
+        <w:rPr>
+          <w:rFonts w:ascii="Times New Roman" w:hAnsi="Times New Roman"/>
+        </w:rPr>
+        <w:t>pilihan</w:t>
+      </w:r>
+      <w:proofErr w:type="spellEnd"/>
+      <w:r>
+        <w:rPr>
+          <w:rFonts w:ascii="Times New Roman" w:hAnsi="Times New Roman"/>
+        </w:rPr>
+        <w:t xml:space="preserve"> menu </w:t>
+      </w:r>
+      <w:proofErr w:type="spellStart"/>
+      <w:r>
+        <w:rPr>
+          <w:rFonts w:ascii="Times New Roman" w:hAnsi="Times New Roman"/>
+        </w:rPr>
+        <w:t>baru</w:t>
+      </w:r>
+      <w:proofErr w:type="spellEnd"/>
+      <w:r>
+        <w:rPr>
+          <w:rFonts w:ascii="Times New Roman" w:hAnsi="Times New Roman"/>
+        </w:rPr>
+        <w:t xml:space="preserve"> </w:t>
+      </w:r>
+      <w:proofErr w:type="spellStart"/>
+      <w:r>
+        <w:rPr>
+          <w:rFonts w:ascii="Times New Roman" w:hAnsi="Times New Roman"/>
+        </w:rPr>
+        <w:t>untuk</w:t>
+      </w:r>
+      <w:proofErr w:type="spellEnd"/>
+      <w:r>
+        <w:rPr>
+          <w:rFonts w:ascii="Times New Roman" w:hAnsi="Times New Roman"/>
+        </w:rPr>
+        <w:t xml:space="preserve"> </w:t>
+      </w:r>
+      <w:proofErr w:type="spellStart"/>
+      <w:r>
+        <w:rPr>
+          <w:rFonts w:ascii="Times New Roman" w:hAnsi="Times New Roman"/>
+        </w:rPr>
+        <w:t>memanggil</w:t>
+      </w:r>
+      <w:proofErr w:type="spellEnd"/>
+      <w:r>
+        <w:rPr>
+          <w:rFonts w:ascii="Times New Roman" w:hAnsi="Times New Roman"/>
+        </w:rPr>
+        <w:t xml:space="preserve"> </w:t>
+      </w:r>
+      <w:proofErr w:type="spellStart"/>
+      <w:r>
+        <w:rPr>
+          <w:rFonts w:ascii="Times New Roman" w:hAnsi="Times New Roman"/>
+        </w:rPr>
+        <w:t>fungsi</w:t>
+      </w:r>
+      <w:proofErr w:type="spellEnd"/>
+      <w:r>
+        <w:rPr>
+          <w:rFonts w:ascii="Times New Roman" w:hAnsi="Times New Roman"/>
+        </w:rPr>
+        <w:t xml:space="preserve"> </w:t>
+      </w:r>
+      <w:proofErr w:type="spellStart"/>
+      <w:r>
+        <w:rPr>
+          <w:rFonts w:ascii="Times New Roman" w:hAnsi="Times New Roman"/>
+        </w:rPr>
+        <w:t>tersebut</w:t>
+      </w:r>
+      <w:proofErr w:type="spellEnd"/>
+      <w:r>
+        <w:rPr>
+          <w:rFonts w:ascii="Times New Roman" w:hAnsi="Times New Roman"/>
+        </w:rPr>
+        <w:t>.</w:t>
       </w:r>
     </w:p>
     <w:p>
@@ -1299,8 +3516,49 @@
           <w:rFonts w:ascii="Times New Roman" w:hAnsi="Times New Roman"/>
           <w:lang w:val="en-US"/>
         </w:rPr>
-        <w:t>Commit dan push kode program ke Github</w:t>
-      </w:r>
+        <w:t xml:space="preserve">Commit dan push </w:t>
+      </w:r>
+      <w:proofErr w:type="spellStart"/>
+      <w:r>
+        <w:rPr>
+          <w:rFonts w:ascii="Times New Roman" w:hAnsi="Times New Roman"/>
+          <w:lang w:val="en-US"/>
+        </w:rPr>
+        <w:t>kode</w:t>
+      </w:r>
+      <w:proofErr w:type="spellEnd"/>
+      <w:r>
+        <w:rPr>
+          <w:rFonts w:ascii="Times New Roman" w:hAnsi="Times New Roman"/>
+          <w:lang w:val="en-US"/>
+        </w:rPr>
+        <w:t xml:space="preserve"> program </w:t>
+      </w:r>
+      <w:proofErr w:type="spellStart"/>
+      <w:r>
+        <w:rPr>
+          <w:rFonts w:ascii="Times New Roman" w:hAnsi="Times New Roman"/>
+          <w:lang w:val="en-US"/>
+        </w:rPr>
+        <w:t>ke</w:t>
+      </w:r>
+      <w:proofErr w:type="spellEnd"/>
+      <w:r>
+        <w:rPr>
+          <w:rFonts w:ascii="Times New Roman" w:hAnsi="Times New Roman"/>
+          <w:lang w:val="en-US"/>
+        </w:rPr>
+        <w:t xml:space="preserve"> </w:t>
+      </w:r>
+      <w:proofErr w:type="spellStart"/>
+      <w:r>
+        <w:rPr>
+          <w:rFonts w:ascii="Times New Roman" w:hAnsi="Times New Roman"/>
+          <w:lang w:val="en-US"/>
+        </w:rPr>
+        <w:t>Github</w:t>
+      </w:r>
+      <w:proofErr w:type="spellEnd"/>
     </w:p>
     <w:p>
       <w:pPr>
@@ -1358,14 +3616,65 @@
           <w:lang w:val="en-US"/>
         </w:rPr>
       </w:pPr>
-      <w:r>
-        <w:rPr>
-          <w:rFonts w:ascii="Times New Roman" w:hAnsi="Times New Roman"/>
-          <w:b/>
-          <w:bCs/>
-          <w:lang w:val="en-US"/>
-        </w:rPr>
-        <w:t xml:space="preserve">Percobaan 2: Konversi Nilai Tugas ke Biner </w:t>
+      <w:proofErr w:type="spellStart"/>
+      <w:r>
+        <w:rPr>
+          <w:rFonts w:ascii="Times New Roman" w:hAnsi="Times New Roman"/>
+          <w:b/>
+          <w:bCs/>
+          <w:lang w:val="en-US"/>
+        </w:rPr>
+        <w:t>Percobaan</w:t>
+      </w:r>
+      <w:proofErr w:type="spellEnd"/>
+      <w:r>
+        <w:rPr>
+          <w:rFonts w:ascii="Times New Roman" w:hAnsi="Times New Roman"/>
+          <w:b/>
+          <w:bCs/>
+          <w:lang w:val="en-US"/>
+        </w:rPr>
+        <w:t xml:space="preserve"> 2: </w:t>
+      </w:r>
+      <w:proofErr w:type="spellStart"/>
+      <w:r>
+        <w:rPr>
+          <w:rFonts w:ascii="Times New Roman" w:hAnsi="Times New Roman"/>
+          <w:b/>
+          <w:bCs/>
+          <w:lang w:val="en-US"/>
+        </w:rPr>
+        <w:t>Konversi</w:t>
+      </w:r>
+      <w:proofErr w:type="spellEnd"/>
+      <w:r>
+        <w:rPr>
+          <w:rFonts w:ascii="Times New Roman" w:hAnsi="Times New Roman"/>
+          <w:b/>
+          <w:bCs/>
+          <w:lang w:val="en-US"/>
+        </w:rPr>
+        <w:t xml:space="preserve"> Nilai </w:t>
+      </w:r>
+      <w:proofErr w:type="spellStart"/>
+      <w:r>
+        <w:rPr>
+          <w:rFonts w:ascii="Times New Roman" w:hAnsi="Times New Roman"/>
+          <w:b/>
+          <w:bCs/>
+          <w:lang w:val="en-US"/>
+        </w:rPr>
+        <w:t>Tugas</w:t>
+      </w:r>
+      <w:proofErr w:type="spellEnd"/>
+      <w:r>
+        <w:rPr>
+          <w:rFonts w:ascii="Times New Roman" w:hAnsi="Times New Roman"/>
+          <w:b/>
+          <w:bCs/>
+          <w:lang w:val="en-US"/>
+        </w:rPr>
+        <w:t xml:space="preserve"> ke Biner </w:t>
       </w:r>
     </w:p>
     <w:p>
@@ -1387,6 +3696,7 @@
           <w:lang w:val="en-US"/>
         </w:rPr>
       </w:pPr>
+      <w:proofErr w:type="spellStart"/>
       <w:r>
         <w:rPr>
           <w:rFonts w:ascii="Times New Roman" w:hAnsi="Times New Roman"/>
@@ -1396,6 +3706,7 @@
         </w:rPr>
         <w:t>Pertanyaan</w:t>
       </w:r>
+      <w:proofErr w:type="spellEnd"/>
     </w:p>
     <w:p>
       <w:pPr>
@@ -1413,12 +3724,85 @@
           <w:lang w:val="en-US"/>
         </w:rPr>
       </w:pPr>
-      <w:r>
-        <w:rPr>
-          <w:rFonts w:ascii="Times New Roman" w:hAnsi="Times New Roman"/>
-          <w:lang w:val="en-US"/>
-        </w:rPr>
-        <w:t xml:space="preserve">Jelaskan alur kerja dari method konversiDesimalKeBiner! </w:t>
+      <w:proofErr w:type="spellStart"/>
+      <w:r>
+        <w:rPr>
+          <w:rFonts w:ascii="Times New Roman" w:hAnsi="Times New Roman"/>
+          <w:lang w:val="en-US"/>
+        </w:rPr>
+        <w:t>Jelaskan</w:t>
+      </w:r>
+      <w:proofErr w:type="spellEnd"/>
+      <w:r>
+        <w:rPr>
+          <w:rFonts w:ascii="Times New Roman" w:hAnsi="Times New Roman"/>
+          <w:lang w:val="en-US"/>
+        </w:rPr>
+        <w:t xml:space="preserve"> </w:t>
+      </w:r>
+      <w:proofErr w:type="spellStart"/>
+      <w:r>
+        <w:rPr>
+          <w:rFonts w:ascii="Times New Roman" w:hAnsi="Times New Roman"/>
+          <w:lang w:val="en-US"/>
+        </w:rPr>
+        <w:t>alur</w:t>
+      </w:r>
+      <w:proofErr w:type="spellEnd"/>
+      <w:r>
+        <w:rPr>
+          <w:rFonts w:ascii="Times New Roman" w:hAnsi="Times New Roman"/>
+          <w:lang w:val="en-US"/>
+        </w:rPr>
+        <w:t xml:space="preserve"> </w:t>
+      </w:r>
+      <w:proofErr w:type="spellStart"/>
+      <w:r>
+        <w:rPr>
+          <w:rFonts w:ascii="Times New Roman" w:hAnsi="Times New Roman"/>
+          <w:lang w:val="en-US"/>
+        </w:rPr>
+        <w:t>kerja</w:t>
+      </w:r>
+      <w:proofErr w:type="spellEnd"/>
+      <w:r>
+        <w:rPr>
+          <w:rFonts w:ascii="Times New Roman" w:hAnsi="Times New Roman"/>
+          <w:lang w:val="en-US"/>
+        </w:rPr>
+        <w:t xml:space="preserve"> </w:t>
+      </w:r>
+      <w:proofErr w:type="spellStart"/>
+      <w:r>
+        <w:rPr>
+          <w:rFonts w:ascii="Times New Roman" w:hAnsi="Times New Roman"/>
+          <w:lang w:val="en-US"/>
+        </w:rPr>
+        <w:t>dari</w:t>
+      </w:r>
+      <w:proofErr w:type="spellEnd"/>
+      <w:r>
+        <w:rPr>
+          <w:rFonts w:ascii="Times New Roman" w:hAnsi="Times New Roman"/>
+          <w:lang w:val="en-US"/>
+        </w:rPr>
+        <w:t xml:space="preserve"> method </w:t>
+      </w:r>
+      <w:proofErr w:type="spellStart"/>
+      <w:r>
+        <w:rPr>
+          <w:rFonts w:ascii="Times New Roman" w:hAnsi="Times New Roman"/>
+          <w:lang w:val="en-US"/>
+        </w:rPr>
+        <w:t>konversiDesimalKeBiner</w:t>
+      </w:r>
+      <w:proofErr w:type="spellEnd"/>
+      <w:r>
+        <w:rPr>
+          <w:rFonts w:ascii="Times New Roman" w:hAnsi="Times New Roman"/>
+          <w:lang w:val="en-US"/>
+        </w:rPr>
+        <w:t xml:space="preserve">! </w:t>
       </w:r>
     </w:p>
     <w:p>
@@ -1458,7 +3842,679 @@
         <w:rPr>
           <w:rFonts w:ascii="Times New Roman" w:hAnsi="Times New Roman"/>
         </w:rPr>
-        <w:t>Method ini mengubah bilangan desimal ke biner dengan membagi angka secara berulang menggunakan 2, lalu setiap sisa pembagian disimpan ke dalam stack menggunakan push(). Sisa pertama merupakan digit biner paling belakang sehingga perlu ditumpuk terlebih dahulu. Setelah nilai habis, seluruh isi stack dikeluarkan kembali menggunakan pop(), sehingga urutan digit menjadi terbalik dan menghasilkan bilangan biner yang benar dari depan ke belakang sesuai prinsip LIFO (Last In First Out).</w:t>
+        <w:t xml:space="preserve">Method </w:t>
+      </w:r>
+      <w:proofErr w:type="spellStart"/>
+      <w:r>
+        <w:rPr>
+          <w:rFonts w:ascii="Times New Roman" w:hAnsi="Times New Roman"/>
+        </w:rPr>
+        <w:t>ini</w:t>
+      </w:r>
+      <w:proofErr w:type="spellEnd"/>
+      <w:r>
+        <w:rPr>
+          <w:rFonts w:ascii="Times New Roman" w:hAnsi="Times New Roman"/>
+        </w:rPr>
+        <w:t xml:space="preserve"> </w:t>
+      </w:r>
+      <w:proofErr w:type="spellStart"/>
+      <w:r>
+        <w:rPr>
+          <w:rFonts w:ascii="Times New Roman" w:hAnsi="Times New Roman"/>
+        </w:rPr>
+        <w:t>mengubah</w:t>
+      </w:r>
+      <w:proofErr w:type="spellEnd"/>
+      <w:r>
+        <w:rPr>
+          <w:rFonts w:ascii="Times New Roman" w:hAnsi="Times New Roman"/>
+        </w:rPr>
+        <w:t xml:space="preserve"> </w:t>
+      </w:r>
+      <w:proofErr w:type="spellStart"/>
+      <w:r>
+        <w:rPr>
+          <w:rFonts w:ascii="Times New Roman" w:hAnsi="Times New Roman"/>
+        </w:rPr>
+        <w:t>bilangan</w:t>
+      </w:r>
+      <w:proofErr w:type="spellEnd"/>
+      <w:r>
+        <w:rPr>
+          <w:rFonts w:ascii="Times New Roman" w:hAnsi="Times New Roman"/>
+        </w:rPr>
+        <w:t xml:space="preserve"> </w:t>
+      </w:r>
+      <w:proofErr w:type="spellStart"/>
+      <w:r>
+        <w:rPr>
+          <w:rFonts w:ascii="Times New Roman" w:hAnsi="Times New Roman"/>
+        </w:rPr>
+        <w:t>desimal</w:t>
+      </w:r>
+      <w:proofErr w:type="spellEnd"/>
+      <w:r>
+        <w:rPr>
+          <w:rFonts w:ascii="Times New Roman" w:hAnsi="Times New Roman"/>
+        </w:rPr>
+        <w:t xml:space="preserve"> </w:t>
+      </w:r>
+      <w:proofErr w:type="spellStart"/>
+      <w:r>
+        <w:rPr>
+          <w:rFonts w:ascii="Times New Roman" w:hAnsi="Times New Roman"/>
+        </w:rPr>
+        <w:t>ke</w:t>
+      </w:r>
+      <w:proofErr w:type="spellEnd"/>
+      <w:r>
+        <w:rPr>
+          <w:rFonts w:ascii="Times New Roman" w:hAnsi="Times New Roman"/>
+        </w:rPr>
+        <w:t xml:space="preserve"> biner </w:t>
+      </w:r>
+      <w:proofErr w:type="spellStart"/>
+      <w:r>
+        <w:rPr>
+          <w:rFonts w:ascii="Times New Roman" w:hAnsi="Times New Roman"/>
+        </w:rPr>
+        <w:t>dengan</w:t>
+      </w:r>
+      <w:proofErr w:type="spellEnd"/>
+      <w:r>
+        <w:rPr>
+          <w:rFonts w:ascii="Times New Roman" w:hAnsi="Times New Roman"/>
+        </w:rPr>
+        <w:t xml:space="preserve"> </w:t>
+      </w:r>
+      <w:proofErr w:type="spellStart"/>
+      <w:r>
+        <w:rPr>
+          <w:rFonts w:ascii="Times New Roman" w:hAnsi="Times New Roman"/>
+        </w:rPr>
+        <w:t>membagi</w:t>
+      </w:r>
+      <w:proofErr w:type="spellEnd"/>
+      <w:r>
+        <w:rPr>
+          <w:rFonts w:ascii="Times New Roman" w:hAnsi="Times New Roman"/>
+        </w:rPr>
+        <w:t xml:space="preserve"> </w:t>
+      </w:r>
+      <w:proofErr w:type="spellStart"/>
+      <w:r>
+        <w:rPr>
+          <w:rFonts w:ascii="Times New Roman" w:hAnsi="Times New Roman"/>
+        </w:rPr>
+        <w:t>angka</w:t>
+      </w:r>
+      <w:proofErr w:type="spellEnd"/>
+      <w:r>
+        <w:rPr>
+          <w:rFonts w:ascii="Times New Roman" w:hAnsi="Times New Roman"/>
+        </w:rPr>
+        <w:t xml:space="preserve"> </w:t>
+      </w:r>
+      <w:proofErr w:type="spellStart"/>
+      <w:r>
+        <w:rPr>
+          <w:rFonts w:ascii="Times New Roman" w:hAnsi="Times New Roman"/>
+        </w:rPr>
+        <w:t>secara</w:t>
+      </w:r>
+      <w:proofErr w:type="spellEnd"/>
+      <w:r>
+        <w:rPr>
+          <w:rFonts w:ascii="Times New Roman" w:hAnsi="Times New Roman"/>
+        </w:rPr>
+        <w:t xml:space="preserve"> </w:t>
+      </w:r>
+      <w:proofErr w:type="spellStart"/>
+      <w:r>
+        <w:rPr>
+          <w:rFonts w:ascii="Times New Roman" w:hAnsi="Times New Roman"/>
+        </w:rPr>
+        <w:t>berulang</w:t>
+      </w:r>
+      <w:proofErr w:type="spellEnd"/>
+      <w:r>
+        <w:rPr>
+          <w:rFonts w:ascii="Times New Roman" w:hAnsi="Times New Roman"/>
+        </w:rPr>
+        <w:t xml:space="preserve"> </w:t>
+      </w:r>
+      <w:proofErr w:type="spellStart"/>
+      <w:r>
+        <w:rPr>
+          <w:rFonts w:ascii="Times New Roman" w:hAnsi="Times New Roman"/>
+        </w:rPr>
+        <w:t>menggunakan</w:t>
+      </w:r>
+      <w:proofErr w:type="spellEnd"/>
+      <w:r>
+        <w:rPr>
+          <w:rFonts w:ascii="Times New Roman" w:hAnsi="Times New Roman"/>
+        </w:rPr>
+        <w:t xml:space="preserve"> 2, </w:t>
+      </w:r>
+      <w:proofErr w:type="spellStart"/>
+      <w:r>
+        <w:rPr>
+          <w:rFonts w:ascii="Times New Roman" w:hAnsi="Times New Roman"/>
+        </w:rPr>
+        <w:t>lalu</w:t>
+      </w:r>
+      <w:proofErr w:type="spellEnd"/>
+      <w:r>
+        <w:rPr>
+          <w:rFonts w:ascii="Times New Roman" w:hAnsi="Times New Roman"/>
+        </w:rPr>
+        <w:t xml:space="preserve"> </w:t>
+      </w:r>
+      <w:proofErr w:type="spellStart"/>
+      <w:r>
+        <w:rPr>
+          <w:rFonts w:ascii="Times New Roman" w:hAnsi="Times New Roman"/>
+        </w:rPr>
+        <w:t>setiap</w:t>
+      </w:r>
+      <w:proofErr w:type="spellEnd"/>
+      <w:r>
+        <w:rPr>
+          <w:rFonts w:ascii="Times New Roman" w:hAnsi="Times New Roman"/>
+        </w:rPr>
+        <w:t xml:space="preserve"> </w:t>
+      </w:r>
+      <w:proofErr w:type="spellStart"/>
+      <w:r>
+        <w:rPr>
+          <w:rFonts w:ascii="Times New Roman" w:hAnsi="Times New Roman"/>
+        </w:rPr>
+        <w:t>sisa</w:t>
+      </w:r>
+      <w:proofErr w:type="spellEnd"/>
+      <w:r>
+        <w:rPr>
+          <w:rFonts w:ascii="Times New Roman" w:hAnsi="Times New Roman"/>
+        </w:rPr>
+        <w:t xml:space="preserve"> </w:t>
+      </w:r>
+      <w:proofErr w:type="spellStart"/>
+      <w:r>
+        <w:rPr>
+          <w:rFonts w:ascii="Times New Roman" w:hAnsi="Times New Roman"/>
+        </w:rPr>
+        <w:t>pembagian</w:t>
+      </w:r>
+      <w:proofErr w:type="spellEnd"/>
+      <w:r>
+        <w:rPr>
+          <w:rFonts w:ascii="Times New Roman" w:hAnsi="Times New Roman"/>
+        </w:rPr>
+        <w:t xml:space="preserve"> </w:t>
+      </w:r>
+      <w:proofErr w:type="spellStart"/>
+      <w:r>
+        <w:rPr>
+          <w:rFonts w:ascii="Times New Roman" w:hAnsi="Times New Roman"/>
+        </w:rPr>
+        <w:t>disimpan</w:t>
+      </w:r>
+      <w:proofErr w:type="spellEnd"/>
+      <w:r>
+        <w:rPr>
+          <w:rFonts w:ascii="Times New Roman" w:hAnsi="Times New Roman"/>
+        </w:rPr>
+        <w:t xml:space="preserve"> </w:t>
+      </w:r>
+      <w:proofErr w:type="spellStart"/>
+      <w:r>
+        <w:rPr>
+          <w:rFonts w:ascii="Times New Roman" w:hAnsi="Times New Roman"/>
+        </w:rPr>
+        <w:t>ke</w:t>
+      </w:r>
+      <w:proofErr w:type="spellEnd"/>
+      <w:r>
+        <w:rPr>
+          <w:rFonts w:ascii="Times New Roman" w:hAnsi="Times New Roman"/>
+        </w:rPr>
+        <w:t xml:space="preserve"> </w:t>
+      </w:r>
+      <w:proofErr w:type="spellStart"/>
+      <w:r>
+        <w:rPr>
+          <w:rFonts w:ascii="Times New Roman" w:hAnsi="Times New Roman"/>
+        </w:rPr>
+        <w:t>dalam</w:t>
+      </w:r>
+      <w:proofErr w:type="spellEnd"/>
+      <w:r>
+        <w:rPr>
+          <w:rFonts w:ascii="Times New Roman" w:hAnsi="Times New Roman"/>
+        </w:rPr>
+        <w:t xml:space="preserve"> stack </w:t>
+      </w:r>
+      <w:proofErr w:type="spellStart"/>
+      <w:r>
+        <w:rPr>
+          <w:rFonts w:ascii="Times New Roman" w:hAnsi="Times New Roman"/>
+        </w:rPr>
+        <w:t>menggunakan</w:t>
+      </w:r>
+      <w:proofErr w:type="spellEnd"/>
+      <w:r>
+        <w:rPr>
+          <w:rFonts w:ascii="Times New Roman" w:hAnsi="Times New Roman"/>
+        </w:rPr>
+        <w:t xml:space="preserve"> push(). Sisa </w:t>
+      </w:r>
+      <w:proofErr w:type="spellStart"/>
+      <w:r>
+        <w:rPr>
+          <w:rFonts w:ascii="Times New Roman" w:hAnsi="Times New Roman"/>
+        </w:rPr>
+        <w:t>pertama</w:t>
+      </w:r>
+      <w:proofErr w:type="spellEnd"/>
+      <w:r>
+        <w:rPr>
+          <w:rFonts w:ascii="Times New Roman" w:hAnsi="Times New Roman"/>
+        </w:rPr>
+        <w:t xml:space="preserve"> </w:t>
+      </w:r>
+      <w:proofErr w:type="spellStart"/>
+      <w:r>
+        <w:rPr>
+          <w:rFonts w:ascii="Times New Roman" w:hAnsi="Times New Roman"/>
+        </w:rPr>
+        <w:t>merupakan</w:t>
+      </w:r>
+      <w:proofErr w:type="spellEnd"/>
+      <w:r>
+        <w:rPr>
+          <w:rFonts w:ascii="Times New Roman" w:hAnsi="Times New Roman"/>
+        </w:rPr>
+        <w:t xml:space="preserve"> digit biner paling </w:t>
+      </w:r>
+      <w:proofErr w:type="spellStart"/>
+      <w:r>
+        <w:rPr>
+          <w:rFonts w:ascii="Times New Roman" w:hAnsi="Times New Roman"/>
+        </w:rPr>
+        <w:t>belakang</w:t>
+      </w:r>
+      <w:proofErr w:type="spellEnd"/>
+      <w:r>
+        <w:rPr>
+          <w:rFonts w:ascii="Times New Roman" w:hAnsi="Times New Roman"/>
+        </w:rPr>
+        <w:t xml:space="preserve"> </w:t>
+      </w:r>
+      <w:proofErr w:type="spellStart"/>
+      <w:r>
+        <w:rPr>
+          <w:rFonts w:ascii="Times New Roman" w:hAnsi="Times New Roman"/>
+        </w:rPr>
+        <w:t>sehingga</w:t>
+      </w:r>
+      <w:proofErr w:type="spellEnd"/>
+      <w:r>
+        <w:rPr>
+          <w:rFonts w:ascii="Times New Roman" w:hAnsi="Times New Roman"/>
+        </w:rPr>
+        <w:t xml:space="preserve"> </w:t>
+      </w:r>
+      <w:proofErr w:type="spellStart"/>
+      <w:r>
+        <w:rPr>
+          <w:rFonts w:ascii="Times New Roman" w:hAnsi="Times New Roman"/>
+        </w:rPr>
+        <w:t>perlu</w:t>
+      </w:r>
+      <w:proofErr w:type="spellEnd"/>
+      <w:r>
+        <w:rPr>
+          <w:rFonts w:ascii="Times New Roman" w:hAnsi="Times New Roman"/>
+        </w:rPr>
+        <w:t xml:space="preserve"> </w:t>
+      </w:r>
+      <w:proofErr w:type="spellStart"/>
+      <w:r>
+        <w:rPr>
+          <w:rFonts w:ascii="Times New Roman" w:hAnsi="Times New Roman"/>
+        </w:rPr>
+        <w:t>ditumpuk</w:t>
+      </w:r>
+      <w:proofErr w:type="spellEnd"/>
+      <w:r>
+        <w:rPr>
+          <w:rFonts w:ascii="Times New Roman" w:hAnsi="Times New Roman"/>
+        </w:rPr>
+        <w:t xml:space="preserve"> </w:t>
+      </w:r>
+      <w:proofErr w:type="spellStart"/>
+      <w:r>
+        <w:rPr>
+          <w:rFonts w:ascii="Times New Roman" w:hAnsi="Times New Roman"/>
+        </w:rPr>
+        <w:t>terlebih</w:t>
+      </w:r>
+      <w:proofErr w:type="spellEnd"/>
+      <w:r>
+        <w:rPr>
+          <w:rFonts w:ascii="Times New Roman" w:hAnsi="Times New Roman"/>
+        </w:rPr>
+        <w:t xml:space="preserve"> </w:t>
+      </w:r>
+      <w:proofErr w:type="spellStart"/>
+      <w:r>
+        <w:rPr>
+          <w:rFonts w:ascii="Times New Roman" w:hAnsi="Times New Roman"/>
+        </w:rPr>
+        <w:t>dahulu</w:t>
+      </w:r>
+      <w:proofErr w:type="spellEnd"/>
+      <w:r>
+        <w:rPr>
+          <w:rFonts w:ascii="Times New Roman" w:hAnsi="Times New Roman"/>
+        </w:rPr>
+        <w:t xml:space="preserve">. </w:t>
+      </w:r>
+      <w:proofErr w:type="spellStart"/>
+      <w:r>
+        <w:rPr>
+          <w:rFonts w:ascii="Times New Roman" w:hAnsi="Times New Roman"/>
+        </w:rPr>
+        <w:t>Setelah</w:t>
+      </w:r>
+      <w:proofErr w:type="spellEnd"/>
+      <w:r>
+        <w:rPr>
+          <w:rFonts w:ascii="Times New Roman" w:hAnsi="Times New Roman"/>
+        </w:rPr>
+        <w:t xml:space="preserve"> </w:t>
+      </w:r>
+      <w:proofErr w:type="spellStart"/>
+      <w:r>
+        <w:rPr>
+          <w:rFonts w:ascii="Times New Roman" w:hAnsi="Times New Roman"/>
+        </w:rPr>
+        <w:t>nilai</w:t>
+      </w:r>
+      <w:proofErr w:type="spellEnd"/>
+      <w:r>
+        <w:rPr>
+          <w:rFonts w:ascii="Times New Roman" w:hAnsi="Times New Roman"/>
+        </w:rPr>
+        <w:t xml:space="preserve"> </w:t>
+      </w:r>
+      <w:proofErr w:type="spellStart"/>
+      <w:r>
+        <w:rPr>
+          <w:rFonts w:ascii="Times New Roman" w:hAnsi="Times New Roman"/>
+        </w:rPr>
+        <w:t>habis</w:t>
+      </w:r>
+      <w:proofErr w:type="spellEnd"/>
+      <w:r>
+        <w:rPr>
+          <w:rFonts w:ascii="Times New Roman" w:hAnsi="Times New Roman"/>
+        </w:rPr>
+        <w:t xml:space="preserve">, </w:t>
+      </w:r>
+      <w:proofErr w:type="spellStart"/>
+      <w:r>
+        <w:rPr>
+          <w:rFonts w:ascii="Times New Roman" w:hAnsi="Times New Roman"/>
+        </w:rPr>
+        <w:t>seluruh</w:t>
+      </w:r>
+      <w:proofErr w:type="spellEnd"/>
+      <w:r>
+        <w:rPr>
+          <w:rFonts w:ascii="Times New Roman" w:hAnsi="Times New Roman"/>
+        </w:rPr>
+        <w:t xml:space="preserve"> </w:t>
+      </w:r>
+      <w:proofErr w:type="spellStart"/>
+      <w:r>
+        <w:rPr>
+          <w:rFonts w:ascii="Times New Roman" w:hAnsi="Times New Roman"/>
+        </w:rPr>
+        <w:t>isi</w:t>
+      </w:r>
+      <w:proofErr w:type="spellEnd"/>
+      <w:r>
+        <w:rPr>
+          <w:rFonts w:ascii="Times New Roman" w:hAnsi="Times New Roman"/>
+        </w:rPr>
+        <w:t xml:space="preserve"> stack </w:t>
+      </w:r>
+      <w:proofErr w:type="spellStart"/>
+      <w:r>
+        <w:rPr>
+          <w:rFonts w:ascii="Times New Roman" w:hAnsi="Times New Roman"/>
+        </w:rPr>
+        <w:t>dikeluarkan</w:t>
+      </w:r>
+      <w:proofErr w:type="spellEnd"/>
+      <w:r>
+        <w:rPr>
+          <w:rFonts w:ascii="Times New Roman" w:hAnsi="Times New Roman"/>
+        </w:rPr>
+        <w:t xml:space="preserve"> </w:t>
+      </w:r>
+      <w:proofErr w:type="spellStart"/>
+      <w:r>
+        <w:rPr>
+          <w:rFonts w:ascii="Times New Roman" w:hAnsi="Times New Roman"/>
+        </w:rPr>
+        <w:t>kembali</w:t>
+      </w:r>
+      <w:proofErr w:type="spellEnd"/>
+      <w:r>
+        <w:rPr>
+          <w:rFonts w:ascii="Times New Roman" w:hAnsi="Times New Roman"/>
+        </w:rPr>
+        <w:t xml:space="preserve"> </w:t>
+      </w:r>
+      <w:proofErr w:type="spellStart"/>
+      <w:r>
+        <w:rPr>
+          <w:rFonts w:ascii="Times New Roman" w:hAnsi="Times New Roman"/>
+        </w:rPr>
+        <w:t>menggunakan</w:t>
+      </w:r>
+      <w:proofErr w:type="spellEnd"/>
+      <w:r>
+        <w:rPr>
+          <w:rFonts w:ascii="Times New Roman" w:hAnsi="Times New Roman"/>
+        </w:rPr>
+        <w:t xml:space="preserve"> pop(), </w:t>
+      </w:r>
+      <w:proofErr w:type="spellStart"/>
+      <w:r>
+        <w:rPr>
+          <w:rFonts w:ascii="Times New Roman" w:hAnsi="Times New Roman"/>
+        </w:rPr>
+        <w:t>sehingga</w:t>
+      </w:r>
+      <w:proofErr w:type="spellEnd"/>
+      <w:r>
+        <w:rPr>
+          <w:rFonts w:ascii="Times New Roman" w:hAnsi="Times New Roman"/>
+        </w:rPr>
+        <w:t xml:space="preserve"> </w:t>
+      </w:r>
+      <w:proofErr w:type="spellStart"/>
+      <w:r>
+        <w:rPr>
+          <w:rFonts w:ascii="Times New Roman" w:hAnsi="Times New Roman"/>
+        </w:rPr>
+        <w:t>urutan</w:t>
+      </w:r>
+      <w:proofErr w:type="spellEnd"/>
+      <w:r>
+        <w:rPr>
+          <w:rFonts w:ascii="Times New Roman" w:hAnsi="Times New Roman"/>
+        </w:rPr>
+        <w:t xml:space="preserve"> digit </w:t>
+      </w:r>
+      <w:proofErr w:type="spellStart"/>
+      <w:r>
+        <w:rPr>
+          <w:rFonts w:ascii="Times New Roman" w:hAnsi="Times New Roman"/>
+        </w:rPr>
+        <w:t>menjadi</w:t>
+      </w:r>
+      <w:proofErr w:type="spellEnd"/>
+      <w:r>
+        <w:rPr>
+          <w:rFonts w:ascii="Times New Roman" w:hAnsi="Times New Roman"/>
+        </w:rPr>
+        <w:t xml:space="preserve"> </w:t>
+      </w:r>
+      <w:proofErr w:type="spellStart"/>
+      <w:r>
+        <w:rPr>
+          <w:rFonts w:ascii="Times New Roman" w:hAnsi="Times New Roman"/>
+        </w:rPr>
+        <w:t>terbalik</w:t>
+      </w:r>
+      <w:proofErr w:type="spellEnd"/>
+      <w:r>
+        <w:rPr>
+          <w:rFonts w:ascii="Times New Roman" w:hAnsi="Times New Roman"/>
+        </w:rPr>
+        <w:t xml:space="preserve"> dan </w:t>
+      </w:r>
+      <w:proofErr w:type="spellStart"/>
+      <w:r>
+        <w:rPr>
+          <w:rFonts w:ascii="Times New Roman" w:hAnsi="Times New Roman"/>
+        </w:rPr>
+        <w:t>menghasilkan</w:t>
+      </w:r>
+      <w:proofErr w:type="spellEnd"/>
+      <w:r>
+        <w:rPr>
+          <w:rFonts w:ascii="Times New Roman" w:hAnsi="Times New Roman"/>
+        </w:rPr>
+        <w:t xml:space="preserve"> </w:t>
+      </w:r>
+      <w:proofErr w:type="spellStart"/>
+      <w:r>
+        <w:rPr>
+          <w:rFonts w:ascii="Times New Roman" w:hAnsi="Times New Roman"/>
+        </w:rPr>
+        <w:t>bilangan</w:t>
+      </w:r>
+      <w:proofErr w:type="spellEnd"/>
+      <w:r>
+        <w:rPr>
+          <w:rFonts w:ascii="Times New Roman" w:hAnsi="Times New Roman"/>
+        </w:rPr>
+        <w:t xml:space="preserve"> biner yang </w:t>
+      </w:r>
+      <w:proofErr w:type="spellStart"/>
+      <w:r>
+        <w:rPr>
+          <w:rFonts w:ascii="Times New Roman" w:hAnsi="Times New Roman"/>
+        </w:rPr>
+        <w:t>benar</w:t>
+      </w:r>
+      <w:proofErr w:type="spellEnd"/>
+      <w:r>
+        <w:rPr>
+          <w:rFonts w:ascii="Times New Roman" w:hAnsi="Times New Roman"/>
+        </w:rPr>
+        <w:t xml:space="preserve"> </w:t>
+      </w:r>
+      <w:proofErr w:type="spellStart"/>
+      <w:r>
+        <w:rPr>
+          <w:rFonts w:ascii="Times New Roman" w:hAnsi="Times New Roman"/>
+        </w:rPr>
+        <w:t>dari</w:t>
+      </w:r>
+      <w:proofErr w:type="spellEnd"/>
+      <w:r>
+        <w:rPr>
+          <w:rFonts w:ascii="Times New Roman" w:hAnsi="Times New Roman"/>
+        </w:rPr>
+        <w:t xml:space="preserve"> </w:t>
+      </w:r>
+      <w:proofErr w:type="spellStart"/>
+      <w:r>
+        <w:rPr>
+          <w:rFonts w:ascii="Times New Roman" w:hAnsi="Times New Roman"/>
+        </w:rPr>
+        <w:t>depan</w:t>
+      </w:r>
+      <w:proofErr w:type="spellEnd"/>
+      <w:r>
+        <w:rPr>
+          <w:rFonts w:ascii="Times New Roman" w:hAnsi="Times New Roman"/>
+        </w:rPr>
+        <w:t xml:space="preserve"> </w:t>
+      </w:r>
+      <w:proofErr w:type="spellStart"/>
+      <w:r>
+        <w:rPr>
+          <w:rFonts w:ascii="Times New Roman" w:hAnsi="Times New Roman"/>
+        </w:rPr>
+        <w:t>ke</w:t>
+      </w:r>
+      <w:proofErr w:type="spellEnd"/>
+      <w:r>
+        <w:rPr>
+          <w:rFonts w:ascii="Times New Roman" w:hAnsi="Times New Roman"/>
+        </w:rPr>
+        <w:t xml:space="preserve"> </w:t>
+      </w:r>
+      <w:proofErr w:type="spellStart"/>
+      <w:r>
+        <w:rPr>
+          <w:rFonts w:ascii="Times New Roman" w:hAnsi="Times New Roman"/>
+        </w:rPr>
+        <w:t>belakang</w:t>
+      </w:r>
+      <w:proofErr w:type="spellEnd"/>
+      <w:r>
+        <w:rPr>
+          <w:rFonts w:ascii="Times New Roman" w:hAnsi="Times New Roman"/>
+        </w:rPr>
+        <w:t xml:space="preserve"> </w:t>
+      </w:r>
+      <w:proofErr w:type="spellStart"/>
+      <w:r>
+        <w:rPr>
+          <w:rFonts w:ascii="Times New Roman" w:hAnsi="Times New Roman"/>
+        </w:rPr>
+        <w:t>sesuai</w:t>
+      </w:r>
+      <w:proofErr w:type="spellEnd"/>
+      <w:r>
+        <w:rPr>
+          <w:rFonts w:ascii="Times New Roman" w:hAnsi="Times New Roman"/>
+        </w:rPr>
+        <w:t xml:space="preserve"> </w:t>
+      </w:r>
+      <w:proofErr w:type="spellStart"/>
+      <w:r>
+        <w:rPr>
+          <w:rFonts w:ascii="Times New Roman" w:hAnsi="Times New Roman"/>
+        </w:rPr>
+        <w:t>prinsip</w:t>
+      </w:r>
+      <w:proofErr w:type="spellEnd"/>
+      <w:r>
+        <w:rPr>
+          <w:rFonts w:ascii="Times New Roman" w:hAnsi="Times New Roman"/>
+        </w:rPr>
+        <w:t xml:space="preserve"> LIFO (Last In First Out).</w:t>
       </w:r>
     </w:p>
     <w:p>
@@ -1496,7 +4552,167 @@
           <w:rFonts w:ascii="Times New Roman" w:hAnsi="Times New Roman"/>
           <w:lang w:val="en-US"/>
         </w:rPr>
-        <w:t>Pada method konversiDesimalKeBiner, ubah kondisi perulangan menjadi while (kode != 0), bagaimana hasilnya? Jelaskan alasannya!</w:t>
+        <w:t xml:space="preserve">Pada method </w:t>
+      </w:r>
+      <w:proofErr w:type="spellStart"/>
+      <w:r>
+        <w:rPr>
+          <w:rFonts w:ascii="Times New Roman" w:hAnsi="Times New Roman"/>
+          <w:lang w:val="en-US"/>
+        </w:rPr>
+        <w:t>konversiDesimalKeBiner</w:t>
+      </w:r>
+      <w:proofErr w:type="spellEnd"/>
+      <w:r>
+        <w:rPr>
+          <w:rFonts w:ascii="Times New Roman" w:hAnsi="Times New Roman"/>
+          <w:lang w:val="en-US"/>
+        </w:rPr>
+        <w:t xml:space="preserve">, </w:t>
+      </w:r>
+      <w:proofErr w:type="spellStart"/>
+      <w:r>
+        <w:rPr>
+          <w:rFonts w:ascii="Times New Roman" w:hAnsi="Times New Roman"/>
+          <w:lang w:val="en-US"/>
+        </w:rPr>
+        <w:t>ubah</w:t>
+      </w:r>
+      <w:proofErr w:type="spellEnd"/>
+      <w:r>
+        <w:rPr>
+          <w:rFonts w:ascii="Times New Roman" w:hAnsi="Times New Roman"/>
+          <w:lang w:val="en-US"/>
+        </w:rPr>
+        <w:t xml:space="preserve"> </w:t>
+      </w:r>
+      <w:proofErr w:type="spellStart"/>
+      <w:r>
+        <w:rPr>
+          <w:rFonts w:ascii="Times New Roman" w:hAnsi="Times New Roman"/>
+          <w:lang w:val="en-US"/>
+        </w:rPr>
+        <w:t>kondisi</w:t>
+      </w:r>
+      <w:proofErr w:type="spellEnd"/>
+      <w:r>
+        <w:rPr>
+          <w:rFonts w:ascii="Times New Roman" w:hAnsi="Times New Roman"/>
+          <w:lang w:val="en-US"/>
+        </w:rPr>
+        <w:t xml:space="preserve"> </w:t>
+      </w:r>
+      <w:proofErr w:type="spellStart"/>
+      <w:r>
+        <w:rPr>
+          <w:rFonts w:ascii="Times New Roman" w:hAnsi="Times New Roman"/>
+          <w:lang w:val="en-US"/>
+        </w:rPr>
+        <w:t>perulangan</w:t>
+      </w:r>
+      <w:proofErr w:type="spellEnd"/>
+      <w:r>
+        <w:rPr>
+          <w:rFonts w:ascii="Times New Roman" w:hAnsi="Times New Roman"/>
+          <w:lang w:val="en-US"/>
+        </w:rPr>
+        <w:t xml:space="preserve"> </w:t>
+      </w:r>
+      <w:proofErr w:type="spellStart"/>
+      <w:r>
+        <w:rPr>
+          <w:rFonts w:ascii="Times New Roman" w:hAnsi="Times New Roman"/>
+          <w:lang w:val="en-US"/>
+        </w:rPr>
+        <w:t>menjadi</w:t>
+      </w:r>
+      <w:proofErr w:type="spellEnd"/>
+      <w:r>
+        <w:rPr>
+          <w:rFonts w:ascii="Times New Roman" w:hAnsi="Times New Roman"/>
+          <w:lang w:val="en-US"/>
+        </w:rPr>
+        <w:t xml:space="preserve"> while (</w:t>
+      </w:r>
+      <w:proofErr w:type="spellStart"/>
+      <w:r>
+        <w:rPr>
+          <w:rFonts w:ascii="Times New Roman" w:hAnsi="Times New Roman"/>
+          <w:lang w:val="en-US"/>
+        </w:rPr>
+        <w:t>kode</w:t>
+      </w:r>
+      <w:proofErr w:type="spellEnd"/>
+      <w:r>
+        <w:rPr>
+          <w:rFonts w:ascii="Times New Roman" w:hAnsi="Times New Roman"/>
+          <w:lang w:val="en-US"/>
+        </w:rPr>
+        <w:t xml:space="preserve"> != 0), </w:t>
+      </w:r>
+      <w:proofErr w:type="spellStart"/>
+      <w:r>
+        <w:rPr>
+          <w:rFonts w:ascii="Times New Roman" w:hAnsi="Times New Roman"/>
+          <w:lang w:val="en-US"/>
+        </w:rPr>
+        <w:t>bagaimana</w:t>
+      </w:r>
+      <w:proofErr w:type="spellEnd"/>
+      <w:r>
+        <w:rPr>
+          <w:rFonts w:ascii="Times New Roman" w:hAnsi="Times New Roman"/>
+          <w:lang w:val="en-US"/>
+        </w:rPr>
+        <w:t xml:space="preserve"> </w:t>
+      </w:r>
+      <w:proofErr w:type="spellStart"/>
+      <w:r>
+        <w:rPr>
+          <w:rFonts w:ascii="Times New Roman" w:hAnsi="Times New Roman"/>
+          <w:lang w:val="en-US"/>
+        </w:rPr>
+        <w:t>hasilnya</w:t>
+      </w:r>
+      <w:proofErr w:type="spellEnd"/>
+      <w:r>
+        <w:rPr>
+          <w:rFonts w:ascii="Times New Roman" w:hAnsi="Times New Roman"/>
+          <w:lang w:val="en-US"/>
+        </w:rPr>
+        <w:t xml:space="preserve">? </w:t>
+      </w:r>
+      <w:proofErr w:type="spellStart"/>
+      <w:r>
+        <w:rPr>
+          <w:rFonts w:ascii="Times New Roman" w:hAnsi="Times New Roman"/>
+          <w:lang w:val="en-US"/>
+        </w:rPr>
+        <w:t>Jelaskan</w:t>
+      </w:r>
+      <w:proofErr w:type="spellEnd"/>
+      <w:r>
+        <w:rPr>
+          <w:rFonts w:ascii="Times New Roman" w:hAnsi="Times New Roman"/>
+          <w:lang w:val="en-US"/>
+        </w:rPr>
+        <w:t xml:space="preserve"> </w:t>
+      </w:r>
+      <w:proofErr w:type="spellStart"/>
+      <w:r>
+        <w:rPr>
+          <w:rFonts w:ascii="Times New Roman" w:hAnsi="Times New Roman"/>
+          <w:lang w:val="en-US"/>
+        </w:rPr>
+        <w:t>alasannya</w:t>
+      </w:r>
+      <w:proofErr w:type="spellEnd"/>
+      <w:r>
+        <w:rPr>
+          <w:rFonts w:ascii="Times New Roman" w:hAnsi="Times New Roman"/>
+          <w:lang w:val="en-US"/>
+        </w:rPr>
+        <w:t>!</w:t>
       </w:r>
     </w:p>
     <w:p>
@@ -1536,14 +4752,576 @@
         <w:rPr>
           <w:rFonts w:ascii="Times New Roman" w:hAnsi="Times New Roman"/>
         </w:rPr>
-        <w:t>Jika kondisi perulangan diubah dari while (nilai &gt; 0) menjadi while (nilai != 0), maka untuk input bilangan bulat positif hasilnya tetap sama karena kedua kondisi akan terus bernilai benar selama angka belum mencapai 0 dan berhenti saat nilai sudah 0 setelah pembagian berulang</w:t>
-      </w:r>
-      <w:r>
-        <w:rPr>
-          <w:rFonts w:ascii="Times New Roman" w:hAnsi="Times New Roman"/>
-        </w:rPr>
-        <w:t>, namun kondisi ini lebih cocok untuk bilangan bulat</w:t>
-      </w:r>
+        <w:t xml:space="preserve">Jika </w:t>
+      </w:r>
+      <w:proofErr w:type="spellStart"/>
+      <w:r>
+        <w:rPr>
+          <w:rFonts w:ascii="Times New Roman" w:hAnsi="Times New Roman"/>
+        </w:rPr>
+        <w:t>kondisi</w:t>
+      </w:r>
+      <w:proofErr w:type="spellEnd"/>
+      <w:r>
+        <w:rPr>
+          <w:rFonts w:ascii="Times New Roman" w:hAnsi="Times New Roman"/>
+        </w:rPr>
+        <w:t xml:space="preserve"> </w:t>
+      </w:r>
+      <w:proofErr w:type="spellStart"/>
+      <w:r>
+        <w:rPr>
+          <w:rFonts w:ascii="Times New Roman" w:hAnsi="Times New Roman"/>
+        </w:rPr>
+        <w:t>perulangan</w:t>
+      </w:r>
+      <w:proofErr w:type="spellEnd"/>
+      <w:r>
+        <w:rPr>
+          <w:rFonts w:ascii="Times New Roman" w:hAnsi="Times New Roman"/>
+        </w:rPr>
+        <w:t xml:space="preserve"> </w:t>
+      </w:r>
+      <w:proofErr w:type="spellStart"/>
+      <w:r>
+        <w:rPr>
+          <w:rFonts w:ascii="Times New Roman" w:hAnsi="Times New Roman"/>
+        </w:rPr>
+        <w:t>diubah</w:t>
+      </w:r>
+      <w:proofErr w:type="spellEnd"/>
+      <w:r>
+        <w:rPr>
+          <w:rFonts w:ascii="Times New Roman" w:hAnsi="Times New Roman"/>
+        </w:rPr>
+        <w:t xml:space="preserve"> </w:t>
+      </w:r>
+      <w:proofErr w:type="spellStart"/>
+      <w:r>
+        <w:rPr>
+          <w:rFonts w:ascii="Times New Roman" w:hAnsi="Times New Roman"/>
+        </w:rPr>
+        <w:t>dari</w:t>
+      </w:r>
+      <w:proofErr w:type="spellEnd"/>
+      <w:r>
+        <w:rPr>
+          <w:rFonts w:ascii="Times New Roman" w:hAnsi="Times New Roman"/>
+        </w:rPr>
+        <w:t xml:space="preserve"> while (</w:t>
+      </w:r>
+      <w:proofErr w:type="spellStart"/>
+      <w:r>
+        <w:rPr>
+          <w:rFonts w:ascii="Times New Roman" w:hAnsi="Times New Roman"/>
+        </w:rPr>
+        <w:t>nilai</w:t>
+      </w:r>
+      <w:proofErr w:type="spellEnd"/>
+      <w:r>
+        <w:rPr>
+          <w:rFonts w:ascii="Times New Roman" w:hAnsi="Times New Roman"/>
+        </w:rPr>
+        <w:t xml:space="preserve"> &gt; 0) </w:t>
+      </w:r>
+      <w:proofErr w:type="spellStart"/>
+      <w:r>
+        <w:rPr>
+          <w:rFonts w:ascii="Times New Roman" w:hAnsi="Times New Roman"/>
+        </w:rPr>
+        <w:t>menjadi</w:t>
+      </w:r>
+      <w:proofErr w:type="spellEnd"/>
+      <w:r>
+        <w:rPr>
+          <w:rFonts w:ascii="Times New Roman" w:hAnsi="Times New Roman"/>
+        </w:rPr>
+        <w:t xml:space="preserve"> while (</w:t>
+      </w:r>
+      <w:proofErr w:type="spellStart"/>
+      <w:r>
+        <w:rPr>
+          <w:rFonts w:ascii="Times New Roman" w:hAnsi="Times New Roman"/>
+        </w:rPr>
+        <w:t>nilai</w:t>
+      </w:r>
+      <w:proofErr w:type="spellEnd"/>
+      <w:r>
+        <w:rPr>
+          <w:rFonts w:ascii="Times New Roman" w:hAnsi="Times New Roman"/>
+        </w:rPr>
+        <w:t xml:space="preserve"> != 0), </w:t>
+      </w:r>
+      <w:proofErr w:type="spellStart"/>
+      <w:r>
+        <w:rPr>
+          <w:rFonts w:ascii="Times New Roman" w:hAnsi="Times New Roman"/>
+        </w:rPr>
+        <w:t>maka</w:t>
+      </w:r>
+      <w:proofErr w:type="spellEnd"/>
+      <w:r>
+        <w:rPr>
+          <w:rFonts w:ascii="Times New Roman" w:hAnsi="Times New Roman"/>
+        </w:rPr>
+        <w:t xml:space="preserve"> </w:t>
+      </w:r>
+      <w:proofErr w:type="spellStart"/>
+      <w:r>
+        <w:rPr>
+          <w:rFonts w:ascii="Times New Roman" w:hAnsi="Times New Roman"/>
+        </w:rPr>
+        <w:t>untuk</w:t>
+      </w:r>
+      <w:proofErr w:type="spellEnd"/>
+      <w:r>
+        <w:rPr>
+          <w:rFonts w:ascii="Times New Roman" w:hAnsi="Times New Roman"/>
+        </w:rPr>
+        <w:t xml:space="preserve"> input </w:t>
+      </w:r>
+      <w:proofErr w:type="spellStart"/>
+      <w:r>
+        <w:rPr>
+          <w:rFonts w:ascii="Times New Roman" w:hAnsi="Times New Roman"/>
+        </w:rPr>
+        <w:t>bilangan</w:t>
+      </w:r>
+      <w:proofErr w:type="spellEnd"/>
+      <w:r>
+        <w:rPr>
+          <w:rFonts w:ascii="Times New Roman" w:hAnsi="Times New Roman"/>
+        </w:rPr>
+        <w:t xml:space="preserve"> </w:t>
+      </w:r>
+      <w:proofErr w:type="spellStart"/>
+      <w:r>
+        <w:rPr>
+          <w:rFonts w:ascii="Times New Roman" w:hAnsi="Times New Roman"/>
+        </w:rPr>
+        <w:t>bulat</w:t>
+      </w:r>
+      <w:proofErr w:type="spellEnd"/>
+      <w:r>
+        <w:rPr>
+          <w:rFonts w:ascii="Times New Roman" w:hAnsi="Times New Roman"/>
+        </w:rPr>
+        <w:t xml:space="preserve"> </w:t>
+      </w:r>
+      <w:proofErr w:type="spellStart"/>
+      <w:r>
+        <w:rPr>
+          <w:rFonts w:ascii="Times New Roman" w:hAnsi="Times New Roman"/>
+        </w:rPr>
+        <w:t>positif</w:t>
+      </w:r>
+      <w:proofErr w:type="spellEnd"/>
+      <w:r>
+        <w:rPr>
+          <w:rFonts w:ascii="Times New Roman" w:hAnsi="Times New Roman"/>
+        </w:rPr>
+        <w:t xml:space="preserve"> </w:t>
+      </w:r>
+      <w:proofErr w:type="spellStart"/>
+      <w:r>
+        <w:rPr>
+          <w:rFonts w:ascii="Times New Roman" w:hAnsi="Times New Roman"/>
+        </w:rPr>
+        <w:t>hasilnya</w:t>
+      </w:r>
+      <w:proofErr w:type="spellEnd"/>
+      <w:r>
+        <w:rPr>
+          <w:rFonts w:ascii="Times New Roman" w:hAnsi="Times New Roman"/>
+        </w:rPr>
+        <w:t xml:space="preserve"> </w:t>
+      </w:r>
+      <w:proofErr w:type="spellStart"/>
+      <w:r>
+        <w:rPr>
+          <w:rFonts w:ascii="Times New Roman" w:hAnsi="Times New Roman"/>
+        </w:rPr>
+        <w:t>tetap</w:t>
+      </w:r>
+      <w:proofErr w:type="spellEnd"/>
+      <w:r>
+        <w:rPr>
+          <w:rFonts w:ascii="Times New Roman" w:hAnsi="Times New Roman"/>
+        </w:rPr>
+        <w:t xml:space="preserve"> </w:t>
+      </w:r>
+      <w:proofErr w:type="spellStart"/>
+      <w:r>
+        <w:rPr>
+          <w:rFonts w:ascii="Times New Roman" w:hAnsi="Times New Roman"/>
+        </w:rPr>
+        <w:t>sama</w:t>
+      </w:r>
+      <w:proofErr w:type="spellEnd"/>
+      <w:r>
+        <w:rPr>
+          <w:rFonts w:ascii="Times New Roman" w:hAnsi="Times New Roman"/>
+        </w:rPr>
+        <w:t xml:space="preserve"> </w:t>
+      </w:r>
+      <w:proofErr w:type="spellStart"/>
+      <w:r>
+        <w:rPr>
+          <w:rFonts w:ascii="Times New Roman" w:hAnsi="Times New Roman"/>
+        </w:rPr>
+        <w:t>karena</w:t>
+      </w:r>
+      <w:proofErr w:type="spellEnd"/>
+      <w:r>
+        <w:rPr>
+          <w:rFonts w:ascii="Times New Roman" w:hAnsi="Times New Roman"/>
+        </w:rPr>
+        <w:t xml:space="preserve"> </w:t>
+      </w:r>
+      <w:proofErr w:type="spellStart"/>
+      <w:r>
+        <w:rPr>
+          <w:rFonts w:ascii="Times New Roman" w:hAnsi="Times New Roman"/>
+        </w:rPr>
+        <w:t>kedua</w:t>
+      </w:r>
+      <w:proofErr w:type="spellEnd"/>
+      <w:r>
+        <w:rPr>
+          <w:rFonts w:ascii="Times New Roman" w:hAnsi="Times New Roman"/>
+        </w:rPr>
+        <w:t xml:space="preserve"> </w:t>
+      </w:r>
+      <w:proofErr w:type="spellStart"/>
+      <w:r>
+        <w:rPr>
+          <w:rFonts w:ascii="Times New Roman" w:hAnsi="Times New Roman"/>
+        </w:rPr>
+        <w:t>kondisi</w:t>
+      </w:r>
+      <w:proofErr w:type="spellEnd"/>
+      <w:r>
+        <w:rPr>
+          <w:rFonts w:ascii="Times New Roman" w:hAnsi="Times New Roman"/>
+        </w:rPr>
+        <w:t xml:space="preserve"> </w:t>
+      </w:r>
+      <w:proofErr w:type="spellStart"/>
+      <w:r>
+        <w:rPr>
+          <w:rFonts w:ascii="Times New Roman" w:hAnsi="Times New Roman"/>
+        </w:rPr>
+        <w:t>akan</w:t>
+      </w:r>
+      <w:proofErr w:type="spellEnd"/>
+      <w:r>
+        <w:rPr>
+          <w:rFonts w:ascii="Times New Roman" w:hAnsi="Times New Roman"/>
+        </w:rPr>
+        <w:t xml:space="preserve"> </w:t>
+      </w:r>
+      <w:proofErr w:type="spellStart"/>
+      <w:r>
+        <w:rPr>
+          <w:rFonts w:ascii="Times New Roman" w:hAnsi="Times New Roman"/>
+        </w:rPr>
+        <w:t>terus</w:t>
+      </w:r>
+      <w:proofErr w:type="spellEnd"/>
+      <w:r>
+        <w:rPr>
+          <w:rFonts w:ascii="Times New Roman" w:hAnsi="Times New Roman"/>
+        </w:rPr>
+        <w:t xml:space="preserve"> </w:t>
+      </w:r>
+      <w:proofErr w:type="spellStart"/>
+      <w:r>
+        <w:rPr>
+          <w:rFonts w:ascii="Times New Roman" w:hAnsi="Times New Roman"/>
+        </w:rPr>
+        <w:t>bernilai</w:t>
+      </w:r>
+      <w:proofErr w:type="spellEnd"/>
+      <w:r>
+        <w:rPr>
+          <w:rFonts w:ascii="Times New Roman" w:hAnsi="Times New Roman"/>
+        </w:rPr>
+        <w:t xml:space="preserve"> </w:t>
+      </w:r>
+      <w:proofErr w:type="spellStart"/>
+      <w:r>
+        <w:rPr>
+          <w:rFonts w:ascii="Times New Roman" w:hAnsi="Times New Roman"/>
+        </w:rPr>
+        <w:t>benar</w:t>
+      </w:r>
+      <w:proofErr w:type="spellEnd"/>
+      <w:r>
+        <w:rPr>
+          <w:rFonts w:ascii="Times New Roman" w:hAnsi="Times New Roman"/>
+        </w:rPr>
+        <w:t xml:space="preserve"> </w:t>
+      </w:r>
+      <w:proofErr w:type="spellStart"/>
+      <w:r>
+        <w:rPr>
+          <w:rFonts w:ascii="Times New Roman" w:hAnsi="Times New Roman"/>
+        </w:rPr>
+        <w:t>selama</w:t>
+      </w:r>
+      <w:proofErr w:type="spellEnd"/>
+      <w:r>
+        <w:rPr>
+          <w:rFonts w:ascii="Times New Roman" w:hAnsi="Times New Roman"/>
+        </w:rPr>
+        <w:t xml:space="preserve"> </w:t>
+      </w:r>
+      <w:proofErr w:type="spellStart"/>
+      <w:r>
+        <w:rPr>
+          <w:rFonts w:ascii="Times New Roman" w:hAnsi="Times New Roman"/>
+        </w:rPr>
+        <w:t>angka</w:t>
+      </w:r>
+      <w:proofErr w:type="spellEnd"/>
+      <w:r>
+        <w:rPr>
+          <w:rFonts w:ascii="Times New Roman" w:hAnsi="Times New Roman"/>
+        </w:rPr>
+        <w:t xml:space="preserve"> </w:t>
+      </w:r>
+      <w:proofErr w:type="spellStart"/>
+      <w:r>
+        <w:rPr>
+          <w:rFonts w:ascii="Times New Roman" w:hAnsi="Times New Roman"/>
+        </w:rPr>
+        <w:t>belum</w:t>
+      </w:r>
+      <w:proofErr w:type="spellEnd"/>
+      <w:r>
+        <w:rPr>
+          <w:rFonts w:ascii="Times New Roman" w:hAnsi="Times New Roman"/>
+        </w:rPr>
+        <w:t xml:space="preserve"> </w:t>
+      </w:r>
+      <w:proofErr w:type="spellStart"/>
+      <w:r>
+        <w:rPr>
+          <w:rFonts w:ascii="Times New Roman" w:hAnsi="Times New Roman"/>
+        </w:rPr>
+        <w:t>mencapai</w:t>
+      </w:r>
+      <w:proofErr w:type="spellEnd"/>
+      <w:r>
+        <w:rPr>
+          <w:rFonts w:ascii="Times New Roman" w:hAnsi="Times New Roman"/>
+        </w:rPr>
+        <w:t xml:space="preserve"> 0 dan </w:t>
+      </w:r>
+      <w:proofErr w:type="spellStart"/>
+      <w:r>
+        <w:rPr>
+          <w:rFonts w:ascii="Times New Roman" w:hAnsi="Times New Roman"/>
+        </w:rPr>
+        <w:t>berhenti</w:t>
+      </w:r>
+      <w:proofErr w:type="spellEnd"/>
+      <w:r>
+        <w:rPr>
+          <w:rFonts w:ascii="Times New Roman" w:hAnsi="Times New Roman"/>
+        </w:rPr>
+        <w:t xml:space="preserve"> </w:t>
+      </w:r>
+      <w:proofErr w:type="spellStart"/>
+      <w:r>
+        <w:rPr>
+          <w:rFonts w:ascii="Times New Roman" w:hAnsi="Times New Roman"/>
+        </w:rPr>
+        <w:t>saat</w:t>
+      </w:r>
+      <w:proofErr w:type="spellEnd"/>
+      <w:r>
+        <w:rPr>
+          <w:rFonts w:ascii="Times New Roman" w:hAnsi="Times New Roman"/>
+        </w:rPr>
+        <w:t xml:space="preserve"> </w:t>
+      </w:r>
+      <w:proofErr w:type="spellStart"/>
+      <w:r>
+        <w:rPr>
+          <w:rFonts w:ascii="Times New Roman" w:hAnsi="Times New Roman"/>
+        </w:rPr>
+        <w:t>nilai</w:t>
+      </w:r>
+      <w:proofErr w:type="spellEnd"/>
+      <w:r>
+        <w:rPr>
+          <w:rFonts w:ascii="Times New Roman" w:hAnsi="Times New Roman"/>
+        </w:rPr>
+        <w:t xml:space="preserve"> </w:t>
+      </w:r>
+      <w:proofErr w:type="spellStart"/>
+      <w:r>
+        <w:rPr>
+          <w:rFonts w:ascii="Times New Roman" w:hAnsi="Times New Roman"/>
+        </w:rPr>
+        <w:t>sudah</w:t>
+      </w:r>
+      <w:proofErr w:type="spellEnd"/>
+      <w:r>
+        <w:rPr>
+          <w:rFonts w:ascii="Times New Roman" w:hAnsi="Times New Roman"/>
+        </w:rPr>
+        <w:t xml:space="preserve"> 0 </w:t>
+      </w:r>
+      <w:proofErr w:type="spellStart"/>
+      <w:r>
+        <w:rPr>
+          <w:rFonts w:ascii="Times New Roman" w:hAnsi="Times New Roman"/>
+        </w:rPr>
+        <w:t>setelah</w:t>
+      </w:r>
+      <w:proofErr w:type="spellEnd"/>
+      <w:r>
+        <w:rPr>
+          <w:rFonts w:ascii="Times New Roman" w:hAnsi="Times New Roman"/>
+        </w:rPr>
+        <w:t xml:space="preserve"> </w:t>
+      </w:r>
+      <w:proofErr w:type="spellStart"/>
+      <w:r>
+        <w:rPr>
+          <w:rFonts w:ascii="Times New Roman" w:hAnsi="Times New Roman"/>
+        </w:rPr>
+        <w:t>pembagian</w:t>
+      </w:r>
+      <w:proofErr w:type="spellEnd"/>
+      <w:r>
+        <w:rPr>
+          <w:rFonts w:ascii="Times New Roman" w:hAnsi="Times New Roman"/>
+        </w:rPr>
+        <w:t xml:space="preserve"> </w:t>
+      </w:r>
+      <w:proofErr w:type="spellStart"/>
+      <w:r>
+        <w:rPr>
+          <w:rFonts w:ascii="Times New Roman" w:hAnsi="Times New Roman"/>
+        </w:rPr>
+        <w:t>berulang</w:t>
+      </w:r>
+      <w:proofErr w:type="spellEnd"/>
+      <w:r>
+        <w:rPr>
+          <w:rFonts w:ascii="Times New Roman" w:hAnsi="Times New Roman"/>
+        </w:rPr>
+        <w:t xml:space="preserve">, </w:t>
+      </w:r>
+      <w:proofErr w:type="spellStart"/>
+      <w:r>
+        <w:rPr>
+          <w:rFonts w:ascii="Times New Roman" w:hAnsi="Times New Roman"/>
+        </w:rPr>
+        <w:t>namun</w:t>
+      </w:r>
+      <w:proofErr w:type="spellEnd"/>
+      <w:r>
+        <w:rPr>
+          <w:rFonts w:ascii="Times New Roman" w:hAnsi="Times New Roman"/>
+        </w:rPr>
+        <w:t xml:space="preserve"> </w:t>
+      </w:r>
+      <w:proofErr w:type="spellStart"/>
+      <w:r>
+        <w:rPr>
+          <w:rFonts w:ascii="Times New Roman" w:hAnsi="Times New Roman"/>
+        </w:rPr>
+        <w:t>kondisi</w:t>
+      </w:r>
+      <w:proofErr w:type="spellEnd"/>
+      <w:r>
+        <w:rPr>
+          <w:rFonts w:ascii="Times New Roman" w:hAnsi="Times New Roman"/>
+        </w:rPr>
+        <w:t xml:space="preserve"> </w:t>
+      </w:r>
+      <w:proofErr w:type="spellStart"/>
+      <w:r>
+        <w:rPr>
+          <w:rFonts w:ascii="Times New Roman" w:hAnsi="Times New Roman"/>
+        </w:rPr>
+        <w:t>ini</w:t>
+      </w:r>
+      <w:proofErr w:type="spellEnd"/>
+      <w:r>
+        <w:rPr>
+          <w:rFonts w:ascii="Times New Roman" w:hAnsi="Times New Roman"/>
+        </w:rPr>
+        <w:t xml:space="preserve"> </w:t>
+      </w:r>
+      <w:proofErr w:type="spellStart"/>
+      <w:r>
+        <w:rPr>
+          <w:rFonts w:ascii="Times New Roman" w:hAnsi="Times New Roman"/>
+        </w:rPr>
+        <w:t>lebih</w:t>
+      </w:r>
+      <w:proofErr w:type="spellEnd"/>
+      <w:r>
+        <w:rPr>
+          <w:rFonts w:ascii="Times New Roman" w:hAnsi="Times New Roman"/>
+        </w:rPr>
+        <w:t xml:space="preserve"> </w:t>
+      </w:r>
+      <w:proofErr w:type="spellStart"/>
+      <w:r>
+        <w:rPr>
+          <w:rFonts w:ascii="Times New Roman" w:hAnsi="Times New Roman"/>
+        </w:rPr>
+        <w:t>cocok</w:t>
+      </w:r>
+      <w:proofErr w:type="spellEnd"/>
+      <w:r>
+        <w:rPr>
+          <w:rFonts w:ascii="Times New Roman" w:hAnsi="Times New Roman"/>
+        </w:rPr>
+        <w:t xml:space="preserve"> </w:t>
+      </w:r>
+      <w:proofErr w:type="spellStart"/>
+      <w:r>
+        <w:rPr>
+          <w:rFonts w:ascii="Times New Roman" w:hAnsi="Times New Roman"/>
+        </w:rPr>
+        <w:t>untuk</w:t>
+      </w:r>
+      <w:proofErr w:type="spellEnd"/>
+      <w:r>
+        <w:rPr>
+          <w:rFonts w:ascii="Times New Roman" w:hAnsi="Times New Roman"/>
+        </w:rPr>
+        <w:t xml:space="preserve"> </w:t>
+      </w:r>
+      <w:proofErr w:type="spellStart"/>
+      <w:r>
+        <w:rPr>
+          <w:rFonts w:ascii="Times New Roman" w:hAnsi="Times New Roman"/>
+        </w:rPr>
+        <w:t>bilangan</w:t>
+      </w:r>
+      <w:proofErr w:type="spellEnd"/>
+      <w:r>
+        <w:rPr>
+          <w:rFonts w:ascii="Times New Roman" w:hAnsi="Times New Roman"/>
+        </w:rPr>
+        <w:t xml:space="preserve"> </w:t>
+      </w:r>
+      <w:proofErr w:type="spellStart"/>
+      <w:r>
+        <w:rPr>
+          <w:rFonts w:ascii="Times New Roman" w:hAnsi="Times New Roman"/>
+        </w:rPr>
+        <w:t>bulat</w:t>
+      </w:r>
+      <w:proofErr w:type="spellEnd"/>
     </w:p>
     <w:p>
       <w:pPr>
@@ -1584,8 +5362,19 @@
           <w:bCs/>
           <w:lang w:val="en-US"/>
         </w:rPr>
-        <w:t xml:space="preserve"> Latihan Praktikum</w:t>
-      </w:r>
+        <w:t xml:space="preserve"> Latihan </w:t>
+      </w:r>
+      <w:proofErr w:type="spellStart"/>
+      <w:r>
+        <w:rPr>
+          <w:rFonts w:ascii="Times New Roman" w:hAnsi="Times New Roman"/>
+          <w:b/>
+          <w:bCs/>
+          <w:lang w:val="en-US"/>
+        </w:rPr>
+        <w:t>Praktikum</w:t>
+      </w:r>
+      <w:proofErr w:type="spellEnd"/>
     </w:p>
     <w:p>
       <w:pPr>
@@ -2133,7 +5922,55 @@
     </w:p>
     <w:p>
       <w:pPr>
-        <w:pStyle w:val="ListParagraph"/>
+        <w:tabs>
+          <w:tab w:val="left" w:pos="1440"/>
+        </w:tabs>
+        <w:jc w:val="both"/>
+        <w:rPr>
+          <w:rFonts w:ascii="Times New Roman" w:hAnsi="Times New Roman"/>
+          <w:b/>
+          <w:bCs/>
+          <w:lang w:val="en-US"/>
+        </w:rPr>
+      </w:pPr>
+    </w:p>
+    <w:p>
+      <w:pPr>
+        <w:tabs>
+          <w:tab w:val="left" w:pos="1440"/>
+        </w:tabs>
+        <w:jc w:val="both"/>
+        <w:rPr>
+          <w:rFonts w:ascii="Times New Roman" w:hAnsi="Times New Roman"/>
+          <w:b/>
+          <w:bCs/>
+          <w:lang w:val="en-US"/>
+        </w:rPr>
+      </w:pPr>
+      <w:r>
+        <w:rPr>
+          <w:rFonts w:ascii="Times New Roman" w:hAnsi="Times New Roman"/>
+          <w:b/>
+          <w:bCs/>
+          <w:lang w:val="en-US"/>
+        </w:rPr>
+        <w:t xml:space="preserve">Link GitHub : </w:t>
+      </w:r>
+      <w:hyperlink r:id="rId19" w:history="1">
+        <w:r>
+          <w:rPr>
+            <w:rStyle w:val="Hyperlink"/>
+            <w:rFonts w:ascii="Times New Roman" w:hAnsi="Times New Roman"/>
+            <w:b/>
+            <w:bCs/>
+            <w:lang w:val="en-US"/>
+          </w:rPr>
+          <w:t>https://github.com/lovvovala/https---github.com-lovvovala-PASD/tree/main/Jobsheet9</w:t>
+        </w:r>
+      </w:hyperlink>
+    </w:p>
+    <w:p>
+      <w:pPr>
         <w:tabs>
           <w:tab w:val="left" w:pos="1440"/>
         </w:tabs>

--- a/Jobsheet3/JOBSHEET 3.docx
+++ b/Jobsheet3/JOBSHEET 3.docx
@@ -45,7 +45,7 @@
           <w:szCs w:val="52"/>
           <w:lang w:val="en-US"/>
         </w:rPr>
-        <w:t>1</w:t>
+        <w:t>2</w:t>
       </w:r>
     </w:p>
     <w:p>
@@ -66,6 +66,17 @@
           <w:szCs w:val="52"/>
           <w:lang w:val="en-US"/>
         </w:rPr>
+        <w:t xml:space="preserve">DOUBLE </w:t>
+      </w:r>
+      <w:r>
+        <w:rPr>
+          <w:rFonts w:ascii="Times New Roman" w:hAnsi="Times New Roman"/>
+          <w:b/>
+          <w:bCs/>
+          <w:sz w:val="52"/>
+          <w:szCs w:val="52"/>
+          <w:lang w:val="en-US"/>
+        </w:rPr>
         <w:t>LINKED LIST</w:t>
       </w:r>
     </w:p>
@@ -261,6 +272,7 @@
           <w:lang w:val="en-US"/>
         </w:rPr>
       </w:pPr>
+      <w:proofErr w:type="gramStart"/>
       <w:r>
         <w:rPr>
           <w:rFonts w:ascii="Times New Roman" w:hAnsi="Times New Roman"/>
@@ -270,12 +282,10 @@
           <w:szCs w:val="28"/>
           <w:lang w:val="en-US"/>
         </w:rPr>
-        <w:t xml:space="preserve">Nama : Rachmah Nur Chotimah </w:t>
-      </w:r>
-    </w:p>
-    <w:p>
-      <w:pPr>
-        <w:jc w:val="center"/>
+        <w:t>Nama :</w:t>
+      </w:r>
+      <w:proofErr w:type="gramEnd"/>
+      <w:r>
         <w:rPr>
           <w:rFonts w:ascii="Times New Roman" w:hAnsi="Times New Roman"/>
           <w:b/>
@@ -284,7 +294,9 @@
           <w:szCs w:val="28"/>
           <w:lang w:val="en-US"/>
         </w:rPr>
-      </w:pPr>
+        <w:t xml:space="preserve"> </w:t>
+      </w:r>
+      <w:proofErr w:type="spellStart"/>
       <w:r>
         <w:rPr>
           <w:rFonts w:ascii="Times New Roman" w:hAnsi="Times New Roman"/>
@@ -294,12 +306,10 @@
           <w:szCs w:val="28"/>
           <w:lang w:val="en-US"/>
         </w:rPr>
-        <w:t>NIM : 254107060052</w:t>
-      </w:r>
-    </w:p>
-    <w:p>
-      <w:pPr>
-        <w:jc w:val="center"/>
+        <w:t>Rachmah</w:t>
+      </w:r>
+      <w:proofErr w:type="spellEnd"/>
+      <w:r>
         <w:rPr>
           <w:rFonts w:ascii="Times New Roman" w:hAnsi="Times New Roman"/>
           <w:b/>
@@ -308,7 +318,9 @@
           <w:szCs w:val="28"/>
           <w:lang w:val="en-US"/>
         </w:rPr>
-      </w:pPr>
+        <w:t xml:space="preserve"> Nur </w:t>
+      </w:r>
+      <w:proofErr w:type="spellStart"/>
       <w:r>
         <w:rPr>
           <w:rFonts w:ascii="Times New Roman" w:hAnsi="Times New Roman"/>
@@ -318,12 +330,10 @@
           <w:szCs w:val="28"/>
           <w:lang w:val="en-US"/>
         </w:rPr>
-        <w:t>Kelas : SIB 1A</w:t>
-      </w:r>
-    </w:p>
-    <w:p>
-      <w:pPr>
-        <w:jc w:val="center"/>
+        <w:t>Chotimah</w:t>
+      </w:r>
+      <w:proofErr w:type="spellEnd"/>
+      <w:r>
         <w:rPr>
           <w:rFonts w:ascii="Times New Roman" w:hAnsi="Times New Roman"/>
           <w:b/>
@@ -332,8 +342,12 @@
           <w:szCs w:val="28"/>
           <w:lang w:val="en-US"/>
         </w:rPr>
-      </w:pPr>
-      <w:r>
+        <w:t xml:space="preserve"> </w:t>
+      </w:r>
+    </w:p>
+    <w:p>
+      <w:pPr>
+        <w:jc w:val="center"/>
         <w:rPr>
           <w:rFonts w:ascii="Times New Roman" w:hAnsi="Times New Roman"/>
           <w:b/>
@@ -342,14 +356,9 @@
           <w:szCs w:val="28"/>
           <w:lang w:val="en-US"/>
         </w:rPr>
-        <w:t>No.Absen : 20</w:t>
-      </w:r>
-    </w:p>
-    <w:p>
-      <w:pPr>
-        <w:tabs>
-          <w:tab w:val="left" w:pos="1530"/>
-        </w:tabs>
+      </w:pPr>
+      <w:proofErr w:type="gramStart"/>
+      <w:r>
         <w:rPr>
           <w:rFonts w:ascii="Times New Roman" w:hAnsi="Times New Roman"/>
           <w:b/>
@@ -358,6 +367,123 @@
           <w:szCs w:val="28"/>
           <w:lang w:val="en-US"/>
         </w:rPr>
+        <w:t>NIM :</w:t>
+      </w:r>
+      <w:proofErr w:type="gramEnd"/>
+      <w:r>
+        <w:rPr>
+          <w:rFonts w:ascii="Times New Roman" w:hAnsi="Times New Roman"/>
+          <w:b/>
+          <w:bCs/>
+          <w:sz w:val="28"/>
+          <w:szCs w:val="28"/>
+          <w:lang w:val="en-US"/>
+        </w:rPr>
+        <w:t xml:space="preserve"> 254107060052</w:t>
+      </w:r>
+    </w:p>
+    <w:p>
+      <w:pPr>
+        <w:jc w:val="center"/>
+        <w:rPr>
+          <w:rFonts w:ascii="Times New Roman" w:hAnsi="Times New Roman"/>
+          <w:b/>
+          <w:bCs/>
+          <w:sz w:val="28"/>
+          <w:szCs w:val="28"/>
+          <w:lang w:val="en-US"/>
+        </w:rPr>
+      </w:pPr>
+      <w:proofErr w:type="spellStart"/>
+      <w:proofErr w:type="gramStart"/>
+      <w:r>
+        <w:rPr>
+          <w:rFonts w:ascii="Times New Roman" w:hAnsi="Times New Roman"/>
+          <w:b/>
+          <w:bCs/>
+          <w:sz w:val="28"/>
+          <w:szCs w:val="28"/>
+          <w:lang w:val="en-US"/>
+        </w:rPr>
+        <w:t>Kelas</w:t>
+      </w:r>
+      <w:proofErr w:type="spellEnd"/>
+      <w:r>
+        <w:rPr>
+          <w:rFonts w:ascii="Times New Roman" w:hAnsi="Times New Roman"/>
+          <w:b/>
+          <w:bCs/>
+          <w:sz w:val="28"/>
+          <w:szCs w:val="28"/>
+          <w:lang w:val="en-US"/>
+        </w:rPr>
+        <w:t xml:space="preserve"> :</w:t>
+      </w:r>
+      <w:proofErr w:type="gramEnd"/>
+      <w:r>
+        <w:rPr>
+          <w:rFonts w:ascii="Times New Roman" w:hAnsi="Times New Roman"/>
+          <w:b/>
+          <w:bCs/>
+          <w:sz w:val="28"/>
+          <w:szCs w:val="28"/>
+          <w:lang w:val="en-US"/>
+        </w:rPr>
+        <w:t xml:space="preserve"> SIB 1A</w:t>
+      </w:r>
+    </w:p>
+    <w:p>
+      <w:pPr>
+        <w:jc w:val="center"/>
+        <w:rPr>
+          <w:rFonts w:ascii="Times New Roman" w:hAnsi="Times New Roman"/>
+          <w:b/>
+          <w:bCs/>
+          <w:sz w:val="28"/>
+          <w:szCs w:val="28"/>
+          <w:lang w:val="en-US"/>
+        </w:rPr>
+      </w:pPr>
+      <w:proofErr w:type="spellStart"/>
+      <w:proofErr w:type="gramStart"/>
+      <w:r>
+        <w:rPr>
+          <w:rFonts w:ascii="Times New Roman" w:hAnsi="Times New Roman"/>
+          <w:b/>
+          <w:bCs/>
+          <w:sz w:val="28"/>
+          <w:szCs w:val="28"/>
+          <w:lang w:val="en-US"/>
+        </w:rPr>
+        <w:t>No.Absen</w:t>
+      </w:r>
+      <w:proofErr w:type="spellEnd"/>
+      <w:proofErr w:type="gramEnd"/>
+      <w:r>
+        <w:rPr>
+          <w:rFonts w:ascii="Times New Roman" w:hAnsi="Times New Roman"/>
+          <w:b/>
+          <w:bCs/>
+          <w:sz w:val="28"/>
+          <w:szCs w:val="28"/>
+          <w:lang w:val="en-US"/>
+        </w:rPr>
+        <w:t xml:space="preserve"> : 20</w:t>
+      </w:r>
+    </w:p>
+    <w:p>
+      <w:pPr>
+        <w:tabs>
+          <w:tab w:val="left" w:pos="1530"/>
+        </w:tabs>
+        <w:rPr>
+          <w:rFonts w:ascii="Times New Roman" w:hAnsi="Times New Roman"/>
+          <w:b/>
+          <w:bCs/>
+          <w:sz w:val="28"/>
+          <w:szCs w:val="28"/>
+          <w:lang w:val="en-US"/>
+        </w:rPr>
       </w:pPr>
     </w:p>
     <w:p>
@@ -365,12 +491,12 @@
         <w:pStyle w:val="ListParagraph"/>
         <w:numPr>
           <w:ilvl w:val="0"/>
-          <w:numId w:val="15"/>
+          <w:numId w:val="28"/>
         </w:numPr>
         <w:tabs>
           <w:tab w:val="left" w:pos="1440"/>
         </w:tabs>
-        <w:jc w:val="both"/>
+        <w:ind w:hanging="540"/>
         <w:rPr>
           <w:rFonts w:ascii="Times New Roman" w:hAnsi="Times New Roman"/>
           <w:b/>
@@ -378,6 +504,7 @@
           <w:lang w:val="en-US"/>
         </w:rPr>
       </w:pPr>
+      <w:proofErr w:type="spellStart"/>
       <w:r>
         <w:rPr>
           <w:rFonts w:ascii="Times New Roman" w:hAnsi="Times New Roman"/>
@@ -386,8 +513,9 @@
           <w:lang w:val="en-US"/>
         </w:rPr>
         <w:lastRenderedPageBreak/>
-        <w:t>Pe</w:t>
-      </w:r>
+        <w:t>Percobaan</w:t>
+      </w:r>
+      <w:proofErr w:type="spellEnd"/>
       <w:r>
         <w:rPr>
           <w:rFonts w:ascii="Times New Roman" w:hAnsi="Times New Roman"/>
@@ -395,7 +523,47 @@
           <w:bCs/>
           <w:lang w:val="en-US"/>
         </w:rPr>
-        <w:t>mbuatan Single Linked List</w:t>
+        <w:t xml:space="preserve"> 1: </w:t>
+      </w:r>
+      <w:proofErr w:type="spellStart"/>
+      <w:r>
+        <w:rPr>
+          <w:rFonts w:ascii="Times New Roman" w:hAnsi="Times New Roman"/>
+          <w:b/>
+          <w:bCs/>
+          <w:lang w:val="en-US"/>
+        </w:rPr>
+        <w:t>Operasi</w:t>
+      </w:r>
+      <w:proofErr w:type="spellEnd"/>
+      <w:r>
+        <w:rPr>
+          <w:rFonts w:ascii="Times New Roman" w:hAnsi="Times New Roman"/>
+          <w:b/>
+          <w:bCs/>
+          <w:lang w:val="en-US"/>
+        </w:rPr>
+        <w:t xml:space="preserve"> </w:t>
+      </w:r>
+      <w:proofErr w:type="spellStart"/>
+      <w:r>
+        <w:rPr>
+          <w:rFonts w:ascii="Times New Roman" w:hAnsi="Times New Roman"/>
+          <w:b/>
+          <w:bCs/>
+          <w:lang w:val="en-US"/>
+        </w:rPr>
+        <w:t>Penambahan</w:t>
+      </w:r>
+      <w:proofErr w:type="spellEnd"/>
+      <w:r>
+        <w:rPr>
+          <w:rFonts w:ascii="Times New Roman" w:hAnsi="Times New Roman"/>
+          <w:b/>
+          <w:bCs/>
+          <w:lang w:val="en-US"/>
+        </w:rPr>
+        <w:t xml:space="preserve"> pada Double Linked List</w:t>
       </w:r>
     </w:p>
     <w:p>
@@ -403,13 +571,12 @@
         <w:pStyle w:val="ListParagraph"/>
         <w:numPr>
           <w:ilvl w:val="0"/>
-          <w:numId w:val="23"/>
+          <w:numId w:val="32"/>
         </w:numPr>
         <w:tabs>
           <w:tab w:val="left" w:pos="1440"/>
         </w:tabs>
-        <w:ind w:hanging="630"/>
-        <w:jc w:val="both"/>
+        <w:ind w:left="1890" w:hanging="1170"/>
         <w:rPr>
           <w:rFonts w:ascii="Times New Roman" w:hAnsi="Times New Roman"/>
           <w:b/>
@@ -417,6 +584,7 @@
           <w:lang w:val="en-US"/>
         </w:rPr>
       </w:pPr>
+      <w:proofErr w:type="spellStart"/>
       <w:r>
         <w:rPr>
           <w:rFonts w:ascii="Times New Roman" w:hAnsi="Times New Roman"/>
@@ -426,29 +594,120 @@
         </w:rPr>
         <w:t>Pertanyaan</w:t>
       </w:r>
+      <w:proofErr w:type="spellEnd"/>
     </w:p>
     <w:p>
       <w:pPr>
         <w:pStyle w:val="ListParagraph"/>
         <w:numPr>
           <w:ilvl w:val="0"/>
-          <w:numId w:val="24"/>
+          <w:numId w:val="33"/>
         </w:numPr>
         <w:tabs>
           <w:tab w:val="left" w:pos="1440"/>
         </w:tabs>
-        <w:ind w:left="1890" w:hanging="450"/>
-        <w:jc w:val="both"/>
-        <w:rPr>
-          <w:rFonts w:ascii="Times New Roman" w:hAnsi="Times New Roman"/>
-        </w:rPr>
-      </w:pPr>
-      <w:r>
-        <w:rPr>
-          <w:rFonts w:ascii="Times New Roman" w:hAnsi="Times New Roman"/>
-        </w:rPr>
-        <w:t xml:space="preserve">Mengapa hasil compile kode program di baris pertama menghasilkan “Linked List Kosong”? </w:t>
-      </w:r>
+        <w:ind w:left="1800"/>
+        <w:rPr>
+          <w:rFonts w:ascii="Times New Roman" w:hAnsi="Times New Roman"/>
+          <w:lang w:val="en-US"/>
+        </w:rPr>
+      </w:pPr>
+      <w:proofErr w:type="spellStart"/>
+      <w:r>
+        <w:rPr>
+          <w:rFonts w:ascii="Times New Roman" w:hAnsi="Times New Roman"/>
+          <w:lang w:val="en-US"/>
+        </w:rPr>
+        <w:t>Jelaskan</w:t>
+      </w:r>
+      <w:proofErr w:type="spellEnd"/>
+      <w:r>
+        <w:rPr>
+          <w:rFonts w:ascii="Times New Roman" w:hAnsi="Times New Roman"/>
+          <w:lang w:val="en-US"/>
+        </w:rPr>
+        <w:t xml:space="preserve"> </w:t>
+      </w:r>
+      <w:proofErr w:type="spellStart"/>
+      <w:r>
+        <w:rPr>
+          <w:rFonts w:ascii="Times New Roman" w:hAnsi="Times New Roman"/>
+          <w:lang w:val="en-US"/>
+        </w:rPr>
+        <w:t>perbedaan</w:t>
+      </w:r>
+      <w:proofErr w:type="spellEnd"/>
+      <w:r>
+        <w:rPr>
+          <w:rFonts w:ascii="Times New Roman" w:hAnsi="Times New Roman"/>
+          <w:lang w:val="en-US"/>
+        </w:rPr>
+        <w:t xml:space="preserve"> </w:t>
+      </w:r>
+      <w:proofErr w:type="spellStart"/>
+      <w:r>
+        <w:rPr>
+          <w:rFonts w:ascii="Times New Roman" w:hAnsi="Times New Roman"/>
+          <w:lang w:val="en-US"/>
+        </w:rPr>
+        <w:t>struktur</w:t>
+      </w:r>
+      <w:proofErr w:type="spellEnd"/>
+      <w:r>
+        <w:rPr>
+          <w:rFonts w:ascii="Times New Roman" w:hAnsi="Times New Roman"/>
+          <w:lang w:val="en-US"/>
+        </w:rPr>
+        <w:t xml:space="preserve"> dan </w:t>
+      </w:r>
+      <w:proofErr w:type="spellStart"/>
+      <w:r>
+        <w:rPr>
+          <w:rFonts w:ascii="Times New Roman" w:hAnsi="Times New Roman"/>
+          <w:lang w:val="en-US"/>
+        </w:rPr>
+        <w:t>mekanisme</w:t>
+      </w:r>
+      <w:proofErr w:type="spellEnd"/>
+      <w:r>
+        <w:rPr>
+          <w:rFonts w:ascii="Times New Roman" w:hAnsi="Times New Roman"/>
+          <w:lang w:val="en-US"/>
+        </w:rPr>
+        <w:t xml:space="preserve"> traversal </w:t>
+      </w:r>
+      <w:proofErr w:type="spellStart"/>
+      <w:r>
+        <w:rPr>
+          <w:rFonts w:ascii="Times New Roman" w:hAnsi="Times New Roman"/>
+          <w:lang w:val="en-US"/>
+        </w:rPr>
+        <w:t>antara</w:t>
+      </w:r>
+      <w:proofErr w:type="spellEnd"/>
+      <w:r>
+        <w:rPr>
+          <w:rFonts w:ascii="Times New Roman" w:hAnsi="Times New Roman"/>
+          <w:lang w:val="en-US"/>
+        </w:rPr>
+        <w:t xml:space="preserve"> Single Linked List dan Double Linked List! </w:t>
+      </w:r>
+      <w:r>
+        <w:rPr>
+          <w:rFonts w:ascii="Times New Roman" w:hAnsi="Times New Roman"/>
+          <w:lang w:val="en-US"/>
+        </w:rPr>
+        <w:br/>
+      </w:r>
+      <w:proofErr w:type="gramStart"/>
+      <w:r>
+        <w:rPr>
+          <w:rFonts w:ascii="Times New Roman" w:hAnsi="Times New Roman"/>
+          <w:lang w:val="en-US"/>
+        </w:rPr>
+        <w:t>Jawab :</w:t>
+      </w:r>
+      <w:proofErr w:type="gramEnd"/>
     </w:p>
     <w:p>
       <w:pPr>
@@ -456,17 +715,534 @@
         <w:tabs>
           <w:tab w:val="left" w:pos="1440"/>
         </w:tabs>
-        <w:ind w:left="1890"/>
-        <w:jc w:val="both"/>
-        <w:rPr>
-          <w:rFonts w:ascii="Times New Roman" w:hAnsi="Times New Roman"/>
-        </w:rPr>
-      </w:pPr>
-      <w:r>
-        <w:rPr>
-          <w:rFonts w:ascii="Times New Roman" w:hAnsi="Times New Roman"/>
-        </w:rPr>
-        <w:t>Jawab :</w:t>
+        <w:ind w:left="1800"/>
+        <w:rPr>
+          <w:rFonts w:ascii="Times New Roman" w:hAnsi="Times New Roman"/>
+          <w:lang w:val="en-US"/>
+        </w:rPr>
+      </w:pPr>
+      <w:r>
+        <w:rPr>
+          <w:rFonts w:ascii="Times New Roman" w:hAnsi="Times New Roman"/>
+        </w:rPr>
+        <w:t xml:space="preserve">Single Linked List </w:t>
+      </w:r>
+      <w:proofErr w:type="spellStart"/>
+      <w:r>
+        <w:rPr>
+          <w:rFonts w:ascii="Times New Roman" w:hAnsi="Times New Roman"/>
+        </w:rPr>
+        <w:t>hanya</w:t>
+      </w:r>
+      <w:proofErr w:type="spellEnd"/>
+      <w:r>
+        <w:rPr>
+          <w:rFonts w:ascii="Times New Roman" w:hAnsi="Times New Roman"/>
+        </w:rPr>
+        <w:t xml:space="preserve"> </w:t>
+      </w:r>
+      <w:proofErr w:type="spellStart"/>
+      <w:r>
+        <w:rPr>
+          <w:rFonts w:ascii="Times New Roman" w:hAnsi="Times New Roman"/>
+        </w:rPr>
+        <w:t>memiliki</w:t>
+      </w:r>
+      <w:proofErr w:type="spellEnd"/>
+      <w:r>
+        <w:rPr>
+          <w:rFonts w:ascii="Times New Roman" w:hAnsi="Times New Roman"/>
+        </w:rPr>
+        <w:t xml:space="preserve"> </w:t>
+      </w:r>
+      <w:proofErr w:type="spellStart"/>
+      <w:r>
+        <w:rPr>
+          <w:rFonts w:ascii="Times New Roman" w:hAnsi="Times New Roman"/>
+        </w:rPr>
+        <w:t>satu</w:t>
+      </w:r>
+      <w:proofErr w:type="spellEnd"/>
+      <w:r>
+        <w:rPr>
+          <w:rFonts w:ascii="Times New Roman" w:hAnsi="Times New Roman"/>
+        </w:rPr>
+        <w:t xml:space="preserve"> pointer (</w:t>
+      </w:r>
+      <w:r>
+        <w:rPr>
+          <w:rStyle w:val="HTMLCode"/>
+          <w:rFonts w:ascii="Times New Roman" w:eastAsia="Aptos" w:hAnsi="Times New Roman" w:cs="Times New Roman"/>
+        </w:rPr>
+        <w:t>next</w:t>
+      </w:r>
+      <w:r>
+        <w:rPr>
+          <w:rFonts w:ascii="Times New Roman" w:hAnsi="Times New Roman"/>
+        </w:rPr>
+        <w:t xml:space="preserve">) pada </w:t>
+      </w:r>
+      <w:proofErr w:type="spellStart"/>
+      <w:r>
+        <w:rPr>
+          <w:rFonts w:ascii="Times New Roman" w:hAnsi="Times New Roman"/>
+        </w:rPr>
+        <w:t>setiap</w:t>
+      </w:r>
+      <w:proofErr w:type="spellEnd"/>
+      <w:r>
+        <w:rPr>
+          <w:rFonts w:ascii="Times New Roman" w:hAnsi="Times New Roman"/>
+        </w:rPr>
+        <w:t xml:space="preserve"> node </w:t>
+      </w:r>
+      <w:proofErr w:type="spellStart"/>
+      <w:r>
+        <w:rPr>
+          <w:rFonts w:ascii="Times New Roman" w:hAnsi="Times New Roman"/>
+        </w:rPr>
+        <w:t>sehingga</w:t>
+      </w:r>
+      <w:proofErr w:type="spellEnd"/>
+      <w:r>
+        <w:rPr>
+          <w:rFonts w:ascii="Times New Roman" w:hAnsi="Times New Roman"/>
+        </w:rPr>
+        <w:t xml:space="preserve"> </w:t>
+      </w:r>
+      <w:proofErr w:type="spellStart"/>
+      <w:r>
+        <w:rPr>
+          <w:rFonts w:ascii="Times New Roman" w:hAnsi="Times New Roman"/>
+        </w:rPr>
+        <w:t>penelusuran</w:t>
+      </w:r>
+      <w:proofErr w:type="spellEnd"/>
+      <w:r>
+        <w:rPr>
+          <w:rFonts w:ascii="Times New Roman" w:hAnsi="Times New Roman"/>
+        </w:rPr>
+        <w:t xml:space="preserve"> data </w:t>
+      </w:r>
+      <w:proofErr w:type="spellStart"/>
+      <w:r>
+        <w:rPr>
+          <w:rFonts w:ascii="Times New Roman" w:hAnsi="Times New Roman"/>
+        </w:rPr>
+        <w:t>hanya</w:t>
+      </w:r>
+      <w:proofErr w:type="spellEnd"/>
+      <w:r>
+        <w:rPr>
+          <w:rFonts w:ascii="Times New Roman" w:hAnsi="Times New Roman"/>
+        </w:rPr>
+        <w:t xml:space="preserve"> </w:t>
+      </w:r>
+      <w:proofErr w:type="spellStart"/>
+      <w:r>
+        <w:rPr>
+          <w:rFonts w:ascii="Times New Roman" w:hAnsi="Times New Roman"/>
+        </w:rPr>
+        <w:t>dapat</w:t>
+      </w:r>
+      <w:proofErr w:type="spellEnd"/>
+      <w:r>
+        <w:rPr>
+          <w:rFonts w:ascii="Times New Roman" w:hAnsi="Times New Roman"/>
+        </w:rPr>
+        <w:t xml:space="preserve"> </w:t>
+      </w:r>
+      <w:proofErr w:type="spellStart"/>
+      <w:r>
+        <w:rPr>
+          <w:rFonts w:ascii="Times New Roman" w:hAnsi="Times New Roman"/>
+        </w:rPr>
+        <w:t>dilakukan</w:t>
+      </w:r>
+      <w:proofErr w:type="spellEnd"/>
+      <w:r>
+        <w:rPr>
+          <w:rFonts w:ascii="Times New Roman" w:hAnsi="Times New Roman"/>
+        </w:rPr>
+        <w:t xml:space="preserve"> </w:t>
+      </w:r>
+      <w:proofErr w:type="spellStart"/>
+      <w:r>
+        <w:rPr>
+          <w:rFonts w:ascii="Times New Roman" w:hAnsi="Times New Roman"/>
+        </w:rPr>
+        <w:t>satu</w:t>
+      </w:r>
+      <w:proofErr w:type="spellEnd"/>
+      <w:r>
+        <w:rPr>
+          <w:rFonts w:ascii="Times New Roman" w:hAnsi="Times New Roman"/>
+        </w:rPr>
+        <w:t xml:space="preserve"> </w:t>
+      </w:r>
+      <w:proofErr w:type="spellStart"/>
+      <w:r>
+        <w:rPr>
+          <w:rFonts w:ascii="Times New Roman" w:hAnsi="Times New Roman"/>
+        </w:rPr>
+        <w:t>arah</w:t>
+      </w:r>
+      <w:proofErr w:type="spellEnd"/>
+      <w:r>
+        <w:rPr>
+          <w:rFonts w:ascii="Times New Roman" w:hAnsi="Times New Roman"/>
+        </w:rPr>
+        <w:t xml:space="preserve">, </w:t>
+      </w:r>
+      <w:proofErr w:type="spellStart"/>
+      <w:r>
+        <w:rPr>
+          <w:rFonts w:ascii="Times New Roman" w:hAnsi="Times New Roman"/>
+        </w:rPr>
+        <w:t>yaitu</w:t>
+      </w:r>
+      <w:proofErr w:type="spellEnd"/>
+      <w:r>
+        <w:rPr>
+          <w:rFonts w:ascii="Times New Roman" w:hAnsi="Times New Roman"/>
+        </w:rPr>
+        <w:t xml:space="preserve"> </w:t>
+      </w:r>
+      <w:proofErr w:type="spellStart"/>
+      <w:r>
+        <w:rPr>
+          <w:rFonts w:ascii="Times New Roman" w:hAnsi="Times New Roman"/>
+        </w:rPr>
+        <w:t>dari</w:t>
+      </w:r>
+      <w:proofErr w:type="spellEnd"/>
+      <w:r>
+        <w:rPr>
+          <w:rFonts w:ascii="Times New Roman" w:hAnsi="Times New Roman"/>
+        </w:rPr>
+        <w:t xml:space="preserve"> </w:t>
+      </w:r>
+      <w:proofErr w:type="spellStart"/>
+      <w:r>
+        <w:rPr>
+          <w:rFonts w:ascii="Times New Roman" w:hAnsi="Times New Roman"/>
+        </w:rPr>
+        <w:t>depan</w:t>
+      </w:r>
+      <w:proofErr w:type="spellEnd"/>
+      <w:r>
+        <w:rPr>
+          <w:rFonts w:ascii="Times New Roman" w:hAnsi="Times New Roman"/>
+        </w:rPr>
+        <w:t xml:space="preserve"> </w:t>
+      </w:r>
+      <w:proofErr w:type="spellStart"/>
+      <w:r>
+        <w:rPr>
+          <w:rFonts w:ascii="Times New Roman" w:hAnsi="Times New Roman"/>
+        </w:rPr>
+        <w:t>ke</w:t>
+      </w:r>
+      <w:proofErr w:type="spellEnd"/>
+      <w:r>
+        <w:rPr>
+          <w:rFonts w:ascii="Times New Roman" w:hAnsi="Times New Roman"/>
+        </w:rPr>
+        <w:t xml:space="preserve"> </w:t>
+      </w:r>
+      <w:proofErr w:type="spellStart"/>
+      <w:r>
+        <w:rPr>
+          <w:rFonts w:ascii="Times New Roman" w:hAnsi="Times New Roman"/>
+        </w:rPr>
+        <w:t>belakang</w:t>
+      </w:r>
+      <w:proofErr w:type="spellEnd"/>
+      <w:r>
+        <w:rPr>
+          <w:rFonts w:ascii="Times New Roman" w:hAnsi="Times New Roman"/>
+        </w:rPr>
+        <w:t xml:space="preserve">. </w:t>
+      </w:r>
+      <w:proofErr w:type="spellStart"/>
+      <w:r>
+        <w:rPr>
+          <w:rFonts w:ascii="Times New Roman" w:hAnsi="Times New Roman"/>
+        </w:rPr>
+        <w:t>Sedangkan</w:t>
+      </w:r>
+      <w:proofErr w:type="spellEnd"/>
+      <w:r>
+        <w:rPr>
+          <w:rFonts w:ascii="Times New Roman" w:hAnsi="Times New Roman"/>
+        </w:rPr>
+        <w:t xml:space="preserve"> Double Linked List </w:t>
+      </w:r>
+      <w:proofErr w:type="spellStart"/>
+      <w:r>
+        <w:rPr>
+          <w:rFonts w:ascii="Times New Roman" w:hAnsi="Times New Roman"/>
+        </w:rPr>
+        <w:t>memiliki</w:t>
+      </w:r>
+      <w:proofErr w:type="spellEnd"/>
+      <w:r>
+        <w:rPr>
+          <w:rFonts w:ascii="Times New Roman" w:hAnsi="Times New Roman"/>
+        </w:rPr>
+        <w:t xml:space="preserve"> dua pointer (</w:t>
+      </w:r>
+      <w:r>
+        <w:rPr>
+          <w:rStyle w:val="HTMLCode"/>
+          <w:rFonts w:ascii="Times New Roman" w:eastAsia="Aptos" w:hAnsi="Times New Roman" w:cs="Times New Roman"/>
+        </w:rPr>
+        <w:t>next</w:t>
+      </w:r>
+      <w:r>
+        <w:rPr>
+          <w:rFonts w:ascii="Times New Roman" w:hAnsi="Times New Roman"/>
+        </w:rPr>
+        <w:t xml:space="preserve"> dan </w:t>
+      </w:r>
+      <w:proofErr w:type="spellStart"/>
+      <w:r>
+        <w:rPr>
+          <w:rStyle w:val="HTMLCode"/>
+          <w:rFonts w:ascii="Times New Roman" w:eastAsia="Aptos" w:hAnsi="Times New Roman" w:cs="Times New Roman"/>
+        </w:rPr>
+        <w:t>prev</w:t>
+      </w:r>
+      <w:proofErr w:type="spellEnd"/>
+      <w:r>
+        <w:rPr>
+          <w:rFonts w:ascii="Times New Roman" w:hAnsi="Times New Roman"/>
+        </w:rPr>
+        <w:t xml:space="preserve">) </w:t>
+      </w:r>
+      <w:proofErr w:type="spellStart"/>
+      <w:r>
+        <w:rPr>
+          <w:rFonts w:ascii="Times New Roman" w:hAnsi="Times New Roman"/>
+        </w:rPr>
+        <w:t>sehingga</w:t>
+      </w:r>
+      <w:proofErr w:type="spellEnd"/>
+      <w:r>
+        <w:rPr>
+          <w:rFonts w:ascii="Times New Roman" w:hAnsi="Times New Roman"/>
+        </w:rPr>
+        <w:t xml:space="preserve"> traversal </w:t>
+      </w:r>
+      <w:proofErr w:type="spellStart"/>
+      <w:r>
+        <w:rPr>
+          <w:rFonts w:ascii="Times New Roman" w:hAnsi="Times New Roman"/>
+        </w:rPr>
+        <w:t>dapat</w:t>
+      </w:r>
+      <w:proofErr w:type="spellEnd"/>
+      <w:r>
+        <w:rPr>
+          <w:rFonts w:ascii="Times New Roman" w:hAnsi="Times New Roman"/>
+        </w:rPr>
+        <w:t xml:space="preserve"> </w:t>
+      </w:r>
+      <w:proofErr w:type="spellStart"/>
+      <w:r>
+        <w:rPr>
+          <w:rFonts w:ascii="Times New Roman" w:hAnsi="Times New Roman"/>
+        </w:rPr>
+        <w:t>dilakukan</w:t>
+      </w:r>
+      <w:proofErr w:type="spellEnd"/>
+      <w:r>
+        <w:rPr>
+          <w:rFonts w:ascii="Times New Roman" w:hAnsi="Times New Roman"/>
+        </w:rPr>
+        <w:t xml:space="preserve"> dua </w:t>
+      </w:r>
+      <w:proofErr w:type="spellStart"/>
+      <w:r>
+        <w:rPr>
+          <w:rFonts w:ascii="Times New Roman" w:hAnsi="Times New Roman"/>
+        </w:rPr>
+        <w:t>arah</w:t>
+      </w:r>
+      <w:proofErr w:type="spellEnd"/>
+      <w:r>
+        <w:rPr>
+          <w:rFonts w:ascii="Times New Roman" w:hAnsi="Times New Roman"/>
+        </w:rPr>
+        <w:t xml:space="preserve">, </w:t>
+      </w:r>
+      <w:proofErr w:type="spellStart"/>
+      <w:r>
+        <w:rPr>
+          <w:rFonts w:ascii="Times New Roman" w:hAnsi="Times New Roman"/>
+        </w:rPr>
+        <w:t>baik</w:t>
+      </w:r>
+      <w:proofErr w:type="spellEnd"/>
+      <w:r>
+        <w:rPr>
+          <w:rFonts w:ascii="Times New Roman" w:hAnsi="Times New Roman"/>
+        </w:rPr>
+        <w:t xml:space="preserve"> </w:t>
+      </w:r>
+      <w:proofErr w:type="spellStart"/>
+      <w:r>
+        <w:rPr>
+          <w:rFonts w:ascii="Times New Roman" w:hAnsi="Times New Roman"/>
+        </w:rPr>
+        <w:t>dari</w:t>
+      </w:r>
+      <w:proofErr w:type="spellEnd"/>
+      <w:r>
+        <w:rPr>
+          <w:rFonts w:ascii="Times New Roman" w:hAnsi="Times New Roman"/>
+        </w:rPr>
+        <w:t xml:space="preserve"> head </w:t>
+      </w:r>
+      <w:proofErr w:type="spellStart"/>
+      <w:r>
+        <w:rPr>
+          <w:rFonts w:ascii="Times New Roman" w:hAnsi="Times New Roman"/>
+        </w:rPr>
+        <w:t>ke</w:t>
+      </w:r>
+      <w:proofErr w:type="spellEnd"/>
+      <w:r>
+        <w:rPr>
+          <w:rFonts w:ascii="Times New Roman" w:hAnsi="Times New Roman"/>
+        </w:rPr>
+        <w:t xml:space="preserve"> tail </w:t>
+      </w:r>
+      <w:proofErr w:type="spellStart"/>
+      <w:r>
+        <w:rPr>
+          <w:rFonts w:ascii="Times New Roman" w:hAnsi="Times New Roman"/>
+        </w:rPr>
+        <w:t>maupun</w:t>
+      </w:r>
+      <w:proofErr w:type="spellEnd"/>
+      <w:r>
+        <w:rPr>
+          <w:rFonts w:ascii="Times New Roman" w:hAnsi="Times New Roman"/>
+        </w:rPr>
+        <w:t xml:space="preserve"> </w:t>
+      </w:r>
+      <w:proofErr w:type="spellStart"/>
+      <w:r>
+        <w:rPr>
+          <w:rFonts w:ascii="Times New Roman" w:hAnsi="Times New Roman"/>
+        </w:rPr>
+        <w:t>dari</w:t>
+      </w:r>
+      <w:proofErr w:type="spellEnd"/>
+      <w:r>
+        <w:rPr>
+          <w:rFonts w:ascii="Times New Roman" w:hAnsi="Times New Roman"/>
+        </w:rPr>
+        <w:t xml:space="preserve"> tail </w:t>
+      </w:r>
+      <w:proofErr w:type="spellStart"/>
+      <w:r>
+        <w:rPr>
+          <w:rFonts w:ascii="Times New Roman" w:hAnsi="Times New Roman"/>
+        </w:rPr>
+        <w:t>ke</w:t>
+      </w:r>
+      <w:proofErr w:type="spellEnd"/>
+      <w:r>
+        <w:rPr>
+          <w:rFonts w:ascii="Times New Roman" w:hAnsi="Times New Roman"/>
+        </w:rPr>
+        <w:t xml:space="preserve"> head </w:t>
+      </w:r>
+      <w:proofErr w:type="spellStart"/>
+      <w:r>
+        <w:rPr>
+          <w:rFonts w:ascii="Times New Roman" w:hAnsi="Times New Roman"/>
+        </w:rPr>
+        <w:t>karena</w:t>
+      </w:r>
+      <w:proofErr w:type="spellEnd"/>
+      <w:r>
+        <w:rPr>
+          <w:rFonts w:ascii="Times New Roman" w:hAnsi="Times New Roman"/>
+        </w:rPr>
+        <w:t xml:space="preserve"> </w:t>
+      </w:r>
+      <w:proofErr w:type="spellStart"/>
+      <w:r>
+        <w:rPr>
+          <w:rFonts w:ascii="Times New Roman" w:hAnsi="Times New Roman"/>
+        </w:rPr>
+        <w:t>setiap</w:t>
+      </w:r>
+      <w:proofErr w:type="spellEnd"/>
+      <w:r>
+        <w:rPr>
+          <w:rFonts w:ascii="Times New Roman" w:hAnsi="Times New Roman"/>
+        </w:rPr>
+        <w:t xml:space="preserve"> node </w:t>
+      </w:r>
+      <w:proofErr w:type="spellStart"/>
+      <w:r>
+        <w:rPr>
+          <w:rFonts w:ascii="Times New Roman" w:hAnsi="Times New Roman"/>
+        </w:rPr>
+        <w:t>terhubung</w:t>
+      </w:r>
+      <w:proofErr w:type="spellEnd"/>
+      <w:r>
+        <w:rPr>
+          <w:rFonts w:ascii="Times New Roman" w:hAnsi="Times New Roman"/>
+        </w:rPr>
+        <w:t xml:space="preserve"> </w:t>
+      </w:r>
+      <w:proofErr w:type="spellStart"/>
+      <w:r>
+        <w:rPr>
+          <w:rFonts w:ascii="Times New Roman" w:hAnsi="Times New Roman"/>
+        </w:rPr>
+        <w:t>dengan</w:t>
+      </w:r>
+      <w:proofErr w:type="spellEnd"/>
+      <w:r>
+        <w:rPr>
+          <w:rFonts w:ascii="Times New Roman" w:hAnsi="Times New Roman"/>
+        </w:rPr>
+        <w:t xml:space="preserve"> node </w:t>
+      </w:r>
+      <w:proofErr w:type="spellStart"/>
+      <w:r>
+        <w:rPr>
+          <w:rFonts w:ascii="Times New Roman" w:hAnsi="Times New Roman"/>
+        </w:rPr>
+        <w:t>sebelum</w:t>
+      </w:r>
+      <w:proofErr w:type="spellEnd"/>
+      <w:r>
+        <w:rPr>
+          <w:rFonts w:ascii="Times New Roman" w:hAnsi="Times New Roman"/>
+        </w:rPr>
+        <w:t xml:space="preserve"> dan </w:t>
+      </w:r>
+      <w:proofErr w:type="spellStart"/>
+      <w:r>
+        <w:rPr>
+          <w:rFonts w:ascii="Times New Roman" w:hAnsi="Times New Roman"/>
+        </w:rPr>
+        <w:t>sesudahnya</w:t>
+      </w:r>
+      <w:proofErr w:type="spellEnd"/>
+      <w:r>
+        <w:rPr>
+          <w:rFonts w:ascii="Times New Roman" w:hAnsi="Times New Roman"/>
+        </w:rPr>
+        <w:t>.</w:t>
       </w:r>
     </w:p>
     <w:p>
@@ -475,29 +1251,172 @@
         <w:tabs>
           <w:tab w:val="left" w:pos="1440"/>
         </w:tabs>
-        <w:ind w:left="1890"/>
-        <w:jc w:val="both"/>
-        <w:rPr>
-          <w:rFonts w:ascii="Times New Roman" w:hAnsi="Times New Roman"/>
-        </w:rPr>
-      </w:pPr>
-      <w:r>
-        <w:rPr>
-          <w:rFonts w:ascii="Times New Roman" w:hAnsi="Times New Roman"/>
-        </w:rPr>
-        <w:t>Karena pada saat pertama kali method sll.print() dipanggil di fungsi main, objek Linked List baru saja diinstansiasi (SingleLinkedList20 sll = new SingleLinkedList20();).</w:t>
-      </w:r>
-      <w:r>
-        <w:rPr>
-          <w:rFonts w:ascii="Times New Roman" w:hAnsi="Times New Roman"/>
-        </w:rPr>
-        <w:t xml:space="preserve"> </w:t>
-      </w:r>
-      <w:r>
-        <w:rPr>
-          <w:rFonts w:ascii="Times New Roman" w:hAnsi="Times New Roman"/>
-        </w:rPr>
-        <w:t>Pada kondisi awal ini, atribut head masih bernilai null sehingga method isEmpty() mengembalikan nilai true. Oleh karena itu, program mengeksekusi blok kode di dalam else pada method print() yang menampilkan teks "Linked List kosong".</w:t>
+        <w:ind w:left="1800"/>
+        <w:rPr>
+          <w:rFonts w:ascii="Times New Roman" w:hAnsi="Times New Roman"/>
+          <w:lang w:val="en-US"/>
+        </w:rPr>
+      </w:pPr>
+    </w:p>
+    <w:p>
+      <w:pPr>
+        <w:pStyle w:val="ListParagraph"/>
+        <w:numPr>
+          <w:ilvl w:val="0"/>
+          <w:numId w:val="33"/>
+        </w:numPr>
+        <w:tabs>
+          <w:tab w:val="left" w:pos="1440"/>
+        </w:tabs>
+        <w:ind w:left="1800"/>
+        <w:rPr>
+          <w:rFonts w:ascii="Times New Roman" w:hAnsi="Times New Roman"/>
+          <w:lang w:val="en-US"/>
+        </w:rPr>
+      </w:pPr>
+      <w:proofErr w:type="spellStart"/>
+      <w:r>
+        <w:rPr>
+          <w:rFonts w:ascii="Times New Roman" w:hAnsi="Times New Roman"/>
+          <w:lang w:val="en-US"/>
+        </w:rPr>
+        <w:t>Perhatikan</w:t>
+      </w:r>
+      <w:proofErr w:type="spellEnd"/>
+      <w:r>
+        <w:rPr>
+          <w:rFonts w:ascii="Times New Roman" w:hAnsi="Times New Roman"/>
+          <w:lang w:val="en-US"/>
+        </w:rPr>
+        <w:t xml:space="preserve"> class Node, di </w:t>
+      </w:r>
+      <w:proofErr w:type="spellStart"/>
+      <w:r>
+        <w:rPr>
+          <w:rFonts w:ascii="Times New Roman" w:hAnsi="Times New Roman"/>
+          <w:lang w:val="en-US"/>
+        </w:rPr>
+        <w:t>dalamnya</w:t>
+      </w:r>
+      <w:proofErr w:type="spellEnd"/>
+      <w:r>
+        <w:rPr>
+          <w:rFonts w:ascii="Times New Roman" w:hAnsi="Times New Roman"/>
+          <w:lang w:val="en-US"/>
+        </w:rPr>
+        <w:t xml:space="preserve"> </w:t>
+      </w:r>
+      <w:proofErr w:type="spellStart"/>
+      <w:r>
+        <w:rPr>
+          <w:rFonts w:ascii="Times New Roman" w:hAnsi="Times New Roman"/>
+          <w:lang w:val="en-US"/>
+        </w:rPr>
+        <w:t>terdapat</w:t>
+      </w:r>
+      <w:proofErr w:type="spellEnd"/>
+      <w:r>
+        <w:rPr>
+          <w:rFonts w:ascii="Times New Roman" w:hAnsi="Times New Roman"/>
+          <w:lang w:val="en-US"/>
+        </w:rPr>
+        <w:t xml:space="preserve"> </w:t>
+      </w:r>
+      <w:proofErr w:type="spellStart"/>
+      <w:r>
+        <w:rPr>
+          <w:rFonts w:ascii="Times New Roman" w:hAnsi="Times New Roman"/>
+          <w:lang w:val="en-US"/>
+        </w:rPr>
+        <w:t>atribut</w:t>
+      </w:r>
+      <w:proofErr w:type="spellEnd"/>
+      <w:r>
+        <w:rPr>
+          <w:rFonts w:ascii="Times New Roman" w:hAnsi="Times New Roman"/>
+          <w:lang w:val="en-US"/>
+        </w:rPr>
+        <w:t xml:space="preserve"> next dan prev. </w:t>
+      </w:r>
+      <w:proofErr w:type="spellStart"/>
+      <w:r>
+        <w:rPr>
+          <w:rFonts w:ascii="Times New Roman" w:hAnsi="Times New Roman"/>
+          <w:lang w:val="en-US"/>
+        </w:rPr>
+        <w:t>Jelaskan</w:t>
+      </w:r>
+      <w:proofErr w:type="spellEnd"/>
+      <w:r>
+        <w:rPr>
+          <w:rFonts w:ascii="Times New Roman" w:hAnsi="Times New Roman"/>
+          <w:lang w:val="en-US"/>
+        </w:rPr>
+        <w:t xml:space="preserve"> </w:t>
+      </w:r>
+      <w:proofErr w:type="spellStart"/>
+      <w:r>
+        <w:rPr>
+          <w:rFonts w:ascii="Times New Roman" w:hAnsi="Times New Roman"/>
+          <w:lang w:val="en-US"/>
+        </w:rPr>
+        <w:t>fungsi</w:t>
+      </w:r>
+      <w:proofErr w:type="spellEnd"/>
+      <w:r>
+        <w:rPr>
+          <w:rFonts w:ascii="Times New Roman" w:hAnsi="Times New Roman"/>
+          <w:lang w:val="en-US"/>
+        </w:rPr>
+        <w:t xml:space="preserve"> masing-masing </w:t>
+      </w:r>
+      <w:proofErr w:type="spellStart"/>
+      <w:r>
+        <w:rPr>
+          <w:rFonts w:ascii="Times New Roman" w:hAnsi="Times New Roman"/>
+          <w:lang w:val="en-US"/>
+        </w:rPr>
+        <w:t>atribut</w:t>
+      </w:r>
+      <w:proofErr w:type="spellEnd"/>
+      <w:r>
+        <w:rPr>
+          <w:rFonts w:ascii="Times New Roman" w:hAnsi="Times New Roman"/>
+          <w:lang w:val="en-US"/>
+        </w:rPr>
+        <w:t xml:space="preserve"> </w:t>
+      </w:r>
+      <w:proofErr w:type="spellStart"/>
+      <w:r>
+        <w:rPr>
+          <w:rFonts w:ascii="Times New Roman" w:hAnsi="Times New Roman"/>
+          <w:lang w:val="en-US"/>
+        </w:rPr>
+        <w:t>tersebut</w:t>
+      </w:r>
+      <w:proofErr w:type="spellEnd"/>
+      <w:r>
+        <w:rPr>
+          <w:rFonts w:ascii="Times New Roman" w:hAnsi="Times New Roman"/>
+          <w:lang w:val="en-US"/>
+        </w:rPr>
+        <w:t xml:space="preserve"> pada proses traversal dan </w:t>
+      </w:r>
+      <w:proofErr w:type="spellStart"/>
+      <w:r>
+        <w:rPr>
+          <w:rFonts w:ascii="Times New Roman" w:hAnsi="Times New Roman"/>
+          <w:lang w:val="en-US"/>
+        </w:rPr>
+        <w:t>manipulasi</w:t>
+      </w:r>
+      <w:proofErr w:type="spellEnd"/>
+      <w:r>
+        <w:rPr>
+          <w:rFonts w:ascii="Times New Roman" w:hAnsi="Times New Roman"/>
+          <w:lang w:val="en-US"/>
+        </w:rPr>
+        <w:t xml:space="preserve"> node! </w:t>
       </w:r>
     </w:p>
     <w:p>
@@ -506,34 +1425,603 @@
         <w:tabs>
           <w:tab w:val="left" w:pos="1440"/>
         </w:tabs>
-        <w:ind w:left="1890"/>
-        <w:jc w:val="both"/>
-        <w:rPr>
-          <w:rFonts w:ascii="Times New Roman" w:hAnsi="Times New Roman"/>
-        </w:rPr>
-      </w:pPr>
+        <w:ind w:left="1800"/>
+        <w:rPr>
+          <w:rFonts w:ascii="Times New Roman" w:hAnsi="Times New Roman"/>
+          <w:lang w:val="en-US"/>
+        </w:rPr>
+      </w:pPr>
+      <w:proofErr w:type="gramStart"/>
+      <w:r>
+        <w:rPr>
+          <w:rFonts w:ascii="Times New Roman" w:hAnsi="Times New Roman"/>
+          <w:lang w:val="en-US"/>
+        </w:rPr>
+        <w:t>Jawab :</w:t>
+      </w:r>
+      <w:proofErr w:type="gramEnd"/>
     </w:p>
     <w:p>
       <w:pPr>
         <w:pStyle w:val="ListParagraph"/>
         <w:numPr>
           <w:ilvl w:val="0"/>
-          <w:numId w:val="24"/>
+          <w:numId w:val="34"/>
         </w:numPr>
         <w:tabs>
           <w:tab w:val="left" w:pos="1440"/>
         </w:tabs>
-        <w:ind w:left="1890" w:hanging="450"/>
-        <w:jc w:val="both"/>
-        <w:rPr>
-          <w:rFonts w:ascii="Times New Roman" w:hAnsi="Times New Roman"/>
-        </w:rPr>
-      </w:pPr>
-      <w:r>
-        <w:rPr>
-          <w:rFonts w:ascii="Times New Roman" w:hAnsi="Times New Roman"/>
-        </w:rPr>
-        <w:t xml:space="preserve">Jelaskan kegunaan variabel temp secara umum pada setiap method! </w:t>
+        <w:rPr>
+          <w:rFonts w:ascii="Times New Roman" w:hAnsi="Times New Roman"/>
+          <w:lang w:val="en-US"/>
+        </w:rPr>
+      </w:pPr>
+      <w:r>
+        <w:rPr>
+          <w:rFonts w:ascii="Times New Roman" w:hAnsi="Times New Roman"/>
+          <w:lang w:val="en-US"/>
+        </w:rPr>
+        <w:t xml:space="preserve">Pointer `next` </w:t>
+      </w:r>
+      <w:proofErr w:type="spellStart"/>
+      <w:r>
+        <w:rPr>
+          <w:rFonts w:ascii="Times New Roman" w:hAnsi="Times New Roman"/>
+          <w:lang w:val="en-US"/>
+        </w:rPr>
+        <w:t>berfungsi</w:t>
+      </w:r>
+      <w:proofErr w:type="spellEnd"/>
+      <w:r>
+        <w:rPr>
+          <w:rFonts w:ascii="Times New Roman" w:hAnsi="Times New Roman"/>
+          <w:lang w:val="en-US"/>
+        </w:rPr>
+        <w:t xml:space="preserve"> </w:t>
+      </w:r>
+      <w:proofErr w:type="spellStart"/>
+      <w:r>
+        <w:rPr>
+          <w:rFonts w:ascii="Times New Roman" w:hAnsi="Times New Roman"/>
+          <w:lang w:val="en-US"/>
+        </w:rPr>
+        <w:t>menyimpan</w:t>
+      </w:r>
+      <w:proofErr w:type="spellEnd"/>
+      <w:r>
+        <w:rPr>
+          <w:rFonts w:ascii="Times New Roman" w:hAnsi="Times New Roman"/>
+          <w:lang w:val="en-US"/>
+        </w:rPr>
+        <w:t xml:space="preserve"> </w:t>
+      </w:r>
+      <w:proofErr w:type="spellStart"/>
+      <w:r>
+        <w:rPr>
+          <w:rFonts w:ascii="Times New Roman" w:hAnsi="Times New Roman"/>
+          <w:lang w:val="en-US"/>
+        </w:rPr>
+        <w:t>alamat</w:t>
+      </w:r>
+      <w:proofErr w:type="spellEnd"/>
+      <w:r>
+        <w:rPr>
+          <w:rFonts w:ascii="Times New Roman" w:hAnsi="Times New Roman"/>
+          <w:lang w:val="en-US"/>
+        </w:rPr>
+        <w:t xml:space="preserve"> node </w:t>
+      </w:r>
+      <w:proofErr w:type="spellStart"/>
+      <w:r>
+        <w:rPr>
+          <w:rFonts w:ascii="Times New Roman" w:hAnsi="Times New Roman"/>
+          <w:lang w:val="en-US"/>
+        </w:rPr>
+        <w:t>selanjutnya</w:t>
+      </w:r>
+      <w:proofErr w:type="spellEnd"/>
+      <w:r>
+        <w:rPr>
+          <w:rFonts w:ascii="Times New Roman" w:hAnsi="Times New Roman"/>
+          <w:lang w:val="en-US"/>
+        </w:rPr>
+        <w:t xml:space="preserve"> </w:t>
+      </w:r>
+      <w:proofErr w:type="spellStart"/>
+      <w:r>
+        <w:rPr>
+          <w:rFonts w:ascii="Times New Roman" w:hAnsi="Times New Roman"/>
+          <w:lang w:val="en-US"/>
+        </w:rPr>
+        <w:t>sehingga</w:t>
+      </w:r>
+      <w:proofErr w:type="spellEnd"/>
+      <w:r>
+        <w:rPr>
+          <w:rFonts w:ascii="Times New Roman" w:hAnsi="Times New Roman"/>
+          <w:lang w:val="en-US"/>
+        </w:rPr>
+        <w:t xml:space="preserve"> </w:t>
+      </w:r>
+      <w:proofErr w:type="spellStart"/>
+      <w:r>
+        <w:rPr>
+          <w:rFonts w:ascii="Times New Roman" w:hAnsi="Times New Roman"/>
+          <w:lang w:val="en-US"/>
+        </w:rPr>
+        <w:t>digunakan</w:t>
+      </w:r>
+      <w:proofErr w:type="spellEnd"/>
+      <w:r>
+        <w:rPr>
+          <w:rFonts w:ascii="Times New Roman" w:hAnsi="Times New Roman"/>
+          <w:lang w:val="en-US"/>
+        </w:rPr>
+        <w:t xml:space="preserve"> </w:t>
+      </w:r>
+      <w:proofErr w:type="spellStart"/>
+      <w:r>
+        <w:rPr>
+          <w:rFonts w:ascii="Times New Roman" w:hAnsi="Times New Roman"/>
+          <w:lang w:val="en-US"/>
+        </w:rPr>
+        <w:t>untuk</w:t>
+      </w:r>
+      <w:proofErr w:type="spellEnd"/>
+      <w:r>
+        <w:rPr>
+          <w:rFonts w:ascii="Times New Roman" w:hAnsi="Times New Roman"/>
+          <w:lang w:val="en-US"/>
+        </w:rPr>
+        <w:t xml:space="preserve"> traversal </w:t>
+      </w:r>
+      <w:proofErr w:type="spellStart"/>
+      <w:r>
+        <w:rPr>
+          <w:rFonts w:ascii="Times New Roman" w:hAnsi="Times New Roman"/>
+          <w:lang w:val="en-US"/>
+        </w:rPr>
+        <w:t>maju</w:t>
+      </w:r>
+      <w:proofErr w:type="spellEnd"/>
+      <w:r>
+        <w:rPr>
+          <w:rFonts w:ascii="Times New Roman" w:hAnsi="Times New Roman"/>
+          <w:lang w:val="en-US"/>
+        </w:rPr>
+        <w:t xml:space="preserve"> dan </w:t>
+      </w:r>
+      <w:proofErr w:type="spellStart"/>
+      <w:r>
+        <w:rPr>
+          <w:rFonts w:ascii="Times New Roman" w:hAnsi="Times New Roman"/>
+          <w:lang w:val="en-US"/>
+        </w:rPr>
+        <w:t>menghubungkan</w:t>
+      </w:r>
+      <w:proofErr w:type="spellEnd"/>
+      <w:r>
+        <w:rPr>
+          <w:rFonts w:ascii="Times New Roman" w:hAnsi="Times New Roman"/>
+          <w:lang w:val="en-US"/>
+        </w:rPr>
+        <w:t xml:space="preserve"> node </w:t>
+      </w:r>
+      <w:proofErr w:type="spellStart"/>
+      <w:r>
+        <w:rPr>
+          <w:rFonts w:ascii="Times New Roman" w:hAnsi="Times New Roman"/>
+          <w:lang w:val="en-US"/>
+        </w:rPr>
+        <w:t>saat</w:t>
+      </w:r>
+      <w:proofErr w:type="spellEnd"/>
+      <w:r>
+        <w:rPr>
+          <w:rFonts w:ascii="Times New Roman" w:hAnsi="Times New Roman"/>
+          <w:lang w:val="en-US"/>
+        </w:rPr>
+        <w:t xml:space="preserve"> proses </w:t>
+      </w:r>
+      <w:proofErr w:type="spellStart"/>
+      <w:r>
+        <w:rPr>
+          <w:rFonts w:ascii="Times New Roman" w:hAnsi="Times New Roman"/>
+          <w:lang w:val="en-US"/>
+        </w:rPr>
+        <w:t>penambahan</w:t>
+      </w:r>
+      <w:proofErr w:type="spellEnd"/>
+      <w:r>
+        <w:rPr>
+          <w:rFonts w:ascii="Times New Roman" w:hAnsi="Times New Roman"/>
+          <w:lang w:val="en-US"/>
+        </w:rPr>
+        <w:t xml:space="preserve"> </w:t>
+      </w:r>
+      <w:proofErr w:type="spellStart"/>
+      <w:r>
+        <w:rPr>
+          <w:rFonts w:ascii="Times New Roman" w:hAnsi="Times New Roman"/>
+          <w:lang w:val="en-US"/>
+        </w:rPr>
+        <w:t>atau</w:t>
+      </w:r>
+      <w:proofErr w:type="spellEnd"/>
+      <w:r>
+        <w:rPr>
+          <w:rFonts w:ascii="Times New Roman" w:hAnsi="Times New Roman"/>
+          <w:lang w:val="en-US"/>
+        </w:rPr>
+        <w:t xml:space="preserve"> </w:t>
+      </w:r>
+      <w:proofErr w:type="spellStart"/>
+      <w:r>
+        <w:rPr>
+          <w:rFonts w:ascii="Times New Roman" w:hAnsi="Times New Roman"/>
+          <w:lang w:val="en-US"/>
+        </w:rPr>
+        <w:t>penghapusan</w:t>
+      </w:r>
+      <w:proofErr w:type="spellEnd"/>
+      <w:r>
+        <w:rPr>
+          <w:rFonts w:ascii="Times New Roman" w:hAnsi="Times New Roman"/>
+          <w:lang w:val="en-US"/>
+        </w:rPr>
+        <w:t xml:space="preserve"> data. </w:t>
+      </w:r>
+    </w:p>
+    <w:p>
+      <w:pPr>
+        <w:pStyle w:val="ListParagraph"/>
+        <w:numPr>
+          <w:ilvl w:val="0"/>
+          <w:numId w:val="34"/>
+        </w:numPr>
+        <w:tabs>
+          <w:tab w:val="left" w:pos="1440"/>
+        </w:tabs>
+        <w:rPr>
+          <w:rFonts w:ascii="Times New Roman" w:hAnsi="Times New Roman"/>
+          <w:lang w:val="en-US"/>
+        </w:rPr>
+      </w:pPr>
+      <w:proofErr w:type="spellStart"/>
+      <w:r>
+        <w:rPr>
+          <w:rFonts w:ascii="Times New Roman" w:hAnsi="Times New Roman"/>
+          <w:lang w:val="en-US"/>
+        </w:rPr>
+        <w:t>Sedangkan</w:t>
+      </w:r>
+      <w:proofErr w:type="spellEnd"/>
+      <w:r>
+        <w:rPr>
+          <w:rFonts w:ascii="Times New Roman" w:hAnsi="Times New Roman"/>
+          <w:lang w:val="en-US"/>
+        </w:rPr>
+        <w:t xml:space="preserve"> pointer `</w:t>
+      </w:r>
+      <w:proofErr w:type="spellStart"/>
+      <w:r>
+        <w:rPr>
+          <w:rFonts w:ascii="Times New Roman" w:hAnsi="Times New Roman"/>
+          <w:lang w:val="en-US"/>
+        </w:rPr>
+        <w:t>prev</w:t>
+      </w:r>
+      <w:proofErr w:type="spellEnd"/>
+      <w:r>
+        <w:rPr>
+          <w:rFonts w:ascii="Times New Roman" w:hAnsi="Times New Roman"/>
+          <w:lang w:val="en-US"/>
+        </w:rPr>
+        <w:t xml:space="preserve">` </w:t>
+      </w:r>
+      <w:proofErr w:type="spellStart"/>
+      <w:r>
+        <w:rPr>
+          <w:rFonts w:ascii="Times New Roman" w:hAnsi="Times New Roman"/>
+          <w:lang w:val="en-US"/>
+        </w:rPr>
+        <w:t>berfungsi</w:t>
+      </w:r>
+      <w:proofErr w:type="spellEnd"/>
+      <w:r>
+        <w:rPr>
+          <w:rFonts w:ascii="Times New Roman" w:hAnsi="Times New Roman"/>
+          <w:lang w:val="en-US"/>
+        </w:rPr>
+        <w:t xml:space="preserve"> </w:t>
+      </w:r>
+      <w:proofErr w:type="spellStart"/>
+      <w:r>
+        <w:rPr>
+          <w:rFonts w:ascii="Times New Roman" w:hAnsi="Times New Roman"/>
+          <w:lang w:val="en-US"/>
+        </w:rPr>
+        <w:t>menyimpan</w:t>
+      </w:r>
+      <w:proofErr w:type="spellEnd"/>
+      <w:r>
+        <w:rPr>
+          <w:rFonts w:ascii="Times New Roman" w:hAnsi="Times New Roman"/>
+          <w:lang w:val="en-US"/>
+        </w:rPr>
+        <w:t xml:space="preserve"> </w:t>
+      </w:r>
+      <w:proofErr w:type="spellStart"/>
+      <w:r>
+        <w:rPr>
+          <w:rFonts w:ascii="Times New Roman" w:hAnsi="Times New Roman"/>
+          <w:lang w:val="en-US"/>
+        </w:rPr>
+        <w:t>alamat</w:t>
+      </w:r>
+      <w:proofErr w:type="spellEnd"/>
+      <w:r>
+        <w:rPr>
+          <w:rFonts w:ascii="Times New Roman" w:hAnsi="Times New Roman"/>
+          <w:lang w:val="en-US"/>
+        </w:rPr>
+        <w:t xml:space="preserve"> node </w:t>
+      </w:r>
+      <w:proofErr w:type="spellStart"/>
+      <w:r>
+        <w:rPr>
+          <w:rFonts w:ascii="Times New Roman" w:hAnsi="Times New Roman"/>
+          <w:lang w:val="en-US"/>
+        </w:rPr>
+        <w:t>sebelumnya</w:t>
+      </w:r>
+      <w:proofErr w:type="spellEnd"/>
+      <w:r>
+        <w:rPr>
+          <w:rFonts w:ascii="Times New Roman" w:hAnsi="Times New Roman"/>
+          <w:lang w:val="en-US"/>
+        </w:rPr>
+        <w:t xml:space="preserve"> </w:t>
+      </w:r>
+      <w:proofErr w:type="spellStart"/>
+      <w:r>
+        <w:rPr>
+          <w:rFonts w:ascii="Times New Roman" w:hAnsi="Times New Roman"/>
+          <w:lang w:val="en-US"/>
+        </w:rPr>
+        <w:t>sehingga</w:t>
+      </w:r>
+      <w:proofErr w:type="spellEnd"/>
+      <w:r>
+        <w:rPr>
+          <w:rFonts w:ascii="Times New Roman" w:hAnsi="Times New Roman"/>
+          <w:lang w:val="en-US"/>
+        </w:rPr>
+        <w:t xml:space="preserve"> traversal </w:t>
+      </w:r>
+      <w:proofErr w:type="spellStart"/>
+      <w:r>
+        <w:rPr>
+          <w:rFonts w:ascii="Times New Roman" w:hAnsi="Times New Roman"/>
+          <w:lang w:val="en-US"/>
+        </w:rPr>
+        <w:t>dapat</w:t>
+      </w:r>
+      <w:proofErr w:type="spellEnd"/>
+      <w:r>
+        <w:rPr>
+          <w:rFonts w:ascii="Times New Roman" w:hAnsi="Times New Roman"/>
+          <w:lang w:val="en-US"/>
+        </w:rPr>
+        <w:t xml:space="preserve"> </w:t>
+      </w:r>
+      <w:proofErr w:type="spellStart"/>
+      <w:r>
+        <w:rPr>
+          <w:rFonts w:ascii="Times New Roman" w:hAnsi="Times New Roman"/>
+          <w:lang w:val="en-US"/>
+        </w:rPr>
+        <w:t>dilakukan</w:t>
+      </w:r>
+      <w:proofErr w:type="spellEnd"/>
+      <w:r>
+        <w:rPr>
+          <w:rFonts w:ascii="Times New Roman" w:hAnsi="Times New Roman"/>
+          <w:lang w:val="en-US"/>
+        </w:rPr>
+        <w:t xml:space="preserve"> </w:t>
+      </w:r>
+      <w:proofErr w:type="spellStart"/>
+      <w:r>
+        <w:rPr>
+          <w:rFonts w:ascii="Times New Roman" w:hAnsi="Times New Roman"/>
+          <w:lang w:val="en-US"/>
+        </w:rPr>
+        <w:t>secara</w:t>
+      </w:r>
+      <w:proofErr w:type="spellEnd"/>
+      <w:r>
+        <w:rPr>
+          <w:rFonts w:ascii="Times New Roman" w:hAnsi="Times New Roman"/>
+          <w:lang w:val="en-US"/>
+        </w:rPr>
+        <w:t xml:space="preserve"> </w:t>
+      </w:r>
+      <w:proofErr w:type="spellStart"/>
+      <w:r>
+        <w:rPr>
+          <w:rFonts w:ascii="Times New Roman" w:hAnsi="Times New Roman"/>
+          <w:lang w:val="en-US"/>
+        </w:rPr>
+        <w:t>mundur</w:t>
+      </w:r>
+      <w:proofErr w:type="spellEnd"/>
+      <w:r>
+        <w:rPr>
+          <w:rFonts w:ascii="Times New Roman" w:hAnsi="Times New Roman"/>
+          <w:lang w:val="en-US"/>
+        </w:rPr>
+        <w:t xml:space="preserve"> dan </w:t>
+      </w:r>
+      <w:proofErr w:type="spellStart"/>
+      <w:r>
+        <w:rPr>
+          <w:rFonts w:ascii="Times New Roman" w:hAnsi="Times New Roman"/>
+          <w:lang w:val="en-US"/>
+        </w:rPr>
+        <w:t>hubungan</w:t>
+      </w:r>
+      <w:proofErr w:type="spellEnd"/>
+      <w:r>
+        <w:rPr>
+          <w:rFonts w:ascii="Times New Roman" w:hAnsi="Times New Roman"/>
+          <w:lang w:val="en-US"/>
+        </w:rPr>
+        <w:t xml:space="preserve"> dua </w:t>
+      </w:r>
+      <w:proofErr w:type="spellStart"/>
+      <w:r>
+        <w:rPr>
+          <w:rFonts w:ascii="Times New Roman" w:hAnsi="Times New Roman"/>
+          <w:lang w:val="en-US"/>
+        </w:rPr>
+        <w:t>arah</w:t>
+      </w:r>
+      <w:proofErr w:type="spellEnd"/>
+      <w:r>
+        <w:rPr>
+          <w:rFonts w:ascii="Times New Roman" w:hAnsi="Times New Roman"/>
+          <w:lang w:val="en-US"/>
+        </w:rPr>
+        <w:t xml:space="preserve"> </w:t>
+      </w:r>
+      <w:proofErr w:type="spellStart"/>
+      <w:r>
+        <w:rPr>
+          <w:rFonts w:ascii="Times New Roman" w:hAnsi="Times New Roman"/>
+          <w:lang w:val="en-US"/>
+        </w:rPr>
+        <w:t>antar</w:t>
+      </w:r>
+      <w:proofErr w:type="spellEnd"/>
+      <w:r>
+        <w:rPr>
+          <w:rFonts w:ascii="Times New Roman" w:hAnsi="Times New Roman"/>
+          <w:lang w:val="en-US"/>
+        </w:rPr>
+        <w:t xml:space="preserve"> node </w:t>
+      </w:r>
+      <w:proofErr w:type="spellStart"/>
+      <w:r>
+        <w:rPr>
+          <w:rFonts w:ascii="Times New Roman" w:hAnsi="Times New Roman"/>
+          <w:lang w:val="en-US"/>
+        </w:rPr>
+        <w:t>tetap</w:t>
+      </w:r>
+      <w:proofErr w:type="spellEnd"/>
+      <w:r>
+        <w:rPr>
+          <w:rFonts w:ascii="Times New Roman" w:hAnsi="Times New Roman"/>
+          <w:lang w:val="en-US"/>
+        </w:rPr>
+        <w:t xml:space="preserve"> </w:t>
+      </w:r>
+      <w:proofErr w:type="spellStart"/>
+      <w:r>
+        <w:rPr>
+          <w:rFonts w:ascii="Times New Roman" w:hAnsi="Times New Roman"/>
+          <w:lang w:val="en-US"/>
+        </w:rPr>
+        <w:t>terjaga</w:t>
+      </w:r>
+      <w:proofErr w:type="spellEnd"/>
+      <w:r>
+        <w:rPr>
+          <w:rFonts w:ascii="Times New Roman" w:hAnsi="Times New Roman"/>
+          <w:lang w:val="en-US"/>
+        </w:rPr>
+        <w:t xml:space="preserve"> </w:t>
+      </w:r>
+      <w:proofErr w:type="spellStart"/>
+      <w:r>
+        <w:rPr>
+          <w:rFonts w:ascii="Times New Roman" w:hAnsi="Times New Roman"/>
+          <w:lang w:val="en-US"/>
+        </w:rPr>
+        <w:t>tanpa</w:t>
+      </w:r>
+      <w:proofErr w:type="spellEnd"/>
+      <w:r>
+        <w:rPr>
+          <w:rFonts w:ascii="Times New Roman" w:hAnsi="Times New Roman"/>
+          <w:lang w:val="en-US"/>
+        </w:rPr>
+        <w:t xml:space="preserve"> </w:t>
+      </w:r>
+      <w:proofErr w:type="spellStart"/>
+      <w:r>
+        <w:rPr>
+          <w:rFonts w:ascii="Times New Roman" w:hAnsi="Times New Roman"/>
+          <w:lang w:val="en-US"/>
+        </w:rPr>
+        <w:t>perlu</w:t>
+      </w:r>
+      <w:proofErr w:type="spellEnd"/>
+      <w:r>
+        <w:rPr>
+          <w:rFonts w:ascii="Times New Roman" w:hAnsi="Times New Roman"/>
+          <w:lang w:val="en-US"/>
+        </w:rPr>
+        <w:t xml:space="preserve"> </w:t>
+      </w:r>
+      <w:proofErr w:type="spellStart"/>
+      <w:r>
+        <w:rPr>
+          <w:rFonts w:ascii="Times New Roman" w:hAnsi="Times New Roman"/>
+          <w:lang w:val="en-US"/>
+        </w:rPr>
+        <w:t>menelusuri</w:t>
+      </w:r>
+      <w:proofErr w:type="spellEnd"/>
+      <w:r>
+        <w:rPr>
+          <w:rFonts w:ascii="Times New Roman" w:hAnsi="Times New Roman"/>
+          <w:lang w:val="en-US"/>
+        </w:rPr>
+        <w:t xml:space="preserve"> </w:t>
+      </w:r>
+      <w:proofErr w:type="spellStart"/>
+      <w:r>
+        <w:rPr>
+          <w:rFonts w:ascii="Times New Roman" w:hAnsi="Times New Roman"/>
+          <w:lang w:val="en-US"/>
+        </w:rPr>
+        <w:t>dari</w:t>
+      </w:r>
+      <w:proofErr w:type="spellEnd"/>
+      <w:r>
+        <w:rPr>
+          <w:rFonts w:ascii="Times New Roman" w:hAnsi="Times New Roman"/>
+          <w:lang w:val="en-US"/>
+        </w:rPr>
+        <w:t xml:space="preserve"> </w:t>
+      </w:r>
+      <w:proofErr w:type="spellStart"/>
+      <w:r>
+        <w:rPr>
+          <w:rFonts w:ascii="Times New Roman" w:hAnsi="Times New Roman"/>
+          <w:lang w:val="en-US"/>
+        </w:rPr>
+        <w:t>awal</w:t>
+      </w:r>
+      <w:proofErr w:type="spellEnd"/>
+      <w:r>
+        <w:rPr>
+          <w:rFonts w:ascii="Times New Roman" w:hAnsi="Times New Roman"/>
+          <w:lang w:val="en-US"/>
+        </w:rPr>
+        <w:t xml:space="preserve"> list.</w:t>
       </w:r>
     </w:p>
     <w:p>
@@ -542,17 +2030,188 @@
         <w:tabs>
           <w:tab w:val="left" w:pos="1440"/>
         </w:tabs>
-        <w:ind w:left="1890"/>
-        <w:jc w:val="both"/>
-        <w:rPr>
-          <w:rFonts w:ascii="Times New Roman" w:hAnsi="Times New Roman"/>
-        </w:rPr>
-      </w:pPr>
-      <w:r>
-        <w:rPr>
-          <w:rFonts w:ascii="Times New Roman" w:hAnsi="Times New Roman"/>
-        </w:rPr>
-        <w:t>Jawab :</w:t>
+        <w:ind w:left="2520"/>
+        <w:rPr>
+          <w:rFonts w:ascii="Times New Roman" w:hAnsi="Times New Roman"/>
+          <w:lang w:val="en-US"/>
+        </w:rPr>
+      </w:pPr>
+    </w:p>
+    <w:p>
+      <w:pPr>
+        <w:pStyle w:val="ListParagraph"/>
+        <w:numPr>
+          <w:ilvl w:val="0"/>
+          <w:numId w:val="33"/>
+        </w:numPr>
+        <w:tabs>
+          <w:tab w:val="left" w:pos="1440"/>
+        </w:tabs>
+        <w:ind w:left="1800"/>
+        <w:rPr>
+          <w:rFonts w:ascii="Times New Roman" w:hAnsi="Times New Roman"/>
+          <w:lang w:val="en-US"/>
+        </w:rPr>
+      </w:pPr>
+      <w:proofErr w:type="spellStart"/>
+      <w:r>
+        <w:rPr>
+          <w:rFonts w:ascii="Times New Roman" w:hAnsi="Times New Roman"/>
+          <w:lang w:val="en-US"/>
+        </w:rPr>
+        <w:t>Perhatikan</w:t>
+      </w:r>
+      <w:proofErr w:type="spellEnd"/>
+      <w:r>
+        <w:rPr>
+          <w:rFonts w:ascii="Times New Roman" w:hAnsi="Times New Roman"/>
+          <w:lang w:val="en-US"/>
+        </w:rPr>
+        <w:t xml:space="preserve"> </w:t>
+      </w:r>
+      <w:proofErr w:type="spellStart"/>
+      <w:r>
+        <w:rPr>
+          <w:rFonts w:ascii="Times New Roman" w:hAnsi="Times New Roman"/>
+          <w:lang w:val="en-US"/>
+        </w:rPr>
+        <w:t>konstruktor</w:t>
+      </w:r>
+      <w:proofErr w:type="spellEnd"/>
+      <w:r>
+        <w:rPr>
+          <w:rFonts w:ascii="Times New Roman" w:hAnsi="Times New Roman"/>
+          <w:lang w:val="en-US"/>
+        </w:rPr>
+        <w:t xml:space="preserve"> pada class </w:t>
+      </w:r>
+      <w:proofErr w:type="spellStart"/>
+      <w:r>
+        <w:rPr>
+          <w:rFonts w:ascii="Times New Roman" w:hAnsi="Times New Roman"/>
+          <w:lang w:val="en-US"/>
+        </w:rPr>
+        <w:t>DoubleLinkedList</w:t>
+      </w:r>
+      <w:proofErr w:type="spellEnd"/>
+      <w:r>
+        <w:rPr>
+          <w:rFonts w:ascii="Times New Roman" w:hAnsi="Times New Roman"/>
+          <w:lang w:val="en-US"/>
+        </w:rPr>
+        <w:t xml:space="preserve">. </w:t>
+      </w:r>
+      <w:proofErr w:type="spellStart"/>
+      <w:r>
+        <w:rPr>
+          <w:rFonts w:ascii="Times New Roman" w:hAnsi="Times New Roman"/>
+          <w:lang w:val="en-US"/>
+        </w:rPr>
+        <w:t>Jelaskan</w:t>
+      </w:r>
+      <w:proofErr w:type="spellEnd"/>
+      <w:r>
+        <w:rPr>
+          <w:rFonts w:ascii="Times New Roman" w:hAnsi="Times New Roman"/>
+          <w:lang w:val="en-US"/>
+        </w:rPr>
+        <w:t xml:space="preserve"> </w:t>
+      </w:r>
+      <w:proofErr w:type="spellStart"/>
+      <w:r>
+        <w:rPr>
+          <w:rFonts w:ascii="Times New Roman" w:hAnsi="Times New Roman"/>
+          <w:lang w:val="en-US"/>
+        </w:rPr>
+        <w:t>fungsi</w:t>
+      </w:r>
+      <w:proofErr w:type="spellEnd"/>
+      <w:r>
+        <w:rPr>
+          <w:rFonts w:ascii="Times New Roman" w:hAnsi="Times New Roman"/>
+          <w:lang w:val="en-US"/>
+        </w:rPr>
+        <w:t xml:space="preserve"> </w:t>
+      </w:r>
+      <w:proofErr w:type="spellStart"/>
+      <w:r>
+        <w:rPr>
+          <w:rFonts w:ascii="Times New Roman" w:hAnsi="Times New Roman"/>
+          <w:lang w:val="en-US"/>
+        </w:rPr>
+        <w:t>konstruktor</w:t>
+      </w:r>
+      <w:proofErr w:type="spellEnd"/>
+      <w:r>
+        <w:rPr>
+          <w:rFonts w:ascii="Times New Roman" w:hAnsi="Times New Roman"/>
+          <w:lang w:val="en-US"/>
+        </w:rPr>
+        <w:t xml:space="preserve"> </w:t>
+      </w:r>
+      <w:proofErr w:type="spellStart"/>
+      <w:r>
+        <w:rPr>
+          <w:rFonts w:ascii="Times New Roman" w:hAnsi="Times New Roman"/>
+          <w:lang w:val="en-US"/>
+        </w:rPr>
+        <w:t>tersebut</w:t>
+      </w:r>
+      <w:proofErr w:type="spellEnd"/>
+      <w:r>
+        <w:rPr>
+          <w:rFonts w:ascii="Times New Roman" w:hAnsi="Times New Roman"/>
+          <w:lang w:val="en-US"/>
+        </w:rPr>
+        <w:t xml:space="preserve"> </w:t>
+      </w:r>
+      <w:proofErr w:type="spellStart"/>
+      <w:r>
+        <w:rPr>
+          <w:rFonts w:ascii="Times New Roman" w:hAnsi="Times New Roman"/>
+          <w:lang w:val="en-US"/>
+        </w:rPr>
+        <w:t>terhadap</w:t>
+      </w:r>
+      <w:proofErr w:type="spellEnd"/>
+      <w:r>
+        <w:rPr>
+          <w:rFonts w:ascii="Times New Roman" w:hAnsi="Times New Roman"/>
+          <w:lang w:val="en-US"/>
+        </w:rPr>
+        <w:t xml:space="preserve"> </w:t>
+      </w:r>
+      <w:proofErr w:type="spellStart"/>
+      <w:r>
+        <w:rPr>
+          <w:rFonts w:ascii="Times New Roman" w:hAnsi="Times New Roman"/>
+          <w:lang w:val="en-US"/>
+        </w:rPr>
+        <w:t>kondisi</w:t>
+      </w:r>
+      <w:proofErr w:type="spellEnd"/>
+      <w:r>
+        <w:rPr>
+          <w:rFonts w:ascii="Times New Roman" w:hAnsi="Times New Roman"/>
+          <w:lang w:val="en-US"/>
+        </w:rPr>
+        <w:t xml:space="preserve"> </w:t>
+      </w:r>
+      <w:proofErr w:type="spellStart"/>
+      <w:r>
+        <w:rPr>
+          <w:rFonts w:ascii="Times New Roman" w:hAnsi="Times New Roman"/>
+          <w:lang w:val="en-US"/>
+        </w:rPr>
+        <w:t>awal</w:t>
+      </w:r>
+      <w:proofErr w:type="spellEnd"/>
+      <w:r>
+        <w:rPr>
+          <w:rFonts w:ascii="Times New Roman" w:hAnsi="Times New Roman"/>
+          <w:lang w:val="en-US"/>
+        </w:rPr>
+        <w:t xml:space="preserve"> linked list! </w:t>
       </w:r>
     </w:p>
     <w:p>
@@ -561,74 +2220,21 @@
         <w:tabs>
           <w:tab w:val="left" w:pos="1440"/>
         </w:tabs>
-        <w:ind w:left="1890"/>
-        <w:jc w:val="both"/>
-        <w:rPr>
-          <w:rFonts w:ascii="Times New Roman" w:hAnsi="Times New Roman"/>
-        </w:rPr>
-      </w:pPr>
-      <w:r>
-        <w:rPr>
-          <w:rFonts w:ascii="Times New Roman" w:hAnsi="Times New Roman"/>
-        </w:rPr>
-        <w:t>V</w:t>
-      </w:r>
-      <w:r>
-        <w:rPr>
-          <w:rFonts w:ascii="Times New Roman" w:hAnsi="Times New Roman"/>
-        </w:rPr>
-        <w:t>ariabel temp (atau tmp) bertipe Node berfungsi sebagai pointer bantuan</w:t>
-      </w:r>
-      <w:r>
-        <w:rPr>
-          <w:rFonts w:ascii="Times New Roman" w:hAnsi="Times New Roman"/>
-          <w:b/>
-          <w:bCs/>
-        </w:rPr>
-        <w:t xml:space="preserve"> </w:t>
-      </w:r>
-      <w:r>
-        <w:rPr>
-          <w:rFonts w:ascii="Times New Roman" w:hAnsi="Times New Roman"/>
-        </w:rPr>
-        <w:t>untuk menelusuri elemen-elemen di dalam Linked List tanpa merusak atau mengubah posisi asli dari pointer head.</w:t>
-      </w:r>
-      <w:r>
-        <w:rPr>
-          <w:rFonts w:ascii="Times New Roman" w:hAnsi="Times New Roman"/>
-        </w:rPr>
-        <w:t xml:space="preserve"> </w:t>
-      </w:r>
-      <w:r>
-        <w:rPr>
-          <w:rFonts w:ascii="Times New Roman" w:hAnsi="Times New Roman"/>
-        </w:rPr>
-        <w:t xml:space="preserve">Karena Linked List tidak memiliki indeks fisik seperti array, </w:t>
-      </w:r>
-      <w:r>
-        <w:rPr>
-          <w:rFonts w:ascii="Times New Roman" w:hAnsi="Times New Roman"/>
-        </w:rPr>
-        <w:t xml:space="preserve">sehingga harus </w:t>
-      </w:r>
-      <w:r>
-        <w:rPr>
-          <w:rFonts w:ascii="Times New Roman" w:hAnsi="Times New Roman"/>
-        </w:rPr>
-        <w:t>berjalan melompati node satu per satu menggunakan perintah temp = temp.next. Variabel temp</w:t>
-      </w:r>
-      <w:r>
-        <w:rPr>
-          <w:rFonts w:ascii="Times New Roman" w:hAnsi="Times New Roman"/>
-        </w:rPr>
-        <w:t xml:space="preserve"> </w:t>
-      </w:r>
-      <w:r>
-        <w:rPr>
-          <w:rFonts w:ascii="Times New Roman" w:hAnsi="Times New Roman"/>
-        </w:rPr>
-        <w:t>yang memegang posisi node yang sedang aktif diperiksa atau dimanipulasi.</w:t>
-      </w:r>
+        <w:ind w:left="1800"/>
+        <w:rPr>
+          <w:rFonts w:ascii="Times New Roman" w:hAnsi="Times New Roman"/>
+          <w:lang w:val="en-US"/>
+        </w:rPr>
+      </w:pPr>
+      <w:proofErr w:type="gramStart"/>
+      <w:r>
+        <w:rPr>
+          <w:rFonts w:ascii="Times New Roman" w:hAnsi="Times New Roman"/>
+          <w:lang w:val="en-US"/>
+        </w:rPr>
+        <w:t>Jawab :</w:t>
+      </w:r>
+      <w:proofErr w:type="gramEnd"/>
     </w:p>
     <w:p>
       <w:pPr>
@@ -636,10 +2242,350 @@
         <w:tabs>
           <w:tab w:val="left" w:pos="1440"/>
         </w:tabs>
-        <w:ind w:left="1890"/>
-        <w:jc w:val="both"/>
-        <w:rPr>
-          <w:rFonts w:ascii="Times New Roman" w:hAnsi="Times New Roman"/>
+        <w:ind w:left="1800"/>
+        <w:rPr>
+          <w:rFonts w:ascii="Times New Roman" w:hAnsi="Times New Roman"/>
+        </w:rPr>
+      </w:pPr>
+      <w:proofErr w:type="spellStart"/>
+      <w:r>
+        <w:rPr>
+          <w:rFonts w:ascii="Times New Roman" w:hAnsi="Times New Roman"/>
+        </w:rPr>
+        <w:t>Konstruktor</w:t>
+      </w:r>
+      <w:proofErr w:type="spellEnd"/>
+      <w:r>
+        <w:rPr>
+          <w:rFonts w:ascii="Times New Roman" w:hAnsi="Times New Roman"/>
+        </w:rPr>
+        <w:t xml:space="preserve"> pada class </w:t>
+      </w:r>
+      <w:proofErr w:type="spellStart"/>
+      <w:r>
+        <w:rPr>
+          <w:rFonts w:ascii="Times New Roman" w:hAnsi="Times New Roman"/>
+        </w:rPr>
+        <w:t>DoubleLinkedList</w:t>
+      </w:r>
+      <w:proofErr w:type="spellEnd"/>
+      <w:r>
+        <w:rPr>
+          <w:rFonts w:ascii="Times New Roman" w:hAnsi="Times New Roman"/>
+        </w:rPr>
+        <w:t xml:space="preserve"> </w:t>
+      </w:r>
+      <w:proofErr w:type="spellStart"/>
+      <w:r>
+        <w:rPr>
+          <w:rFonts w:ascii="Times New Roman" w:hAnsi="Times New Roman"/>
+        </w:rPr>
+        <w:t>berfungsi</w:t>
+      </w:r>
+      <w:proofErr w:type="spellEnd"/>
+      <w:r>
+        <w:rPr>
+          <w:rFonts w:ascii="Times New Roman" w:hAnsi="Times New Roman"/>
+        </w:rPr>
+        <w:t xml:space="preserve"> </w:t>
+      </w:r>
+      <w:proofErr w:type="spellStart"/>
+      <w:r>
+        <w:rPr>
+          <w:rFonts w:ascii="Times New Roman" w:hAnsi="Times New Roman"/>
+        </w:rPr>
+        <w:t>menginisialisasi</w:t>
+      </w:r>
+      <w:proofErr w:type="spellEnd"/>
+      <w:r>
+        <w:rPr>
+          <w:rFonts w:ascii="Times New Roman" w:hAnsi="Times New Roman"/>
+        </w:rPr>
+        <w:t xml:space="preserve"> </w:t>
+      </w:r>
+      <w:proofErr w:type="spellStart"/>
+      <w:r>
+        <w:rPr>
+          <w:rFonts w:ascii="Times New Roman" w:hAnsi="Times New Roman"/>
+        </w:rPr>
+        <w:t>kondisi</w:t>
+      </w:r>
+      <w:proofErr w:type="spellEnd"/>
+      <w:r>
+        <w:rPr>
+          <w:rFonts w:ascii="Times New Roman" w:hAnsi="Times New Roman"/>
+        </w:rPr>
+        <w:t xml:space="preserve"> </w:t>
+      </w:r>
+      <w:proofErr w:type="spellStart"/>
+      <w:r>
+        <w:rPr>
+          <w:rFonts w:ascii="Times New Roman" w:hAnsi="Times New Roman"/>
+        </w:rPr>
+        <w:t>awal</w:t>
+      </w:r>
+      <w:proofErr w:type="spellEnd"/>
+      <w:r>
+        <w:rPr>
+          <w:rFonts w:ascii="Times New Roman" w:hAnsi="Times New Roman"/>
+        </w:rPr>
+        <w:t xml:space="preserve"> linked list agar </w:t>
+      </w:r>
+      <w:proofErr w:type="spellStart"/>
+      <w:r>
+        <w:rPr>
+          <w:rFonts w:ascii="Times New Roman" w:hAnsi="Times New Roman"/>
+        </w:rPr>
+        <w:t>kosong</w:t>
+      </w:r>
+      <w:proofErr w:type="spellEnd"/>
+      <w:r>
+        <w:rPr>
+          <w:rFonts w:ascii="Times New Roman" w:hAnsi="Times New Roman"/>
+        </w:rPr>
+        <w:t xml:space="preserve"> </w:t>
+      </w:r>
+      <w:proofErr w:type="spellStart"/>
+      <w:r>
+        <w:rPr>
+          <w:rFonts w:ascii="Times New Roman" w:hAnsi="Times New Roman"/>
+        </w:rPr>
+        <w:t>saat</w:t>
+      </w:r>
+      <w:proofErr w:type="spellEnd"/>
+      <w:r>
+        <w:rPr>
+          <w:rFonts w:ascii="Times New Roman" w:hAnsi="Times New Roman"/>
+        </w:rPr>
+        <w:t xml:space="preserve"> </w:t>
+      </w:r>
+      <w:proofErr w:type="spellStart"/>
+      <w:r>
+        <w:rPr>
+          <w:rFonts w:ascii="Times New Roman" w:hAnsi="Times New Roman"/>
+        </w:rPr>
+        <w:t>objek</w:t>
+      </w:r>
+      <w:proofErr w:type="spellEnd"/>
+      <w:r>
+        <w:rPr>
+          <w:rFonts w:ascii="Times New Roman" w:hAnsi="Times New Roman"/>
+        </w:rPr>
+        <w:t xml:space="preserve"> </w:t>
+      </w:r>
+      <w:proofErr w:type="spellStart"/>
+      <w:r>
+        <w:rPr>
+          <w:rFonts w:ascii="Times New Roman" w:hAnsi="Times New Roman"/>
+        </w:rPr>
+        <w:t>pertama</w:t>
+      </w:r>
+      <w:proofErr w:type="spellEnd"/>
+      <w:r>
+        <w:rPr>
+          <w:rFonts w:ascii="Times New Roman" w:hAnsi="Times New Roman"/>
+        </w:rPr>
+        <w:t xml:space="preserve"> kali </w:t>
+      </w:r>
+      <w:proofErr w:type="spellStart"/>
+      <w:r>
+        <w:rPr>
+          <w:rFonts w:ascii="Times New Roman" w:hAnsi="Times New Roman"/>
+        </w:rPr>
+        <w:t>dibuat</w:t>
+      </w:r>
+      <w:proofErr w:type="spellEnd"/>
+      <w:r>
+        <w:rPr>
+          <w:rFonts w:ascii="Times New Roman" w:hAnsi="Times New Roman"/>
+        </w:rPr>
+        <w:t xml:space="preserve">. Hal </w:t>
+      </w:r>
+      <w:proofErr w:type="spellStart"/>
+      <w:r>
+        <w:rPr>
+          <w:rFonts w:ascii="Times New Roman" w:hAnsi="Times New Roman"/>
+        </w:rPr>
+        <w:t>ini</w:t>
+      </w:r>
+      <w:proofErr w:type="spellEnd"/>
+      <w:r>
+        <w:rPr>
+          <w:rFonts w:ascii="Times New Roman" w:hAnsi="Times New Roman"/>
+        </w:rPr>
+        <w:t xml:space="preserve"> </w:t>
+      </w:r>
+      <w:proofErr w:type="spellStart"/>
+      <w:r>
+        <w:rPr>
+          <w:rFonts w:ascii="Times New Roman" w:hAnsi="Times New Roman"/>
+        </w:rPr>
+        <w:t>dilakukan</w:t>
+      </w:r>
+      <w:proofErr w:type="spellEnd"/>
+      <w:r>
+        <w:rPr>
+          <w:rFonts w:ascii="Times New Roman" w:hAnsi="Times New Roman"/>
+        </w:rPr>
+        <w:t xml:space="preserve"> </w:t>
+      </w:r>
+      <w:proofErr w:type="spellStart"/>
+      <w:r>
+        <w:rPr>
+          <w:rFonts w:ascii="Times New Roman" w:hAnsi="Times New Roman"/>
+        </w:rPr>
+        <w:t>dengan</w:t>
+      </w:r>
+      <w:proofErr w:type="spellEnd"/>
+      <w:r>
+        <w:rPr>
+          <w:rFonts w:ascii="Times New Roman" w:hAnsi="Times New Roman"/>
+        </w:rPr>
+        <w:t xml:space="preserve"> </w:t>
+      </w:r>
+      <w:proofErr w:type="spellStart"/>
+      <w:r>
+        <w:rPr>
+          <w:rFonts w:ascii="Times New Roman" w:hAnsi="Times New Roman"/>
+        </w:rPr>
+        <w:t>mengatur</w:t>
+      </w:r>
+      <w:proofErr w:type="spellEnd"/>
+      <w:r>
+        <w:rPr>
+          <w:rFonts w:ascii="Times New Roman" w:hAnsi="Times New Roman"/>
+        </w:rPr>
+        <w:t xml:space="preserve"> pointer head dan tail </w:t>
+      </w:r>
+      <w:proofErr w:type="spellStart"/>
+      <w:r>
+        <w:rPr>
+          <w:rFonts w:ascii="Times New Roman" w:hAnsi="Times New Roman"/>
+        </w:rPr>
+        <w:t>bernilai</w:t>
+      </w:r>
+      <w:proofErr w:type="spellEnd"/>
+      <w:r>
+        <w:rPr>
+          <w:rFonts w:ascii="Times New Roman" w:hAnsi="Times New Roman"/>
+        </w:rPr>
+        <w:t xml:space="preserve"> null, yang </w:t>
+      </w:r>
+      <w:proofErr w:type="spellStart"/>
+      <w:r>
+        <w:rPr>
+          <w:rFonts w:ascii="Times New Roman" w:hAnsi="Times New Roman"/>
+        </w:rPr>
+        <w:t>menandakan</w:t>
+      </w:r>
+      <w:proofErr w:type="spellEnd"/>
+      <w:r>
+        <w:rPr>
+          <w:rFonts w:ascii="Times New Roman" w:hAnsi="Times New Roman"/>
+        </w:rPr>
+        <w:t xml:space="preserve"> </w:t>
+      </w:r>
+      <w:proofErr w:type="spellStart"/>
+      <w:r>
+        <w:rPr>
+          <w:rFonts w:ascii="Times New Roman" w:hAnsi="Times New Roman"/>
+        </w:rPr>
+        <w:t>bahwa</w:t>
+      </w:r>
+      <w:proofErr w:type="spellEnd"/>
+      <w:r>
+        <w:rPr>
+          <w:rFonts w:ascii="Times New Roman" w:hAnsi="Times New Roman"/>
+        </w:rPr>
+        <w:t xml:space="preserve"> </w:t>
+      </w:r>
+      <w:proofErr w:type="spellStart"/>
+      <w:r>
+        <w:rPr>
+          <w:rFonts w:ascii="Times New Roman" w:hAnsi="Times New Roman"/>
+        </w:rPr>
+        <w:t>belum</w:t>
+      </w:r>
+      <w:proofErr w:type="spellEnd"/>
+      <w:r>
+        <w:rPr>
+          <w:rFonts w:ascii="Times New Roman" w:hAnsi="Times New Roman"/>
+        </w:rPr>
+        <w:t xml:space="preserve"> </w:t>
+      </w:r>
+      <w:proofErr w:type="spellStart"/>
+      <w:r>
+        <w:rPr>
+          <w:rFonts w:ascii="Times New Roman" w:hAnsi="Times New Roman"/>
+        </w:rPr>
+        <w:t>ada</w:t>
+      </w:r>
+      <w:proofErr w:type="spellEnd"/>
+      <w:r>
+        <w:rPr>
+          <w:rFonts w:ascii="Times New Roman" w:hAnsi="Times New Roman"/>
+        </w:rPr>
+        <w:t xml:space="preserve"> node </w:t>
+      </w:r>
+      <w:proofErr w:type="spellStart"/>
+      <w:r>
+        <w:rPr>
+          <w:rFonts w:ascii="Times New Roman" w:hAnsi="Times New Roman"/>
+        </w:rPr>
+        <w:t>atau</w:t>
+      </w:r>
+      <w:proofErr w:type="spellEnd"/>
+      <w:r>
+        <w:rPr>
+          <w:rFonts w:ascii="Times New Roman" w:hAnsi="Times New Roman"/>
+        </w:rPr>
+        <w:t xml:space="preserve"> data di </w:t>
+      </w:r>
+      <w:proofErr w:type="spellStart"/>
+      <w:r>
+        <w:rPr>
+          <w:rFonts w:ascii="Times New Roman" w:hAnsi="Times New Roman"/>
+        </w:rPr>
+        <w:t>dalam</w:t>
+      </w:r>
+      <w:proofErr w:type="spellEnd"/>
+      <w:r>
+        <w:rPr>
+          <w:rFonts w:ascii="Times New Roman" w:hAnsi="Times New Roman"/>
+        </w:rPr>
+        <w:t xml:space="preserve"> list</w:t>
+      </w:r>
+      <w:r>
+        <w:rPr>
+          <w:rFonts w:ascii="Times New Roman" w:hAnsi="Times New Roman"/>
+        </w:rPr>
+        <w:t xml:space="preserve"> </w:t>
+      </w:r>
+      <w:proofErr w:type="spellStart"/>
+      <w:r>
+        <w:rPr>
+          <w:rFonts w:ascii="Times New Roman" w:hAnsi="Times New Roman"/>
+        </w:rPr>
+        <w:t>tersebut</w:t>
+      </w:r>
+      <w:proofErr w:type="spellEnd"/>
+      <w:r>
+        <w:rPr>
+          <w:rFonts w:ascii="Times New Roman" w:hAnsi="Times New Roman"/>
+        </w:rPr>
+        <w:t>.</w:t>
+      </w:r>
+    </w:p>
+    <w:p>
+      <w:pPr>
+        <w:pStyle w:val="ListParagraph"/>
+        <w:tabs>
+          <w:tab w:val="left" w:pos="1440"/>
+        </w:tabs>
+        <w:ind w:left="1800"/>
+        <w:rPr>
+          <w:rFonts w:ascii="Times New Roman" w:hAnsi="Times New Roman"/>
+          <w:lang w:val="en-US"/>
         </w:rPr>
       </w:pPr>
     </w:p>
@@ -648,42 +2594,338 @@
         <w:pStyle w:val="ListParagraph"/>
         <w:numPr>
           <w:ilvl w:val="0"/>
-          <w:numId w:val="24"/>
+          <w:numId w:val="33"/>
         </w:numPr>
         <w:tabs>
           <w:tab w:val="left" w:pos="1440"/>
         </w:tabs>
-        <w:ind w:left="1890" w:hanging="450"/>
-        <w:jc w:val="both"/>
-        <w:rPr>
-          <w:rFonts w:ascii="Times New Roman" w:hAnsi="Times New Roman"/>
-          <w:lang w:val="en-US"/>
-        </w:rPr>
-      </w:pPr>
-      <w:r>
-        <w:rPr>
-          <w:rFonts w:ascii="Times New Roman" w:hAnsi="Times New Roman"/>
-        </w:rPr>
-        <w:t>Lakukan modifikasi agar data dapat ditambahkan dari keyboard!</w:t>
+        <w:ind w:left="1800"/>
+        <w:rPr>
+          <w:rFonts w:ascii="Times New Roman" w:hAnsi="Times New Roman"/>
+          <w:lang w:val="en-US"/>
+        </w:rPr>
+      </w:pPr>
+      <w:proofErr w:type="spellStart"/>
+      <w:r>
+        <w:rPr>
+          <w:rFonts w:ascii="Times New Roman" w:hAnsi="Times New Roman"/>
+          <w:lang w:val="en-US"/>
+        </w:rPr>
+        <w:t>Perhatikan</w:t>
+      </w:r>
+      <w:proofErr w:type="spellEnd"/>
+      <w:r>
+        <w:rPr>
+          <w:rFonts w:ascii="Times New Roman" w:hAnsi="Times New Roman"/>
+          <w:lang w:val="en-US"/>
+        </w:rPr>
+        <w:t xml:space="preserve"> </w:t>
+      </w:r>
+      <w:proofErr w:type="spellStart"/>
+      <w:r>
+        <w:rPr>
+          <w:rFonts w:ascii="Times New Roman" w:hAnsi="Times New Roman"/>
+          <w:lang w:val="en-US"/>
+        </w:rPr>
+        <w:t>potongan</w:t>
+      </w:r>
+      <w:proofErr w:type="spellEnd"/>
+      <w:r>
+        <w:rPr>
+          <w:rFonts w:ascii="Times New Roman" w:hAnsi="Times New Roman"/>
+          <w:lang w:val="en-US"/>
+        </w:rPr>
+        <w:t xml:space="preserve"> </w:t>
+      </w:r>
+      <w:proofErr w:type="spellStart"/>
+      <w:r>
+        <w:rPr>
+          <w:rFonts w:ascii="Times New Roman" w:hAnsi="Times New Roman"/>
+          <w:lang w:val="en-US"/>
+        </w:rPr>
+        <w:t>kode</w:t>
+      </w:r>
+      <w:proofErr w:type="spellEnd"/>
+      <w:r>
+        <w:rPr>
+          <w:rFonts w:ascii="Times New Roman" w:hAnsi="Times New Roman"/>
+          <w:lang w:val="en-US"/>
+        </w:rPr>
+        <w:t xml:space="preserve"> </w:t>
+      </w:r>
+      <w:proofErr w:type="spellStart"/>
+      <w:r>
+        <w:rPr>
+          <w:rFonts w:ascii="Times New Roman" w:hAnsi="Times New Roman"/>
+          <w:lang w:val="en-US"/>
+        </w:rPr>
+        <w:t>berikut</w:t>
+      </w:r>
+      <w:proofErr w:type="spellEnd"/>
+      <w:r>
+        <w:rPr>
+          <w:rFonts w:ascii="Times New Roman" w:hAnsi="Times New Roman"/>
+          <w:lang w:val="en-US"/>
+        </w:rPr>
+        <w:t xml:space="preserve">: </w:t>
       </w:r>
     </w:p>
+    <w:tbl>
+      <w:tblPr>
+        <w:tblStyle w:val="TableGrid"/>
+        <w:tblW w:w="0" w:type="auto"/>
+        <w:tblInd w:w="1800" w:type="dxa"/>
+        <w:tblLook w:val="04A0" w:firstRow="1" w:lastRow="0" w:firstColumn="1" w:lastColumn="0" w:noHBand="0" w:noVBand="1"/>
+      </w:tblPr>
+      <w:tblGrid>
+        <w:gridCol w:w="7216"/>
+      </w:tblGrid>
+      <w:tr>
+        <w:tc>
+          <w:tcPr>
+            <w:tcW w:w="9016" w:type="dxa"/>
+          </w:tcPr>
+          <w:p>
+            <w:pPr>
+              <w:pStyle w:val="ListParagraph"/>
+              <w:tabs>
+                <w:tab w:val="left" w:pos="1440"/>
+              </w:tabs>
+              <w:ind w:left="0"/>
+              <w:rPr>
+                <w:rFonts w:ascii="Cascadia Code ExtraLight" w:hAnsi="Cascadia Code ExtraLight" w:cs="Cascadia Code ExtraLight"/>
+                <w:lang w:val="en-US"/>
+              </w:rPr>
+            </w:pPr>
+            <w:r>
+              <w:rPr>
+                <w:rFonts w:ascii="Cascadia Code ExtraLight" w:hAnsi="Cascadia Code ExtraLight" w:cs="Cascadia Code ExtraLight"/>
+                <w:lang w:val="en-US"/>
+              </w:rPr>
+              <w:t>if (</w:t>
+            </w:r>
+            <w:proofErr w:type="spellStart"/>
+            <w:proofErr w:type="gramStart"/>
+            <w:r>
+              <w:rPr>
+                <w:rFonts w:ascii="Cascadia Code ExtraLight" w:hAnsi="Cascadia Code ExtraLight" w:cs="Cascadia Code ExtraLight"/>
+                <w:lang w:val="en-US"/>
+              </w:rPr>
+              <w:t>isEmpty</w:t>
+            </w:r>
+            <w:proofErr w:type="spellEnd"/>
+            <w:r>
+              <w:rPr>
+                <w:rFonts w:ascii="Cascadia Code ExtraLight" w:hAnsi="Cascadia Code ExtraLight" w:cs="Cascadia Code ExtraLight"/>
+                <w:lang w:val="en-US"/>
+              </w:rPr>
+              <w:t>(</w:t>
+            </w:r>
+            <w:proofErr w:type="gramEnd"/>
+            <w:r>
+              <w:rPr>
+                <w:rFonts w:ascii="Cascadia Code ExtraLight" w:hAnsi="Cascadia Code ExtraLight" w:cs="Cascadia Code ExtraLight"/>
+                <w:lang w:val="en-US"/>
+              </w:rPr>
+              <w:t xml:space="preserve">)) { </w:t>
+            </w:r>
+          </w:p>
+          <w:p>
+            <w:pPr>
+              <w:pStyle w:val="ListParagraph"/>
+              <w:tabs>
+                <w:tab w:val="left" w:pos="1440"/>
+              </w:tabs>
+              <w:ind w:left="0"/>
+              <w:rPr>
+                <w:rFonts w:ascii="Cascadia Code ExtraLight" w:hAnsi="Cascadia Code ExtraLight" w:cs="Cascadia Code ExtraLight"/>
+                <w:lang w:val="en-US"/>
+              </w:rPr>
+            </w:pPr>
+            <w:r>
+              <w:rPr>
+                <w:rFonts w:ascii="Cascadia Code ExtraLight" w:hAnsi="Cascadia Code ExtraLight" w:cs="Cascadia Code ExtraLight"/>
+                <w:lang w:val="en-US"/>
+              </w:rPr>
+              <w:t xml:space="preserve">      </w:t>
+            </w:r>
+            <w:r>
+              <w:rPr>
+                <w:rFonts w:ascii="Cascadia Code ExtraLight" w:hAnsi="Cascadia Code ExtraLight" w:cs="Cascadia Code ExtraLight"/>
+                <w:lang w:val="en-US"/>
+              </w:rPr>
+              <w:t xml:space="preserve">head = tail = </w:t>
+            </w:r>
+            <w:proofErr w:type="spellStart"/>
+            <w:r>
+              <w:rPr>
+                <w:rFonts w:ascii="Cascadia Code ExtraLight" w:hAnsi="Cascadia Code ExtraLight" w:cs="Cascadia Code ExtraLight"/>
+                <w:lang w:val="en-US"/>
+              </w:rPr>
+              <w:t>newNode</w:t>
+            </w:r>
+            <w:proofErr w:type="spellEnd"/>
+            <w:r>
+              <w:rPr>
+                <w:rFonts w:ascii="Cascadia Code ExtraLight" w:hAnsi="Cascadia Code ExtraLight" w:cs="Cascadia Code ExtraLight"/>
+                <w:lang w:val="en-US"/>
+              </w:rPr>
+              <w:t xml:space="preserve">; </w:t>
+            </w:r>
+          </w:p>
+          <w:p>
+            <w:pPr>
+              <w:pStyle w:val="ListParagraph"/>
+              <w:tabs>
+                <w:tab w:val="left" w:pos="1440"/>
+              </w:tabs>
+              <w:ind w:left="0"/>
+              <w:rPr>
+                <w:rFonts w:ascii="Times New Roman" w:hAnsi="Times New Roman"/>
+                <w:lang w:val="en-US"/>
+              </w:rPr>
+            </w:pPr>
+            <w:r>
+              <w:rPr>
+                <w:rFonts w:ascii="Cascadia Code ExtraLight" w:hAnsi="Cascadia Code ExtraLight" w:cs="Cascadia Code ExtraLight"/>
+                <w:lang w:val="en-US"/>
+              </w:rPr>
+              <w:t>}</w:t>
+            </w:r>
+            <w:r>
+              <w:rPr>
+                <w:rFonts w:ascii="Times New Roman" w:hAnsi="Times New Roman"/>
+                <w:lang w:val="en-US"/>
+              </w:rPr>
+              <w:t xml:space="preserve"> </w:t>
+            </w:r>
+          </w:p>
+        </w:tc>
+      </w:tr>
+    </w:tbl>
     <w:p>
       <w:pPr>
         <w:pStyle w:val="ListParagraph"/>
         <w:tabs>
           <w:tab w:val="left" w:pos="1440"/>
         </w:tabs>
-        <w:ind w:left="1890"/>
-        <w:jc w:val="both"/>
-        <w:rPr>
-          <w:rFonts w:ascii="Times New Roman" w:hAnsi="Times New Roman"/>
-        </w:rPr>
-      </w:pPr>
-      <w:r>
-        <w:rPr>
-          <w:rFonts w:ascii="Times New Roman" w:hAnsi="Times New Roman"/>
-        </w:rPr>
-        <w:t>Jawab:</w:t>
+        <w:ind w:left="1800"/>
+        <w:rPr>
+          <w:rFonts w:ascii="Times New Roman" w:hAnsi="Times New Roman"/>
+          <w:lang w:val="en-US"/>
+        </w:rPr>
+      </w:pPr>
+      <w:proofErr w:type="spellStart"/>
+      <w:r>
+        <w:rPr>
+          <w:rFonts w:ascii="Times New Roman" w:hAnsi="Times New Roman"/>
+          <w:lang w:val="en-US"/>
+        </w:rPr>
+        <w:t>Mengapa</w:t>
+      </w:r>
+      <w:proofErr w:type="spellEnd"/>
+      <w:r>
+        <w:rPr>
+          <w:rFonts w:ascii="Times New Roman" w:hAnsi="Times New Roman"/>
+          <w:lang w:val="en-US"/>
+        </w:rPr>
+        <w:t xml:space="preserve"> head dan tail </w:t>
+      </w:r>
+      <w:proofErr w:type="spellStart"/>
+      <w:r>
+        <w:rPr>
+          <w:rFonts w:ascii="Times New Roman" w:hAnsi="Times New Roman"/>
+          <w:lang w:val="en-US"/>
+        </w:rPr>
+        <w:t>harus</w:t>
+      </w:r>
+      <w:proofErr w:type="spellEnd"/>
+      <w:r>
+        <w:rPr>
+          <w:rFonts w:ascii="Times New Roman" w:hAnsi="Times New Roman"/>
+          <w:lang w:val="en-US"/>
+        </w:rPr>
+        <w:t xml:space="preserve"> </w:t>
+      </w:r>
+      <w:proofErr w:type="spellStart"/>
+      <w:r>
+        <w:rPr>
+          <w:rFonts w:ascii="Times New Roman" w:hAnsi="Times New Roman"/>
+          <w:lang w:val="en-US"/>
+        </w:rPr>
+        <w:t>menunjuk</w:t>
+      </w:r>
+      <w:proofErr w:type="spellEnd"/>
+      <w:r>
+        <w:rPr>
+          <w:rFonts w:ascii="Times New Roman" w:hAnsi="Times New Roman"/>
+          <w:lang w:val="en-US"/>
+        </w:rPr>
+        <w:t xml:space="preserve"> node yang </w:t>
+      </w:r>
+      <w:proofErr w:type="spellStart"/>
+      <w:r>
+        <w:rPr>
+          <w:rFonts w:ascii="Times New Roman" w:hAnsi="Times New Roman"/>
+          <w:lang w:val="en-US"/>
+        </w:rPr>
+        <w:t>sama</w:t>
+      </w:r>
+      <w:proofErr w:type="spellEnd"/>
+      <w:r>
+        <w:rPr>
+          <w:rFonts w:ascii="Times New Roman" w:hAnsi="Times New Roman"/>
+          <w:lang w:val="en-US"/>
+        </w:rPr>
+        <w:t xml:space="preserve"> </w:t>
+      </w:r>
+      <w:proofErr w:type="spellStart"/>
+      <w:r>
+        <w:rPr>
+          <w:rFonts w:ascii="Times New Roman" w:hAnsi="Times New Roman"/>
+          <w:lang w:val="en-US"/>
+        </w:rPr>
+        <w:t>ketika</w:t>
+      </w:r>
+      <w:proofErr w:type="spellEnd"/>
+      <w:r>
+        <w:rPr>
+          <w:rFonts w:ascii="Times New Roman" w:hAnsi="Times New Roman"/>
+          <w:lang w:val="en-US"/>
+        </w:rPr>
+        <w:t xml:space="preserve"> linked list </w:t>
+      </w:r>
+      <w:proofErr w:type="spellStart"/>
+      <w:r>
+        <w:rPr>
+          <w:rFonts w:ascii="Times New Roman" w:hAnsi="Times New Roman"/>
+          <w:lang w:val="en-US"/>
+        </w:rPr>
+        <w:t>masih</w:t>
+      </w:r>
+      <w:proofErr w:type="spellEnd"/>
+      <w:r>
+        <w:rPr>
+          <w:rFonts w:ascii="Times New Roman" w:hAnsi="Times New Roman"/>
+          <w:lang w:val="en-US"/>
+        </w:rPr>
+        <w:t xml:space="preserve"> </w:t>
+      </w:r>
+      <w:proofErr w:type="spellStart"/>
+      <w:r>
+        <w:rPr>
+          <w:rFonts w:ascii="Times New Roman" w:hAnsi="Times New Roman"/>
+          <w:lang w:val="en-US"/>
+        </w:rPr>
+        <w:t>kosong</w:t>
+      </w:r>
+      <w:proofErr w:type="spellEnd"/>
+      <w:r>
+        <w:rPr>
+          <w:rFonts w:ascii="Times New Roman" w:hAnsi="Times New Roman"/>
+          <w:lang w:val="en-US"/>
+        </w:rPr>
+        <w:t xml:space="preserve">? </w:t>
       </w:r>
     </w:p>
     <w:p>
@@ -692,24 +2934,21 @@
         <w:tabs>
           <w:tab w:val="left" w:pos="1440"/>
         </w:tabs>
-        <w:ind w:left="1890"/>
-        <w:jc w:val="both"/>
-        <w:rPr>
-          <w:rFonts w:ascii="Times New Roman" w:hAnsi="Times New Roman"/>
-        </w:rPr>
-      </w:pPr>
-      <w:r>
-        <w:rPr>
-          <w:rFonts w:ascii="Times New Roman" w:hAnsi="Times New Roman"/>
-        </w:rPr>
-        <w:t>Untuk melakukan input data dari keyboard, kita perlu mengimpor dan memanfaatkan class Scanner di dalam class SLLMain20.</w:t>
-      </w:r>
-      <w:r>
-        <w:rPr>
-          <w:rFonts w:ascii="Times New Roman" w:hAnsi="Times New Roman"/>
-        </w:rPr>
-        <w:t xml:space="preserve"> Berikut adalah modifikasi yang telah dilakukan:</w:t>
-      </w:r>
+        <w:ind w:left="1800"/>
+        <w:rPr>
+          <w:rFonts w:ascii="Times New Roman" w:hAnsi="Times New Roman"/>
+          <w:lang w:val="en-US"/>
+        </w:rPr>
+      </w:pPr>
+      <w:proofErr w:type="gramStart"/>
+      <w:r>
+        <w:rPr>
+          <w:rFonts w:ascii="Times New Roman" w:hAnsi="Times New Roman"/>
+          <w:lang w:val="en-US"/>
+        </w:rPr>
+        <w:t>Jawab :</w:t>
+      </w:r>
+      <w:proofErr w:type="gramEnd"/>
     </w:p>
     <w:p>
       <w:pPr>
@@ -717,24 +2956,812 @@
         <w:tabs>
           <w:tab w:val="left" w:pos="1440"/>
         </w:tabs>
-        <w:ind w:left="1890"/>
-        <w:jc w:val="both"/>
-        <w:rPr>
-          <w:rFonts w:ascii="Times New Roman" w:hAnsi="Times New Roman"/>
-          <w:lang w:val="en-US"/>
-        </w:rPr>
-      </w:pPr>
-      <w:r>
-        <w:rPr>
-          <w:rFonts w:ascii="Times New Roman" w:hAnsi="Times New Roman"/>
-          <w:noProof/>
+        <w:ind w:left="1800"/>
+        <w:rPr>
+          <w:rFonts w:ascii="Times New Roman" w:hAnsi="Times New Roman"/>
+        </w:rPr>
+      </w:pPr>
+      <w:r>
+        <w:rPr>
+          <w:rFonts w:ascii="Times New Roman" w:hAnsi="Times New Roman"/>
+        </w:rPr>
+        <w:t xml:space="preserve">Karena </w:t>
+      </w:r>
+      <w:proofErr w:type="spellStart"/>
+      <w:r>
+        <w:rPr>
+          <w:rFonts w:ascii="Times New Roman" w:hAnsi="Times New Roman"/>
+        </w:rPr>
+        <w:t>ketika</w:t>
+      </w:r>
+      <w:proofErr w:type="spellEnd"/>
+      <w:r>
+        <w:rPr>
+          <w:rFonts w:ascii="Times New Roman" w:hAnsi="Times New Roman"/>
+        </w:rPr>
+        <w:t xml:space="preserve"> list </w:t>
+      </w:r>
+      <w:proofErr w:type="spellStart"/>
+      <w:r>
+        <w:rPr>
+          <w:rFonts w:ascii="Times New Roman" w:hAnsi="Times New Roman"/>
+        </w:rPr>
+        <w:t>masih</w:t>
+      </w:r>
+      <w:proofErr w:type="spellEnd"/>
+      <w:r>
+        <w:rPr>
+          <w:rFonts w:ascii="Times New Roman" w:hAnsi="Times New Roman"/>
+        </w:rPr>
+        <w:t xml:space="preserve"> </w:t>
+      </w:r>
+      <w:proofErr w:type="spellStart"/>
+      <w:r>
+        <w:rPr>
+          <w:rFonts w:ascii="Times New Roman" w:hAnsi="Times New Roman"/>
+        </w:rPr>
+        <w:t>kosong</w:t>
+      </w:r>
+      <w:proofErr w:type="spellEnd"/>
+      <w:r>
+        <w:rPr>
+          <w:rFonts w:ascii="Times New Roman" w:hAnsi="Times New Roman"/>
+        </w:rPr>
+        <w:t xml:space="preserve"> dan </w:t>
+      </w:r>
+      <w:proofErr w:type="spellStart"/>
+      <w:r>
+        <w:rPr>
+          <w:rFonts w:ascii="Times New Roman" w:hAnsi="Times New Roman"/>
+        </w:rPr>
+        <w:t>akan</w:t>
+      </w:r>
+      <w:proofErr w:type="spellEnd"/>
+      <w:r>
+        <w:rPr>
+          <w:rFonts w:ascii="Times New Roman" w:hAnsi="Times New Roman"/>
+        </w:rPr>
+        <w:t xml:space="preserve"> </w:t>
+      </w:r>
+      <w:proofErr w:type="spellStart"/>
+      <w:r>
+        <w:rPr>
+          <w:rFonts w:ascii="Times New Roman" w:hAnsi="Times New Roman"/>
+        </w:rPr>
+        <w:t>menambahkan</w:t>
+      </w:r>
+      <w:proofErr w:type="spellEnd"/>
+      <w:r>
+        <w:rPr>
+          <w:rFonts w:ascii="Times New Roman" w:hAnsi="Times New Roman"/>
+        </w:rPr>
+        <w:t xml:space="preserve"> </w:t>
+      </w:r>
+      <w:proofErr w:type="spellStart"/>
+      <w:r>
+        <w:rPr>
+          <w:rFonts w:ascii="Times New Roman" w:hAnsi="Times New Roman"/>
+        </w:rPr>
+        <w:t>satu</w:t>
+      </w:r>
+      <w:proofErr w:type="spellEnd"/>
+      <w:r>
+        <w:rPr>
+          <w:rFonts w:ascii="Times New Roman" w:hAnsi="Times New Roman"/>
+        </w:rPr>
+        <w:t xml:space="preserve"> node </w:t>
+      </w:r>
+      <w:proofErr w:type="spellStart"/>
+      <w:r>
+        <w:rPr>
+          <w:rFonts w:ascii="Times New Roman" w:hAnsi="Times New Roman"/>
+        </w:rPr>
+        <w:t>baru</w:t>
+      </w:r>
+      <w:proofErr w:type="spellEnd"/>
+      <w:r>
+        <w:rPr>
+          <w:rFonts w:ascii="Times New Roman" w:hAnsi="Times New Roman"/>
+        </w:rPr>
+        <w:t xml:space="preserve">, </w:t>
+      </w:r>
+      <w:proofErr w:type="spellStart"/>
+      <w:r>
+        <w:rPr>
+          <w:rFonts w:ascii="Times New Roman" w:hAnsi="Times New Roman"/>
+        </w:rPr>
+        <w:t>maka</w:t>
+      </w:r>
+      <w:proofErr w:type="spellEnd"/>
+      <w:r>
+        <w:rPr>
+          <w:rFonts w:ascii="Times New Roman" w:hAnsi="Times New Roman"/>
+        </w:rPr>
+        <w:t xml:space="preserve"> node </w:t>
+      </w:r>
+      <w:proofErr w:type="spellStart"/>
+      <w:r>
+        <w:rPr>
+          <w:rFonts w:ascii="Times New Roman" w:hAnsi="Times New Roman"/>
+        </w:rPr>
+        <w:t>tersebut</w:t>
+      </w:r>
+      <w:proofErr w:type="spellEnd"/>
+      <w:r>
+        <w:rPr>
+          <w:rFonts w:ascii="Times New Roman" w:hAnsi="Times New Roman"/>
+        </w:rPr>
+        <w:t xml:space="preserve"> </w:t>
+      </w:r>
+      <w:proofErr w:type="spellStart"/>
+      <w:r>
+        <w:rPr>
+          <w:rFonts w:ascii="Times New Roman" w:hAnsi="Times New Roman"/>
+        </w:rPr>
+        <w:t>otomatis</w:t>
+      </w:r>
+      <w:proofErr w:type="spellEnd"/>
+      <w:r>
+        <w:rPr>
+          <w:rFonts w:ascii="Times New Roman" w:hAnsi="Times New Roman"/>
+        </w:rPr>
+        <w:t xml:space="preserve"> </w:t>
+      </w:r>
+      <w:proofErr w:type="spellStart"/>
+      <w:r>
+        <w:rPr>
+          <w:rFonts w:ascii="Times New Roman" w:hAnsi="Times New Roman"/>
+        </w:rPr>
+        <w:t>menjadi</w:t>
+      </w:r>
+      <w:proofErr w:type="spellEnd"/>
+      <w:r>
+        <w:rPr>
+          <w:rFonts w:ascii="Times New Roman" w:hAnsi="Times New Roman"/>
+        </w:rPr>
+        <w:t xml:space="preserve"> </w:t>
+      </w:r>
+      <w:proofErr w:type="spellStart"/>
+      <w:r>
+        <w:rPr>
+          <w:rFonts w:ascii="Times New Roman" w:hAnsi="Times New Roman"/>
+        </w:rPr>
+        <w:t>elemen</w:t>
+      </w:r>
+      <w:proofErr w:type="spellEnd"/>
+      <w:r>
+        <w:rPr>
+          <w:rFonts w:ascii="Times New Roman" w:hAnsi="Times New Roman"/>
+        </w:rPr>
+        <w:t xml:space="preserve"> </w:t>
+      </w:r>
+      <w:proofErr w:type="spellStart"/>
+      <w:r>
+        <w:rPr>
+          <w:rFonts w:ascii="Times New Roman" w:hAnsi="Times New Roman"/>
+        </w:rPr>
+        <w:t>pertama</w:t>
+      </w:r>
+      <w:proofErr w:type="spellEnd"/>
+      <w:r>
+        <w:rPr>
+          <w:rFonts w:ascii="Times New Roman" w:hAnsi="Times New Roman"/>
+        </w:rPr>
+        <w:t xml:space="preserve"> </w:t>
+      </w:r>
+      <w:proofErr w:type="spellStart"/>
+      <w:r>
+        <w:rPr>
+          <w:rFonts w:ascii="Times New Roman" w:hAnsi="Times New Roman"/>
+        </w:rPr>
+        <w:t>sekaligus</w:t>
+      </w:r>
+      <w:proofErr w:type="spellEnd"/>
+      <w:r>
+        <w:rPr>
+          <w:rFonts w:ascii="Times New Roman" w:hAnsi="Times New Roman"/>
+        </w:rPr>
+        <w:t xml:space="preserve"> </w:t>
+      </w:r>
+      <w:proofErr w:type="spellStart"/>
+      <w:r>
+        <w:rPr>
+          <w:rFonts w:ascii="Times New Roman" w:hAnsi="Times New Roman"/>
+        </w:rPr>
+        <w:t>elemen</w:t>
+      </w:r>
+      <w:proofErr w:type="spellEnd"/>
+      <w:r>
+        <w:rPr>
+          <w:rFonts w:ascii="Times New Roman" w:hAnsi="Times New Roman"/>
+        </w:rPr>
+        <w:t xml:space="preserve"> </w:t>
+      </w:r>
+      <w:proofErr w:type="spellStart"/>
+      <w:r>
+        <w:rPr>
+          <w:rFonts w:ascii="Times New Roman" w:hAnsi="Times New Roman"/>
+        </w:rPr>
+        <w:t>terakhir</w:t>
+      </w:r>
+      <w:proofErr w:type="spellEnd"/>
+      <w:r>
+        <w:rPr>
+          <w:rFonts w:ascii="Times New Roman" w:hAnsi="Times New Roman"/>
+        </w:rPr>
+        <w:t xml:space="preserve"> </w:t>
+      </w:r>
+      <w:proofErr w:type="spellStart"/>
+      <w:r>
+        <w:rPr>
+          <w:rFonts w:ascii="Times New Roman" w:hAnsi="Times New Roman"/>
+        </w:rPr>
+        <w:t>dalam</w:t>
+      </w:r>
+      <w:proofErr w:type="spellEnd"/>
+      <w:r>
+        <w:rPr>
+          <w:rFonts w:ascii="Times New Roman" w:hAnsi="Times New Roman"/>
+        </w:rPr>
+        <w:t xml:space="preserve"> </w:t>
+      </w:r>
+      <w:proofErr w:type="spellStart"/>
+      <w:r>
+        <w:rPr>
+          <w:rFonts w:ascii="Times New Roman" w:hAnsi="Times New Roman"/>
+        </w:rPr>
+        <w:t>antrean</w:t>
+      </w:r>
+      <w:proofErr w:type="spellEnd"/>
+      <w:r>
+        <w:rPr>
+          <w:rFonts w:ascii="Times New Roman" w:hAnsi="Times New Roman"/>
+        </w:rPr>
+        <w:t xml:space="preserve"> </w:t>
+      </w:r>
+      <w:proofErr w:type="spellStart"/>
+      <w:r>
+        <w:rPr>
+          <w:rFonts w:ascii="Times New Roman" w:hAnsi="Times New Roman"/>
+        </w:rPr>
+        <w:t>tersebut</w:t>
+      </w:r>
+      <w:proofErr w:type="spellEnd"/>
+      <w:r>
+        <w:rPr>
+          <w:rFonts w:ascii="Times New Roman" w:hAnsi="Times New Roman"/>
+        </w:rPr>
+        <w:t xml:space="preserve">. Oleh </w:t>
+      </w:r>
+      <w:proofErr w:type="spellStart"/>
+      <w:r>
+        <w:rPr>
+          <w:rFonts w:ascii="Times New Roman" w:hAnsi="Times New Roman"/>
+        </w:rPr>
+        <w:t>karena</w:t>
+      </w:r>
+      <w:proofErr w:type="spellEnd"/>
+      <w:r>
+        <w:rPr>
+          <w:rFonts w:ascii="Times New Roman" w:hAnsi="Times New Roman"/>
+        </w:rPr>
+        <w:t xml:space="preserve"> </w:t>
+      </w:r>
+      <w:proofErr w:type="spellStart"/>
+      <w:r>
+        <w:rPr>
+          <w:rFonts w:ascii="Times New Roman" w:hAnsi="Times New Roman"/>
+        </w:rPr>
+        <w:t>itu</w:t>
+      </w:r>
+      <w:proofErr w:type="spellEnd"/>
+      <w:r>
+        <w:rPr>
+          <w:rFonts w:ascii="Times New Roman" w:hAnsi="Times New Roman"/>
+        </w:rPr>
+        <w:t>, pointer head (</w:t>
+      </w:r>
+      <w:proofErr w:type="spellStart"/>
+      <w:r>
+        <w:rPr>
+          <w:rFonts w:ascii="Times New Roman" w:hAnsi="Times New Roman"/>
+        </w:rPr>
+        <w:t>awal</w:t>
+      </w:r>
+      <w:proofErr w:type="spellEnd"/>
+      <w:r>
+        <w:rPr>
+          <w:rFonts w:ascii="Times New Roman" w:hAnsi="Times New Roman"/>
+        </w:rPr>
+        <w:t xml:space="preserve">) dan </w:t>
+      </w:r>
+      <w:r>
+        <w:rPr>
+          <w:rFonts w:ascii="Times New Roman" w:hAnsi="Times New Roman"/>
+        </w:rPr>
+        <w:lastRenderedPageBreak/>
+        <w:t>tail (</w:t>
+      </w:r>
+      <w:proofErr w:type="spellStart"/>
+      <w:r>
+        <w:rPr>
+          <w:rFonts w:ascii="Times New Roman" w:hAnsi="Times New Roman"/>
+        </w:rPr>
+        <w:t>akhir</w:t>
+      </w:r>
+      <w:proofErr w:type="spellEnd"/>
+      <w:r>
+        <w:rPr>
+          <w:rFonts w:ascii="Times New Roman" w:hAnsi="Times New Roman"/>
+        </w:rPr>
+        <w:t xml:space="preserve">) </w:t>
+      </w:r>
+      <w:proofErr w:type="spellStart"/>
+      <w:r>
+        <w:rPr>
+          <w:rFonts w:ascii="Times New Roman" w:hAnsi="Times New Roman"/>
+        </w:rPr>
+        <w:t>harus</w:t>
+      </w:r>
+      <w:proofErr w:type="spellEnd"/>
+      <w:r>
+        <w:rPr>
+          <w:rFonts w:ascii="Times New Roman" w:hAnsi="Times New Roman"/>
+        </w:rPr>
+        <w:t xml:space="preserve"> </w:t>
+      </w:r>
+      <w:proofErr w:type="spellStart"/>
+      <w:r>
+        <w:rPr>
+          <w:rFonts w:ascii="Times New Roman" w:hAnsi="Times New Roman"/>
+        </w:rPr>
+        <w:t>menunjuk</w:t>
+      </w:r>
+      <w:proofErr w:type="spellEnd"/>
+      <w:r>
+        <w:rPr>
+          <w:rFonts w:ascii="Times New Roman" w:hAnsi="Times New Roman"/>
+        </w:rPr>
+        <w:t xml:space="preserve"> </w:t>
+      </w:r>
+      <w:proofErr w:type="spellStart"/>
+      <w:r>
+        <w:rPr>
+          <w:rFonts w:ascii="Times New Roman" w:hAnsi="Times New Roman"/>
+        </w:rPr>
+        <w:t>ke</w:t>
+      </w:r>
+      <w:proofErr w:type="spellEnd"/>
+      <w:r>
+        <w:rPr>
+          <w:rFonts w:ascii="Times New Roman" w:hAnsi="Times New Roman"/>
+        </w:rPr>
+        <w:t xml:space="preserve"> </w:t>
+      </w:r>
+      <w:proofErr w:type="spellStart"/>
+      <w:r>
+        <w:rPr>
+          <w:rFonts w:ascii="Times New Roman" w:hAnsi="Times New Roman"/>
+        </w:rPr>
+        <w:t>alamat</w:t>
+      </w:r>
+      <w:proofErr w:type="spellEnd"/>
+      <w:r>
+        <w:rPr>
+          <w:rFonts w:ascii="Times New Roman" w:hAnsi="Times New Roman"/>
+        </w:rPr>
+        <w:t xml:space="preserve"> yang </w:t>
+      </w:r>
+      <w:proofErr w:type="spellStart"/>
+      <w:r>
+        <w:rPr>
+          <w:rFonts w:ascii="Times New Roman" w:hAnsi="Times New Roman"/>
+        </w:rPr>
+        <w:t>sama</w:t>
+      </w:r>
+      <w:proofErr w:type="spellEnd"/>
+      <w:r>
+        <w:rPr>
+          <w:rFonts w:ascii="Times New Roman" w:hAnsi="Times New Roman"/>
+        </w:rPr>
+        <w:t xml:space="preserve"> </w:t>
+      </w:r>
+      <w:proofErr w:type="spellStart"/>
+      <w:r>
+        <w:rPr>
+          <w:rFonts w:ascii="Times New Roman" w:hAnsi="Times New Roman"/>
+        </w:rPr>
+        <w:t>yaitu</w:t>
+      </w:r>
+      <w:proofErr w:type="spellEnd"/>
+      <w:r>
+        <w:rPr>
+          <w:rFonts w:ascii="Times New Roman" w:hAnsi="Times New Roman"/>
+        </w:rPr>
+        <w:t xml:space="preserve"> node </w:t>
+      </w:r>
+      <w:proofErr w:type="spellStart"/>
+      <w:r>
+        <w:rPr>
+          <w:rFonts w:ascii="Times New Roman" w:hAnsi="Times New Roman"/>
+        </w:rPr>
+        <w:t>pertama</w:t>
+      </w:r>
+      <w:proofErr w:type="spellEnd"/>
+      <w:r>
+        <w:rPr>
+          <w:rFonts w:ascii="Times New Roman" w:hAnsi="Times New Roman"/>
+        </w:rPr>
+        <w:t xml:space="preserve"> </w:t>
+      </w:r>
+      <w:proofErr w:type="spellStart"/>
+      <w:r>
+        <w:rPr>
+          <w:rFonts w:ascii="Times New Roman" w:hAnsi="Times New Roman"/>
+        </w:rPr>
+        <w:t>tersebut</w:t>
+      </w:r>
+      <w:proofErr w:type="spellEnd"/>
+      <w:r>
+        <w:rPr>
+          <w:rFonts w:ascii="Times New Roman" w:hAnsi="Times New Roman"/>
+        </w:rPr>
+        <w:t>.</w:t>
+      </w:r>
+    </w:p>
+    <w:p>
+      <w:pPr>
+        <w:pStyle w:val="ListParagraph"/>
+        <w:tabs>
+          <w:tab w:val="left" w:pos="1440"/>
+        </w:tabs>
+        <w:ind w:left="1800"/>
+        <w:rPr>
+          <w:rFonts w:ascii="Times New Roman" w:hAnsi="Times New Roman"/>
+          <w:lang w:val="en-US"/>
+        </w:rPr>
+      </w:pPr>
+    </w:p>
+    <w:p>
+      <w:pPr>
+        <w:pStyle w:val="ListParagraph"/>
+        <w:numPr>
+          <w:ilvl w:val="0"/>
+          <w:numId w:val="33"/>
+        </w:numPr>
+        <w:tabs>
+          <w:tab w:val="left" w:pos="1440"/>
+        </w:tabs>
+        <w:ind w:left="1800"/>
+        <w:rPr>
+          <w:rFonts w:ascii="Times New Roman" w:hAnsi="Times New Roman"/>
+          <w:lang w:val="en-US"/>
+        </w:rPr>
+      </w:pPr>
+      <w:proofErr w:type="spellStart"/>
+      <w:r>
+        <w:rPr>
+          <w:rFonts w:ascii="Times New Roman" w:hAnsi="Times New Roman"/>
+          <w:lang w:val="en-US"/>
+        </w:rPr>
+        <w:t>Modifikasi</w:t>
+      </w:r>
+      <w:proofErr w:type="spellEnd"/>
+      <w:r>
+        <w:rPr>
+          <w:rFonts w:ascii="Times New Roman" w:hAnsi="Times New Roman"/>
+          <w:lang w:val="en-US"/>
+        </w:rPr>
+        <w:t xml:space="preserve"> method </w:t>
+      </w:r>
+      <w:proofErr w:type="gramStart"/>
+      <w:r>
+        <w:rPr>
+          <w:rFonts w:ascii="Times New Roman" w:hAnsi="Times New Roman"/>
+          <w:lang w:val="en-US"/>
+        </w:rPr>
+        <w:t>print(</w:t>
+      </w:r>
+      <w:proofErr w:type="gramEnd"/>
+      <w:r>
+        <w:rPr>
+          <w:rFonts w:ascii="Times New Roman" w:hAnsi="Times New Roman"/>
+          <w:lang w:val="en-US"/>
+        </w:rPr>
+        <w:t xml:space="preserve">) agar </w:t>
+      </w:r>
+      <w:proofErr w:type="spellStart"/>
+      <w:r>
+        <w:rPr>
+          <w:rFonts w:ascii="Times New Roman" w:hAnsi="Times New Roman"/>
+          <w:lang w:val="en-US"/>
+        </w:rPr>
+        <w:t>menampilkan</w:t>
+      </w:r>
+      <w:proofErr w:type="spellEnd"/>
+      <w:r>
+        <w:rPr>
+          <w:rFonts w:ascii="Times New Roman" w:hAnsi="Times New Roman"/>
+          <w:lang w:val="en-US"/>
+        </w:rPr>
+        <w:t xml:space="preserve"> </w:t>
+      </w:r>
+      <w:proofErr w:type="spellStart"/>
+      <w:r>
+        <w:rPr>
+          <w:rFonts w:ascii="Times New Roman" w:hAnsi="Times New Roman"/>
+          <w:lang w:val="en-US"/>
+        </w:rPr>
+        <w:t>pesan</w:t>
+      </w:r>
+      <w:proofErr w:type="spellEnd"/>
+      <w:r>
+        <w:rPr>
+          <w:rFonts w:ascii="Times New Roman" w:hAnsi="Times New Roman"/>
+          <w:lang w:val="en-US"/>
+        </w:rPr>
+        <w:t xml:space="preserve"> "Linked List </w:t>
+      </w:r>
+      <w:proofErr w:type="spellStart"/>
+      <w:r>
+        <w:rPr>
+          <w:rFonts w:ascii="Times New Roman" w:hAnsi="Times New Roman"/>
+          <w:lang w:val="en-US"/>
+        </w:rPr>
+        <w:t>masih</w:t>
+      </w:r>
+      <w:proofErr w:type="spellEnd"/>
+      <w:r>
+        <w:rPr>
+          <w:rFonts w:ascii="Times New Roman" w:hAnsi="Times New Roman"/>
+          <w:lang w:val="en-US"/>
+        </w:rPr>
+        <w:t xml:space="preserve"> </w:t>
+      </w:r>
+      <w:proofErr w:type="spellStart"/>
+      <w:r>
+        <w:rPr>
+          <w:rFonts w:ascii="Times New Roman" w:hAnsi="Times New Roman"/>
+          <w:lang w:val="en-US"/>
+        </w:rPr>
+        <w:t>kosong</w:t>
+      </w:r>
+      <w:proofErr w:type="spellEnd"/>
+      <w:r>
+        <w:rPr>
+          <w:rFonts w:ascii="Times New Roman" w:hAnsi="Times New Roman"/>
+          <w:lang w:val="en-US"/>
+        </w:rPr>
+        <w:t xml:space="preserve">" </w:t>
+      </w:r>
+      <w:proofErr w:type="spellStart"/>
+      <w:r>
+        <w:rPr>
+          <w:rFonts w:ascii="Times New Roman" w:hAnsi="Times New Roman"/>
+          <w:lang w:val="en-US"/>
+        </w:rPr>
+        <w:t>ketika</w:t>
+      </w:r>
+      <w:proofErr w:type="spellEnd"/>
+      <w:r>
+        <w:rPr>
+          <w:rFonts w:ascii="Times New Roman" w:hAnsi="Times New Roman"/>
+          <w:lang w:val="en-US"/>
+        </w:rPr>
+        <w:t xml:space="preserve"> </w:t>
+      </w:r>
+      <w:proofErr w:type="spellStart"/>
+      <w:r>
+        <w:rPr>
+          <w:rFonts w:ascii="Times New Roman" w:hAnsi="Times New Roman"/>
+          <w:lang w:val="en-US"/>
+        </w:rPr>
+        <w:t>tidak</w:t>
+      </w:r>
+      <w:proofErr w:type="spellEnd"/>
+      <w:r>
+        <w:rPr>
+          <w:rFonts w:ascii="Times New Roman" w:hAnsi="Times New Roman"/>
+          <w:lang w:val="en-US"/>
+        </w:rPr>
+        <w:t xml:space="preserve"> </w:t>
+      </w:r>
+      <w:proofErr w:type="spellStart"/>
+      <w:r>
+        <w:rPr>
+          <w:rFonts w:ascii="Times New Roman" w:hAnsi="Times New Roman"/>
+          <w:lang w:val="en-US"/>
+        </w:rPr>
+        <w:t>terdapat</w:t>
+      </w:r>
+      <w:proofErr w:type="spellEnd"/>
+      <w:r>
+        <w:rPr>
+          <w:rFonts w:ascii="Times New Roman" w:hAnsi="Times New Roman"/>
+          <w:lang w:val="en-US"/>
+        </w:rPr>
+        <w:t xml:space="preserve"> data pada linked list! </w:t>
+      </w:r>
+    </w:p>
+    <w:p>
+      <w:pPr>
+        <w:pStyle w:val="ListParagraph"/>
+        <w:tabs>
+          <w:tab w:val="left" w:pos="1440"/>
+        </w:tabs>
+        <w:ind w:left="1800"/>
+        <w:rPr>
+          <w:rFonts w:ascii="Times New Roman" w:hAnsi="Times New Roman"/>
+          <w:lang w:val="en-US"/>
+        </w:rPr>
+      </w:pPr>
+      <w:proofErr w:type="gramStart"/>
+      <w:r>
+        <w:rPr>
+          <w:rFonts w:ascii="Times New Roman" w:hAnsi="Times New Roman"/>
+          <w:lang w:val="en-US"/>
+        </w:rPr>
+        <w:t>Jawab :</w:t>
+      </w:r>
+      <w:proofErr w:type="gramEnd"/>
+    </w:p>
+    <w:p>
+      <w:pPr>
+        <w:pStyle w:val="ListParagraph"/>
+        <w:tabs>
+          <w:tab w:val="left" w:pos="1440"/>
+        </w:tabs>
+        <w:ind w:left="1800"/>
+        <w:rPr>
+          <w:rFonts w:ascii="Times New Roman" w:hAnsi="Times New Roman"/>
+          <w:lang w:val="en-US"/>
+        </w:rPr>
+      </w:pPr>
+      <w:proofErr w:type="spellStart"/>
+      <w:r>
+        <w:rPr>
+          <w:rFonts w:ascii="Times New Roman" w:hAnsi="Times New Roman"/>
+          <w:lang w:val="en-US"/>
+        </w:rPr>
+        <w:t>Memodifikasi</w:t>
+      </w:r>
+      <w:proofErr w:type="spellEnd"/>
+      <w:r>
+        <w:rPr>
+          <w:rFonts w:ascii="Times New Roman" w:hAnsi="Times New Roman"/>
+          <w:lang w:val="en-US"/>
+        </w:rPr>
+        <w:t xml:space="preserve"> method </w:t>
+      </w:r>
+      <w:proofErr w:type="gramStart"/>
+      <w:r>
+        <w:rPr>
+          <w:rFonts w:ascii="Times New Roman" w:hAnsi="Times New Roman"/>
+          <w:lang w:val="en-US"/>
+        </w:rPr>
+        <w:t>print() ,</w:t>
+      </w:r>
+      <w:proofErr w:type="gramEnd"/>
+      <w:r>
+        <w:rPr>
+          <w:rFonts w:ascii="Times New Roman" w:hAnsi="Times New Roman"/>
+          <w:lang w:val="en-US"/>
+        </w:rPr>
+        <w:t xml:space="preserve"> </w:t>
+      </w:r>
+      <w:proofErr w:type="spellStart"/>
+      <w:r>
+        <w:rPr>
+          <w:rFonts w:ascii="Times New Roman" w:hAnsi="Times New Roman"/>
+          <w:lang w:val="en-US"/>
+        </w:rPr>
+        <w:t>dengan</w:t>
+      </w:r>
+      <w:proofErr w:type="spellEnd"/>
+      <w:r>
+        <w:rPr>
+          <w:rFonts w:ascii="Times New Roman" w:hAnsi="Times New Roman"/>
+          <w:lang w:val="en-US"/>
+        </w:rPr>
+        <w:t xml:space="preserve"> </w:t>
+      </w:r>
+      <w:proofErr w:type="spellStart"/>
+      <w:r>
+        <w:rPr>
+          <w:rFonts w:ascii="Times New Roman" w:hAnsi="Times New Roman"/>
+          <w:lang w:val="en-US"/>
+        </w:rPr>
+        <w:t>menyesusaikan</w:t>
+      </w:r>
+      <w:proofErr w:type="spellEnd"/>
+      <w:r>
+        <w:rPr>
+          <w:rFonts w:ascii="Times New Roman" w:hAnsi="Times New Roman"/>
+          <w:lang w:val="en-US"/>
+        </w:rPr>
+        <w:t xml:space="preserve"> </w:t>
+      </w:r>
+      <w:proofErr w:type="spellStart"/>
+      <w:r>
+        <w:rPr>
+          <w:rFonts w:ascii="Times New Roman" w:hAnsi="Times New Roman"/>
+          <w:lang w:val="en-US"/>
+        </w:rPr>
+        <w:t>kondisi</w:t>
+      </w:r>
+      <w:proofErr w:type="spellEnd"/>
+      <w:r>
+        <w:rPr>
+          <w:rFonts w:ascii="Times New Roman" w:hAnsi="Times New Roman"/>
+          <w:lang w:val="en-US"/>
+        </w:rPr>
+        <w:t xml:space="preserve">. </w:t>
+      </w:r>
+      <w:proofErr w:type="spellStart"/>
+      <w:r>
+        <w:rPr>
+          <w:rFonts w:ascii="Times New Roman" w:hAnsi="Times New Roman"/>
+          <w:lang w:val="en-US"/>
+        </w:rPr>
+        <w:t>Berikut</w:t>
+      </w:r>
+      <w:proofErr w:type="spellEnd"/>
+      <w:r>
+        <w:rPr>
+          <w:rFonts w:ascii="Times New Roman" w:hAnsi="Times New Roman"/>
+          <w:lang w:val="en-US"/>
+        </w:rPr>
+        <w:t xml:space="preserve"> </w:t>
+      </w:r>
+      <w:proofErr w:type="spellStart"/>
+      <w:r>
+        <w:rPr>
+          <w:rFonts w:ascii="Times New Roman" w:hAnsi="Times New Roman"/>
+          <w:lang w:val="en-US"/>
+        </w:rPr>
+        <w:t>modifikasi</w:t>
+      </w:r>
+      <w:proofErr w:type="spellEnd"/>
+      <w:r>
+        <w:rPr>
+          <w:rFonts w:ascii="Times New Roman" w:hAnsi="Times New Roman"/>
+          <w:lang w:val="en-US"/>
+        </w:rPr>
+        <w:t xml:space="preserve"> yang </w:t>
+      </w:r>
+      <w:proofErr w:type="spellStart"/>
+      <w:r>
+        <w:rPr>
+          <w:rFonts w:ascii="Times New Roman" w:hAnsi="Times New Roman"/>
+          <w:lang w:val="en-US"/>
+        </w:rPr>
+        <w:t>dilakukan</w:t>
+      </w:r>
+      <w:proofErr w:type="spellEnd"/>
+      <w:r>
+        <w:rPr>
+          <w:rFonts w:ascii="Times New Roman" w:hAnsi="Times New Roman"/>
+          <w:lang w:val="en-US"/>
+        </w:rPr>
+        <w:t>:</w:t>
+      </w:r>
+      <w:r>
+        <w:rPr>
+          <w:rFonts w:ascii="Times New Roman" w:hAnsi="Times New Roman"/>
+          <w:lang w:val="en-US"/>
+        </w:rPr>
+        <w:br/>
+      </w:r>
+      <w:r>
+        <w:rPr>
+          <w:rFonts w:ascii="Times New Roman" w:hAnsi="Times New Roman"/>
           <w:lang w:val="en-US"/>
         </w:rPr>
         <w:drawing>
-          <wp:inline distT="0" distB="0" distL="0" distR="0" wp14:anchorId="53FCB855" wp14:editId="10257AF6">
-            <wp:extent cx="3816626" cy="3282145"/>
+          <wp:inline distT="0" distB="0" distL="0" distR="0" wp14:anchorId="22BE3DC1" wp14:editId="7753D83F">
+            <wp:extent cx="3016405" cy="1511378"/>
             <wp:effectExtent l="0" t="0" r="0" b="0"/>
-            <wp:docPr id="822667817" name="Picture 1"/>
+            <wp:docPr id="2014515554" name="Picture 1"/>
             <wp:cNvGraphicFramePr>
               <a:graphicFrameLocks xmlns:a="http://schemas.openxmlformats.org/drawingml/2006/main" noChangeAspect="1"/>
             </wp:cNvGraphicFramePr>
@@ -742,11 +3769,459 @@
               <a:graphicData uri="http://schemas.openxmlformats.org/drawingml/2006/picture">
                 <pic:pic xmlns:pic="http://schemas.openxmlformats.org/drawingml/2006/picture">
                   <pic:nvPicPr>
-                    <pic:cNvPr id="822667817" name="Picture 822667817"/>
+                    <pic:cNvPr id="2014515554" name=""/>
                     <pic:cNvPicPr/>
                   </pic:nvPicPr>
                   <pic:blipFill>
-                    <a:blip r:embed="rId5">
+                    <a:blip r:embed="rId5"/>
+                    <a:stretch>
+                      <a:fillRect/>
+                    </a:stretch>
+                  </pic:blipFill>
+                  <pic:spPr>
+                    <a:xfrm>
+                      <a:off x="0" y="0"/>
+                      <a:ext cx="3016405" cy="1511378"/>
+                    </a:xfrm>
+                    <a:prstGeom prst="rect">
+                      <a:avLst/>
+                    </a:prstGeom>
+                  </pic:spPr>
+                </pic:pic>
+              </a:graphicData>
+            </a:graphic>
+          </wp:inline>
+        </w:drawing>
+      </w:r>
+    </w:p>
+    <w:p>
+      <w:pPr>
+        <w:pStyle w:val="ListParagraph"/>
+        <w:tabs>
+          <w:tab w:val="left" w:pos="1440"/>
+        </w:tabs>
+        <w:ind w:left="1800"/>
+        <w:rPr>
+          <w:rFonts w:ascii="Times New Roman" w:hAnsi="Times New Roman"/>
+          <w:lang w:val="en-US"/>
+        </w:rPr>
+      </w:pPr>
+    </w:p>
+    <w:p>
+      <w:pPr>
+        <w:pStyle w:val="ListParagraph"/>
+        <w:numPr>
+          <w:ilvl w:val="0"/>
+          <w:numId w:val="33"/>
+        </w:numPr>
+        <w:tabs>
+          <w:tab w:val="left" w:pos="1440"/>
+        </w:tabs>
+        <w:ind w:left="1800"/>
+        <w:rPr>
+          <w:rFonts w:ascii="Times New Roman" w:hAnsi="Times New Roman"/>
+          <w:lang w:val="en-US"/>
+        </w:rPr>
+      </w:pPr>
+      <w:proofErr w:type="spellStart"/>
+      <w:r>
+        <w:rPr>
+          <w:rFonts w:ascii="Times New Roman" w:hAnsi="Times New Roman"/>
+          <w:lang w:val="en-US"/>
+        </w:rPr>
+        <w:t>Modifikasi</w:t>
+      </w:r>
+      <w:proofErr w:type="spellEnd"/>
+      <w:r>
+        <w:rPr>
+          <w:rFonts w:ascii="Times New Roman" w:hAnsi="Times New Roman"/>
+          <w:lang w:val="en-US"/>
+        </w:rPr>
+        <w:t xml:space="preserve"> </w:t>
+      </w:r>
+      <w:proofErr w:type="spellStart"/>
+      <w:r>
+        <w:rPr>
+          <w:rFonts w:ascii="Times New Roman" w:hAnsi="Times New Roman"/>
+          <w:lang w:val="en-US"/>
+        </w:rPr>
+        <w:t>kode</w:t>
+      </w:r>
+      <w:proofErr w:type="spellEnd"/>
+      <w:r>
+        <w:rPr>
+          <w:rFonts w:ascii="Times New Roman" w:hAnsi="Times New Roman"/>
+          <w:lang w:val="en-US"/>
+        </w:rPr>
+        <w:t xml:space="preserve"> program </w:t>
+      </w:r>
+      <w:proofErr w:type="spellStart"/>
+      <w:r>
+        <w:rPr>
+          <w:rFonts w:ascii="Times New Roman" w:hAnsi="Times New Roman"/>
+          <w:lang w:val="en-US"/>
+        </w:rPr>
+        <w:t>dengan</w:t>
+      </w:r>
+      <w:proofErr w:type="spellEnd"/>
+      <w:r>
+        <w:rPr>
+          <w:rFonts w:ascii="Times New Roman" w:hAnsi="Times New Roman"/>
+          <w:lang w:val="en-US"/>
+        </w:rPr>
+        <w:t xml:space="preserve"> </w:t>
+      </w:r>
+      <w:proofErr w:type="spellStart"/>
+      <w:r>
+        <w:rPr>
+          <w:rFonts w:ascii="Times New Roman" w:hAnsi="Times New Roman"/>
+          <w:lang w:val="en-US"/>
+        </w:rPr>
+        <w:t>menambahkan</w:t>
+      </w:r>
+      <w:proofErr w:type="spellEnd"/>
+      <w:r>
+        <w:rPr>
+          <w:rFonts w:ascii="Times New Roman" w:hAnsi="Times New Roman"/>
+          <w:lang w:val="en-US"/>
+        </w:rPr>
+        <w:t xml:space="preserve"> method </w:t>
+      </w:r>
+      <w:proofErr w:type="spellStart"/>
+      <w:proofErr w:type="gramStart"/>
+      <w:r>
+        <w:rPr>
+          <w:rFonts w:ascii="Times New Roman" w:hAnsi="Times New Roman"/>
+          <w:lang w:val="en-US"/>
+        </w:rPr>
+        <w:t>printReverse</w:t>
+      </w:r>
+      <w:proofErr w:type="spellEnd"/>
+      <w:r>
+        <w:rPr>
+          <w:rFonts w:ascii="Times New Roman" w:hAnsi="Times New Roman"/>
+          <w:lang w:val="en-US"/>
+        </w:rPr>
+        <w:t>(</w:t>
+      </w:r>
+      <w:proofErr w:type="gramEnd"/>
+      <w:r>
+        <w:rPr>
+          <w:rFonts w:ascii="Times New Roman" w:hAnsi="Times New Roman"/>
+          <w:lang w:val="en-US"/>
+        </w:rPr>
+        <w:t xml:space="preserve">) </w:t>
+      </w:r>
+      <w:proofErr w:type="spellStart"/>
+      <w:r>
+        <w:rPr>
+          <w:rFonts w:ascii="Times New Roman" w:hAnsi="Times New Roman"/>
+          <w:lang w:val="en-US"/>
+        </w:rPr>
+        <w:t>untuk</w:t>
+      </w:r>
+      <w:proofErr w:type="spellEnd"/>
+      <w:r>
+        <w:rPr>
+          <w:rFonts w:ascii="Times New Roman" w:hAnsi="Times New Roman"/>
+          <w:lang w:val="en-US"/>
+        </w:rPr>
+        <w:t xml:space="preserve"> </w:t>
+      </w:r>
+      <w:proofErr w:type="spellStart"/>
+      <w:r>
+        <w:rPr>
+          <w:rFonts w:ascii="Times New Roman" w:hAnsi="Times New Roman"/>
+          <w:lang w:val="en-US"/>
+        </w:rPr>
+        <w:t>menampilkan</w:t>
+      </w:r>
+      <w:proofErr w:type="spellEnd"/>
+      <w:r>
+        <w:rPr>
+          <w:rFonts w:ascii="Times New Roman" w:hAnsi="Times New Roman"/>
+          <w:lang w:val="en-US"/>
+        </w:rPr>
+        <w:t xml:space="preserve"> </w:t>
+      </w:r>
+      <w:proofErr w:type="spellStart"/>
+      <w:r>
+        <w:rPr>
+          <w:rFonts w:ascii="Times New Roman" w:hAnsi="Times New Roman"/>
+          <w:lang w:val="en-US"/>
+        </w:rPr>
+        <w:t>seluruh</w:t>
+      </w:r>
+      <w:proofErr w:type="spellEnd"/>
+      <w:r>
+        <w:rPr>
+          <w:rFonts w:ascii="Times New Roman" w:hAnsi="Times New Roman"/>
+          <w:lang w:val="en-US"/>
+        </w:rPr>
+        <w:t xml:space="preserve"> data pada Double Linked List </w:t>
+      </w:r>
+      <w:proofErr w:type="spellStart"/>
+      <w:r>
+        <w:rPr>
+          <w:rFonts w:ascii="Times New Roman" w:hAnsi="Times New Roman"/>
+          <w:lang w:val="en-US"/>
+        </w:rPr>
+        <w:t>secara</w:t>
+      </w:r>
+      <w:proofErr w:type="spellEnd"/>
+      <w:r>
+        <w:rPr>
+          <w:rFonts w:ascii="Times New Roman" w:hAnsi="Times New Roman"/>
+          <w:lang w:val="en-US"/>
+        </w:rPr>
+        <w:t xml:space="preserve"> </w:t>
+      </w:r>
+      <w:proofErr w:type="spellStart"/>
+      <w:r>
+        <w:rPr>
+          <w:rFonts w:ascii="Times New Roman" w:hAnsi="Times New Roman"/>
+          <w:lang w:val="en-US"/>
+        </w:rPr>
+        <w:t>terbalik</w:t>
+      </w:r>
+      <w:proofErr w:type="spellEnd"/>
+      <w:r>
+        <w:rPr>
+          <w:rFonts w:ascii="Times New Roman" w:hAnsi="Times New Roman"/>
+          <w:lang w:val="en-US"/>
+        </w:rPr>
+        <w:t xml:space="preserve">, </w:t>
+      </w:r>
+      <w:proofErr w:type="spellStart"/>
+      <w:r>
+        <w:rPr>
+          <w:rFonts w:ascii="Times New Roman" w:hAnsi="Times New Roman"/>
+          <w:lang w:val="en-US"/>
+        </w:rPr>
+        <w:t>dimulai</w:t>
+      </w:r>
+      <w:proofErr w:type="spellEnd"/>
+      <w:r>
+        <w:rPr>
+          <w:rFonts w:ascii="Times New Roman" w:hAnsi="Times New Roman"/>
+          <w:lang w:val="en-US"/>
+        </w:rPr>
+        <w:t xml:space="preserve"> </w:t>
+      </w:r>
+      <w:proofErr w:type="spellStart"/>
+      <w:r>
+        <w:rPr>
+          <w:rFonts w:ascii="Times New Roman" w:hAnsi="Times New Roman"/>
+          <w:lang w:val="en-US"/>
+        </w:rPr>
+        <w:t>dari</w:t>
+      </w:r>
+      <w:proofErr w:type="spellEnd"/>
+      <w:r>
+        <w:rPr>
+          <w:rFonts w:ascii="Times New Roman" w:hAnsi="Times New Roman"/>
+          <w:lang w:val="en-US"/>
+        </w:rPr>
+        <w:t xml:space="preserve"> node tail </w:t>
+      </w:r>
+      <w:proofErr w:type="spellStart"/>
+      <w:r>
+        <w:rPr>
+          <w:rFonts w:ascii="Times New Roman" w:hAnsi="Times New Roman"/>
+          <w:lang w:val="en-US"/>
+        </w:rPr>
+        <w:t>menuju</w:t>
+      </w:r>
+      <w:proofErr w:type="spellEnd"/>
+      <w:r>
+        <w:rPr>
+          <w:rFonts w:ascii="Times New Roman" w:hAnsi="Times New Roman"/>
+          <w:lang w:val="en-US"/>
+        </w:rPr>
+        <w:t xml:space="preserve"> head!</w:t>
+      </w:r>
+    </w:p>
+    <w:p>
+      <w:pPr>
+        <w:pStyle w:val="ListParagraph"/>
+        <w:tabs>
+          <w:tab w:val="left" w:pos="1440"/>
+        </w:tabs>
+        <w:ind w:left="1800"/>
+        <w:rPr>
+          <w:rFonts w:ascii="Times New Roman" w:hAnsi="Times New Roman"/>
+          <w:lang w:val="en-US"/>
+        </w:rPr>
+      </w:pPr>
+      <w:proofErr w:type="gramStart"/>
+      <w:r>
+        <w:rPr>
+          <w:rFonts w:ascii="Times New Roman" w:hAnsi="Times New Roman"/>
+          <w:lang w:val="en-US"/>
+        </w:rPr>
+        <w:t>Jawab :</w:t>
+      </w:r>
+      <w:proofErr w:type="gramEnd"/>
+    </w:p>
+    <w:p>
+      <w:pPr>
+        <w:pStyle w:val="ListParagraph"/>
+        <w:tabs>
+          <w:tab w:val="left" w:pos="1440"/>
+        </w:tabs>
+        <w:ind w:left="1800"/>
+        <w:rPr>
+          <w:rFonts w:ascii="Times New Roman" w:hAnsi="Times New Roman"/>
+        </w:rPr>
+      </w:pPr>
+      <w:proofErr w:type="spellStart"/>
+      <w:r>
+        <w:rPr>
+          <w:rFonts w:ascii="Times New Roman" w:hAnsi="Times New Roman"/>
+        </w:rPr>
+        <w:t>Penambahan</w:t>
+      </w:r>
+      <w:proofErr w:type="spellEnd"/>
+      <w:r>
+        <w:rPr>
+          <w:rFonts w:ascii="Times New Roman" w:hAnsi="Times New Roman"/>
+        </w:rPr>
+        <w:t xml:space="preserve"> Method </w:t>
+      </w:r>
+      <w:proofErr w:type="spellStart"/>
+      <w:proofErr w:type="gramStart"/>
+      <w:r>
+        <w:rPr>
+          <w:rFonts w:ascii="Times New Roman" w:hAnsi="Times New Roman"/>
+        </w:rPr>
+        <w:t>printReverse</w:t>
+      </w:r>
+      <w:proofErr w:type="spellEnd"/>
+      <w:r>
+        <w:rPr>
+          <w:rFonts w:ascii="Times New Roman" w:hAnsi="Times New Roman"/>
+        </w:rPr>
+        <w:t>(</w:t>
+      </w:r>
+      <w:proofErr w:type="gramEnd"/>
+      <w:r>
+        <w:rPr>
+          <w:rFonts w:ascii="Times New Roman" w:hAnsi="Times New Roman"/>
+        </w:rPr>
+        <w:t xml:space="preserve">) Method </w:t>
+      </w:r>
+      <w:proofErr w:type="spellStart"/>
+      <w:r>
+        <w:rPr>
+          <w:rFonts w:ascii="Times New Roman" w:hAnsi="Times New Roman"/>
+        </w:rPr>
+        <w:t>ini</w:t>
+      </w:r>
+      <w:proofErr w:type="spellEnd"/>
+      <w:r>
+        <w:rPr>
+          <w:rFonts w:ascii="Times New Roman" w:hAnsi="Times New Roman"/>
+        </w:rPr>
+        <w:t xml:space="preserve"> </w:t>
+      </w:r>
+      <w:proofErr w:type="spellStart"/>
+      <w:r>
+        <w:rPr>
+          <w:rFonts w:ascii="Times New Roman" w:hAnsi="Times New Roman"/>
+        </w:rPr>
+        <w:t>memulai</w:t>
+      </w:r>
+      <w:proofErr w:type="spellEnd"/>
+      <w:r>
+        <w:rPr>
+          <w:rFonts w:ascii="Times New Roman" w:hAnsi="Times New Roman"/>
+        </w:rPr>
+        <w:t xml:space="preserve"> </w:t>
+      </w:r>
+      <w:r>
+        <w:rPr>
+          <w:rFonts w:ascii="Times New Roman" w:hAnsi="Times New Roman"/>
+        </w:rPr>
+        <w:t xml:space="preserve">print </w:t>
+      </w:r>
+      <w:proofErr w:type="spellStart"/>
+      <w:r>
+        <w:rPr>
+          <w:rFonts w:ascii="Times New Roman" w:hAnsi="Times New Roman"/>
+        </w:rPr>
+        <w:t>dari</w:t>
+      </w:r>
+      <w:proofErr w:type="spellEnd"/>
+      <w:r>
+        <w:rPr>
+          <w:rFonts w:ascii="Times New Roman" w:hAnsi="Times New Roman"/>
+        </w:rPr>
+        <w:t xml:space="preserve"> </w:t>
+      </w:r>
+      <w:proofErr w:type="spellStart"/>
+      <w:r>
+        <w:rPr>
+          <w:rFonts w:ascii="Times New Roman" w:hAnsi="Times New Roman"/>
+        </w:rPr>
+        <w:t>belakang</w:t>
+      </w:r>
+      <w:proofErr w:type="spellEnd"/>
+      <w:r>
+        <w:rPr>
+          <w:rFonts w:ascii="Times New Roman" w:hAnsi="Times New Roman"/>
+        </w:rPr>
+        <w:t xml:space="preserve"> (tail) </w:t>
+      </w:r>
+      <w:proofErr w:type="spellStart"/>
+      <w:r>
+        <w:rPr>
+          <w:rFonts w:ascii="Times New Roman" w:hAnsi="Times New Roman"/>
+        </w:rPr>
+        <w:t>menggunakan</w:t>
+      </w:r>
+      <w:proofErr w:type="spellEnd"/>
+      <w:r>
+        <w:rPr>
+          <w:rFonts w:ascii="Times New Roman" w:hAnsi="Times New Roman"/>
+        </w:rPr>
+        <w:t xml:space="preserve"> pointer prev.</w:t>
+      </w:r>
+    </w:p>
+    <w:p>
+      <w:pPr>
+        <w:pStyle w:val="ListParagraph"/>
+        <w:tabs>
+          <w:tab w:val="left" w:pos="1440"/>
+        </w:tabs>
+        <w:ind w:left="1800"/>
+        <w:rPr>
+          <w:rFonts w:ascii="Times New Roman" w:hAnsi="Times New Roman"/>
+          <w:lang w:val="en-US"/>
+        </w:rPr>
+      </w:pPr>
+      <w:r>
+        <w:rPr>
+          <w:rFonts w:ascii="Times New Roman" w:hAnsi="Times New Roman"/>
+          <w:noProof/>
+          <w:lang w:val="en-US"/>
+        </w:rPr>
+        <w:drawing>
+          <wp:inline distT="0" distB="0" distL="0" distR="0" wp14:anchorId="1A4ED33A" wp14:editId="64785665">
+            <wp:extent cx="2902099" cy="1416123"/>
+            <wp:effectExtent l="0" t="0" r="0" b="0"/>
+            <wp:docPr id="1330592230" name="Picture 1"/>
+            <wp:cNvGraphicFramePr>
+              <a:graphicFrameLocks xmlns:a="http://schemas.openxmlformats.org/drawingml/2006/main" noChangeAspect="1"/>
+            </wp:cNvGraphicFramePr>
+            <a:graphic xmlns:a="http://schemas.openxmlformats.org/drawingml/2006/main">
+              <a:graphicData uri="http://schemas.openxmlformats.org/drawingml/2006/picture">
+                <pic:pic xmlns:pic="http://schemas.openxmlformats.org/drawingml/2006/picture">
+                  <pic:nvPicPr>
+                    <pic:cNvPr id="1330592230" name="Picture 1330592230"/>
+                    <pic:cNvPicPr/>
+                  </pic:nvPicPr>
+                  <pic:blipFill>
+                    <a:blip r:embed="rId6">
                       <a:extLst>
                         <a:ext uri="{28A0092B-C50C-407E-A947-70E740481C1C}">
                           <a14:useLocalDpi xmlns:a14="http://schemas.microsoft.com/office/drawing/2010/main" val="0"/>
@@ -760,7 +4235,7 @@
                   <pic:spPr>
                     <a:xfrm>
                       <a:off x="0" y="0"/>
-                      <a:ext cx="3824590" cy="3288994"/>
+                      <a:ext cx="2902099" cy="1416123"/>
                     </a:xfrm>
                     <a:prstGeom prst="rect">
                       <a:avLst/>
@@ -779,8 +4254,7 @@
         <w:tabs>
           <w:tab w:val="left" w:pos="1440"/>
         </w:tabs>
-        <w:ind w:left="1890"/>
-        <w:jc w:val="both"/>
+        <w:ind w:left="1800"/>
         <w:rPr>
           <w:rFonts w:ascii="Times New Roman" w:hAnsi="Times New Roman"/>
           <w:lang w:val="en-US"/>
@@ -792,12 +4266,12 @@
         <w:pStyle w:val="ListParagraph"/>
         <w:numPr>
           <w:ilvl w:val="0"/>
-          <w:numId w:val="15"/>
+          <w:numId w:val="28"/>
         </w:numPr>
         <w:tabs>
           <w:tab w:val="left" w:pos="1440"/>
         </w:tabs>
-        <w:jc w:val="both"/>
+        <w:ind w:hanging="540"/>
         <w:rPr>
           <w:rFonts w:ascii="Times New Roman" w:hAnsi="Times New Roman"/>
           <w:b/>
@@ -805,6 +4279,7 @@
           <w:lang w:val="en-US"/>
         </w:rPr>
       </w:pPr>
+      <w:proofErr w:type="spellStart"/>
       <w:r>
         <w:rPr>
           <w:rFonts w:ascii="Times New Roman" w:hAnsi="Times New Roman"/>
@@ -812,8 +4287,57 @@
           <w:bCs/>
           <w:lang w:val="en-US"/>
         </w:rPr>
-        <w:lastRenderedPageBreak/>
-        <w:t>Modifikasi Elemen pada Single Linked List</w:t>
+        <w:t>Percobaan</w:t>
+      </w:r>
+      <w:proofErr w:type="spellEnd"/>
+      <w:r>
+        <w:rPr>
+          <w:rFonts w:ascii="Times New Roman" w:hAnsi="Times New Roman"/>
+          <w:b/>
+          <w:bCs/>
+          <w:lang w:val="en-US"/>
+        </w:rPr>
+        <w:t xml:space="preserve"> 2: </w:t>
+      </w:r>
+      <w:proofErr w:type="spellStart"/>
+      <w:r>
+        <w:rPr>
+          <w:rFonts w:ascii="Times New Roman" w:hAnsi="Times New Roman"/>
+          <w:b/>
+          <w:bCs/>
+          <w:lang w:val="en-US"/>
+        </w:rPr>
+        <w:t>Operasi</w:t>
+      </w:r>
+      <w:proofErr w:type="spellEnd"/>
+      <w:r>
+        <w:rPr>
+          <w:rFonts w:ascii="Times New Roman" w:hAnsi="Times New Roman"/>
+          <w:b/>
+          <w:bCs/>
+          <w:lang w:val="en-US"/>
+        </w:rPr>
+        <w:t xml:space="preserve"> </w:t>
+      </w:r>
+      <w:proofErr w:type="spellStart"/>
+      <w:r>
+        <w:rPr>
+          <w:rFonts w:ascii="Times New Roman" w:hAnsi="Times New Roman"/>
+          <w:b/>
+          <w:bCs/>
+          <w:lang w:val="en-US"/>
+        </w:rPr>
+        <w:t>Penghapusan</w:t>
+      </w:r>
+      <w:proofErr w:type="spellEnd"/>
+      <w:r>
+        <w:rPr>
+          <w:rFonts w:ascii="Times New Roman" w:hAnsi="Times New Roman"/>
+          <w:b/>
+          <w:bCs/>
+          <w:lang w:val="en-US"/>
+        </w:rPr>
+        <w:t xml:space="preserve"> pada Double Linked List</w:t>
       </w:r>
     </w:p>
     <w:p>
@@ -821,70 +4345,310 @@
         <w:pStyle w:val="ListParagraph"/>
         <w:numPr>
           <w:ilvl w:val="0"/>
-          <w:numId w:val="26"/>
+          <w:numId w:val="32"/>
         </w:numPr>
         <w:tabs>
           <w:tab w:val="left" w:pos="1440"/>
         </w:tabs>
-        <w:ind w:left="1170"/>
-        <w:jc w:val="both"/>
+        <w:ind w:left="1890" w:hanging="1170"/>
         <w:rPr>
           <w:rFonts w:ascii="Times New Roman" w:hAnsi="Times New Roman"/>
           <w:b/>
           <w:bCs/>
-          <w:lang w:val="id-ID"/>
-        </w:rPr>
-      </w:pPr>
+          <w:lang w:val="en-US"/>
+        </w:rPr>
+      </w:pPr>
+      <w:proofErr w:type="spellStart"/>
       <w:r>
         <w:rPr>
           <w:rFonts w:ascii="Times New Roman" w:hAnsi="Times New Roman"/>
           <w:b/>
           <w:bCs/>
-          <w:lang w:val="id-ID"/>
+          <w:lang w:val="en-US"/>
         </w:rPr>
         <w:t>Pertanyaan</w:t>
       </w:r>
+      <w:proofErr w:type="spellEnd"/>
     </w:p>
     <w:p>
       <w:pPr>
         <w:pStyle w:val="ListParagraph"/>
         <w:numPr>
           <w:ilvl w:val="0"/>
-          <w:numId w:val="27"/>
+          <w:numId w:val="35"/>
         </w:numPr>
         <w:tabs>
           <w:tab w:val="left" w:pos="1440"/>
+          <w:tab w:val="left" w:pos="2250"/>
         </w:tabs>
         <w:ind w:left="1800"/>
-        <w:jc w:val="both"/>
-        <w:rPr>
-          <w:rFonts w:ascii="Times New Roman" w:hAnsi="Times New Roman"/>
-        </w:rPr>
-      </w:pPr>
-      <w:r>
-        <w:rPr>
-          <w:rFonts w:ascii="Times New Roman" w:hAnsi="Times New Roman"/>
-        </w:rPr>
-        <w:t xml:space="preserve">Mengapa digunakan keyword break pada fungsi remove? Jelaskan! </w:t>
+        <w:rPr>
+          <w:rFonts w:ascii="Times New Roman" w:hAnsi="Times New Roman"/>
+          <w:lang w:val="en-US"/>
+        </w:rPr>
+      </w:pPr>
+      <w:proofErr w:type="spellStart"/>
+      <w:r>
+        <w:rPr>
+          <w:rFonts w:ascii="Times New Roman" w:hAnsi="Times New Roman"/>
+          <w:lang w:val="en-US"/>
+        </w:rPr>
+        <w:t>Perhatikan</w:t>
+      </w:r>
+      <w:proofErr w:type="spellEnd"/>
+      <w:r>
+        <w:rPr>
+          <w:rFonts w:ascii="Times New Roman" w:hAnsi="Times New Roman"/>
+          <w:lang w:val="en-US"/>
+        </w:rPr>
+        <w:t xml:space="preserve"> </w:t>
+      </w:r>
+      <w:proofErr w:type="spellStart"/>
+      <w:r>
+        <w:rPr>
+          <w:rFonts w:ascii="Times New Roman" w:hAnsi="Times New Roman"/>
+          <w:lang w:val="en-US"/>
+        </w:rPr>
+        <w:t>potongan</w:t>
+      </w:r>
+      <w:proofErr w:type="spellEnd"/>
+      <w:r>
+        <w:rPr>
+          <w:rFonts w:ascii="Times New Roman" w:hAnsi="Times New Roman"/>
+          <w:lang w:val="en-US"/>
+        </w:rPr>
+        <w:t xml:space="preserve"> </w:t>
+      </w:r>
+      <w:proofErr w:type="spellStart"/>
+      <w:r>
+        <w:rPr>
+          <w:rFonts w:ascii="Times New Roman" w:hAnsi="Times New Roman"/>
+          <w:lang w:val="en-US"/>
+        </w:rPr>
+        <w:t>kode</w:t>
+      </w:r>
+      <w:proofErr w:type="spellEnd"/>
+      <w:r>
+        <w:rPr>
+          <w:rFonts w:ascii="Times New Roman" w:hAnsi="Times New Roman"/>
+          <w:lang w:val="en-US"/>
+        </w:rPr>
+        <w:t xml:space="preserve"> </w:t>
+      </w:r>
+      <w:proofErr w:type="spellStart"/>
+      <w:r>
+        <w:rPr>
+          <w:rFonts w:ascii="Times New Roman" w:hAnsi="Times New Roman"/>
+          <w:lang w:val="en-US"/>
+        </w:rPr>
+        <w:t>berikut</w:t>
+      </w:r>
+      <w:proofErr w:type="spellEnd"/>
+      <w:r>
+        <w:rPr>
+          <w:rFonts w:ascii="Times New Roman" w:hAnsi="Times New Roman"/>
+          <w:lang w:val="en-US"/>
+        </w:rPr>
+        <w:t xml:space="preserve"> pada method </w:t>
+      </w:r>
+      <w:proofErr w:type="spellStart"/>
+      <w:proofErr w:type="gramStart"/>
+      <w:r>
+        <w:rPr>
+          <w:rFonts w:ascii="Times New Roman" w:hAnsi="Times New Roman"/>
+          <w:lang w:val="en-US"/>
+        </w:rPr>
+        <w:t>removeFirst</w:t>
+      </w:r>
+      <w:proofErr w:type="spellEnd"/>
+      <w:r>
+        <w:rPr>
+          <w:rFonts w:ascii="Times New Roman" w:hAnsi="Times New Roman"/>
+          <w:lang w:val="en-US"/>
+        </w:rPr>
+        <w:t>(</w:t>
+      </w:r>
+      <w:proofErr w:type="gramEnd"/>
+      <w:r>
+        <w:rPr>
+          <w:rFonts w:ascii="Times New Roman" w:hAnsi="Times New Roman"/>
+          <w:lang w:val="en-US"/>
+        </w:rPr>
+        <w:t xml:space="preserve">): </w:t>
       </w:r>
     </w:p>
+    <w:tbl>
+      <w:tblPr>
+        <w:tblStyle w:val="TableGrid"/>
+        <w:tblW w:w="0" w:type="auto"/>
+        <w:tblInd w:w="1800" w:type="dxa"/>
+        <w:tblLook w:val="04A0" w:firstRow="1" w:lastRow="0" w:firstColumn="1" w:lastColumn="0" w:noHBand="0" w:noVBand="1"/>
+      </w:tblPr>
+      <w:tblGrid>
+        <w:gridCol w:w="7216"/>
+      </w:tblGrid>
+      <w:tr>
+        <w:tc>
+          <w:tcPr>
+            <w:tcW w:w="9016" w:type="dxa"/>
+          </w:tcPr>
+          <w:p>
+            <w:pPr>
+              <w:pStyle w:val="ListParagraph"/>
+              <w:tabs>
+                <w:tab w:val="left" w:pos="1440"/>
+                <w:tab w:val="left" w:pos="2250"/>
+              </w:tabs>
+              <w:ind w:left="0"/>
+              <w:rPr>
+                <w:rFonts w:ascii="Cascadia Code ExtraLight" w:hAnsi="Cascadia Code ExtraLight" w:cs="Cascadia Code ExtraLight"/>
+                <w:lang w:val="en-US"/>
+              </w:rPr>
+            </w:pPr>
+            <w:r>
+              <w:rPr>
+                <w:rFonts w:ascii="Cascadia Code ExtraLight" w:hAnsi="Cascadia Code ExtraLight" w:cs="Cascadia Code ExtraLight"/>
+                <w:lang w:val="en-US"/>
+              </w:rPr>
+              <w:t xml:space="preserve">head = </w:t>
+            </w:r>
+            <w:proofErr w:type="spellStart"/>
+            <w:proofErr w:type="gramStart"/>
+            <w:r>
+              <w:rPr>
+                <w:rFonts w:ascii="Cascadia Code ExtraLight" w:hAnsi="Cascadia Code ExtraLight" w:cs="Cascadia Code ExtraLight"/>
+                <w:lang w:val="en-US"/>
+              </w:rPr>
+              <w:t>head.next</w:t>
+            </w:r>
+            <w:proofErr w:type="spellEnd"/>
+            <w:proofErr w:type="gramEnd"/>
+            <w:r>
+              <w:rPr>
+                <w:rFonts w:ascii="Cascadia Code ExtraLight" w:hAnsi="Cascadia Code ExtraLight" w:cs="Cascadia Code ExtraLight"/>
+                <w:lang w:val="en-US"/>
+              </w:rPr>
+              <w:t xml:space="preserve">; </w:t>
+            </w:r>
+          </w:p>
+          <w:p>
+            <w:pPr>
+              <w:pStyle w:val="ListParagraph"/>
+              <w:tabs>
+                <w:tab w:val="left" w:pos="1440"/>
+                <w:tab w:val="left" w:pos="2250"/>
+              </w:tabs>
+              <w:ind w:left="0"/>
+              <w:rPr>
+                <w:rFonts w:ascii="Times New Roman" w:hAnsi="Times New Roman"/>
+                <w:lang w:val="en-US"/>
+              </w:rPr>
+            </w:pPr>
+            <w:proofErr w:type="spellStart"/>
+            <w:proofErr w:type="gramStart"/>
+            <w:r>
+              <w:rPr>
+                <w:rFonts w:ascii="Cascadia Code ExtraLight" w:hAnsi="Cascadia Code ExtraLight" w:cs="Cascadia Code ExtraLight"/>
+                <w:lang w:val="en-US"/>
+              </w:rPr>
+              <w:t>head.prev</w:t>
+            </w:r>
+            <w:proofErr w:type="spellEnd"/>
+            <w:proofErr w:type="gramEnd"/>
+            <w:r>
+              <w:rPr>
+                <w:rFonts w:ascii="Cascadia Code ExtraLight" w:hAnsi="Cascadia Code ExtraLight" w:cs="Cascadia Code ExtraLight"/>
+                <w:lang w:val="en-US"/>
+              </w:rPr>
+              <w:t xml:space="preserve"> = null;</w:t>
+            </w:r>
+            <w:r>
+              <w:rPr>
+                <w:rFonts w:ascii="Times New Roman" w:hAnsi="Times New Roman"/>
+                <w:lang w:val="en-US"/>
+              </w:rPr>
+              <w:t xml:space="preserve"> </w:t>
+            </w:r>
+          </w:p>
+        </w:tc>
+      </w:tr>
+    </w:tbl>
     <w:p>
       <w:pPr>
         <w:pStyle w:val="ListParagraph"/>
         <w:tabs>
           <w:tab w:val="left" w:pos="1440"/>
+          <w:tab w:val="left" w:pos="2250"/>
         </w:tabs>
         <w:ind w:left="1800"/>
-        <w:jc w:val="both"/>
-        <w:rPr>
-          <w:rFonts w:ascii="Times New Roman" w:hAnsi="Times New Roman"/>
-        </w:rPr>
-      </w:pPr>
-      <w:r>
-        <w:rPr>
-          <w:rFonts w:ascii="Times New Roman" w:hAnsi="Times New Roman"/>
-        </w:rPr>
-        <w:t>Jawab :</w:t>
+        <w:rPr>
+          <w:rFonts w:ascii="Times New Roman" w:hAnsi="Times New Roman"/>
+          <w:lang w:val="en-US"/>
+        </w:rPr>
+      </w:pPr>
+      <w:proofErr w:type="spellStart"/>
+      <w:r>
+        <w:rPr>
+          <w:rFonts w:ascii="Times New Roman" w:hAnsi="Times New Roman"/>
+          <w:lang w:val="en-US"/>
+        </w:rPr>
+        <w:t>Jelaskan</w:t>
+      </w:r>
+      <w:proofErr w:type="spellEnd"/>
+      <w:r>
+        <w:rPr>
+          <w:rFonts w:ascii="Times New Roman" w:hAnsi="Times New Roman"/>
+          <w:lang w:val="en-US"/>
+        </w:rPr>
+        <w:t xml:space="preserve"> </w:t>
+      </w:r>
+      <w:proofErr w:type="spellStart"/>
+      <w:r>
+        <w:rPr>
+          <w:rFonts w:ascii="Times New Roman" w:hAnsi="Times New Roman"/>
+          <w:lang w:val="en-US"/>
+        </w:rPr>
+        <w:t>fungsi</w:t>
+      </w:r>
+      <w:proofErr w:type="spellEnd"/>
+      <w:r>
+        <w:rPr>
+          <w:rFonts w:ascii="Times New Roman" w:hAnsi="Times New Roman"/>
+          <w:lang w:val="en-US"/>
+        </w:rPr>
+        <w:t xml:space="preserve"> masing-masing statement </w:t>
+      </w:r>
+      <w:proofErr w:type="spellStart"/>
+      <w:r>
+        <w:rPr>
+          <w:rFonts w:ascii="Times New Roman" w:hAnsi="Times New Roman"/>
+          <w:lang w:val="en-US"/>
+        </w:rPr>
+        <w:t>tersebut</w:t>
+      </w:r>
+      <w:proofErr w:type="spellEnd"/>
+      <w:r>
+        <w:rPr>
+          <w:rFonts w:ascii="Times New Roman" w:hAnsi="Times New Roman"/>
+          <w:lang w:val="en-US"/>
+        </w:rPr>
+        <w:t xml:space="preserve"> pada proses </w:t>
+      </w:r>
+      <w:proofErr w:type="spellStart"/>
+      <w:r>
+        <w:rPr>
+          <w:rFonts w:ascii="Times New Roman" w:hAnsi="Times New Roman"/>
+          <w:lang w:val="en-US"/>
+        </w:rPr>
+        <w:t>penghapusan</w:t>
+      </w:r>
+      <w:proofErr w:type="spellEnd"/>
+      <w:r>
+        <w:rPr>
+          <w:rFonts w:ascii="Times New Roman" w:hAnsi="Times New Roman"/>
+          <w:lang w:val="en-US"/>
+        </w:rPr>
+        <w:t xml:space="preserve"> node!</w:t>
       </w:r>
     </w:p>
     <w:p>
@@ -892,58 +4656,449 @@
         <w:pStyle w:val="ListParagraph"/>
         <w:tabs>
           <w:tab w:val="left" w:pos="1440"/>
+          <w:tab w:val="left" w:pos="2250"/>
         </w:tabs>
         <w:ind w:left="1800"/>
-        <w:jc w:val="both"/>
-        <w:rPr>
-          <w:rFonts w:ascii="Times New Roman" w:hAnsi="Times New Roman"/>
-        </w:rPr>
-      </w:pPr>
-      <w:r>
-        <w:rPr>
-          <w:rFonts w:ascii="Times New Roman" w:hAnsi="Times New Roman"/>
-        </w:rPr>
-        <w:t>Keyword break digunakan untuk menghentikan proses perulangan</w:t>
-      </w:r>
-      <w:r>
-        <w:rPr>
-          <w:rFonts w:ascii="Times New Roman" w:hAnsi="Times New Roman"/>
-          <w:b/>
-          <w:bCs/>
-        </w:rPr>
-        <w:t xml:space="preserve"> </w:t>
-      </w:r>
-      <w:r>
-        <w:rPr>
-          <w:rFonts w:ascii="Times New Roman" w:hAnsi="Times New Roman"/>
+        <w:rPr>
+          <w:rFonts w:ascii="Times New Roman" w:hAnsi="Times New Roman"/>
+          <w:lang w:val="en-US"/>
+        </w:rPr>
+      </w:pPr>
+      <w:proofErr w:type="gramStart"/>
+      <w:r>
+        <w:rPr>
+          <w:rFonts w:ascii="Times New Roman" w:hAnsi="Times New Roman"/>
+          <w:lang w:val="en-US"/>
+        </w:rPr>
+        <w:t>Jawab :</w:t>
+      </w:r>
+      <w:proofErr w:type="gramEnd"/>
+    </w:p>
+    <w:p>
+      <w:pPr>
+        <w:pStyle w:val="NormalWeb"/>
+        <w:numPr>
+          <w:ilvl w:val="0"/>
+          <w:numId w:val="36"/>
+        </w:numPr>
+      </w:pPr>
+      <w:r>
+        <w:t xml:space="preserve">Baris </w:t>
+      </w:r>
+      <w:r>
+        <w:rPr>
+          <w:rStyle w:val="HTMLCode"/>
+          <w:rFonts w:ascii="Times New Roman" w:hAnsi="Times New Roman" w:cs="Times New Roman"/>
+          <w:sz w:val="24"/>
+          <w:szCs w:val="24"/>
+        </w:rPr>
+        <w:t xml:space="preserve">head = </w:t>
+      </w:r>
+      <w:proofErr w:type="spellStart"/>
+      <w:proofErr w:type="gramStart"/>
+      <w:r>
+        <w:rPr>
+          <w:rStyle w:val="HTMLCode"/>
+          <w:rFonts w:ascii="Times New Roman" w:hAnsi="Times New Roman" w:cs="Times New Roman"/>
+          <w:sz w:val="24"/>
+          <w:szCs w:val="24"/>
+        </w:rPr>
+        <w:t>head.next</w:t>
+      </w:r>
+      <w:proofErr w:type="spellEnd"/>
+      <w:proofErr w:type="gramEnd"/>
+      <w:r>
+        <w:rPr>
+          <w:rStyle w:val="HTMLCode"/>
+          <w:rFonts w:ascii="Times New Roman" w:hAnsi="Times New Roman" w:cs="Times New Roman"/>
+          <w:sz w:val="24"/>
+          <w:szCs w:val="24"/>
+        </w:rPr>
+        <w:t>;</w:t>
+      </w:r>
+      <w:r>
+        <w:t xml:space="preserve"> </w:t>
+      </w:r>
+      <w:proofErr w:type="spellStart"/>
+      <w:r>
+        <w:t>berfungsi</w:t>
+      </w:r>
+      <w:proofErr w:type="spellEnd"/>
+      <w:r>
+        <w:t xml:space="preserve"> </w:t>
+      </w:r>
+      <w:proofErr w:type="spellStart"/>
+      <w:r>
+        <w:t>memindahkan</w:t>
+      </w:r>
+      <w:proofErr w:type="spellEnd"/>
+      <w:r>
+        <w:t xml:space="preserve"> pointer </w:t>
+      </w:r>
+      <w:r>
+        <w:rPr>
+          <w:rStyle w:val="HTMLCode"/>
+          <w:rFonts w:ascii="Times New Roman" w:hAnsi="Times New Roman" w:cs="Times New Roman"/>
+          <w:sz w:val="24"/>
+          <w:szCs w:val="24"/>
+        </w:rPr>
+        <w:t>head</w:t>
+      </w:r>
+      <w:r>
+        <w:t xml:space="preserve"> </w:t>
+      </w:r>
+      <w:proofErr w:type="spellStart"/>
+      <w:r>
+        <w:t>ke</w:t>
+      </w:r>
+      <w:proofErr w:type="spellEnd"/>
+      <w:r>
+        <w:t xml:space="preserve"> node </w:t>
+      </w:r>
+      <w:proofErr w:type="spellStart"/>
+      <w:r>
+        <w:t>berikutnya</w:t>
+      </w:r>
+      <w:proofErr w:type="spellEnd"/>
+      <w:r>
+        <w:t xml:space="preserve"> </w:t>
+      </w:r>
+      <w:proofErr w:type="spellStart"/>
+      <w:r>
+        <w:t>sehingga</w:t>
+      </w:r>
+      <w:proofErr w:type="spellEnd"/>
+      <w:r>
+        <w:t xml:space="preserve"> node </w:t>
+      </w:r>
+      <w:proofErr w:type="spellStart"/>
+      <w:r>
+        <w:t>kedua</w:t>
+      </w:r>
+      <w:proofErr w:type="spellEnd"/>
+      <w:r>
+        <w:t xml:space="preserve"> </w:t>
+      </w:r>
+      <w:proofErr w:type="spellStart"/>
+      <w:r>
+        <w:t>menjadi</w:t>
+      </w:r>
+      <w:proofErr w:type="spellEnd"/>
+      <w:r>
+        <w:t xml:space="preserve"> node </w:t>
+      </w:r>
+      <w:proofErr w:type="spellStart"/>
+      <w:r>
+        <w:t>pertama</w:t>
+      </w:r>
+      <w:proofErr w:type="spellEnd"/>
+      <w:r>
+        <w:t xml:space="preserve"> yang </w:t>
+      </w:r>
+      <w:proofErr w:type="spellStart"/>
+      <w:r>
+        <w:t>baru</w:t>
+      </w:r>
+      <w:proofErr w:type="spellEnd"/>
+      <w:r>
+        <w:t xml:space="preserve"> pada linked list. </w:t>
+      </w:r>
+    </w:p>
+    <w:p>
+      <w:pPr>
+        <w:pStyle w:val="NormalWeb"/>
+        <w:numPr>
+          <w:ilvl w:val="0"/>
+          <w:numId w:val="36"/>
+        </w:numPr>
+      </w:pPr>
+      <w:proofErr w:type="spellStart"/>
+      <w:r>
+        <w:lastRenderedPageBreak/>
+        <w:t>Sedangkan</w:t>
+      </w:r>
+      <w:proofErr w:type="spellEnd"/>
+      <w:r>
+        <w:t xml:space="preserve"> </w:t>
+      </w:r>
+      <w:proofErr w:type="spellStart"/>
+      <w:proofErr w:type="gramStart"/>
+      <w:r>
+        <w:rPr>
+          <w:rStyle w:val="HTMLCode"/>
+          <w:rFonts w:ascii="Times New Roman" w:hAnsi="Times New Roman" w:cs="Times New Roman"/>
+          <w:sz w:val="24"/>
+          <w:szCs w:val="24"/>
+        </w:rPr>
+        <w:t>head.prev</w:t>
+      </w:r>
+      <w:proofErr w:type="spellEnd"/>
+      <w:proofErr w:type="gramEnd"/>
+      <w:r>
+        <w:rPr>
+          <w:rStyle w:val="HTMLCode"/>
+          <w:rFonts w:ascii="Times New Roman" w:hAnsi="Times New Roman" w:cs="Times New Roman"/>
+          <w:sz w:val="24"/>
+          <w:szCs w:val="24"/>
+        </w:rPr>
+        <w:t xml:space="preserve"> = null;</w:t>
+      </w:r>
+      <w:r>
+        <w:t xml:space="preserve"> </w:t>
+      </w:r>
+      <w:proofErr w:type="spellStart"/>
+      <w:r>
+        <w:t>digunakan</w:t>
+      </w:r>
+      <w:proofErr w:type="spellEnd"/>
+      <w:r>
+        <w:t xml:space="preserve"> </w:t>
+      </w:r>
+      <w:proofErr w:type="spellStart"/>
+      <w:r>
+        <w:t>untuk</w:t>
+      </w:r>
+      <w:proofErr w:type="spellEnd"/>
+      <w:r>
+        <w:t xml:space="preserve"> </w:t>
+      </w:r>
+      <w:proofErr w:type="spellStart"/>
+      <w:r>
+        <w:t>memutus</w:t>
+      </w:r>
+      <w:proofErr w:type="spellEnd"/>
+      <w:r>
+        <w:t xml:space="preserve"> </w:t>
+      </w:r>
+      <w:proofErr w:type="spellStart"/>
+      <w:r>
+        <w:t>hubungan</w:t>
+      </w:r>
+      <w:proofErr w:type="spellEnd"/>
+      <w:r>
+        <w:t xml:space="preserve"> </w:t>
+      </w:r>
+      <w:proofErr w:type="spellStart"/>
+      <w:r>
+        <w:t>dengan</w:t>
+      </w:r>
+      <w:proofErr w:type="spellEnd"/>
+      <w:r>
+        <w:t xml:space="preserve"> node </w:t>
+      </w:r>
+      <w:proofErr w:type="spellStart"/>
+      <w:r>
+        <w:t>sebelumnya</w:t>
+      </w:r>
+      <w:proofErr w:type="spellEnd"/>
+      <w:r>
+        <w:t xml:space="preserve"> agar node lama </w:t>
+      </w:r>
+      <w:proofErr w:type="spellStart"/>
+      <w:r>
+        <w:t>benar-benar</w:t>
+      </w:r>
+      <w:proofErr w:type="spellEnd"/>
+      <w:r>
+        <w:t xml:space="preserve"> </w:t>
+      </w:r>
+      <w:proofErr w:type="spellStart"/>
+      <w:r>
+        <w:t>terlepas</w:t>
+      </w:r>
+      <w:proofErr w:type="spellEnd"/>
+      <w:r>
+        <w:t xml:space="preserve"> dan node </w:t>
+      </w:r>
+      <w:r>
+        <w:rPr>
+          <w:rStyle w:val="HTMLCode"/>
+          <w:rFonts w:ascii="Times New Roman" w:hAnsi="Times New Roman" w:cs="Times New Roman"/>
+          <w:sz w:val="24"/>
+          <w:szCs w:val="24"/>
+        </w:rPr>
+        <w:t>head</w:t>
+      </w:r>
+      <w:r>
+        <w:t xml:space="preserve"> yang </w:t>
+      </w:r>
+      <w:proofErr w:type="spellStart"/>
+      <w:r>
+        <w:t>baru</w:t>
+      </w:r>
+      <w:proofErr w:type="spellEnd"/>
+      <w:r>
+        <w:t xml:space="preserve"> </w:t>
+      </w:r>
+      <w:proofErr w:type="spellStart"/>
+      <w:r>
+        <w:t>tidak</w:t>
+      </w:r>
+      <w:proofErr w:type="spellEnd"/>
+      <w:r>
+        <w:t xml:space="preserve"> </w:t>
+      </w:r>
+      <w:proofErr w:type="spellStart"/>
+      <w:r>
+        <w:t>memiliki</w:t>
+      </w:r>
+      <w:proofErr w:type="spellEnd"/>
+      <w:r>
+        <w:t xml:space="preserve"> pointer </w:t>
+      </w:r>
+      <w:proofErr w:type="spellStart"/>
+      <w:r>
+        <w:rPr>
+          <w:rStyle w:val="HTMLCode"/>
+          <w:rFonts w:ascii="Times New Roman" w:hAnsi="Times New Roman" w:cs="Times New Roman"/>
+          <w:sz w:val="24"/>
+          <w:szCs w:val="24"/>
+        </w:rPr>
+        <w:t>prev</w:t>
+      </w:r>
+      <w:proofErr w:type="spellEnd"/>
+      <w:r>
+        <w:t xml:space="preserve"> </w:t>
+      </w:r>
+      <w:proofErr w:type="spellStart"/>
+      <w:r>
+        <w:t>ke</w:t>
+      </w:r>
+      <w:proofErr w:type="spellEnd"/>
+      <w:r>
+        <w:t xml:space="preserve"> node lain.</w:t>
+      </w:r>
+    </w:p>
+    <w:p>
+      <w:pPr>
+        <w:pStyle w:val="ListParagraph"/>
+        <w:numPr>
+          <w:ilvl w:val="0"/>
+          <w:numId w:val="35"/>
+        </w:numPr>
+        <w:tabs>
+          <w:tab w:val="left" w:pos="1440"/>
+          <w:tab w:val="left" w:pos="2250"/>
+        </w:tabs>
+        <w:ind w:left="1800"/>
+        <w:rPr>
+          <w:rFonts w:ascii="Times New Roman" w:hAnsi="Times New Roman"/>
+          <w:lang w:val="en-US"/>
+        </w:rPr>
+      </w:pPr>
+      <w:proofErr w:type="spellStart"/>
+      <w:r>
+        <w:rPr>
+          <w:rFonts w:ascii="Times New Roman" w:hAnsi="Times New Roman"/>
+          <w:lang w:val="en-US"/>
+        </w:rPr>
+        <w:t>Modifikasi</w:t>
+      </w:r>
+      <w:proofErr w:type="spellEnd"/>
+      <w:r>
+        <w:rPr>
+          <w:rFonts w:ascii="Times New Roman" w:hAnsi="Times New Roman"/>
+          <w:lang w:val="en-US"/>
+        </w:rPr>
+        <w:t xml:space="preserve"> method </w:t>
+      </w:r>
+      <w:proofErr w:type="spellStart"/>
+      <w:proofErr w:type="gramStart"/>
+      <w:r>
+        <w:rPr>
+          <w:rFonts w:ascii="Times New Roman" w:hAnsi="Times New Roman"/>
+          <w:lang w:val="en-US"/>
+        </w:rPr>
+        <w:t>removeFirst</w:t>
+      </w:r>
+      <w:proofErr w:type="spellEnd"/>
+      <w:r>
+        <w:rPr>
+          <w:rFonts w:ascii="Times New Roman" w:hAnsi="Times New Roman"/>
+          <w:lang w:val="en-US"/>
         </w:rPr>
         <w:t>(</w:t>
       </w:r>
-      <w:r>
-        <w:rPr>
-          <w:rFonts w:ascii="Times New Roman" w:hAnsi="Times New Roman"/>
-          <w:i/>
-          <w:iCs/>
-        </w:rPr>
-        <w:t>looping</w:t>
-      </w:r>
-      <w:r>
-        <w:rPr>
-          <w:rFonts w:ascii="Times New Roman" w:hAnsi="Times New Roman"/>
-        </w:rPr>
-        <w:t>) secara paksa setelah node dengan data (key) yang dicari telah berhasil ditemukan dan dihapus dari Linked List.</w:t>
-      </w:r>
-      <w:r>
-        <w:rPr>
-          <w:rFonts w:ascii="Times New Roman" w:hAnsi="Times New Roman"/>
-        </w:rPr>
-        <w:t xml:space="preserve"> </w:t>
-      </w:r>
-      <w:r>
-        <w:rPr>
-          <w:rFonts w:ascii="Times New Roman" w:hAnsi="Times New Roman"/>
-        </w:rPr>
-        <w:t xml:space="preserve">Karena setiap mahasiswa memiliki identitas unik (dalam hal ini diasumsikan nama atau NIM bersifat unik), maka setelah data yang cocok ditemukan dan dihapus, perulangan tidak perlu diteruskan lagi hingga akhir list. </w:t>
+      <w:proofErr w:type="gramEnd"/>
+      <w:r>
+        <w:rPr>
+          <w:rFonts w:ascii="Times New Roman" w:hAnsi="Times New Roman"/>
+          <w:lang w:val="en-US"/>
+        </w:rPr>
+        <w:t xml:space="preserve">) dan </w:t>
+      </w:r>
+      <w:proofErr w:type="spellStart"/>
+      <w:proofErr w:type="gramStart"/>
+      <w:r>
+        <w:rPr>
+          <w:rFonts w:ascii="Times New Roman" w:hAnsi="Times New Roman"/>
+          <w:lang w:val="en-US"/>
+        </w:rPr>
+        <w:t>removeLast</w:t>
+      </w:r>
+      <w:proofErr w:type="spellEnd"/>
+      <w:r>
+        <w:rPr>
+          <w:rFonts w:ascii="Times New Roman" w:hAnsi="Times New Roman"/>
+          <w:lang w:val="en-US"/>
+        </w:rPr>
+        <w:t>(</w:t>
+      </w:r>
+      <w:proofErr w:type="gramEnd"/>
+      <w:r>
+        <w:rPr>
+          <w:rFonts w:ascii="Times New Roman" w:hAnsi="Times New Roman"/>
+          <w:lang w:val="en-US"/>
+        </w:rPr>
+        <w:t xml:space="preserve">) agar program </w:t>
+      </w:r>
+      <w:proofErr w:type="spellStart"/>
+      <w:r>
+        <w:rPr>
+          <w:rFonts w:ascii="Times New Roman" w:hAnsi="Times New Roman"/>
+          <w:lang w:val="en-US"/>
+        </w:rPr>
+        <w:t>menampilkan</w:t>
+      </w:r>
+      <w:proofErr w:type="spellEnd"/>
+      <w:r>
+        <w:rPr>
+          <w:rFonts w:ascii="Times New Roman" w:hAnsi="Times New Roman"/>
+          <w:lang w:val="en-US"/>
+        </w:rPr>
+        <w:t xml:space="preserve"> data yang </w:t>
+      </w:r>
+      <w:proofErr w:type="spellStart"/>
+      <w:r>
+        <w:rPr>
+          <w:rFonts w:ascii="Times New Roman" w:hAnsi="Times New Roman"/>
+          <w:lang w:val="en-US"/>
+        </w:rPr>
+        <w:t>berhasil</w:t>
+      </w:r>
+      <w:proofErr w:type="spellEnd"/>
+      <w:r>
+        <w:rPr>
+          <w:rFonts w:ascii="Times New Roman" w:hAnsi="Times New Roman"/>
+          <w:lang w:val="en-US"/>
+        </w:rPr>
+        <w:t xml:space="preserve"> </w:t>
+      </w:r>
+      <w:proofErr w:type="spellStart"/>
+      <w:r>
+        <w:rPr>
+          <w:rFonts w:ascii="Times New Roman" w:hAnsi="Times New Roman"/>
+          <w:lang w:val="en-US"/>
+        </w:rPr>
+        <w:t>dihapus</w:t>
+      </w:r>
+      <w:proofErr w:type="spellEnd"/>
+      <w:r>
+        <w:rPr>
+          <w:rFonts w:ascii="Times New Roman" w:hAnsi="Times New Roman"/>
+          <w:lang w:val="en-US"/>
+        </w:rPr>
+        <w:t>!</w:t>
       </w:r>
     </w:p>
     <w:p>
@@ -951,61 +5106,424 @@
         <w:pStyle w:val="ListParagraph"/>
         <w:tabs>
           <w:tab w:val="left" w:pos="1440"/>
+          <w:tab w:val="left" w:pos="2250"/>
         </w:tabs>
         <w:ind w:left="1800"/>
-        <w:jc w:val="both"/>
-        <w:rPr>
-          <w:rFonts w:ascii="Times New Roman" w:hAnsi="Times New Roman"/>
-        </w:rPr>
-      </w:pPr>
-    </w:p>
-    <w:p>
-      <w:pPr>
-        <w:pStyle w:val="ListParagraph"/>
-        <w:numPr>
-          <w:ilvl w:val="0"/>
-          <w:numId w:val="27"/>
-        </w:numPr>
-        <w:tabs>
-          <w:tab w:val="left" w:pos="1440"/>
-        </w:tabs>
-        <w:ind w:left="1800"/>
-        <w:jc w:val="both"/>
-        <w:rPr>
-          <w:rFonts w:ascii="Times New Roman" w:hAnsi="Times New Roman"/>
-          <w:lang w:val="id-ID"/>
-        </w:rPr>
-      </w:pPr>
-      <w:r>
-        <w:rPr>
-          <w:rFonts w:ascii="Times New Roman" w:hAnsi="Times New Roman"/>
-        </w:rPr>
-        <w:t>Jelaskan kegunaan kode berikut pada method remove!</w:t>
-      </w:r>
+        <w:rPr>
+          <w:rFonts w:ascii="Times New Roman" w:hAnsi="Times New Roman"/>
+          <w:lang w:val="en-US"/>
+        </w:rPr>
+      </w:pPr>
+      <w:proofErr w:type="gramStart"/>
+      <w:r>
+        <w:rPr>
+          <w:rFonts w:ascii="Times New Roman" w:hAnsi="Times New Roman"/>
+          <w:lang w:val="en-US"/>
+        </w:rPr>
+        <w:t>Jawab :</w:t>
+      </w:r>
+      <w:proofErr w:type="gramEnd"/>
     </w:p>
     <w:p>
       <w:pPr>
         <w:pStyle w:val="ListParagraph"/>
         <w:tabs>
           <w:tab w:val="left" w:pos="1440"/>
+          <w:tab w:val="left" w:pos="2250"/>
         </w:tabs>
         <w:ind w:left="1800"/>
-        <w:jc w:val="both"/>
-        <w:rPr>
-          <w:rFonts w:ascii="Times New Roman" w:hAnsi="Times New Roman"/>
-          <w:lang w:val="id-ID"/>
-        </w:rPr>
-      </w:pPr>
-      <w:r>
-        <w:rPr>
-          <w:rFonts w:ascii="Times New Roman" w:hAnsi="Times New Roman"/>
-          <w:lang w:val="id-ID"/>
+        <w:rPr>
+          <w:rFonts w:ascii="Times New Roman" w:hAnsi="Times New Roman"/>
+        </w:rPr>
+      </w:pPr>
+      <w:r>
+        <w:rPr>
+          <w:rFonts w:ascii="Times New Roman" w:hAnsi="Times New Roman"/>
+        </w:rPr>
+        <w:t xml:space="preserve">Agar program </w:t>
+      </w:r>
+      <w:proofErr w:type="spellStart"/>
+      <w:r>
+        <w:rPr>
+          <w:rFonts w:ascii="Times New Roman" w:hAnsi="Times New Roman"/>
+        </w:rPr>
+        <w:t>dapat</w:t>
+      </w:r>
+      <w:proofErr w:type="spellEnd"/>
+      <w:r>
+        <w:rPr>
+          <w:rFonts w:ascii="Times New Roman" w:hAnsi="Times New Roman"/>
+        </w:rPr>
+        <w:t xml:space="preserve"> </w:t>
+      </w:r>
+      <w:proofErr w:type="spellStart"/>
+      <w:r>
+        <w:rPr>
+          <w:rFonts w:ascii="Times New Roman" w:hAnsi="Times New Roman"/>
+        </w:rPr>
+        <w:t>menampilkan</w:t>
+      </w:r>
+      <w:proofErr w:type="spellEnd"/>
+      <w:r>
+        <w:rPr>
+          <w:rFonts w:ascii="Times New Roman" w:hAnsi="Times New Roman"/>
+        </w:rPr>
+        <w:t xml:space="preserve"> </w:t>
+      </w:r>
+      <w:proofErr w:type="spellStart"/>
+      <w:r>
+        <w:rPr>
+          <w:rFonts w:ascii="Times New Roman" w:hAnsi="Times New Roman"/>
+        </w:rPr>
+        <w:t>informasi</w:t>
+      </w:r>
+      <w:proofErr w:type="spellEnd"/>
+      <w:r>
+        <w:rPr>
+          <w:rFonts w:ascii="Times New Roman" w:hAnsi="Times New Roman"/>
+        </w:rPr>
+        <w:t xml:space="preserve"> </w:t>
+      </w:r>
+      <w:proofErr w:type="spellStart"/>
+      <w:r>
+        <w:rPr>
+          <w:rFonts w:ascii="Times New Roman" w:hAnsi="Times New Roman"/>
+        </w:rPr>
+        <w:t>mengenai</w:t>
+      </w:r>
+      <w:proofErr w:type="spellEnd"/>
+      <w:r>
+        <w:rPr>
+          <w:rFonts w:ascii="Times New Roman" w:hAnsi="Times New Roman"/>
+        </w:rPr>
+        <w:t xml:space="preserve"> data yang </w:t>
+      </w:r>
+      <w:proofErr w:type="spellStart"/>
+      <w:r>
+        <w:rPr>
+          <w:rFonts w:ascii="Times New Roman" w:hAnsi="Times New Roman"/>
+        </w:rPr>
+        <w:t>baru</w:t>
+      </w:r>
+      <w:proofErr w:type="spellEnd"/>
+      <w:r>
+        <w:rPr>
+          <w:rFonts w:ascii="Times New Roman" w:hAnsi="Times New Roman"/>
+        </w:rPr>
+        <w:t xml:space="preserve"> </w:t>
+      </w:r>
+      <w:proofErr w:type="spellStart"/>
+      <w:r>
+        <w:rPr>
+          <w:rFonts w:ascii="Times New Roman" w:hAnsi="Times New Roman"/>
+        </w:rPr>
+        <w:t>saja</w:t>
+      </w:r>
+      <w:proofErr w:type="spellEnd"/>
+      <w:r>
+        <w:rPr>
+          <w:rFonts w:ascii="Times New Roman" w:hAnsi="Times New Roman"/>
+        </w:rPr>
+        <w:t xml:space="preserve"> </w:t>
+      </w:r>
+      <w:proofErr w:type="spellStart"/>
+      <w:r>
+        <w:rPr>
+          <w:rFonts w:ascii="Times New Roman" w:hAnsi="Times New Roman"/>
+        </w:rPr>
+        <w:t>dihapus</w:t>
+      </w:r>
+      <w:proofErr w:type="spellEnd"/>
+      <w:r>
+        <w:rPr>
+          <w:rFonts w:ascii="Times New Roman" w:hAnsi="Times New Roman"/>
+        </w:rPr>
+        <w:t xml:space="preserve"> </w:t>
+      </w:r>
+      <w:proofErr w:type="spellStart"/>
+      <w:r>
+        <w:rPr>
+          <w:rFonts w:ascii="Times New Roman" w:hAnsi="Times New Roman"/>
+        </w:rPr>
+        <w:t>dari</w:t>
+      </w:r>
+      <w:proofErr w:type="spellEnd"/>
+      <w:r>
+        <w:rPr>
+          <w:rFonts w:ascii="Times New Roman" w:hAnsi="Times New Roman"/>
+        </w:rPr>
+        <w:t xml:space="preserve"> </w:t>
+      </w:r>
+      <w:proofErr w:type="spellStart"/>
+      <w:r>
+        <w:rPr>
+          <w:rFonts w:ascii="Times New Roman" w:hAnsi="Times New Roman"/>
+        </w:rPr>
+        <w:t>antrean</w:t>
+      </w:r>
+      <w:proofErr w:type="spellEnd"/>
+      <w:r>
+        <w:rPr>
+          <w:rFonts w:ascii="Times New Roman" w:hAnsi="Times New Roman"/>
+        </w:rPr>
+        <w:t xml:space="preserve">, </w:t>
+      </w:r>
+      <w:proofErr w:type="spellStart"/>
+      <w:r>
+        <w:rPr>
+          <w:rFonts w:ascii="Times New Roman" w:hAnsi="Times New Roman"/>
+        </w:rPr>
+        <w:t>maka</w:t>
+      </w:r>
+      <w:proofErr w:type="spellEnd"/>
+      <w:r>
+        <w:rPr>
+          <w:rFonts w:ascii="Times New Roman" w:hAnsi="Times New Roman"/>
+        </w:rPr>
+        <w:t xml:space="preserve"> data </w:t>
+      </w:r>
+      <w:proofErr w:type="spellStart"/>
+      <w:r>
+        <w:rPr>
+          <w:rFonts w:ascii="Times New Roman" w:hAnsi="Times New Roman"/>
+        </w:rPr>
+        <w:t>tersebut</w:t>
+      </w:r>
+      <w:proofErr w:type="spellEnd"/>
+      <w:r>
+        <w:rPr>
+          <w:rFonts w:ascii="Times New Roman" w:hAnsi="Times New Roman"/>
+        </w:rPr>
+        <w:t xml:space="preserve"> </w:t>
+      </w:r>
+      <w:proofErr w:type="spellStart"/>
+      <w:r>
+        <w:rPr>
+          <w:rFonts w:ascii="Times New Roman" w:hAnsi="Times New Roman"/>
+        </w:rPr>
+        <w:t>perlu</w:t>
+      </w:r>
+      <w:proofErr w:type="spellEnd"/>
+      <w:r>
+        <w:rPr>
+          <w:rFonts w:ascii="Times New Roman" w:hAnsi="Times New Roman"/>
+        </w:rPr>
+        <w:t xml:space="preserve"> </w:t>
+      </w:r>
+      <w:proofErr w:type="spellStart"/>
+      <w:r>
+        <w:rPr>
+          <w:rFonts w:ascii="Times New Roman" w:hAnsi="Times New Roman"/>
+        </w:rPr>
+        <w:t>disimpan</w:t>
+      </w:r>
+      <w:proofErr w:type="spellEnd"/>
+      <w:r>
+        <w:rPr>
+          <w:rFonts w:ascii="Times New Roman" w:hAnsi="Times New Roman"/>
+        </w:rPr>
+        <w:t xml:space="preserve"> </w:t>
+      </w:r>
+      <w:proofErr w:type="spellStart"/>
+      <w:r>
+        <w:rPr>
+          <w:rFonts w:ascii="Times New Roman" w:hAnsi="Times New Roman"/>
+        </w:rPr>
+        <w:t>terlebih</w:t>
+      </w:r>
+      <w:proofErr w:type="spellEnd"/>
+      <w:r>
+        <w:rPr>
+          <w:rFonts w:ascii="Times New Roman" w:hAnsi="Times New Roman"/>
+        </w:rPr>
+        <w:t xml:space="preserve"> </w:t>
+      </w:r>
+      <w:proofErr w:type="spellStart"/>
+      <w:r>
+        <w:rPr>
+          <w:rFonts w:ascii="Times New Roman" w:hAnsi="Times New Roman"/>
+        </w:rPr>
+        <w:t>dahulu</w:t>
+      </w:r>
+      <w:proofErr w:type="spellEnd"/>
+      <w:r>
+        <w:rPr>
+          <w:rFonts w:ascii="Times New Roman" w:hAnsi="Times New Roman"/>
+        </w:rPr>
+        <w:t xml:space="preserve"> </w:t>
+      </w:r>
+      <w:proofErr w:type="spellStart"/>
+      <w:r>
+        <w:rPr>
+          <w:rFonts w:ascii="Times New Roman" w:hAnsi="Times New Roman"/>
+        </w:rPr>
+        <w:t>ke</w:t>
+      </w:r>
+      <w:proofErr w:type="spellEnd"/>
+      <w:r>
+        <w:rPr>
+          <w:rFonts w:ascii="Times New Roman" w:hAnsi="Times New Roman"/>
+        </w:rPr>
+        <w:t xml:space="preserve"> </w:t>
+      </w:r>
+      <w:proofErr w:type="spellStart"/>
+      <w:r>
+        <w:rPr>
+          <w:rFonts w:ascii="Times New Roman" w:hAnsi="Times New Roman"/>
+        </w:rPr>
+        <w:t>dalam</w:t>
+      </w:r>
+      <w:proofErr w:type="spellEnd"/>
+      <w:r>
+        <w:rPr>
+          <w:rFonts w:ascii="Times New Roman" w:hAnsi="Times New Roman"/>
+        </w:rPr>
+        <w:t xml:space="preserve"> </w:t>
+      </w:r>
+      <w:proofErr w:type="spellStart"/>
+      <w:r>
+        <w:rPr>
+          <w:rFonts w:ascii="Times New Roman" w:hAnsi="Times New Roman"/>
+        </w:rPr>
+        <w:t>sebuah</w:t>
+      </w:r>
+      <w:proofErr w:type="spellEnd"/>
+      <w:r>
+        <w:rPr>
+          <w:rFonts w:ascii="Times New Roman" w:hAnsi="Times New Roman"/>
+        </w:rPr>
+        <w:t xml:space="preserve"> </w:t>
+      </w:r>
+      <w:proofErr w:type="spellStart"/>
+      <w:r>
+        <w:rPr>
+          <w:rFonts w:ascii="Times New Roman" w:hAnsi="Times New Roman"/>
+        </w:rPr>
+        <w:t>variabel</w:t>
+      </w:r>
+      <w:proofErr w:type="spellEnd"/>
+      <w:r>
+        <w:rPr>
+          <w:rFonts w:ascii="Times New Roman" w:hAnsi="Times New Roman"/>
+        </w:rPr>
+        <w:t xml:space="preserve"> </w:t>
+      </w:r>
+      <w:proofErr w:type="spellStart"/>
+      <w:r>
+        <w:rPr>
+          <w:rFonts w:ascii="Times New Roman" w:hAnsi="Times New Roman"/>
+        </w:rPr>
+        <w:t>sebelum</w:t>
+      </w:r>
+      <w:proofErr w:type="spellEnd"/>
+      <w:r>
+        <w:rPr>
+          <w:rFonts w:ascii="Times New Roman" w:hAnsi="Times New Roman"/>
+        </w:rPr>
+        <w:t xml:space="preserve"> node </w:t>
+      </w:r>
+      <w:proofErr w:type="spellStart"/>
+      <w:r>
+        <w:rPr>
+          <w:rFonts w:ascii="Times New Roman" w:hAnsi="Times New Roman"/>
+        </w:rPr>
+        <w:t>dihapus</w:t>
+      </w:r>
+      <w:proofErr w:type="spellEnd"/>
+      <w:r>
+        <w:rPr>
+          <w:rFonts w:ascii="Times New Roman" w:hAnsi="Times New Roman"/>
+        </w:rPr>
+        <w:t xml:space="preserve"> </w:t>
+      </w:r>
+      <w:proofErr w:type="spellStart"/>
+      <w:r>
+        <w:rPr>
+          <w:rFonts w:ascii="Times New Roman" w:hAnsi="Times New Roman"/>
+        </w:rPr>
+        <w:t>dari</w:t>
+      </w:r>
+      <w:proofErr w:type="spellEnd"/>
+      <w:r>
+        <w:rPr>
+          <w:rFonts w:ascii="Times New Roman" w:hAnsi="Times New Roman"/>
+        </w:rPr>
+        <w:t xml:space="preserve"> linked list.</w:t>
+      </w:r>
+      <w:r>
+        <w:rPr>
+          <w:rFonts w:ascii="Times New Roman" w:hAnsi="Times New Roman"/>
+        </w:rPr>
+        <w:t xml:space="preserve"> </w:t>
+      </w:r>
+      <w:proofErr w:type="spellStart"/>
+      <w:r>
+        <w:rPr>
+          <w:rFonts w:ascii="Times New Roman" w:hAnsi="Times New Roman"/>
+        </w:rPr>
+        <w:t>Berikut</w:t>
+      </w:r>
+      <w:proofErr w:type="spellEnd"/>
+      <w:r>
+        <w:rPr>
+          <w:rFonts w:ascii="Times New Roman" w:hAnsi="Times New Roman"/>
+        </w:rPr>
+        <w:t xml:space="preserve"> </w:t>
+      </w:r>
+      <w:proofErr w:type="spellStart"/>
+      <w:r>
+        <w:rPr>
+          <w:rFonts w:ascii="Times New Roman" w:hAnsi="Times New Roman"/>
+        </w:rPr>
+        <w:t>modifikasi</w:t>
+      </w:r>
+      <w:proofErr w:type="spellEnd"/>
+      <w:r>
+        <w:rPr>
+          <w:rFonts w:ascii="Times New Roman" w:hAnsi="Times New Roman"/>
+        </w:rPr>
+        <w:t xml:space="preserve"> yang </w:t>
+      </w:r>
+      <w:proofErr w:type="spellStart"/>
+      <w:proofErr w:type="gramStart"/>
+      <w:r>
+        <w:rPr>
+          <w:rFonts w:ascii="Times New Roman" w:hAnsi="Times New Roman"/>
+        </w:rPr>
+        <w:t>dilakukan</w:t>
+      </w:r>
+      <w:proofErr w:type="spellEnd"/>
+      <w:r>
+        <w:rPr>
+          <w:rFonts w:ascii="Times New Roman" w:hAnsi="Times New Roman"/>
+        </w:rPr>
+        <w:t xml:space="preserve"> :</w:t>
+      </w:r>
+      <w:proofErr w:type="gramEnd"/>
+    </w:p>
+    <w:p>
+      <w:pPr>
+        <w:pStyle w:val="ListParagraph"/>
+        <w:tabs>
+          <w:tab w:val="left" w:pos="1440"/>
+          <w:tab w:val="left" w:pos="2250"/>
+        </w:tabs>
+        <w:ind w:left="1800"/>
+        <w:rPr>
+          <w:rFonts w:ascii="Times New Roman" w:hAnsi="Times New Roman"/>
+          <w:lang w:val="en-US"/>
+        </w:rPr>
+      </w:pPr>
+      <w:r>
+        <w:rPr>
+          <w:rFonts w:ascii="Times New Roman" w:hAnsi="Times New Roman"/>
+          <w:lang w:val="en-US"/>
         </w:rPr>
         <w:drawing>
-          <wp:inline distT="0" distB="0" distL="0" distR="0" wp14:anchorId="1CD3DE38" wp14:editId="0700C697">
-            <wp:extent cx="4001058" cy="2257740"/>
-            <wp:effectExtent l="0" t="0" r="0" b="9525"/>
-            <wp:docPr id="1143396022" name="Picture 1"/>
+          <wp:inline distT="0" distB="0" distL="0" distR="0" wp14:anchorId="703FB88C" wp14:editId="5797D3A9">
+            <wp:extent cx="3378374" cy="4134062"/>
+            <wp:effectExtent l="0" t="0" r="0" b="0"/>
+            <wp:docPr id="857943691" name="Picture 1"/>
             <wp:cNvGraphicFramePr>
               <a:graphicFrameLocks xmlns:a="http://schemas.openxmlformats.org/drawingml/2006/main" noChangeAspect="1"/>
             </wp:cNvGraphicFramePr>
@@ -1013,220 +5531,7 @@
               <a:graphicData uri="http://schemas.openxmlformats.org/drawingml/2006/picture">
                 <pic:pic xmlns:pic="http://schemas.openxmlformats.org/drawingml/2006/picture">
                   <pic:nvPicPr>
-                    <pic:cNvPr id="1143396022" name=""/>
-                    <pic:cNvPicPr/>
-                  </pic:nvPicPr>
-                  <pic:blipFill>
-                    <a:blip r:embed="rId6"/>
-                    <a:stretch>
-                      <a:fillRect/>
-                    </a:stretch>
-                  </pic:blipFill>
-                  <pic:spPr>
-                    <a:xfrm>
-                      <a:off x="0" y="0"/>
-                      <a:ext cx="4001058" cy="2257740"/>
-                    </a:xfrm>
-                    <a:prstGeom prst="rect">
-                      <a:avLst/>
-                    </a:prstGeom>
-                  </pic:spPr>
-                </pic:pic>
-              </a:graphicData>
-            </a:graphic>
-          </wp:inline>
-        </w:drawing>
-      </w:r>
-    </w:p>
-    <w:p>
-      <w:pPr>
-        <w:pStyle w:val="ListParagraph"/>
-        <w:tabs>
-          <w:tab w:val="left" w:pos="1440"/>
-        </w:tabs>
-        <w:ind w:left="1800"/>
-        <w:jc w:val="both"/>
-        <w:rPr>
-          <w:rFonts w:ascii="Times New Roman" w:hAnsi="Times New Roman"/>
-          <w:lang w:val="id-ID"/>
-        </w:rPr>
-      </w:pPr>
-      <w:r>
-        <w:rPr>
-          <w:rFonts w:ascii="Times New Roman" w:hAnsi="Times New Roman"/>
-          <w:lang w:val="id-ID"/>
-        </w:rPr>
-        <w:t>Jawab :</w:t>
-      </w:r>
-    </w:p>
-    <w:p>
-      <w:pPr>
-        <w:pStyle w:val="ListParagraph"/>
-        <w:tabs>
-          <w:tab w:val="left" w:pos="1440"/>
-        </w:tabs>
-        <w:ind w:left="1800"/>
-        <w:jc w:val="both"/>
-        <w:rPr>
-          <w:rFonts w:ascii="Times New Roman" w:hAnsi="Times New Roman"/>
-        </w:rPr>
-      </w:pPr>
-      <w:r>
-        <w:rPr>
-          <w:rFonts w:ascii="Times New Roman" w:hAnsi="Times New Roman"/>
-        </w:rPr>
-        <w:t xml:space="preserve">Baris temp.next = temp.next.next; berfungsi menghapus node di tengah dengan cara melewati node tersebut, sehingga pointer next dari temp langsung menunjuk ke node setelahnya dan node yang dihapus </w:t>
-      </w:r>
-      <w:r>
-        <w:rPr>
-          <w:rFonts w:ascii="Times New Roman" w:hAnsi="Times New Roman"/>
-        </w:rPr>
-        <w:t xml:space="preserve">hilang </w:t>
-      </w:r>
-      <w:r>
-        <w:rPr>
-          <w:rFonts w:ascii="Times New Roman" w:hAnsi="Times New Roman"/>
-        </w:rPr>
-        <w:t>dari linked list. Sedangkan if (temp.next == null) { tail = temp; } digunakan untuk mengecek apakah node yang dihapus adalah node terakhir; jika iya, maka temp dijadikan sebagai tail baru.</w:t>
-      </w:r>
-    </w:p>
-    <w:p>
-      <w:pPr>
-        <w:pStyle w:val="ListParagraph"/>
-        <w:tabs>
-          <w:tab w:val="left" w:pos="1440"/>
-        </w:tabs>
-        <w:ind w:left="1800"/>
-        <w:jc w:val="both"/>
-        <w:rPr>
-          <w:rFonts w:ascii="Times New Roman" w:hAnsi="Times New Roman"/>
-          <w:lang w:val="id-ID"/>
-        </w:rPr>
-      </w:pPr>
-    </w:p>
-    <w:p>
-      <w:pPr>
-        <w:pStyle w:val="ListParagraph"/>
-        <w:tabs>
-          <w:tab w:val="left" w:pos="1440"/>
-        </w:tabs>
-        <w:ind w:left="1800"/>
-        <w:jc w:val="both"/>
-        <w:rPr>
-          <w:rFonts w:ascii="Times New Roman" w:hAnsi="Times New Roman"/>
-          <w:lang w:val="id-ID"/>
-        </w:rPr>
-      </w:pPr>
-    </w:p>
-    <w:p>
-      <w:pPr>
-        <w:pStyle w:val="ListParagraph"/>
-        <w:numPr>
-          <w:ilvl w:val="0"/>
-          <w:numId w:val="15"/>
-        </w:numPr>
-        <w:tabs>
-          <w:tab w:val="left" w:pos="1440"/>
-        </w:tabs>
-        <w:jc w:val="both"/>
-        <w:rPr>
-          <w:rFonts w:ascii="Times New Roman" w:hAnsi="Times New Roman"/>
-          <w:b/>
-          <w:bCs/>
-          <w:lang w:val="en-US"/>
-        </w:rPr>
-      </w:pPr>
-      <w:r>
-        <w:rPr>
-          <w:rFonts w:ascii="Times New Roman" w:hAnsi="Times New Roman"/>
-          <w:b/>
-          <w:bCs/>
-          <w:lang w:val="en-US"/>
-        </w:rPr>
-        <w:t>Tugas</w:t>
-      </w:r>
-      <w:r>
-        <w:rPr>
-          <w:rFonts w:ascii="Times New Roman" w:hAnsi="Times New Roman"/>
-          <w:b/>
-          <w:bCs/>
-          <w:lang w:val="en-US"/>
-        </w:rPr>
-        <w:tab/>
-      </w:r>
-      <w:r>
-        <w:rPr>
-          <w:rFonts w:ascii="Times New Roman" w:hAnsi="Times New Roman"/>
-          <w:b/>
-          <w:bCs/>
-          <w:lang w:val="en-US"/>
-        </w:rPr>
-        <w:tab/>
-      </w:r>
-    </w:p>
-    <w:p>
-      <w:pPr>
-        <w:pStyle w:val="ListParagraph"/>
-        <w:numPr>
-          <w:ilvl w:val="0"/>
-          <w:numId w:val="19"/>
-        </w:numPr>
-        <w:tabs>
-          <w:tab w:val="left" w:pos="1440"/>
-        </w:tabs>
-        <w:jc w:val="both"/>
-        <w:rPr>
-          <w:rFonts w:ascii="Times New Roman" w:hAnsi="Times New Roman"/>
-          <w:b/>
-          <w:bCs/>
-          <w:lang w:val="en-US"/>
-        </w:rPr>
-      </w:pPr>
-      <w:r>
-        <w:rPr>
-          <w:rFonts w:ascii="Times New Roman" w:hAnsi="Times New Roman"/>
-          <w:b/>
-          <w:bCs/>
-          <w:lang w:val="en-US"/>
-        </w:rPr>
-        <w:t>Class Mhs (Mahasiswa)</w:t>
-      </w:r>
-    </w:p>
-    <w:p>
-      <w:pPr>
-        <w:pStyle w:val="ListParagraph"/>
-        <w:tabs>
-          <w:tab w:val="left" w:pos="1440"/>
-        </w:tabs>
-        <w:ind w:left="1080"/>
-        <w:jc w:val="both"/>
-        <w:rPr>
-          <w:rFonts w:ascii="Times New Roman" w:hAnsi="Times New Roman"/>
-          <w:b/>
-          <w:bCs/>
-          <w:lang w:val="en-US"/>
-        </w:rPr>
-      </w:pPr>
-      <w:r>
-        <w:rPr>
-          <w:rFonts w:ascii="Times New Roman" w:hAnsi="Times New Roman"/>
-          <w:b/>
-          <w:bCs/>
-          <w:lang w:val="en-US"/>
-        </w:rPr>
-        <w:drawing>
-          <wp:inline distT="0" distB="0" distL="0" distR="0" wp14:anchorId="3187B929" wp14:editId="6FAEA7BC">
-            <wp:extent cx="4356242" cy="1885647"/>
-            <wp:effectExtent l="0" t="0" r="6350" b="635"/>
-            <wp:docPr id="1011025483" name="Picture 1"/>
-            <wp:cNvGraphicFramePr>
-              <a:graphicFrameLocks xmlns:a="http://schemas.openxmlformats.org/drawingml/2006/main" noChangeAspect="1"/>
-            </wp:cNvGraphicFramePr>
-            <a:graphic xmlns:a="http://schemas.openxmlformats.org/drawingml/2006/main">
-              <a:graphicData uri="http://schemas.openxmlformats.org/drawingml/2006/picture">
-                <pic:pic xmlns:pic="http://schemas.openxmlformats.org/drawingml/2006/picture">
-                  <pic:nvPicPr>
-                    <pic:cNvPr id="1011025483" name=""/>
+                    <pic:cNvPr id="857943691" name=""/>
                     <pic:cNvPicPr/>
                   </pic:nvPicPr>
                   <pic:blipFill>
@@ -1238,7 +5543,7 @@
                   <pic:spPr>
                     <a:xfrm>
                       <a:off x="0" y="0"/>
-                      <a:ext cx="4389023" cy="1899836"/>
+                      <a:ext cx="3378374" cy="4134062"/>
                     </a:xfrm>
                     <a:prstGeom prst="rect">
                       <a:avLst/>
@@ -1254,68 +5559,88 @@
     <w:p>
       <w:pPr>
         <w:pStyle w:val="ListParagraph"/>
-        <w:numPr>
-          <w:ilvl w:val="0"/>
-          <w:numId w:val="19"/>
-        </w:numPr>
         <w:tabs>
           <w:tab w:val="left" w:pos="1440"/>
+          <w:tab w:val="left" w:pos="2250"/>
         </w:tabs>
-        <w:jc w:val="both"/>
-        <w:rPr>
-          <w:rFonts w:ascii="Times New Roman" w:hAnsi="Times New Roman"/>
-          <w:b/>
-          <w:bCs/>
-          <w:lang w:val="en-US"/>
-        </w:rPr>
-      </w:pPr>
-      <w:r>
-        <w:rPr>
-          <w:rFonts w:ascii="Times New Roman" w:hAnsi="Times New Roman"/>
-          <w:b/>
-          <w:bCs/>
-          <w:lang w:val="en-US"/>
-        </w:rPr>
-        <w:lastRenderedPageBreak/>
-        <w:t xml:space="preserve">Class </w:t>
-      </w:r>
-      <w:r>
-        <w:rPr>
-          <w:rFonts w:ascii="Times New Roman" w:hAnsi="Times New Roman"/>
-          <w:b/>
-          <w:bCs/>
-          <w:lang w:val="en-US"/>
-        </w:rPr>
-        <w:t>Queue (Node)</w:t>
-      </w:r>
+        <w:ind w:left="1800"/>
+        <w:rPr>
+          <w:rFonts w:ascii="Times New Roman" w:hAnsi="Times New Roman"/>
+          <w:lang w:val="en-US"/>
+        </w:rPr>
+      </w:pPr>
+      <w:r>
+        <w:rPr>
+          <w:rFonts w:ascii="Times New Roman" w:hAnsi="Times New Roman"/>
+          <w:lang w:val="en-US"/>
+        </w:rPr>
+        <w:t xml:space="preserve">Dan </w:t>
+      </w:r>
+      <w:proofErr w:type="spellStart"/>
+      <w:r>
+        <w:rPr>
+          <w:rFonts w:ascii="Times New Roman" w:hAnsi="Times New Roman"/>
+          <w:lang w:val="en-US"/>
+        </w:rPr>
+        <w:t>berikut</w:t>
+      </w:r>
+      <w:proofErr w:type="spellEnd"/>
+      <w:r>
+        <w:rPr>
+          <w:rFonts w:ascii="Times New Roman" w:hAnsi="Times New Roman"/>
+          <w:lang w:val="en-US"/>
+        </w:rPr>
+        <w:t xml:space="preserve"> output yang </w:t>
+      </w:r>
+      <w:proofErr w:type="spellStart"/>
+      <w:r>
+        <w:rPr>
+          <w:rFonts w:ascii="Times New Roman" w:hAnsi="Times New Roman"/>
+          <w:lang w:val="en-US"/>
+        </w:rPr>
+        <w:t>dihasilkan</w:t>
+      </w:r>
+      <w:proofErr w:type="spellEnd"/>
     </w:p>
     <w:p>
       <w:pPr>
         <w:pStyle w:val="ListParagraph"/>
         <w:tabs>
           <w:tab w:val="left" w:pos="1440"/>
+          <w:tab w:val="left" w:pos="2250"/>
         </w:tabs>
-        <w:ind w:left="1080"/>
-        <w:jc w:val="both"/>
-        <w:rPr>
-          <w:rFonts w:ascii="Times New Roman" w:hAnsi="Times New Roman"/>
-          <w:b/>
-          <w:bCs/>
-          <w:lang w:val="en-US"/>
-        </w:rPr>
-      </w:pPr>
-      <w:r>
-        <w:rPr>
-          <w:rFonts w:ascii="Times New Roman" w:hAnsi="Times New Roman"/>
-          <w:b/>
-          <w:bCs/>
+        <w:ind w:left="1800"/>
+        <w:rPr>
+          <w:rFonts w:ascii="Times New Roman" w:hAnsi="Times New Roman"/>
+          <w:lang w:val="en-US"/>
+        </w:rPr>
+      </w:pPr>
+      <w:r>
+        <w:rPr>
+          <w:rFonts w:ascii="Times New Roman" w:hAnsi="Times New Roman"/>
           <w:lang w:val="en-US"/>
         </w:rPr>
         <w:drawing>
-          <wp:inline distT="0" distB="0" distL="0" distR="0" wp14:anchorId="50948E6B" wp14:editId="6E288D9D">
-            <wp:extent cx="3820058" cy="2162477"/>
-            <wp:effectExtent l="0" t="0" r="9525" b="9525"/>
-            <wp:docPr id="556405188" name="Picture 1"/>
+          <wp:anchor distT="0" distB="0" distL="114300" distR="114300" simplePos="0" relativeHeight="251658240" behindDoc="1" locked="0" layoutInCell="1" allowOverlap="1" wp14:anchorId="20926BB4" wp14:editId="378FD8AE">
+            <wp:simplePos x="0" y="0"/>
+            <wp:positionH relativeFrom="margin">
+              <wp:align>right</wp:align>
+            </wp:positionH>
+            <wp:positionV relativeFrom="paragraph">
+              <wp:posOffset>10057</wp:posOffset>
+            </wp:positionV>
+            <wp:extent cx="2216150" cy="1820529"/>
+            <wp:effectExtent l="0" t="0" r="0" b="8890"/>
+            <wp:wrapTight wrapText="bothSides">
+              <wp:wrapPolygon edited="0">
+                <wp:start x="0" y="0"/>
+                <wp:lineTo x="0" y="21479"/>
+                <wp:lineTo x="21352" y="21479"/>
+                <wp:lineTo x="21352" y="0"/>
+                <wp:lineTo x="0" y="0"/>
+              </wp:wrapPolygon>
+            </wp:wrapTight>
+            <wp:docPr id="781685892" name="Picture 1"/>
             <wp:cNvGraphicFramePr>
               <a:graphicFrameLocks xmlns:a="http://schemas.openxmlformats.org/drawingml/2006/main" noChangeAspect="1"/>
             </wp:cNvGraphicFramePr>
@@ -1323,107 +5648,61 @@
               <a:graphicData uri="http://schemas.openxmlformats.org/drawingml/2006/picture">
                 <pic:pic xmlns:pic="http://schemas.openxmlformats.org/drawingml/2006/picture">
                   <pic:nvPicPr>
-                    <pic:cNvPr id="556405188" name=""/>
+                    <pic:cNvPr id="781685892" name=""/>
                     <pic:cNvPicPr/>
                   </pic:nvPicPr>
-                  <pic:blipFill>
-                    <a:blip r:embed="rId8"/>
+                  <pic:blipFill rotWithShape="1">
+                    <a:blip r:embed="rId8">
+                      <a:extLst>
+                        <a:ext uri="{28A0092B-C50C-407E-A947-70E740481C1C}">
+                          <a14:useLocalDpi xmlns:a14="http://schemas.microsoft.com/office/drawing/2010/main" val="0"/>
+                        </a:ext>
+                      </a:extLst>
+                    </a:blip>
+                    <a:srcRect t="49525"/>
                     <a:stretch>
                       <a:fillRect/>
                     </a:stretch>
                   </pic:blipFill>
-                  <pic:spPr>
+                  <pic:spPr bwMode="auto">
                     <a:xfrm>
                       <a:off x="0" y="0"/>
-                      <a:ext cx="3820058" cy="2162477"/>
+                      <a:ext cx="2216150" cy="1820529"/>
                     </a:xfrm>
                     <a:prstGeom prst="rect">
                       <a:avLst/>
                     </a:prstGeom>
+                    <a:ln>
+                      <a:noFill/>
+                    </a:ln>
+                    <a:extLst>
+                      <a:ext uri="{53640926-AAD7-44D8-BBD7-CCE9431645EC}">
+                        <a14:shadowObscured xmlns:a14="http://schemas.microsoft.com/office/drawing/2010/main"/>
+                      </a:ext>
+                    </a:extLst>
                   </pic:spPr>
                 </pic:pic>
               </a:graphicData>
             </a:graphic>
-          </wp:inline>
+            <wp14:sizeRelH relativeFrom="page">
+              <wp14:pctWidth>0</wp14:pctWidth>
+            </wp14:sizeRelH>
+            <wp14:sizeRelV relativeFrom="page">
+              <wp14:pctHeight>0</wp14:pctHeight>
+            </wp14:sizeRelV>
+          </wp:anchor>
         </w:drawing>
       </w:r>
-    </w:p>
-    <w:p>
-      <w:pPr>
-        <w:pStyle w:val="ListParagraph"/>
-        <w:tabs>
-          <w:tab w:val="left" w:pos="1440"/>
-        </w:tabs>
-        <w:ind w:left="1080"/>
-        <w:jc w:val="both"/>
-        <w:rPr>
-          <w:rFonts w:ascii="Times New Roman" w:hAnsi="Times New Roman"/>
-          <w:b/>
-          <w:bCs/>
-          <w:lang w:val="en-US"/>
-        </w:rPr>
-      </w:pPr>
-    </w:p>
-    <w:p>
-      <w:pPr>
-        <w:pStyle w:val="ListParagraph"/>
-        <w:numPr>
-          <w:ilvl w:val="0"/>
-          <w:numId w:val="19"/>
-        </w:numPr>
-        <w:tabs>
-          <w:tab w:val="left" w:pos="1440"/>
-        </w:tabs>
-        <w:jc w:val="both"/>
-        <w:rPr>
-          <w:rFonts w:ascii="Times New Roman" w:hAnsi="Times New Roman"/>
-          <w:b/>
-          <w:bCs/>
-        </w:rPr>
-      </w:pPr>
-      <w:r>
-        <w:rPr>
-          <w:rFonts w:ascii="Times New Roman" w:hAnsi="Times New Roman"/>
-          <w:b/>
-          <w:bCs/>
-          <w:lang w:val="en-US"/>
-        </w:rPr>
-        <w:t>Class Q</w:t>
-      </w:r>
-      <w:r>
-        <w:rPr>
-          <w:rFonts w:ascii="Times New Roman" w:hAnsi="Times New Roman"/>
-          <w:b/>
-          <w:bCs/>
-        </w:rPr>
-        <w:t>ueueLInkedList</w:t>
-      </w:r>
-    </w:p>
-    <w:p>
-      <w:pPr>
-        <w:pStyle w:val="ListParagraph"/>
-        <w:tabs>
-          <w:tab w:val="left" w:pos="1440"/>
-        </w:tabs>
-        <w:ind w:left="1080"/>
-        <w:jc w:val="both"/>
-        <w:rPr>
-          <w:rFonts w:ascii="Times New Roman" w:hAnsi="Times New Roman"/>
-          <w:b/>
-          <w:bCs/>
-        </w:rPr>
-      </w:pPr>
-      <w:r>
-        <w:rPr>
-          <w:rFonts w:ascii="Times New Roman" w:hAnsi="Times New Roman"/>
-          <w:b/>
-          <w:bCs/>
+      <w:r>
+        <w:rPr>
+          <w:rFonts w:ascii="Times New Roman" w:hAnsi="Times New Roman"/>
+          <w:lang w:val="en-US"/>
         </w:rPr>
         <w:drawing>
-          <wp:inline distT="0" distB="0" distL="0" distR="0" wp14:anchorId="166F5909" wp14:editId="7B7AF5B8">
-            <wp:extent cx="5052607" cy="3513762"/>
+          <wp:inline distT="0" distB="0" distL="0" distR="0" wp14:anchorId="2FCB4710" wp14:editId="617F7898">
+            <wp:extent cx="2216150" cy="1828800"/>
             <wp:effectExtent l="0" t="0" r="0" b="0"/>
-            <wp:docPr id="1718394428" name="Picture 1"/>
+            <wp:docPr id="1597686335" name="Picture 1"/>
             <wp:cNvGraphicFramePr>
               <a:graphicFrameLocks xmlns:a="http://schemas.openxmlformats.org/drawingml/2006/main" noChangeAspect="1"/>
             </wp:cNvGraphicFramePr>
@@ -1431,456 +5710,12 @@
               <a:graphicData uri="http://schemas.openxmlformats.org/drawingml/2006/picture">
                 <pic:pic xmlns:pic="http://schemas.openxmlformats.org/drawingml/2006/picture">
                   <pic:nvPicPr>
-                    <pic:cNvPr id="1718394428" name=""/>
-                    <pic:cNvPicPr/>
-                  </pic:nvPicPr>
-                  <pic:blipFill>
-                    <a:blip r:embed="rId9"/>
-                    <a:stretch>
-                      <a:fillRect/>
-                    </a:stretch>
-                  </pic:blipFill>
-                  <pic:spPr>
-                    <a:xfrm>
-                      <a:off x="0" y="0"/>
-                      <a:ext cx="5069719" cy="3525662"/>
-                    </a:xfrm>
-                    <a:prstGeom prst="rect">
-                      <a:avLst/>
-                    </a:prstGeom>
-                  </pic:spPr>
-                </pic:pic>
-              </a:graphicData>
-            </a:graphic>
-          </wp:inline>
-        </w:drawing>
-      </w:r>
-    </w:p>
-    <w:p>
-      <w:pPr>
-        <w:pStyle w:val="ListParagraph"/>
-        <w:tabs>
-          <w:tab w:val="left" w:pos="1440"/>
-        </w:tabs>
-        <w:ind w:left="1080"/>
-        <w:jc w:val="both"/>
-        <w:rPr>
-          <w:rFonts w:ascii="Times New Roman" w:hAnsi="Times New Roman"/>
-          <w:b/>
-          <w:bCs/>
-        </w:rPr>
-      </w:pPr>
-      <w:r>
-        <w:rPr>
-          <w:rFonts w:ascii="Times New Roman" w:hAnsi="Times New Roman"/>
-          <w:b/>
-          <w:bCs/>
-        </w:rPr>
-        <w:lastRenderedPageBreak/>
-        <w:drawing>
-          <wp:inline distT="0" distB="0" distL="0" distR="0" wp14:anchorId="4D4508EB" wp14:editId="11E33FD9">
-            <wp:extent cx="4839128" cy="4335164"/>
-            <wp:effectExtent l="0" t="0" r="0" b="8255"/>
-            <wp:docPr id="1263900200" name="Picture 1"/>
-            <wp:cNvGraphicFramePr>
-              <a:graphicFrameLocks xmlns:a="http://schemas.openxmlformats.org/drawingml/2006/main" noChangeAspect="1"/>
-            </wp:cNvGraphicFramePr>
-            <a:graphic xmlns:a="http://schemas.openxmlformats.org/drawingml/2006/main">
-              <a:graphicData uri="http://schemas.openxmlformats.org/drawingml/2006/picture">
-                <pic:pic xmlns:pic="http://schemas.openxmlformats.org/drawingml/2006/picture">
-                  <pic:nvPicPr>
-                    <pic:cNvPr id="1263900200" name=""/>
-                    <pic:cNvPicPr/>
-                  </pic:nvPicPr>
-                  <pic:blipFill>
-                    <a:blip r:embed="rId10"/>
-                    <a:stretch>
-                      <a:fillRect/>
-                    </a:stretch>
-                  </pic:blipFill>
-                  <pic:spPr>
-                    <a:xfrm>
-                      <a:off x="0" y="0"/>
-                      <a:ext cx="4855250" cy="4349607"/>
-                    </a:xfrm>
-                    <a:prstGeom prst="rect">
-                      <a:avLst/>
-                    </a:prstGeom>
-                  </pic:spPr>
-                </pic:pic>
-              </a:graphicData>
-            </a:graphic>
-          </wp:inline>
-        </w:drawing>
-      </w:r>
-    </w:p>
-    <w:p>
-      <w:pPr>
-        <w:pStyle w:val="ListParagraph"/>
-        <w:tabs>
-          <w:tab w:val="left" w:pos="1440"/>
-        </w:tabs>
-        <w:ind w:left="1080"/>
-        <w:jc w:val="both"/>
-        <w:rPr>
-          <w:rFonts w:ascii="Times New Roman" w:hAnsi="Times New Roman"/>
-          <w:b/>
-          <w:bCs/>
-        </w:rPr>
-      </w:pPr>
-      <w:r>
-        <w:rPr>
-          <w:rFonts w:ascii="Times New Roman" w:hAnsi="Times New Roman"/>
-          <w:b/>
-          <w:bCs/>
-        </w:rPr>
-        <w:drawing>
-          <wp:inline distT="0" distB="0" distL="0" distR="0" wp14:anchorId="040FAD09" wp14:editId="45013DD7">
-            <wp:extent cx="4740793" cy="3996647"/>
-            <wp:effectExtent l="0" t="0" r="3175" b="4445"/>
-            <wp:docPr id="713756635" name="Picture 1"/>
-            <wp:cNvGraphicFramePr>
-              <a:graphicFrameLocks xmlns:a="http://schemas.openxmlformats.org/drawingml/2006/main" noChangeAspect="1"/>
-            </wp:cNvGraphicFramePr>
-            <a:graphic xmlns:a="http://schemas.openxmlformats.org/drawingml/2006/main">
-              <a:graphicData uri="http://schemas.openxmlformats.org/drawingml/2006/picture">
-                <pic:pic xmlns:pic="http://schemas.openxmlformats.org/drawingml/2006/picture">
-                  <pic:nvPicPr>
-                    <pic:cNvPr id="713756635" name=""/>
-                    <pic:cNvPicPr/>
-                  </pic:nvPicPr>
-                  <pic:blipFill>
-                    <a:blip r:embed="rId11"/>
-                    <a:stretch>
-                      <a:fillRect/>
-                    </a:stretch>
-                  </pic:blipFill>
-                  <pic:spPr>
-                    <a:xfrm>
-                      <a:off x="0" y="0"/>
-                      <a:ext cx="4744585" cy="3999843"/>
-                    </a:xfrm>
-                    <a:prstGeom prst="rect">
-                      <a:avLst/>
-                    </a:prstGeom>
-                  </pic:spPr>
-                </pic:pic>
-              </a:graphicData>
-            </a:graphic>
-          </wp:inline>
-        </w:drawing>
-      </w:r>
-    </w:p>
-    <w:p>
-      <w:pPr>
-        <w:pStyle w:val="ListParagraph"/>
-        <w:tabs>
-          <w:tab w:val="left" w:pos="1440"/>
-        </w:tabs>
-        <w:ind w:left="1080"/>
-        <w:jc w:val="both"/>
-        <w:rPr>
-          <w:rFonts w:ascii="Times New Roman" w:hAnsi="Times New Roman"/>
-          <w:b/>
-          <w:bCs/>
-        </w:rPr>
-      </w:pPr>
-    </w:p>
-    <w:p>
-      <w:pPr>
-        <w:pStyle w:val="ListParagraph"/>
-        <w:tabs>
-          <w:tab w:val="left" w:pos="1440"/>
-        </w:tabs>
-        <w:ind w:left="1080"/>
-        <w:jc w:val="both"/>
-        <w:rPr>
-          <w:rFonts w:ascii="Times New Roman" w:hAnsi="Times New Roman"/>
-          <w:b/>
-          <w:bCs/>
-        </w:rPr>
-      </w:pPr>
-    </w:p>
-    <w:p>
-      <w:pPr>
-        <w:pStyle w:val="ListParagraph"/>
-        <w:numPr>
-          <w:ilvl w:val="0"/>
-          <w:numId w:val="19"/>
-        </w:numPr>
-        <w:tabs>
-          <w:tab w:val="left" w:pos="1440"/>
-        </w:tabs>
-        <w:jc w:val="both"/>
-        <w:rPr>
-          <w:rFonts w:ascii="Times New Roman" w:hAnsi="Times New Roman"/>
-          <w:b/>
-          <w:bCs/>
-          <w:lang w:val="en-US"/>
-        </w:rPr>
-      </w:pPr>
-      <w:r>
-        <w:rPr>
-          <w:rFonts w:ascii="Times New Roman" w:hAnsi="Times New Roman"/>
-          <w:b/>
-          <w:bCs/>
-          <w:lang w:val="en-US"/>
-        </w:rPr>
-        <w:lastRenderedPageBreak/>
-        <w:t>Main Class</w:t>
-      </w:r>
-    </w:p>
-    <w:p>
-      <w:pPr>
-        <w:pStyle w:val="ListParagraph"/>
-        <w:tabs>
-          <w:tab w:val="left" w:pos="1440"/>
-        </w:tabs>
-        <w:ind w:left="1080"/>
-        <w:jc w:val="both"/>
-        <w:rPr>
-          <w:rFonts w:ascii="Times New Roman" w:hAnsi="Times New Roman"/>
-          <w:b/>
-          <w:bCs/>
-          <w:lang w:val="en-US"/>
-        </w:rPr>
-      </w:pPr>
-      <w:r>
-        <w:rPr>
-          <w:rFonts w:ascii="Times New Roman" w:hAnsi="Times New Roman"/>
-          <w:b/>
-          <w:bCs/>
-          <w:lang w:val="en-US"/>
-        </w:rPr>
-        <w:drawing>
-          <wp:inline distT="0" distB="0" distL="0" distR="0" wp14:anchorId="48A849A4" wp14:editId="6FBD0F45">
-            <wp:extent cx="5030728" cy="6143946"/>
-            <wp:effectExtent l="0" t="0" r="0" b="9525"/>
-            <wp:docPr id="1613464666" name="Picture 1"/>
-            <wp:cNvGraphicFramePr>
-              <a:graphicFrameLocks xmlns:a="http://schemas.openxmlformats.org/drawingml/2006/main" noChangeAspect="1"/>
-            </wp:cNvGraphicFramePr>
-            <a:graphic xmlns:a="http://schemas.openxmlformats.org/drawingml/2006/main">
-              <a:graphicData uri="http://schemas.openxmlformats.org/drawingml/2006/picture">
-                <pic:pic xmlns:pic="http://schemas.openxmlformats.org/drawingml/2006/picture">
-                  <pic:nvPicPr>
-                    <pic:cNvPr id="1613464666" name=""/>
-                    <pic:cNvPicPr/>
-                  </pic:nvPicPr>
-                  <pic:blipFill>
-                    <a:blip r:embed="rId12"/>
-                    <a:stretch>
-                      <a:fillRect/>
-                    </a:stretch>
-                  </pic:blipFill>
-                  <pic:spPr>
-                    <a:xfrm>
-                      <a:off x="0" y="0"/>
-                      <a:ext cx="5041581" cy="6157201"/>
-                    </a:xfrm>
-                    <a:prstGeom prst="rect">
-                      <a:avLst/>
-                    </a:prstGeom>
-                  </pic:spPr>
-                </pic:pic>
-              </a:graphicData>
-            </a:graphic>
-          </wp:inline>
-        </w:drawing>
-      </w:r>
-    </w:p>
-    <w:p>
-      <w:pPr>
-        <w:pStyle w:val="ListParagraph"/>
-        <w:tabs>
-          <w:tab w:val="left" w:pos="1440"/>
-        </w:tabs>
-        <w:ind w:left="1080"/>
-        <w:jc w:val="both"/>
-        <w:rPr>
-          <w:rFonts w:ascii="Times New Roman" w:hAnsi="Times New Roman"/>
-          <w:b/>
-          <w:bCs/>
-          <w:lang w:val="en-US"/>
-        </w:rPr>
-      </w:pPr>
-      <w:r>
-        <w:rPr>
-          <w:rFonts w:ascii="Times New Roman" w:hAnsi="Times New Roman"/>
-          <w:b/>
-          <w:bCs/>
-          <w:lang w:val="en-US"/>
-        </w:rPr>
-        <w:drawing>
-          <wp:inline distT="0" distB="0" distL="0" distR="0" wp14:anchorId="2ED62666" wp14:editId="16A8473D">
-            <wp:extent cx="5030470" cy="1530988"/>
-            <wp:effectExtent l="0" t="0" r="0" b="0"/>
-            <wp:docPr id="681164417" name="Picture 1"/>
-            <wp:cNvGraphicFramePr>
-              <a:graphicFrameLocks xmlns:a="http://schemas.openxmlformats.org/drawingml/2006/main" noChangeAspect="1"/>
-            </wp:cNvGraphicFramePr>
-            <a:graphic xmlns:a="http://schemas.openxmlformats.org/drawingml/2006/main">
-              <a:graphicData uri="http://schemas.openxmlformats.org/drawingml/2006/picture">
-                <pic:pic xmlns:pic="http://schemas.openxmlformats.org/drawingml/2006/picture">
-                  <pic:nvPicPr>
-                    <pic:cNvPr id="681164417" name=""/>
-                    <pic:cNvPicPr/>
-                  </pic:nvPicPr>
-                  <pic:blipFill>
-                    <a:blip r:embed="rId13"/>
-                    <a:stretch>
-                      <a:fillRect/>
-                    </a:stretch>
-                  </pic:blipFill>
-                  <pic:spPr>
-                    <a:xfrm>
-                      <a:off x="0" y="0"/>
-                      <a:ext cx="5036743" cy="1532897"/>
-                    </a:xfrm>
-                    <a:prstGeom prst="rect">
-                      <a:avLst/>
-                    </a:prstGeom>
-                  </pic:spPr>
-                </pic:pic>
-              </a:graphicData>
-            </a:graphic>
-          </wp:inline>
-        </w:drawing>
-      </w:r>
-    </w:p>
-    <w:p>
-      <w:pPr>
-        <w:pStyle w:val="ListParagraph"/>
-        <w:tabs>
-          <w:tab w:val="left" w:pos="1440"/>
-        </w:tabs>
-        <w:ind w:left="1080"/>
-        <w:jc w:val="both"/>
-        <w:rPr>
-          <w:rFonts w:ascii="Times New Roman" w:hAnsi="Times New Roman"/>
-          <w:b/>
-          <w:bCs/>
-          <w:lang w:val="en-US"/>
-        </w:rPr>
-      </w:pPr>
-    </w:p>
-    <w:p>
-      <w:pPr>
-        <w:pStyle w:val="ListParagraph"/>
-        <w:tabs>
-          <w:tab w:val="left" w:pos="1440"/>
-        </w:tabs>
-        <w:ind w:left="1080"/>
-        <w:jc w:val="both"/>
-        <w:rPr>
-          <w:rFonts w:ascii="Times New Roman" w:hAnsi="Times New Roman"/>
-          <w:b/>
-          <w:bCs/>
-          <w:lang w:val="en-US"/>
-        </w:rPr>
-      </w:pPr>
-    </w:p>
-    <w:p>
-      <w:pPr>
-        <w:pStyle w:val="ListParagraph"/>
-        <w:tabs>
-          <w:tab w:val="left" w:pos="1440"/>
-        </w:tabs>
-        <w:ind w:left="1080"/>
-        <w:jc w:val="both"/>
-        <w:rPr>
-          <w:rFonts w:ascii="Times New Roman" w:hAnsi="Times New Roman"/>
-          <w:b/>
-          <w:bCs/>
-          <w:lang w:val="en-US"/>
-        </w:rPr>
-      </w:pPr>
-    </w:p>
-    <w:p>
-      <w:pPr>
-        <w:pStyle w:val="ListParagraph"/>
-        <w:tabs>
-          <w:tab w:val="left" w:pos="1440"/>
-        </w:tabs>
-        <w:ind w:left="1080"/>
-        <w:jc w:val="both"/>
-        <w:rPr>
-          <w:rFonts w:ascii="Times New Roman" w:hAnsi="Times New Roman"/>
-          <w:b/>
-          <w:bCs/>
-          <w:lang w:val="en-US"/>
-        </w:rPr>
-      </w:pPr>
-    </w:p>
-    <w:p>
-      <w:pPr>
-        <w:pStyle w:val="ListParagraph"/>
-        <w:numPr>
-          <w:ilvl w:val="0"/>
-          <w:numId w:val="19"/>
-        </w:numPr>
-        <w:tabs>
-          <w:tab w:val="left" w:pos="1440"/>
-        </w:tabs>
-        <w:jc w:val="both"/>
-        <w:rPr>
-          <w:rFonts w:ascii="Times New Roman" w:hAnsi="Times New Roman"/>
-          <w:b/>
-          <w:bCs/>
-          <w:lang w:val="en-US"/>
-        </w:rPr>
-      </w:pPr>
-      <w:r>
-        <w:rPr>
-          <w:rFonts w:ascii="Times New Roman" w:hAnsi="Times New Roman"/>
-          <w:b/>
-          <w:bCs/>
-          <w:lang w:val="en-US"/>
-        </w:rPr>
-        <w:lastRenderedPageBreak/>
-        <w:t>Output</w:t>
-      </w:r>
-    </w:p>
-    <w:p>
-      <w:pPr>
-        <w:pStyle w:val="ListParagraph"/>
-        <w:tabs>
-          <w:tab w:val="left" w:pos="1440"/>
-        </w:tabs>
-        <w:ind w:left="1080"/>
-        <w:jc w:val="both"/>
-        <w:rPr>
-          <w:rFonts w:ascii="Times New Roman" w:hAnsi="Times New Roman"/>
-          <w:b/>
-          <w:bCs/>
-          <w:lang w:val="en-US"/>
-        </w:rPr>
-      </w:pPr>
-      <w:r>
-        <w:rPr>
-          <w:rFonts w:ascii="Times New Roman" w:hAnsi="Times New Roman"/>
-          <w:b/>
-          <w:bCs/>
-          <w:lang w:val="en-US"/>
-        </w:rPr>
-        <w:drawing>
-          <wp:inline distT="0" distB="0" distL="0" distR="0" wp14:anchorId="122589A7" wp14:editId="394A133C">
-            <wp:extent cx="2676160" cy="2024009"/>
-            <wp:effectExtent l="0" t="0" r="0" b="0"/>
-            <wp:docPr id="651933528" name="Picture 1"/>
-            <wp:cNvGraphicFramePr>
-              <a:graphicFrameLocks xmlns:a="http://schemas.openxmlformats.org/drawingml/2006/main" noChangeAspect="1"/>
-            </wp:cNvGraphicFramePr>
-            <a:graphic xmlns:a="http://schemas.openxmlformats.org/drawingml/2006/main">
-              <a:graphicData uri="http://schemas.openxmlformats.org/drawingml/2006/picture">
-                <pic:pic xmlns:pic="http://schemas.openxmlformats.org/drawingml/2006/picture">
-                  <pic:nvPicPr>
-                    <pic:cNvPr id="651933528" name=""/>
+                    <pic:cNvPr id="1597686335" name=""/>
                     <pic:cNvPicPr/>
                   </pic:nvPicPr>
                   <pic:blipFill rotWithShape="1">
-                    <a:blip r:embed="rId14"/>
-                    <a:srcRect b="74364"/>
+                    <a:blip r:embed="rId8"/>
+                    <a:srcRect b="49296"/>
                     <a:stretch>
                       <a:fillRect/>
                     </a:stretch>
@@ -1888,7 +5723,7 @@
                   <pic:spPr bwMode="auto">
                     <a:xfrm>
                       <a:off x="0" y="0"/>
-                      <a:ext cx="2676899" cy="2024568"/>
+                      <a:ext cx="2216264" cy="1828894"/>
                     </a:xfrm>
                     <a:prstGeom prst="rect">
                       <a:avLst/>
@@ -1911,19 +5746,20 @@
     </w:p>
     <w:p>
       <w:pPr>
-        <w:pStyle w:val="ListParagraph"/>
         <w:tabs>
           <w:tab w:val="left" w:pos="1440"/>
         </w:tabs>
-        <w:ind w:left="1080"/>
-        <w:jc w:val="both"/>
+      </w:pPr>
+      <w:r>
         <w:rPr>
           <w:rFonts w:ascii="Times New Roman" w:hAnsi="Times New Roman"/>
           <w:b/>
           <w:bCs/>
           <w:lang w:val="en-US"/>
         </w:rPr>
-      </w:pPr>
+        <w:t xml:space="preserve">Link </w:t>
+      </w:r>
+      <w:proofErr w:type="gramStart"/>
       <w:r>
         <w:rPr>
           <w:rFonts w:ascii="Times New Roman" w:hAnsi="Times New Roman"/>
@@ -1931,139 +5767,45 @@
           <w:bCs/>
           <w:lang w:val="en-US"/>
         </w:rPr>
-        <w:drawing>
-          <wp:inline distT="0" distB="0" distL="0" distR="0" wp14:anchorId="52139EA8" wp14:editId="41B16327">
-            <wp:extent cx="3698696" cy="6537782"/>
-            <wp:effectExtent l="0" t="0" r="0" b="0"/>
-            <wp:docPr id="297388136" name="Picture 1"/>
-            <wp:cNvGraphicFramePr>
-              <a:graphicFrameLocks xmlns:a="http://schemas.openxmlformats.org/drawingml/2006/main" noChangeAspect="1"/>
-            </wp:cNvGraphicFramePr>
-            <a:graphic xmlns:a="http://schemas.openxmlformats.org/drawingml/2006/main">
-              <a:graphicData uri="http://schemas.openxmlformats.org/drawingml/2006/picture">
-                <pic:pic xmlns:pic="http://schemas.openxmlformats.org/drawingml/2006/picture">
-                  <pic:nvPicPr>
-                    <pic:cNvPr id="297388136" name=""/>
-                    <pic:cNvPicPr/>
-                  </pic:nvPicPr>
-                  <pic:blipFill>
-                    <a:blip r:embed="rId15"/>
-                    <a:stretch>
-                      <a:fillRect/>
-                    </a:stretch>
-                  </pic:blipFill>
-                  <pic:spPr>
-                    <a:xfrm>
-                      <a:off x="0" y="0"/>
-                      <a:ext cx="3710808" cy="6559192"/>
-                    </a:xfrm>
-                    <a:prstGeom prst="rect">
-                      <a:avLst/>
-                    </a:prstGeom>
-                  </pic:spPr>
-                </pic:pic>
-              </a:graphicData>
-            </a:graphic>
-          </wp:inline>
-        </w:drawing>
-      </w:r>
+        <w:t>GitHub :</w:t>
+      </w:r>
+      <w:proofErr w:type="gramEnd"/>
+      <w:r>
+        <w:rPr>
+          <w:rFonts w:ascii="Times New Roman" w:hAnsi="Times New Roman"/>
+          <w:b/>
+          <w:bCs/>
+          <w:lang w:val="en-US"/>
+        </w:rPr>
+        <w:t xml:space="preserve"> </w:t>
+      </w:r>
+      <w:r>
+        <w:rPr>
+          <w:rFonts w:ascii="Times New Roman" w:hAnsi="Times New Roman"/>
+          <w:b/>
+          <w:bCs/>
+          <w:lang w:val="en-US"/>
+        </w:rPr>
+        <w:t xml:space="preserve"> </w:t>
+      </w:r>
+      <w:hyperlink r:id="rId9" w:history="1">
+        <w:r>
+          <w:rPr>
+            <w:rStyle w:val="Hyperlink"/>
+          </w:rPr>
+          <w:t>https://github.com/lovvovala/https---github.com-lovvovala-PASD/tree/main/Jobsheet12</w:t>
+        </w:r>
+      </w:hyperlink>
     </w:p>
     <w:p>
       <w:pPr>
-        <w:pStyle w:val="ListParagraph"/>
         <w:tabs>
           <w:tab w:val="left" w:pos="1440"/>
         </w:tabs>
-        <w:ind w:left="1080"/>
-        <w:jc w:val="both"/>
-        <w:rPr>
-          <w:rFonts w:ascii="Times New Roman" w:hAnsi="Times New Roman"/>
-          <w:b/>
-          <w:bCs/>
-          <w:lang w:val="en-US"/>
-        </w:rPr>
-      </w:pPr>
-      <w:r>
-        <w:rPr>
-          <w:rFonts w:ascii="Times New Roman" w:hAnsi="Times New Roman"/>
-          <w:b/>
-          <w:bCs/>
-          <w:lang w:val="en-US"/>
-        </w:rPr>
-        <w:lastRenderedPageBreak/>
-        <w:drawing>
-          <wp:inline distT="0" distB="0" distL="0" distR="0" wp14:anchorId="60B2C0D1" wp14:editId="449BEA1E">
-            <wp:extent cx="3848637" cy="4648849"/>
-            <wp:effectExtent l="0" t="0" r="0" b="0"/>
-            <wp:docPr id="1157235282" name="Picture 1"/>
-            <wp:cNvGraphicFramePr>
-              <a:graphicFrameLocks xmlns:a="http://schemas.openxmlformats.org/drawingml/2006/main" noChangeAspect="1"/>
-            </wp:cNvGraphicFramePr>
-            <a:graphic xmlns:a="http://schemas.openxmlformats.org/drawingml/2006/main">
-              <a:graphicData uri="http://schemas.openxmlformats.org/drawingml/2006/picture">
-                <pic:pic xmlns:pic="http://schemas.openxmlformats.org/drawingml/2006/picture">
-                  <pic:nvPicPr>
-                    <pic:cNvPr id="1157235282" name=""/>
-                    <pic:cNvPicPr/>
-                  </pic:nvPicPr>
-                  <pic:blipFill>
-                    <a:blip r:embed="rId16"/>
-                    <a:stretch>
-                      <a:fillRect/>
-                    </a:stretch>
-                  </pic:blipFill>
-                  <pic:spPr>
-                    <a:xfrm>
-                      <a:off x="0" y="0"/>
-                      <a:ext cx="3848637" cy="4648849"/>
-                    </a:xfrm>
-                    <a:prstGeom prst="rect">
-                      <a:avLst/>
-                    </a:prstGeom>
-                  </pic:spPr>
-                </pic:pic>
-              </a:graphicData>
-            </a:graphic>
-          </wp:inline>
-        </w:drawing>
-      </w:r>
-    </w:p>
-    <w:p>
-      <w:pPr>
-        <w:tabs>
-          <w:tab w:val="left" w:pos="1440"/>
-        </w:tabs>
-        <w:rPr>
-          <w:rFonts w:ascii="Times New Roman" w:hAnsi="Times New Roman"/>
-        </w:rPr>
-      </w:pPr>
-      <w:r>
-        <w:rPr>
-          <w:rFonts w:ascii="Times New Roman" w:hAnsi="Times New Roman"/>
-          <w:b/>
-          <w:bCs/>
-          <w:lang w:val="en-US"/>
-        </w:rPr>
-        <w:t xml:space="preserve">Link GitHub : </w:t>
-      </w:r>
-      <w:r>
-        <w:rPr>
-          <w:rFonts w:ascii="Times New Roman" w:hAnsi="Times New Roman"/>
-          <w:b/>
-          <w:bCs/>
-          <w:lang w:val="en-US"/>
-        </w:rPr>
-        <w:t xml:space="preserve"> </w:t>
-      </w:r>
-      <w:hyperlink r:id="rId17" w:history="1">
-        <w:r>
-          <w:rPr>
-            <w:rStyle w:val="Hyperlink"/>
-            <w:rFonts w:ascii="Times New Roman" w:hAnsi="Times New Roman"/>
-          </w:rPr>
-          <w:t>https://github.com/lovvovala/https---github.com-lovvovala-PASD/tree/main/Jobsheet11</w:t>
-        </w:r>
-      </w:hyperlink>
+        <w:rPr>
+          <w:rFonts w:ascii="Times New Roman" w:hAnsi="Times New Roman"/>
+        </w:rPr>
+      </w:pPr>
     </w:p>
     <w:p>
       <w:pPr>
@@ -2522,6 +6264,119 @@
     </w:lvl>
   </w:abstractNum>
   <w:abstractNum w:abstractNumId="4" w15:restartNumberingAfterBreak="0">
+    <w:nsid w:val="0F881245"/>
+    <w:multiLevelType w:val="hybridMultilevel"/>
+    <w:tmpl w:val="21E6BC52"/>
+    <w:lvl w:ilvl="0" w:tplc="38090001">
+      <w:start w:val="1"/>
+      <w:numFmt w:val="bullet"/>
+      <w:lvlText w:val=""/>
+      <w:lvlJc w:val="left"/>
+      <w:pPr>
+        <w:ind w:left="2520" w:hanging="360"/>
+      </w:pPr>
+      <w:rPr>
+        <w:rFonts w:ascii="Symbol" w:hAnsi="Symbol" w:hint="default"/>
+      </w:rPr>
+    </w:lvl>
+    <w:lvl w:ilvl="1" w:tplc="38090003" w:tentative="1">
+      <w:start w:val="1"/>
+      <w:numFmt w:val="bullet"/>
+      <w:lvlText w:val="o"/>
+      <w:lvlJc w:val="left"/>
+      <w:pPr>
+        <w:ind w:left="3240" w:hanging="360"/>
+      </w:pPr>
+      <w:rPr>
+        <w:rFonts w:ascii="Courier New" w:hAnsi="Courier New" w:cs="Courier New" w:hint="default"/>
+      </w:rPr>
+    </w:lvl>
+    <w:lvl w:ilvl="2" w:tplc="38090005" w:tentative="1">
+      <w:start w:val="1"/>
+      <w:numFmt w:val="bullet"/>
+      <w:lvlText w:val=""/>
+      <w:lvlJc w:val="left"/>
+      <w:pPr>
+        <w:ind w:left="3960" w:hanging="360"/>
+      </w:pPr>
+      <w:rPr>
+        <w:rFonts w:ascii="Wingdings" w:hAnsi="Wingdings" w:hint="default"/>
+      </w:rPr>
+    </w:lvl>
+    <w:lvl w:ilvl="3" w:tplc="38090001" w:tentative="1">
+      <w:start w:val="1"/>
+      <w:numFmt w:val="bullet"/>
+      <w:lvlText w:val=""/>
+      <w:lvlJc w:val="left"/>
+      <w:pPr>
+        <w:ind w:left="4680" w:hanging="360"/>
+      </w:pPr>
+      <w:rPr>
+        <w:rFonts w:ascii="Symbol" w:hAnsi="Symbol" w:hint="default"/>
+      </w:rPr>
+    </w:lvl>
+    <w:lvl w:ilvl="4" w:tplc="38090003" w:tentative="1">
+      <w:start w:val="1"/>
+      <w:numFmt w:val="bullet"/>
+      <w:lvlText w:val="o"/>
+      <w:lvlJc w:val="left"/>
+      <w:pPr>
+        <w:ind w:left="5400" w:hanging="360"/>
+      </w:pPr>
+      <w:rPr>
+        <w:rFonts w:ascii="Courier New" w:hAnsi="Courier New" w:cs="Courier New" w:hint="default"/>
+      </w:rPr>
+    </w:lvl>
+    <w:lvl w:ilvl="5" w:tplc="38090005" w:tentative="1">
+      <w:start w:val="1"/>
+      <w:numFmt w:val="bullet"/>
+      <w:lvlText w:val=""/>
+      <w:lvlJc w:val="left"/>
+      <w:pPr>
+        <w:ind w:left="6120" w:hanging="360"/>
+      </w:pPr>
+      <w:rPr>
+        <w:rFonts w:ascii="Wingdings" w:hAnsi="Wingdings" w:hint="default"/>
+      </w:rPr>
+    </w:lvl>
+    <w:lvl w:ilvl="6" w:tplc="38090001" w:tentative="1">
+      <w:start w:val="1"/>
+      <w:numFmt w:val="bullet"/>
+      <w:lvlText w:val=""/>
+      <w:lvlJc w:val="left"/>
+      <w:pPr>
+        <w:ind w:left="6840" w:hanging="360"/>
+      </w:pPr>
+      <w:rPr>
+        <w:rFonts w:ascii="Symbol" w:hAnsi="Symbol" w:hint="default"/>
+      </w:rPr>
+    </w:lvl>
+    <w:lvl w:ilvl="7" w:tplc="38090003" w:tentative="1">
+      <w:start w:val="1"/>
+      <w:numFmt w:val="bullet"/>
+      <w:lvlText w:val="o"/>
+      <w:lvlJc w:val="left"/>
+      <w:pPr>
+        <w:ind w:left="7560" w:hanging="360"/>
+      </w:pPr>
+      <w:rPr>
+        <w:rFonts w:ascii="Courier New" w:hAnsi="Courier New" w:cs="Courier New" w:hint="default"/>
+      </w:rPr>
+    </w:lvl>
+    <w:lvl w:ilvl="8" w:tplc="38090005" w:tentative="1">
+      <w:start w:val="1"/>
+      <w:numFmt w:val="bullet"/>
+      <w:lvlText w:val=""/>
+      <w:lvlJc w:val="left"/>
+      <w:pPr>
+        <w:ind w:left="8280" w:hanging="360"/>
+      </w:pPr>
+      <w:rPr>
+        <w:rFonts w:ascii="Wingdings" w:hAnsi="Wingdings" w:hint="default"/>
+      </w:rPr>
+    </w:lvl>
+  </w:abstractNum>
+  <w:abstractNum w:abstractNumId="5" w15:restartNumberingAfterBreak="0">
     <w:nsid w:val="12196DD0"/>
     <w:multiLevelType w:val="hybridMultilevel"/>
     <w:tmpl w:val="B9A0A6FA"/>
@@ -2610,7 +6465,7 @@
       </w:pPr>
     </w:lvl>
   </w:abstractNum>
-  <w:abstractNum w:abstractNumId="5" w15:restartNumberingAfterBreak="0">
+  <w:abstractNum w:abstractNumId="6" w15:restartNumberingAfterBreak="0">
     <w:nsid w:val="12404374"/>
     <w:multiLevelType w:val="hybridMultilevel"/>
     <w:tmpl w:val="5B787390"/>
@@ -2699,7 +6554,7 @@
       </w:pPr>
     </w:lvl>
   </w:abstractNum>
-  <w:abstractNum w:abstractNumId="6" w15:restartNumberingAfterBreak="0">
+  <w:abstractNum w:abstractNumId="7" w15:restartNumberingAfterBreak="0">
     <w:nsid w:val="19713673"/>
     <w:multiLevelType w:val="hybridMultilevel"/>
     <w:tmpl w:val="0FC65D30"/>
@@ -2785,7 +6640,185 @@
       </w:pPr>
     </w:lvl>
   </w:abstractNum>
-  <w:abstractNum w:abstractNumId="7" w15:restartNumberingAfterBreak="0">
+  <w:abstractNum w:abstractNumId="8" w15:restartNumberingAfterBreak="0">
+    <w:nsid w:val="1B181968"/>
+    <w:multiLevelType w:val="hybridMultilevel"/>
+    <w:tmpl w:val="F3BE8B1C"/>
+    <w:lvl w:ilvl="0" w:tplc="45901A26">
+      <w:start w:val="1"/>
+      <w:numFmt w:val="decimal"/>
+      <w:lvlText w:val="%1."/>
+      <w:lvlJc w:val="left"/>
+      <w:pPr>
+        <w:ind w:left="2610" w:hanging="360"/>
+      </w:pPr>
+      <w:rPr>
+        <w:rFonts w:hint="default"/>
+      </w:rPr>
+    </w:lvl>
+    <w:lvl w:ilvl="1" w:tplc="38090019" w:tentative="1">
+      <w:start w:val="1"/>
+      <w:numFmt w:val="lowerLetter"/>
+      <w:lvlText w:val="%2."/>
+      <w:lvlJc w:val="left"/>
+      <w:pPr>
+        <w:ind w:left="3330" w:hanging="360"/>
+      </w:pPr>
+    </w:lvl>
+    <w:lvl w:ilvl="2" w:tplc="3809001B" w:tentative="1">
+      <w:start w:val="1"/>
+      <w:numFmt w:val="lowerRoman"/>
+      <w:lvlText w:val="%3."/>
+      <w:lvlJc w:val="right"/>
+      <w:pPr>
+        <w:ind w:left="4050" w:hanging="180"/>
+      </w:pPr>
+    </w:lvl>
+    <w:lvl w:ilvl="3" w:tplc="3809000F" w:tentative="1">
+      <w:start w:val="1"/>
+      <w:numFmt w:val="decimal"/>
+      <w:lvlText w:val="%4."/>
+      <w:lvlJc w:val="left"/>
+      <w:pPr>
+        <w:ind w:left="4770" w:hanging="360"/>
+      </w:pPr>
+    </w:lvl>
+    <w:lvl w:ilvl="4" w:tplc="38090019" w:tentative="1">
+      <w:start w:val="1"/>
+      <w:numFmt w:val="lowerLetter"/>
+      <w:lvlText w:val="%5."/>
+      <w:lvlJc w:val="left"/>
+      <w:pPr>
+        <w:ind w:left="5490" w:hanging="360"/>
+      </w:pPr>
+    </w:lvl>
+    <w:lvl w:ilvl="5" w:tplc="3809001B" w:tentative="1">
+      <w:start w:val="1"/>
+      <w:numFmt w:val="lowerRoman"/>
+      <w:lvlText w:val="%6."/>
+      <w:lvlJc w:val="right"/>
+      <w:pPr>
+        <w:ind w:left="6210" w:hanging="180"/>
+      </w:pPr>
+    </w:lvl>
+    <w:lvl w:ilvl="6" w:tplc="3809000F" w:tentative="1">
+      <w:start w:val="1"/>
+      <w:numFmt w:val="decimal"/>
+      <w:lvlText w:val="%7."/>
+      <w:lvlJc w:val="left"/>
+      <w:pPr>
+        <w:ind w:left="6930" w:hanging="360"/>
+      </w:pPr>
+    </w:lvl>
+    <w:lvl w:ilvl="7" w:tplc="38090019" w:tentative="1">
+      <w:start w:val="1"/>
+      <w:numFmt w:val="lowerLetter"/>
+      <w:lvlText w:val="%8."/>
+      <w:lvlJc w:val="left"/>
+      <w:pPr>
+        <w:ind w:left="7650" w:hanging="360"/>
+      </w:pPr>
+    </w:lvl>
+    <w:lvl w:ilvl="8" w:tplc="3809001B" w:tentative="1">
+      <w:start w:val="1"/>
+      <w:numFmt w:val="lowerRoman"/>
+      <w:lvlText w:val="%9."/>
+      <w:lvlJc w:val="right"/>
+      <w:pPr>
+        <w:ind w:left="8370" w:hanging="180"/>
+      </w:pPr>
+    </w:lvl>
+  </w:abstractNum>
+  <w:abstractNum w:abstractNumId="9" w15:restartNumberingAfterBreak="0">
+    <w:nsid w:val="1B665D97"/>
+    <w:multiLevelType w:val="hybridMultilevel"/>
+    <w:tmpl w:val="5D166CCE"/>
+    <w:lvl w:ilvl="0" w:tplc="03BEEAD8">
+      <w:start w:val="2"/>
+      <w:numFmt w:val="decimal"/>
+      <w:lvlText w:val="12.%1.3"/>
+      <w:lvlJc w:val="left"/>
+      <w:pPr>
+        <w:ind w:left="1440" w:hanging="360"/>
+      </w:pPr>
+      <w:rPr>
+        <w:rFonts w:hint="default"/>
+      </w:rPr>
+    </w:lvl>
+    <w:lvl w:ilvl="1" w:tplc="38090019">
+      <w:start w:val="1"/>
+      <w:numFmt w:val="lowerLetter"/>
+      <w:lvlText w:val="%2."/>
+      <w:lvlJc w:val="left"/>
+      <w:pPr>
+        <w:ind w:left="1440" w:hanging="360"/>
+      </w:pPr>
+    </w:lvl>
+    <w:lvl w:ilvl="2" w:tplc="3809001B" w:tentative="1">
+      <w:start w:val="1"/>
+      <w:numFmt w:val="lowerRoman"/>
+      <w:lvlText w:val="%3."/>
+      <w:lvlJc w:val="right"/>
+      <w:pPr>
+        <w:ind w:left="2160" w:hanging="180"/>
+      </w:pPr>
+    </w:lvl>
+    <w:lvl w:ilvl="3" w:tplc="3809000F" w:tentative="1">
+      <w:start w:val="1"/>
+      <w:numFmt w:val="decimal"/>
+      <w:lvlText w:val="%4."/>
+      <w:lvlJc w:val="left"/>
+      <w:pPr>
+        <w:ind w:left="2880" w:hanging="360"/>
+      </w:pPr>
+    </w:lvl>
+    <w:lvl w:ilvl="4" w:tplc="38090019" w:tentative="1">
+      <w:start w:val="1"/>
+      <w:numFmt w:val="lowerLetter"/>
+      <w:lvlText w:val="%5."/>
+      <w:lvlJc w:val="left"/>
+      <w:pPr>
+        <w:ind w:left="3600" w:hanging="360"/>
+      </w:pPr>
+    </w:lvl>
+    <w:lvl w:ilvl="5" w:tplc="3809001B" w:tentative="1">
+      <w:start w:val="1"/>
+      <w:numFmt w:val="lowerRoman"/>
+      <w:lvlText w:val="%6."/>
+      <w:lvlJc w:val="right"/>
+      <w:pPr>
+        <w:ind w:left="4320" w:hanging="180"/>
+      </w:pPr>
+    </w:lvl>
+    <w:lvl w:ilvl="6" w:tplc="3809000F" w:tentative="1">
+      <w:start w:val="1"/>
+      <w:numFmt w:val="decimal"/>
+      <w:lvlText w:val="%7."/>
+      <w:lvlJc w:val="left"/>
+      <w:pPr>
+        <w:ind w:left="5040" w:hanging="360"/>
+      </w:pPr>
+    </w:lvl>
+    <w:lvl w:ilvl="7" w:tplc="38090019" w:tentative="1">
+      <w:start w:val="1"/>
+      <w:numFmt w:val="lowerLetter"/>
+      <w:lvlText w:val="%8."/>
+      <w:lvlJc w:val="left"/>
+      <w:pPr>
+        <w:ind w:left="5760" w:hanging="360"/>
+      </w:pPr>
+    </w:lvl>
+    <w:lvl w:ilvl="8" w:tplc="3809001B" w:tentative="1">
+      <w:start w:val="1"/>
+      <w:numFmt w:val="lowerRoman"/>
+      <w:lvlText w:val="%9."/>
+      <w:lvlJc w:val="right"/>
+      <w:pPr>
+        <w:ind w:left="6480" w:hanging="180"/>
+      </w:pPr>
+    </w:lvl>
+  </w:abstractNum>
+  <w:abstractNum w:abstractNumId="10" w15:restartNumberingAfterBreak="0">
     <w:nsid w:val="1D48134D"/>
     <w:multiLevelType w:val="hybridMultilevel"/>
     <w:tmpl w:val="4B8EDC2E"/>
@@ -2874,7 +6907,7 @@
       </w:pPr>
     </w:lvl>
   </w:abstractNum>
-  <w:abstractNum w:abstractNumId="8" w15:restartNumberingAfterBreak="0">
+  <w:abstractNum w:abstractNumId="11" w15:restartNumberingAfterBreak="0">
     <w:nsid w:val="1E624CDF"/>
     <w:multiLevelType w:val="hybridMultilevel"/>
     <w:tmpl w:val="B7ACDCF0"/>
@@ -2963,7 +6996,298 @@
       </w:pPr>
     </w:lvl>
   </w:abstractNum>
-  <w:abstractNum w:abstractNumId="9" w15:restartNumberingAfterBreak="0">
+  <w:abstractNum w:abstractNumId="12" w15:restartNumberingAfterBreak="0">
+    <w:nsid w:val="223E6A2D"/>
+    <w:multiLevelType w:val="hybridMultilevel"/>
+    <w:tmpl w:val="1A520670"/>
+    <w:lvl w:ilvl="0" w:tplc="E85A63BE">
+      <w:start w:val="2"/>
+      <w:numFmt w:val="decimal"/>
+      <w:lvlText w:val="12.%1"/>
+      <w:lvlJc w:val="left"/>
+      <w:pPr>
+        <w:ind w:left="720" w:hanging="360"/>
+      </w:pPr>
+      <w:rPr>
+        <w:rFonts w:hint="default"/>
+      </w:rPr>
+    </w:lvl>
+    <w:lvl w:ilvl="1" w:tplc="38090019" w:tentative="1">
+      <w:start w:val="1"/>
+      <w:numFmt w:val="lowerLetter"/>
+      <w:lvlText w:val="%2."/>
+      <w:lvlJc w:val="left"/>
+      <w:pPr>
+        <w:ind w:left="1440" w:hanging="360"/>
+      </w:pPr>
+    </w:lvl>
+    <w:lvl w:ilvl="2" w:tplc="3809001B" w:tentative="1">
+      <w:start w:val="1"/>
+      <w:numFmt w:val="lowerRoman"/>
+      <w:lvlText w:val="%3."/>
+      <w:lvlJc w:val="right"/>
+      <w:pPr>
+        <w:ind w:left="2160" w:hanging="180"/>
+      </w:pPr>
+    </w:lvl>
+    <w:lvl w:ilvl="3" w:tplc="3809000F" w:tentative="1">
+      <w:start w:val="1"/>
+      <w:numFmt w:val="decimal"/>
+      <w:lvlText w:val="%4."/>
+      <w:lvlJc w:val="left"/>
+      <w:pPr>
+        <w:ind w:left="2880" w:hanging="360"/>
+      </w:pPr>
+    </w:lvl>
+    <w:lvl w:ilvl="4" w:tplc="38090019" w:tentative="1">
+      <w:start w:val="1"/>
+      <w:numFmt w:val="lowerLetter"/>
+      <w:lvlText w:val="%5."/>
+      <w:lvlJc w:val="left"/>
+      <w:pPr>
+        <w:ind w:left="3600" w:hanging="360"/>
+      </w:pPr>
+    </w:lvl>
+    <w:lvl w:ilvl="5" w:tplc="3809001B" w:tentative="1">
+      <w:start w:val="1"/>
+      <w:numFmt w:val="lowerRoman"/>
+      <w:lvlText w:val="%6."/>
+      <w:lvlJc w:val="right"/>
+      <w:pPr>
+        <w:ind w:left="4320" w:hanging="180"/>
+      </w:pPr>
+    </w:lvl>
+    <w:lvl w:ilvl="6" w:tplc="3809000F" w:tentative="1">
+      <w:start w:val="1"/>
+      <w:numFmt w:val="decimal"/>
+      <w:lvlText w:val="%7."/>
+      <w:lvlJc w:val="left"/>
+      <w:pPr>
+        <w:ind w:left="5040" w:hanging="360"/>
+      </w:pPr>
+    </w:lvl>
+    <w:lvl w:ilvl="7" w:tplc="38090019" w:tentative="1">
+      <w:start w:val="1"/>
+      <w:numFmt w:val="lowerLetter"/>
+      <w:lvlText w:val="%8."/>
+      <w:lvlJc w:val="left"/>
+      <w:pPr>
+        <w:ind w:left="5760" w:hanging="360"/>
+      </w:pPr>
+    </w:lvl>
+    <w:lvl w:ilvl="8" w:tplc="3809001B" w:tentative="1">
+      <w:start w:val="1"/>
+      <w:numFmt w:val="lowerRoman"/>
+      <w:lvlText w:val="%9."/>
+      <w:lvlJc w:val="right"/>
+      <w:pPr>
+        <w:ind w:left="6480" w:hanging="180"/>
+      </w:pPr>
+    </w:lvl>
+  </w:abstractNum>
+  <w:abstractNum w:abstractNumId="13" w15:restartNumberingAfterBreak="0">
+    <w:nsid w:val="310D7AA1"/>
+    <w:multiLevelType w:val="hybridMultilevel"/>
+    <w:tmpl w:val="6F9E80DA"/>
+    <w:lvl w:ilvl="0" w:tplc="38090001">
+      <w:start w:val="1"/>
+      <w:numFmt w:val="bullet"/>
+      <w:lvlText w:val=""/>
+      <w:lvlJc w:val="left"/>
+      <w:pPr>
+        <w:ind w:left="2520" w:hanging="360"/>
+      </w:pPr>
+      <w:rPr>
+        <w:rFonts w:ascii="Symbol" w:hAnsi="Symbol" w:hint="default"/>
+      </w:rPr>
+    </w:lvl>
+    <w:lvl w:ilvl="1" w:tplc="38090003" w:tentative="1">
+      <w:start w:val="1"/>
+      <w:numFmt w:val="bullet"/>
+      <w:lvlText w:val="o"/>
+      <w:lvlJc w:val="left"/>
+      <w:pPr>
+        <w:ind w:left="3240" w:hanging="360"/>
+      </w:pPr>
+      <w:rPr>
+        <w:rFonts w:ascii="Courier New" w:hAnsi="Courier New" w:cs="Courier New" w:hint="default"/>
+      </w:rPr>
+    </w:lvl>
+    <w:lvl w:ilvl="2" w:tplc="38090005" w:tentative="1">
+      <w:start w:val="1"/>
+      <w:numFmt w:val="bullet"/>
+      <w:lvlText w:val=""/>
+      <w:lvlJc w:val="left"/>
+      <w:pPr>
+        <w:ind w:left="3960" w:hanging="360"/>
+      </w:pPr>
+      <w:rPr>
+        <w:rFonts w:ascii="Wingdings" w:hAnsi="Wingdings" w:hint="default"/>
+      </w:rPr>
+    </w:lvl>
+    <w:lvl w:ilvl="3" w:tplc="38090001" w:tentative="1">
+      <w:start w:val="1"/>
+      <w:numFmt w:val="bullet"/>
+      <w:lvlText w:val=""/>
+      <w:lvlJc w:val="left"/>
+      <w:pPr>
+        <w:ind w:left="4680" w:hanging="360"/>
+      </w:pPr>
+      <w:rPr>
+        <w:rFonts w:ascii="Symbol" w:hAnsi="Symbol" w:hint="default"/>
+      </w:rPr>
+    </w:lvl>
+    <w:lvl w:ilvl="4" w:tplc="38090003" w:tentative="1">
+      <w:start w:val="1"/>
+      <w:numFmt w:val="bullet"/>
+      <w:lvlText w:val="o"/>
+      <w:lvlJc w:val="left"/>
+      <w:pPr>
+        <w:ind w:left="5400" w:hanging="360"/>
+      </w:pPr>
+      <w:rPr>
+        <w:rFonts w:ascii="Courier New" w:hAnsi="Courier New" w:cs="Courier New" w:hint="default"/>
+      </w:rPr>
+    </w:lvl>
+    <w:lvl w:ilvl="5" w:tplc="38090005" w:tentative="1">
+      <w:start w:val="1"/>
+      <w:numFmt w:val="bullet"/>
+      <w:lvlText w:val=""/>
+      <w:lvlJc w:val="left"/>
+      <w:pPr>
+        <w:ind w:left="6120" w:hanging="360"/>
+      </w:pPr>
+      <w:rPr>
+        <w:rFonts w:ascii="Wingdings" w:hAnsi="Wingdings" w:hint="default"/>
+      </w:rPr>
+    </w:lvl>
+    <w:lvl w:ilvl="6" w:tplc="38090001" w:tentative="1">
+      <w:start w:val="1"/>
+      <w:numFmt w:val="bullet"/>
+      <w:lvlText w:val=""/>
+      <w:lvlJc w:val="left"/>
+      <w:pPr>
+        <w:ind w:left="6840" w:hanging="360"/>
+      </w:pPr>
+      <w:rPr>
+        <w:rFonts w:ascii="Symbol" w:hAnsi="Symbol" w:hint="default"/>
+      </w:rPr>
+    </w:lvl>
+    <w:lvl w:ilvl="7" w:tplc="38090003" w:tentative="1">
+      <w:start w:val="1"/>
+      <w:numFmt w:val="bullet"/>
+      <w:lvlText w:val="o"/>
+      <w:lvlJc w:val="left"/>
+      <w:pPr>
+        <w:ind w:left="7560" w:hanging="360"/>
+      </w:pPr>
+      <w:rPr>
+        <w:rFonts w:ascii="Courier New" w:hAnsi="Courier New" w:cs="Courier New" w:hint="default"/>
+      </w:rPr>
+    </w:lvl>
+    <w:lvl w:ilvl="8" w:tplc="38090005" w:tentative="1">
+      <w:start w:val="1"/>
+      <w:numFmt w:val="bullet"/>
+      <w:lvlText w:val=""/>
+      <w:lvlJc w:val="left"/>
+      <w:pPr>
+        <w:ind w:left="8280" w:hanging="360"/>
+      </w:pPr>
+      <w:rPr>
+        <w:rFonts w:ascii="Wingdings" w:hAnsi="Wingdings" w:hint="default"/>
+      </w:rPr>
+    </w:lvl>
+  </w:abstractNum>
+  <w:abstractNum w:abstractNumId="14" w15:restartNumberingAfterBreak="0">
+    <w:nsid w:val="35610A8D"/>
+    <w:multiLevelType w:val="hybridMultilevel"/>
+    <w:tmpl w:val="E842D402"/>
+    <w:lvl w:ilvl="0" w:tplc="9B963FFE">
+      <w:start w:val="2"/>
+      <w:numFmt w:val="decimal"/>
+      <w:lvlText w:val="12.2.%1"/>
+      <w:lvlJc w:val="left"/>
+      <w:pPr>
+        <w:ind w:left="1440" w:hanging="360"/>
+      </w:pPr>
+      <w:rPr>
+        <w:rFonts w:hint="default"/>
+      </w:rPr>
+    </w:lvl>
+    <w:lvl w:ilvl="1" w:tplc="38090019" w:tentative="1">
+      <w:start w:val="1"/>
+      <w:numFmt w:val="lowerLetter"/>
+      <w:lvlText w:val="%2."/>
+      <w:lvlJc w:val="left"/>
+      <w:pPr>
+        <w:ind w:left="2160" w:hanging="360"/>
+      </w:pPr>
+    </w:lvl>
+    <w:lvl w:ilvl="2" w:tplc="3809001B" w:tentative="1">
+      <w:start w:val="1"/>
+      <w:numFmt w:val="lowerRoman"/>
+      <w:lvlText w:val="%3."/>
+      <w:lvlJc w:val="right"/>
+      <w:pPr>
+        <w:ind w:left="2880" w:hanging="180"/>
+      </w:pPr>
+    </w:lvl>
+    <w:lvl w:ilvl="3" w:tplc="3809000F" w:tentative="1">
+      <w:start w:val="1"/>
+      <w:numFmt w:val="decimal"/>
+      <w:lvlText w:val="%4."/>
+      <w:lvlJc w:val="left"/>
+      <w:pPr>
+        <w:ind w:left="3600" w:hanging="360"/>
+      </w:pPr>
+    </w:lvl>
+    <w:lvl w:ilvl="4" w:tplc="38090019" w:tentative="1">
+      <w:start w:val="1"/>
+      <w:numFmt w:val="lowerLetter"/>
+      <w:lvlText w:val="%5."/>
+      <w:lvlJc w:val="left"/>
+      <w:pPr>
+        <w:ind w:left="4320" w:hanging="360"/>
+      </w:pPr>
+    </w:lvl>
+    <w:lvl w:ilvl="5" w:tplc="3809001B" w:tentative="1">
+      <w:start w:val="1"/>
+      <w:numFmt w:val="lowerRoman"/>
+      <w:lvlText w:val="%6."/>
+      <w:lvlJc w:val="right"/>
+      <w:pPr>
+        <w:ind w:left="5040" w:hanging="180"/>
+      </w:pPr>
+    </w:lvl>
+    <w:lvl w:ilvl="6" w:tplc="3809000F" w:tentative="1">
+      <w:start w:val="1"/>
+      <w:numFmt w:val="decimal"/>
+      <w:lvlText w:val="%7."/>
+      <w:lvlJc w:val="left"/>
+      <w:pPr>
+        <w:ind w:left="5760" w:hanging="360"/>
+      </w:pPr>
+    </w:lvl>
+    <w:lvl w:ilvl="7" w:tplc="38090019" w:tentative="1">
+      <w:start w:val="1"/>
+      <w:numFmt w:val="lowerLetter"/>
+      <w:lvlText w:val="%8."/>
+      <w:lvlJc w:val="left"/>
+      <w:pPr>
+        <w:ind w:left="6480" w:hanging="360"/>
+      </w:pPr>
+    </w:lvl>
+    <w:lvl w:ilvl="8" w:tplc="3809001B" w:tentative="1">
+      <w:start w:val="1"/>
+      <w:numFmt w:val="lowerRoman"/>
+      <w:lvlText w:val="%9."/>
+      <w:lvlJc w:val="right"/>
+      <w:pPr>
+        <w:ind w:left="7200" w:hanging="180"/>
+      </w:pPr>
+    </w:lvl>
+  </w:abstractNum>
+  <w:abstractNum w:abstractNumId="15" w15:restartNumberingAfterBreak="0">
     <w:nsid w:val="372C6053"/>
     <w:multiLevelType w:val="multilevel"/>
     <w:tmpl w:val="1BD630B8"/>
@@ -3112,7 +7436,7 @@
       </w:rPr>
     </w:lvl>
   </w:abstractNum>
-  <w:abstractNum w:abstractNumId="10" w15:restartNumberingAfterBreak="0">
+  <w:abstractNum w:abstractNumId="16" w15:restartNumberingAfterBreak="0">
     <w:nsid w:val="37591A0E"/>
     <w:multiLevelType w:val="hybridMultilevel"/>
     <w:tmpl w:val="00062F34"/>
@@ -3201,7 +7525,7 @@
       </w:pPr>
     </w:lvl>
   </w:abstractNum>
-  <w:abstractNum w:abstractNumId="11" w15:restartNumberingAfterBreak="0">
+  <w:abstractNum w:abstractNumId="17" w15:restartNumberingAfterBreak="0">
     <w:nsid w:val="3B684E31"/>
     <w:multiLevelType w:val="hybridMultilevel"/>
     <w:tmpl w:val="F31410CE"/>
@@ -3290,7 +7614,7 @@
       </w:pPr>
     </w:lvl>
   </w:abstractNum>
-  <w:abstractNum w:abstractNumId="12" w15:restartNumberingAfterBreak="0">
+  <w:abstractNum w:abstractNumId="18" w15:restartNumberingAfterBreak="0">
     <w:nsid w:val="4219057F"/>
     <w:multiLevelType w:val="hybridMultilevel"/>
     <w:tmpl w:val="5840EE4A"/>
@@ -3379,7 +7703,7 @@
       </w:pPr>
     </w:lvl>
   </w:abstractNum>
-  <w:abstractNum w:abstractNumId="13" w15:restartNumberingAfterBreak="0">
+  <w:abstractNum w:abstractNumId="19" w15:restartNumberingAfterBreak="0">
     <w:nsid w:val="44216CD2"/>
     <w:multiLevelType w:val="hybridMultilevel"/>
     <w:tmpl w:val="30326260"/>
@@ -3468,7 +7792,96 @@
       </w:pPr>
     </w:lvl>
   </w:abstractNum>
-  <w:abstractNum w:abstractNumId="14" w15:restartNumberingAfterBreak="0">
+  <w:abstractNum w:abstractNumId="20" w15:restartNumberingAfterBreak="0">
+    <w:nsid w:val="486E592C"/>
+    <w:multiLevelType w:val="hybridMultilevel"/>
+    <w:tmpl w:val="F3BE8B1C"/>
+    <w:lvl w:ilvl="0" w:tplc="FFFFFFFF">
+      <w:start w:val="1"/>
+      <w:numFmt w:val="decimal"/>
+      <w:lvlText w:val="%1."/>
+      <w:lvlJc w:val="left"/>
+      <w:pPr>
+        <w:ind w:left="2610" w:hanging="360"/>
+      </w:pPr>
+      <w:rPr>
+        <w:rFonts w:hint="default"/>
+      </w:rPr>
+    </w:lvl>
+    <w:lvl w:ilvl="1" w:tplc="FFFFFFFF" w:tentative="1">
+      <w:start w:val="1"/>
+      <w:numFmt w:val="lowerLetter"/>
+      <w:lvlText w:val="%2."/>
+      <w:lvlJc w:val="left"/>
+      <w:pPr>
+        <w:ind w:left="3330" w:hanging="360"/>
+      </w:pPr>
+    </w:lvl>
+    <w:lvl w:ilvl="2" w:tplc="FFFFFFFF" w:tentative="1">
+      <w:start w:val="1"/>
+      <w:numFmt w:val="lowerRoman"/>
+      <w:lvlText w:val="%3."/>
+      <w:lvlJc w:val="right"/>
+      <w:pPr>
+        <w:ind w:left="4050" w:hanging="180"/>
+      </w:pPr>
+    </w:lvl>
+    <w:lvl w:ilvl="3" w:tplc="FFFFFFFF" w:tentative="1">
+      <w:start w:val="1"/>
+      <w:numFmt w:val="decimal"/>
+      <w:lvlText w:val="%4."/>
+      <w:lvlJc w:val="left"/>
+      <w:pPr>
+        <w:ind w:left="4770" w:hanging="360"/>
+      </w:pPr>
+    </w:lvl>
+    <w:lvl w:ilvl="4" w:tplc="FFFFFFFF" w:tentative="1">
+      <w:start w:val="1"/>
+      <w:numFmt w:val="lowerLetter"/>
+      <w:lvlText w:val="%5."/>
+      <w:lvlJc w:val="left"/>
+      <w:pPr>
+        <w:ind w:left="5490" w:hanging="360"/>
+      </w:pPr>
+    </w:lvl>
+    <w:lvl w:ilvl="5" w:tplc="FFFFFFFF" w:tentative="1">
+      <w:start w:val="1"/>
+      <w:numFmt w:val="lowerRoman"/>
+      <w:lvlText w:val="%6."/>
+      <w:lvlJc w:val="right"/>
+      <w:pPr>
+        <w:ind w:left="6210" w:hanging="180"/>
+      </w:pPr>
+    </w:lvl>
+    <w:lvl w:ilvl="6" w:tplc="FFFFFFFF" w:tentative="1">
+      <w:start w:val="1"/>
+      <w:numFmt w:val="decimal"/>
+      <w:lvlText w:val="%7."/>
+      <w:lvlJc w:val="left"/>
+      <w:pPr>
+        <w:ind w:left="6930" w:hanging="360"/>
+      </w:pPr>
+    </w:lvl>
+    <w:lvl w:ilvl="7" w:tplc="FFFFFFFF" w:tentative="1">
+      <w:start w:val="1"/>
+      <w:numFmt w:val="lowerLetter"/>
+      <w:lvlText w:val="%8."/>
+      <w:lvlJc w:val="left"/>
+      <w:pPr>
+        <w:ind w:left="7650" w:hanging="360"/>
+      </w:pPr>
+    </w:lvl>
+    <w:lvl w:ilvl="8" w:tplc="FFFFFFFF" w:tentative="1">
+      <w:start w:val="1"/>
+      <w:numFmt w:val="lowerRoman"/>
+      <w:lvlText w:val="%9."/>
+      <w:lvlJc w:val="right"/>
+      <w:pPr>
+        <w:ind w:left="8370" w:hanging="180"/>
+      </w:pPr>
+    </w:lvl>
+  </w:abstractNum>
+  <w:abstractNum w:abstractNumId="21" w15:restartNumberingAfterBreak="0">
     <w:nsid w:val="4BD61EC6"/>
     <w:multiLevelType w:val="hybridMultilevel"/>
     <w:tmpl w:val="96420E56"/>
@@ -3557,7 +7970,96 @@
       </w:pPr>
     </w:lvl>
   </w:abstractNum>
-  <w:abstractNum w:abstractNumId="15" w15:restartNumberingAfterBreak="0">
+  <w:abstractNum w:abstractNumId="22" w15:restartNumberingAfterBreak="0">
+    <w:nsid w:val="4C9A7093"/>
+    <w:multiLevelType w:val="hybridMultilevel"/>
+    <w:tmpl w:val="11544454"/>
+    <w:lvl w:ilvl="0" w:tplc="9B963FFE">
+      <w:start w:val="2"/>
+      <w:numFmt w:val="decimal"/>
+      <w:lvlText w:val="12.2.%1"/>
+      <w:lvlJc w:val="left"/>
+      <w:pPr>
+        <w:ind w:left="720" w:hanging="360"/>
+      </w:pPr>
+      <w:rPr>
+        <w:rFonts w:hint="default"/>
+      </w:rPr>
+    </w:lvl>
+    <w:lvl w:ilvl="1" w:tplc="38090019">
+      <w:start w:val="1"/>
+      <w:numFmt w:val="lowerLetter"/>
+      <w:lvlText w:val="%2."/>
+      <w:lvlJc w:val="left"/>
+      <w:pPr>
+        <w:ind w:left="1440" w:hanging="360"/>
+      </w:pPr>
+    </w:lvl>
+    <w:lvl w:ilvl="2" w:tplc="3809001B" w:tentative="1">
+      <w:start w:val="1"/>
+      <w:numFmt w:val="lowerRoman"/>
+      <w:lvlText w:val="%3."/>
+      <w:lvlJc w:val="right"/>
+      <w:pPr>
+        <w:ind w:left="2160" w:hanging="180"/>
+      </w:pPr>
+    </w:lvl>
+    <w:lvl w:ilvl="3" w:tplc="3809000F" w:tentative="1">
+      <w:start w:val="1"/>
+      <w:numFmt w:val="decimal"/>
+      <w:lvlText w:val="%4."/>
+      <w:lvlJc w:val="left"/>
+      <w:pPr>
+        <w:ind w:left="2880" w:hanging="360"/>
+      </w:pPr>
+    </w:lvl>
+    <w:lvl w:ilvl="4" w:tplc="38090019" w:tentative="1">
+      <w:start w:val="1"/>
+      <w:numFmt w:val="lowerLetter"/>
+      <w:lvlText w:val="%5."/>
+      <w:lvlJc w:val="left"/>
+      <w:pPr>
+        <w:ind w:left="3600" w:hanging="360"/>
+      </w:pPr>
+    </w:lvl>
+    <w:lvl w:ilvl="5" w:tplc="3809001B" w:tentative="1">
+      <w:start w:val="1"/>
+      <w:numFmt w:val="lowerRoman"/>
+      <w:lvlText w:val="%6."/>
+      <w:lvlJc w:val="right"/>
+      <w:pPr>
+        <w:ind w:left="4320" w:hanging="180"/>
+      </w:pPr>
+    </w:lvl>
+    <w:lvl w:ilvl="6" w:tplc="3809000F" w:tentative="1">
+      <w:start w:val="1"/>
+      <w:numFmt w:val="decimal"/>
+      <w:lvlText w:val="%7."/>
+      <w:lvlJc w:val="left"/>
+      <w:pPr>
+        <w:ind w:left="5040" w:hanging="360"/>
+      </w:pPr>
+    </w:lvl>
+    <w:lvl w:ilvl="7" w:tplc="38090019" w:tentative="1">
+      <w:start w:val="1"/>
+      <w:numFmt w:val="lowerLetter"/>
+      <w:lvlText w:val="%8."/>
+      <w:lvlJc w:val="left"/>
+      <w:pPr>
+        <w:ind w:left="5760" w:hanging="360"/>
+      </w:pPr>
+    </w:lvl>
+    <w:lvl w:ilvl="8" w:tplc="3809001B" w:tentative="1">
+      <w:start w:val="1"/>
+      <w:numFmt w:val="lowerRoman"/>
+      <w:lvlText w:val="%9."/>
+      <w:lvlJc w:val="right"/>
+      <w:pPr>
+        <w:ind w:left="6480" w:hanging="180"/>
+      </w:pPr>
+    </w:lvl>
+  </w:abstractNum>
+  <w:abstractNum w:abstractNumId="23" w15:restartNumberingAfterBreak="0">
     <w:nsid w:val="4D3E75F6"/>
     <w:multiLevelType w:val="hybridMultilevel"/>
     <w:tmpl w:val="AAE21ADE"/>
@@ -3646,7 +8148,7 @@
       </w:pPr>
     </w:lvl>
   </w:abstractNum>
-  <w:abstractNum w:abstractNumId="16" w15:restartNumberingAfterBreak="0">
+  <w:abstractNum w:abstractNumId="24" w15:restartNumberingAfterBreak="0">
     <w:nsid w:val="4D562F61"/>
     <w:multiLevelType w:val="hybridMultilevel"/>
     <w:tmpl w:val="96EC6756"/>
@@ -3732,7 +8234,7 @@
       </w:pPr>
     </w:lvl>
   </w:abstractNum>
-  <w:abstractNum w:abstractNumId="17" w15:restartNumberingAfterBreak="0">
+  <w:abstractNum w:abstractNumId="25" w15:restartNumberingAfterBreak="0">
     <w:nsid w:val="4F6F20E6"/>
     <w:multiLevelType w:val="hybridMultilevel"/>
     <w:tmpl w:val="E44A91FC"/>
@@ -3821,7 +8323,7 @@
       </w:pPr>
     </w:lvl>
   </w:abstractNum>
-  <w:abstractNum w:abstractNumId="18" w15:restartNumberingAfterBreak="0">
+  <w:abstractNum w:abstractNumId="26" w15:restartNumberingAfterBreak="0">
     <w:nsid w:val="56A822D5"/>
     <w:multiLevelType w:val="hybridMultilevel"/>
     <w:tmpl w:val="EBC0CDD2"/>
@@ -3910,7 +8412,96 @@
       </w:pPr>
     </w:lvl>
   </w:abstractNum>
-  <w:abstractNum w:abstractNumId="19" w15:restartNumberingAfterBreak="0">
+  <w:abstractNum w:abstractNumId="27" w15:restartNumberingAfterBreak="0">
+    <w:nsid w:val="57720105"/>
+    <w:multiLevelType w:val="hybridMultilevel"/>
+    <w:tmpl w:val="3A287716"/>
+    <w:lvl w:ilvl="0" w:tplc="03BEEAD8">
+      <w:start w:val="2"/>
+      <w:numFmt w:val="decimal"/>
+      <w:lvlText w:val="12.%1.3"/>
+      <w:lvlJc w:val="left"/>
+      <w:pPr>
+        <w:ind w:left="2160" w:hanging="360"/>
+      </w:pPr>
+      <w:rPr>
+        <w:rFonts w:hint="default"/>
+      </w:rPr>
+    </w:lvl>
+    <w:lvl w:ilvl="1" w:tplc="38090019" w:tentative="1">
+      <w:start w:val="1"/>
+      <w:numFmt w:val="lowerLetter"/>
+      <w:lvlText w:val="%2."/>
+      <w:lvlJc w:val="left"/>
+      <w:pPr>
+        <w:ind w:left="2880" w:hanging="360"/>
+      </w:pPr>
+    </w:lvl>
+    <w:lvl w:ilvl="2" w:tplc="3809001B" w:tentative="1">
+      <w:start w:val="1"/>
+      <w:numFmt w:val="lowerRoman"/>
+      <w:lvlText w:val="%3."/>
+      <w:lvlJc w:val="right"/>
+      <w:pPr>
+        <w:ind w:left="3600" w:hanging="180"/>
+      </w:pPr>
+    </w:lvl>
+    <w:lvl w:ilvl="3" w:tplc="3809000F" w:tentative="1">
+      <w:start w:val="1"/>
+      <w:numFmt w:val="decimal"/>
+      <w:lvlText w:val="%4."/>
+      <w:lvlJc w:val="left"/>
+      <w:pPr>
+        <w:ind w:left="4320" w:hanging="360"/>
+      </w:pPr>
+    </w:lvl>
+    <w:lvl w:ilvl="4" w:tplc="38090019" w:tentative="1">
+      <w:start w:val="1"/>
+      <w:numFmt w:val="lowerLetter"/>
+      <w:lvlText w:val="%5."/>
+      <w:lvlJc w:val="left"/>
+      <w:pPr>
+        <w:ind w:left="5040" w:hanging="360"/>
+      </w:pPr>
+    </w:lvl>
+    <w:lvl w:ilvl="5" w:tplc="3809001B" w:tentative="1">
+      <w:start w:val="1"/>
+      <w:numFmt w:val="lowerRoman"/>
+      <w:lvlText w:val="%6."/>
+      <w:lvlJc w:val="right"/>
+      <w:pPr>
+        <w:ind w:left="5760" w:hanging="180"/>
+      </w:pPr>
+    </w:lvl>
+    <w:lvl w:ilvl="6" w:tplc="3809000F" w:tentative="1">
+      <w:start w:val="1"/>
+      <w:numFmt w:val="decimal"/>
+      <w:lvlText w:val="%7."/>
+      <w:lvlJc w:val="left"/>
+      <w:pPr>
+        <w:ind w:left="6480" w:hanging="360"/>
+      </w:pPr>
+    </w:lvl>
+    <w:lvl w:ilvl="7" w:tplc="38090019" w:tentative="1">
+      <w:start w:val="1"/>
+      <w:numFmt w:val="lowerLetter"/>
+      <w:lvlText w:val="%8."/>
+      <w:lvlJc w:val="left"/>
+      <w:pPr>
+        <w:ind w:left="7200" w:hanging="360"/>
+      </w:pPr>
+    </w:lvl>
+    <w:lvl w:ilvl="8" w:tplc="3809001B" w:tentative="1">
+      <w:start w:val="1"/>
+      <w:numFmt w:val="lowerRoman"/>
+      <w:lvlText w:val="%9."/>
+      <w:lvlJc w:val="right"/>
+      <w:pPr>
+        <w:ind w:left="7920" w:hanging="180"/>
+      </w:pPr>
+    </w:lvl>
+  </w:abstractNum>
+  <w:abstractNum w:abstractNumId="28" w15:restartNumberingAfterBreak="0">
     <w:nsid w:val="5B2D10EA"/>
     <w:multiLevelType w:val="hybridMultilevel"/>
     <w:tmpl w:val="1BEECEEA"/>
@@ -3996,7 +8587,7 @@
       </w:pPr>
     </w:lvl>
   </w:abstractNum>
-  <w:abstractNum w:abstractNumId="20" w15:restartNumberingAfterBreak="0">
+  <w:abstractNum w:abstractNumId="29" w15:restartNumberingAfterBreak="0">
     <w:nsid w:val="69B22848"/>
     <w:multiLevelType w:val="hybridMultilevel"/>
     <w:tmpl w:val="2D1A8B74"/>
@@ -4085,7 +8676,7 @@
       </w:pPr>
     </w:lvl>
   </w:abstractNum>
-  <w:abstractNum w:abstractNumId="21" w15:restartNumberingAfterBreak="0">
+  <w:abstractNum w:abstractNumId="30" w15:restartNumberingAfterBreak="0">
     <w:nsid w:val="6C5E24FA"/>
     <w:multiLevelType w:val="hybridMultilevel"/>
     <w:tmpl w:val="6CD237A8"/>
@@ -4174,7 +8765,7 @@
       </w:pPr>
     </w:lvl>
   </w:abstractNum>
-  <w:abstractNum w:abstractNumId="22" w15:restartNumberingAfterBreak="0">
+  <w:abstractNum w:abstractNumId="31" w15:restartNumberingAfterBreak="0">
     <w:nsid w:val="6C9D1359"/>
     <w:multiLevelType w:val="hybridMultilevel"/>
     <w:tmpl w:val="F0882FAC"/>
@@ -4263,7 +8854,7 @@
       </w:pPr>
     </w:lvl>
   </w:abstractNum>
-  <w:abstractNum w:abstractNumId="23" w15:restartNumberingAfterBreak="0">
+  <w:abstractNum w:abstractNumId="32" w15:restartNumberingAfterBreak="0">
     <w:nsid w:val="74E965B6"/>
     <w:multiLevelType w:val="hybridMultilevel"/>
     <w:tmpl w:val="9FE829BA"/>
@@ -4352,7 +8943,7 @@
       </w:pPr>
     </w:lvl>
   </w:abstractNum>
-  <w:abstractNum w:abstractNumId="24" w15:restartNumberingAfterBreak="0">
+  <w:abstractNum w:abstractNumId="33" w15:restartNumberingAfterBreak="0">
     <w:nsid w:val="7DB9788D"/>
     <w:multiLevelType w:val="hybridMultilevel"/>
     <w:tmpl w:val="0D0E2ADC"/>
@@ -4441,7 +9032,7 @@
       </w:pPr>
     </w:lvl>
   </w:abstractNum>
-  <w:abstractNum w:abstractNumId="25" w15:restartNumberingAfterBreak="0">
+  <w:abstractNum w:abstractNumId="34" w15:restartNumberingAfterBreak="0">
     <w:nsid w:val="7DE351D6"/>
     <w:multiLevelType w:val="hybridMultilevel"/>
     <w:tmpl w:val="52DAF062"/>
@@ -4530,7 +9121,7 @@
       </w:pPr>
     </w:lvl>
   </w:abstractNum>
-  <w:abstractNum w:abstractNumId="26" w15:restartNumberingAfterBreak="0">
+  <w:abstractNum w:abstractNumId="35" w15:restartNumberingAfterBreak="0">
     <w:nsid w:val="7FDA288D"/>
     <w:multiLevelType w:val="hybridMultilevel"/>
     <w:tmpl w:val="BCFCA1F6"/>
@@ -4620,85 +9211,112 @@
     </w:lvl>
   </w:abstractNum>
   <w:num w:numId="1" w16cid:durableId="1497724432">
-    <w:abstractNumId w:val="7"/>
+    <w:abstractNumId w:val="10"/>
   </w:num>
   <w:num w:numId="2" w16cid:durableId="1529637957">
-    <w:abstractNumId w:val="12"/>
+    <w:abstractNumId w:val="18"/>
   </w:num>
   <w:num w:numId="3" w16cid:durableId="1694378441">
+    <w:abstractNumId w:val="24"/>
+  </w:num>
+  <w:num w:numId="4" w16cid:durableId="359162621">
     <w:abstractNumId w:val="16"/>
   </w:num>
-  <w:num w:numId="4" w16cid:durableId="359162621">
-    <w:abstractNumId w:val="10"/>
-  </w:num>
   <w:num w:numId="5" w16cid:durableId="1130901639">
-    <w:abstractNumId w:val="15"/>
+    <w:abstractNumId w:val="23"/>
   </w:num>
   <w:num w:numId="6" w16cid:durableId="790052422">
-    <w:abstractNumId w:val="9"/>
+    <w:abstractNumId w:val="15"/>
   </w:num>
   <w:num w:numId="7" w16cid:durableId="965696672">
     <w:abstractNumId w:val="0"/>
   </w:num>
   <w:num w:numId="8" w16cid:durableId="2108887074">
-    <w:abstractNumId w:val="6"/>
+    <w:abstractNumId w:val="7"/>
   </w:num>
   <w:num w:numId="9" w16cid:durableId="1989282775">
-    <w:abstractNumId w:val="19"/>
+    <w:abstractNumId w:val="28"/>
   </w:num>
   <w:num w:numId="10" w16cid:durableId="989598216">
-    <w:abstractNumId w:val="4"/>
+    <w:abstractNumId w:val="5"/>
   </w:num>
   <w:num w:numId="11" w16cid:durableId="375546653">
-    <w:abstractNumId w:val="18"/>
+    <w:abstractNumId w:val="26"/>
   </w:num>
   <w:num w:numId="12" w16cid:durableId="474416120">
-    <w:abstractNumId w:val="23"/>
+    <w:abstractNumId w:val="32"/>
   </w:num>
   <w:num w:numId="13" w16cid:durableId="1771966145">
     <w:abstractNumId w:val="3"/>
   </w:num>
   <w:num w:numId="14" w16cid:durableId="1736778276">
-    <w:abstractNumId w:val="21"/>
+    <w:abstractNumId w:val="30"/>
   </w:num>
   <w:num w:numId="15" w16cid:durableId="1649938772">
-    <w:abstractNumId w:val="26"/>
+    <w:abstractNumId w:val="35"/>
   </w:num>
   <w:num w:numId="16" w16cid:durableId="499663185">
-    <w:abstractNumId w:val="25"/>
+    <w:abstractNumId w:val="34"/>
   </w:num>
   <w:num w:numId="17" w16cid:durableId="2126269094">
     <w:abstractNumId w:val="1"/>
   </w:num>
   <w:num w:numId="18" w16cid:durableId="840193282">
-    <w:abstractNumId w:val="17"/>
+    <w:abstractNumId w:val="25"/>
   </w:num>
   <w:num w:numId="19" w16cid:durableId="28066039">
-    <w:abstractNumId w:val="13"/>
+    <w:abstractNumId w:val="19"/>
   </w:num>
   <w:num w:numId="20" w16cid:durableId="608852765">
     <w:abstractNumId w:val="2"/>
   </w:num>
   <w:num w:numId="21" w16cid:durableId="1313215452">
+    <w:abstractNumId w:val="11"/>
+  </w:num>
+  <w:num w:numId="22" w16cid:durableId="1801412093">
+    <w:abstractNumId w:val="31"/>
+  </w:num>
+  <w:num w:numId="23" w16cid:durableId="41057748">
+    <w:abstractNumId w:val="6"/>
+  </w:num>
+  <w:num w:numId="24" w16cid:durableId="2004579642">
+    <w:abstractNumId w:val="33"/>
+  </w:num>
+  <w:num w:numId="25" w16cid:durableId="920216047">
+    <w:abstractNumId w:val="21"/>
+  </w:num>
+  <w:num w:numId="26" w16cid:durableId="2073118542">
+    <w:abstractNumId w:val="17"/>
+  </w:num>
+  <w:num w:numId="27" w16cid:durableId="1639920420">
+    <w:abstractNumId w:val="29"/>
+  </w:num>
+  <w:num w:numId="28" w16cid:durableId="1772895002">
+    <w:abstractNumId w:val="12"/>
+  </w:num>
+  <w:num w:numId="29" w16cid:durableId="786192768">
+    <w:abstractNumId w:val="22"/>
+  </w:num>
+  <w:num w:numId="30" w16cid:durableId="1958172952">
+    <w:abstractNumId w:val="14"/>
+  </w:num>
+  <w:num w:numId="31" w16cid:durableId="2017076199">
+    <w:abstractNumId w:val="9"/>
+  </w:num>
+  <w:num w:numId="32" w16cid:durableId="297953432">
+    <w:abstractNumId w:val="27"/>
+  </w:num>
+  <w:num w:numId="33" w16cid:durableId="489248030">
     <w:abstractNumId w:val="8"/>
   </w:num>
-  <w:num w:numId="22" w16cid:durableId="1801412093">
-    <w:abstractNumId w:val="22"/>
+  <w:num w:numId="34" w16cid:durableId="2116826325">
+    <w:abstractNumId w:val="4"/>
   </w:num>
-  <w:num w:numId="23" w16cid:durableId="41057748">
-    <w:abstractNumId w:val="5"/>
+  <w:num w:numId="35" w16cid:durableId="617641358">
+    <w:abstractNumId w:val="20"/>
   </w:num>
-  <w:num w:numId="24" w16cid:durableId="2004579642">
-    <w:abstractNumId w:val="24"/>
-  </w:num>
-  <w:num w:numId="25" w16cid:durableId="920216047">
-    <w:abstractNumId w:val="14"/>
-  </w:num>
-  <w:num w:numId="26" w16cid:durableId="2073118542">
-    <w:abstractNumId w:val="11"/>
-  </w:num>
-  <w:num w:numId="27" w16cid:durableId="1639920420">
-    <w:abstractNumId w:val="20"/>
+  <w:num w:numId="36" w16cid:durableId="1351836876">
+    <w:abstractNumId w:val="13"/>
   </w:num>
   <w:numIdMacAtCleanup w:val="5"/>
 </w:numbering>
@@ -5746,6 +10364,19 @@
       </w:tblBorders>
     </w:tblPr>
   </w:style>
+  <w:style w:type="character" w:styleId="HTMLCode">
+    <w:name w:val="HTML Code"/>
+    <w:basedOn w:val="DefaultParagraphFont"/>
+    <w:uiPriority w:val="99"/>
+    <w:semiHidden/>
+    <w:unhideWhenUsed/>
+    <w:rsid w:val="00132618"/>
+    <w:rPr>
+      <w:rFonts w:ascii="Courier New" w:eastAsia="Times New Roman" w:hAnsi="Courier New" w:cs="Courier New"/>
+      <w:sz w:val="20"/>
+      <w:szCs w:val="20"/>
+    </w:rPr>
+  </w:style>
 </w:styles>
 </file>
 

--- a/Jobsheet3/JOBSHEET 3.docx
+++ b/Jobsheet3/JOBSHEET 3.docx
@@ -23,29 +23,7 @@
           <w:szCs w:val="52"/>
           <w:lang w:val="en-US"/>
         </w:rPr>
-        <w:t xml:space="preserve">JOBSHEET </w:t>
-      </w:r>
-      <w:r>
-        <w:rPr>
-          <w:rFonts w:ascii="Times New Roman" w:hAnsi="Times New Roman"/>
-          <w:b/>
-          <w:bCs/>
-          <w:sz w:val="52"/>
-          <w:szCs w:val="52"/>
-          <w:lang w:val="en-US"/>
-        </w:rPr>
-        <w:t>1</w:t>
-      </w:r>
-      <w:r>
-        <w:rPr>
-          <w:rFonts w:ascii="Times New Roman" w:hAnsi="Times New Roman"/>
-          <w:b/>
-          <w:bCs/>
-          <w:sz w:val="52"/>
-          <w:szCs w:val="52"/>
-          <w:lang w:val="en-US"/>
-        </w:rPr>
-        <w:t>2</w:t>
+        <w:t>LAPORAN JOBSHEET</w:t>
       </w:r>
     </w:p>
     <w:p>
@@ -66,18 +44,7 @@
           <w:szCs w:val="52"/>
           <w:lang w:val="en-US"/>
         </w:rPr>
-        <w:t xml:space="preserve">DOUBLE </w:t>
-      </w:r>
-      <w:r>
-        <w:rPr>
-          <w:rFonts w:ascii="Times New Roman" w:hAnsi="Times New Roman"/>
-          <w:b/>
-          <w:bCs/>
-          <w:sz w:val="52"/>
-          <w:szCs w:val="52"/>
-          <w:lang w:val="en-US"/>
-        </w:rPr>
-        <w:t>LINKED LIST</w:t>
+        <w:t>CASE METHOD 2</w:t>
       </w:r>
     </w:p>
     <w:p>
@@ -491,20 +458,18 @@
         <w:pStyle w:val="ListParagraph"/>
         <w:numPr>
           <w:ilvl w:val="0"/>
-          <w:numId w:val="28"/>
+          <w:numId w:val="37"/>
         </w:numPr>
         <w:tabs>
           <w:tab w:val="left" w:pos="1440"/>
         </w:tabs>
-        <w:ind w:hanging="540"/>
-        <w:rPr>
-          <w:rFonts w:ascii="Times New Roman" w:hAnsi="Times New Roman"/>
-          <w:b/>
-          <w:bCs/>
-          <w:lang w:val="en-US"/>
-        </w:rPr>
-      </w:pPr>
-      <w:proofErr w:type="spellStart"/>
+        <w:rPr>
+          <w:rFonts w:ascii="Times New Roman" w:hAnsi="Times New Roman"/>
+          <w:b/>
+          <w:bCs/>
+          <w:lang w:val="en-US"/>
+        </w:rPr>
+      </w:pPr>
       <w:r>
         <w:rPr>
           <w:rFonts w:ascii="Times New Roman" w:hAnsi="Times New Roman"/>
@@ -513,17 +478,7 @@
           <w:lang w:val="en-US"/>
         </w:rPr>
         <w:lastRenderedPageBreak/>
-        <w:t>Percobaan</w:t>
-      </w:r>
-      <w:proofErr w:type="spellEnd"/>
-      <w:r>
-        <w:rPr>
-          <w:rFonts w:ascii="Times New Roman" w:hAnsi="Times New Roman"/>
-          <w:b/>
-          <w:bCs/>
-          <w:lang w:val="en-US"/>
-        </w:rPr>
-        <w:t xml:space="preserve"> 1: </w:t>
+        <w:t xml:space="preserve">Class </w:t>
       </w:r>
       <w:proofErr w:type="spellStart"/>
       <w:r>
@@ -533,3235 +488,35 @@
           <w:bCs/>
           <w:lang w:val="en-US"/>
         </w:rPr>
-        <w:t>Operasi</w:t>
-      </w:r>
-      <w:proofErr w:type="spellEnd"/>
-      <w:r>
-        <w:rPr>
-          <w:rFonts w:ascii="Times New Roman" w:hAnsi="Times New Roman"/>
-          <w:b/>
-          <w:bCs/>
-          <w:lang w:val="en-US"/>
-        </w:rPr>
-        <w:t xml:space="preserve"> </w:t>
-      </w:r>
-      <w:proofErr w:type="spellStart"/>
-      <w:r>
-        <w:rPr>
-          <w:rFonts w:ascii="Times New Roman" w:hAnsi="Times New Roman"/>
-          <w:b/>
-          <w:bCs/>
-          <w:lang w:val="en-US"/>
-        </w:rPr>
-        <w:t>Penambahan</w:t>
-      </w:r>
-      <w:proofErr w:type="spellEnd"/>
-      <w:r>
-        <w:rPr>
-          <w:rFonts w:ascii="Times New Roman" w:hAnsi="Times New Roman"/>
-          <w:b/>
-          <w:bCs/>
-          <w:lang w:val="en-US"/>
-        </w:rPr>
-        <w:t xml:space="preserve"> pada Double Linked List</w:t>
-      </w:r>
-    </w:p>
-    <w:p>
-      <w:pPr>
-        <w:pStyle w:val="ListParagraph"/>
-        <w:numPr>
-          <w:ilvl w:val="0"/>
-          <w:numId w:val="32"/>
-        </w:numPr>
-        <w:tabs>
-          <w:tab w:val="left" w:pos="1440"/>
-        </w:tabs>
-        <w:ind w:left="1890" w:hanging="1170"/>
-        <w:rPr>
-          <w:rFonts w:ascii="Times New Roman" w:hAnsi="Times New Roman"/>
-          <w:b/>
-          <w:bCs/>
-          <w:lang w:val="en-US"/>
-        </w:rPr>
-      </w:pPr>
-      <w:proofErr w:type="spellStart"/>
-      <w:r>
-        <w:rPr>
-          <w:rFonts w:ascii="Times New Roman" w:hAnsi="Times New Roman"/>
-          <w:b/>
-          <w:bCs/>
-          <w:lang w:val="en-US"/>
-        </w:rPr>
-        <w:t>Pertanyaan</w:t>
+        <w:t>Pembeli</w:t>
       </w:r>
       <w:proofErr w:type="spellEnd"/>
     </w:p>
     <w:p>
       <w:pPr>
         <w:pStyle w:val="ListParagraph"/>
-        <w:numPr>
-          <w:ilvl w:val="0"/>
-          <w:numId w:val="33"/>
-        </w:numPr>
         <w:tabs>
           <w:tab w:val="left" w:pos="1440"/>
         </w:tabs>
-        <w:ind w:left="1800"/>
-        <w:rPr>
-          <w:rFonts w:ascii="Times New Roman" w:hAnsi="Times New Roman"/>
-          <w:lang w:val="en-US"/>
-        </w:rPr>
-      </w:pPr>
-      <w:proofErr w:type="spellStart"/>
+        <w:rPr>
+          <w:rFonts w:ascii="Times New Roman" w:hAnsi="Times New Roman"/>
+          <w:b/>
+          <w:bCs/>
+          <w:lang w:val="en-US"/>
+        </w:rPr>
+      </w:pPr>
       <w:r>
         <w:rPr>
           <w:rFonts w:ascii="Times New Roman" w:hAnsi="Times New Roman"/>
-          <w:lang w:val="en-US"/>
-        </w:rPr>
-        <w:t>Jelaskan</w:t>
-      </w:r>
-      <w:proofErr w:type="spellEnd"/>
-      <w:r>
-        <w:rPr>
-          <w:rFonts w:ascii="Times New Roman" w:hAnsi="Times New Roman"/>
-          <w:lang w:val="en-US"/>
-        </w:rPr>
-        <w:t xml:space="preserve"> </w:t>
-      </w:r>
-      <w:proofErr w:type="spellStart"/>
-      <w:r>
-        <w:rPr>
-          <w:rFonts w:ascii="Times New Roman" w:hAnsi="Times New Roman"/>
-          <w:lang w:val="en-US"/>
-        </w:rPr>
-        <w:t>perbedaan</w:t>
-      </w:r>
-      <w:proofErr w:type="spellEnd"/>
-      <w:r>
-        <w:rPr>
-          <w:rFonts w:ascii="Times New Roman" w:hAnsi="Times New Roman"/>
-          <w:lang w:val="en-US"/>
-        </w:rPr>
-        <w:t xml:space="preserve"> </w:t>
-      </w:r>
-      <w:proofErr w:type="spellStart"/>
-      <w:r>
-        <w:rPr>
-          <w:rFonts w:ascii="Times New Roman" w:hAnsi="Times New Roman"/>
-          <w:lang w:val="en-US"/>
-        </w:rPr>
-        <w:t>struktur</w:t>
-      </w:r>
-      <w:proofErr w:type="spellEnd"/>
-      <w:r>
-        <w:rPr>
-          <w:rFonts w:ascii="Times New Roman" w:hAnsi="Times New Roman"/>
-          <w:lang w:val="en-US"/>
-        </w:rPr>
-        <w:t xml:space="preserve"> dan </w:t>
-      </w:r>
-      <w:proofErr w:type="spellStart"/>
-      <w:r>
-        <w:rPr>
-          <w:rFonts w:ascii="Times New Roman" w:hAnsi="Times New Roman"/>
-          <w:lang w:val="en-US"/>
-        </w:rPr>
-        <w:t>mekanisme</w:t>
-      </w:r>
-      <w:proofErr w:type="spellEnd"/>
-      <w:r>
-        <w:rPr>
-          <w:rFonts w:ascii="Times New Roman" w:hAnsi="Times New Roman"/>
-          <w:lang w:val="en-US"/>
-        </w:rPr>
-        <w:t xml:space="preserve"> traversal </w:t>
-      </w:r>
-      <w:proofErr w:type="spellStart"/>
-      <w:r>
-        <w:rPr>
-          <w:rFonts w:ascii="Times New Roman" w:hAnsi="Times New Roman"/>
-          <w:lang w:val="en-US"/>
-        </w:rPr>
-        <w:t>antara</w:t>
-      </w:r>
-      <w:proofErr w:type="spellEnd"/>
-      <w:r>
-        <w:rPr>
-          <w:rFonts w:ascii="Times New Roman" w:hAnsi="Times New Roman"/>
-          <w:lang w:val="en-US"/>
-        </w:rPr>
-        <w:t xml:space="preserve"> Single Linked List dan Double Linked List! </w:t>
-      </w:r>
-      <w:r>
-        <w:rPr>
-          <w:rFonts w:ascii="Times New Roman" w:hAnsi="Times New Roman"/>
-          <w:lang w:val="en-US"/>
-        </w:rPr>
-        <w:br/>
-      </w:r>
-      <w:proofErr w:type="gramStart"/>
-      <w:r>
-        <w:rPr>
-          <w:rFonts w:ascii="Times New Roman" w:hAnsi="Times New Roman"/>
-          <w:lang w:val="en-US"/>
-        </w:rPr>
-        <w:t>Jawab :</w:t>
-      </w:r>
-      <w:proofErr w:type="gramEnd"/>
-    </w:p>
-    <w:p>
-      <w:pPr>
-        <w:pStyle w:val="ListParagraph"/>
-        <w:tabs>
-          <w:tab w:val="left" w:pos="1440"/>
-        </w:tabs>
-        <w:ind w:left="1800"/>
-        <w:rPr>
-          <w:rFonts w:ascii="Times New Roman" w:hAnsi="Times New Roman"/>
-          <w:lang w:val="en-US"/>
-        </w:rPr>
-      </w:pPr>
-      <w:r>
-        <w:rPr>
-          <w:rFonts w:ascii="Times New Roman" w:hAnsi="Times New Roman"/>
-        </w:rPr>
-        <w:t xml:space="preserve">Single Linked List </w:t>
-      </w:r>
-      <w:proofErr w:type="spellStart"/>
-      <w:r>
-        <w:rPr>
-          <w:rFonts w:ascii="Times New Roman" w:hAnsi="Times New Roman"/>
-        </w:rPr>
-        <w:t>hanya</w:t>
-      </w:r>
-      <w:proofErr w:type="spellEnd"/>
-      <w:r>
-        <w:rPr>
-          <w:rFonts w:ascii="Times New Roman" w:hAnsi="Times New Roman"/>
-        </w:rPr>
-        <w:t xml:space="preserve"> </w:t>
-      </w:r>
-      <w:proofErr w:type="spellStart"/>
-      <w:r>
-        <w:rPr>
-          <w:rFonts w:ascii="Times New Roman" w:hAnsi="Times New Roman"/>
-        </w:rPr>
-        <w:t>memiliki</w:t>
-      </w:r>
-      <w:proofErr w:type="spellEnd"/>
-      <w:r>
-        <w:rPr>
-          <w:rFonts w:ascii="Times New Roman" w:hAnsi="Times New Roman"/>
-        </w:rPr>
-        <w:t xml:space="preserve"> </w:t>
-      </w:r>
-      <w:proofErr w:type="spellStart"/>
-      <w:r>
-        <w:rPr>
-          <w:rFonts w:ascii="Times New Roman" w:hAnsi="Times New Roman"/>
-        </w:rPr>
-        <w:t>satu</w:t>
-      </w:r>
-      <w:proofErr w:type="spellEnd"/>
-      <w:r>
-        <w:rPr>
-          <w:rFonts w:ascii="Times New Roman" w:hAnsi="Times New Roman"/>
-        </w:rPr>
-        <w:t xml:space="preserve"> pointer (</w:t>
-      </w:r>
-      <w:r>
-        <w:rPr>
-          <w:rStyle w:val="HTMLCode"/>
-          <w:rFonts w:ascii="Times New Roman" w:eastAsia="Aptos" w:hAnsi="Times New Roman" w:cs="Times New Roman"/>
-        </w:rPr>
-        <w:t>next</w:t>
-      </w:r>
-      <w:r>
-        <w:rPr>
-          <w:rFonts w:ascii="Times New Roman" w:hAnsi="Times New Roman"/>
-        </w:rPr>
-        <w:t xml:space="preserve">) pada </w:t>
-      </w:r>
-      <w:proofErr w:type="spellStart"/>
-      <w:r>
-        <w:rPr>
-          <w:rFonts w:ascii="Times New Roman" w:hAnsi="Times New Roman"/>
-        </w:rPr>
-        <w:t>setiap</w:t>
-      </w:r>
-      <w:proofErr w:type="spellEnd"/>
-      <w:r>
-        <w:rPr>
-          <w:rFonts w:ascii="Times New Roman" w:hAnsi="Times New Roman"/>
-        </w:rPr>
-        <w:t xml:space="preserve"> node </w:t>
-      </w:r>
-      <w:proofErr w:type="spellStart"/>
-      <w:r>
-        <w:rPr>
-          <w:rFonts w:ascii="Times New Roman" w:hAnsi="Times New Roman"/>
-        </w:rPr>
-        <w:t>sehingga</w:t>
-      </w:r>
-      <w:proofErr w:type="spellEnd"/>
-      <w:r>
-        <w:rPr>
-          <w:rFonts w:ascii="Times New Roman" w:hAnsi="Times New Roman"/>
-        </w:rPr>
-        <w:t xml:space="preserve"> </w:t>
-      </w:r>
-      <w:proofErr w:type="spellStart"/>
-      <w:r>
-        <w:rPr>
-          <w:rFonts w:ascii="Times New Roman" w:hAnsi="Times New Roman"/>
-        </w:rPr>
-        <w:t>penelusuran</w:t>
-      </w:r>
-      <w:proofErr w:type="spellEnd"/>
-      <w:r>
-        <w:rPr>
-          <w:rFonts w:ascii="Times New Roman" w:hAnsi="Times New Roman"/>
-        </w:rPr>
-        <w:t xml:space="preserve"> data </w:t>
-      </w:r>
-      <w:proofErr w:type="spellStart"/>
-      <w:r>
-        <w:rPr>
-          <w:rFonts w:ascii="Times New Roman" w:hAnsi="Times New Roman"/>
-        </w:rPr>
-        <w:t>hanya</w:t>
-      </w:r>
-      <w:proofErr w:type="spellEnd"/>
-      <w:r>
-        <w:rPr>
-          <w:rFonts w:ascii="Times New Roman" w:hAnsi="Times New Roman"/>
-        </w:rPr>
-        <w:t xml:space="preserve"> </w:t>
-      </w:r>
-      <w:proofErr w:type="spellStart"/>
-      <w:r>
-        <w:rPr>
-          <w:rFonts w:ascii="Times New Roman" w:hAnsi="Times New Roman"/>
-        </w:rPr>
-        <w:t>dapat</w:t>
-      </w:r>
-      <w:proofErr w:type="spellEnd"/>
-      <w:r>
-        <w:rPr>
-          <w:rFonts w:ascii="Times New Roman" w:hAnsi="Times New Roman"/>
-        </w:rPr>
-        <w:t xml:space="preserve"> </w:t>
-      </w:r>
-      <w:proofErr w:type="spellStart"/>
-      <w:r>
-        <w:rPr>
-          <w:rFonts w:ascii="Times New Roman" w:hAnsi="Times New Roman"/>
-        </w:rPr>
-        <w:t>dilakukan</w:t>
-      </w:r>
-      <w:proofErr w:type="spellEnd"/>
-      <w:r>
-        <w:rPr>
-          <w:rFonts w:ascii="Times New Roman" w:hAnsi="Times New Roman"/>
-        </w:rPr>
-        <w:t xml:space="preserve"> </w:t>
-      </w:r>
-      <w:proofErr w:type="spellStart"/>
-      <w:r>
-        <w:rPr>
-          <w:rFonts w:ascii="Times New Roman" w:hAnsi="Times New Roman"/>
-        </w:rPr>
-        <w:t>satu</w:t>
-      </w:r>
-      <w:proofErr w:type="spellEnd"/>
-      <w:r>
-        <w:rPr>
-          <w:rFonts w:ascii="Times New Roman" w:hAnsi="Times New Roman"/>
-        </w:rPr>
-        <w:t xml:space="preserve"> </w:t>
-      </w:r>
-      <w:proofErr w:type="spellStart"/>
-      <w:r>
-        <w:rPr>
-          <w:rFonts w:ascii="Times New Roman" w:hAnsi="Times New Roman"/>
-        </w:rPr>
-        <w:t>arah</w:t>
-      </w:r>
-      <w:proofErr w:type="spellEnd"/>
-      <w:r>
-        <w:rPr>
-          <w:rFonts w:ascii="Times New Roman" w:hAnsi="Times New Roman"/>
-        </w:rPr>
-        <w:t xml:space="preserve">, </w:t>
-      </w:r>
-      <w:proofErr w:type="spellStart"/>
-      <w:r>
-        <w:rPr>
-          <w:rFonts w:ascii="Times New Roman" w:hAnsi="Times New Roman"/>
-        </w:rPr>
-        <w:t>yaitu</w:t>
-      </w:r>
-      <w:proofErr w:type="spellEnd"/>
-      <w:r>
-        <w:rPr>
-          <w:rFonts w:ascii="Times New Roman" w:hAnsi="Times New Roman"/>
-        </w:rPr>
-        <w:t xml:space="preserve"> </w:t>
-      </w:r>
-      <w:proofErr w:type="spellStart"/>
-      <w:r>
-        <w:rPr>
-          <w:rFonts w:ascii="Times New Roman" w:hAnsi="Times New Roman"/>
-        </w:rPr>
-        <w:t>dari</w:t>
-      </w:r>
-      <w:proofErr w:type="spellEnd"/>
-      <w:r>
-        <w:rPr>
-          <w:rFonts w:ascii="Times New Roman" w:hAnsi="Times New Roman"/>
-        </w:rPr>
-        <w:t xml:space="preserve"> </w:t>
-      </w:r>
-      <w:proofErr w:type="spellStart"/>
-      <w:r>
-        <w:rPr>
-          <w:rFonts w:ascii="Times New Roman" w:hAnsi="Times New Roman"/>
-        </w:rPr>
-        <w:t>depan</w:t>
-      </w:r>
-      <w:proofErr w:type="spellEnd"/>
-      <w:r>
-        <w:rPr>
-          <w:rFonts w:ascii="Times New Roman" w:hAnsi="Times New Roman"/>
-        </w:rPr>
-        <w:t xml:space="preserve"> </w:t>
-      </w:r>
-      <w:proofErr w:type="spellStart"/>
-      <w:r>
-        <w:rPr>
-          <w:rFonts w:ascii="Times New Roman" w:hAnsi="Times New Roman"/>
-        </w:rPr>
-        <w:t>ke</w:t>
-      </w:r>
-      <w:proofErr w:type="spellEnd"/>
-      <w:r>
-        <w:rPr>
-          <w:rFonts w:ascii="Times New Roman" w:hAnsi="Times New Roman"/>
-        </w:rPr>
-        <w:t xml:space="preserve"> </w:t>
-      </w:r>
-      <w:proofErr w:type="spellStart"/>
-      <w:r>
-        <w:rPr>
-          <w:rFonts w:ascii="Times New Roman" w:hAnsi="Times New Roman"/>
-        </w:rPr>
-        <w:t>belakang</w:t>
-      </w:r>
-      <w:proofErr w:type="spellEnd"/>
-      <w:r>
-        <w:rPr>
-          <w:rFonts w:ascii="Times New Roman" w:hAnsi="Times New Roman"/>
-        </w:rPr>
-        <w:t xml:space="preserve">. </w:t>
-      </w:r>
-      <w:proofErr w:type="spellStart"/>
-      <w:r>
-        <w:rPr>
-          <w:rFonts w:ascii="Times New Roman" w:hAnsi="Times New Roman"/>
-        </w:rPr>
-        <w:t>Sedangkan</w:t>
-      </w:r>
-      <w:proofErr w:type="spellEnd"/>
-      <w:r>
-        <w:rPr>
-          <w:rFonts w:ascii="Times New Roman" w:hAnsi="Times New Roman"/>
-        </w:rPr>
-        <w:t xml:space="preserve"> Double Linked List </w:t>
-      </w:r>
-      <w:proofErr w:type="spellStart"/>
-      <w:r>
-        <w:rPr>
-          <w:rFonts w:ascii="Times New Roman" w:hAnsi="Times New Roman"/>
-        </w:rPr>
-        <w:t>memiliki</w:t>
-      </w:r>
-      <w:proofErr w:type="spellEnd"/>
-      <w:r>
-        <w:rPr>
-          <w:rFonts w:ascii="Times New Roman" w:hAnsi="Times New Roman"/>
-        </w:rPr>
-        <w:t xml:space="preserve"> dua pointer (</w:t>
-      </w:r>
-      <w:r>
-        <w:rPr>
-          <w:rStyle w:val="HTMLCode"/>
-          <w:rFonts w:ascii="Times New Roman" w:eastAsia="Aptos" w:hAnsi="Times New Roman" w:cs="Times New Roman"/>
-        </w:rPr>
-        <w:t>next</w:t>
-      </w:r>
-      <w:r>
-        <w:rPr>
-          <w:rFonts w:ascii="Times New Roman" w:hAnsi="Times New Roman"/>
-        </w:rPr>
-        <w:t xml:space="preserve"> dan </w:t>
-      </w:r>
-      <w:proofErr w:type="spellStart"/>
-      <w:r>
-        <w:rPr>
-          <w:rStyle w:val="HTMLCode"/>
-          <w:rFonts w:ascii="Times New Roman" w:eastAsia="Aptos" w:hAnsi="Times New Roman" w:cs="Times New Roman"/>
-        </w:rPr>
-        <w:t>prev</w:t>
-      </w:r>
-      <w:proofErr w:type="spellEnd"/>
-      <w:r>
-        <w:rPr>
-          <w:rFonts w:ascii="Times New Roman" w:hAnsi="Times New Roman"/>
-        </w:rPr>
-        <w:t xml:space="preserve">) </w:t>
-      </w:r>
-      <w:proofErr w:type="spellStart"/>
-      <w:r>
-        <w:rPr>
-          <w:rFonts w:ascii="Times New Roman" w:hAnsi="Times New Roman"/>
-        </w:rPr>
-        <w:t>sehingga</w:t>
-      </w:r>
-      <w:proofErr w:type="spellEnd"/>
-      <w:r>
-        <w:rPr>
-          <w:rFonts w:ascii="Times New Roman" w:hAnsi="Times New Roman"/>
-        </w:rPr>
-        <w:t xml:space="preserve"> traversal </w:t>
-      </w:r>
-      <w:proofErr w:type="spellStart"/>
-      <w:r>
-        <w:rPr>
-          <w:rFonts w:ascii="Times New Roman" w:hAnsi="Times New Roman"/>
-        </w:rPr>
-        <w:t>dapat</w:t>
-      </w:r>
-      <w:proofErr w:type="spellEnd"/>
-      <w:r>
-        <w:rPr>
-          <w:rFonts w:ascii="Times New Roman" w:hAnsi="Times New Roman"/>
-        </w:rPr>
-        <w:t xml:space="preserve"> </w:t>
-      </w:r>
-      <w:proofErr w:type="spellStart"/>
-      <w:r>
-        <w:rPr>
-          <w:rFonts w:ascii="Times New Roman" w:hAnsi="Times New Roman"/>
-        </w:rPr>
-        <w:t>dilakukan</w:t>
-      </w:r>
-      <w:proofErr w:type="spellEnd"/>
-      <w:r>
-        <w:rPr>
-          <w:rFonts w:ascii="Times New Roman" w:hAnsi="Times New Roman"/>
-        </w:rPr>
-        <w:t xml:space="preserve"> dua </w:t>
-      </w:r>
-      <w:proofErr w:type="spellStart"/>
-      <w:r>
-        <w:rPr>
-          <w:rFonts w:ascii="Times New Roman" w:hAnsi="Times New Roman"/>
-        </w:rPr>
-        <w:t>arah</w:t>
-      </w:r>
-      <w:proofErr w:type="spellEnd"/>
-      <w:r>
-        <w:rPr>
-          <w:rFonts w:ascii="Times New Roman" w:hAnsi="Times New Roman"/>
-        </w:rPr>
-        <w:t xml:space="preserve">, </w:t>
-      </w:r>
-      <w:proofErr w:type="spellStart"/>
-      <w:r>
-        <w:rPr>
-          <w:rFonts w:ascii="Times New Roman" w:hAnsi="Times New Roman"/>
-        </w:rPr>
-        <w:t>baik</w:t>
-      </w:r>
-      <w:proofErr w:type="spellEnd"/>
-      <w:r>
-        <w:rPr>
-          <w:rFonts w:ascii="Times New Roman" w:hAnsi="Times New Roman"/>
-        </w:rPr>
-        <w:t xml:space="preserve"> </w:t>
-      </w:r>
-      <w:proofErr w:type="spellStart"/>
-      <w:r>
-        <w:rPr>
-          <w:rFonts w:ascii="Times New Roman" w:hAnsi="Times New Roman"/>
-        </w:rPr>
-        <w:t>dari</w:t>
-      </w:r>
-      <w:proofErr w:type="spellEnd"/>
-      <w:r>
-        <w:rPr>
-          <w:rFonts w:ascii="Times New Roman" w:hAnsi="Times New Roman"/>
-        </w:rPr>
-        <w:t xml:space="preserve"> head </w:t>
-      </w:r>
-      <w:proofErr w:type="spellStart"/>
-      <w:r>
-        <w:rPr>
-          <w:rFonts w:ascii="Times New Roman" w:hAnsi="Times New Roman"/>
-        </w:rPr>
-        <w:t>ke</w:t>
-      </w:r>
-      <w:proofErr w:type="spellEnd"/>
-      <w:r>
-        <w:rPr>
-          <w:rFonts w:ascii="Times New Roman" w:hAnsi="Times New Roman"/>
-        </w:rPr>
-        <w:t xml:space="preserve"> tail </w:t>
-      </w:r>
-      <w:proofErr w:type="spellStart"/>
-      <w:r>
-        <w:rPr>
-          <w:rFonts w:ascii="Times New Roman" w:hAnsi="Times New Roman"/>
-        </w:rPr>
-        <w:t>maupun</w:t>
-      </w:r>
-      <w:proofErr w:type="spellEnd"/>
-      <w:r>
-        <w:rPr>
-          <w:rFonts w:ascii="Times New Roman" w:hAnsi="Times New Roman"/>
-        </w:rPr>
-        <w:t xml:space="preserve"> </w:t>
-      </w:r>
-      <w:proofErr w:type="spellStart"/>
-      <w:r>
-        <w:rPr>
-          <w:rFonts w:ascii="Times New Roman" w:hAnsi="Times New Roman"/>
-        </w:rPr>
-        <w:t>dari</w:t>
-      </w:r>
-      <w:proofErr w:type="spellEnd"/>
-      <w:r>
-        <w:rPr>
-          <w:rFonts w:ascii="Times New Roman" w:hAnsi="Times New Roman"/>
-        </w:rPr>
-        <w:t xml:space="preserve"> tail </w:t>
-      </w:r>
-      <w:proofErr w:type="spellStart"/>
-      <w:r>
-        <w:rPr>
-          <w:rFonts w:ascii="Times New Roman" w:hAnsi="Times New Roman"/>
-        </w:rPr>
-        <w:t>ke</w:t>
-      </w:r>
-      <w:proofErr w:type="spellEnd"/>
-      <w:r>
-        <w:rPr>
-          <w:rFonts w:ascii="Times New Roman" w:hAnsi="Times New Roman"/>
-        </w:rPr>
-        <w:t xml:space="preserve"> head </w:t>
-      </w:r>
-      <w:proofErr w:type="spellStart"/>
-      <w:r>
-        <w:rPr>
-          <w:rFonts w:ascii="Times New Roman" w:hAnsi="Times New Roman"/>
-        </w:rPr>
-        <w:t>karena</w:t>
-      </w:r>
-      <w:proofErr w:type="spellEnd"/>
-      <w:r>
-        <w:rPr>
-          <w:rFonts w:ascii="Times New Roman" w:hAnsi="Times New Roman"/>
-        </w:rPr>
-        <w:t xml:space="preserve"> </w:t>
-      </w:r>
-      <w:proofErr w:type="spellStart"/>
-      <w:r>
-        <w:rPr>
-          <w:rFonts w:ascii="Times New Roman" w:hAnsi="Times New Roman"/>
-        </w:rPr>
-        <w:t>setiap</w:t>
-      </w:r>
-      <w:proofErr w:type="spellEnd"/>
-      <w:r>
-        <w:rPr>
-          <w:rFonts w:ascii="Times New Roman" w:hAnsi="Times New Roman"/>
-        </w:rPr>
-        <w:t xml:space="preserve"> node </w:t>
-      </w:r>
-      <w:proofErr w:type="spellStart"/>
-      <w:r>
-        <w:rPr>
-          <w:rFonts w:ascii="Times New Roman" w:hAnsi="Times New Roman"/>
-        </w:rPr>
-        <w:t>terhubung</w:t>
-      </w:r>
-      <w:proofErr w:type="spellEnd"/>
-      <w:r>
-        <w:rPr>
-          <w:rFonts w:ascii="Times New Roman" w:hAnsi="Times New Roman"/>
-        </w:rPr>
-        <w:t xml:space="preserve"> </w:t>
-      </w:r>
-      <w:proofErr w:type="spellStart"/>
-      <w:r>
-        <w:rPr>
-          <w:rFonts w:ascii="Times New Roman" w:hAnsi="Times New Roman"/>
-        </w:rPr>
-        <w:t>dengan</w:t>
-      </w:r>
-      <w:proofErr w:type="spellEnd"/>
-      <w:r>
-        <w:rPr>
-          <w:rFonts w:ascii="Times New Roman" w:hAnsi="Times New Roman"/>
-        </w:rPr>
-        <w:t xml:space="preserve"> node </w:t>
-      </w:r>
-      <w:proofErr w:type="spellStart"/>
-      <w:r>
-        <w:rPr>
-          <w:rFonts w:ascii="Times New Roman" w:hAnsi="Times New Roman"/>
-        </w:rPr>
-        <w:t>sebelum</w:t>
-      </w:r>
-      <w:proofErr w:type="spellEnd"/>
-      <w:r>
-        <w:rPr>
-          <w:rFonts w:ascii="Times New Roman" w:hAnsi="Times New Roman"/>
-        </w:rPr>
-        <w:t xml:space="preserve"> dan </w:t>
-      </w:r>
-      <w:proofErr w:type="spellStart"/>
-      <w:r>
-        <w:rPr>
-          <w:rFonts w:ascii="Times New Roman" w:hAnsi="Times New Roman"/>
-        </w:rPr>
-        <w:t>sesudahnya</w:t>
-      </w:r>
-      <w:proofErr w:type="spellEnd"/>
-      <w:r>
-        <w:rPr>
-          <w:rFonts w:ascii="Times New Roman" w:hAnsi="Times New Roman"/>
-        </w:rPr>
-        <w:t>.</w:t>
-      </w:r>
-    </w:p>
-    <w:p>
-      <w:pPr>
-        <w:pStyle w:val="ListParagraph"/>
-        <w:tabs>
-          <w:tab w:val="left" w:pos="1440"/>
-        </w:tabs>
-        <w:ind w:left="1800"/>
-        <w:rPr>
-          <w:rFonts w:ascii="Times New Roman" w:hAnsi="Times New Roman"/>
-          <w:lang w:val="en-US"/>
-        </w:rPr>
-      </w:pPr>
-    </w:p>
-    <w:p>
-      <w:pPr>
-        <w:pStyle w:val="ListParagraph"/>
-        <w:numPr>
-          <w:ilvl w:val="0"/>
-          <w:numId w:val="33"/>
-        </w:numPr>
-        <w:tabs>
-          <w:tab w:val="left" w:pos="1440"/>
-        </w:tabs>
-        <w:ind w:left="1800"/>
-        <w:rPr>
-          <w:rFonts w:ascii="Times New Roman" w:hAnsi="Times New Roman"/>
-          <w:lang w:val="en-US"/>
-        </w:rPr>
-      </w:pPr>
-      <w:proofErr w:type="spellStart"/>
-      <w:r>
-        <w:rPr>
-          <w:rFonts w:ascii="Times New Roman" w:hAnsi="Times New Roman"/>
-          <w:lang w:val="en-US"/>
-        </w:rPr>
-        <w:t>Perhatikan</w:t>
-      </w:r>
-      <w:proofErr w:type="spellEnd"/>
-      <w:r>
-        <w:rPr>
-          <w:rFonts w:ascii="Times New Roman" w:hAnsi="Times New Roman"/>
-          <w:lang w:val="en-US"/>
-        </w:rPr>
-        <w:t xml:space="preserve"> class Node, di </w:t>
-      </w:r>
-      <w:proofErr w:type="spellStart"/>
-      <w:r>
-        <w:rPr>
-          <w:rFonts w:ascii="Times New Roman" w:hAnsi="Times New Roman"/>
-          <w:lang w:val="en-US"/>
-        </w:rPr>
-        <w:t>dalamnya</w:t>
-      </w:r>
-      <w:proofErr w:type="spellEnd"/>
-      <w:r>
-        <w:rPr>
-          <w:rFonts w:ascii="Times New Roman" w:hAnsi="Times New Roman"/>
-          <w:lang w:val="en-US"/>
-        </w:rPr>
-        <w:t xml:space="preserve"> </w:t>
-      </w:r>
-      <w:proofErr w:type="spellStart"/>
-      <w:r>
-        <w:rPr>
-          <w:rFonts w:ascii="Times New Roman" w:hAnsi="Times New Roman"/>
-          <w:lang w:val="en-US"/>
-        </w:rPr>
-        <w:t>terdapat</w:t>
-      </w:r>
-      <w:proofErr w:type="spellEnd"/>
-      <w:r>
-        <w:rPr>
-          <w:rFonts w:ascii="Times New Roman" w:hAnsi="Times New Roman"/>
-          <w:lang w:val="en-US"/>
-        </w:rPr>
-        <w:t xml:space="preserve"> </w:t>
-      </w:r>
-      <w:proofErr w:type="spellStart"/>
-      <w:r>
-        <w:rPr>
-          <w:rFonts w:ascii="Times New Roman" w:hAnsi="Times New Roman"/>
-          <w:lang w:val="en-US"/>
-        </w:rPr>
-        <w:t>atribut</w:t>
-      </w:r>
-      <w:proofErr w:type="spellEnd"/>
-      <w:r>
-        <w:rPr>
-          <w:rFonts w:ascii="Times New Roman" w:hAnsi="Times New Roman"/>
-          <w:lang w:val="en-US"/>
-        </w:rPr>
-        <w:t xml:space="preserve"> next dan prev. </w:t>
-      </w:r>
-      <w:proofErr w:type="spellStart"/>
-      <w:r>
-        <w:rPr>
-          <w:rFonts w:ascii="Times New Roman" w:hAnsi="Times New Roman"/>
-          <w:lang w:val="en-US"/>
-        </w:rPr>
-        <w:t>Jelaskan</w:t>
-      </w:r>
-      <w:proofErr w:type="spellEnd"/>
-      <w:r>
-        <w:rPr>
-          <w:rFonts w:ascii="Times New Roman" w:hAnsi="Times New Roman"/>
-          <w:lang w:val="en-US"/>
-        </w:rPr>
-        <w:t xml:space="preserve"> </w:t>
-      </w:r>
-      <w:proofErr w:type="spellStart"/>
-      <w:r>
-        <w:rPr>
-          <w:rFonts w:ascii="Times New Roman" w:hAnsi="Times New Roman"/>
-          <w:lang w:val="en-US"/>
-        </w:rPr>
-        <w:t>fungsi</w:t>
-      </w:r>
-      <w:proofErr w:type="spellEnd"/>
-      <w:r>
-        <w:rPr>
-          <w:rFonts w:ascii="Times New Roman" w:hAnsi="Times New Roman"/>
-          <w:lang w:val="en-US"/>
-        </w:rPr>
-        <w:t xml:space="preserve"> masing-masing </w:t>
-      </w:r>
-      <w:proofErr w:type="spellStart"/>
-      <w:r>
-        <w:rPr>
-          <w:rFonts w:ascii="Times New Roman" w:hAnsi="Times New Roman"/>
-          <w:lang w:val="en-US"/>
-        </w:rPr>
-        <w:t>atribut</w:t>
-      </w:r>
-      <w:proofErr w:type="spellEnd"/>
-      <w:r>
-        <w:rPr>
-          <w:rFonts w:ascii="Times New Roman" w:hAnsi="Times New Roman"/>
-          <w:lang w:val="en-US"/>
-        </w:rPr>
-        <w:t xml:space="preserve"> </w:t>
-      </w:r>
-      <w:proofErr w:type="spellStart"/>
-      <w:r>
-        <w:rPr>
-          <w:rFonts w:ascii="Times New Roman" w:hAnsi="Times New Roman"/>
-          <w:lang w:val="en-US"/>
-        </w:rPr>
-        <w:t>tersebut</w:t>
-      </w:r>
-      <w:proofErr w:type="spellEnd"/>
-      <w:r>
-        <w:rPr>
-          <w:rFonts w:ascii="Times New Roman" w:hAnsi="Times New Roman"/>
-          <w:lang w:val="en-US"/>
-        </w:rPr>
-        <w:t xml:space="preserve"> pada proses traversal dan </w:t>
-      </w:r>
-      <w:proofErr w:type="spellStart"/>
-      <w:r>
-        <w:rPr>
-          <w:rFonts w:ascii="Times New Roman" w:hAnsi="Times New Roman"/>
-          <w:lang w:val="en-US"/>
-        </w:rPr>
-        <w:t>manipulasi</w:t>
-      </w:r>
-      <w:proofErr w:type="spellEnd"/>
-      <w:r>
-        <w:rPr>
-          <w:rFonts w:ascii="Times New Roman" w:hAnsi="Times New Roman"/>
-          <w:lang w:val="en-US"/>
-        </w:rPr>
-        <w:t xml:space="preserve"> node! </w:t>
-      </w:r>
-    </w:p>
-    <w:p>
-      <w:pPr>
-        <w:pStyle w:val="ListParagraph"/>
-        <w:tabs>
-          <w:tab w:val="left" w:pos="1440"/>
-        </w:tabs>
-        <w:ind w:left="1800"/>
-        <w:rPr>
-          <w:rFonts w:ascii="Times New Roman" w:hAnsi="Times New Roman"/>
-          <w:lang w:val="en-US"/>
-        </w:rPr>
-      </w:pPr>
-      <w:proofErr w:type="gramStart"/>
-      <w:r>
-        <w:rPr>
-          <w:rFonts w:ascii="Times New Roman" w:hAnsi="Times New Roman"/>
-          <w:lang w:val="en-US"/>
-        </w:rPr>
-        <w:t>Jawab :</w:t>
-      </w:r>
-      <w:proofErr w:type="gramEnd"/>
-    </w:p>
-    <w:p>
-      <w:pPr>
-        <w:pStyle w:val="ListParagraph"/>
-        <w:numPr>
-          <w:ilvl w:val="0"/>
-          <w:numId w:val="34"/>
-        </w:numPr>
-        <w:tabs>
-          <w:tab w:val="left" w:pos="1440"/>
-        </w:tabs>
-        <w:rPr>
-          <w:rFonts w:ascii="Times New Roman" w:hAnsi="Times New Roman"/>
-          <w:lang w:val="en-US"/>
-        </w:rPr>
-      </w:pPr>
-      <w:r>
-        <w:rPr>
-          <w:rFonts w:ascii="Times New Roman" w:hAnsi="Times New Roman"/>
-          <w:lang w:val="en-US"/>
-        </w:rPr>
-        <w:t xml:space="preserve">Pointer `next` </w:t>
-      </w:r>
-      <w:proofErr w:type="spellStart"/>
-      <w:r>
-        <w:rPr>
-          <w:rFonts w:ascii="Times New Roman" w:hAnsi="Times New Roman"/>
-          <w:lang w:val="en-US"/>
-        </w:rPr>
-        <w:t>berfungsi</w:t>
-      </w:r>
-      <w:proofErr w:type="spellEnd"/>
-      <w:r>
-        <w:rPr>
-          <w:rFonts w:ascii="Times New Roman" w:hAnsi="Times New Roman"/>
-          <w:lang w:val="en-US"/>
-        </w:rPr>
-        <w:t xml:space="preserve"> </w:t>
-      </w:r>
-      <w:proofErr w:type="spellStart"/>
-      <w:r>
-        <w:rPr>
-          <w:rFonts w:ascii="Times New Roman" w:hAnsi="Times New Roman"/>
-          <w:lang w:val="en-US"/>
-        </w:rPr>
-        <w:t>menyimpan</w:t>
-      </w:r>
-      <w:proofErr w:type="spellEnd"/>
-      <w:r>
-        <w:rPr>
-          <w:rFonts w:ascii="Times New Roman" w:hAnsi="Times New Roman"/>
-          <w:lang w:val="en-US"/>
-        </w:rPr>
-        <w:t xml:space="preserve"> </w:t>
-      </w:r>
-      <w:proofErr w:type="spellStart"/>
-      <w:r>
-        <w:rPr>
-          <w:rFonts w:ascii="Times New Roman" w:hAnsi="Times New Roman"/>
-          <w:lang w:val="en-US"/>
-        </w:rPr>
-        <w:t>alamat</w:t>
-      </w:r>
-      <w:proofErr w:type="spellEnd"/>
-      <w:r>
-        <w:rPr>
-          <w:rFonts w:ascii="Times New Roman" w:hAnsi="Times New Roman"/>
-          <w:lang w:val="en-US"/>
-        </w:rPr>
-        <w:t xml:space="preserve"> node </w:t>
-      </w:r>
-      <w:proofErr w:type="spellStart"/>
-      <w:r>
-        <w:rPr>
-          <w:rFonts w:ascii="Times New Roman" w:hAnsi="Times New Roman"/>
-          <w:lang w:val="en-US"/>
-        </w:rPr>
-        <w:t>selanjutnya</w:t>
-      </w:r>
-      <w:proofErr w:type="spellEnd"/>
-      <w:r>
-        <w:rPr>
-          <w:rFonts w:ascii="Times New Roman" w:hAnsi="Times New Roman"/>
-          <w:lang w:val="en-US"/>
-        </w:rPr>
-        <w:t xml:space="preserve"> </w:t>
-      </w:r>
-      <w:proofErr w:type="spellStart"/>
-      <w:r>
-        <w:rPr>
-          <w:rFonts w:ascii="Times New Roman" w:hAnsi="Times New Roman"/>
-          <w:lang w:val="en-US"/>
-        </w:rPr>
-        <w:t>sehingga</w:t>
-      </w:r>
-      <w:proofErr w:type="spellEnd"/>
-      <w:r>
-        <w:rPr>
-          <w:rFonts w:ascii="Times New Roman" w:hAnsi="Times New Roman"/>
-          <w:lang w:val="en-US"/>
-        </w:rPr>
-        <w:t xml:space="preserve"> </w:t>
-      </w:r>
-      <w:proofErr w:type="spellStart"/>
-      <w:r>
-        <w:rPr>
-          <w:rFonts w:ascii="Times New Roman" w:hAnsi="Times New Roman"/>
-          <w:lang w:val="en-US"/>
-        </w:rPr>
-        <w:t>digunakan</w:t>
-      </w:r>
-      <w:proofErr w:type="spellEnd"/>
-      <w:r>
-        <w:rPr>
-          <w:rFonts w:ascii="Times New Roman" w:hAnsi="Times New Roman"/>
-          <w:lang w:val="en-US"/>
-        </w:rPr>
-        <w:t xml:space="preserve"> </w:t>
-      </w:r>
-      <w:proofErr w:type="spellStart"/>
-      <w:r>
-        <w:rPr>
-          <w:rFonts w:ascii="Times New Roman" w:hAnsi="Times New Roman"/>
-          <w:lang w:val="en-US"/>
-        </w:rPr>
-        <w:t>untuk</w:t>
-      </w:r>
-      <w:proofErr w:type="spellEnd"/>
-      <w:r>
-        <w:rPr>
-          <w:rFonts w:ascii="Times New Roman" w:hAnsi="Times New Roman"/>
-          <w:lang w:val="en-US"/>
-        </w:rPr>
-        <w:t xml:space="preserve"> traversal </w:t>
-      </w:r>
-      <w:proofErr w:type="spellStart"/>
-      <w:r>
-        <w:rPr>
-          <w:rFonts w:ascii="Times New Roman" w:hAnsi="Times New Roman"/>
-          <w:lang w:val="en-US"/>
-        </w:rPr>
-        <w:t>maju</w:t>
-      </w:r>
-      <w:proofErr w:type="spellEnd"/>
-      <w:r>
-        <w:rPr>
-          <w:rFonts w:ascii="Times New Roman" w:hAnsi="Times New Roman"/>
-          <w:lang w:val="en-US"/>
-        </w:rPr>
-        <w:t xml:space="preserve"> dan </w:t>
-      </w:r>
-      <w:proofErr w:type="spellStart"/>
-      <w:r>
-        <w:rPr>
-          <w:rFonts w:ascii="Times New Roman" w:hAnsi="Times New Roman"/>
-          <w:lang w:val="en-US"/>
-        </w:rPr>
-        <w:t>menghubungkan</w:t>
-      </w:r>
-      <w:proofErr w:type="spellEnd"/>
-      <w:r>
-        <w:rPr>
-          <w:rFonts w:ascii="Times New Roman" w:hAnsi="Times New Roman"/>
-          <w:lang w:val="en-US"/>
-        </w:rPr>
-        <w:t xml:space="preserve"> node </w:t>
-      </w:r>
-      <w:proofErr w:type="spellStart"/>
-      <w:r>
-        <w:rPr>
-          <w:rFonts w:ascii="Times New Roman" w:hAnsi="Times New Roman"/>
-          <w:lang w:val="en-US"/>
-        </w:rPr>
-        <w:t>saat</w:t>
-      </w:r>
-      <w:proofErr w:type="spellEnd"/>
-      <w:r>
-        <w:rPr>
-          <w:rFonts w:ascii="Times New Roman" w:hAnsi="Times New Roman"/>
-          <w:lang w:val="en-US"/>
-        </w:rPr>
-        <w:t xml:space="preserve"> proses </w:t>
-      </w:r>
-      <w:proofErr w:type="spellStart"/>
-      <w:r>
-        <w:rPr>
-          <w:rFonts w:ascii="Times New Roman" w:hAnsi="Times New Roman"/>
-          <w:lang w:val="en-US"/>
-        </w:rPr>
-        <w:t>penambahan</w:t>
-      </w:r>
-      <w:proofErr w:type="spellEnd"/>
-      <w:r>
-        <w:rPr>
-          <w:rFonts w:ascii="Times New Roman" w:hAnsi="Times New Roman"/>
-          <w:lang w:val="en-US"/>
-        </w:rPr>
-        <w:t xml:space="preserve"> </w:t>
-      </w:r>
-      <w:proofErr w:type="spellStart"/>
-      <w:r>
-        <w:rPr>
-          <w:rFonts w:ascii="Times New Roman" w:hAnsi="Times New Roman"/>
-          <w:lang w:val="en-US"/>
-        </w:rPr>
-        <w:t>atau</w:t>
-      </w:r>
-      <w:proofErr w:type="spellEnd"/>
-      <w:r>
-        <w:rPr>
-          <w:rFonts w:ascii="Times New Roman" w:hAnsi="Times New Roman"/>
-          <w:lang w:val="en-US"/>
-        </w:rPr>
-        <w:t xml:space="preserve"> </w:t>
-      </w:r>
-      <w:proofErr w:type="spellStart"/>
-      <w:r>
-        <w:rPr>
-          <w:rFonts w:ascii="Times New Roman" w:hAnsi="Times New Roman"/>
-          <w:lang w:val="en-US"/>
-        </w:rPr>
-        <w:t>penghapusan</w:t>
-      </w:r>
-      <w:proofErr w:type="spellEnd"/>
-      <w:r>
-        <w:rPr>
-          <w:rFonts w:ascii="Times New Roman" w:hAnsi="Times New Roman"/>
-          <w:lang w:val="en-US"/>
-        </w:rPr>
-        <w:t xml:space="preserve"> data. </w:t>
-      </w:r>
-    </w:p>
-    <w:p>
-      <w:pPr>
-        <w:pStyle w:val="ListParagraph"/>
-        <w:numPr>
-          <w:ilvl w:val="0"/>
-          <w:numId w:val="34"/>
-        </w:numPr>
-        <w:tabs>
-          <w:tab w:val="left" w:pos="1440"/>
-        </w:tabs>
-        <w:rPr>
-          <w:rFonts w:ascii="Times New Roman" w:hAnsi="Times New Roman"/>
-          <w:lang w:val="en-US"/>
-        </w:rPr>
-      </w:pPr>
-      <w:proofErr w:type="spellStart"/>
-      <w:r>
-        <w:rPr>
-          <w:rFonts w:ascii="Times New Roman" w:hAnsi="Times New Roman"/>
-          <w:lang w:val="en-US"/>
-        </w:rPr>
-        <w:t>Sedangkan</w:t>
-      </w:r>
-      <w:proofErr w:type="spellEnd"/>
-      <w:r>
-        <w:rPr>
-          <w:rFonts w:ascii="Times New Roman" w:hAnsi="Times New Roman"/>
-          <w:lang w:val="en-US"/>
-        </w:rPr>
-        <w:t xml:space="preserve"> pointer `</w:t>
-      </w:r>
-      <w:proofErr w:type="spellStart"/>
-      <w:r>
-        <w:rPr>
-          <w:rFonts w:ascii="Times New Roman" w:hAnsi="Times New Roman"/>
-          <w:lang w:val="en-US"/>
-        </w:rPr>
-        <w:t>prev</w:t>
-      </w:r>
-      <w:proofErr w:type="spellEnd"/>
-      <w:r>
-        <w:rPr>
-          <w:rFonts w:ascii="Times New Roman" w:hAnsi="Times New Roman"/>
-          <w:lang w:val="en-US"/>
-        </w:rPr>
-        <w:t xml:space="preserve">` </w:t>
-      </w:r>
-      <w:proofErr w:type="spellStart"/>
-      <w:r>
-        <w:rPr>
-          <w:rFonts w:ascii="Times New Roman" w:hAnsi="Times New Roman"/>
-          <w:lang w:val="en-US"/>
-        </w:rPr>
-        <w:t>berfungsi</w:t>
-      </w:r>
-      <w:proofErr w:type="spellEnd"/>
-      <w:r>
-        <w:rPr>
-          <w:rFonts w:ascii="Times New Roman" w:hAnsi="Times New Roman"/>
-          <w:lang w:val="en-US"/>
-        </w:rPr>
-        <w:t xml:space="preserve"> </w:t>
-      </w:r>
-      <w:proofErr w:type="spellStart"/>
-      <w:r>
-        <w:rPr>
-          <w:rFonts w:ascii="Times New Roman" w:hAnsi="Times New Roman"/>
-          <w:lang w:val="en-US"/>
-        </w:rPr>
-        <w:t>menyimpan</w:t>
-      </w:r>
-      <w:proofErr w:type="spellEnd"/>
-      <w:r>
-        <w:rPr>
-          <w:rFonts w:ascii="Times New Roman" w:hAnsi="Times New Roman"/>
-          <w:lang w:val="en-US"/>
-        </w:rPr>
-        <w:t xml:space="preserve"> </w:t>
-      </w:r>
-      <w:proofErr w:type="spellStart"/>
-      <w:r>
-        <w:rPr>
-          <w:rFonts w:ascii="Times New Roman" w:hAnsi="Times New Roman"/>
-          <w:lang w:val="en-US"/>
-        </w:rPr>
-        <w:t>alamat</w:t>
-      </w:r>
-      <w:proofErr w:type="spellEnd"/>
-      <w:r>
-        <w:rPr>
-          <w:rFonts w:ascii="Times New Roman" w:hAnsi="Times New Roman"/>
-          <w:lang w:val="en-US"/>
-        </w:rPr>
-        <w:t xml:space="preserve"> node </w:t>
-      </w:r>
-      <w:proofErr w:type="spellStart"/>
-      <w:r>
-        <w:rPr>
-          <w:rFonts w:ascii="Times New Roman" w:hAnsi="Times New Roman"/>
-          <w:lang w:val="en-US"/>
-        </w:rPr>
-        <w:t>sebelumnya</w:t>
-      </w:r>
-      <w:proofErr w:type="spellEnd"/>
-      <w:r>
-        <w:rPr>
-          <w:rFonts w:ascii="Times New Roman" w:hAnsi="Times New Roman"/>
-          <w:lang w:val="en-US"/>
-        </w:rPr>
-        <w:t xml:space="preserve"> </w:t>
-      </w:r>
-      <w:proofErr w:type="spellStart"/>
-      <w:r>
-        <w:rPr>
-          <w:rFonts w:ascii="Times New Roman" w:hAnsi="Times New Roman"/>
-          <w:lang w:val="en-US"/>
-        </w:rPr>
-        <w:t>sehingga</w:t>
-      </w:r>
-      <w:proofErr w:type="spellEnd"/>
-      <w:r>
-        <w:rPr>
-          <w:rFonts w:ascii="Times New Roman" w:hAnsi="Times New Roman"/>
-          <w:lang w:val="en-US"/>
-        </w:rPr>
-        <w:t xml:space="preserve"> traversal </w:t>
-      </w:r>
-      <w:proofErr w:type="spellStart"/>
-      <w:r>
-        <w:rPr>
-          <w:rFonts w:ascii="Times New Roman" w:hAnsi="Times New Roman"/>
-          <w:lang w:val="en-US"/>
-        </w:rPr>
-        <w:t>dapat</w:t>
-      </w:r>
-      <w:proofErr w:type="spellEnd"/>
-      <w:r>
-        <w:rPr>
-          <w:rFonts w:ascii="Times New Roman" w:hAnsi="Times New Roman"/>
-          <w:lang w:val="en-US"/>
-        </w:rPr>
-        <w:t xml:space="preserve"> </w:t>
-      </w:r>
-      <w:proofErr w:type="spellStart"/>
-      <w:r>
-        <w:rPr>
-          <w:rFonts w:ascii="Times New Roman" w:hAnsi="Times New Roman"/>
-          <w:lang w:val="en-US"/>
-        </w:rPr>
-        <w:t>dilakukan</w:t>
-      </w:r>
-      <w:proofErr w:type="spellEnd"/>
-      <w:r>
-        <w:rPr>
-          <w:rFonts w:ascii="Times New Roman" w:hAnsi="Times New Roman"/>
-          <w:lang w:val="en-US"/>
-        </w:rPr>
-        <w:t xml:space="preserve"> </w:t>
-      </w:r>
-      <w:proofErr w:type="spellStart"/>
-      <w:r>
-        <w:rPr>
-          <w:rFonts w:ascii="Times New Roman" w:hAnsi="Times New Roman"/>
-          <w:lang w:val="en-US"/>
-        </w:rPr>
-        <w:t>secara</w:t>
-      </w:r>
-      <w:proofErr w:type="spellEnd"/>
-      <w:r>
-        <w:rPr>
-          <w:rFonts w:ascii="Times New Roman" w:hAnsi="Times New Roman"/>
-          <w:lang w:val="en-US"/>
-        </w:rPr>
-        <w:t xml:space="preserve"> </w:t>
-      </w:r>
-      <w:proofErr w:type="spellStart"/>
-      <w:r>
-        <w:rPr>
-          <w:rFonts w:ascii="Times New Roman" w:hAnsi="Times New Roman"/>
-          <w:lang w:val="en-US"/>
-        </w:rPr>
-        <w:t>mundur</w:t>
-      </w:r>
-      <w:proofErr w:type="spellEnd"/>
-      <w:r>
-        <w:rPr>
-          <w:rFonts w:ascii="Times New Roman" w:hAnsi="Times New Roman"/>
-          <w:lang w:val="en-US"/>
-        </w:rPr>
-        <w:t xml:space="preserve"> dan </w:t>
-      </w:r>
-      <w:proofErr w:type="spellStart"/>
-      <w:r>
-        <w:rPr>
-          <w:rFonts w:ascii="Times New Roman" w:hAnsi="Times New Roman"/>
-          <w:lang w:val="en-US"/>
-        </w:rPr>
-        <w:t>hubungan</w:t>
-      </w:r>
-      <w:proofErr w:type="spellEnd"/>
-      <w:r>
-        <w:rPr>
-          <w:rFonts w:ascii="Times New Roman" w:hAnsi="Times New Roman"/>
-          <w:lang w:val="en-US"/>
-        </w:rPr>
-        <w:t xml:space="preserve"> dua </w:t>
-      </w:r>
-      <w:proofErr w:type="spellStart"/>
-      <w:r>
-        <w:rPr>
-          <w:rFonts w:ascii="Times New Roman" w:hAnsi="Times New Roman"/>
-          <w:lang w:val="en-US"/>
-        </w:rPr>
-        <w:t>arah</w:t>
-      </w:r>
-      <w:proofErr w:type="spellEnd"/>
-      <w:r>
-        <w:rPr>
-          <w:rFonts w:ascii="Times New Roman" w:hAnsi="Times New Roman"/>
-          <w:lang w:val="en-US"/>
-        </w:rPr>
-        <w:t xml:space="preserve"> </w:t>
-      </w:r>
-      <w:proofErr w:type="spellStart"/>
-      <w:r>
-        <w:rPr>
-          <w:rFonts w:ascii="Times New Roman" w:hAnsi="Times New Roman"/>
-          <w:lang w:val="en-US"/>
-        </w:rPr>
-        <w:t>antar</w:t>
-      </w:r>
-      <w:proofErr w:type="spellEnd"/>
-      <w:r>
-        <w:rPr>
-          <w:rFonts w:ascii="Times New Roman" w:hAnsi="Times New Roman"/>
-          <w:lang w:val="en-US"/>
-        </w:rPr>
-        <w:t xml:space="preserve"> node </w:t>
-      </w:r>
-      <w:proofErr w:type="spellStart"/>
-      <w:r>
-        <w:rPr>
-          <w:rFonts w:ascii="Times New Roman" w:hAnsi="Times New Roman"/>
-          <w:lang w:val="en-US"/>
-        </w:rPr>
-        <w:t>tetap</w:t>
-      </w:r>
-      <w:proofErr w:type="spellEnd"/>
-      <w:r>
-        <w:rPr>
-          <w:rFonts w:ascii="Times New Roman" w:hAnsi="Times New Roman"/>
-          <w:lang w:val="en-US"/>
-        </w:rPr>
-        <w:t xml:space="preserve"> </w:t>
-      </w:r>
-      <w:proofErr w:type="spellStart"/>
-      <w:r>
-        <w:rPr>
-          <w:rFonts w:ascii="Times New Roman" w:hAnsi="Times New Roman"/>
-          <w:lang w:val="en-US"/>
-        </w:rPr>
-        <w:t>terjaga</w:t>
-      </w:r>
-      <w:proofErr w:type="spellEnd"/>
-      <w:r>
-        <w:rPr>
-          <w:rFonts w:ascii="Times New Roman" w:hAnsi="Times New Roman"/>
-          <w:lang w:val="en-US"/>
-        </w:rPr>
-        <w:t xml:space="preserve"> </w:t>
-      </w:r>
-      <w:proofErr w:type="spellStart"/>
-      <w:r>
-        <w:rPr>
-          <w:rFonts w:ascii="Times New Roman" w:hAnsi="Times New Roman"/>
-          <w:lang w:val="en-US"/>
-        </w:rPr>
-        <w:t>tanpa</w:t>
-      </w:r>
-      <w:proofErr w:type="spellEnd"/>
-      <w:r>
-        <w:rPr>
-          <w:rFonts w:ascii="Times New Roman" w:hAnsi="Times New Roman"/>
-          <w:lang w:val="en-US"/>
-        </w:rPr>
-        <w:t xml:space="preserve"> </w:t>
-      </w:r>
-      <w:proofErr w:type="spellStart"/>
-      <w:r>
-        <w:rPr>
-          <w:rFonts w:ascii="Times New Roman" w:hAnsi="Times New Roman"/>
-          <w:lang w:val="en-US"/>
-        </w:rPr>
-        <w:t>perlu</w:t>
-      </w:r>
-      <w:proofErr w:type="spellEnd"/>
-      <w:r>
-        <w:rPr>
-          <w:rFonts w:ascii="Times New Roman" w:hAnsi="Times New Roman"/>
-          <w:lang w:val="en-US"/>
-        </w:rPr>
-        <w:t xml:space="preserve"> </w:t>
-      </w:r>
-      <w:proofErr w:type="spellStart"/>
-      <w:r>
-        <w:rPr>
-          <w:rFonts w:ascii="Times New Roman" w:hAnsi="Times New Roman"/>
-          <w:lang w:val="en-US"/>
-        </w:rPr>
-        <w:t>menelusuri</w:t>
-      </w:r>
-      <w:proofErr w:type="spellEnd"/>
-      <w:r>
-        <w:rPr>
-          <w:rFonts w:ascii="Times New Roman" w:hAnsi="Times New Roman"/>
-          <w:lang w:val="en-US"/>
-        </w:rPr>
-        <w:t xml:space="preserve"> </w:t>
-      </w:r>
-      <w:proofErr w:type="spellStart"/>
-      <w:r>
-        <w:rPr>
-          <w:rFonts w:ascii="Times New Roman" w:hAnsi="Times New Roman"/>
-          <w:lang w:val="en-US"/>
-        </w:rPr>
-        <w:t>dari</w:t>
-      </w:r>
-      <w:proofErr w:type="spellEnd"/>
-      <w:r>
-        <w:rPr>
-          <w:rFonts w:ascii="Times New Roman" w:hAnsi="Times New Roman"/>
-          <w:lang w:val="en-US"/>
-        </w:rPr>
-        <w:t xml:space="preserve"> </w:t>
-      </w:r>
-      <w:proofErr w:type="spellStart"/>
-      <w:r>
-        <w:rPr>
-          <w:rFonts w:ascii="Times New Roman" w:hAnsi="Times New Roman"/>
-          <w:lang w:val="en-US"/>
-        </w:rPr>
-        <w:t>awal</w:t>
-      </w:r>
-      <w:proofErr w:type="spellEnd"/>
-      <w:r>
-        <w:rPr>
-          <w:rFonts w:ascii="Times New Roman" w:hAnsi="Times New Roman"/>
-          <w:lang w:val="en-US"/>
-        </w:rPr>
-        <w:t xml:space="preserve"> list.</w:t>
-      </w:r>
-    </w:p>
-    <w:p>
-      <w:pPr>
-        <w:pStyle w:val="ListParagraph"/>
-        <w:tabs>
-          <w:tab w:val="left" w:pos="1440"/>
-        </w:tabs>
-        <w:ind w:left="2520"/>
-        <w:rPr>
-          <w:rFonts w:ascii="Times New Roman" w:hAnsi="Times New Roman"/>
-          <w:lang w:val="en-US"/>
-        </w:rPr>
-      </w:pPr>
-    </w:p>
-    <w:p>
-      <w:pPr>
-        <w:pStyle w:val="ListParagraph"/>
-        <w:numPr>
-          <w:ilvl w:val="0"/>
-          <w:numId w:val="33"/>
-        </w:numPr>
-        <w:tabs>
-          <w:tab w:val="left" w:pos="1440"/>
-        </w:tabs>
-        <w:ind w:left="1800"/>
-        <w:rPr>
-          <w:rFonts w:ascii="Times New Roman" w:hAnsi="Times New Roman"/>
-          <w:lang w:val="en-US"/>
-        </w:rPr>
-      </w:pPr>
-      <w:proofErr w:type="spellStart"/>
-      <w:r>
-        <w:rPr>
-          <w:rFonts w:ascii="Times New Roman" w:hAnsi="Times New Roman"/>
-          <w:lang w:val="en-US"/>
-        </w:rPr>
-        <w:t>Perhatikan</w:t>
-      </w:r>
-      <w:proofErr w:type="spellEnd"/>
-      <w:r>
-        <w:rPr>
-          <w:rFonts w:ascii="Times New Roman" w:hAnsi="Times New Roman"/>
-          <w:lang w:val="en-US"/>
-        </w:rPr>
-        <w:t xml:space="preserve"> </w:t>
-      </w:r>
-      <w:proofErr w:type="spellStart"/>
-      <w:r>
-        <w:rPr>
-          <w:rFonts w:ascii="Times New Roman" w:hAnsi="Times New Roman"/>
-          <w:lang w:val="en-US"/>
-        </w:rPr>
-        <w:t>konstruktor</w:t>
-      </w:r>
-      <w:proofErr w:type="spellEnd"/>
-      <w:r>
-        <w:rPr>
-          <w:rFonts w:ascii="Times New Roman" w:hAnsi="Times New Roman"/>
-          <w:lang w:val="en-US"/>
-        </w:rPr>
-        <w:t xml:space="preserve"> pada class </w:t>
-      </w:r>
-      <w:proofErr w:type="spellStart"/>
-      <w:r>
-        <w:rPr>
-          <w:rFonts w:ascii="Times New Roman" w:hAnsi="Times New Roman"/>
-          <w:lang w:val="en-US"/>
-        </w:rPr>
-        <w:t>DoubleLinkedList</w:t>
-      </w:r>
-      <w:proofErr w:type="spellEnd"/>
-      <w:r>
-        <w:rPr>
-          <w:rFonts w:ascii="Times New Roman" w:hAnsi="Times New Roman"/>
-          <w:lang w:val="en-US"/>
-        </w:rPr>
-        <w:t xml:space="preserve">. </w:t>
-      </w:r>
-      <w:proofErr w:type="spellStart"/>
-      <w:r>
-        <w:rPr>
-          <w:rFonts w:ascii="Times New Roman" w:hAnsi="Times New Roman"/>
-          <w:lang w:val="en-US"/>
-        </w:rPr>
-        <w:t>Jelaskan</w:t>
-      </w:r>
-      <w:proofErr w:type="spellEnd"/>
-      <w:r>
-        <w:rPr>
-          <w:rFonts w:ascii="Times New Roman" w:hAnsi="Times New Roman"/>
-          <w:lang w:val="en-US"/>
-        </w:rPr>
-        <w:t xml:space="preserve"> </w:t>
-      </w:r>
-      <w:proofErr w:type="spellStart"/>
-      <w:r>
-        <w:rPr>
-          <w:rFonts w:ascii="Times New Roman" w:hAnsi="Times New Roman"/>
-          <w:lang w:val="en-US"/>
-        </w:rPr>
-        <w:t>fungsi</w:t>
-      </w:r>
-      <w:proofErr w:type="spellEnd"/>
-      <w:r>
-        <w:rPr>
-          <w:rFonts w:ascii="Times New Roman" w:hAnsi="Times New Roman"/>
-          <w:lang w:val="en-US"/>
-        </w:rPr>
-        <w:t xml:space="preserve"> </w:t>
-      </w:r>
-      <w:proofErr w:type="spellStart"/>
-      <w:r>
-        <w:rPr>
-          <w:rFonts w:ascii="Times New Roman" w:hAnsi="Times New Roman"/>
-          <w:lang w:val="en-US"/>
-        </w:rPr>
-        <w:t>konstruktor</w:t>
-      </w:r>
-      <w:proofErr w:type="spellEnd"/>
-      <w:r>
-        <w:rPr>
-          <w:rFonts w:ascii="Times New Roman" w:hAnsi="Times New Roman"/>
-          <w:lang w:val="en-US"/>
-        </w:rPr>
-        <w:t xml:space="preserve"> </w:t>
-      </w:r>
-      <w:proofErr w:type="spellStart"/>
-      <w:r>
-        <w:rPr>
-          <w:rFonts w:ascii="Times New Roman" w:hAnsi="Times New Roman"/>
-          <w:lang w:val="en-US"/>
-        </w:rPr>
-        <w:t>tersebut</w:t>
-      </w:r>
-      <w:proofErr w:type="spellEnd"/>
-      <w:r>
-        <w:rPr>
-          <w:rFonts w:ascii="Times New Roman" w:hAnsi="Times New Roman"/>
-          <w:lang w:val="en-US"/>
-        </w:rPr>
-        <w:t xml:space="preserve"> </w:t>
-      </w:r>
-      <w:proofErr w:type="spellStart"/>
-      <w:r>
-        <w:rPr>
-          <w:rFonts w:ascii="Times New Roman" w:hAnsi="Times New Roman"/>
-          <w:lang w:val="en-US"/>
-        </w:rPr>
-        <w:t>terhadap</w:t>
-      </w:r>
-      <w:proofErr w:type="spellEnd"/>
-      <w:r>
-        <w:rPr>
-          <w:rFonts w:ascii="Times New Roman" w:hAnsi="Times New Roman"/>
-          <w:lang w:val="en-US"/>
-        </w:rPr>
-        <w:t xml:space="preserve"> </w:t>
-      </w:r>
-      <w:proofErr w:type="spellStart"/>
-      <w:r>
-        <w:rPr>
-          <w:rFonts w:ascii="Times New Roman" w:hAnsi="Times New Roman"/>
-          <w:lang w:val="en-US"/>
-        </w:rPr>
-        <w:t>kondisi</w:t>
-      </w:r>
-      <w:proofErr w:type="spellEnd"/>
-      <w:r>
-        <w:rPr>
-          <w:rFonts w:ascii="Times New Roman" w:hAnsi="Times New Roman"/>
-          <w:lang w:val="en-US"/>
-        </w:rPr>
-        <w:t xml:space="preserve"> </w:t>
-      </w:r>
-      <w:proofErr w:type="spellStart"/>
-      <w:r>
-        <w:rPr>
-          <w:rFonts w:ascii="Times New Roman" w:hAnsi="Times New Roman"/>
-          <w:lang w:val="en-US"/>
-        </w:rPr>
-        <w:t>awal</w:t>
-      </w:r>
-      <w:proofErr w:type="spellEnd"/>
-      <w:r>
-        <w:rPr>
-          <w:rFonts w:ascii="Times New Roman" w:hAnsi="Times New Roman"/>
-          <w:lang w:val="en-US"/>
-        </w:rPr>
-        <w:t xml:space="preserve"> linked list! </w:t>
-      </w:r>
-    </w:p>
-    <w:p>
-      <w:pPr>
-        <w:pStyle w:val="ListParagraph"/>
-        <w:tabs>
-          <w:tab w:val="left" w:pos="1440"/>
-        </w:tabs>
-        <w:ind w:left="1800"/>
-        <w:rPr>
-          <w:rFonts w:ascii="Times New Roman" w:hAnsi="Times New Roman"/>
-          <w:lang w:val="en-US"/>
-        </w:rPr>
-      </w:pPr>
-      <w:proofErr w:type="gramStart"/>
-      <w:r>
-        <w:rPr>
-          <w:rFonts w:ascii="Times New Roman" w:hAnsi="Times New Roman"/>
-          <w:lang w:val="en-US"/>
-        </w:rPr>
-        <w:t>Jawab :</w:t>
-      </w:r>
-      <w:proofErr w:type="gramEnd"/>
-    </w:p>
-    <w:p>
-      <w:pPr>
-        <w:pStyle w:val="ListParagraph"/>
-        <w:tabs>
-          <w:tab w:val="left" w:pos="1440"/>
-        </w:tabs>
-        <w:ind w:left="1800"/>
-        <w:rPr>
-          <w:rFonts w:ascii="Times New Roman" w:hAnsi="Times New Roman"/>
-        </w:rPr>
-      </w:pPr>
-      <w:proofErr w:type="spellStart"/>
-      <w:r>
-        <w:rPr>
-          <w:rFonts w:ascii="Times New Roman" w:hAnsi="Times New Roman"/>
-        </w:rPr>
-        <w:t>Konstruktor</w:t>
-      </w:r>
-      <w:proofErr w:type="spellEnd"/>
-      <w:r>
-        <w:rPr>
-          <w:rFonts w:ascii="Times New Roman" w:hAnsi="Times New Roman"/>
-        </w:rPr>
-        <w:t xml:space="preserve"> pada class </w:t>
-      </w:r>
-      <w:proofErr w:type="spellStart"/>
-      <w:r>
-        <w:rPr>
-          <w:rFonts w:ascii="Times New Roman" w:hAnsi="Times New Roman"/>
-        </w:rPr>
-        <w:t>DoubleLinkedList</w:t>
-      </w:r>
-      <w:proofErr w:type="spellEnd"/>
-      <w:r>
-        <w:rPr>
-          <w:rFonts w:ascii="Times New Roman" w:hAnsi="Times New Roman"/>
-        </w:rPr>
-        <w:t xml:space="preserve"> </w:t>
-      </w:r>
-      <w:proofErr w:type="spellStart"/>
-      <w:r>
-        <w:rPr>
-          <w:rFonts w:ascii="Times New Roman" w:hAnsi="Times New Roman"/>
-        </w:rPr>
-        <w:t>berfungsi</w:t>
-      </w:r>
-      <w:proofErr w:type="spellEnd"/>
-      <w:r>
-        <w:rPr>
-          <w:rFonts w:ascii="Times New Roman" w:hAnsi="Times New Roman"/>
-        </w:rPr>
-        <w:t xml:space="preserve"> </w:t>
-      </w:r>
-      <w:proofErr w:type="spellStart"/>
-      <w:r>
-        <w:rPr>
-          <w:rFonts w:ascii="Times New Roman" w:hAnsi="Times New Roman"/>
-        </w:rPr>
-        <w:t>menginisialisasi</w:t>
-      </w:r>
-      <w:proofErr w:type="spellEnd"/>
-      <w:r>
-        <w:rPr>
-          <w:rFonts w:ascii="Times New Roman" w:hAnsi="Times New Roman"/>
-        </w:rPr>
-        <w:t xml:space="preserve"> </w:t>
-      </w:r>
-      <w:proofErr w:type="spellStart"/>
-      <w:r>
-        <w:rPr>
-          <w:rFonts w:ascii="Times New Roman" w:hAnsi="Times New Roman"/>
-        </w:rPr>
-        <w:t>kondisi</w:t>
-      </w:r>
-      <w:proofErr w:type="spellEnd"/>
-      <w:r>
-        <w:rPr>
-          <w:rFonts w:ascii="Times New Roman" w:hAnsi="Times New Roman"/>
-        </w:rPr>
-        <w:t xml:space="preserve"> </w:t>
-      </w:r>
-      <w:proofErr w:type="spellStart"/>
-      <w:r>
-        <w:rPr>
-          <w:rFonts w:ascii="Times New Roman" w:hAnsi="Times New Roman"/>
-        </w:rPr>
-        <w:t>awal</w:t>
-      </w:r>
-      <w:proofErr w:type="spellEnd"/>
-      <w:r>
-        <w:rPr>
-          <w:rFonts w:ascii="Times New Roman" w:hAnsi="Times New Roman"/>
-        </w:rPr>
-        <w:t xml:space="preserve"> linked list agar </w:t>
-      </w:r>
-      <w:proofErr w:type="spellStart"/>
-      <w:r>
-        <w:rPr>
-          <w:rFonts w:ascii="Times New Roman" w:hAnsi="Times New Roman"/>
-        </w:rPr>
-        <w:t>kosong</w:t>
-      </w:r>
-      <w:proofErr w:type="spellEnd"/>
-      <w:r>
-        <w:rPr>
-          <w:rFonts w:ascii="Times New Roman" w:hAnsi="Times New Roman"/>
-        </w:rPr>
-        <w:t xml:space="preserve"> </w:t>
-      </w:r>
-      <w:proofErr w:type="spellStart"/>
-      <w:r>
-        <w:rPr>
-          <w:rFonts w:ascii="Times New Roman" w:hAnsi="Times New Roman"/>
-        </w:rPr>
-        <w:t>saat</w:t>
-      </w:r>
-      <w:proofErr w:type="spellEnd"/>
-      <w:r>
-        <w:rPr>
-          <w:rFonts w:ascii="Times New Roman" w:hAnsi="Times New Roman"/>
-        </w:rPr>
-        <w:t xml:space="preserve"> </w:t>
-      </w:r>
-      <w:proofErr w:type="spellStart"/>
-      <w:r>
-        <w:rPr>
-          <w:rFonts w:ascii="Times New Roman" w:hAnsi="Times New Roman"/>
-        </w:rPr>
-        <w:t>objek</w:t>
-      </w:r>
-      <w:proofErr w:type="spellEnd"/>
-      <w:r>
-        <w:rPr>
-          <w:rFonts w:ascii="Times New Roman" w:hAnsi="Times New Roman"/>
-        </w:rPr>
-        <w:t xml:space="preserve"> </w:t>
-      </w:r>
-      <w:proofErr w:type="spellStart"/>
-      <w:r>
-        <w:rPr>
-          <w:rFonts w:ascii="Times New Roman" w:hAnsi="Times New Roman"/>
-        </w:rPr>
-        <w:t>pertama</w:t>
-      </w:r>
-      <w:proofErr w:type="spellEnd"/>
-      <w:r>
-        <w:rPr>
-          <w:rFonts w:ascii="Times New Roman" w:hAnsi="Times New Roman"/>
-        </w:rPr>
-        <w:t xml:space="preserve"> kali </w:t>
-      </w:r>
-      <w:proofErr w:type="spellStart"/>
-      <w:r>
-        <w:rPr>
-          <w:rFonts w:ascii="Times New Roman" w:hAnsi="Times New Roman"/>
-        </w:rPr>
-        <w:t>dibuat</w:t>
-      </w:r>
-      <w:proofErr w:type="spellEnd"/>
-      <w:r>
-        <w:rPr>
-          <w:rFonts w:ascii="Times New Roman" w:hAnsi="Times New Roman"/>
-        </w:rPr>
-        <w:t xml:space="preserve">. Hal </w:t>
-      </w:r>
-      <w:proofErr w:type="spellStart"/>
-      <w:r>
-        <w:rPr>
-          <w:rFonts w:ascii="Times New Roman" w:hAnsi="Times New Roman"/>
-        </w:rPr>
-        <w:t>ini</w:t>
-      </w:r>
-      <w:proofErr w:type="spellEnd"/>
-      <w:r>
-        <w:rPr>
-          <w:rFonts w:ascii="Times New Roman" w:hAnsi="Times New Roman"/>
-        </w:rPr>
-        <w:t xml:space="preserve"> </w:t>
-      </w:r>
-      <w:proofErr w:type="spellStart"/>
-      <w:r>
-        <w:rPr>
-          <w:rFonts w:ascii="Times New Roman" w:hAnsi="Times New Roman"/>
-        </w:rPr>
-        <w:t>dilakukan</w:t>
-      </w:r>
-      <w:proofErr w:type="spellEnd"/>
-      <w:r>
-        <w:rPr>
-          <w:rFonts w:ascii="Times New Roman" w:hAnsi="Times New Roman"/>
-        </w:rPr>
-        <w:t xml:space="preserve"> </w:t>
-      </w:r>
-      <w:proofErr w:type="spellStart"/>
-      <w:r>
-        <w:rPr>
-          <w:rFonts w:ascii="Times New Roman" w:hAnsi="Times New Roman"/>
-        </w:rPr>
-        <w:t>dengan</w:t>
-      </w:r>
-      <w:proofErr w:type="spellEnd"/>
-      <w:r>
-        <w:rPr>
-          <w:rFonts w:ascii="Times New Roman" w:hAnsi="Times New Roman"/>
-        </w:rPr>
-        <w:t xml:space="preserve"> </w:t>
-      </w:r>
-      <w:proofErr w:type="spellStart"/>
-      <w:r>
-        <w:rPr>
-          <w:rFonts w:ascii="Times New Roman" w:hAnsi="Times New Roman"/>
-        </w:rPr>
-        <w:t>mengatur</w:t>
-      </w:r>
-      <w:proofErr w:type="spellEnd"/>
-      <w:r>
-        <w:rPr>
-          <w:rFonts w:ascii="Times New Roman" w:hAnsi="Times New Roman"/>
-        </w:rPr>
-        <w:t xml:space="preserve"> pointer head dan tail </w:t>
-      </w:r>
-      <w:proofErr w:type="spellStart"/>
-      <w:r>
-        <w:rPr>
-          <w:rFonts w:ascii="Times New Roman" w:hAnsi="Times New Roman"/>
-        </w:rPr>
-        <w:t>bernilai</w:t>
-      </w:r>
-      <w:proofErr w:type="spellEnd"/>
-      <w:r>
-        <w:rPr>
-          <w:rFonts w:ascii="Times New Roman" w:hAnsi="Times New Roman"/>
-        </w:rPr>
-        <w:t xml:space="preserve"> null, yang </w:t>
-      </w:r>
-      <w:proofErr w:type="spellStart"/>
-      <w:r>
-        <w:rPr>
-          <w:rFonts w:ascii="Times New Roman" w:hAnsi="Times New Roman"/>
-        </w:rPr>
-        <w:t>menandakan</w:t>
-      </w:r>
-      <w:proofErr w:type="spellEnd"/>
-      <w:r>
-        <w:rPr>
-          <w:rFonts w:ascii="Times New Roman" w:hAnsi="Times New Roman"/>
-        </w:rPr>
-        <w:t xml:space="preserve"> </w:t>
-      </w:r>
-      <w:proofErr w:type="spellStart"/>
-      <w:r>
-        <w:rPr>
-          <w:rFonts w:ascii="Times New Roman" w:hAnsi="Times New Roman"/>
-        </w:rPr>
-        <w:t>bahwa</w:t>
-      </w:r>
-      <w:proofErr w:type="spellEnd"/>
-      <w:r>
-        <w:rPr>
-          <w:rFonts w:ascii="Times New Roman" w:hAnsi="Times New Roman"/>
-        </w:rPr>
-        <w:t xml:space="preserve"> </w:t>
-      </w:r>
-      <w:proofErr w:type="spellStart"/>
-      <w:r>
-        <w:rPr>
-          <w:rFonts w:ascii="Times New Roman" w:hAnsi="Times New Roman"/>
-        </w:rPr>
-        <w:t>belum</w:t>
-      </w:r>
-      <w:proofErr w:type="spellEnd"/>
-      <w:r>
-        <w:rPr>
-          <w:rFonts w:ascii="Times New Roman" w:hAnsi="Times New Roman"/>
-        </w:rPr>
-        <w:t xml:space="preserve"> </w:t>
-      </w:r>
-      <w:proofErr w:type="spellStart"/>
-      <w:r>
-        <w:rPr>
-          <w:rFonts w:ascii="Times New Roman" w:hAnsi="Times New Roman"/>
-        </w:rPr>
-        <w:t>ada</w:t>
-      </w:r>
-      <w:proofErr w:type="spellEnd"/>
-      <w:r>
-        <w:rPr>
-          <w:rFonts w:ascii="Times New Roman" w:hAnsi="Times New Roman"/>
-        </w:rPr>
-        <w:t xml:space="preserve"> node </w:t>
-      </w:r>
-      <w:proofErr w:type="spellStart"/>
-      <w:r>
-        <w:rPr>
-          <w:rFonts w:ascii="Times New Roman" w:hAnsi="Times New Roman"/>
-        </w:rPr>
-        <w:t>atau</w:t>
-      </w:r>
-      <w:proofErr w:type="spellEnd"/>
-      <w:r>
-        <w:rPr>
-          <w:rFonts w:ascii="Times New Roman" w:hAnsi="Times New Roman"/>
-        </w:rPr>
-        <w:t xml:space="preserve"> data di </w:t>
-      </w:r>
-      <w:proofErr w:type="spellStart"/>
-      <w:r>
-        <w:rPr>
-          <w:rFonts w:ascii="Times New Roman" w:hAnsi="Times New Roman"/>
-        </w:rPr>
-        <w:t>dalam</w:t>
-      </w:r>
-      <w:proofErr w:type="spellEnd"/>
-      <w:r>
-        <w:rPr>
-          <w:rFonts w:ascii="Times New Roman" w:hAnsi="Times New Roman"/>
-        </w:rPr>
-        <w:t xml:space="preserve"> list</w:t>
-      </w:r>
-      <w:r>
-        <w:rPr>
-          <w:rFonts w:ascii="Times New Roman" w:hAnsi="Times New Roman"/>
-        </w:rPr>
-        <w:t xml:space="preserve"> </w:t>
-      </w:r>
-      <w:proofErr w:type="spellStart"/>
-      <w:r>
-        <w:rPr>
-          <w:rFonts w:ascii="Times New Roman" w:hAnsi="Times New Roman"/>
-        </w:rPr>
-        <w:t>tersebut</w:t>
-      </w:r>
-      <w:proofErr w:type="spellEnd"/>
-      <w:r>
-        <w:rPr>
-          <w:rFonts w:ascii="Times New Roman" w:hAnsi="Times New Roman"/>
-        </w:rPr>
-        <w:t>.</w:t>
-      </w:r>
-    </w:p>
-    <w:p>
-      <w:pPr>
-        <w:pStyle w:val="ListParagraph"/>
-        <w:tabs>
-          <w:tab w:val="left" w:pos="1440"/>
-        </w:tabs>
-        <w:ind w:left="1800"/>
-        <w:rPr>
-          <w:rFonts w:ascii="Times New Roman" w:hAnsi="Times New Roman"/>
-          <w:lang w:val="en-US"/>
-        </w:rPr>
-      </w:pPr>
-    </w:p>
-    <w:p>
-      <w:pPr>
-        <w:pStyle w:val="ListParagraph"/>
-        <w:numPr>
-          <w:ilvl w:val="0"/>
-          <w:numId w:val="33"/>
-        </w:numPr>
-        <w:tabs>
-          <w:tab w:val="left" w:pos="1440"/>
-        </w:tabs>
-        <w:ind w:left="1800"/>
-        <w:rPr>
-          <w:rFonts w:ascii="Times New Roman" w:hAnsi="Times New Roman"/>
-          <w:lang w:val="en-US"/>
-        </w:rPr>
-      </w:pPr>
-      <w:proofErr w:type="spellStart"/>
-      <w:r>
-        <w:rPr>
-          <w:rFonts w:ascii="Times New Roman" w:hAnsi="Times New Roman"/>
-          <w:lang w:val="en-US"/>
-        </w:rPr>
-        <w:t>Perhatikan</w:t>
-      </w:r>
-      <w:proofErr w:type="spellEnd"/>
-      <w:r>
-        <w:rPr>
-          <w:rFonts w:ascii="Times New Roman" w:hAnsi="Times New Roman"/>
-          <w:lang w:val="en-US"/>
-        </w:rPr>
-        <w:t xml:space="preserve"> </w:t>
-      </w:r>
-      <w:proofErr w:type="spellStart"/>
-      <w:r>
-        <w:rPr>
-          <w:rFonts w:ascii="Times New Roman" w:hAnsi="Times New Roman"/>
-          <w:lang w:val="en-US"/>
-        </w:rPr>
-        <w:t>potongan</w:t>
-      </w:r>
-      <w:proofErr w:type="spellEnd"/>
-      <w:r>
-        <w:rPr>
-          <w:rFonts w:ascii="Times New Roman" w:hAnsi="Times New Roman"/>
-          <w:lang w:val="en-US"/>
-        </w:rPr>
-        <w:t xml:space="preserve"> </w:t>
-      </w:r>
-      <w:proofErr w:type="spellStart"/>
-      <w:r>
-        <w:rPr>
-          <w:rFonts w:ascii="Times New Roman" w:hAnsi="Times New Roman"/>
-          <w:lang w:val="en-US"/>
-        </w:rPr>
-        <w:t>kode</w:t>
-      </w:r>
-      <w:proofErr w:type="spellEnd"/>
-      <w:r>
-        <w:rPr>
-          <w:rFonts w:ascii="Times New Roman" w:hAnsi="Times New Roman"/>
-          <w:lang w:val="en-US"/>
-        </w:rPr>
-        <w:t xml:space="preserve"> </w:t>
-      </w:r>
-      <w:proofErr w:type="spellStart"/>
-      <w:r>
-        <w:rPr>
-          <w:rFonts w:ascii="Times New Roman" w:hAnsi="Times New Roman"/>
-          <w:lang w:val="en-US"/>
-        </w:rPr>
-        <w:t>berikut</w:t>
-      </w:r>
-      <w:proofErr w:type="spellEnd"/>
-      <w:r>
-        <w:rPr>
-          <w:rFonts w:ascii="Times New Roman" w:hAnsi="Times New Roman"/>
-          <w:lang w:val="en-US"/>
-        </w:rPr>
-        <w:t xml:space="preserve">: </w:t>
-      </w:r>
-    </w:p>
-    <w:tbl>
-      <w:tblPr>
-        <w:tblStyle w:val="TableGrid"/>
-        <w:tblW w:w="0" w:type="auto"/>
-        <w:tblInd w:w="1800" w:type="dxa"/>
-        <w:tblLook w:val="04A0" w:firstRow="1" w:lastRow="0" w:firstColumn="1" w:lastColumn="0" w:noHBand="0" w:noVBand="1"/>
-      </w:tblPr>
-      <w:tblGrid>
-        <w:gridCol w:w="7216"/>
-      </w:tblGrid>
-      <w:tr>
-        <w:tc>
-          <w:tcPr>
-            <w:tcW w:w="9016" w:type="dxa"/>
-          </w:tcPr>
-          <w:p>
-            <w:pPr>
-              <w:pStyle w:val="ListParagraph"/>
-              <w:tabs>
-                <w:tab w:val="left" w:pos="1440"/>
-              </w:tabs>
-              <w:ind w:left="0"/>
-              <w:rPr>
-                <w:rFonts w:ascii="Cascadia Code ExtraLight" w:hAnsi="Cascadia Code ExtraLight" w:cs="Cascadia Code ExtraLight"/>
-                <w:lang w:val="en-US"/>
-              </w:rPr>
-            </w:pPr>
-            <w:r>
-              <w:rPr>
-                <w:rFonts w:ascii="Cascadia Code ExtraLight" w:hAnsi="Cascadia Code ExtraLight" w:cs="Cascadia Code ExtraLight"/>
-                <w:lang w:val="en-US"/>
-              </w:rPr>
-              <w:t>if (</w:t>
-            </w:r>
-            <w:proofErr w:type="spellStart"/>
-            <w:proofErr w:type="gramStart"/>
-            <w:r>
-              <w:rPr>
-                <w:rFonts w:ascii="Cascadia Code ExtraLight" w:hAnsi="Cascadia Code ExtraLight" w:cs="Cascadia Code ExtraLight"/>
-                <w:lang w:val="en-US"/>
-              </w:rPr>
-              <w:t>isEmpty</w:t>
-            </w:r>
-            <w:proofErr w:type="spellEnd"/>
-            <w:r>
-              <w:rPr>
-                <w:rFonts w:ascii="Cascadia Code ExtraLight" w:hAnsi="Cascadia Code ExtraLight" w:cs="Cascadia Code ExtraLight"/>
-                <w:lang w:val="en-US"/>
-              </w:rPr>
-              <w:t>(</w:t>
-            </w:r>
-            <w:proofErr w:type="gramEnd"/>
-            <w:r>
-              <w:rPr>
-                <w:rFonts w:ascii="Cascadia Code ExtraLight" w:hAnsi="Cascadia Code ExtraLight" w:cs="Cascadia Code ExtraLight"/>
-                <w:lang w:val="en-US"/>
-              </w:rPr>
-              <w:t xml:space="preserve">)) { </w:t>
-            </w:r>
-          </w:p>
-          <w:p>
-            <w:pPr>
-              <w:pStyle w:val="ListParagraph"/>
-              <w:tabs>
-                <w:tab w:val="left" w:pos="1440"/>
-              </w:tabs>
-              <w:ind w:left="0"/>
-              <w:rPr>
-                <w:rFonts w:ascii="Cascadia Code ExtraLight" w:hAnsi="Cascadia Code ExtraLight" w:cs="Cascadia Code ExtraLight"/>
-                <w:lang w:val="en-US"/>
-              </w:rPr>
-            </w:pPr>
-            <w:r>
-              <w:rPr>
-                <w:rFonts w:ascii="Cascadia Code ExtraLight" w:hAnsi="Cascadia Code ExtraLight" w:cs="Cascadia Code ExtraLight"/>
-                <w:lang w:val="en-US"/>
-              </w:rPr>
-              <w:t xml:space="preserve">      </w:t>
-            </w:r>
-            <w:r>
-              <w:rPr>
-                <w:rFonts w:ascii="Cascadia Code ExtraLight" w:hAnsi="Cascadia Code ExtraLight" w:cs="Cascadia Code ExtraLight"/>
-                <w:lang w:val="en-US"/>
-              </w:rPr>
-              <w:t xml:space="preserve">head = tail = </w:t>
-            </w:r>
-            <w:proofErr w:type="spellStart"/>
-            <w:r>
-              <w:rPr>
-                <w:rFonts w:ascii="Cascadia Code ExtraLight" w:hAnsi="Cascadia Code ExtraLight" w:cs="Cascadia Code ExtraLight"/>
-                <w:lang w:val="en-US"/>
-              </w:rPr>
-              <w:t>newNode</w:t>
-            </w:r>
-            <w:proofErr w:type="spellEnd"/>
-            <w:r>
-              <w:rPr>
-                <w:rFonts w:ascii="Cascadia Code ExtraLight" w:hAnsi="Cascadia Code ExtraLight" w:cs="Cascadia Code ExtraLight"/>
-                <w:lang w:val="en-US"/>
-              </w:rPr>
-              <w:t xml:space="preserve">; </w:t>
-            </w:r>
-          </w:p>
-          <w:p>
-            <w:pPr>
-              <w:pStyle w:val="ListParagraph"/>
-              <w:tabs>
-                <w:tab w:val="left" w:pos="1440"/>
-              </w:tabs>
-              <w:ind w:left="0"/>
-              <w:rPr>
-                <w:rFonts w:ascii="Times New Roman" w:hAnsi="Times New Roman"/>
-                <w:lang w:val="en-US"/>
-              </w:rPr>
-            </w:pPr>
-            <w:r>
-              <w:rPr>
-                <w:rFonts w:ascii="Cascadia Code ExtraLight" w:hAnsi="Cascadia Code ExtraLight" w:cs="Cascadia Code ExtraLight"/>
-                <w:lang w:val="en-US"/>
-              </w:rPr>
-              <w:t>}</w:t>
-            </w:r>
-            <w:r>
-              <w:rPr>
-                <w:rFonts w:ascii="Times New Roman" w:hAnsi="Times New Roman"/>
-                <w:lang w:val="en-US"/>
-              </w:rPr>
-              <w:t xml:space="preserve"> </w:t>
-            </w:r>
-          </w:p>
-        </w:tc>
-      </w:tr>
-    </w:tbl>
-    <w:p>
-      <w:pPr>
-        <w:pStyle w:val="ListParagraph"/>
-        <w:tabs>
-          <w:tab w:val="left" w:pos="1440"/>
-        </w:tabs>
-        <w:ind w:left="1800"/>
-        <w:rPr>
-          <w:rFonts w:ascii="Times New Roman" w:hAnsi="Times New Roman"/>
-          <w:lang w:val="en-US"/>
-        </w:rPr>
-      </w:pPr>
-      <w:proofErr w:type="spellStart"/>
-      <w:r>
-        <w:rPr>
-          <w:rFonts w:ascii="Times New Roman" w:hAnsi="Times New Roman"/>
-          <w:lang w:val="en-US"/>
-        </w:rPr>
-        <w:t>Mengapa</w:t>
-      </w:r>
-      <w:proofErr w:type="spellEnd"/>
-      <w:r>
-        <w:rPr>
-          <w:rFonts w:ascii="Times New Roman" w:hAnsi="Times New Roman"/>
-          <w:lang w:val="en-US"/>
-        </w:rPr>
-        <w:t xml:space="preserve"> head dan tail </w:t>
-      </w:r>
-      <w:proofErr w:type="spellStart"/>
-      <w:r>
-        <w:rPr>
-          <w:rFonts w:ascii="Times New Roman" w:hAnsi="Times New Roman"/>
-          <w:lang w:val="en-US"/>
-        </w:rPr>
-        <w:t>harus</w:t>
-      </w:r>
-      <w:proofErr w:type="spellEnd"/>
-      <w:r>
-        <w:rPr>
-          <w:rFonts w:ascii="Times New Roman" w:hAnsi="Times New Roman"/>
-          <w:lang w:val="en-US"/>
-        </w:rPr>
-        <w:t xml:space="preserve"> </w:t>
-      </w:r>
-      <w:proofErr w:type="spellStart"/>
-      <w:r>
-        <w:rPr>
-          <w:rFonts w:ascii="Times New Roman" w:hAnsi="Times New Roman"/>
-          <w:lang w:val="en-US"/>
-        </w:rPr>
-        <w:t>menunjuk</w:t>
-      </w:r>
-      <w:proofErr w:type="spellEnd"/>
-      <w:r>
-        <w:rPr>
-          <w:rFonts w:ascii="Times New Roman" w:hAnsi="Times New Roman"/>
-          <w:lang w:val="en-US"/>
-        </w:rPr>
-        <w:t xml:space="preserve"> node yang </w:t>
-      </w:r>
-      <w:proofErr w:type="spellStart"/>
-      <w:r>
-        <w:rPr>
-          <w:rFonts w:ascii="Times New Roman" w:hAnsi="Times New Roman"/>
-          <w:lang w:val="en-US"/>
-        </w:rPr>
-        <w:t>sama</w:t>
-      </w:r>
-      <w:proofErr w:type="spellEnd"/>
-      <w:r>
-        <w:rPr>
-          <w:rFonts w:ascii="Times New Roman" w:hAnsi="Times New Roman"/>
-          <w:lang w:val="en-US"/>
-        </w:rPr>
-        <w:t xml:space="preserve"> </w:t>
-      </w:r>
-      <w:proofErr w:type="spellStart"/>
-      <w:r>
-        <w:rPr>
-          <w:rFonts w:ascii="Times New Roman" w:hAnsi="Times New Roman"/>
-          <w:lang w:val="en-US"/>
-        </w:rPr>
-        <w:t>ketika</w:t>
-      </w:r>
-      <w:proofErr w:type="spellEnd"/>
-      <w:r>
-        <w:rPr>
-          <w:rFonts w:ascii="Times New Roman" w:hAnsi="Times New Roman"/>
-          <w:lang w:val="en-US"/>
-        </w:rPr>
-        <w:t xml:space="preserve"> linked list </w:t>
-      </w:r>
-      <w:proofErr w:type="spellStart"/>
-      <w:r>
-        <w:rPr>
-          <w:rFonts w:ascii="Times New Roman" w:hAnsi="Times New Roman"/>
-          <w:lang w:val="en-US"/>
-        </w:rPr>
-        <w:t>masih</w:t>
-      </w:r>
-      <w:proofErr w:type="spellEnd"/>
-      <w:r>
-        <w:rPr>
-          <w:rFonts w:ascii="Times New Roman" w:hAnsi="Times New Roman"/>
-          <w:lang w:val="en-US"/>
-        </w:rPr>
-        <w:t xml:space="preserve"> </w:t>
-      </w:r>
-      <w:proofErr w:type="spellStart"/>
-      <w:r>
-        <w:rPr>
-          <w:rFonts w:ascii="Times New Roman" w:hAnsi="Times New Roman"/>
-          <w:lang w:val="en-US"/>
-        </w:rPr>
-        <w:t>kosong</w:t>
-      </w:r>
-      <w:proofErr w:type="spellEnd"/>
-      <w:r>
-        <w:rPr>
-          <w:rFonts w:ascii="Times New Roman" w:hAnsi="Times New Roman"/>
-          <w:lang w:val="en-US"/>
-        </w:rPr>
-        <w:t xml:space="preserve">? </w:t>
-      </w:r>
-    </w:p>
-    <w:p>
-      <w:pPr>
-        <w:pStyle w:val="ListParagraph"/>
-        <w:tabs>
-          <w:tab w:val="left" w:pos="1440"/>
-        </w:tabs>
-        <w:ind w:left="1800"/>
-        <w:rPr>
-          <w:rFonts w:ascii="Times New Roman" w:hAnsi="Times New Roman"/>
-          <w:lang w:val="en-US"/>
-        </w:rPr>
-      </w:pPr>
-      <w:proofErr w:type="gramStart"/>
-      <w:r>
-        <w:rPr>
-          <w:rFonts w:ascii="Times New Roman" w:hAnsi="Times New Roman"/>
-          <w:lang w:val="en-US"/>
-        </w:rPr>
-        <w:t>Jawab :</w:t>
-      </w:r>
-      <w:proofErr w:type="gramEnd"/>
-    </w:p>
-    <w:p>
-      <w:pPr>
-        <w:pStyle w:val="ListParagraph"/>
-        <w:tabs>
-          <w:tab w:val="left" w:pos="1440"/>
-        </w:tabs>
-        <w:ind w:left="1800"/>
-        <w:rPr>
-          <w:rFonts w:ascii="Times New Roman" w:hAnsi="Times New Roman"/>
-        </w:rPr>
-      </w:pPr>
-      <w:r>
-        <w:rPr>
-          <w:rFonts w:ascii="Times New Roman" w:hAnsi="Times New Roman"/>
-        </w:rPr>
-        <w:t xml:space="preserve">Karena </w:t>
-      </w:r>
-      <w:proofErr w:type="spellStart"/>
-      <w:r>
-        <w:rPr>
-          <w:rFonts w:ascii="Times New Roman" w:hAnsi="Times New Roman"/>
-        </w:rPr>
-        <w:t>ketika</w:t>
-      </w:r>
-      <w:proofErr w:type="spellEnd"/>
-      <w:r>
-        <w:rPr>
-          <w:rFonts w:ascii="Times New Roman" w:hAnsi="Times New Roman"/>
-        </w:rPr>
-        <w:t xml:space="preserve"> list </w:t>
-      </w:r>
-      <w:proofErr w:type="spellStart"/>
-      <w:r>
-        <w:rPr>
-          <w:rFonts w:ascii="Times New Roman" w:hAnsi="Times New Roman"/>
-        </w:rPr>
-        <w:t>masih</w:t>
-      </w:r>
-      <w:proofErr w:type="spellEnd"/>
-      <w:r>
-        <w:rPr>
-          <w:rFonts w:ascii="Times New Roman" w:hAnsi="Times New Roman"/>
-        </w:rPr>
-        <w:t xml:space="preserve"> </w:t>
-      </w:r>
-      <w:proofErr w:type="spellStart"/>
-      <w:r>
-        <w:rPr>
-          <w:rFonts w:ascii="Times New Roman" w:hAnsi="Times New Roman"/>
-        </w:rPr>
-        <w:t>kosong</w:t>
-      </w:r>
-      <w:proofErr w:type="spellEnd"/>
-      <w:r>
-        <w:rPr>
-          <w:rFonts w:ascii="Times New Roman" w:hAnsi="Times New Roman"/>
-        </w:rPr>
-        <w:t xml:space="preserve"> dan </w:t>
-      </w:r>
-      <w:proofErr w:type="spellStart"/>
-      <w:r>
-        <w:rPr>
-          <w:rFonts w:ascii="Times New Roman" w:hAnsi="Times New Roman"/>
-        </w:rPr>
-        <w:t>akan</w:t>
-      </w:r>
-      <w:proofErr w:type="spellEnd"/>
-      <w:r>
-        <w:rPr>
-          <w:rFonts w:ascii="Times New Roman" w:hAnsi="Times New Roman"/>
-        </w:rPr>
-        <w:t xml:space="preserve"> </w:t>
-      </w:r>
-      <w:proofErr w:type="spellStart"/>
-      <w:r>
-        <w:rPr>
-          <w:rFonts w:ascii="Times New Roman" w:hAnsi="Times New Roman"/>
-        </w:rPr>
-        <w:t>menambahkan</w:t>
-      </w:r>
-      <w:proofErr w:type="spellEnd"/>
-      <w:r>
-        <w:rPr>
-          <w:rFonts w:ascii="Times New Roman" w:hAnsi="Times New Roman"/>
-        </w:rPr>
-        <w:t xml:space="preserve"> </w:t>
-      </w:r>
-      <w:proofErr w:type="spellStart"/>
-      <w:r>
-        <w:rPr>
-          <w:rFonts w:ascii="Times New Roman" w:hAnsi="Times New Roman"/>
-        </w:rPr>
-        <w:t>satu</w:t>
-      </w:r>
-      <w:proofErr w:type="spellEnd"/>
-      <w:r>
-        <w:rPr>
-          <w:rFonts w:ascii="Times New Roman" w:hAnsi="Times New Roman"/>
-        </w:rPr>
-        <w:t xml:space="preserve"> node </w:t>
-      </w:r>
-      <w:proofErr w:type="spellStart"/>
-      <w:r>
-        <w:rPr>
-          <w:rFonts w:ascii="Times New Roman" w:hAnsi="Times New Roman"/>
-        </w:rPr>
-        <w:t>baru</w:t>
-      </w:r>
-      <w:proofErr w:type="spellEnd"/>
-      <w:r>
-        <w:rPr>
-          <w:rFonts w:ascii="Times New Roman" w:hAnsi="Times New Roman"/>
-        </w:rPr>
-        <w:t xml:space="preserve">, </w:t>
-      </w:r>
-      <w:proofErr w:type="spellStart"/>
-      <w:r>
-        <w:rPr>
-          <w:rFonts w:ascii="Times New Roman" w:hAnsi="Times New Roman"/>
-        </w:rPr>
-        <w:t>maka</w:t>
-      </w:r>
-      <w:proofErr w:type="spellEnd"/>
-      <w:r>
-        <w:rPr>
-          <w:rFonts w:ascii="Times New Roman" w:hAnsi="Times New Roman"/>
-        </w:rPr>
-        <w:t xml:space="preserve"> node </w:t>
-      </w:r>
-      <w:proofErr w:type="spellStart"/>
-      <w:r>
-        <w:rPr>
-          <w:rFonts w:ascii="Times New Roman" w:hAnsi="Times New Roman"/>
-        </w:rPr>
-        <w:t>tersebut</w:t>
-      </w:r>
-      <w:proofErr w:type="spellEnd"/>
-      <w:r>
-        <w:rPr>
-          <w:rFonts w:ascii="Times New Roman" w:hAnsi="Times New Roman"/>
-        </w:rPr>
-        <w:t xml:space="preserve"> </w:t>
-      </w:r>
-      <w:proofErr w:type="spellStart"/>
-      <w:r>
-        <w:rPr>
-          <w:rFonts w:ascii="Times New Roman" w:hAnsi="Times New Roman"/>
-        </w:rPr>
-        <w:t>otomatis</w:t>
-      </w:r>
-      <w:proofErr w:type="spellEnd"/>
-      <w:r>
-        <w:rPr>
-          <w:rFonts w:ascii="Times New Roman" w:hAnsi="Times New Roman"/>
-        </w:rPr>
-        <w:t xml:space="preserve"> </w:t>
-      </w:r>
-      <w:proofErr w:type="spellStart"/>
-      <w:r>
-        <w:rPr>
-          <w:rFonts w:ascii="Times New Roman" w:hAnsi="Times New Roman"/>
-        </w:rPr>
-        <w:t>menjadi</w:t>
-      </w:r>
-      <w:proofErr w:type="spellEnd"/>
-      <w:r>
-        <w:rPr>
-          <w:rFonts w:ascii="Times New Roman" w:hAnsi="Times New Roman"/>
-        </w:rPr>
-        <w:t xml:space="preserve"> </w:t>
-      </w:r>
-      <w:proofErr w:type="spellStart"/>
-      <w:r>
-        <w:rPr>
-          <w:rFonts w:ascii="Times New Roman" w:hAnsi="Times New Roman"/>
-        </w:rPr>
-        <w:t>elemen</w:t>
-      </w:r>
-      <w:proofErr w:type="spellEnd"/>
-      <w:r>
-        <w:rPr>
-          <w:rFonts w:ascii="Times New Roman" w:hAnsi="Times New Roman"/>
-        </w:rPr>
-        <w:t xml:space="preserve"> </w:t>
-      </w:r>
-      <w:proofErr w:type="spellStart"/>
-      <w:r>
-        <w:rPr>
-          <w:rFonts w:ascii="Times New Roman" w:hAnsi="Times New Roman"/>
-        </w:rPr>
-        <w:t>pertama</w:t>
-      </w:r>
-      <w:proofErr w:type="spellEnd"/>
-      <w:r>
-        <w:rPr>
-          <w:rFonts w:ascii="Times New Roman" w:hAnsi="Times New Roman"/>
-        </w:rPr>
-        <w:t xml:space="preserve"> </w:t>
-      </w:r>
-      <w:proofErr w:type="spellStart"/>
-      <w:r>
-        <w:rPr>
-          <w:rFonts w:ascii="Times New Roman" w:hAnsi="Times New Roman"/>
-        </w:rPr>
-        <w:t>sekaligus</w:t>
-      </w:r>
-      <w:proofErr w:type="spellEnd"/>
-      <w:r>
-        <w:rPr>
-          <w:rFonts w:ascii="Times New Roman" w:hAnsi="Times New Roman"/>
-        </w:rPr>
-        <w:t xml:space="preserve"> </w:t>
-      </w:r>
-      <w:proofErr w:type="spellStart"/>
-      <w:r>
-        <w:rPr>
-          <w:rFonts w:ascii="Times New Roman" w:hAnsi="Times New Roman"/>
-        </w:rPr>
-        <w:t>elemen</w:t>
-      </w:r>
-      <w:proofErr w:type="spellEnd"/>
-      <w:r>
-        <w:rPr>
-          <w:rFonts w:ascii="Times New Roman" w:hAnsi="Times New Roman"/>
-        </w:rPr>
-        <w:t xml:space="preserve"> </w:t>
-      </w:r>
-      <w:proofErr w:type="spellStart"/>
-      <w:r>
-        <w:rPr>
-          <w:rFonts w:ascii="Times New Roman" w:hAnsi="Times New Roman"/>
-        </w:rPr>
-        <w:t>terakhir</w:t>
-      </w:r>
-      <w:proofErr w:type="spellEnd"/>
-      <w:r>
-        <w:rPr>
-          <w:rFonts w:ascii="Times New Roman" w:hAnsi="Times New Roman"/>
-        </w:rPr>
-        <w:t xml:space="preserve"> </w:t>
-      </w:r>
-      <w:proofErr w:type="spellStart"/>
-      <w:r>
-        <w:rPr>
-          <w:rFonts w:ascii="Times New Roman" w:hAnsi="Times New Roman"/>
-        </w:rPr>
-        <w:t>dalam</w:t>
-      </w:r>
-      <w:proofErr w:type="spellEnd"/>
-      <w:r>
-        <w:rPr>
-          <w:rFonts w:ascii="Times New Roman" w:hAnsi="Times New Roman"/>
-        </w:rPr>
-        <w:t xml:space="preserve"> </w:t>
-      </w:r>
-      <w:proofErr w:type="spellStart"/>
-      <w:r>
-        <w:rPr>
-          <w:rFonts w:ascii="Times New Roman" w:hAnsi="Times New Roman"/>
-        </w:rPr>
-        <w:t>antrean</w:t>
-      </w:r>
-      <w:proofErr w:type="spellEnd"/>
-      <w:r>
-        <w:rPr>
-          <w:rFonts w:ascii="Times New Roman" w:hAnsi="Times New Roman"/>
-        </w:rPr>
-        <w:t xml:space="preserve"> </w:t>
-      </w:r>
-      <w:proofErr w:type="spellStart"/>
-      <w:r>
-        <w:rPr>
-          <w:rFonts w:ascii="Times New Roman" w:hAnsi="Times New Roman"/>
-        </w:rPr>
-        <w:t>tersebut</w:t>
-      </w:r>
-      <w:proofErr w:type="spellEnd"/>
-      <w:r>
-        <w:rPr>
-          <w:rFonts w:ascii="Times New Roman" w:hAnsi="Times New Roman"/>
-        </w:rPr>
-        <w:t xml:space="preserve">. Oleh </w:t>
-      </w:r>
-      <w:proofErr w:type="spellStart"/>
-      <w:r>
-        <w:rPr>
-          <w:rFonts w:ascii="Times New Roman" w:hAnsi="Times New Roman"/>
-        </w:rPr>
-        <w:t>karena</w:t>
-      </w:r>
-      <w:proofErr w:type="spellEnd"/>
-      <w:r>
-        <w:rPr>
-          <w:rFonts w:ascii="Times New Roman" w:hAnsi="Times New Roman"/>
-        </w:rPr>
-        <w:t xml:space="preserve"> </w:t>
-      </w:r>
-      <w:proofErr w:type="spellStart"/>
-      <w:r>
-        <w:rPr>
-          <w:rFonts w:ascii="Times New Roman" w:hAnsi="Times New Roman"/>
-        </w:rPr>
-        <w:t>itu</w:t>
-      </w:r>
-      <w:proofErr w:type="spellEnd"/>
-      <w:r>
-        <w:rPr>
-          <w:rFonts w:ascii="Times New Roman" w:hAnsi="Times New Roman"/>
-        </w:rPr>
-        <w:t>, pointer head (</w:t>
-      </w:r>
-      <w:proofErr w:type="spellStart"/>
-      <w:r>
-        <w:rPr>
-          <w:rFonts w:ascii="Times New Roman" w:hAnsi="Times New Roman"/>
-        </w:rPr>
-        <w:t>awal</w:t>
-      </w:r>
-      <w:proofErr w:type="spellEnd"/>
-      <w:r>
-        <w:rPr>
-          <w:rFonts w:ascii="Times New Roman" w:hAnsi="Times New Roman"/>
-        </w:rPr>
-        <w:t xml:space="preserve">) dan </w:t>
-      </w:r>
-      <w:r>
-        <w:rPr>
-          <w:rFonts w:ascii="Times New Roman" w:hAnsi="Times New Roman"/>
-        </w:rPr>
-        <w:lastRenderedPageBreak/>
-        <w:t>tail (</w:t>
-      </w:r>
-      <w:proofErr w:type="spellStart"/>
-      <w:r>
-        <w:rPr>
-          <w:rFonts w:ascii="Times New Roman" w:hAnsi="Times New Roman"/>
-        </w:rPr>
-        <w:t>akhir</w:t>
-      </w:r>
-      <w:proofErr w:type="spellEnd"/>
-      <w:r>
-        <w:rPr>
-          <w:rFonts w:ascii="Times New Roman" w:hAnsi="Times New Roman"/>
-        </w:rPr>
-        <w:t xml:space="preserve">) </w:t>
-      </w:r>
-      <w:proofErr w:type="spellStart"/>
-      <w:r>
-        <w:rPr>
-          <w:rFonts w:ascii="Times New Roman" w:hAnsi="Times New Roman"/>
-        </w:rPr>
-        <w:t>harus</w:t>
-      </w:r>
-      <w:proofErr w:type="spellEnd"/>
-      <w:r>
-        <w:rPr>
-          <w:rFonts w:ascii="Times New Roman" w:hAnsi="Times New Roman"/>
-        </w:rPr>
-        <w:t xml:space="preserve"> </w:t>
-      </w:r>
-      <w:proofErr w:type="spellStart"/>
-      <w:r>
-        <w:rPr>
-          <w:rFonts w:ascii="Times New Roman" w:hAnsi="Times New Roman"/>
-        </w:rPr>
-        <w:t>menunjuk</w:t>
-      </w:r>
-      <w:proofErr w:type="spellEnd"/>
-      <w:r>
-        <w:rPr>
-          <w:rFonts w:ascii="Times New Roman" w:hAnsi="Times New Roman"/>
-        </w:rPr>
-        <w:t xml:space="preserve"> </w:t>
-      </w:r>
-      <w:proofErr w:type="spellStart"/>
-      <w:r>
-        <w:rPr>
-          <w:rFonts w:ascii="Times New Roman" w:hAnsi="Times New Roman"/>
-        </w:rPr>
-        <w:t>ke</w:t>
-      </w:r>
-      <w:proofErr w:type="spellEnd"/>
-      <w:r>
-        <w:rPr>
-          <w:rFonts w:ascii="Times New Roman" w:hAnsi="Times New Roman"/>
-        </w:rPr>
-        <w:t xml:space="preserve"> </w:t>
-      </w:r>
-      <w:proofErr w:type="spellStart"/>
-      <w:r>
-        <w:rPr>
-          <w:rFonts w:ascii="Times New Roman" w:hAnsi="Times New Roman"/>
-        </w:rPr>
-        <w:t>alamat</w:t>
-      </w:r>
-      <w:proofErr w:type="spellEnd"/>
-      <w:r>
-        <w:rPr>
-          <w:rFonts w:ascii="Times New Roman" w:hAnsi="Times New Roman"/>
-        </w:rPr>
-        <w:t xml:space="preserve"> yang </w:t>
-      </w:r>
-      <w:proofErr w:type="spellStart"/>
-      <w:r>
-        <w:rPr>
-          <w:rFonts w:ascii="Times New Roman" w:hAnsi="Times New Roman"/>
-        </w:rPr>
-        <w:t>sama</w:t>
-      </w:r>
-      <w:proofErr w:type="spellEnd"/>
-      <w:r>
-        <w:rPr>
-          <w:rFonts w:ascii="Times New Roman" w:hAnsi="Times New Roman"/>
-        </w:rPr>
-        <w:t xml:space="preserve"> </w:t>
-      </w:r>
-      <w:proofErr w:type="spellStart"/>
-      <w:r>
-        <w:rPr>
-          <w:rFonts w:ascii="Times New Roman" w:hAnsi="Times New Roman"/>
-        </w:rPr>
-        <w:t>yaitu</w:t>
-      </w:r>
-      <w:proofErr w:type="spellEnd"/>
-      <w:r>
-        <w:rPr>
-          <w:rFonts w:ascii="Times New Roman" w:hAnsi="Times New Roman"/>
-        </w:rPr>
-        <w:t xml:space="preserve"> node </w:t>
-      </w:r>
-      <w:proofErr w:type="spellStart"/>
-      <w:r>
-        <w:rPr>
-          <w:rFonts w:ascii="Times New Roman" w:hAnsi="Times New Roman"/>
-        </w:rPr>
-        <w:t>pertama</w:t>
-      </w:r>
-      <w:proofErr w:type="spellEnd"/>
-      <w:r>
-        <w:rPr>
-          <w:rFonts w:ascii="Times New Roman" w:hAnsi="Times New Roman"/>
-        </w:rPr>
-        <w:t xml:space="preserve"> </w:t>
-      </w:r>
-      <w:proofErr w:type="spellStart"/>
-      <w:r>
-        <w:rPr>
-          <w:rFonts w:ascii="Times New Roman" w:hAnsi="Times New Roman"/>
-        </w:rPr>
-        <w:t>tersebut</w:t>
-      </w:r>
-      <w:proofErr w:type="spellEnd"/>
-      <w:r>
-        <w:rPr>
-          <w:rFonts w:ascii="Times New Roman" w:hAnsi="Times New Roman"/>
-        </w:rPr>
-        <w:t>.</w:t>
-      </w:r>
-    </w:p>
-    <w:p>
-      <w:pPr>
-        <w:pStyle w:val="ListParagraph"/>
-        <w:tabs>
-          <w:tab w:val="left" w:pos="1440"/>
-        </w:tabs>
-        <w:ind w:left="1800"/>
-        <w:rPr>
-          <w:rFonts w:ascii="Times New Roman" w:hAnsi="Times New Roman"/>
-          <w:lang w:val="en-US"/>
-        </w:rPr>
-      </w:pPr>
-    </w:p>
-    <w:p>
-      <w:pPr>
-        <w:pStyle w:val="ListParagraph"/>
-        <w:numPr>
-          <w:ilvl w:val="0"/>
-          <w:numId w:val="33"/>
-        </w:numPr>
-        <w:tabs>
-          <w:tab w:val="left" w:pos="1440"/>
-        </w:tabs>
-        <w:ind w:left="1800"/>
-        <w:rPr>
-          <w:rFonts w:ascii="Times New Roman" w:hAnsi="Times New Roman"/>
-          <w:lang w:val="en-US"/>
-        </w:rPr>
-      </w:pPr>
-      <w:proofErr w:type="spellStart"/>
-      <w:r>
-        <w:rPr>
-          <w:rFonts w:ascii="Times New Roman" w:hAnsi="Times New Roman"/>
-          <w:lang w:val="en-US"/>
-        </w:rPr>
-        <w:t>Modifikasi</w:t>
-      </w:r>
-      <w:proofErr w:type="spellEnd"/>
-      <w:r>
-        <w:rPr>
-          <w:rFonts w:ascii="Times New Roman" w:hAnsi="Times New Roman"/>
-          <w:lang w:val="en-US"/>
-        </w:rPr>
-        <w:t xml:space="preserve"> method </w:t>
-      </w:r>
-      <w:proofErr w:type="gramStart"/>
-      <w:r>
-        <w:rPr>
-          <w:rFonts w:ascii="Times New Roman" w:hAnsi="Times New Roman"/>
-          <w:lang w:val="en-US"/>
-        </w:rPr>
-        <w:t>print(</w:t>
-      </w:r>
-      <w:proofErr w:type="gramEnd"/>
-      <w:r>
-        <w:rPr>
-          <w:rFonts w:ascii="Times New Roman" w:hAnsi="Times New Roman"/>
-          <w:lang w:val="en-US"/>
-        </w:rPr>
-        <w:t xml:space="preserve">) agar </w:t>
-      </w:r>
-      <w:proofErr w:type="spellStart"/>
-      <w:r>
-        <w:rPr>
-          <w:rFonts w:ascii="Times New Roman" w:hAnsi="Times New Roman"/>
-          <w:lang w:val="en-US"/>
-        </w:rPr>
-        <w:t>menampilkan</w:t>
-      </w:r>
-      <w:proofErr w:type="spellEnd"/>
-      <w:r>
-        <w:rPr>
-          <w:rFonts w:ascii="Times New Roman" w:hAnsi="Times New Roman"/>
-          <w:lang w:val="en-US"/>
-        </w:rPr>
-        <w:t xml:space="preserve"> </w:t>
-      </w:r>
-      <w:proofErr w:type="spellStart"/>
-      <w:r>
-        <w:rPr>
-          <w:rFonts w:ascii="Times New Roman" w:hAnsi="Times New Roman"/>
-          <w:lang w:val="en-US"/>
-        </w:rPr>
-        <w:t>pesan</w:t>
-      </w:r>
-      <w:proofErr w:type="spellEnd"/>
-      <w:r>
-        <w:rPr>
-          <w:rFonts w:ascii="Times New Roman" w:hAnsi="Times New Roman"/>
-          <w:lang w:val="en-US"/>
-        </w:rPr>
-        <w:t xml:space="preserve"> "Linked List </w:t>
-      </w:r>
-      <w:proofErr w:type="spellStart"/>
-      <w:r>
-        <w:rPr>
-          <w:rFonts w:ascii="Times New Roman" w:hAnsi="Times New Roman"/>
-          <w:lang w:val="en-US"/>
-        </w:rPr>
-        <w:t>masih</w:t>
-      </w:r>
-      <w:proofErr w:type="spellEnd"/>
-      <w:r>
-        <w:rPr>
-          <w:rFonts w:ascii="Times New Roman" w:hAnsi="Times New Roman"/>
-          <w:lang w:val="en-US"/>
-        </w:rPr>
-        <w:t xml:space="preserve"> </w:t>
-      </w:r>
-      <w:proofErr w:type="spellStart"/>
-      <w:r>
-        <w:rPr>
-          <w:rFonts w:ascii="Times New Roman" w:hAnsi="Times New Roman"/>
-          <w:lang w:val="en-US"/>
-        </w:rPr>
-        <w:t>kosong</w:t>
-      </w:r>
-      <w:proofErr w:type="spellEnd"/>
-      <w:r>
-        <w:rPr>
-          <w:rFonts w:ascii="Times New Roman" w:hAnsi="Times New Roman"/>
-          <w:lang w:val="en-US"/>
-        </w:rPr>
-        <w:t xml:space="preserve">" </w:t>
-      </w:r>
-      <w:proofErr w:type="spellStart"/>
-      <w:r>
-        <w:rPr>
-          <w:rFonts w:ascii="Times New Roman" w:hAnsi="Times New Roman"/>
-          <w:lang w:val="en-US"/>
-        </w:rPr>
-        <w:t>ketika</w:t>
-      </w:r>
-      <w:proofErr w:type="spellEnd"/>
-      <w:r>
-        <w:rPr>
-          <w:rFonts w:ascii="Times New Roman" w:hAnsi="Times New Roman"/>
-          <w:lang w:val="en-US"/>
-        </w:rPr>
-        <w:t xml:space="preserve"> </w:t>
-      </w:r>
-      <w:proofErr w:type="spellStart"/>
-      <w:r>
-        <w:rPr>
-          <w:rFonts w:ascii="Times New Roman" w:hAnsi="Times New Roman"/>
-          <w:lang w:val="en-US"/>
-        </w:rPr>
-        <w:t>tidak</w:t>
-      </w:r>
-      <w:proofErr w:type="spellEnd"/>
-      <w:r>
-        <w:rPr>
-          <w:rFonts w:ascii="Times New Roman" w:hAnsi="Times New Roman"/>
-          <w:lang w:val="en-US"/>
-        </w:rPr>
-        <w:t xml:space="preserve"> </w:t>
-      </w:r>
-      <w:proofErr w:type="spellStart"/>
-      <w:r>
-        <w:rPr>
-          <w:rFonts w:ascii="Times New Roman" w:hAnsi="Times New Roman"/>
-          <w:lang w:val="en-US"/>
-        </w:rPr>
-        <w:t>terdapat</w:t>
-      </w:r>
-      <w:proofErr w:type="spellEnd"/>
-      <w:r>
-        <w:rPr>
-          <w:rFonts w:ascii="Times New Roman" w:hAnsi="Times New Roman"/>
-          <w:lang w:val="en-US"/>
-        </w:rPr>
-        <w:t xml:space="preserve"> data pada linked list! </w:t>
-      </w:r>
-    </w:p>
-    <w:p>
-      <w:pPr>
-        <w:pStyle w:val="ListParagraph"/>
-        <w:tabs>
-          <w:tab w:val="left" w:pos="1440"/>
-        </w:tabs>
-        <w:ind w:left="1800"/>
-        <w:rPr>
-          <w:rFonts w:ascii="Times New Roman" w:hAnsi="Times New Roman"/>
-          <w:lang w:val="en-US"/>
-        </w:rPr>
-      </w:pPr>
-      <w:proofErr w:type="gramStart"/>
-      <w:r>
-        <w:rPr>
-          <w:rFonts w:ascii="Times New Roman" w:hAnsi="Times New Roman"/>
-          <w:lang w:val="en-US"/>
-        </w:rPr>
-        <w:t>Jawab :</w:t>
-      </w:r>
-      <w:proofErr w:type="gramEnd"/>
-    </w:p>
-    <w:p>
-      <w:pPr>
-        <w:pStyle w:val="ListParagraph"/>
-        <w:tabs>
-          <w:tab w:val="left" w:pos="1440"/>
-        </w:tabs>
-        <w:ind w:left="1800"/>
-        <w:rPr>
-          <w:rFonts w:ascii="Times New Roman" w:hAnsi="Times New Roman"/>
-          <w:lang w:val="en-US"/>
-        </w:rPr>
-      </w:pPr>
-      <w:proofErr w:type="spellStart"/>
-      <w:r>
-        <w:rPr>
-          <w:rFonts w:ascii="Times New Roman" w:hAnsi="Times New Roman"/>
-          <w:lang w:val="en-US"/>
-        </w:rPr>
-        <w:t>Memodifikasi</w:t>
-      </w:r>
-      <w:proofErr w:type="spellEnd"/>
-      <w:r>
-        <w:rPr>
-          <w:rFonts w:ascii="Times New Roman" w:hAnsi="Times New Roman"/>
-          <w:lang w:val="en-US"/>
-        </w:rPr>
-        <w:t xml:space="preserve"> method </w:t>
-      </w:r>
-      <w:proofErr w:type="gramStart"/>
-      <w:r>
-        <w:rPr>
-          <w:rFonts w:ascii="Times New Roman" w:hAnsi="Times New Roman"/>
-          <w:lang w:val="en-US"/>
-        </w:rPr>
-        <w:t>print() ,</w:t>
-      </w:r>
-      <w:proofErr w:type="gramEnd"/>
-      <w:r>
-        <w:rPr>
-          <w:rFonts w:ascii="Times New Roman" w:hAnsi="Times New Roman"/>
-          <w:lang w:val="en-US"/>
-        </w:rPr>
-        <w:t xml:space="preserve"> </w:t>
-      </w:r>
-      <w:proofErr w:type="spellStart"/>
-      <w:r>
-        <w:rPr>
-          <w:rFonts w:ascii="Times New Roman" w:hAnsi="Times New Roman"/>
-          <w:lang w:val="en-US"/>
-        </w:rPr>
-        <w:t>dengan</w:t>
-      </w:r>
-      <w:proofErr w:type="spellEnd"/>
-      <w:r>
-        <w:rPr>
-          <w:rFonts w:ascii="Times New Roman" w:hAnsi="Times New Roman"/>
-          <w:lang w:val="en-US"/>
-        </w:rPr>
-        <w:t xml:space="preserve"> </w:t>
-      </w:r>
-      <w:proofErr w:type="spellStart"/>
-      <w:r>
-        <w:rPr>
-          <w:rFonts w:ascii="Times New Roman" w:hAnsi="Times New Roman"/>
-          <w:lang w:val="en-US"/>
-        </w:rPr>
-        <w:t>menyesusaikan</w:t>
-      </w:r>
-      <w:proofErr w:type="spellEnd"/>
-      <w:r>
-        <w:rPr>
-          <w:rFonts w:ascii="Times New Roman" w:hAnsi="Times New Roman"/>
-          <w:lang w:val="en-US"/>
-        </w:rPr>
-        <w:t xml:space="preserve"> </w:t>
-      </w:r>
-      <w:proofErr w:type="spellStart"/>
-      <w:r>
-        <w:rPr>
-          <w:rFonts w:ascii="Times New Roman" w:hAnsi="Times New Roman"/>
-          <w:lang w:val="en-US"/>
-        </w:rPr>
-        <w:t>kondisi</w:t>
-      </w:r>
-      <w:proofErr w:type="spellEnd"/>
-      <w:r>
-        <w:rPr>
-          <w:rFonts w:ascii="Times New Roman" w:hAnsi="Times New Roman"/>
-          <w:lang w:val="en-US"/>
-        </w:rPr>
-        <w:t xml:space="preserve">. </w:t>
-      </w:r>
-      <w:proofErr w:type="spellStart"/>
-      <w:r>
-        <w:rPr>
-          <w:rFonts w:ascii="Times New Roman" w:hAnsi="Times New Roman"/>
-          <w:lang w:val="en-US"/>
-        </w:rPr>
-        <w:t>Berikut</w:t>
-      </w:r>
-      <w:proofErr w:type="spellEnd"/>
-      <w:r>
-        <w:rPr>
-          <w:rFonts w:ascii="Times New Roman" w:hAnsi="Times New Roman"/>
-          <w:lang w:val="en-US"/>
-        </w:rPr>
-        <w:t xml:space="preserve"> </w:t>
-      </w:r>
-      <w:proofErr w:type="spellStart"/>
-      <w:r>
-        <w:rPr>
-          <w:rFonts w:ascii="Times New Roman" w:hAnsi="Times New Roman"/>
-          <w:lang w:val="en-US"/>
-        </w:rPr>
-        <w:t>modifikasi</w:t>
-      </w:r>
-      <w:proofErr w:type="spellEnd"/>
-      <w:r>
-        <w:rPr>
-          <w:rFonts w:ascii="Times New Roman" w:hAnsi="Times New Roman"/>
-          <w:lang w:val="en-US"/>
-        </w:rPr>
-        <w:t xml:space="preserve"> yang </w:t>
-      </w:r>
-      <w:proofErr w:type="spellStart"/>
-      <w:r>
-        <w:rPr>
-          <w:rFonts w:ascii="Times New Roman" w:hAnsi="Times New Roman"/>
-          <w:lang w:val="en-US"/>
-        </w:rPr>
-        <w:t>dilakukan</w:t>
-      </w:r>
-      <w:proofErr w:type="spellEnd"/>
-      <w:r>
-        <w:rPr>
-          <w:rFonts w:ascii="Times New Roman" w:hAnsi="Times New Roman"/>
-          <w:lang w:val="en-US"/>
-        </w:rPr>
-        <w:t>:</w:t>
-      </w:r>
-      <w:r>
-        <w:rPr>
-          <w:rFonts w:ascii="Times New Roman" w:hAnsi="Times New Roman"/>
-          <w:lang w:val="en-US"/>
-        </w:rPr>
-        <w:br/>
-      </w:r>
-      <w:r>
-        <w:rPr>
-          <w:rFonts w:ascii="Times New Roman" w:hAnsi="Times New Roman"/>
+          <w:b/>
+          <w:bCs/>
           <w:lang w:val="en-US"/>
         </w:rPr>
         <w:drawing>
-          <wp:inline distT="0" distB="0" distL="0" distR="0" wp14:anchorId="22BE3DC1" wp14:editId="7753D83F">
-            <wp:extent cx="3016405" cy="1511378"/>
+          <wp:inline distT="0" distB="0" distL="0" distR="0" wp14:anchorId="743394F3" wp14:editId="79E61E24">
+            <wp:extent cx="2838596" cy="1663786"/>
             <wp:effectExtent l="0" t="0" r="0" b="0"/>
-            <wp:docPr id="2014515554" name="Picture 1"/>
+            <wp:docPr id="502063847" name="Picture 1"/>
             <wp:cNvGraphicFramePr>
               <a:graphicFrameLocks xmlns:a="http://schemas.openxmlformats.org/drawingml/2006/main" noChangeAspect="1"/>
             </wp:cNvGraphicFramePr>
@@ -3769,7 +524,7 @@
               <a:graphicData uri="http://schemas.openxmlformats.org/drawingml/2006/picture">
                 <pic:pic xmlns:pic="http://schemas.openxmlformats.org/drawingml/2006/picture">
                   <pic:nvPicPr>
-                    <pic:cNvPr id="2014515554" name=""/>
+                    <pic:cNvPr id="502063847" name=""/>
                     <pic:cNvPicPr/>
                   </pic:nvPicPr>
                   <pic:blipFill>
@@ -3781,7 +536,7 @@
                   <pic:spPr>
                     <a:xfrm>
                       <a:off x="0" y="0"/>
-                      <a:ext cx="3016405" cy="1511378"/>
+                      <a:ext cx="2838596" cy="1663786"/>
                     </a:xfrm>
                     <a:prstGeom prst="rect">
                       <a:avLst/>
@@ -3797,249 +552,40 @@
     <w:p>
       <w:pPr>
         <w:pStyle w:val="ListParagraph"/>
-        <w:tabs>
-          <w:tab w:val="left" w:pos="1440"/>
-        </w:tabs>
-        <w:ind w:left="1800"/>
-        <w:rPr>
-          <w:rFonts w:ascii="Times New Roman" w:hAnsi="Times New Roman"/>
-          <w:lang w:val="en-US"/>
-        </w:rPr>
-      </w:pPr>
-    </w:p>
-    <w:p>
-      <w:pPr>
-        <w:pStyle w:val="ListParagraph"/>
         <w:numPr>
           <w:ilvl w:val="0"/>
-          <w:numId w:val="33"/>
+          <w:numId w:val="37"/>
         </w:numPr>
         <w:tabs>
           <w:tab w:val="left" w:pos="1440"/>
         </w:tabs>
-        <w:ind w:left="1800"/>
-        <w:rPr>
-          <w:rFonts w:ascii="Times New Roman" w:hAnsi="Times New Roman"/>
-          <w:lang w:val="en-US"/>
-        </w:rPr>
-      </w:pPr>
-      <w:proofErr w:type="spellStart"/>
+        <w:rPr>
+          <w:rFonts w:ascii="Times New Roman" w:hAnsi="Times New Roman"/>
+          <w:b/>
+          <w:bCs/>
+          <w:lang w:val="en-US"/>
+        </w:rPr>
+      </w:pPr>
       <w:r>
         <w:rPr>
           <w:rFonts w:ascii="Times New Roman" w:hAnsi="Times New Roman"/>
-          <w:lang w:val="en-US"/>
-        </w:rPr>
-        <w:t>Modifikasi</w:t>
-      </w:r>
-      <w:proofErr w:type="spellEnd"/>
-      <w:r>
-        <w:rPr>
-          <w:rFonts w:ascii="Times New Roman" w:hAnsi="Times New Roman"/>
-          <w:lang w:val="en-US"/>
-        </w:rPr>
-        <w:t xml:space="preserve"> </w:t>
+          <w:b/>
+          <w:bCs/>
+          <w:lang w:val="en-US"/>
+        </w:rPr>
+        <w:t xml:space="preserve">Class </w:t>
       </w:r>
       <w:proofErr w:type="spellStart"/>
       <w:r>
         <w:rPr>
           <w:rFonts w:ascii="Times New Roman" w:hAnsi="Times New Roman"/>
-          <w:lang w:val="en-US"/>
-        </w:rPr>
-        <w:t>kode</w:t>
+          <w:b/>
+          <w:bCs/>
+          <w:lang w:val="en-US"/>
+        </w:rPr>
+        <w:t>Pesanan</w:t>
       </w:r>
       <w:proofErr w:type="spellEnd"/>
-      <w:r>
-        <w:rPr>
-          <w:rFonts w:ascii="Times New Roman" w:hAnsi="Times New Roman"/>
-          <w:lang w:val="en-US"/>
-        </w:rPr>
-        <w:t xml:space="preserve"> program </w:t>
-      </w:r>
-      <w:proofErr w:type="spellStart"/>
-      <w:r>
-        <w:rPr>
-          <w:rFonts w:ascii="Times New Roman" w:hAnsi="Times New Roman"/>
-          <w:lang w:val="en-US"/>
-        </w:rPr>
-        <w:t>dengan</w:t>
-      </w:r>
-      <w:proofErr w:type="spellEnd"/>
-      <w:r>
-        <w:rPr>
-          <w:rFonts w:ascii="Times New Roman" w:hAnsi="Times New Roman"/>
-          <w:lang w:val="en-US"/>
-        </w:rPr>
-        <w:t xml:space="preserve"> </w:t>
-      </w:r>
-      <w:proofErr w:type="spellStart"/>
-      <w:r>
-        <w:rPr>
-          <w:rFonts w:ascii="Times New Roman" w:hAnsi="Times New Roman"/>
-          <w:lang w:val="en-US"/>
-        </w:rPr>
-        <w:t>menambahkan</w:t>
-      </w:r>
-      <w:proofErr w:type="spellEnd"/>
-      <w:r>
-        <w:rPr>
-          <w:rFonts w:ascii="Times New Roman" w:hAnsi="Times New Roman"/>
-          <w:lang w:val="en-US"/>
-        </w:rPr>
-        <w:t xml:space="preserve"> method </w:t>
-      </w:r>
-      <w:proofErr w:type="spellStart"/>
-      <w:proofErr w:type="gramStart"/>
-      <w:r>
-        <w:rPr>
-          <w:rFonts w:ascii="Times New Roman" w:hAnsi="Times New Roman"/>
-          <w:lang w:val="en-US"/>
-        </w:rPr>
-        <w:t>printReverse</w:t>
-      </w:r>
-      <w:proofErr w:type="spellEnd"/>
-      <w:r>
-        <w:rPr>
-          <w:rFonts w:ascii="Times New Roman" w:hAnsi="Times New Roman"/>
-          <w:lang w:val="en-US"/>
-        </w:rPr>
-        <w:t>(</w:t>
-      </w:r>
-      <w:proofErr w:type="gramEnd"/>
-      <w:r>
-        <w:rPr>
-          <w:rFonts w:ascii="Times New Roman" w:hAnsi="Times New Roman"/>
-          <w:lang w:val="en-US"/>
-        </w:rPr>
-        <w:t xml:space="preserve">) </w:t>
-      </w:r>
-      <w:proofErr w:type="spellStart"/>
-      <w:r>
-        <w:rPr>
-          <w:rFonts w:ascii="Times New Roman" w:hAnsi="Times New Roman"/>
-          <w:lang w:val="en-US"/>
-        </w:rPr>
-        <w:t>untuk</w:t>
-      </w:r>
-      <w:proofErr w:type="spellEnd"/>
-      <w:r>
-        <w:rPr>
-          <w:rFonts w:ascii="Times New Roman" w:hAnsi="Times New Roman"/>
-          <w:lang w:val="en-US"/>
-        </w:rPr>
-        <w:t xml:space="preserve"> </w:t>
-      </w:r>
-      <w:proofErr w:type="spellStart"/>
-      <w:r>
-        <w:rPr>
-          <w:rFonts w:ascii="Times New Roman" w:hAnsi="Times New Roman"/>
-          <w:lang w:val="en-US"/>
-        </w:rPr>
-        <w:t>menampilkan</w:t>
-      </w:r>
-      <w:proofErr w:type="spellEnd"/>
-      <w:r>
-        <w:rPr>
-          <w:rFonts w:ascii="Times New Roman" w:hAnsi="Times New Roman"/>
-          <w:lang w:val="en-US"/>
-        </w:rPr>
-        <w:t xml:space="preserve"> </w:t>
-      </w:r>
-      <w:proofErr w:type="spellStart"/>
-      <w:r>
-        <w:rPr>
-          <w:rFonts w:ascii="Times New Roman" w:hAnsi="Times New Roman"/>
-          <w:lang w:val="en-US"/>
-        </w:rPr>
-        <w:t>seluruh</w:t>
-      </w:r>
-      <w:proofErr w:type="spellEnd"/>
-      <w:r>
-        <w:rPr>
-          <w:rFonts w:ascii="Times New Roman" w:hAnsi="Times New Roman"/>
-          <w:lang w:val="en-US"/>
-        </w:rPr>
-        <w:t xml:space="preserve"> data pada Double Linked List </w:t>
-      </w:r>
-      <w:proofErr w:type="spellStart"/>
-      <w:r>
-        <w:rPr>
-          <w:rFonts w:ascii="Times New Roman" w:hAnsi="Times New Roman"/>
-          <w:lang w:val="en-US"/>
-        </w:rPr>
-        <w:t>secara</w:t>
-      </w:r>
-      <w:proofErr w:type="spellEnd"/>
-      <w:r>
-        <w:rPr>
-          <w:rFonts w:ascii="Times New Roman" w:hAnsi="Times New Roman"/>
-          <w:lang w:val="en-US"/>
-        </w:rPr>
-        <w:t xml:space="preserve"> </w:t>
-      </w:r>
-      <w:proofErr w:type="spellStart"/>
-      <w:r>
-        <w:rPr>
-          <w:rFonts w:ascii="Times New Roman" w:hAnsi="Times New Roman"/>
-          <w:lang w:val="en-US"/>
-        </w:rPr>
-        <w:t>terbalik</w:t>
-      </w:r>
-      <w:proofErr w:type="spellEnd"/>
-      <w:r>
-        <w:rPr>
-          <w:rFonts w:ascii="Times New Roman" w:hAnsi="Times New Roman"/>
-          <w:lang w:val="en-US"/>
-        </w:rPr>
-        <w:t xml:space="preserve">, </w:t>
-      </w:r>
-      <w:proofErr w:type="spellStart"/>
-      <w:r>
-        <w:rPr>
-          <w:rFonts w:ascii="Times New Roman" w:hAnsi="Times New Roman"/>
-          <w:lang w:val="en-US"/>
-        </w:rPr>
-        <w:t>dimulai</w:t>
-      </w:r>
-      <w:proofErr w:type="spellEnd"/>
-      <w:r>
-        <w:rPr>
-          <w:rFonts w:ascii="Times New Roman" w:hAnsi="Times New Roman"/>
-          <w:lang w:val="en-US"/>
-        </w:rPr>
-        <w:t xml:space="preserve"> </w:t>
-      </w:r>
-      <w:proofErr w:type="spellStart"/>
-      <w:r>
-        <w:rPr>
-          <w:rFonts w:ascii="Times New Roman" w:hAnsi="Times New Roman"/>
-          <w:lang w:val="en-US"/>
-        </w:rPr>
-        <w:t>dari</w:t>
-      </w:r>
-      <w:proofErr w:type="spellEnd"/>
-      <w:r>
-        <w:rPr>
-          <w:rFonts w:ascii="Times New Roman" w:hAnsi="Times New Roman"/>
-          <w:lang w:val="en-US"/>
-        </w:rPr>
-        <w:t xml:space="preserve"> node tail </w:t>
-      </w:r>
-      <w:proofErr w:type="spellStart"/>
-      <w:r>
-        <w:rPr>
-          <w:rFonts w:ascii="Times New Roman" w:hAnsi="Times New Roman"/>
-          <w:lang w:val="en-US"/>
-        </w:rPr>
-        <w:t>menuju</w:t>
-      </w:r>
-      <w:proofErr w:type="spellEnd"/>
-      <w:r>
-        <w:rPr>
-          <w:rFonts w:ascii="Times New Roman" w:hAnsi="Times New Roman"/>
-          <w:lang w:val="en-US"/>
-        </w:rPr>
-        <w:t xml:space="preserve"> head!</w:t>
-      </w:r>
     </w:p>
     <w:p>
       <w:pPr>
@@ -4047,169 +593,25 @@
         <w:tabs>
           <w:tab w:val="left" w:pos="1440"/>
         </w:tabs>
-        <w:ind w:left="1800"/>
-        <w:rPr>
-          <w:rFonts w:ascii="Times New Roman" w:hAnsi="Times New Roman"/>
-          <w:lang w:val="en-US"/>
-        </w:rPr>
-      </w:pPr>
-      <w:proofErr w:type="gramStart"/>
+        <w:rPr>
+          <w:rFonts w:ascii="Times New Roman" w:hAnsi="Times New Roman"/>
+          <w:b/>
+          <w:bCs/>
+          <w:lang w:val="en-US"/>
+        </w:rPr>
+      </w:pPr>
       <w:r>
         <w:rPr>
           <w:rFonts w:ascii="Times New Roman" w:hAnsi="Times New Roman"/>
-          <w:lang w:val="en-US"/>
-        </w:rPr>
-        <w:t>Jawab :</w:t>
-      </w:r>
-      <w:proofErr w:type="gramEnd"/>
-    </w:p>
-    <w:p>
-      <w:pPr>
-        <w:pStyle w:val="ListParagraph"/>
-        <w:tabs>
-          <w:tab w:val="left" w:pos="1440"/>
-        </w:tabs>
-        <w:ind w:left="1800"/>
-        <w:rPr>
-          <w:rFonts w:ascii="Times New Roman" w:hAnsi="Times New Roman"/>
-        </w:rPr>
-      </w:pPr>
-      <w:proofErr w:type="spellStart"/>
-      <w:r>
-        <w:rPr>
-          <w:rFonts w:ascii="Times New Roman" w:hAnsi="Times New Roman"/>
-        </w:rPr>
-        <w:t>Penambahan</w:t>
-      </w:r>
-      <w:proofErr w:type="spellEnd"/>
-      <w:r>
-        <w:rPr>
-          <w:rFonts w:ascii="Times New Roman" w:hAnsi="Times New Roman"/>
-        </w:rPr>
-        <w:t xml:space="preserve"> Method </w:t>
-      </w:r>
-      <w:proofErr w:type="spellStart"/>
-      <w:proofErr w:type="gramStart"/>
-      <w:r>
-        <w:rPr>
-          <w:rFonts w:ascii="Times New Roman" w:hAnsi="Times New Roman"/>
-        </w:rPr>
-        <w:t>printReverse</w:t>
-      </w:r>
-      <w:proofErr w:type="spellEnd"/>
-      <w:r>
-        <w:rPr>
-          <w:rFonts w:ascii="Times New Roman" w:hAnsi="Times New Roman"/>
-        </w:rPr>
-        <w:t>(</w:t>
-      </w:r>
-      <w:proofErr w:type="gramEnd"/>
-      <w:r>
-        <w:rPr>
-          <w:rFonts w:ascii="Times New Roman" w:hAnsi="Times New Roman"/>
-        </w:rPr>
-        <w:t xml:space="preserve">) Method </w:t>
-      </w:r>
-      <w:proofErr w:type="spellStart"/>
-      <w:r>
-        <w:rPr>
-          <w:rFonts w:ascii="Times New Roman" w:hAnsi="Times New Roman"/>
-        </w:rPr>
-        <w:t>ini</w:t>
-      </w:r>
-      <w:proofErr w:type="spellEnd"/>
-      <w:r>
-        <w:rPr>
-          <w:rFonts w:ascii="Times New Roman" w:hAnsi="Times New Roman"/>
-        </w:rPr>
-        <w:t xml:space="preserve"> </w:t>
-      </w:r>
-      <w:proofErr w:type="spellStart"/>
-      <w:r>
-        <w:rPr>
-          <w:rFonts w:ascii="Times New Roman" w:hAnsi="Times New Roman"/>
-        </w:rPr>
-        <w:t>memulai</w:t>
-      </w:r>
-      <w:proofErr w:type="spellEnd"/>
-      <w:r>
-        <w:rPr>
-          <w:rFonts w:ascii="Times New Roman" w:hAnsi="Times New Roman"/>
-        </w:rPr>
-        <w:t xml:space="preserve"> </w:t>
-      </w:r>
-      <w:r>
-        <w:rPr>
-          <w:rFonts w:ascii="Times New Roman" w:hAnsi="Times New Roman"/>
-        </w:rPr>
-        <w:t xml:space="preserve">print </w:t>
-      </w:r>
-      <w:proofErr w:type="spellStart"/>
-      <w:r>
-        <w:rPr>
-          <w:rFonts w:ascii="Times New Roman" w:hAnsi="Times New Roman"/>
-        </w:rPr>
-        <w:t>dari</w:t>
-      </w:r>
-      <w:proofErr w:type="spellEnd"/>
-      <w:r>
-        <w:rPr>
-          <w:rFonts w:ascii="Times New Roman" w:hAnsi="Times New Roman"/>
-        </w:rPr>
-        <w:t xml:space="preserve"> </w:t>
-      </w:r>
-      <w:proofErr w:type="spellStart"/>
-      <w:r>
-        <w:rPr>
-          <w:rFonts w:ascii="Times New Roman" w:hAnsi="Times New Roman"/>
-        </w:rPr>
-        <w:t>belakang</w:t>
-      </w:r>
-      <w:proofErr w:type="spellEnd"/>
-      <w:r>
-        <w:rPr>
-          <w:rFonts w:ascii="Times New Roman" w:hAnsi="Times New Roman"/>
-        </w:rPr>
-        <w:t xml:space="preserve"> (tail) </w:t>
-      </w:r>
-      <w:proofErr w:type="spellStart"/>
-      <w:r>
-        <w:rPr>
-          <w:rFonts w:ascii="Times New Roman" w:hAnsi="Times New Roman"/>
-        </w:rPr>
-        <w:t>menggunakan</w:t>
-      </w:r>
-      <w:proofErr w:type="spellEnd"/>
-      <w:r>
-        <w:rPr>
-          <w:rFonts w:ascii="Times New Roman" w:hAnsi="Times New Roman"/>
-        </w:rPr>
-        <w:t xml:space="preserve"> pointer prev.</w:t>
-      </w:r>
-    </w:p>
-    <w:p>
-      <w:pPr>
-        <w:pStyle w:val="ListParagraph"/>
-        <w:tabs>
-          <w:tab w:val="left" w:pos="1440"/>
-        </w:tabs>
-        <w:ind w:left="1800"/>
-        <w:rPr>
-          <w:rFonts w:ascii="Times New Roman" w:hAnsi="Times New Roman"/>
-          <w:lang w:val="en-US"/>
-        </w:rPr>
-      </w:pPr>
-      <w:r>
-        <w:rPr>
-          <w:rFonts w:ascii="Times New Roman" w:hAnsi="Times New Roman"/>
-          <w:noProof/>
+          <w:b/>
+          <w:bCs/>
           <w:lang w:val="en-US"/>
         </w:rPr>
         <w:drawing>
-          <wp:inline distT="0" distB="0" distL="0" distR="0" wp14:anchorId="1A4ED33A" wp14:editId="64785665">
-            <wp:extent cx="2902099" cy="1416123"/>
+          <wp:inline distT="0" distB="0" distL="0" distR="0" wp14:anchorId="3DFE536C" wp14:editId="60D339D0">
+            <wp:extent cx="2863997" cy="1644735"/>
             <wp:effectExtent l="0" t="0" r="0" b="0"/>
-            <wp:docPr id="1330592230" name="Picture 1"/>
+            <wp:docPr id="845607837" name="Picture 1"/>
             <wp:cNvGraphicFramePr>
               <a:graphicFrameLocks xmlns:a="http://schemas.openxmlformats.org/drawingml/2006/main" noChangeAspect="1"/>
             </wp:cNvGraphicFramePr>
@@ -4217,17 +619,11 @@
               <a:graphicData uri="http://schemas.openxmlformats.org/drawingml/2006/picture">
                 <pic:pic xmlns:pic="http://schemas.openxmlformats.org/drawingml/2006/picture">
                   <pic:nvPicPr>
-                    <pic:cNvPr id="1330592230" name="Picture 1330592230"/>
+                    <pic:cNvPr id="845607837" name=""/>
                     <pic:cNvPicPr/>
                   </pic:nvPicPr>
                   <pic:blipFill>
-                    <a:blip r:embed="rId6">
-                      <a:extLst>
-                        <a:ext uri="{28A0092B-C50C-407E-A947-70E740481C1C}">
-                          <a14:useLocalDpi xmlns:a14="http://schemas.microsoft.com/office/drawing/2010/main" val="0"/>
-                        </a:ext>
-                      </a:extLst>
-                    </a:blip>
+                    <a:blip r:embed="rId6"/>
                     <a:stretch>
                       <a:fillRect/>
                     </a:stretch>
@@ -4235,7 +631,7 @@
                   <pic:spPr>
                     <a:xfrm>
                       <a:off x="0" y="0"/>
-                      <a:ext cx="2902099" cy="1416123"/>
+                      <a:ext cx="2863997" cy="1644735"/>
                     </a:xfrm>
                     <a:prstGeom prst="rect">
                       <a:avLst/>
@@ -4251,35 +647,20 @@
     <w:p>
       <w:pPr>
         <w:pStyle w:val="ListParagraph"/>
-        <w:tabs>
-          <w:tab w:val="left" w:pos="1440"/>
-        </w:tabs>
-        <w:ind w:left="1800"/>
-        <w:rPr>
-          <w:rFonts w:ascii="Times New Roman" w:hAnsi="Times New Roman"/>
-          <w:lang w:val="en-US"/>
-        </w:rPr>
-      </w:pPr>
-    </w:p>
-    <w:p>
-      <w:pPr>
-        <w:pStyle w:val="ListParagraph"/>
         <w:numPr>
           <w:ilvl w:val="0"/>
-          <w:numId w:val="28"/>
+          <w:numId w:val="37"/>
         </w:numPr>
         <w:tabs>
           <w:tab w:val="left" w:pos="1440"/>
         </w:tabs>
-        <w:ind w:hanging="540"/>
-        <w:rPr>
-          <w:rFonts w:ascii="Times New Roman" w:hAnsi="Times New Roman"/>
-          <w:b/>
-          <w:bCs/>
-          <w:lang w:val="en-US"/>
-        </w:rPr>
-      </w:pPr>
-      <w:proofErr w:type="spellStart"/>
+        <w:rPr>
+          <w:rFonts w:ascii="Times New Roman" w:hAnsi="Times New Roman"/>
+          <w:b/>
+          <w:bCs/>
+          <w:lang w:val="en-US"/>
+        </w:rPr>
+      </w:pPr>
       <w:r>
         <w:rPr>
           <w:rFonts w:ascii="Times New Roman" w:hAnsi="Times New Roman"/>
@@ -4287,78 +668,22 @@
           <w:bCs/>
           <w:lang w:val="en-US"/>
         </w:rPr>
-        <w:t>Percobaan</w:t>
-      </w:r>
-      <w:proofErr w:type="spellEnd"/>
-      <w:r>
-        <w:rPr>
-          <w:rFonts w:ascii="Times New Roman" w:hAnsi="Times New Roman"/>
-          <w:b/>
-          <w:bCs/>
-          <w:lang w:val="en-US"/>
-        </w:rPr>
-        <w:t xml:space="preserve"> 2: </w:t>
-      </w:r>
-      <w:proofErr w:type="spellStart"/>
-      <w:r>
-        <w:rPr>
-          <w:rFonts w:ascii="Times New Roman" w:hAnsi="Times New Roman"/>
-          <w:b/>
-          <w:bCs/>
-          <w:lang w:val="en-US"/>
-        </w:rPr>
-        <w:t>Operasi</w:t>
-      </w:r>
-      <w:proofErr w:type="spellEnd"/>
-      <w:r>
-        <w:rPr>
-          <w:rFonts w:ascii="Times New Roman" w:hAnsi="Times New Roman"/>
-          <w:b/>
-          <w:bCs/>
-          <w:lang w:val="en-US"/>
-        </w:rPr>
-        <w:t xml:space="preserve"> </w:t>
-      </w:r>
-      <w:proofErr w:type="spellStart"/>
-      <w:r>
-        <w:rPr>
-          <w:rFonts w:ascii="Times New Roman" w:hAnsi="Times New Roman"/>
-          <w:b/>
-          <w:bCs/>
-          <w:lang w:val="en-US"/>
-        </w:rPr>
-        <w:t>Penghapusan</w:t>
-      </w:r>
-      <w:proofErr w:type="spellEnd"/>
-      <w:r>
-        <w:rPr>
-          <w:rFonts w:ascii="Times New Roman" w:hAnsi="Times New Roman"/>
-          <w:b/>
-          <w:bCs/>
-          <w:lang w:val="en-US"/>
-        </w:rPr>
-        <w:t xml:space="preserve"> pada Double Linked List</w:t>
+        <w:t>Class Node</w:t>
       </w:r>
     </w:p>
     <w:p>
       <w:pPr>
         <w:pStyle w:val="ListParagraph"/>
-        <w:numPr>
-          <w:ilvl w:val="0"/>
-          <w:numId w:val="32"/>
-        </w:numPr>
         <w:tabs>
           <w:tab w:val="left" w:pos="1440"/>
         </w:tabs>
-        <w:ind w:left="1890" w:hanging="1170"/>
-        <w:rPr>
-          <w:rFonts w:ascii="Times New Roman" w:hAnsi="Times New Roman"/>
-          <w:b/>
-          <w:bCs/>
-          <w:lang w:val="en-US"/>
-        </w:rPr>
-      </w:pPr>
-      <w:proofErr w:type="spellStart"/>
+        <w:rPr>
+          <w:rFonts w:ascii="Times New Roman" w:hAnsi="Times New Roman"/>
+          <w:b/>
+          <w:bCs/>
+          <w:lang w:val="en-US"/>
+        </w:rPr>
+      </w:pPr>
       <w:r>
         <w:rPr>
           <w:rFonts w:ascii="Times New Roman" w:hAnsi="Times New Roman"/>
@@ -4366,1164 +691,11 @@
           <w:bCs/>
           <w:lang w:val="en-US"/>
         </w:rPr>
-        <w:t>Pertanyaan</w:t>
-      </w:r>
-      <w:proofErr w:type="spellEnd"/>
-    </w:p>
-    <w:p>
-      <w:pPr>
-        <w:pStyle w:val="ListParagraph"/>
-        <w:numPr>
-          <w:ilvl w:val="0"/>
-          <w:numId w:val="35"/>
-        </w:numPr>
-        <w:tabs>
-          <w:tab w:val="left" w:pos="1440"/>
-          <w:tab w:val="left" w:pos="2250"/>
-        </w:tabs>
-        <w:ind w:left="1800"/>
-        <w:rPr>
-          <w:rFonts w:ascii="Times New Roman" w:hAnsi="Times New Roman"/>
-          <w:lang w:val="en-US"/>
-        </w:rPr>
-      </w:pPr>
-      <w:proofErr w:type="spellStart"/>
-      <w:r>
-        <w:rPr>
-          <w:rFonts w:ascii="Times New Roman" w:hAnsi="Times New Roman"/>
-          <w:lang w:val="en-US"/>
-        </w:rPr>
-        <w:t>Perhatikan</w:t>
-      </w:r>
-      <w:proofErr w:type="spellEnd"/>
-      <w:r>
-        <w:rPr>
-          <w:rFonts w:ascii="Times New Roman" w:hAnsi="Times New Roman"/>
-          <w:lang w:val="en-US"/>
-        </w:rPr>
-        <w:t xml:space="preserve"> </w:t>
-      </w:r>
-      <w:proofErr w:type="spellStart"/>
-      <w:r>
-        <w:rPr>
-          <w:rFonts w:ascii="Times New Roman" w:hAnsi="Times New Roman"/>
-          <w:lang w:val="en-US"/>
-        </w:rPr>
-        <w:t>potongan</w:t>
-      </w:r>
-      <w:proofErr w:type="spellEnd"/>
-      <w:r>
-        <w:rPr>
-          <w:rFonts w:ascii="Times New Roman" w:hAnsi="Times New Roman"/>
-          <w:lang w:val="en-US"/>
-        </w:rPr>
-        <w:t xml:space="preserve"> </w:t>
-      </w:r>
-      <w:proofErr w:type="spellStart"/>
-      <w:r>
-        <w:rPr>
-          <w:rFonts w:ascii="Times New Roman" w:hAnsi="Times New Roman"/>
-          <w:lang w:val="en-US"/>
-        </w:rPr>
-        <w:t>kode</w:t>
-      </w:r>
-      <w:proofErr w:type="spellEnd"/>
-      <w:r>
-        <w:rPr>
-          <w:rFonts w:ascii="Times New Roman" w:hAnsi="Times New Roman"/>
-          <w:lang w:val="en-US"/>
-        </w:rPr>
-        <w:t xml:space="preserve"> </w:t>
-      </w:r>
-      <w:proofErr w:type="spellStart"/>
-      <w:r>
-        <w:rPr>
-          <w:rFonts w:ascii="Times New Roman" w:hAnsi="Times New Roman"/>
-          <w:lang w:val="en-US"/>
-        </w:rPr>
-        <w:t>berikut</w:t>
-      </w:r>
-      <w:proofErr w:type="spellEnd"/>
-      <w:r>
-        <w:rPr>
-          <w:rFonts w:ascii="Times New Roman" w:hAnsi="Times New Roman"/>
-          <w:lang w:val="en-US"/>
-        </w:rPr>
-        <w:t xml:space="preserve"> pada method </w:t>
-      </w:r>
-      <w:proofErr w:type="spellStart"/>
-      <w:proofErr w:type="gramStart"/>
-      <w:r>
-        <w:rPr>
-          <w:rFonts w:ascii="Times New Roman" w:hAnsi="Times New Roman"/>
-          <w:lang w:val="en-US"/>
-        </w:rPr>
-        <w:t>removeFirst</w:t>
-      </w:r>
-      <w:proofErr w:type="spellEnd"/>
-      <w:r>
-        <w:rPr>
-          <w:rFonts w:ascii="Times New Roman" w:hAnsi="Times New Roman"/>
-          <w:lang w:val="en-US"/>
-        </w:rPr>
-        <w:t>(</w:t>
-      </w:r>
-      <w:proofErr w:type="gramEnd"/>
-      <w:r>
-        <w:rPr>
-          <w:rFonts w:ascii="Times New Roman" w:hAnsi="Times New Roman"/>
-          <w:lang w:val="en-US"/>
-        </w:rPr>
-        <w:t xml:space="preserve">): </w:t>
-      </w:r>
-    </w:p>
-    <w:tbl>
-      <w:tblPr>
-        <w:tblStyle w:val="TableGrid"/>
-        <w:tblW w:w="0" w:type="auto"/>
-        <w:tblInd w:w="1800" w:type="dxa"/>
-        <w:tblLook w:val="04A0" w:firstRow="1" w:lastRow="0" w:firstColumn="1" w:lastColumn="0" w:noHBand="0" w:noVBand="1"/>
-      </w:tblPr>
-      <w:tblGrid>
-        <w:gridCol w:w="7216"/>
-      </w:tblGrid>
-      <w:tr>
-        <w:tc>
-          <w:tcPr>
-            <w:tcW w:w="9016" w:type="dxa"/>
-          </w:tcPr>
-          <w:p>
-            <w:pPr>
-              <w:pStyle w:val="ListParagraph"/>
-              <w:tabs>
-                <w:tab w:val="left" w:pos="1440"/>
-                <w:tab w:val="left" w:pos="2250"/>
-              </w:tabs>
-              <w:ind w:left="0"/>
-              <w:rPr>
-                <w:rFonts w:ascii="Cascadia Code ExtraLight" w:hAnsi="Cascadia Code ExtraLight" w:cs="Cascadia Code ExtraLight"/>
-                <w:lang w:val="en-US"/>
-              </w:rPr>
-            </w:pPr>
-            <w:r>
-              <w:rPr>
-                <w:rFonts w:ascii="Cascadia Code ExtraLight" w:hAnsi="Cascadia Code ExtraLight" w:cs="Cascadia Code ExtraLight"/>
-                <w:lang w:val="en-US"/>
-              </w:rPr>
-              <w:t xml:space="preserve">head = </w:t>
-            </w:r>
-            <w:proofErr w:type="spellStart"/>
-            <w:proofErr w:type="gramStart"/>
-            <w:r>
-              <w:rPr>
-                <w:rFonts w:ascii="Cascadia Code ExtraLight" w:hAnsi="Cascadia Code ExtraLight" w:cs="Cascadia Code ExtraLight"/>
-                <w:lang w:val="en-US"/>
-              </w:rPr>
-              <w:t>head.next</w:t>
-            </w:r>
-            <w:proofErr w:type="spellEnd"/>
-            <w:proofErr w:type="gramEnd"/>
-            <w:r>
-              <w:rPr>
-                <w:rFonts w:ascii="Cascadia Code ExtraLight" w:hAnsi="Cascadia Code ExtraLight" w:cs="Cascadia Code ExtraLight"/>
-                <w:lang w:val="en-US"/>
-              </w:rPr>
-              <w:t xml:space="preserve">; </w:t>
-            </w:r>
-          </w:p>
-          <w:p>
-            <w:pPr>
-              <w:pStyle w:val="ListParagraph"/>
-              <w:tabs>
-                <w:tab w:val="left" w:pos="1440"/>
-                <w:tab w:val="left" w:pos="2250"/>
-              </w:tabs>
-              <w:ind w:left="0"/>
-              <w:rPr>
-                <w:rFonts w:ascii="Times New Roman" w:hAnsi="Times New Roman"/>
-                <w:lang w:val="en-US"/>
-              </w:rPr>
-            </w:pPr>
-            <w:proofErr w:type="spellStart"/>
-            <w:proofErr w:type="gramStart"/>
-            <w:r>
-              <w:rPr>
-                <w:rFonts w:ascii="Cascadia Code ExtraLight" w:hAnsi="Cascadia Code ExtraLight" w:cs="Cascadia Code ExtraLight"/>
-                <w:lang w:val="en-US"/>
-              </w:rPr>
-              <w:t>head.prev</w:t>
-            </w:r>
-            <w:proofErr w:type="spellEnd"/>
-            <w:proofErr w:type="gramEnd"/>
-            <w:r>
-              <w:rPr>
-                <w:rFonts w:ascii="Cascadia Code ExtraLight" w:hAnsi="Cascadia Code ExtraLight" w:cs="Cascadia Code ExtraLight"/>
-                <w:lang w:val="en-US"/>
-              </w:rPr>
-              <w:t xml:space="preserve"> = null;</w:t>
-            </w:r>
-            <w:r>
-              <w:rPr>
-                <w:rFonts w:ascii="Times New Roman" w:hAnsi="Times New Roman"/>
-                <w:lang w:val="en-US"/>
-              </w:rPr>
-              <w:t xml:space="preserve"> </w:t>
-            </w:r>
-          </w:p>
-        </w:tc>
-      </w:tr>
-    </w:tbl>
-    <w:p>
-      <w:pPr>
-        <w:pStyle w:val="ListParagraph"/>
-        <w:tabs>
-          <w:tab w:val="left" w:pos="1440"/>
-          <w:tab w:val="left" w:pos="2250"/>
-        </w:tabs>
-        <w:ind w:left="1800"/>
-        <w:rPr>
-          <w:rFonts w:ascii="Times New Roman" w:hAnsi="Times New Roman"/>
-          <w:lang w:val="en-US"/>
-        </w:rPr>
-      </w:pPr>
-      <w:proofErr w:type="spellStart"/>
-      <w:r>
-        <w:rPr>
-          <w:rFonts w:ascii="Times New Roman" w:hAnsi="Times New Roman"/>
-          <w:lang w:val="en-US"/>
-        </w:rPr>
-        <w:t>Jelaskan</w:t>
-      </w:r>
-      <w:proofErr w:type="spellEnd"/>
-      <w:r>
-        <w:rPr>
-          <w:rFonts w:ascii="Times New Roman" w:hAnsi="Times New Roman"/>
-          <w:lang w:val="en-US"/>
-        </w:rPr>
-        <w:t xml:space="preserve"> </w:t>
-      </w:r>
-      <w:proofErr w:type="spellStart"/>
-      <w:r>
-        <w:rPr>
-          <w:rFonts w:ascii="Times New Roman" w:hAnsi="Times New Roman"/>
-          <w:lang w:val="en-US"/>
-        </w:rPr>
-        <w:t>fungsi</w:t>
-      </w:r>
-      <w:proofErr w:type="spellEnd"/>
-      <w:r>
-        <w:rPr>
-          <w:rFonts w:ascii="Times New Roman" w:hAnsi="Times New Roman"/>
-          <w:lang w:val="en-US"/>
-        </w:rPr>
-        <w:t xml:space="preserve"> masing-masing statement </w:t>
-      </w:r>
-      <w:proofErr w:type="spellStart"/>
-      <w:r>
-        <w:rPr>
-          <w:rFonts w:ascii="Times New Roman" w:hAnsi="Times New Roman"/>
-          <w:lang w:val="en-US"/>
-        </w:rPr>
-        <w:t>tersebut</w:t>
-      </w:r>
-      <w:proofErr w:type="spellEnd"/>
-      <w:r>
-        <w:rPr>
-          <w:rFonts w:ascii="Times New Roman" w:hAnsi="Times New Roman"/>
-          <w:lang w:val="en-US"/>
-        </w:rPr>
-        <w:t xml:space="preserve"> pada proses </w:t>
-      </w:r>
-      <w:proofErr w:type="spellStart"/>
-      <w:r>
-        <w:rPr>
-          <w:rFonts w:ascii="Times New Roman" w:hAnsi="Times New Roman"/>
-          <w:lang w:val="en-US"/>
-        </w:rPr>
-        <w:t>penghapusan</w:t>
-      </w:r>
-      <w:proofErr w:type="spellEnd"/>
-      <w:r>
-        <w:rPr>
-          <w:rFonts w:ascii="Times New Roman" w:hAnsi="Times New Roman"/>
-          <w:lang w:val="en-US"/>
-        </w:rPr>
-        <w:t xml:space="preserve"> node!</w:t>
-      </w:r>
-    </w:p>
-    <w:p>
-      <w:pPr>
-        <w:pStyle w:val="ListParagraph"/>
-        <w:tabs>
-          <w:tab w:val="left" w:pos="1440"/>
-          <w:tab w:val="left" w:pos="2250"/>
-        </w:tabs>
-        <w:ind w:left="1800"/>
-        <w:rPr>
-          <w:rFonts w:ascii="Times New Roman" w:hAnsi="Times New Roman"/>
-          <w:lang w:val="en-US"/>
-        </w:rPr>
-      </w:pPr>
-      <w:proofErr w:type="gramStart"/>
-      <w:r>
-        <w:rPr>
-          <w:rFonts w:ascii="Times New Roman" w:hAnsi="Times New Roman"/>
-          <w:lang w:val="en-US"/>
-        </w:rPr>
-        <w:t>Jawab :</w:t>
-      </w:r>
-      <w:proofErr w:type="gramEnd"/>
-    </w:p>
-    <w:p>
-      <w:pPr>
-        <w:pStyle w:val="NormalWeb"/>
-        <w:numPr>
-          <w:ilvl w:val="0"/>
-          <w:numId w:val="36"/>
-        </w:numPr>
-      </w:pPr>
-      <w:r>
-        <w:t xml:space="preserve">Baris </w:t>
-      </w:r>
-      <w:r>
-        <w:rPr>
-          <w:rStyle w:val="HTMLCode"/>
-          <w:rFonts w:ascii="Times New Roman" w:hAnsi="Times New Roman" w:cs="Times New Roman"/>
-          <w:sz w:val="24"/>
-          <w:szCs w:val="24"/>
-        </w:rPr>
-        <w:t xml:space="preserve">head = </w:t>
-      </w:r>
-      <w:proofErr w:type="spellStart"/>
-      <w:proofErr w:type="gramStart"/>
-      <w:r>
-        <w:rPr>
-          <w:rStyle w:val="HTMLCode"/>
-          <w:rFonts w:ascii="Times New Roman" w:hAnsi="Times New Roman" w:cs="Times New Roman"/>
-          <w:sz w:val="24"/>
-          <w:szCs w:val="24"/>
-        </w:rPr>
-        <w:t>head.next</w:t>
-      </w:r>
-      <w:proofErr w:type="spellEnd"/>
-      <w:proofErr w:type="gramEnd"/>
-      <w:r>
-        <w:rPr>
-          <w:rStyle w:val="HTMLCode"/>
-          <w:rFonts w:ascii="Times New Roman" w:hAnsi="Times New Roman" w:cs="Times New Roman"/>
-          <w:sz w:val="24"/>
-          <w:szCs w:val="24"/>
-        </w:rPr>
-        <w:t>;</w:t>
-      </w:r>
-      <w:r>
-        <w:t xml:space="preserve"> </w:t>
-      </w:r>
-      <w:proofErr w:type="spellStart"/>
-      <w:r>
-        <w:t>berfungsi</w:t>
-      </w:r>
-      <w:proofErr w:type="spellEnd"/>
-      <w:r>
-        <w:t xml:space="preserve"> </w:t>
-      </w:r>
-      <w:proofErr w:type="spellStart"/>
-      <w:r>
-        <w:t>memindahkan</w:t>
-      </w:r>
-      <w:proofErr w:type="spellEnd"/>
-      <w:r>
-        <w:t xml:space="preserve"> pointer </w:t>
-      </w:r>
-      <w:r>
-        <w:rPr>
-          <w:rStyle w:val="HTMLCode"/>
-          <w:rFonts w:ascii="Times New Roman" w:hAnsi="Times New Roman" w:cs="Times New Roman"/>
-          <w:sz w:val="24"/>
-          <w:szCs w:val="24"/>
-        </w:rPr>
-        <w:t>head</w:t>
-      </w:r>
-      <w:r>
-        <w:t xml:space="preserve"> </w:t>
-      </w:r>
-      <w:proofErr w:type="spellStart"/>
-      <w:r>
-        <w:t>ke</w:t>
-      </w:r>
-      <w:proofErr w:type="spellEnd"/>
-      <w:r>
-        <w:t xml:space="preserve"> node </w:t>
-      </w:r>
-      <w:proofErr w:type="spellStart"/>
-      <w:r>
-        <w:t>berikutnya</w:t>
-      </w:r>
-      <w:proofErr w:type="spellEnd"/>
-      <w:r>
-        <w:t xml:space="preserve"> </w:t>
-      </w:r>
-      <w:proofErr w:type="spellStart"/>
-      <w:r>
-        <w:t>sehingga</w:t>
-      </w:r>
-      <w:proofErr w:type="spellEnd"/>
-      <w:r>
-        <w:t xml:space="preserve"> node </w:t>
-      </w:r>
-      <w:proofErr w:type="spellStart"/>
-      <w:r>
-        <w:t>kedua</w:t>
-      </w:r>
-      <w:proofErr w:type="spellEnd"/>
-      <w:r>
-        <w:t xml:space="preserve"> </w:t>
-      </w:r>
-      <w:proofErr w:type="spellStart"/>
-      <w:r>
-        <w:t>menjadi</w:t>
-      </w:r>
-      <w:proofErr w:type="spellEnd"/>
-      <w:r>
-        <w:t xml:space="preserve"> node </w:t>
-      </w:r>
-      <w:proofErr w:type="spellStart"/>
-      <w:r>
-        <w:t>pertama</w:t>
-      </w:r>
-      <w:proofErr w:type="spellEnd"/>
-      <w:r>
-        <w:t xml:space="preserve"> yang </w:t>
-      </w:r>
-      <w:proofErr w:type="spellStart"/>
-      <w:r>
-        <w:t>baru</w:t>
-      </w:r>
-      <w:proofErr w:type="spellEnd"/>
-      <w:r>
-        <w:t xml:space="preserve"> pada linked list. </w:t>
-      </w:r>
-    </w:p>
-    <w:p>
-      <w:pPr>
-        <w:pStyle w:val="NormalWeb"/>
-        <w:numPr>
-          <w:ilvl w:val="0"/>
-          <w:numId w:val="36"/>
-        </w:numPr>
-      </w:pPr>
-      <w:proofErr w:type="spellStart"/>
-      <w:r>
-        <w:lastRenderedPageBreak/>
-        <w:t>Sedangkan</w:t>
-      </w:r>
-      <w:proofErr w:type="spellEnd"/>
-      <w:r>
-        <w:t xml:space="preserve"> </w:t>
-      </w:r>
-      <w:proofErr w:type="spellStart"/>
-      <w:proofErr w:type="gramStart"/>
-      <w:r>
-        <w:rPr>
-          <w:rStyle w:val="HTMLCode"/>
-          <w:rFonts w:ascii="Times New Roman" w:hAnsi="Times New Roman" w:cs="Times New Roman"/>
-          <w:sz w:val="24"/>
-          <w:szCs w:val="24"/>
-        </w:rPr>
-        <w:t>head.prev</w:t>
-      </w:r>
-      <w:proofErr w:type="spellEnd"/>
-      <w:proofErr w:type="gramEnd"/>
-      <w:r>
-        <w:rPr>
-          <w:rStyle w:val="HTMLCode"/>
-          <w:rFonts w:ascii="Times New Roman" w:hAnsi="Times New Roman" w:cs="Times New Roman"/>
-          <w:sz w:val="24"/>
-          <w:szCs w:val="24"/>
-        </w:rPr>
-        <w:t xml:space="preserve"> = null;</w:t>
-      </w:r>
-      <w:r>
-        <w:t xml:space="preserve"> </w:t>
-      </w:r>
-      <w:proofErr w:type="spellStart"/>
-      <w:r>
-        <w:t>digunakan</w:t>
-      </w:r>
-      <w:proofErr w:type="spellEnd"/>
-      <w:r>
-        <w:t xml:space="preserve"> </w:t>
-      </w:r>
-      <w:proofErr w:type="spellStart"/>
-      <w:r>
-        <w:t>untuk</w:t>
-      </w:r>
-      <w:proofErr w:type="spellEnd"/>
-      <w:r>
-        <w:t xml:space="preserve"> </w:t>
-      </w:r>
-      <w:proofErr w:type="spellStart"/>
-      <w:r>
-        <w:t>memutus</w:t>
-      </w:r>
-      <w:proofErr w:type="spellEnd"/>
-      <w:r>
-        <w:t xml:space="preserve"> </w:t>
-      </w:r>
-      <w:proofErr w:type="spellStart"/>
-      <w:r>
-        <w:t>hubungan</w:t>
-      </w:r>
-      <w:proofErr w:type="spellEnd"/>
-      <w:r>
-        <w:t xml:space="preserve"> </w:t>
-      </w:r>
-      <w:proofErr w:type="spellStart"/>
-      <w:r>
-        <w:t>dengan</w:t>
-      </w:r>
-      <w:proofErr w:type="spellEnd"/>
-      <w:r>
-        <w:t xml:space="preserve"> node </w:t>
-      </w:r>
-      <w:proofErr w:type="spellStart"/>
-      <w:r>
-        <w:t>sebelumnya</w:t>
-      </w:r>
-      <w:proofErr w:type="spellEnd"/>
-      <w:r>
-        <w:t xml:space="preserve"> agar node lama </w:t>
-      </w:r>
-      <w:proofErr w:type="spellStart"/>
-      <w:r>
-        <w:t>benar-benar</w:t>
-      </w:r>
-      <w:proofErr w:type="spellEnd"/>
-      <w:r>
-        <w:t xml:space="preserve"> </w:t>
-      </w:r>
-      <w:proofErr w:type="spellStart"/>
-      <w:r>
-        <w:t>terlepas</w:t>
-      </w:r>
-      <w:proofErr w:type="spellEnd"/>
-      <w:r>
-        <w:t xml:space="preserve"> dan node </w:t>
-      </w:r>
-      <w:r>
-        <w:rPr>
-          <w:rStyle w:val="HTMLCode"/>
-          <w:rFonts w:ascii="Times New Roman" w:hAnsi="Times New Roman" w:cs="Times New Roman"/>
-          <w:sz w:val="24"/>
-          <w:szCs w:val="24"/>
-        </w:rPr>
-        <w:t>head</w:t>
-      </w:r>
-      <w:r>
-        <w:t xml:space="preserve"> yang </w:t>
-      </w:r>
-      <w:proofErr w:type="spellStart"/>
-      <w:r>
-        <w:t>baru</w:t>
-      </w:r>
-      <w:proofErr w:type="spellEnd"/>
-      <w:r>
-        <w:t xml:space="preserve"> </w:t>
-      </w:r>
-      <w:proofErr w:type="spellStart"/>
-      <w:r>
-        <w:t>tidak</w:t>
-      </w:r>
-      <w:proofErr w:type="spellEnd"/>
-      <w:r>
-        <w:t xml:space="preserve"> </w:t>
-      </w:r>
-      <w:proofErr w:type="spellStart"/>
-      <w:r>
-        <w:t>memiliki</w:t>
-      </w:r>
-      <w:proofErr w:type="spellEnd"/>
-      <w:r>
-        <w:t xml:space="preserve"> pointer </w:t>
-      </w:r>
-      <w:proofErr w:type="spellStart"/>
-      <w:r>
-        <w:rPr>
-          <w:rStyle w:val="HTMLCode"/>
-          <w:rFonts w:ascii="Times New Roman" w:hAnsi="Times New Roman" w:cs="Times New Roman"/>
-          <w:sz w:val="24"/>
-          <w:szCs w:val="24"/>
-        </w:rPr>
-        <w:t>prev</w:t>
-      </w:r>
-      <w:proofErr w:type="spellEnd"/>
-      <w:r>
-        <w:t xml:space="preserve"> </w:t>
-      </w:r>
-      <w:proofErr w:type="spellStart"/>
-      <w:r>
-        <w:t>ke</w:t>
-      </w:r>
-      <w:proofErr w:type="spellEnd"/>
-      <w:r>
-        <w:t xml:space="preserve"> node lain.</w:t>
-      </w:r>
-    </w:p>
-    <w:p>
-      <w:pPr>
-        <w:pStyle w:val="ListParagraph"/>
-        <w:numPr>
-          <w:ilvl w:val="0"/>
-          <w:numId w:val="35"/>
-        </w:numPr>
-        <w:tabs>
-          <w:tab w:val="left" w:pos="1440"/>
-          <w:tab w:val="left" w:pos="2250"/>
-        </w:tabs>
-        <w:ind w:left="1800"/>
-        <w:rPr>
-          <w:rFonts w:ascii="Times New Roman" w:hAnsi="Times New Roman"/>
-          <w:lang w:val="en-US"/>
-        </w:rPr>
-      </w:pPr>
-      <w:proofErr w:type="spellStart"/>
-      <w:r>
-        <w:rPr>
-          <w:rFonts w:ascii="Times New Roman" w:hAnsi="Times New Roman"/>
-          <w:lang w:val="en-US"/>
-        </w:rPr>
-        <w:t>Modifikasi</w:t>
-      </w:r>
-      <w:proofErr w:type="spellEnd"/>
-      <w:r>
-        <w:rPr>
-          <w:rFonts w:ascii="Times New Roman" w:hAnsi="Times New Roman"/>
-          <w:lang w:val="en-US"/>
-        </w:rPr>
-        <w:t xml:space="preserve"> method </w:t>
-      </w:r>
-      <w:proofErr w:type="spellStart"/>
-      <w:proofErr w:type="gramStart"/>
-      <w:r>
-        <w:rPr>
-          <w:rFonts w:ascii="Times New Roman" w:hAnsi="Times New Roman"/>
-          <w:lang w:val="en-US"/>
-        </w:rPr>
-        <w:t>removeFirst</w:t>
-      </w:r>
-      <w:proofErr w:type="spellEnd"/>
-      <w:r>
-        <w:rPr>
-          <w:rFonts w:ascii="Times New Roman" w:hAnsi="Times New Roman"/>
-          <w:lang w:val="en-US"/>
-        </w:rPr>
-        <w:t>(</w:t>
-      </w:r>
-      <w:proofErr w:type="gramEnd"/>
-      <w:r>
-        <w:rPr>
-          <w:rFonts w:ascii="Times New Roman" w:hAnsi="Times New Roman"/>
-          <w:lang w:val="en-US"/>
-        </w:rPr>
-        <w:t xml:space="preserve">) dan </w:t>
-      </w:r>
-      <w:proofErr w:type="spellStart"/>
-      <w:proofErr w:type="gramStart"/>
-      <w:r>
-        <w:rPr>
-          <w:rFonts w:ascii="Times New Roman" w:hAnsi="Times New Roman"/>
-          <w:lang w:val="en-US"/>
-        </w:rPr>
-        <w:t>removeLast</w:t>
-      </w:r>
-      <w:proofErr w:type="spellEnd"/>
-      <w:r>
-        <w:rPr>
-          <w:rFonts w:ascii="Times New Roman" w:hAnsi="Times New Roman"/>
-          <w:lang w:val="en-US"/>
-        </w:rPr>
-        <w:t>(</w:t>
-      </w:r>
-      <w:proofErr w:type="gramEnd"/>
-      <w:r>
-        <w:rPr>
-          <w:rFonts w:ascii="Times New Roman" w:hAnsi="Times New Roman"/>
-          <w:lang w:val="en-US"/>
-        </w:rPr>
-        <w:t xml:space="preserve">) agar program </w:t>
-      </w:r>
-      <w:proofErr w:type="spellStart"/>
-      <w:r>
-        <w:rPr>
-          <w:rFonts w:ascii="Times New Roman" w:hAnsi="Times New Roman"/>
-          <w:lang w:val="en-US"/>
-        </w:rPr>
-        <w:t>menampilkan</w:t>
-      </w:r>
-      <w:proofErr w:type="spellEnd"/>
-      <w:r>
-        <w:rPr>
-          <w:rFonts w:ascii="Times New Roman" w:hAnsi="Times New Roman"/>
-          <w:lang w:val="en-US"/>
-        </w:rPr>
-        <w:t xml:space="preserve"> data yang </w:t>
-      </w:r>
-      <w:proofErr w:type="spellStart"/>
-      <w:r>
-        <w:rPr>
-          <w:rFonts w:ascii="Times New Roman" w:hAnsi="Times New Roman"/>
-          <w:lang w:val="en-US"/>
-        </w:rPr>
-        <w:t>berhasil</w:t>
-      </w:r>
-      <w:proofErr w:type="spellEnd"/>
-      <w:r>
-        <w:rPr>
-          <w:rFonts w:ascii="Times New Roman" w:hAnsi="Times New Roman"/>
-          <w:lang w:val="en-US"/>
-        </w:rPr>
-        <w:t xml:space="preserve"> </w:t>
-      </w:r>
-      <w:proofErr w:type="spellStart"/>
-      <w:r>
-        <w:rPr>
-          <w:rFonts w:ascii="Times New Roman" w:hAnsi="Times New Roman"/>
-          <w:lang w:val="en-US"/>
-        </w:rPr>
-        <w:t>dihapus</w:t>
-      </w:r>
-      <w:proofErr w:type="spellEnd"/>
-      <w:r>
-        <w:rPr>
-          <w:rFonts w:ascii="Times New Roman" w:hAnsi="Times New Roman"/>
-          <w:lang w:val="en-US"/>
-        </w:rPr>
-        <w:t>!</w:t>
-      </w:r>
-    </w:p>
-    <w:p>
-      <w:pPr>
-        <w:pStyle w:val="ListParagraph"/>
-        <w:tabs>
-          <w:tab w:val="left" w:pos="1440"/>
-          <w:tab w:val="left" w:pos="2250"/>
-        </w:tabs>
-        <w:ind w:left="1800"/>
-        <w:rPr>
-          <w:rFonts w:ascii="Times New Roman" w:hAnsi="Times New Roman"/>
-          <w:lang w:val="en-US"/>
-        </w:rPr>
-      </w:pPr>
-      <w:proofErr w:type="gramStart"/>
-      <w:r>
-        <w:rPr>
-          <w:rFonts w:ascii="Times New Roman" w:hAnsi="Times New Roman"/>
-          <w:lang w:val="en-US"/>
-        </w:rPr>
-        <w:t>Jawab :</w:t>
-      </w:r>
-      <w:proofErr w:type="gramEnd"/>
-    </w:p>
-    <w:p>
-      <w:pPr>
-        <w:pStyle w:val="ListParagraph"/>
-        <w:tabs>
-          <w:tab w:val="left" w:pos="1440"/>
-          <w:tab w:val="left" w:pos="2250"/>
-        </w:tabs>
-        <w:ind w:left="1800"/>
-        <w:rPr>
-          <w:rFonts w:ascii="Times New Roman" w:hAnsi="Times New Roman"/>
-        </w:rPr>
-      </w:pPr>
-      <w:r>
-        <w:rPr>
-          <w:rFonts w:ascii="Times New Roman" w:hAnsi="Times New Roman"/>
-        </w:rPr>
-        <w:t xml:space="preserve">Agar program </w:t>
-      </w:r>
-      <w:proofErr w:type="spellStart"/>
-      <w:r>
-        <w:rPr>
-          <w:rFonts w:ascii="Times New Roman" w:hAnsi="Times New Roman"/>
-        </w:rPr>
-        <w:t>dapat</w:t>
-      </w:r>
-      <w:proofErr w:type="spellEnd"/>
-      <w:r>
-        <w:rPr>
-          <w:rFonts w:ascii="Times New Roman" w:hAnsi="Times New Roman"/>
-        </w:rPr>
-        <w:t xml:space="preserve"> </w:t>
-      </w:r>
-      <w:proofErr w:type="spellStart"/>
-      <w:r>
-        <w:rPr>
-          <w:rFonts w:ascii="Times New Roman" w:hAnsi="Times New Roman"/>
-        </w:rPr>
-        <w:t>menampilkan</w:t>
-      </w:r>
-      <w:proofErr w:type="spellEnd"/>
-      <w:r>
-        <w:rPr>
-          <w:rFonts w:ascii="Times New Roman" w:hAnsi="Times New Roman"/>
-        </w:rPr>
-        <w:t xml:space="preserve"> </w:t>
-      </w:r>
-      <w:proofErr w:type="spellStart"/>
-      <w:r>
-        <w:rPr>
-          <w:rFonts w:ascii="Times New Roman" w:hAnsi="Times New Roman"/>
-        </w:rPr>
-        <w:t>informasi</w:t>
-      </w:r>
-      <w:proofErr w:type="spellEnd"/>
-      <w:r>
-        <w:rPr>
-          <w:rFonts w:ascii="Times New Roman" w:hAnsi="Times New Roman"/>
-        </w:rPr>
-        <w:t xml:space="preserve"> </w:t>
-      </w:r>
-      <w:proofErr w:type="spellStart"/>
-      <w:r>
-        <w:rPr>
-          <w:rFonts w:ascii="Times New Roman" w:hAnsi="Times New Roman"/>
-        </w:rPr>
-        <w:t>mengenai</w:t>
-      </w:r>
-      <w:proofErr w:type="spellEnd"/>
-      <w:r>
-        <w:rPr>
-          <w:rFonts w:ascii="Times New Roman" w:hAnsi="Times New Roman"/>
-        </w:rPr>
-        <w:t xml:space="preserve"> data yang </w:t>
-      </w:r>
-      <w:proofErr w:type="spellStart"/>
-      <w:r>
-        <w:rPr>
-          <w:rFonts w:ascii="Times New Roman" w:hAnsi="Times New Roman"/>
-        </w:rPr>
-        <w:t>baru</w:t>
-      </w:r>
-      <w:proofErr w:type="spellEnd"/>
-      <w:r>
-        <w:rPr>
-          <w:rFonts w:ascii="Times New Roman" w:hAnsi="Times New Roman"/>
-        </w:rPr>
-        <w:t xml:space="preserve"> </w:t>
-      </w:r>
-      <w:proofErr w:type="spellStart"/>
-      <w:r>
-        <w:rPr>
-          <w:rFonts w:ascii="Times New Roman" w:hAnsi="Times New Roman"/>
-        </w:rPr>
-        <w:t>saja</w:t>
-      </w:r>
-      <w:proofErr w:type="spellEnd"/>
-      <w:r>
-        <w:rPr>
-          <w:rFonts w:ascii="Times New Roman" w:hAnsi="Times New Roman"/>
-        </w:rPr>
-        <w:t xml:space="preserve"> </w:t>
-      </w:r>
-      <w:proofErr w:type="spellStart"/>
-      <w:r>
-        <w:rPr>
-          <w:rFonts w:ascii="Times New Roman" w:hAnsi="Times New Roman"/>
-        </w:rPr>
-        <w:t>dihapus</w:t>
-      </w:r>
-      <w:proofErr w:type="spellEnd"/>
-      <w:r>
-        <w:rPr>
-          <w:rFonts w:ascii="Times New Roman" w:hAnsi="Times New Roman"/>
-        </w:rPr>
-        <w:t xml:space="preserve"> </w:t>
-      </w:r>
-      <w:proofErr w:type="spellStart"/>
-      <w:r>
-        <w:rPr>
-          <w:rFonts w:ascii="Times New Roman" w:hAnsi="Times New Roman"/>
-        </w:rPr>
-        <w:t>dari</w:t>
-      </w:r>
-      <w:proofErr w:type="spellEnd"/>
-      <w:r>
-        <w:rPr>
-          <w:rFonts w:ascii="Times New Roman" w:hAnsi="Times New Roman"/>
-        </w:rPr>
-        <w:t xml:space="preserve"> </w:t>
-      </w:r>
-      <w:proofErr w:type="spellStart"/>
-      <w:r>
-        <w:rPr>
-          <w:rFonts w:ascii="Times New Roman" w:hAnsi="Times New Roman"/>
-        </w:rPr>
-        <w:t>antrean</w:t>
-      </w:r>
-      <w:proofErr w:type="spellEnd"/>
-      <w:r>
-        <w:rPr>
-          <w:rFonts w:ascii="Times New Roman" w:hAnsi="Times New Roman"/>
-        </w:rPr>
-        <w:t xml:space="preserve">, </w:t>
-      </w:r>
-      <w:proofErr w:type="spellStart"/>
-      <w:r>
-        <w:rPr>
-          <w:rFonts w:ascii="Times New Roman" w:hAnsi="Times New Roman"/>
-        </w:rPr>
-        <w:t>maka</w:t>
-      </w:r>
-      <w:proofErr w:type="spellEnd"/>
-      <w:r>
-        <w:rPr>
-          <w:rFonts w:ascii="Times New Roman" w:hAnsi="Times New Roman"/>
-        </w:rPr>
-        <w:t xml:space="preserve"> data </w:t>
-      </w:r>
-      <w:proofErr w:type="spellStart"/>
-      <w:r>
-        <w:rPr>
-          <w:rFonts w:ascii="Times New Roman" w:hAnsi="Times New Roman"/>
-        </w:rPr>
-        <w:t>tersebut</w:t>
-      </w:r>
-      <w:proofErr w:type="spellEnd"/>
-      <w:r>
-        <w:rPr>
-          <w:rFonts w:ascii="Times New Roman" w:hAnsi="Times New Roman"/>
-        </w:rPr>
-        <w:t xml:space="preserve"> </w:t>
-      </w:r>
-      <w:proofErr w:type="spellStart"/>
-      <w:r>
-        <w:rPr>
-          <w:rFonts w:ascii="Times New Roman" w:hAnsi="Times New Roman"/>
-        </w:rPr>
-        <w:t>perlu</w:t>
-      </w:r>
-      <w:proofErr w:type="spellEnd"/>
-      <w:r>
-        <w:rPr>
-          <w:rFonts w:ascii="Times New Roman" w:hAnsi="Times New Roman"/>
-        </w:rPr>
-        <w:t xml:space="preserve"> </w:t>
-      </w:r>
-      <w:proofErr w:type="spellStart"/>
-      <w:r>
-        <w:rPr>
-          <w:rFonts w:ascii="Times New Roman" w:hAnsi="Times New Roman"/>
-        </w:rPr>
-        <w:t>disimpan</w:t>
-      </w:r>
-      <w:proofErr w:type="spellEnd"/>
-      <w:r>
-        <w:rPr>
-          <w:rFonts w:ascii="Times New Roman" w:hAnsi="Times New Roman"/>
-        </w:rPr>
-        <w:t xml:space="preserve"> </w:t>
-      </w:r>
-      <w:proofErr w:type="spellStart"/>
-      <w:r>
-        <w:rPr>
-          <w:rFonts w:ascii="Times New Roman" w:hAnsi="Times New Roman"/>
-        </w:rPr>
-        <w:t>terlebih</w:t>
-      </w:r>
-      <w:proofErr w:type="spellEnd"/>
-      <w:r>
-        <w:rPr>
-          <w:rFonts w:ascii="Times New Roman" w:hAnsi="Times New Roman"/>
-        </w:rPr>
-        <w:t xml:space="preserve"> </w:t>
-      </w:r>
-      <w:proofErr w:type="spellStart"/>
-      <w:r>
-        <w:rPr>
-          <w:rFonts w:ascii="Times New Roman" w:hAnsi="Times New Roman"/>
-        </w:rPr>
-        <w:t>dahulu</w:t>
-      </w:r>
-      <w:proofErr w:type="spellEnd"/>
-      <w:r>
-        <w:rPr>
-          <w:rFonts w:ascii="Times New Roman" w:hAnsi="Times New Roman"/>
-        </w:rPr>
-        <w:t xml:space="preserve"> </w:t>
-      </w:r>
-      <w:proofErr w:type="spellStart"/>
-      <w:r>
-        <w:rPr>
-          <w:rFonts w:ascii="Times New Roman" w:hAnsi="Times New Roman"/>
-        </w:rPr>
-        <w:t>ke</w:t>
-      </w:r>
-      <w:proofErr w:type="spellEnd"/>
-      <w:r>
-        <w:rPr>
-          <w:rFonts w:ascii="Times New Roman" w:hAnsi="Times New Roman"/>
-        </w:rPr>
-        <w:t xml:space="preserve"> </w:t>
-      </w:r>
-      <w:proofErr w:type="spellStart"/>
-      <w:r>
-        <w:rPr>
-          <w:rFonts w:ascii="Times New Roman" w:hAnsi="Times New Roman"/>
-        </w:rPr>
-        <w:t>dalam</w:t>
-      </w:r>
-      <w:proofErr w:type="spellEnd"/>
-      <w:r>
-        <w:rPr>
-          <w:rFonts w:ascii="Times New Roman" w:hAnsi="Times New Roman"/>
-        </w:rPr>
-        <w:t xml:space="preserve"> </w:t>
-      </w:r>
-      <w:proofErr w:type="spellStart"/>
-      <w:r>
-        <w:rPr>
-          <w:rFonts w:ascii="Times New Roman" w:hAnsi="Times New Roman"/>
-        </w:rPr>
-        <w:t>sebuah</w:t>
-      </w:r>
-      <w:proofErr w:type="spellEnd"/>
-      <w:r>
-        <w:rPr>
-          <w:rFonts w:ascii="Times New Roman" w:hAnsi="Times New Roman"/>
-        </w:rPr>
-        <w:t xml:space="preserve"> </w:t>
-      </w:r>
-      <w:proofErr w:type="spellStart"/>
-      <w:r>
-        <w:rPr>
-          <w:rFonts w:ascii="Times New Roman" w:hAnsi="Times New Roman"/>
-        </w:rPr>
-        <w:t>variabel</w:t>
-      </w:r>
-      <w:proofErr w:type="spellEnd"/>
-      <w:r>
-        <w:rPr>
-          <w:rFonts w:ascii="Times New Roman" w:hAnsi="Times New Roman"/>
-        </w:rPr>
-        <w:t xml:space="preserve"> </w:t>
-      </w:r>
-      <w:proofErr w:type="spellStart"/>
-      <w:r>
-        <w:rPr>
-          <w:rFonts w:ascii="Times New Roman" w:hAnsi="Times New Roman"/>
-        </w:rPr>
-        <w:t>sebelum</w:t>
-      </w:r>
-      <w:proofErr w:type="spellEnd"/>
-      <w:r>
-        <w:rPr>
-          <w:rFonts w:ascii="Times New Roman" w:hAnsi="Times New Roman"/>
-        </w:rPr>
-        <w:t xml:space="preserve"> node </w:t>
-      </w:r>
-      <w:proofErr w:type="spellStart"/>
-      <w:r>
-        <w:rPr>
-          <w:rFonts w:ascii="Times New Roman" w:hAnsi="Times New Roman"/>
-        </w:rPr>
-        <w:t>dihapus</w:t>
-      </w:r>
-      <w:proofErr w:type="spellEnd"/>
-      <w:r>
-        <w:rPr>
-          <w:rFonts w:ascii="Times New Roman" w:hAnsi="Times New Roman"/>
-        </w:rPr>
-        <w:t xml:space="preserve"> </w:t>
-      </w:r>
-      <w:proofErr w:type="spellStart"/>
-      <w:r>
-        <w:rPr>
-          <w:rFonts w:ascii="Times New Roman" w:hAnsi="Times New Roman"/>
-        </w:rPr>
-        <w:t>dari</w:t>
-      </w:r>
-      <w:proofErr w:type="spellEnd"/>
-      <w:r>
-        <w:rPr>
-          <w:rFonts w:ascii="Times New Roman" w:hAnsi="Times New Roman"/>
-        </w:rPr>
-        <w:t xml:space="preserve"> linked list.</w:t>
-      </w:r>
-      <w:r>
-        <w:rPr>
-          <w:rFonts w:ascii="Times New Roman" w:hAnsi="Times New Roman"/>
-        </w:rPr>
-        <w:t xml:space="preserve"> </w:t>
-      </w:r>
-      <w:proofErr w:type="spellStart"/>
-      <w:r>
-        <w:rPr>
-          <w:rFonts w:ascii="Times New Roman" w:hAnsi="Times New Roman"/>
-        </w:rPr>
-        <w:t>Berikut</w:t>
-      </w:r>
-      <w:proofErr w:type="spellEnd"/>
-      <w:r>
-        <w:rPr>
-          <w:rFonts w:ascii="Times New Roman" w:hAnsi="Times New Roman"/>
-        </w:rPr>
-        <w:t xml:space="preserve"> </w:t>
-      </w:r>
-      <w:proofErr w:type="spellStart"/>
-      <w:r>
-        <w:rPr>
-          <w:rFonts w:ascii="Times New Roman" w:hAnsi="Times New Roman"/>
-        </w:rPr>
-        <w:t>modifikasi</w:t>
-      </w:r>
-      <w:proofErr w:type="spellEnd"/>
-      <w:r>
-        <w:rPr>
-          <w:rFonts w:ascii="Times New Roman" w:hAnsi="Times New Roman"/>
-        </w:rPr>
-        <w:t xml:space="preserve"> yang </w:t>
-      </w:r>
-      <w:proofErr w:type="spellStart"/>
-      <w:proofErr w:type="gramStart"/>
-      <w:r>
-        <w:rPr>
-          <w:rFonts w:ascii="Times New Roman" w:hAnsi="Times New Roman"/>
-        </w:rPr>
-        <w:t>dilakukan</w:t>
-      </w:r>
-      <w:proofErr w:type="spellEnd"/>
-      <w:r>
-        <w:rPr>
-          <w:rFonts w:ascii="Times New Roman" w:hAnsi="Times New Roman"/>
-        </w:rPr>
-        <w:t xml:space="preserve"> :</w:t>
-      </w:r>
-      <w:proofErr w:type="gramEnd"/>
-    </w:p>
-    <w:p>
-      <w:pPr>
-        <w:pStyle w:val="ListParagraph"/>
-        <w:tabs>
-          <w:tab w:val="left" w:pos="1440"/>
-          <w:tab w:val="left" w:pos="2250"/>
-        </w:tabs>
-        <w:ind w:left="1800"/>
-        <w:rPr>
-          <w:rFonts w:ascii="Times New Roman" w:hAnsi="Times New Roman"/>
-          <w:lang w:val="en-US"/>
-        </w:rPr>
-      </w:pPr>
-      <w:r>
-        <w:rPr>
-          <w:rFonts w:ascii="Times New Roman" w:hAnsi="Times New Roman"/>
-          <w:lang w:val="en-US"/>
-        </w:rPr>
         <w:drawing>
-          <wp:inline distT="0" distB="0" distL="0" distR="0" wp14:anchorId="703FB88C" wp14:editId="5797D3A9">
-            <wp:extent cx="3378374" cy="4134062"/>
+          <wp:inline distT="0" distB="0" distL="0" distR="0" wp14:anchorId="64E17AB4" wp14:editId="392D39C3">
+            <wp:extent cx="2863997" cy="2082907"/>
             <wp:effectExtent l="0" t="0" r="0" b="0"/>
-            <wp:docPr id="857943691" name="Picture 1"/>
+            <wp:docPr id="1629595374" name="Picture 1"/>
             <wp:cNvGraphicFramePr>
               <a:graphicFrameLocks xmlns:a="http://schemas.openxmlformats.org/drawingml/2006/main" noChangeAspect="1"/>
             </wp:cNvGraphicFramePr>
@@ -5531,7 +703,7 @@
               <a:graphicData uri="http://schemas.openxmlformats.org/drawingml/2006/picture">
                 <pic:pic xmlns:pic="http://schemas.openxmlformats.org/drawingml/2006/picture">
                   <pic:nvPicPr>
-                    <pic:cNvPr id="857943691" name=""/>
+                    <pic:cNvPr id="1629595374" name=""/>
                     <pic:cNvPicPr/>
                   </pic:nvPicPr>
                   <pic:blipFill>
@@ -5543,7 +715,7 @@
                   <pic:spPr>
                     <a:xfrm>
                       <a:off x="0" y="0"/>
-                      <a:ext cx="3378374" cy="4134062"/>
+                      <a:ext cx="2863997" cy="2082907"/>
                     </a:xfrm>
                     <a:prstGeom prst="rect">
                       <a:avLst/>
@@ -5559,88 +731,55 @@
     <w:p>
       <w:pPr>
         <w:pStyle w:val="ListParagraph"/>
+        <w:numPr>
+          <w:ilvl w:val="0"/>
+          <w:numId w:val="37"/>
+        </w:numPr>
         <w:tabs>
           <w:tab w:val="left" w:pos="1440"/>
-          <w:tab w:val="left" w:pos="2250"/>
         </w:tabs>
-        <w:ind w:left="1800"/>
-        <w:rPr>
-          <w:rFonts w:ascii="Times New Roman" w:hAnsi="Times New Roman"/>
+        <w:rPr>
+          <w:rFonts w:ascii="Times New Roman" w:hAnsi="Times New Roman"/>
+          <w:b/>
+          <w:bCs/>
           <w:lang w:val="en-US"/>
         </w:rPr>
       </w:pPr>
       <w:r>
         <w:rPr>
           <w:rFonts w:ascii="Times New Roman" w:hAnsi="Times New Roman"/>
-          <w:lang w:val="en-US"/>
-        </w:rPr>
-        <w:t xml:space="preserve">Dan </w:t>
+          <w:b/>
+          <w:bCs/>
+          <w:lang w:val="en-US"/>
+        </w:rPr>
+        <w:t>Main Class</w:t>
       </w:r>
-      <w:proofErr w:type="spellStart"/>
-      <w:r>
-        <w:rPr>
-          <w:rFonts w:ascii="Times New Roman" w:hAnsi="Times New Roman"/>
-          <w:lang w:val="en-US"/>
-        </w:rPr>
-        <w:t>berikut</w:t>
-      </w:r>
-      <w:proofErr w:type="spellEnd"/>
-      <w:r>
-        <w:rPr>
-          <w:rFonts w:ascii="Times New Roman" w:hAnsi="Times New Roman"/>
-          <w:lang w:val="en-US"/>
-        </w:rPr>
-        <w:t xml:space="preserve"> output yang </w:t>
-      </w:r>
-      <w:proofErr w:type="spellStart"/>
-      <w:r>
-        <w:rPr>
-          <w:rFonts w:ascii="Times New Roman" w:hAnsi="Times New Roman"/>
-          <w:lang w:val="en-US"/>
-        </w:rPr>
-        <w:t>dihasilkan</w:t>
-      </w:r>
-      <w:proofErr w:type="spellEnd"/>
     </w:p>
     <w:p>
       <w:pPr>
         <w:pStyle w:val="ListParagraph"/>
         <w:tabs>
           <w:tab w:val="left" w:pos="1440"/>
-          <w:tab w:val="left" w:pos="2250"/>
         </w:tabs>
-        <w:ind w:left="1800"/>
-        <w:rPr>
-          <w:rFonts w:ascii="Times New Roman" w:hAnsi="Times New Roman"/>
+        <w:rPr>
+          <w:rFonts w:ascii="Times New Roman" w:hAnsi="Times New Roman"/>
+          <w:b/>
+          <w:bCs/>
           <w:lang w:val="en-US"/>
         </w:rPr>
       </w:pPr>
       <w:r>
         <w:rPr>
           <w:rFonts w:ascii="Times New Roman" w:hAnsi="Times New Roman"/>
+          <w:b/>
+          <w:bCs/>
           <w:lang w:val="en-US"/>
         </w:rPr>
         <w:drawing>
-          <wp:anchor distT="0" distB="0" distL="114300" distR="114300" simplePos="0" relativeHeight="251658240" behindDoc="1" locked="0" layoutInCell="1" allowOverlap="1" wp14:anchorId="20926BB4" wp14:editId="378FD8AE">
-            <wp:simplePos x="0" y="0"/>
-            <wp:positionH relativeFrom="margin">
-              <wp:align>right</wp:align>
-            </wp:positionH>
-            <wp:positionV relativeFrom="paragraph">
-              <wp:posOffset>10057</wp:posOffset>
-            </wp:positionV>
-            <wp:extent cx="2216150" cy="1820529"/>
-            <wp:effectExtent l="0" t="0" r="0" b="8890"/>
-            <wp:wrapTight wrapText="bothSides">
-              <wp:wrapPolygon edited="0">
-                <wp:start x="0" y="0"/>
-                <wp:lineTo x="0" y="21479"/>
-                <wp:lineTo x="21352" y="21479"/>
-                <wp:lineTo x="21352" y="0"/>
-                <wp:lineTo x="0" y="0"/>
-              </wp:wrapPolygon>
-            </wp:wrapTight>
-            <wp:docPr id="781685892" name="Picture 1"/>
+          <wp:inline distT="0" distB="0" distL="0" distR="0" wp14:anchorId="5056BE59" wp14:editId="307D458E">
+            <wp:extent cx="4560154" cy="2115879"/>
+            <wp:effectExtent l="0" t="0" r="0" b="0"/>
+            <wp:docPr id="928679530" name="Picture 1"/>
             <wp:cNvGraphicFramePr>
               <a:graphicFrameLocks xmlns:a="http://schemas.openxmlformats.org/drawingml/2006/main" noChangeAspect="1"/>
             </wp:cNvGraphicFramePr>
@@ -5648,18 +787,413 @@
               <a:graphicData uri="http://schemas.openxmlformats.org/drawingml/2006/picture">
                 <pic:pic xmlns:pic="http://schemas.openxmlformats.org/drawingml/2006/picture">
                   <pic:nvPicPr>
-                    <pic:cNvPr id="781685892" name=""/>
+                    <pic:cNvPr id="928679530" name=""/>
+                    <pic:cNvPicPr/>
+                  </pic:nvPicPr>
+                  <pic:blipFill>
+                    <a:blip r:embed="rId8"/>
+                    <a:stretch>
+                      <a:fillRect/>
+                    </a:stretch>
+                  </pic:blipFill>
+                  <pic:spPr>
+                    <a:xfrm>
+                      <a:off x="0" y="0"/>
+                      <a:ext cx="4595229" cy="2132153"/>
+                    </a:xfrm>
+                    <a:prstGeom prst="rect">
+                      <a:avLst/>
+                    </a:prstGeom>
+                  </pic:spPr>
+                </pic:pic>
+              </a:graphicData>
+            </a:graphic>
+          </wp:inline>
+        </w:drawing>
+      </w:r>
+    </w:p>
+    <w:p>
+      <w:pPr>
+        <w:pStyle w:val="ListParagraph"/>
+        <w:tabs>
+          <w:tab w:val="left" w:pos="1440"/>
+        </w:tabs>
+        <w:rPr>
+          <w:rFonts w:ascii="Times New Roman" w:hAnsi="Times New Roman"/>
+          <w:b/>
+          <w:bCs/>
+          <w:lang w:val="en-US"/>
+        </w:rPr>
+      </w:pPr>
+      <w:r>
+        <w:rPr>
+          <w:rFonts w:ascii="Times New Roman" w:hAnsi="Times New Roman"/>
+          <w:b/>
+          <w:bCs/>
+          <w:lang w:val="en-US"/>
+        </w:rPr>
+        <w:lastRenderedPageBreak/>
+        <w:drawing>
+          <wp:inline distT="0" distB="0" distL="0" distR="0" wp14:anchorId="09C518F1" wp14:editId="34E8A6A7">
+            <wp:extent cx="4498650" cy="2902688"/>
+            <wp:effectExtent l="0" t="0" r="0" b="0"/>
+            <wp:docPr id="1010672939" name="Picture 1"/>
+            <wp:cNvGraphicFramePr>
+              <a:graphicFrameLocks xmlns:a="http://schemas.openxmlformats.org/drawingml/2006/main" noChangeAspect="1"/>
+            </wp:cNvGraphicFramePr>
+            <a:graphic xmlns:a="http://schemas.openxmlformats.org/drawingml/2006/main">
+              <a:graphicData uri="http://schemas.openxmlformats.org/drawingml/2006/picture">
+                <pic:pic xmlns:pic="http://schemas.openxmlformats.org/drawingml/2006/picture">
+                  <pic:nvPicPr>
+                    <pic:cNvPr id="1010672939" name=""/>
+                    <pic:cNvPicPr/>
+                  </pic:nvPicPr>
+                  <pic:blipFill>
+                    <a:blip r:embed="rId9"/>
+                    <a:stretch>
+                      <a:fillRect/>
+                    </a:stretch>
+                  </pic:blipFill>
+                  <pic:spPr>
+                    <a:xfrm>
+                      <a:off x="0" y="0"/>
+                      <a:ext cx="4521836" cy="2917648"/>
+                    </a:xfrm>
+                    <a:prstGeom prst="rect">
+                      <a:avLst/>
+                    </a:prstGeom>
+                  </pic:spPr>
+                </pic:pic>
+              </a:graphicData>
+            </a:graphic>
+          </wp:inline>
+        </w:drawing>
+      </w:r>
+    </w:p>
+    <w:p>
+      <w:pPr>
+        <w:pStyle w:val="ListParagraph"/>
+        <w:tabs>
+          <w:tab w:val="left" w:pos="1440"/>
+        </w:tabs>
+        <w:rPr>
+          <w:rFonts w:ascii="Times New Roman" w:hAnsi="Times New Roman"/>
+          <w:b/>
+          <w:bCs/>
+          <w:lang w:val="en-US"/>
+        </w:rPr>
+      </w:pPr>
+      <w:r>
+        <w:rPr>
+          <w:rFonts w:ascii="Times New Roman" w:hAnsi="Times New Roman"/>
+          <w:b/>
+          <w:bCs/>
+          <w:lang w:val="en-US"/>
+        </w:rPr>
+        <w:drawing>
+          <wp:inline distT="0" distB="0" distL="0" distR="0" wp14:anchorId="616708EB" wp14:editId="056F4215">
+            <wp:extent cx="4420457" cy="3104707"/>
+            <wp:effectExtent l="0" t="0" r="0" b="635"/>
+            <wp:docPr id="376106746" name="Picture 1"/>
+            <wp:cNvGraphicFramePr>
+              <a:graphicFrameLocks xmlns:a="http://schemas.openxmlformats.org/drawingml/2006/main" noChangeAspect="1"/>
+            </wp:cNvGraphicFramePr>
+            <a:graphic xmlns:a="http://schemas.openxmlformats.org/drawingml/2006/main">
+              <a:graphicData uri="http://schemas.openxmlformats.org/drawingml/2006/picture">
+                <pic:pic xmlns:pic="http://schemas.openxmlformats.org/drawingml/2006/picture">
+                  <pic:nvPicPr>
+                    <pic:cNvPr id="376106746" name=""/>
+                    <pic:cNvPicPr/>
+                  </pic:nvPicPr>
+                  <pic:blipFill>
+                    <a:blip r:embed="rId10"/>
+                    <a:stretch>
+                      <a:fillRect/>
+                    </a:stretch>
+                  </pic:blipFill>
+                  <pic:spPr>
+                    <a:xfrm>
+                      <a:off x="0" y="0"/>
+                      <a:ext cx="4442193" cy="3119973"/>
+                    </a:xfrm>
+                    <a:prstGeom prst="rect">
+                      <a:avLst/>
+                    </a:prstGeom>
+                  </pic:spPr>
+                </pic:pic>
+              </a:graphicData>
+            </a:graphic>
+          </wp:inline>
+        </w:drawing>
+      </w:r>
+    </w:p>
+    <w:p>
+      <w:pPr>
+        <w:pStyle w:val="ListParagraph"/>
+        <w:tabs>
+          <w:tab w:val="left" w:pos="1440"/>
+        </w:tabs>
+        <w:rPr>
+          <w:rFonts w:ascii="Times New Roman" w:hAnsi="Times New Roman"/>
+          <w:b/>
+          <w:bCs/>
+          <w:lang w:val="en-US"/>
+        </w:rPr>
+      </w:pPr>
+      <w:r>
+        <w:rPr>
+          <w:rFonts w:ascii="Times New Roman" w:hAnsi="Times New Roman"/>
+          <w:b/>
+          <w:bCs/>
+          <w:lang w:val="en-US"/>
+        </w:rPr>
+        <w:drawing>
+          <wp:inline distT="0" distB="0" distL="0" distR="0" wp14:anchorId="65EEC67B" wp14:editId="631EF376">
+            <wp:extent cx="4263656" cy="2760560"/>
+            <wp:effectExtent l="0" t="0" r="3810" b="1905"/>
+            <wp:docPr id="556871982" name="Picture 1"/>
+            <wp:cNvGraphicFramePr>
+              <a:graphicFrameLocks xmlns:a="http://schemas.openxmlformats.org/drawingml/2006/main" noChangeAspect="1"/>
+            </wp:cNvGraphicFramePr>
+            <a:graphic xmlns:a="http://schemas.openxmlformats.org/drawingml/2006/main">
+              <a:graphicData uri="http://schemas.openxmlformats.org/drawingml/2006/picture">
+                <pic:pic xmlns:pic="http://schemas.openxmlformats.org/drawingml/2006/picture">
+                  <pic:nvPicPr>
+                    <pic:cNvPr id="556871982" name=""/>
+                    <pic:cNvPicPr/>
+                  </pic:nvPicPr>
+                  <pic:blipFill>
+                    <a:blip r:embed="rId11"/>
+                    <a:stretch>
+                      <a:fillRect/>
+                    </a:stretch>
+                  </pic:blipFill>
+                  <pic:spPr>
+                    <a:xfrm>
+                      <a:off x="0" y="0"/>
+                      <a:ext cx="4294477" cy="2780516"/>
+                    </a:xfrm>
+                    <a:prstGeom prst="rect">
+                      <a:avLst/>
+                    </a:prstGeom>
+                  </pic:spPr>
+                </pic:pic>
+              </a:graphicData>
+            </a:graphic>
+          </wp:inline>
+        </w:drawing>
+      </w:r>
+    </w:p>
+    <w:p>
+      <w:pPr>
+        <w:pStyle w:val="ListParagraph"/>
+        <w:tabs>
+          <w:tab w:val="left" w:pos="1440"/>
+        </w:tabs>
+        <w:rPr>
+          <w:rFonts w:ascii="Times New Roman" w:hAnsi="Times New Roman"/>
+          <w:b/>
+          <w:bCs/>
+          <w:lang w:val="en-US"/>
+        </w:rPr>
+      </w:pPr>
+      <w:r>
+        <w:rPr>
+          <w:rFonts w:ascii="Times New Roman" w:hAnsi="Times New Roman"/>
+          <w:b/>
+          <w:bCs/>
+          <w:lang w:val="en-US"/>
+        </w:rPr>
+        <w:lastRenderedPageBreak/>
+        <w:drawing>
+          <wp:inline distT="0" distB="0" distL="0" distR="0" wp14:anchorId="2BC84071" wp14:editId="6CC8E0D7">
+            <wp:extent cx="4401879" cy="3371896"/>
+            <wp:effectExtent l="0" t="0" r="0" b="0"/>
+            <wp:docPr id="1755371319" name="Picture 1"/>
+            <wp:cNvGraphicFramePr>
+              <a:graphicFrameLocks xmlns:a="http://schemas.openxmlformats.org/drawingml/2006/main" noChangeAspect="1"/>
+            </wp:cNvGraphicFramePr>
+            <a:graphic xmlns:a="http://schemas.openxmlformats.org/drawingml/2006/main">
+              <a:graphicData uri="http://schemas.openxmlformats.org/drawingml/2006/picture">
+                <pic:pic xmlns:pic="http://schemas.openxmlformats.org/drawingml/2006/picture">
+                  <pic:nvPicPr>
+                    <pic:cNvPr id="1755371319" name=""/>
+                    <pic:cNvPicPr/>
+                  </pic:nvPicPr>
+                  <pic:blipFill>
+                    <a:blip r:embed="rId12"/>
+                    <a:stretch>
+                      <a:fillRect/>
+                    </a:stretch>
+                  </pic:blipFill>
+                  <pic:spPr>
+                    <a:xfrm>
+                      <a:off x="0" y="0"/>
+                      <a:ext cx="4406577" cy="3375495"/>
+                    </a:xfrm>
+                    <a:prstGeom prst="rect">
+                      <a:avLst/>
+                    </a:prstGeom>
+                  </pic:spPr>
+                </pic:pic>
+              </a:graphicData>
+            </a:graphic>
+          </wp:inline>
+        </w:drawing>
+      </w:r>
+    </w:p>
+    <w:p>
+      <w:pPr>
+        <w:pStyle w:val="ListParagraph"/>
+        <w:tabs>
+          <w:tab w:val="left" w:pos="1440"/>
+        </w:tabs>
+        <w:rPr>
+          <w:rFonts w:ascii="Times New Roman" w:hAnsi="Times New Roman"/>
+          <w:b/>
+          <w:bCs/>
+          <w:lang w:val="en-US"/>
+        </w:rPr>
+      </w:pPr>
+      <w:r>
+        <w:rPr>
+          <w:rFonts w:ascii="Times New Roman" w:hAnsi="Times New Roman"/>
+          <w:b/>
+          <w:bCs/>
+          <w:lang w:val="en-US"/>
+        </w:rPr>
+        <w:drawing>
+          <wp:inline distT="0" distB="0" distL="0" distR="0" wp14:anchorId="7429915E" wp14:editId="79BAB6D6">
+            <wp:extent cx="3886400" cy="3276768"/>
+            <wp:effectExtent l="0" t="0" r="0" b="0"/>
+            <wp:docPr id="50990820" name="Picture 1"/>
+            <wp:cNvGraphicFramePr>
+              <a:graphicFrameLocks xmlns:a="http://schemas.openxmlformats.org/drawingml/2006/main" noChangeAspect="1"/>
+            </wp:cNvGraphicFramePr>
+            <a:graphic xmlns:a="http://schemas.openxmlformats.org/drawingml/2006/main">
+              <a:graphicData uri="http://schemas.openxmlformats.org/drawingml/2006/picture">
+                <pic:pic xmlns:pic="http://schemas.openxmlformats.org/drawingml/2006/picture">
+                  <pic:nvPicPr>
+                    <pic:cNvPr id="50990820" name=""/>
+                    <pic:cNvPicPr/>
+                  </pic:nvPicPr>
+                  <pic:blipFill>
+                    <a:blip r:embed="rId13"/>
+                    <a:stretch>
+                      <a:fillRect/>
+                    </a:stretch>
+                  </pic:blipFill>
+                  <pic:spPr>
+                    <a:xfrm>
+                      <a:off x="0" y="0"/>
+                      <a:ext cx="3886400" cy="3276768"/>
+                    </a:xfrm>
+                    <a:prstGeom prst="rect">
+                      <a:avLst/>
+                    </a:prstGeom>
+                  </pic:spPr>
+                </pic:pic>
+              </a:graphicData>
+            </a:graphic>
+          </wp:inline>
+        </w:drawing>
+      </w:r>
+    </w:p>
+    <w:p>
+      <w:pPr>
+        <w:pStyle w:val="ListParagraph"/>
+        <w:tabs>
+          <w:tab w:val="left" w:pos="1440"/>
+        </w:tabs>
+        <w:rPr>
+          <w:rFonts w:ascii="Times New Roman" w:hAnsi="Times New Roman"/>
+          <w:b/>
+          <w:bCs/>
+          <w:lang w:val="en-US"/>
+        </w:rPr>
+      </w:pPr>
+    </w:p>
+    <w:p>
+      <w:pPr>
+        <w:pStyle w:val="ListParagraph"/>
+        <w:numPr>
+          <w:ilvl w:val="0"/>
+          <w:numId w:val="37"/>
+        </w:numPr>
+        <w:tabs>
+          <w:tab w:val="left" w:pos="1440"/>
+        </w:tabs>
+        <w:rPr>
+          <w:rFonts w:ascii="Times New Roman" w:hAnsi="Times New Roman"/>
+          <w:b/>
+          <w:bCs/>
+          <w:lang w:val="en-US"/>
+        </w:rPr>
+      </w:pPr>
+      <w:proofErr w:type="spellStart"/>
+      <w:r>
+        <w:rPr>
+          <w:rFonts w:ascii="Times New Roman" w:hAnsi="Times New Roman"/>
+          <w:b/>
+          <w:bCs/>
+          <w:lang w:val="en-US"/>
+        </w:rPr>
+        <w:t>Ouput</w:t>
+      </w:r>
+      <w:proofErr w:type="spellEnd"/>
+    </w:p>
+    <w:p>
+      <w:pPr>
+        <w:pStyle w:val="ListParagraph"/>
+        <w:tabs>
+          <w:tab w:val="left" w:pos="1440"/>
+        </w:tabs>
+        <w:rPr>
+          <w:rFonts w:ascii="Times New Roman" w:hAnsi="Times New Roman"/>
+          <w:b/>
+          <w:bCs/>
+          <w:lang w:val="en-US"/>
+        </w:rPr>
+      </w:pPr>
+      <w:r>
+        <w:rPr>
+          <w:rFonts w:ascii="Times New Roman" w:hAnsi="Times New Roman"/>
+          <w:b/>
+          <w:bCs/>
+          <w:lang w:val="en-US"/>
+        </w:rPr>
+        <w:drawing>
+          <wp:anchor distT="0" distB="0" distL="114300" distR="114300" simplePos="0" relativeHeight="251658240" behindDoc="0" locked="0" layoutInCell="1" allowOverlap="1" wp14:anchorId="24B8D33F" wp14:editId="453F740D">
+            <wp:simplePos x="0" y="0"/>
+            <wp:positionH relativeFrom="column">
+              <wp:posOffset>2965981</wp:posOffset>
+            </wp:positionH>
+            <wp:positionV relativeFrom="paragraph">
+              <wp:posOffset>54758</wp:posOffset>
+            </wp:positionV>
+            <wp:extent cx="2418715" cy="1701209"/>
+            <wp:effectExtent l="0" t="0" r="635" b="0"/>
+            <wp:wrapSquare wrapText="bothSides"/>
+            <wp:docPr id="10230131" name="Picture 1"/>
+            <wp:cNvGraphicFramePr>
+              <a:graphicFrameLocks xmlns:a="http://schemas.openxmlformats.org/drawingml/2006/main" noChangeAspect="1"/>
+            </wp:cNvGraphicFramePr>
+            <a:graphic xmlns:a="http://schemas.openxmlformats.org/drawingml/2006/main">
+              <a:graphicData uri="http://schemas.openxmlformats.org/drawingml/2006/picture">
+                <pic:pic xmlns:pic="http://schemas.openxmlformats.org/drawingml/2006/picture">
+                  <pic:nvPicPr>
+                    <pic:cNvPr id="10230131" name=""/>
                     <pic:cNvPicPr/>
                   </pic:nvPicPr>
                   <pic:blipFill rotWithShape="1">
-                    <a:blip r:embed="rId8">
+                    <a:blip r:embed="rId14">
                       <a:extLst>
                         <a:ext uri="{28A0092B-C50C-407E-A947-70E740481C1C}">
                           <a14:useLocalDpi xmlns:a14="http://schemas.microsoft.com/office/drawing/2010/main" val="0"/>
                         </a:ext>
                       </a:extLst>
                     </a:blip>
-                    <a:srcRect t="49525"/>
+                    <a:srcRect t="35655" b="28230"/>
                     <a:stretch>
                       <a:fillRect/>
                     </a:stretch>
@@ -5667,7 +1201,7 @@
                   <pic:spPr bwMode="auto">
                     <a:xfrm>
                       <a:off x="0" y="0"/>
-                      <a:ext cx="2216150" cy="1820529"/>
+                      <a:ext cx="2418715" cy="1701209"/>
                     </a:xfrm>
                     <a:prstGeom prst="rect">
                       <a:avLst/>
@@ -5693,16 +1227,40 @@
           </wp:anchor>
         </w:drawing>
       </w:r>
+    </w:p>
+    <w:p>
+      <w:pPr>
+        <w:pStyle w:val="ListParagraph"/>
+        <w:tabs>
+          <w:tab w:val="left" w:pos="1440"/>
+        </w:tabs>
+        <w:rPr>
+          <w:rFonts w:ascii="Times New Roman" w:hAnsi="Times New Roman"/>
+          <w:b/>
+          <w:bCs/>
+          <w:lang w:val="en-US"/>
+        </w:rPr>
+      </w:pPr>
       <w:r>
         <w:rPr>
           <w:rFonts w:ascii="Times New Roman" w:hAnsi="Times New Roman"/>
+          <w:b/>
+          <w:bCs/>
           <w:lang w:val="en-US"/>
         </w:rPr>
         <w:drawing>
-          <wp:inline distT="0" distB="0" distL="0" distR="0" wp14:anchorId="2FCB4710" wp14:editId="617F7898">
-            <wp:extent cx="2216150" cy="1828800"/>
-            <wp:effectExtent l="0" t="0" r="0" b="0"/>
-            <wp:docPr id="1597686335" name="Picture 1"/>
+          <wp:anchor distT="0" distB="0" distL="114300" distR="114300" simplePos="0" relativeHeight="251659264" behindDoc="0" locked="0" layoutInCell="1" allowOverlap="1" wp14:anchorId="0F6E90D3" wp14:editId="3DB3FF15">
+            <wp:simplePos x="0" y="0"/>
+            <wp:positionH relativeFrom="column">
+              <wp:posOffset>287079</wp:posOffset>
+            </wp:positionH>
+            <wp:positionV relativeFrom="paragraph">
+              <wp:posOffset>-159622</wp:posOffset>
+            </wp:positionV>
+            <wp:extent cx="2419350" cy="1711842"/>
+            <wp:effectExtent l="0" t="0" r="0" b="3175"/>
+            <wp:wrapSquare wrapText="bothSides"/>
+            <wp:docPr id="1885707654" name="Picture 1"/>
             <wp:cNvGraphicFramePr>
               <a:graphicFrameLocks xmlns:a="http://schemas.openxmlformats.org/drawingml/2006/main" noChangeAspect="1"/>
             </wp:cNvGraphicFramePr>
@@ -5710,12 +1268,18 @@
               <a:graphicData uri="http://schemas.openxmlformats.org/drawingml/2006/picture">
                 <pic:pic xmlns:pic="http://schemas.openxmlformats.org/drawingml/2006/picture">
                   <pic:nvPicPr>
-                    <pic:cNvPr id="1597686335" name=""/>
+                    <pic:cNvPr id="1885707654" name=""/>
                     <pic:cNvPicPr/>
                   </pic:nvPicPr>
                   <pic:blipFill rotWithShape="1">
-                    <a:blip r:embed="rId8"/>
-                    <a:srcRect b="49296"/>
+                    <a:blip r:embed="rId14">
+                      <a:extLst>
+                        <a:ext uri="{28A0092B-C50C-407E-A947-70E740481C1C}">
+                          <a14:useLocalDpi xmlns:a14="http://schemas.microsoft.com/office/drawing/2010/main" val="0"/>
+                        </a:ext>
+                      </a:extLst>
+                    </a:blip>
+                    <a:srcRect b="63668"/>
                     <a:stretch>
                       <a:fillRect/>
                     </a:stretch>
@@ -5723,7 +1287,7 @@
                   <pic:spPr bwMode="auto">
                     <a:xfrm>
                       <a:off x="0" y="0"/>
-                      <a:ext cx="2216264" cy="1828894"/>
+                      <a:ext cx="2419350" cy="1711842"/>
                     </a:xfrm>
                     <a:prstGeom prst="rect">
                       <a:avLst/>
@@ -5740,12 +1304,370 @@
                 </pic:pic>
               </a:graphicData>
             </a:graphic>
-          </wp:inline>
+            <wp14:sizeRelH relativeFrom="page">
+              <wp14:pctWidth>0</wp14:pctWidth>
+            </wp14:sizeRelH>
+            <wp14:sizeRelV relativeFrom="page">
+              <wp14:pctHeight>0</wp14:pctHeight>
+            </wp14:sizeRelV>
+          </wp:anchor>
         </w:drawing>
       </w:r>
     </w:p>
     <w:p>
       <w:pPr>
+        <w:pStyle w:val="ListParagraph"/>
+        <w:tabs>
+          <w:tab w:val="left" w:pos="1440"/>
+        </w:tabs>
+        <w:rPr>
+          <w:rFonts w:ascii="Times New Roman" w:hAnsi="Times New Roman"/>
+          <w:b/>
+          <w:bCs/>
+          <w:lang w:val="en-US"/>
+        </w:rPr>
+      </w:pPr>
+      <w:r>
+        <w:rPr>
+          <w:rFonts w:ascii="Times New Roman" w:hAnsi="Times New Roman"/>
+          <w:b/>
+          <w:bCs/>
+          <w:lang w:val="en-US"/>
+        </w:rPr>
+        <w:lastRenderedPageBreak/>
+        <w:drawing>
+          <wp:anchor distT="0" distB="0" distL="114300" distR="114300" simplePos="0" relativeHeight="251660288" behindDoc="0" locked="0" layoutInCell="1" allowOverlap="1" wp14:anchorId="42A6EBCA" wp14:editId="52F4EF13">
+            <wp:simplePos x="0" y="0"/>
+            <wp:positionH relativeFrom="column">
+              <wp:posOffset>2487930</wp:posOffset>
+            </wp:positionH>
+            <wp:positionV relativeFrom="paragraph">
+              <wp:posOffset>10160</wp:posOffset>
+            </wp:positionV>
+            <wp:extent cx="2559050" cy="4252595"/>
+            <wp:effectExtent l="0" t="0" r="0" b="0"/>
+            <wp:wrapSquare wrapText="bothSides"/>
+            <wp:docPr id="1482283650" name="Picture 1"/>
+            <wp:cNvGraphicFramePr>
+              <a:graphicFrameLocks xmlns:a="http://schemas.openxmlformats.org/drawingml/2006/main" noChangeAspect="1"/>
+            </wp:cNvGraphicFramePr>
+            <a:graphic xmlns:a="http://schemas.openxmlformats.org/drawingml/2006/main">
+              <a:graphicData uri="http://schemas.openxmlformats.org/drawingml/2006/picture">
+                <pic:pic xmlns:pic="http://schemas.openxmlformats.org/drawingml/2006/picture">
+                  <pic:nvPicPr>
+                    <pic:cNvPr id="1482283650" name=""/>
+                    <pic:cNvPicPr/>
+                  </pic:nvPicPr>
+                  <pic:blipFill>
+                    <a:blip r:embed="rId15">
+                      <a:extLst>
+                        <a:ext uri="{28A0092B-C50C-407E-A947-70E740481C1C}">
+                          <a14:useLocalDpi xmlns:a14="http://schemas.microsoft.com/office/drawing/2010/main" val="0"/>
+                        </a:ext>
+                      </a:extLst>
+                    </a:blip>
+                    <a:stretch>
+                      <a:fillRect/>
+                    </a:stretch>
+                  </pic:blipFill>
+                  <pic:spPr>
+                    <a:xfrm>
+                      <a:off x="0" y="0"/>
+                      <a:ext cx="2559050" cy="4252595"/>
+                    </a:xfrm>
+                    <a:prstGeom prst="rect">
+                      <a:avLst/>
+                    </a:prstGeom>
+                  </pic:spPr>
+                </pic:pic>
+              </a:graphicData>
+            </a:graphic>
+            <wp14:sizeRelH relativeFrom="page">
+              <wp14:pctWidth>0</wp14:pctWidth>
+            </wp14:sizeRelH>
+            <wp14:sizeRelV relativeFrom="page">
+              <wp14:pctHeight>0</wp14:pctHeight>
+            </wp14:sizeRelV>
+          </wp:anchor>
+        </w:drawing>
+      </w:r>
+      <w:r>
+        <w:rPr>
+          <w:rFonts w:ascii="Times New Roman" w:hAnsi="Times New Roman"/>
+          <w:b/>
+          <w:bCs/>
+          <w:lang w:val="en-US"/>
+        </w:rPr>
+        <w:drawing>
+          <wp:anchor distT="0" distB="0" distL="114300" distR="114300" simplePos="0" relativeHeight="251661312" behindDoc="0" locked="0" layoutInCell="1" allowOverlap="1" wp14:anchorId="05CE1506" wp14:editId="0F2A282B">
+            <wp:simplePos x="0" y="0"/>
+            <wp:positionH relativeFrom="column">
+              <wp:posOffset>-85577</wp:posOffset>
+            </wp:positionH>
+            <wp:positionV relativeFrom="paragraph">
+              <wp:posOffset>14442</wp:posOffset>
+            </wp:positionV>
+            <wp:extent cx="2444750" cy="4273550"/>
+            <wp:effectExtent l="0" t="0" r="0" b="0"/>
+            <wp:wrapSquare wrapText="bothSides"/>
+            <wp:docPr id="2101885449" name="Picture 1"/>
+            <wp:cNvGraphicFramePr>
+              <a:graphicFrameLocks xmlns:a="http://schemas.openxmlformats.org/drawingml/2006/main" noChangeAspect="1"/>
+            </wp:cNvGraphicFramePr>
+            <a:graphic xmlns:a="http://schemas.openxmlformats.org/drawingml/2006/main">
+              <a:graphicData uri="http://schemas.openxmlformats.org/drawingml/2006/picture">
+                <pic:pic xmlns:pic="http://schemas.openxmlformats.org/drawingml/2006/picture">
+                  <pic:nvPicPr>
+                    <pic:cNvPr id="2101885449" name=""/>
+                    <pic:cNvPicPr/>
+                  </pic:nvPicPr>
+                  <pic:blipFill>
+                    <a:blip r:embed="rId16">
+                      <a:extLst>
+                        <a:ext uri="{28A0092B-C50C-407E-A947-70E740481C1C}">
+                          <a14:useLocalDpi xmlns:a14="http://schemas.microsoft.com/office/drawing/2010/main" val="0"/>
+                        </a:ext>
+                      </a:extLst>
+                    </a:blip>
+                    <a:stretch>
+                      <a:fillRect/>
+                    </a:stretch>
+                  </pic:blipFill>
+                  <pic:spPr>
+                    <a:xfrm>
+                      <a:off x="0" y="0"/>
+                      <a:ext cx="2444750" cy="4273550"/>
+                    </a:xfrm>
+                    <a:prstGeom prst="rect">
+                      <a:avLst/>
+                    </a:prstGeom>
+                  </pic:spPr>
+                </pic:pic>
+              </a:graphicData>
+            </a:graphic>
+            <wp14:sizeRelH relativeFrom="page">
+              <wp14:pctWidth>0</wp14:pctWidth>
+            </wp14:sizeRelH>
+            <wp14:sizeRelV relativeFrom="page">
+              <wp14:pctHeight>0</wp14:pctHeight>
+            </wp14:sizeRelV>
+          </wp:anchor>
+        </w:drawing>
+      </w:r>
+    </w:p>
+    <w:p>
+      <w:pPr>
+        <w:pStyle w:val="ListParagraph"/>
+        <w:tabs>
+          <w:tab w:val="left" w:pos="1440"/>
+        </w:tabs>
+        <w:rPr>
+          <w:rFonts w:ascii="Times New Roman" w:hAnsi="Times New Roman"/>
+          <w:b/>
+          <w:bCs/>
+          <w:lang w:val="en-US"/>
+        </w:rPr>
+      </w:pPr>
+    </w:p>
+    <w:p>
+      <w:pPr>
+        <w:pStyle w:val="ListParagraph"/>
+        <w:tabs>
+          <w:tab w:val="left" w:pos="1440"/>
+        </w:tabs>
+        <w:rPr>
+          <w:rFonts w:ascii="Times New Roman" w:hAnsi="Times New Roman"/>
+          <w:b/>
+          <w:bCs/>
+          <w:lang w:val="en-US"/>
+        </w:rPr>
+      </w:pPr>
+    </w:p>
+    <w:p>
+      <w:pPr>
+        <w:pStyle w:val="ListParagraph"/>
+        <w:tabs>
+          <w:tab w:val="left" w:pos="1440"/>
+        </w:tabs>
+        <w:rPr>
+          <w:rFonts w:ascii="Times New Roman" w:hAnsi="Times New Roman"/>
+          <w:b/>
+          <w:bCs/>
+          <w:lang w:val="en-US"/>
+        </w:rPr>
+      </w:pPr>
+    </w:p>
+    <w:p>
+      <w:pPr>
+        <w:tabs>
+          <w:tab w:val="left" w:pos="1440"/>
+        </w:tabs>
+        <w:rPr>
+          <w:rFonts w:ascii="Times New Roman" w:hAnsi="Times New Roman"/>
+          <w:b/>
+          <w:bCs/>
+          <w:lang w:val="en-US"/>
+        </w:rPr>
+      </w:pPr>
+    </w:p>
+    <w:p>
+      <w:pPr>
+        <w:tabs>
+          <w:tab w:val="left" w:pos="1440"/>
+        </w:tabs>
+        <w:rPr>
+          <w:rFonts w:ascii="Times New Roman" w:hAnsi="Times New Roman"/>
+          <w:b/>
+          <w:bCs/>
+          <w:lang w:val="en-US"/>
+        </w:rPr>
+      </w:pPr>
+    </w:p>
+    <w:p>
+      <w:pPr>
+        <w:tabs>
+          <w:tab w:val="left" w:pos="1440"/>
+        </w:tabs>
+        <w:rPr>
+          <w:rFonts w:ascii="Times New Roman" w:hAnsi="Times New Roman"/>
+          <w:b/>
+          <w:bCs/>
+          <w:lang w:val="en-US"/>
+        </w:rPr>
+      </w:pPr>
+    </w:p>
+    <w:p>
+      <w:pPr>
+        <w:tabs>
+          <w:tab w:val="left" w:pos="1440"/>
+        </w:tabs>
+        <w:rPr>
+          <w:rFonts w:ascii="Times New Roman" w:hAnsi="Times New Roman"/>
+          <w:b/>
+          <w:bCs/>
+          <w:lang w:val="en-US"/>
+        </w:rPr>
+      </w:pPr>
+    </w:p>
+    <w:p>
+      <w:pPr>
+        <w:tabs>
+          <w:tab w:val="left" w:pos="1440"/>
+        </w:tabs>
+        <w:rPr>
+          <w:rFonts w:ascii="Times New Roman" w:hAnsi="Times New Roman"/>
+          <w:b/>
+          <w:bCs/>
+          <w:lang w:val="en-US"/>
+        </w:rPr>
+      </w:pPr>
+    </w:p>
+    <w:p>
+      <w:pPr>
+        <w:tabs>
+          <w:tab w:val="left" w:pos="1440"/>
+        </w:tabs>
+        <w:rPr>
+          <w:rFonts w:ascii="Times New Roman" w:hAnsi="Times New Roman"/>
+          <w:b/>
+          <w:bCs/>
+          <w:lang w:val="en-US"/>
+        </w:rPr>
+      </w:pPr>
+    </w:p>
+    <w:p>
+      <w:pPr>
+        <w:tabs>
+          <w:tab w:val="left" w:pos="1440"/>
+        </w:tabs>
+        <w:rPr>
+          <w:rFonts w:ascii="Times New Roman" w:hAnsi="Times New Roman"/>
+          <w:b/>
+          <w:bCs/>
+          <w:lang w:val="en-US"/>
+        </w:rPr>
+      </w:pPr>
+    </w:p>
+    <w:p>
+      <w:pPr>
+        <w:tabs>
+          <w:tab w:val="left" w:pos="1440"/>
+        </w:tabs>
+        <w:rPr>
+          <w:rFonts w:ascii="Times New Roman" w:hAnsi="Times New Roman"/>
+          <w:b/>
+          <w:bCs/>
+          <w:lang w:val="en-US"/>
+        </w:rPr>
+      </w:pPr>
+    </w:p>
+    <w:p>
+      <w:pPr>
+        <w:tabs>
+          <w:tab w:val="left" w:pos="1440"/>
+        </w:tabs>
+        <w:rPr>
+          <w:rFonts w:ascii="Times New Roman" w:hAnsi="Times New Roman"/>
+          <w:b/>
+          <w:bCs/>
+          <w:lang w:val="en-US"/>
+        </w:rPr>
+      </w:pPr>
+    </w:p>
+    <w:p>
+      <w:pPr>
+        <w:tabs>
+          <w:tab w:val="left" w:pos="1440"/>
+        </w:tabs>
+        <w:rPr>
+          <w:rFonts w:ascii="Times New Roman" w:hAnsi="Times New Roman"/>
+          <w:b/>
+          <w:bCs/>
+          <w:lang w:val="en-US"/>
+        </w:rPr>
+      </w:pPr>
+    </w:p>
+    <w:p>
+      <w:pPr>
+        <w:tabs>
+          <w:tab w:val="left" w:pos="1440"/>
+        </w:tabs>
+        <w:rPr>
+          <w:rFonts w:ascii="Times New Roman" w:hAnsi="Times New Roman"/>
+          <w:b/>
+          <w:bCs/>
+          <w:lang w:val="en-US"/>
+        </w:rPr>
+      </w:pPr>
+    </w:p>
+    <w:p>
+      <w:pPr>
+        <w:tabs>
+          <w:tab w:val="left" w:pos="1440"/>
+        </w:tabs>
+        <w:rPr>
+          <w:rFonts w:ascii="Times New Roman" w:hAnsi="Times New Roman"/>
+          <w:b/>
+          <w:bCs/>
+          <w:lang w:val="en-US"/>
+        </w:rPr>
+      </w:pPr>
+    </w:p>
+    <w:p>
+      <w:pPr>
+        <w:tabs>
+          <w:tab w:val="left" w:pos="1440"/>
+        </w:tabs>
+        <w:rPr>
+          <w:rFonts w:ascii="Times New Roman" w:hAnsi="Times New Roman"/>
+          <w:b/>
+          <w:bCs/>
+          <w:lang w:val="en-US"/>
+        </w:rPr>
+      </w:pPr>
+    </w:p>
+    <w:p>
+      <w:pPr>
         <w:tabs>
           <w:tab w:val="left" w:pos="1440"/>
         </w:tabs>
@@ -5788,14 +1710,21 @@
         </w:rPr>
         <w:t xml:space="preserve"> </w:t>
       </w:r>
-      <w:hyperlink r:id="rId9" w:history="1">
+      <w:hyperlink r:id="rId17" w:history="1">
         <w:r>
           <w:rPr>
             <w:rStyle w:val="Hyperlink"/>
           </w:rPr>
-          <w:t>https://github.com/lovvovala/https---github.com-lovvovala-PASD/tree/main/Jobsheet12</w:t>
+          <w:t>https://github.com/lovvovala/https---github.com-lovvovala-PASD/tree/main/CM2</w:t>
         </w:r>
       </w:hyperlink>
+    </w:p>
+    <w:p>
+      <w:pPr>
+        <w:tabs>
+          <w:tab w:val="left" w:pos="1440"/>
+        </w:tabs>
+      </w:pPr>
     </w:p>
     <w:p>
       <w:pPr>
@@ -6377,6 +2306,95 @@
     </w:lvl>
   </w:abstractNum>
   <w:abstractNum w:abstractNumId="5" w15:restartNumberingAfterBreak="0">
+    <w:nsid w:val="12074AF1"/>
+    <w:multiLevelType w:val="hybridMultilevel"/>
+    <w:tmpl w:val="4A8C5FAA"/>
+    <w:lvl w:ilvl="0" w:tplc="38090015">
+      <w:start w:val="1"/>
+      <w:numFmt w:val="upperLetter"/>
+      <w:lvlText w:val="%1."/>
+      <w:lvlJc w:val="left"/>
+      <w:pPr>
+        <w:ind w:left="720" w:hanging="360"/>
+      </w:pPr>
+      <w:rPr>
+        <w:rFonts w:hint="default"/>
+      </w:rPr>
+    </w:lvl>
+    <w:lvl w:ilvl="1" w:tplc="38090019" w:tentative="1">
+      <w:start w:val="1"/>
+      <w:numFmt w:val="lowerLetter"/>
+      <w:lvlText w:val="%2."/>
+      <w:lvlJc w:val="left"/>
+      <w:pPr>
+        <w:ind w:left="1440" w:hanging="360"/>
+      </w:pPr>
+    </w:lvl>
+    <w:lvl w:ilvl="2" w:tplc="3809001B" w:tentative="1">
+      <w:start w:val="1"/>
+      <w:numFmt w:val="lowerRoman"/>
+      <w:lvlText w:val="%3."/>
+      <w:lvlJc w:val="right"/>
+      <w:pPr>
+        <w:ind w:left="2160" w:hanging="180"/>
+      </w:pPr>
+    </w:lvl>
+    <w:lvl w:ilvl="3" w:tplc="3809000F" w:tentative="1">
+      <w:start w:val="1"/>
+      <w:numFmt w:val="decimal"/>
+      <w:lvlText w:val="%4."/>
+      <w:lvlJc w:val="left"/>
+      <w:pPr>
+        <w:ind w:left="2880" w:hanging="360"/>
+      </w:pPr>
+    </w:lvl>
+    <w:lvl w:ilvl="4" w:tplc="38090019" w:tentative="1">
+      <w:start w:val="1"/>
+      <w:numFmt w:val="lowerLetter"/>
+      <w:lvlText w:val="%5."/>
+      <w:lvlJc w:val="left"/>
+      <w:pPr>
+        <w:ind w:left="3600" w:hanging="360"/>
+      </w:pPr>
+    </w:lvl>
+    <w:lvl w:ilvl="5" w:tplc="3809001B" w:tentative="1">
+      <w:start w:val="1"/>
+      <w:numFmt w:val="lowerRoman"/>
+      <w:lvlText w:val="%6."/>
+      <w:lvlJc w:val="right"/>
+      <w:pPr>
+        <w:ind w:left="4320" w:hanging="180"/>
+      </w:pPr>
+    </w:lvl>
+    <w:lvl w:ilvl="6" w:tplc="3809000F" w:tentative="1">
+      <w:start w:val="1"/>
+      <w:numFmt w:val="decimal"/>
+      <w:lvlText w:val="%7."/>
+      <w:lvlJc w:val="left"/>
+      <w:pPr>
+        <w:ind w:left="5040" w:hanging="360"/>
+      </w:pPr>
+    </w:lvl>
+    <w:lvl w:ilvl="7" w:tplc="38090019" w:tentative="1">
+      <w:start w:val="1"/>
+      <w:numFmt w:val="lowerLetter"/>
+      <w:lvlText w:val="%8."/>
+      <w:lvlJc w:val="left"/>
+      <w:pPr>
+        <w:ind w:left="5760" w:hanging="360"/>
+      </w:pPr>
+    </w:lvl>
+    <w:lvl w:ilvl="8" w:tplc="3809001B" w:tentative="1">
+      <w:start w:val="1"/>
+      <w:numFmt w:val="lowerRoman"/>
+      <w:lvlText w:val="%9."/>
+      <w:lvlJc w:val="right"/>
+      <w:pPr>
+        <w:ind w:left="6480" w:hanging="180"/>
+      </w:pPr>
+    </w:lvl>
+  </w:abstractNum>
+  <w:abstractNum w:abstractNumId="6" w15:restartNumberingAfterBreak="0">
     <w:nsid w:val="12196DD0"/>
     <w:multiLevelType w:val="hybridMultilevel"/>
     <w:tmpl w:val="B9A0A6FA"/>
@@ -6465,7 +2483,7 @@
       </w:pPr>
     </w:lvl>
   </w:abstractNum>
-  <w:abstractNum w:abstractNumId="6" w15:restartNumberingAfterBreak="0">
+  <w:abstractNum w:abstractNumId="7" w15:restartNumberingAfterBreak="0">
     <w:nsid w:val="12404374"/>
     <w:multiLevelType w:val="hybridMultilevel"/>
     <w:tmpl w:val="5B787390"/>
@@ -6554,7 +2572,7 @@
       </w:pPr>
     </w:lvl>
   </w:abstractNum>
-  <w:abstractNum w:abstractNumId="7" w15:restartNumberingAfterBreak="0">
+  <w:abstractNum w:abstractNumId="8" w15:restartNumberingAfterBreak="0">
     <w:nsid w:val="19713673"/>
     <w:multiLevelType w:val="hybridMultilevel"/>
     <w:tmpl w:val="0FC65D30"/>
@@ -6640,7 +2658,7 @@
       </w:pPr>
     </w:lvl>
   </w:abstractNum>
-  <w:abstractNum w:abstractNumId="8" w15:restartNumberingAfterBreak="0">
+  <w:abstractNum w:abstractNumId="9" w15:restartNumberingAfterBreak="0">
     <w:nsid w:val="1B181968"/>
     <w:multiLevelType w:val="hybridMultilevel"/>
     <w:tmpl w:val="F3BE8B1C"/>
@@ -6729,7 +2747,7 @@
       </w:pPr>
     </w:lvl>
   </w:abstractNum>
-  <w:abstractNum w:abstractNumId="9" w15:restartNumberingAfterBreak="0">
+  <w:abstractNum w:abstractNumId="10" w15:restartNumberingAfterBreak="0">
     <w:nsid w:val="1B665D97"/>
     <w:multiLevelType w:val="hybridMultilevel"/>
     <w:tmpl w:val="5D166CCE"/>
@@ -6818,7 +2836,7 @@
       </w:pPr>
     </w:lvl>
   </w:abstractNum>
-  <w:abstractNum w:abstractNumId="10" w15:restartNumberingAfterBreak="0">
+  <w:abstractNum w:abstractNumId="11" w15:restartNumberingAfterBreak="0">
     <w:nsid w:val="1D48134D"/>
     <w:multiLevelType w:val="hybridMultilevel"/>
     <w:tmpl w:val="4B8EDC2E"/>
@@ -6907,7 +2925,7 @@
       </w:pPr>
     </w:lvl>
   </w:abstractNum>
-  <w:abstractNum w:abstractNumId="11" w15:restartNumberingAfterBreak="0">
+  <w:abstractNum w:abstractNumId="12" w15:restartNumberingAfterBreak="0">
     <w:nsid w:val="1E624CDF"/>
     <w:multiLevelType w:val="hybridMultilevel"/>
     <w:tmpl w:val="B7ACDCF0"/>
@@ -6996,7 +3014,7 @@
       </w:pPr>
     </w:lvl>
   </w:abstractNum>
-  <w:abstractNum w:abstractNumId="12" w15:restartNumberingAfterBreak="0">
+  <w:abstractNum w:abstractNumId="13" w15:restartNumberingAfterBreak="0">
     <w:nsid w:val="223E6A2D"/>
     <w:multiLevelType w:val="hybridMultilevel"/>
     <w:tmpl w:val="1A520670"/>
@@ -7085,7 +3103,7 @@
       </w:pPr>
     </w:lvl>
   </w:abstractNum>
-  <w:abstractNum w:abstractNumId="13" w15:restartNumberingAfterBreak="0">
+  <w:abstractNum w:abstractNumId="14" w15:restartNumberingAfterBreak="0">
     <w:nsid w:val="310D7AA1"/>
     <w:multiLevelType w:val="hybridMultilevel"/>
     <w:tmpl w:val="6F9E80DA"/>
@@ -7198,7 +3216,7 @@
       </w:rPr>
     </w:lvl>
   </w:abstractNum>
-  <w:abstractNum w:abstractNumId="14" w15:restartNumberingAfterBreak="0">
+  <w:abstractNum w:abstractNumId="15" w15:restartNumberingAfterBreak="0">
     <w:nsid w:val="35610A8D"/>
     <w:multiLevelType w:val="hybridMultilevel"/>
     <w:tmpl w:val="E842D402"/>
@@ -7287,7 +3305,7 @@
       </w:pPr>
     </w:lvl>
   </w:abstractNum>
-  <w:abstractNum w:abstractNumId="15" w15:restartNumberingAfterBreak="0">
+  <w:abstractNum w:abstractNumId="16" w15:restartNumberingAfterBreak="0">
     <w:nsid w:val="372C6053"/>
     <w:multiLevelType w:val="multilevel"/>
     <w:tmpl w:val="1BD630B8"/>
@@ -7436,7 +3454,7 @@
       </w:rPr>
     </w:lvl>
   </w:abstractNum>
-  <w:abstractNum w:abstractNumId="16" w15:restartNumberingAfterBreak="0">
+  <w:abstractNum w:abstractNumId="17" w15:restartNumberingAfterBreak="0">
     <w:nsid w:val="37591A0E"/>
     <w:multiLevelType w:val="hybridMultilevel"/>
     <w:tmpl w:val="00062F34"/>
@@ -7525,7 +3543,7 @@
       </w:pPr>
     </w:lvl>
   </w:abstractNum>
-  <w:abstractNum w:abstractNumId="17" w15:restartNumberingAfterBreak="0">
+  <w:abstractNum w:abstractNumId="18" w15:restartNumberingAfterBreak="0">
     <w:nsid w:val="3B684E31"/>
     <w:multiLevelType w:val="hybridMultilevel"/>
     <w:tmpl w:val="F31410CE"/>
@@ -7614,7 +3632,7 @@
       </w:pPr>
     </w:lvl>
   </w:abstractNum>
-  <w:abstractNum w:abstractNumId="18" w15:restartNumberingAfterBreak="0">
+  <w:abstractNum w:abstractNumId="19" w15:restartNumberingAfterBreak="0">
     <w:nsid w:val="4219057F"/>
     <w:multiLevelType w:val="hybridMultilevel"/>
     <w:tmpl w:val="5840EE4A"/>
@@ -7703,7 +3721,7 @@
       </w:pPr>
     </w:lvl>
   </w:abstractNum>
-  <w:abstractNum w:abstractNumId="19" w15:restartNumberingAfterBreak="0">
+  <w:abstractNum w:abstractNumId="20" w15:restartNumberingAfterBreak="0">
     <w:nsid w:val="44216CD2"/>
     <w:multiLevelType w:val="hybridMultilevel"/>
     <w:tmpl w:val="30326260"/>
@@ -7792,7 +3810,7 @@
       </w:pPr>
     </w:lvl>
   </w:abstractNum>
-  <w:abstractNum w:abstractNumId="20" w15:restartNumberingAfterBreak="0">
+  <w:abstractNum w:abstractNumId="21" w15:restartNumberingAfterBreak="0">
     <w:nsid w:val="486E592C"/>
     <w:multiLevelType w:val="hybridMultilevel"/>
     <w:tmpl w:val="F3BE8B1C"/>
@@ -7881,7 +3899,7 @@
       </w:pPr>
     </w:lvl>
   </w:abstractNum>
-  <w:abstractNum w:abstractNumId="21" w15:restartNumberingAfterBreak="0">
+  <w:abstractNum w:abstractNumId="22" w15:restartNumberingAfterBreak="0">
     <w:nsid w:val="4BD61EC6"/>
     <w:multiLevelType w:val="hybridMultilevel"/>
     <w:tmpl w:val="96420E56"/>
@@ -7970,7 +3988,7 @@
       </w:pPr>
     </w:lvl>
   </w:abstractNum>
-  <w:abstractNum w:abstractNumId="22" w15:restartNumberingAfterBreak="0">
+  <w:abstractNum w:abstractNumId="23" w15:restartNumberingAfterBreak="0">
     <w:nsid w:val="4C9A7093"/>
     <w:multiLevelType w:val="hybridMultilevel"/>
     <w:tmpl w:val="11544454"/>
@@ -8059,7 +4077,7 @@
       </w:pPr>
     </w:lvl>
   </w:abstractNum>
-  <w:abstractNum w:abstractNumId="23" w15:restartNumberingAfterBreak="0">
+  <w:abstractNum w:abstractNumId="24" w15:restartNumberingAfterBreak="0">
     <w:nsid w:val="4D3E75F6"/>
     <w:multiLevelType w:val="hybridMultilevel"/>
     <w:tmpl w:val="AAE21ADE"/>
@@ -8148,7 +4166,7 @@
       </w:pPr>
     </w:lvl>
   </w:abstractNum>
-  <w:abstractNum w:abstractNumId="24" w15:restartNumberingAfterBreak="0">
+  <w:abstractNum w:abstractNumId="25" w15:restartNumberingAfterBreak="0">
     <w:nsid w:val="4D562F61"/>
     <w:multiLevelType w:val="hybridMultilevel"/>
     <w:tmpl w:val="96EC6756"/>
@@ -8234,7 +4252,7 @@
       </w:pPr>
     </w:lvl>
   </w:abstractNum>
-  <w:abstractNum w:abstractNumId="25" w15:restartNumberingAfterBreak="0">
+  <w:abstractNum w:abstractNumId="26" w15:restartNumberingAfterBreak="0">
     <w:nsid w:val="4F6F20E6"/>
     <w:multiLevelType w:val="hybridMultilevel"/>
     <w:tmpl w:val="E44A91FC"/>
@@ -8323,7 +4341,7 @@
       </w:pPr>
     </w:lvl>
   </w:abstractNum>
-  <w:abstractNum w:abstractNumId="26" w15:restartNumberingAfterBreak="0">
+  <w:abstractNum w:abstractNumId="27" w15:restartNumberingAfterBreak="0">
     <w:nsid w:val="56A822D5"/>
     <w:multiLevelType w:val="hybridMultilevel"/>
     <w:tmpl w:val="EBC0CDD2"/>
@@ -8412,7 +4430,7 @@
       </w:pPr>
     </w:lvl>
   </w:abstractNum>
-  <w:abstractNum w:abstractNumId="27" w15:restartNumberingAfterBreak="0">
+  <w:abstractNum w:abstractNumId="28" w15:restartNumberingAfterBreak="0">
     <w:nsid w:val="57720105"/>
     <w:multiLevelType w:val="hybridMultilevel"/>
     <w:tmpl w:val="3A287716"/>
@@ -8501,7 +4519,7 @@
       </w:pPr>
     </w:lvl>
   </w:abstractNum>
-  <w:abstractNum w:abstractNumId="28" w15:restartNumberingAfterBreak="0">
+  <w:abstractNum w:abstractNumId="29" w15:restartNumberingAfterBreak="0">
     <w:nsid w:val="5B2D10EA"/>
     <w:multiLevelType w:val="hybridMultilevel"/>
     <w:tmpl w:val="1BEECEEA"/>
@@ -8587,7 +4605,7 @@
       </w:pPr>
     </w:lvl>
   </w:abstractNum>
-  <w:abstractNum w:abstractNumId="29" w15:restartNumberingAfterBreak="0">
+  <w:abstractNum w:abstractNumId="30" w15:restartNumberingAfterBreak="0">
     <w:nsid w:val="69B22848"/>
     <w:multiLevelType w:val="hybridMultilevel"/>
     <w:tmpl w:val="2D1A8B74"/>
@@ -8676,7 +4694,7 @@
       </w:pPr>
     </w:lvl>
   </w:abstractNum>
-  <w:abstractNum w:abstractNumId="30" w15:restartNumberingAfterBreak="0">
+  <w:abstractNum w:abstractNumId="31" w15:restartNumberingAfterBreak="0">
     <w:nsid w:val="6C5E24FA"/>
     <w:multiLevelType w:val="hybridMultilevel"/>
     <w:tmpl w:val="6CD237A8"/>
@@ -8765,7 +4783,7 @@
       </w:pPr>
     </w:lvl>
   </w:abstractNum>
-  <w:abstractNum w:abstractNumId="31" w15:restartNumberingAfterBreak="0">
+  <w:abstractNum w:abstractNumId="32" w15:restartNumberingAfterBreak="0">
     <w:nsid w:val="6C9D1359"/>
     <w:multiLevelType w:val="hybridMultilevel"/>
     <w:tmpl w:val="F0882FAC"/>
@@ -8854,7 +4872,7 @@
       </w:pPr>
     </w:lvl>
   </w:abstractNum>
-  <w:abstractNum w:abstractNumId="32" w15:restartNumberingAfterBreak="0">
+  <w:abstractNum w:abstractNumId="33" w15:restartNumberingAfterBreak="0">
     <w:nsid w:val="74E965B6"/>
     <w:multiLevelType w:val="hybridMultilevel"/>
     <w:tmpl w:val="9FE829BA"/>
@@ -8943,7 +4961,7 @@
       </w:pPr>
     </w:lvl>
   </w:abstractNum>
-  <w:abstractNum w:abstractNumId="33" w15:restartNumberingAfterBreak="0">
+  <w:abstractNum w:abstractNumId="34" w15:restartNumberingAfterBreak="0">
     <w:nsid w:val="7DB9788D"/>
     <w:multiLevelType w:val="hybridMultilevel"/>
     <w:tmpl w:val="0D0E2ADC"/>
@@ -9032,7 +5050,7 @@
       </w:pPr>
     </w:lvl>
   </w:abstractNum>
-  <w:abstractNum w:abstractNumId="34" w15:restartNumberingAfterBreak="0">
+  <w:abstractNum w:abstractNumId="35" w15:restartNumberingAfterBreak="0">
     <w:nsid w:val="7DE351D6"/>
     <w:multiLevelType w:val="hybridMultilevel"/>
     <w:tmpl w:val="52DAF062"/>
@@ -9121,7 +5139,7 @@
       </w:pPr>
     </w:lvl>
   </w:abstractNum>
-  <w:abstractNum w:abstractNumId="35" w15:restartNumberingAfterBreak="0">
+  <w:abstractNum w:abstractNumId="36" w15:restartNumberingAfterBreak="0">
     <w:nsid w:val="7FDA288D"/>
     <w:multiLevelType w:val="hybridMultilevel"/>
     <w:tmpl w:val="BCFCA1F6"/>
@@ -9211,112 +5229,115 @@
     </w:lvl>
   </w:abstractNum>
   <w:num w:numId="1" w16cid:durableId="1497724432">
-    <w:abstractNumId w:val="10"/>
+    <w:abstractNumId w:val="11"/>
   </w:num>
   <w:num w:numId="2" w16cid:durableId="1529637957">
-    <w:abstractNumId w:val="18"/>
+    <w:abstractNumId w:val="19"/>
   </w:num>
   <w:num w:numId="3" w16cid:durableId="1694378441">
+    <w:abstractNumId w:val="25"/>
+  </w:num>
+  <w:num w:numId="4" w16cid:durableId="359162621">
+    <w:abstractNumId w:val="17"/>
+  </w:num>
+  <w:num w:numId="5" w16cid:durableId="1130901639">
     <w:abstractNumId w:val="24"/>
   </w:num>
-  <w:num w:numId="4" w16cid:durableId="359162621">
+  <w:num w:numId="6" w16cid:durableId="790052422">
     <w:abstractNumId w:val="16"/>
-  </w:num>
-  <w:num w:numId="5" w16cid:durableId="1130901639">
-    <w:abstractNumId w:val="23"/>
-  </w:num>
-  <w:num w:numId="6" w16cid:durableId="790052422">
-    <w:abstractNumId w:val="15"/>
   </w:num>
   <w:num w:numId="7" w16cid:durableId="965696672">
     <w:abstractNumId w:val="0"/>
   </w:num>
   <w:num w:numId="8" w16cid:durableId="2108887074">
-    <w:abstractNumId w:val="7"/>
+    <w:abstractNumId w:val="8"/>
   </w:num>
   <w:num w:numId="9" w16cid:durableId="1989282775">
-    <w:abstractNumId w:val="28"/>
+    <w:abstractNumId w:val="29"/>
   </w:num>
   <w:num w:numId="10" w16cid:durableId="989598216">
-    <w:abstractNumId w:val="5"/>
+    <w:abstractNumId w:val="6"/>
   </w:num>
   <w:num w:numId="11" w16cid:durableId="375546653">
-    <w:abstractNumId w:val="26"/>
+    <w:abstractNumId w:val="27"/>
   </w:num>
   <w:num w:numId="12" w16cid:durableId="474416120">
-    <w:abstractNumId w:val="32"/>
+    <w:abstractNumId w:val="33"/>
   </w:num>
   <w:num w:numId="13" w16cid:durableId="1771966145">
     <w:abstractNumId w:val="3"/>
   </w:num>
   <w:num w:numId="14" w16cid:durableId="1736778276">
-    <w:abstractNumId w:val="30"/>
+    <w:abstractNumId w:val="31"/>
   </w:num>
   <w:num w:numId="15" w16cid:durableId="1649938772">
-    <w:abstractNumId w:val="35"/>
+    <w:abstractNumId w:val="36"/>
   </w:num>
   <w:num w:numId="16" w16cid:durableId="499663185">
-    <w:abstractNumId w:val="34"/>
+    <w:abstractNumId w:val="35"/>
   </w:num>
   <w:num w:numId="17" w16cid:durableId="2126269094">
     <w:abstractNumId w:val="1"/>
   </w:num>
   <w:num w:numId="18" w16cid:durableId="840193282">
-    <w:abstractNumId w:val="25"/>
+    <w:abstractNumId w:val="26"/>
   </w:num>
   <w:num w:numId="19" w16cid:durableId="28066039">
-    <w:abstractNumId w:val="19"/>
+    <w:abstractNumId w:val="20"/>
   </w:num>
   <w:num w:numId="20" w16cid:durableId="608852765">
     <w:abstractNumId w:val="2"/>
   </w:num>
   <w:num w:numId="21" w16cid:durableId="1313215452">
-    <w:abstractNumId w:val="11"/>
+    <w:abstractNumId w:val="12"/>
   </w:num>
   <w:num w:numId="22" w16cid:durableId="1801412093">
-    <w:abstractNumId w:val="31"/>
+    <w:abstractNumId w:val="32"/>
   </w:num>
   <w:num w:numId="23" w16cid:durableId="41057748">
-    <w:abstractNumId w:val="6"/>
+    <w:abstractNumId w:val="7"/>
   </w:num>
   <w:num w:numId="24" w16cid:durableId="2004579642">
-    <w:abstractNumId w:val="33"/>
+    <w:abstractNumId w:val="34"/>
   </w:num>
   <w:num w:numId="25" w16cid:durableId="920216047">
-    <w:abstractNumId w:val="21"/>
+    <w:abstractNumId w:val="22"/>
   </w:num>
   <w:num w:numId="26" w16cid:durableId="2073118542">
-    <w:abstractNumId w:val="17"/>
+    <w:abstractNumId w:val="18"/>
   </w:num>
   <w:num w:numId="27" w16cid:durableId="1639920420">
-    <w:abstractNumId w:val="29"/>
+    <w:abstractNumId w:val="30"/>
   </w:num>
   <w:num w:numId="28" w16cid:durableId="1772895002">
-    <w:abstractNumId w:val="12"/>
+    <w:abstractNumId w:val="13"/>
   </w:num>
   <w:num w:numId="29" w16cid:durableId="786192768">
-    <w:abstractNumId w:val="22"/>
+    <w:abstractNumId w:val="23"/>
   </w:num>
   <w:num w:numId="30" w16cid:durableId="1958172952">
-    <w:abstractNumId w:val="14"/>
+    <w:abstractNumId w:val="15"/>
   </w:num>
   <w:num w:numId="31" w16cid:durableId="2017076199">
-    <w:abstractNumId w:val="9"/>
+    <w:abstractNumId w:val="10"/>
   </w:num>
   <w:num w:numId="32" w16cid:durableId="297953432">
-    <w:abstractNumId w:val="27"/>
+    <w:abstractNumId w:val="28"/>
   </w:num>
   <w:num w:numId="33" w16cid:durableId="489248030">
-    <w:abstractNumId w:val="8"/>
+    <w:abstractNumId w:val="9"/>
   </w:num>
   <w:num w:numId="34" w16cid:durableId="2116826325">
     <w:abstractNumId w:val="4"/>
   </w:num>
   <w:num w:numId="35" w16cid:durableId="617641358">
-    <w:abstractNumId w:val="20"/>
+    <w:abstractNumId w:val="21"/>
   </w:num>
   <w:num w:numId="36" w16cid:durableId="1351836876">
-    <w:abstractNumId w:val="13"/>
+    <w:abstractNumId w:val="14"/>
+  </w:num>
+  <w:num w:numId="37" w16cid:durableId="800659531">
+    <w:abstractNumId w:val="5"/>
   </w:num>
   <w:numIdMacAtCleanup w:val="5"/>
 </w:numbering>
@@ -9932,6 +5953,7 @@
   <w:style w:type="character" w:default="1" w:styleId="DefaultParagraphFont">
     <w:name w:val="Default Paragraph Font"/>
     <w:uiPriority w:val="1"/>
+    <w:semiHidden/>
     <w:unhideWhenUsed/>
   </w:style>
   <w:style w:type="table" w:default="1" w:styleId="TableNormal">

--- a/Jobsheet3/JOBSHEET 3.docx
+++ b/Jobsheet3/JOBSHEET 3.docx
@@ -25,16 +25,6 @@
         </w:rPr>
         <w:t>LAPORAN JOBSHEET</w:t>
       </w:r>
-    </w:p>
-    <w:p>
-      <w:pPr>
-        <w:jc w:val="center"/>
-        <w:rPr>
-          <w:rFonts w:ascii="Times New Roman" w:hAnsi="Times New Roman"/>
-          <w:b/>
-          <w:bCs/>
-        </w:rPr>
-      </w:pPr>
       <w:r>
         <w:rPr>
           <w:rFonts w:ascii="Times New Roman" w:hAnsi="Times New Roman"/>
@@ -44,17 +34,32 @@
           <w:szCs w:val="52"/>
           <w:lang w:val="en-US"/>
         </w:rPr>
-        <w:t>CASE METHOD 2</w:t>
+        <w:t xml:space="preserve"> 14</w:t>
       </w:r>
     </w:p>
     <w:p>
       <w:pPr>
+        <w:jc w:val="center"/>
         <w:rPr>
           <w:rFonts w:ascii="Times New Roman" w:hAnsi="Times New Roman"/>
           <w:b/>
           <w:bCs/>
-        </w:rPr>
-      </w:pPr>
+          <w:sz w:val="52"/>
+          <w:szCs w:val="52"/>
+          <w:lang w:val="en-US"/>
+        </w:rPr>
+      </w:pPr>
+      <w:r>
+        <w:rPr>
+          <w:rFonts w:ascii="Times New Roman" w:hAnsi="Times New Roman"/>
+          <w:b/>
+          <w:bCs/>
+          <w:sz w:val="52"/>
+          <w:szCs w:val="52"/>
+          <w:lang w:val="en-US"/>
+        </w:rPr>
+        <w:t>TREE</w:t>
+      </w:r>
     </w:p>
     <w:p>
       <w:pPr>
@@ -440,9 +445,7 @@
     </w:p>
     <w:p>
       <w:pPr>
-        <w:tabs>
-          <w:tab w:val="left" w:pos="1530"/>
-        </w:tabs>
+        <w:jc w:val="center"/>
         <w:rPr>
           <w:rFonts w:ascii="Times New Roman" w:hAnsi="Times New Roman"/>
           <w:b/>
@@ -455,49 +458,98 @@
     </w:p>
     <w:p>
       <w:pPr>
+        <w:tabs>
+          <w:tab w:val="left" w:pos="1440"/>
+        </w:tabs>
+        <w:rPr>
+          <w:rFonts w:ascii="Times New Roman" w:hAnsi="Times New Roman"/>
+          <w:b/>
+          <w:bCs/>
+          <w:sz w:val="28"/>
+          <w:szCs w:val="28"/>
+          <w:lang w:val="en-US"/>
+        </w:rPr>
+      </w:pPr>
+    </w:p>
+    <w:p>
+      <w:pPr>
         <w:pStyle w:val="ListParagraph"/>
         <w:numPr>
           <w:ilvl w:val="0"/>
-          <w:numId w:val="37"/>
+          <w:numId w:val="39"/>
         </w:numPr>
         <w:tabs>
+          <w:tab w:val="left" w:pos="1080"/>
           <w:tab w:val="left" w:pos="1440"/>
         </w:tabs>
+        <w:ind w:left="810"/>
         <w:rPr>
           <w:rFonts w:ascii="Times New Roman" w:hAnsi="Times New Roman"/>
           <w:b/>
           <w:bCs/>
-          <w:lang w:val="en-US"/>
-        </w:rPr>
-      </w:pPr>
+          <w:sz w:val="28"/>
+          <w:szCs w:val="28"/>
+          <w:lang w:val="en-US"/>
+        </w:rPr>
+      </w:pPr>
+      <w:proofErr w:type="spellStart"/>
       <w:r>
         <w:rPr>
           <w:rFonts w:ascii="Times New Roman" w:hAnsi="Times New Roman"/>
           <w:b/>
           <w:bCs/>
+          <w:sz w:val="28"/>
+          <w:szCs w:val="28"/>
           <w:lang w:val="en-US"/>
         </w:rPr>
         <w:lastRenderedPageBreak/>
-        <w:t xml:space="preserve">Class </w:t>
-      </w:r>
-      <w:proofErr w:type="spellStart"/>
+        <w:t>Kegiatan</w:t>
+      </w:r>
+      <w:proofErr w:type="spellEnd"/>
       <w:r>
         <w:rPr>
           <w:rFonts w:ascii="Times New Roman" w:hAnsi="Times New Roman"/>
           <w:b/>
           <w:bCs/>
-          <w:lang w:val="en-US"/>
-        </w:rPr>
-        <w:t>Pembeli</w:t>
-      </w:r>
-      <w:proofErr w:type="spellEnd"/>
+          <w:sz w:val="28"/>
+          <w:szCs w:val="28"/>
+          <w:lang w:val="en-US"/>
+        </w:rPr>
+        <w:t xml:space="preserve"> </w:t>
+      </w:r>
+      <w:proofErr w:type="spellStart"/>
+      <w:r>
+        <w:rPr>
+          <w:rFonts w:ascii="Times New Roman" w:hAnsi="Times New Roman"/>
+          <w:b/>
+          <w:bCs/>
+          <w:sz w:val="28"/>
+          <w:szCs w:val="28"/>
+          <w:lang w:val="en-US"/>
+        </w:rPr>
+        <w:t>Praktikum</w:t>
+      </w:r>
+      <w:proofErr w:type="spellEnd"/>
+      <w:r>
+        <w:rPr>
+          <w:rFonts w:ascii="Times New Roman" w:hAnsi="Times New Roman"/>
+          <w:b/>
+          <w:bCs/>
+          <w:sz w:val="28"/>
+          <w:szCs w:val="28"/>
+          <w:lang w:val="en-US"/>
+        </w:rPr>
+        <w:t xml:space="preserve"> 1</w:t>
+      </w:r>
     </w:p>
     <w:p>
       <w:pPr>
         <w:pStyle w:val="ListParagraph"/>
         <w:tabs>
+          <w:tab w:val="left" w:pos="1080"/>
           <w:tab w:val="left" w:pos="1440"/>
         </w:tabs>
+        <w:ind w:left="810"/>
         <w:rPr>
           <w:rFonts w:ascii="Times New Roman" w:hAnsi="Times New Roman"/>
           <w:b/>
@@ -512,11 +564,3721 @@
           <w:bCs/>
           <w:lang w:val="en-US"/>
         </w:rPr>
+        <w:tab/>
+      </w:r>
+      <w:proofErr w:type="spellStart"/>
+      <w:r>
+        <w:rPr>
+          <w:rFonts w:ascii="Times New Roman" w:hAnsi="Times New Roman"/>
+          <w:b/>
+          <w:bCs/>
+          <w:lang w:val="en-US"/>
+        </w:rPr>
+        <w:t>Implementasi</w:t>
+      </w:r>
+      <w:proofErr w:type="spellEnd"/>
+      <w:r>
+        <w:rPr>
+          <w:rFonts w:ascii="Times New Roman" w:hAnsi="Times New Roman"/>
+          <w:b/>
+          <w:bCs/>
+          <w:lang w:val="en-US"/>
+        </w:rPr>
+        <w:t xml:space="preserve"> Binary Search Tree </w:t>
+      </w:r>
+      <w:proofErr w:type="spellStart"/>
+      <w:r>
+        <w:rPr>
+          <w:rFonts w:ascii="Times New Roman" w:hAnsi="Times New Roman"/>
+          <w:b/>
+          <w:bCs/>
+          <w:lang w:val="en-US"/>
+        </w:rPr>
+        <w:t>menggunakan</w:t>
+      </w:r>
+      <w:proofErr w:type="spellEnd"/>
+      <w:r>
+        <w:rPr>
+          <w:rFonts w:ascii="Times New Roman" w:hAnsi="Times New Roman"/>
+          <w:b/>
+          <w:bCs/>
+          <w:lang w:val="en-US"/>
+        </w:rPr>
+        <w:t xml:space="preserve"> Linked List (100 </w:t>
+      </w:r>
+      <w:proofErr w:type="spellStart"/>
+      <w:r>
+        <w:rPr>
+          <w:rFonts w:ascii="Times New Roman" w:hAnsi="Times New Roman"/>
+          <w:b/>
+          <w:bCs/>
+          <w:lang w:val="en-US"/>
+        </w:rPr>
+        <w:t>Menit</w:t>
+      </w:r>
+      <w:proofErr w:type="spellEnd"/>
+      <w:r>
+        <w:rPr>
+          <w:rFonts w:ascii="Times New Roman" w:hAnsi="Times New Roman"/>
+          <w:b/>
+          <w:bCs/>
+          <w:lang w:val="en-US"/>
+        </w:rPr>
+        <w:t>)</w:t>
+      </w:r>
+    </w:p>
+    <w:p>
+      <w:pPr>
+        <w:pStyle w:val="ListParagraph"/>
+        <w:numPr>
+          <w:ilvl w:val="0"/>
+          <w:numId w:val="40"/>
+        </w:numPr>
+        <w:tabs>
+          <w:tab w:val="left" w:pos="1350"/>
+          <w:tab w:val="left" w:pos="1440"/>
+        </w:tabs>
+        <w:ind w:left="720" w:hanging="90"/>
+        <w:rPr>
+          <w:rFonts w:ascii="Times New Roman" w:hAnsi="Times New Roman"/>
+          <w:b/>
+          <w:bCs/>
+          <w:lang w:val="en-US"/>
+        </w:rPr>
+      </w:pPr>
+      <w:proofErr w:type="spellStart"/>
+      <w:r>
+        <w:rPr>
+          <w:rFonts w:ascii="Times New Roman" w:hAnsi="Times New Roman"/>
+          <w:b/>
+          <w:bCs/>
+          <w:lang w:val="en-US"/>
+        </w:rPr>
+        <w:t>Pertanyaan</w:t>
+      </w:r>
+      <w:proofErr w:type="spellEnd"/>
+      <w:r>
+        <w:rPr>
+          <w:rFonts w:ascii="Times New Roman" w:hAnsi="Times New Roman"/>
+          <w:b/>
+          <w:bCs/>
+          <w:lang w:val="en-US"/>
+        </w:rPr>
+        <w:t xml:space="preserve"> </w:t>
+      </w:r>
+      <w:proofErr w:type="spellStart"/>
+      <w:r>
+        <w:rPr>
+          <w:rFonts w:ascii="Times New Roman" w:hAnsi="Times New Roman"/>
+          <w:b/>
+          <w:bCs/>
+          <w:lang w:val="en-US"/>
+        </w:rPr>
+        <w:t>Percobaan</w:t>
+      </w:r>
+      <w:proofErr w:type="spellEnd"/>
+    </w:p>
+    <w:p>
+      <w:pPr>
+        <w:pStyle w:val="ListParagraph"/>
+        <w:numPr>
+          <w:ilvl w:val="0"/>
+          <w:numId w:val="41"/>
+        </w:numPr>
+        <w:tabs>
+          <w:tab w:val="left" w:pos="1350"/>
+          <w:tab w:val="left" w:pos="1440"/>
+        </w:tabs>
+        <w:ind w:left="1800"/>
+        <w:rPr>
+          <w:rFonts w:ascii="Times New Roman" w:hAnsi="Times New Roman"/>
+          <w:lang w:val="en-US"/>
+        </w:rPr>
+      </w:pPr>
+      <w:proofErr w:type="spellStart"/>
+      <w:r>
+        <w:rPr>
+          <w:rFonts w:ascii="Times New Roman" w:hAnsi="Times New Roman"/>
+          <w:lang w:val="en-US"/>
+        </w:rPr>
+        <w:t>Mengapa</w:t>
+      </w:r>
+      <w:proofErr w:type="spellEnd"/>
+      <w:r>
+        <w:rPr>
+          <w:rFonts w:ascii="Times New Roman" w:hAnsi="Times New Roman"/>
+          <w:lang w:val="en-US"/>
+        </w:rPr>
+        <w:t xml:space="preserve"> </w:t>
+      </w:r>
+      <w:proofErr w:type="spellStart"/>
+      <w:r>
+        <w:rPr>
+          <w:rFonts w:ascii="Times New Roman" w:hAnsi="Times New Roman"/>
+          <w:lang w:val="en-US"/>
+        </w:rPr>
+        <w:t>dalam</w:t>
+      </w:r>
+      <w:proofErr w:type="spellEnd"/>
+      <w:r>
+        <w:rPr>
+          <w:rFonts w:ascii="Times New Roman" w:hAnsi="Times New Roman"/>
+          <w:lang w:val="en-US"/>
+        </w:rPr>
+        <w:t xml:space="preserve"> binary search tree proses </w:t>
+      </w:r>
+      <w:proofErr w:type="spellStart"/>
+      <w:r>
+        <w:rPr>
+          <w:rFonts w:ascii="Times New Roman" w:hAnsi="Times New Roman"/>
+          <w:lang w:val="en-US"/>
+        </w:rPr>
+        <w:t>pencarian</w:t>
+      </w:r>
+      <w:proofErr w:type="spellEnd"/>
+      <w:r>
+        <w:rPr>
+          <w:rFonts w:ascii="Times New Roman" w:hAnsi="Times New Roman"/>
+          <w:lang w:val="en-US"/>
+        </w:rPr>
+        <w:t xml:space="preserve"> data </w:t>
+      </w:r>
+      <w:proofErr w:type="spellStart"/>
+      <w:r>
+        <w:rPr>
+          <w:rFonts w:ascii="Times New Roman" w:hAnsi="Times New Roman"/>
+          <w:lang w:val="en-US"/>
+        </w:rPr>
+        <w:t>bisa</w:t>
+      </w:r>
+      <w:proofErr w:type="spellEnd"/>
+      <w:r>
+        <w:rPr>
+          <w:rFonts w:ascii="Times New Roman" w:hAnsi="Times New Roman"/>
+          <w:lang w:val="en-US"/>
+        </w:rPr>
+        <w:t xml:space="preserve"> </w:t>
+      </w:r>
+      <w:proofErr w:type="spellStart"/>
+      <w:r>
+        <w:rPr>
+          <w:rFonts w:ascii="Times New Roman" w:hAnsi="Times New Roman"/>
+          <w:lang w:val="en-US"/>
+        </w:rPr>
+        <w:t>lebih</w:t>
+      </w:r>
+      <w:proofErr w:type="spellEnd"/>
+      <w:r>
+        <w:rPr>
+          <w:rFonts w:ascii="Times New Roman" w:hAnsi="Times New Roman"/>
+          <w:lang w:val="en-US"/>
+        </w:rPr>
+        <w:t xml:space="preserve"> </w:t>
+      </w:r>
+      <w:proofErr w:type="spellStart"/>
+      <w:r>
+        <w:rPr>
+          <w:rFonts w:ascii="Times New Roman" w:hAnsi="Times New Roman"/>
+          <w:lang w:val="en-US"/>
+        </w:rPr>
+        <w:t>efektif</w:t>
+      </w:r>
+      <w:proofErr w:type="spellEnd"/>
+      <w:r>
+        <w:rPr>
+          <w:rFonts w:ascii="Times New Roman" w:hAnsi="Times New Roman"/>
+          <w:lang w:val="en-US"/>
+        </w:rPr>
+        <w:t xml:space="preserve"> </w:t>
+      </w:r>
+      <w:proofErr w:type="spellStart"/>
+      <w:r>
+        <w:rPr>
+          <w:rFonts w:ascii="Times New Roman" w:hAnsi="Times New Roman"/>
+          <w:lang w:val="en-US"/>
+        </w:rPr>
+        <w:t>dilakukan</w:t>
+      </w:r>
+      <w:proofErr w:type="spellEnd"/>
+      <w:r>
+        <w:rPr>
+          <w:rFonts w:ascii="Times New Roman" w:hAnsi="Times New Roman"/>
+          <w:lang w:val="en-US"/>
+        </w:rPr>
+        <w:t xml:space="preserve"> </w:t>
+      </w:r>
+      <w:proofErr w:type="spellStart"/>
+      <w:r>
+        <w:rPr>
+          <w:rFonts w:ascii="Times New Roman" w:hAnsi="Times New Roman"/>
+          <w:lang w:val="en-US"/>
+        </w:rPr>
+        <w:t>dibanding</w:t>
+      </w:r>
+      <w:proofErr w:type="spellEnd"/>
+      <w:r>
+        <w:rPr>
+          <w:rFonts w:ascii="Times New Roman" w:hAnsi="Times New Roman"/>
+          <w:lang w:val="en-US"/>
+        </w:rPr>
+        <w:t xml:space="preserve"> binary tree </w:t>
+      </w:r>
+      <w:proofErr w:type="spellStart"/>
+      <w:r>
+        <w:rPr>
+          <w:rFonts w:ascii="Times New Roman" w:hAnsi="Times New Roman"/>
+          <w:lang w:val="en-US"/>
+        </w:rPr>
+        <w:t>biasa</w:t>
+      </w:r>
+      <w:proofErr w:type="spellEnd"/>
+      <w:r>
+        <w:rPr>
+          <w:rFonts w:ascii="Times New Roman" w:hAnsi="Times New Roman"/>
+          <w:lang w:val="en-US"/>
+        </w:rPr>
+        <w:t xml:space="preserve">? </w:t>
+      </w:r>
+    </w:p>
+    <w:p>
+      <w:pPr>
+        <w:pStyle w:val="ListParagraph"/>
+        <w:tabs>
+          <w:tab w:val="left" w:pos="1350"/>
+          <w:tab w:val="left" w:pos="1440"/>
+        </w:tabs>
+        <w:ind w:left="1800"/>
+        <w:rPr>
+          <w:rFonts w:ascii="Times New Roman" w:hAnsi="Times New Roman"/>
+          <w:lang w:val="en-US"/>
+        </w:rPr>
+      </w:pPr>
+      <w:proofErr w:type="gramStart"/>
+      <w:r>
+        <w:rPr>
+          <w:rFonts w:ascii="Times New Roman" w:hAnsi="Times New Roman"/>
+          <w:lang w:val="en-US"/>
+        </w:rPr>
+        <w:t>Jawab :</w:t>
+      </w:r>
+      <w:proofErr w:type="gramEnd"/>
+    </w:p>
+    <w:p>
+      <w:pPr>
+        <w:pStyle w:val="ListParagraph"/>
+        <w:tabs>
+          <w:tab w:val="left" w:pos="1350"/>
+          <w:tab w:val="left" w:pos="1440"/>
+        </w:tabs>
+        <w:ind w:left="1800"/>
+        <w:rPr>
+          <w:rFonts w:ascii="Times New Roman" w:hAnsi="Times New Roman"/>
+        </w:rPr>
+      </w:pPr>
+      <w:r>
+        <w:rPr>
+          <w:rFonts w:ascii="Times New Roman" w:hAnsi="Times New Roman"/>
+        </w:rPr>
+        <w:t xml:space="preserve">Binary Search Tree (BST) </w:t>
+      </w:r>
+      <w:proofErr w:type="spellStart"/>
+      <w:r>
+        <w:rPr>
+          <w:rFonts w:ascii="Times New Roman" w:hAnsi="Times New Roman"/>
+        </w:rPr>
+        <w:t>memiliki</w:t>
+      </w:r>
+      <w:proofErr w:type="spellEnd"/>
+      <w:r>
+        <w:rPr>
+          <w:rFonts w:ascii="Times New Roman" w:hAnsi="Times New Roman"/>
+        </w:rPr>
+        <w:t xml:space="preserve"> </w:t>
+      </w:r>
+      <w:proofErr w:type="spellStart"/>
+      <w:r>
+        <w:rPr>
+          <w:rFonts w:ascii="Times New Roman" w:hAnsi="Times New Roman"/>
+        </w:rPr>
+        <w:t>aturan</w:t>
+      </w:r>
+      <w:proofErr w:type="spellEnd"/>
+      <w:r>
+        <w:rPr>
+          <w:rFonts w:ascii="Times New Roman" w:hAnsi="Times New Roman"/>
+        </w:rPr>
+        <w:t xml:space="preserve"> </w:t>
+      </w:r>
+      <w:proofErr w:type="spellStart"/>
+      <w:r>
+        <w:rPr>
+          <w:rFonts w:ascii="Times New Roman" w:hAnsi="Times New Roman"/>
+        </w:rPr>
+        <w:t>bahwa</w:t>
+      </w:r>
+      <w:proofErr w:type="spellEnd"/>
+      <w:r>
+        <w:rPr>
+          <w:rFonts w:ascii="Times New Roman" w:hAnsi="Times New Roman"/>
+        </w:rPr>
+        <w:t xml:space="preserve"> </w:t>
+      </w:r>
+      <w:proofErr w:type="spellStart"/>
+      <w:r>
+        <w:rPr>
+          <w:rFonts w:ascii="Times New Roman" w:hAnsi="Times New Roman"/>
+        </w:rPr>
+        <w:t>nilai</w:t>
+      </w:r>
+      <w:proofErr w:type="spellEnd"/>
+      <w:r>
+        <w:rPr>
+          <w:rFonts w:ascii="Times New Roman" w:hAnsi="Times New Roman"/>
+        </w:rPr>
+        <w:t xml:space="preserve"> yang </w:t>
+      </w:r>
+      <w:proofErr w:type="spellStart"/>
+      <w:r>
+        <w:rPr>
+          <w:rFonts w:ascii="Times New Roman" w:hAnsi="Times New Roman"/>
+        </w:rPr>
+        <w:t>lebih</w:t>
+      </w:r>
+      <w:proofErr w:type="spellEnd"/>
+      <w:r>
+        <w:rPr>
+          <w:rFonts w:ascii="Times New Roman" w:hAnsi="Times New Roman"/>
+        </w:rPr>
+        <w:t xml:space="preserve"> </w:t>
+      </w:r>
+      <w:proofErr w:type="spellStart"/>
+      <w:r>
+        <w:rPr>
+          <w:rFonts w:ascii="Times New Roman" w:hAnsi="Times New Roman"/>
+        </w:rPr>
+        <w:t>kecil</w:t>
+      </w:r>
+      <w:proofErr w:type="spellEnd"/>
+      <w:r>
+        <w:rPr>
+          <w:rFonts w:ascii="Times New Roman" w:hAnsi="Times New Roman"/>
+        </w:rPr>
+        <w:t xml:space="preserve"> </w:t>
+      </w:r>
+      <w:proofErr w:type="spellStart"/>
+      <w:r>
+        <w:rPr>
+          <w:rFonts w:ascii="Times New Roman" w:hAnsi="Times New Roman"/>
+        </w:rPr>
+        <w:t>dari</w:t>
+      </w:r>
+      <w:proofErr w:type="spellEnd"/>
+      <w:r>
+        <w:rPr>
+          <w:rFonts w:ascii="Times New Roman" w:hAnsi="Times New Roman"/>
+        </w:rPr>
+        <w:t xml:space="preserve"> </w:t>
+      </w:r>
+      <w:proofErr w:type="spellStart"/>
+      <w:r>
+        <w:rPr>
+          <w:rFonts w:ascii="Times New Roman" w:hAnsi="Times New Roman"/>
+        </w:rPr>
+        <w:t>suatu</w:t>
+      </w:r>
+      <w:proofErr w:type="spellEnd"/>
+      <w:r>
+        <w:rPr>
+          <w:rFonts w:ascii="Times New Roman" w:hAnsi="Times New Roman"/>
+        </w:rPr>
+        <w:t xml:space="preserve"> node </w:t>
+      </w:r>
+      <w:proofErr w:type="spellStart"/>
+      <w:r>
+        <w:rPr>
+          <w:rFonts w:ascii="Times New Roman" w:hAnsi="Times New Roman"/>
+        </w:rPr>
+        <w:t>ditempatkan</w:t>
+      </w:r>
+      <w:proofErr w:type="spellEnd"/>
+      <w:r>
+        <w:rPr>
+          <w:rFonts w:ascii="Times New Roman" w:hAnsi="Times New Roman"/>
+        </w:rPr>
+        <w:t xml:space="preserve"> di </w:t>
+      </w:r>
+      <w:proofErr w:type="spellStart"/>
+      <w:r>
+        <w:rPr>
+          <w:rFonts w:ascii="Times New Roman" w:hAnsi="Times New Roman"/>
+        </w:rPr>
+        <w:t>cabang</w:t>
+      </w:r>
+      <w:proofErr w:type="spellEnd"/>
+      <w:r>
+        <w:rPr>
+          <w:rFonts w:ascii="Times New Roman" w:hAnsi="Times New Roman"/>
+        </w:rPr>
+        <w:t xml:space="preserve"> kiri dan </w:t>
+      </w:r>
+      <w:proofErr w:type="spellStart"/>
+      <w:r>
+        <w:rPr>
+          <w:rFonts w:ascii="Times New Roman" w:hAnsi="Times New Roman"/>
+        </w:rPr>
+        <w:t>nilai</w:t>
+      </w:r>
+      <w:proofErr w:type="spellEnd"/>
+      <w:r>
+        <w:rPr>
+          <w:rFonts w:ascii="Times New Roman" w:hAnsi="Times New Roman"/>
+        </w:rPr>
+        <w:t xml:space="preserve"> yang </w:t>
+      </w:r>
+      <w:proofErr w:type="spellStart"/>
+      <w:r>
+        <w:rPr>
+          <w:rFonts w:ascii="Times New Roman" w:hAnsi="Times New Roman"/>
+        </w:rPr>
+        <w:t>lebih</w:t>
+      </w:r>
+      <w:proofErr w:type="spellEnd"/>
+      <w:r>
+        <w:rPr>
+          <w:rFonts w:ascii="Times New Roman" w:hAnsi="Times New Roman"/>
+        </w:rPr>
+        <w:t xml:space="preserve"> </w:t>
+      </w:r>
+      <w:proofErr w:type="spellStart"/>
+      <w:r>
+        <w:rPr>
+          <w:rFonts w:ascii="Times New Roman" w:hAnsi="Times New Roman"/>
+        </w:rPr>
+        <w:t>besar</w:t>
+      </w:r>
+      <w:proofErr w:type="spellEnd"/>
+      <w:r>
+        <w:rPr>
+          <w:rFonts w:ascii="Times New Roman" w:hAnsi="Times New Roman"/>
+        </w:rPr>
+        <w:t xml:space="preserve"> di </w:t>
+      </w:r>
+      <w:proofErr w:type="spellStart"/>
+      <w:r>
+        <w:rPr>
+          <w:rFonts w:ascii="Times New Roman" w:hAnsi="Times New Roman"/>
+        </w:rPr>
+        <w:t>cabang</w:t>
+      </w:r>
+      <w:proofErr w:type="spellEnd"/>
+      <w:r>
+        <w:rPr>
+          <w:rFonts w:ascii="Times New Roman" w:hAnsi="Times New Roman"/>
+        </w:rPr>
+        <w:t xml:space="preserve"> </w:t>
+      </w:r>
+      <w:proofErr w:type="spellStart"/>
+      <w:r>
+        <w:rPr>
+          <w:rFonts w:ascii="Times New Roman" w:hAnsi="Times New Roman"/>
+        </w:rPr>
+        <w:t>kanan</w:t>
+      </w:r>
+      <w:proofErr w:type="spellEnd"/>
+      <w:r>
+        <w:rPr>
+          <w:rFonts w:ascii="Times New Roman" w:hAnsi="Times New Roman"/>
+        </w:rPr>
+        <w:t xml:space="preserve">, </w:t>
+      </w:r>
+      <w:proofErr w:type="spellStart"/>
+      <w:r>
+        <w:rPr>
+          <w:rFonts w:ascii="Times New Roman" w:hAnsi="Times New Roman"/>
+        </w:rPr>
+        <w:t>sehingga</w:t>
+      </w:r>
+      <w:proofErr w:type="spellEnd"/>
+      <w:r>
+        <w:rPr>
+          <w:rFonts w:ascii="Times New Roman" w:hAnsi="Times New Roman"/>
+        </w:rPr>
+        <w:t xml:space="preserve"> </w:t>
+      </w:r>
+      <w:proofErr w:type="spellStart"/>
+      <w:r>
+        <w:rPr>
+          <w:rFonts w:ascii="Times New Roman" w:hAnsi="Times New Roman"/>
+        </w:rPr>
+        <w:t>saat</w:t>
+      </w:r>
+      <w:proofErr w:type="spellEnd"/>
+      <w:r>
+        <w:rPr>
+          <w:rFonts w:ascii="Times New Roman" w:hAnsi="Times New Roman"/>
+        </w:rPr>
+        <w:t xml:space="preserve"> proses </w:t>
+      </w:r>
+      <w:proofErr w:type="spellStart"/>
+      <w:r>
+        <w:rPr>
+          <w:rFonts w:ascii="Times New Roman" w:hAnsi="Times New Roman"/>
+        </w:rPr>
+        <w:t>pencarian</w:t>
+      </w:r>
+      <w:proofErr w:type="spellEnd"/>
+      <w:r>
+        <w:rPr>
+          <w:rFonts w:ascii="Times New Roman" w:hAnsi="Times New Roman"/>
+        </w:rPr>
+        <w:t xml:space="preserve"> </w:t>
+      </w:r>
+      <w:proofErr w:type="spellStart"/>
+      <w:r>
+        <w:rPr>
+          <w:rFonts w:ascii="Times New Roman" w:hAnsi="Times New Roman"/>
+        </w:rPr>
+        <w:t>kita</w:t>
+      </w:r>
+      <w:proofErr w:type="spellEnd"/>
+      <w:r>
+        <w:rPr>
+          <w:rFonts w:ascii="Times New Roman" w:hAnsi="Times New Roman"/>
+        </w:rPr>
+        <w:t xml:space="preserve"> </w:t>
+      </w:r>
+      <w:proofErr w:type="spellStart"/>
+      <w:r>
+        <w:rPr>
+          <w:rFonts w:ascii="Times New Roman" w:hAnsi="Times New Roman"/>
+        </w:rPr>
+        <w:t>dapat</w:t>
+      </w:r>
+      <w:proofErr w:type="spellEnd"/>
+      <w:r>
+        <w:rPr>
+          <w:rFonts w:ascii="Times New Roman" w:hAnsi="Times New Roman"/>
+        </w:rPr>
+        <w:t xml:space="preserve"> </w:t>
+      </w:r>
+      <w:proofErr w:type="spellStart"/>
+      <w:r>
+        <w:rPr>
+          <w:rFonts w:ascii="Times New Roman" w:hAnsi="Times New Roman"/>
+        </w:rPr>
+        <w:t>langsung</w:t>
+      </w:r>
+      <w:proofErr w:type="spellEnd"/>
+      <w:r>
+        <w:rPr>
+          <w:rFonts w:ascii="Times New Roman" w:hAnsi="Times New Roman"/>
+        </w:rPr>
+        <w:t xml:space="preserve"> </w:t>
+      </w:r>
+      <w:proofErr w:type="spellStart"/>
+      <w:r>
+        <w:rPr>
+          <w:rFonts w:ascii="Times New Roman" w:hAnsi="Times New Roman"/>
+        </w:rPr>
+        <w:t>mengabaikan</w:t>
+      </w:r>
+      <w:proofErr w:type="spellEnd"/>
+      <w:r>
+        <w:rPr>
+          <w:rFonts w:ascii="Times New Roman" w:hAnsi="Times New Roman"/>
+        </w:rPr>
+        <w:t xml:space="preserve"> </w:t>
+      </w:r>
+      <w:proofErr w:type="spellStart"/>
+      <w:r>
+        <w:rPr>
+          <w:rFonts w:ascii="Times New Roman" w:hAnsi="Times New Roman"/>
+        </w:rPr>
+        <w:t>setengah</w:t>
+      </w:r>
+      <w:proofErr w:type="spellEnd"/>
+      <w:r>
+        <w:rPr>
+          <w:rFonts w:ascii="Times New Roman" w:hAnsi="Times New Roman"/>
+        </w:rPr>
+        <w:t xml:space="preserve"> </w:t>
+      </w:r>
+      <w:proofErr w:type="spellStart"/>
+      <w:r>
+        <w:rPr>
+          <w:rFonts w:ascii="Times New Roman" w:hAnsi="Times New Roman"/>
+        </w:rPr>
+        <w:t>bagian</w:t>
+      </w:r>
+      <w:proofErr w:type="spellEnd"/>
+      <w:r>
+        <w:rPr>
+          <w:rFonts w:ascii="Times New Roman" w:hAnsi="Times New Roman"/>
+        </w:rPr>
+        <w:t xml:space="preserve"> </w:t>
+      </w:r>
+      <w:proofErr w:type="spellStart"/>
+      <w:r>
+        <w:rPr>
+          <w:rFonts w:ascii="Times New Roman" w:hAnsi="Times New Roman"/>
+        </w:rPr>
+        <w:t>pohon</w:t>
+      </w:r>
+      <w:proofErr w:type="spellEnd"/>
+      <w:r>
+        <w:rPr>
+          <w:rFonts w:ascii="Times New Roman" w:hAnsi="Times New Roman"/>
+        </w:rPr>
+        <w:t xml:space="preserve"> yang </w:t>
+      </w:r>
+      <w:proofErr w:type="spellStart"/>
+      <w:r>
+        <w:rPr>
+          <w:rFonts w:ascii="Times New Roman" w:hAnsi="Times New Roman"/>
+        </w:rPr>
+        <w:t>tidak</w:t>
+      </w:r>
+      <w:proofErr w:type="spellEnd"/>
+      <w:r>
+        <w:rPr>
+          <w:rFonts w:ascii="Times New Roman" w:hAnsi="Times New Roman"/>
+        </w:rPr>
+        <w:t xml:space="preserve"> </w:t>
+      </w:r>
+      <w:proofErr w:type="spellStart"/>
+      <w:r>
+        <w:rPr>
+          <w:rFonts w:ascii="Times New Roman" w:hAnsi="Times New Roman"/>
+        </w:rPr>
+        <w:t>mungkin</w:t>
+      </w:r>
+      <w:proofErr w:type="spellEnd"/>
+      <w:r>
+        <w:rPr>
+          <w:rFonts w:ascii="Times New Roman" w:hAnsi="Times New Roman"/>
+        </w:rPr>
+        <w:t xml:space="preserve"> </w:t>
+      </w:r>
+      <w:proofErr w:type="spellStart"/>
+      <w:r>
+        <w:rPr>
+          <w:rFonts w:ascii="Times New Roman" w:hAnsi="Times New Roman"/>
+        </w:rPr>
+        <w:t>berisi</w:t>
+      </w:r>
+      <w:proofErr w:type="spellEnd"/>
+      <w:r>
+        <w:rPr>
+          <w:rFonts w:ascii="Times New Roman" w:hAnsi="Times New Roman"/>
+        </w:rPr>
+        <w:t xml:space="preserve"> data yang </w:t>
+      </w:r>
+      <w:proofErr w:type="spellStart"/>
+      <w:r>
+        <w:rPr>
+          <w:rFonts w:ascii="Times New Roman" w:hAnsi="Times New Roman"/>
+        </w:rPr>
+        <w:t>dicari</w:t>
+      </w:r>
+      <w:proofErr w:type="spellEnd"/>
+      <w:r>
+        <w:rPr>
+          <w:rFonts w:ascii="Times New Roman" w:hAnsi="Times New Roman"/>
+        </w:rPr>
+        <w:t xml:space="preserve"> (</w:t>
+      </w:r>
+      <w:proofErr w:type="spellStart"/>
+      <w:r>
+        <w:rPr>
+          <w:rFonts w:ascii="Times New Roman" w:hAnsi="Times New Roman"/>
+        </w:rPr>
+        <w:t>jika</w:t>
+      </w:r>
+      <w:proofErr w:type="spellEnd"/>
+      <w:r>
+        <w:rPr>
+          <w:rFonts w:ascii="Times New Roman" w:hAnsi="Times New Roman"/>
+        </w:rPr>
+        <w:t xml:space="preserve"> </w:t>
+      </w:r>
+      <w:proofErr w:type="spellStart"/>
+      <w:r>
+        <w:rPr>
+          <w:rFonts w:ascii="Times New Roman" w:hAnsi="Times New Roman"/>
+        </w:rPr>
+        <w:t>nilai</w:t>
+      </w:r>
+      <w:proofErr w:type="spellEnd"/>
+      <w:r>
+        <w:rPr>
+          <w:rFonts w:ascii="Times New Roman" w:hAnsi="Times New Roman"/>
+        </w:rPr>
+        <w:t xml:space="preserve"> </w:t>
+      </w:r>
+      <w:proofErr w:type="spellStart"/>
+      <w:r>
+        <w:rPr>
+          <w:rFonts w:ascii="Times New Roman" w:hAnsi="Times New Roman"/>
+        </w:rPr>
+        <w:t>lebih</w:t>
+      </w:r>
+      <w:proofErr w:type="spellEnd"/>
+      <w:r>
+        <w:rPr>
+          <w:rFonts w:ascii="Times New Roman" w:hAnsi="Times New Roman"/>
+        </w:rPr>
+        <w:t xml:space="preserve"> </w:t>
+      </w:r>
+      <w:proofErr w:type="spellStart"/>
+      <w:r>
+        <w:rPr>
+          <w:rFonts w:ascii="Times New Roman" w:hAnsi="Times New Roman"/>
+        </w:rPr>
+        <w:t>kecil</w:t>
+      </w:r>
+      <w:proofErr w:type="spellEnd"/>
+      <w:r>
+        <w:rPr>
+          <w:rFonts w:ascii="Times New Roman" w:hAnsi="Times New Roman"/>
+        </w:rPr>
+        <w:t xml:space="preserve"> </w:t>
+      </w:r>
+      <w:proofErr w:type="spellStart"/>
+      <w:r>
+        <w:rPr>
+          <w:rFonts w:ascii="Times New Roman" w:hAnsi="Times New Roman"/>
+        </w:rPr>
+        <w:t>menuju</w:t>
+      </w:r>
+      <w:proofErr w:type="spellEnd"/>
+      <w:r>
+        <w:rPr>
+          <w:rFonts w:ascii="Times New Roman" w:hAnsi="Times New Roman"/>
+        </w:rPr>
+        <w:t xml:space="preserve"> kiri, </w:t>
+      </w:r>
+      <w:proofErr w:type="spellStart"/>
+      <w:r>
+        <w:rPr>
+          <w:rFonts w:ascii="Times New Roman" w:hAnsi="Times New Roman"/>
+        </w:rPr>
+        <w:t>jika</w:t>
+      </w:r>
+      <w:proofErr w:type="spellEnd"/>
+      <w:r>
+        <w:rPr>
+          <w:rFonts w:ascii="Times New Roman" w:hAnsi="Times New Roman"/>
+        </w:rPr>
+        <w:t xml:space="preserve"> </w:t>
+      </w:r>
+      <w:proofErr w:type="spellStart"/>
+      <w:r>
+        <w:rPr>
+          <w:rFonts w:ascii="Times New Roman" w:hAnsi="Times New Roman"/>
+        </w:rPr>
+        <w:t>lebih</w:t>
+      </w:r>
+      <w:proofErr w:type="spellEnd"/>
+      <w:r>
+        <w:rPr>
+          <w:rFonts w:ascii="Times New Roman" w:hAnsi="Times New Roman"/>
+        </w:rPr>
+        <w:t xml:space="preserve"> </w:t>
+      </w:r>
+      <w:proofErr w:type="spellStart"/>
+      <w:r>
+        <w:rPr>
+          <w:rFonts w:ascii="Times New Roman" w:hAnsi="Times New Roman"/>
+        </w:rPr>
+        <w:t>besar</w:t>
+      </w:r>
+      <w:proofErr w:type="spellEnd"/>
+      <w:r>
+        <w:rPr>
+          <w:rFonts w:ascii="Times New Roman" w:hAnsi="Times New Roman"/>
+        </w:rPr>
+        <w:t xml:space="preserve"> </w:t>
+      </w:r>
+      <w:proofErr w:type="spellStart"/>
+      <w:r>
+        <w:rPr>
+          <w:rFonts w:ascii="Times New Roman" w:hAnsi="Times New Roman"/>
+        </w:rPr>
+        <w:t>menuju</w:t>
+      </w:r>
+      <w:proofErr w:type="spellEnd"/>
+      <w:r>
+        <w:rPr>
+          <w:rFonts w:ascii="Times New Roman" w:hAnsi="Times New Roman"/>
+        </w:rPr>
+        <w:t xml:space="preserve"> </w:t>
+      </w:r>
+      <w:proofErr w:type="spellStart"/>
+      <w:r>
+        <w:rPr>
+          <w:rFonts w:ascii="Times New Roman" w:hAnsi="Times New Roman"/>
+        </w:rPr>
+        <w:t>kanan</w:t>
+      </w:r>
+      <w:proofErr w:type="spellEnd"/>
+      <w:r>
+        <w:rPr>
+          <w:rFonts w:ascii="Times New Roman" w:hAnsi="Times New Roman"/>
+        </w:rPr>
+        <w:t xml:space="preserve">), yang </w:t>
+      </w:r>
+      <w:proofErr w:type="spellStart"/>
+      <w:r>
+        <w:rPr>
+          <w:rFonts w:ascii="Times New Roman" w:hAnsi="Times New Roman"/>
+        </w:rPr>
+        <w:t>membuat</w:t>
+      </w:r>
+      <w:proofErr w:type="spellEnd"/>
+      <w:r>
+        <w:rPr>
+          <w:rFonts w:ascii="Times New Roman" w:hAnsi="Times New Roman"/>
+        </w:rPr>
+        <w:t xml:space="preserve"> </w:t>
+      </w:r>
+      <w:proofErr w:type="spellStart"/>
+      <w:r>
+        <w:rPr>
+          <w:rFonts w:ascii="Times New Roman" w:hAnsi="Times New Roman"/>
+        </w:rPr>
+        <w:t>kompleksitas</w:t>
+      </w:r>
+      <w:proofErr w:type="spellEnd"/>
+      <w:r>
+        <w:rPr>
+          <w:rFonts w:ascii="Times New Roman" w:hAnsi="Times New Roman"/>
+        </w:rPr>
+        <w:t xml:space="preserve"> </w:t>
+      </w:r>
+      <w:proofErr w:type="spellStart"/>
+      <w:r>
+        <w:rPr>
+          <w:rFonts w:ascii="Times New Roman" w:hAnsi="Times New Roman"/>
+        </w:rPr>
+        <w:t>pencarian</w:t>
+      </w:r>
+      <w:proofErr w:type="spellEnd"/>
+      <w:r>
+        <w:rPr>
+          <w:rFonts w:ascii="Times New Roman" w:hAnsi="Times New Roman"/>
+        </w:rPr>
+        <w:t xml:space="preserve"> rata-rata </w:t>
+      </w:r>
+      <w:proofErr w:type="spellStart"/>
+      <w:r>
+        <w:rPr>
+          <w:rFonts w:ascii="Times New Roman" w:hAnsi="Times New Roman"/>
+        </w:rPr>
+        <w:t>menjadi</w:t>
+      </w:r>
+      <w:proofErr w:type="spellEnd"/>
+      <w:r>
+        <w:rPr>
+          <w:rFonts w:ascii="Times New Roman" w:hAnsi="Times New Roman"/>
+        </w:rPr>
+        <w:t xml:space="preserve">  </w:t>
+      </w:r>
+      <w:proofErr w:type="spellStart"/>
+      <w:r>
+        <w:rPr>
+          <w:rFonts w:ascii="Times New Roman" w:hAnsi="Times New Roman"/>
+        </w:rPr>
+        <w:t>jauh</w:t>
+      </w:r>
+      <w:proofErr w:type="spellEnd"/>
+      <w:r>
+        <w:rPr>
+          <w:rFonts w:ascii="Times New Roman" w:hAnsi="Times New Roman"/>
+        </w:rPr>
+        <w:t xml:space="preserve"> </w:t>
+      </w:r>
+      <w:proofErr w:type="spellStart"/>
+      <w:r>
+        <w:rPr>
+          <w:rFonts w:ascii="Times New Roman" w:hAnsi="Times New Roman"/>
+        </w:rPr>
+        <w:t>lebih</w:t>
+      </w:r>
+      <w:proofErr w:type="spellEnd"/>
+      <w:r>
+        <w:rPr>
+          <w:rFonts w:ascii="Times New Roman" w:hAnsi="Times New Roman"/>
+        </w:rPr>
+        <w:t xml:space="preserve"> </w:t>
+      </w:r>
+      <w:proofErr w:type="spellStart"/>
+      <w:r>
+        <w:rPr>
+          <w:rFonts w:ascii="Times New Roman" w:hAnsi="Times New Roman"/>
+        </w:rPr>
+        <w:t>efisien</w:t>
+      </w:r>
+      <w:proofErr w:type="spellEnd"/>
+      <w:r>
+        <w:rPr>
+          <w:rFonts w:ascii="Times New Roman" w:hAnsi="Times New Roman"/>
+        </w:rPr>
+        <w:t xml:space="preserve"> </w:t>
+      </w:r>
+      <w:proofErr w:type="spellStart"/>
+      <w:r>
+        <w:rPr>
+          <w:rFonts w:ascii="Times New Roman" w:hAnsi="Times New Roman"/>
+        </w:rPr>
+        <w:t>dibandingkan</w:t>
+      </w:r>
+      <w:proofErr w:type="spellEnd"/>
+      <w:r>
+        <w:rPr>
+          <w:rFonts w:ascii="Times New Roman" w:hAnsi="Times New Roman"/>
+        </w:rPr>
+        <w:t xml:space="preserve"> Binary Tree </w:t>
+      </w:r>
+      <w:proofErr w:type="spellStart"/>
+      <w:r>
+        <w:rPr>
+          <w:rFonts w:ascii="Times New Roman" w:hAnsi="Times New Roman"/>
+        </w:rPr>
+        <w:t>biasa</w:t>
+      </w:r>
+      <w:proofErr w:type="spellEnd"/>
+      <w:r>
+        <w:rPr>
+          <w:rFonts w:ascii="Times New Roman" w:hAnsi="Times New Roman"/>
+        </w:rPr>
+        <w:t xml:space="preserve"> yang </w:t>
+      </w:r>
+      <w:proofErr w:type="spellStart"/>
+      <w:r>
+        <w:rPr>
+          <w:rFonts w:ascii="Times New Roman" w:hAnsi="Times New Roman"/>
+        </w:rPr>
+        <w:t>memerlukan</w:t>
+      </w:r>
+      <w:proofErr w:type="spellEnd"/>
+      <w:r>
+        <w:rPr>
+          <w:rFonts w:ascii="Times New Roman" w:hAnsi="Times New Roman"/>
+        </w:rPr>
+        <w:t xml:space="preserve"> </w:t>
+      </w:r>
+      <w:proofErr w:type="spellStart"/>
+      <w:r>
+        <w:rPr>
+          <w:rFonts w:ascii="Times New Roman" w:hAnsi="Times New Roman"/>
+        </w:rPr>
+        <w:t>pencarian</w:t>
+      </w:r>
+      <w:proofErr w:type="spellEnd"/>
+      <w:r>
+        <w:rPr>
+          <w:rFonts w:ascii="Times New Roman" w:hAnsi="Times New Roman"/>
+        </w:rPr>
+        <w:t xml:space="preserve"> </w:t>
+      </w:r>
+      <w:proofErr w:type="spellStart"/>
+      <w:r>
+        <w:rPr>
+          <w:rFonts w:ascii="Times New Roman" w:hAnsi="Times New Roman"/>
+        </w:rPr>
+        <w:t>satu</w:t>
+      </w:r>
+      <w:proofErr w:type="spellEnd"/>
+      <w:r>
+        <w:rPr>
+          <w:rFonts w:ascii="Times New Roman" w:hAnsi="Times New Roman"/>
+        </w:rPr>
+        <w:t xml:space="preserve"> per </w:t>
+      </w:r>
+      <w:proofErr w:type="spellStart"/>
+      <w:r>
+        <w:rPr>
+          <w:rFonts w:ascii="Times New Roman" w:hAnsi="Times New Roman"/>
+        </w:rPr>
+        <w:t>satu</w:t>
+      </w:r>
+      <w:proofErr w:type="spellEnd"/>
+      <w:r>
+        <w:rPr>
+          <w:rFonts w:ascii="Times New Roman" w:hAnsi="Times New Roman"/>
+        </w:rPr>
+        <w:t xml:space="preserve"> </w:t>
+      </w:r>
+      <w:proofErr w:type="spellStart"/>
+      <w:r>
+        <w:rPr>
+          <w:rFonts w:ascii="Times New Roman" w:hAnsi="Times New Roman"/>
+        </w:rPr>
+        <w:t>hingga</w:t>
+      </w:r>
+      <w:proofErr w:type="spellEnd"/>
+      <w:r>
+        <w:rPr>
+          <w:rFonts w:ascii="Times New Roman" w:hAnsi="Times New Roman"/>
+        </w:rPr>
+        <w:t xml:space="preserve"> </w:t>
+      </w:r>
+      <w:proofErr w:type="spellStart"/>
+      <w:r>
+        <w:rPr>
+          <w:rFonts w:ascii="Times New Roman" w:hAnsi="Times New Roman"/>
+        </w:rPr>
+        <w:t>seluruh</w:t>
+      </w:r>
+      <w:proofErr w:type="spellEnd"/>
+      <w:r>
+        <w:rPr>
+          <w:rFonts w:ascii="Times New Roman" w:hAnsi="Times New Roman"/>
+        </w:rPr>
+        <w:t xml:space="preserve"> node</w:t>
+      </w:r>
+      <w:r>
+        <w:rPr>
+          <w:rFonts w:ascii="Times New Roman" w:hAnsi="Times New Roman"/>
+        </w:rPr>
+        <w:t>.</w:t>
+      </w:r>
+    </w:p>
+    <w:p>
+      <w:pPr>
+        <w:pStyle w:val="ListParagraph"/>
+        <w:tabs>
+          <w:tab w:val="left" w:pos="1350"/>
+          <w:tab w:val="left" w:pos="1440"/>
+        </w:tabs>
+        <w:ind w:left="1800"/>
+        <w:rPr>
+          <w:rFonts w:ascii="Times New Roman" w:hAnsi="Times New Roman"/>
+        </w:rPr>
+      </w:pPr>
+    </w:p>
+    <w:p>
+      <w:pPr>
+        <w:pStyle w:val="ListParagraph"/>
+        <w:numPr>
+          <w:ilvl w:val="0"/>
+          <w:numId w:val="41"/>
+        </w:numPr>
+        <w:tabs>
+          <w:tab w:val="left" w:pos="1350"/>
+          <w:tab w:val="left" w:pos="1440"/>
+        </w:tabs>
+        <w:ind w:left="1800"/>
+        <w:rPr>
+          <w:rFonts w:ascii="Times New Roman" w:hAnsi="Times New Roman"/>
+          <w:lang w:val="en-US"/>
+        </w:rPr>
+      </w:pPr>
+      <w:proofErr w:type="spellStart"/>
+      <w:r>
+        <w:rPr>
+          <w:rFonts w:ascii="Times New Roman" w:hAnsi="Times New Roman"/>
+          <w:lang w:val="en-US"/>
+        </w:rPr>
+        <w:t>Untuk</w:t>
+      </w:r>
+      <w:proofErr w:type="spellEnd"/>
+      <w:r>
+        <w:rPr>
+          <w:rFonts w:ascii="Times New Roman" w:hAnsi="Times New Roman"/>
+          <w:lang w:val="en-US"/>
+        </w:rPr>
+        <w:t xml:space="preserve"> </w:t>
+      </w:r>
+      <w:proofErr w:type="spellStart"/>
+      <w:r>
+        <w:rPr>
+          <w:rFonts w:ascii="Times New Roman" w:hAnsi="Times New Roman"/>
+          <w:lang w:val="en-US"/>
+        </w:rPr>
+        <w:t>apakah</w:t>
+      </w:r>
+      <w:proofErr w:type="spellEnd"/>
+      <w:r>
+        <w:rPr>
+          <w:rFonts w:ascii="Times New Roman" w:hAnsi="Times New Roman"/>
+          <w:lang w:val="en-US"/>
+        </w:rPr>
+        <w:t xml:space="preserve"> di class </w:t>
+      </w:r>
+      <w:r>
+        <w:rPr>
+          <w:rFonts w:ascii="Times New Roman" w:hAnsi="Times New Roman"/>
+          <w:b/>
+          <w:bCs/>
+          <w:lang w:val="en-US"/>
+        </w:rPr>
+        <w:t>Node</w:t>
+      </w:r>
+      <w:r>
+        <w:rPr>
+          <w:rFonts w:ascii="Times New Roman" w:hAnsi="Times New Roman"/>
+          <w:lang w:val="en-US"/>
+        </w:rPr>
+        <w:t xml:space="preserve">, </w:t>
+      </w:r>
+      <w:proofErr w:type="spellStart"/>
+      <w:r>
+        <w:rPr>
+          <w:rFonts w:ascii="Times New Roman" w:hAnsi="Times New Roman"/>
+          <w:lang w:val="en-US"/>
+        </w:rPr>
+        <w:t>kegunaan</w:t>
+      </w:r>
+      <w:proofErr w:type="spellEnd"/>
+      <w:r>
+        <w:rPr>
+          <w:rFonts w:ascii="Times New Roman" w:hAnsi="Times New Roman"/>
+          <w:lang w:val="en-US"/>
+        </w:rPr>
+        <w:t xml:space="preserve"> </w:t>
+      </w:r>
+      <w:proofErr w:type="spellStart"/>
+      <w:r>
+        <w:rPr>
+          <w:rFonts w:ascii="Times New Roman" w:hAnsi="Times New Roman"/>
+          <w:lang w:val="en-US"/>
+        </w:rPr>
+        <w:t>dari</w:t>
+      </w:r>
+      <w:proofErr w:type="spellEnd"/>
+      <w:r>
+        <w:rPr>
+          <w:rFonts w:ascii="Times New Roman" w:hAnsi="Times New Roman"/>
+          <w:lang w:val="en-US"/>
+        </w:rPr>
+        <w:t xml:space="preserve"> </w:t>
+      </w:r>
+      <w:proofErr w:type="spellStart"/>
+      <w:r>
+        <w:rPr>
+          <w:rFonts w:ascii="Times New Roman" w:hAnsi="Times New Roman"/>
+          <w:lang w:val="en-US"/>
+        </w:rPr>
+        <w:t>atribut</w:t>
+      </w:r>
+      <w:proofErr w:type="spellEnd"/>
+      <w:r>
+        <w:rPr>
+          <w:rFonts w:ascii="Times New Roman" w:hAnsi="Times New Roman"/>
+          <w:lang w:val="en-US"/>
+        </w:rPr>
+        <w:t xml:space="preserve"> </w:t>
+      </w:r>
+      <w:r>
+        <w:rPr>
+          <w:rFonts w:ascii="Times New Roman" w:hAnsi="Times New Roman"/>
+          <w:b/>
+          <w:bCs/>
+          <w:lang w:val="en-US"/>
+        </w:rPr>
+        <w:t>left</w:t>
+      </w:r>
+      <w:r>
+        <w:rPr>
+          <w:rFonts w:ascii="Times New Roman" w:hAnsi="Times New Roman"/>
+          <w:lang w:val="en-US"/>
+        </w:rPr>
+        <w:t xml:space="preserve"> dan </w:t>
+      </w:r>
+      <w:r>
+        <w:rPr>
+          <w:rFonts w:ascii="Times New Roman" w:hAnsi="Times New Roman"/>
+          <w:b/>
+          <w:bCs/>
+          <w:lang w:val="en-US"/>
+        </w:rPr>
+        <w:t>right</w:t>
+      </w:r>
+      <w:r>
+        <w:rPr>
+          <w:rFonts w:ascii="Times New Roman" w:hAnsi="Times New Roman"/>
+          <w:lang w:val="en-US"/>
+        </w:rPr>
+        <w:t xml:space="preserve">? </w:t>
+      </w:r>
+    </w:p>
+    <w:p>
+      <w:pPr>
+        <w:pStyle w:val="ListParagraph"/>
+        <w:tabs>
+          <w:tab w:val="left" w:pos="1350"/>
+          <w:tab w:val="left" w:pos="1440"/>
+        </w:tabs>
+        <w:ind w:left="1800"/>
+        <w:rPr>
+          <w:rFonts w:ascii="Times New Roman" w:hAnsi="Times New Roman"/>
+          <w:lang w:val="en-US"/>
+        </w:rPr>
+      </w:pPr>
+      <w:proofErr w:type="gramStart"/>
+      <w:r>
+        <w:rPr>
+          <w:rFonts w:ascii="Times New Roman" w:hAnsi="Times New Roman"/>
+          <w:lang w:val="en-US"/>
+        </w:rPr>
+        <w:t>Jawab :</w:t>
+      </w:r>
+      <w:proofErr w:type="gramEnd"/>
+    </w:p>
+    <w:p>
+      <w:pPr>
+        <w:pStyle w:val="ListParagraph"/>
+        <w:tabs>
+          <w:tab w:val="left" w:pos="1350"/>
+          <w:tab w:val="left" w:pos="1440"/>
+        </w:tabs>
+        <w:ind w:left="1800"/>
+        <w:rPr>
+          <w:rFonts w:ascii="Times New Roman" w:hAnsi="Times New Roman"/>
+        </w:rPr>
+      </w:pPr>
+      <w:proofErr w:type="spellStart"/>
+      <w:r>
+        <w:rPr>
+          <w:rFonts w:ascii="Times New Roman" w:hAnsi="Times New Roman"/>
+        </w:rPr>
+        <w:t>Atribut</w:t>
+      </w:r>
+      <w:proofErr w:type="spellEnd"/>
+      <w:r>
+        <w:rPr>
+          <w:rFonts w:ascii="Times New Roman" w:hAnsi="Times New Roman"/>
+        </w:rPr>
+        <w:t xml:space="preserve"> </w:t>
+      </w:r>
+      <w:r>
+        <w:rPr>
+          <w:rFonts w:ascii="Times New Roman" w:hAnsi="Times New Roman"/>
+          <w:b/>
+          <w:bCs/>
+        </w:rPr>
+        <w:t>left</w:t>
+      </w:r>
+      <w:r>
+        <w:rPr>
+          <w:rFonts w:ascii="Times New Roman" w:hAnsi="Times New Roman"/>
+        </w:rPr>
+        <w:t xml:space="preserve"> dan </w:t>
+      </w:r>
+      <w:r>
+        <w:rPr>
+          <w:rFonts w:ascii="Times New Roman" w:hAnsi="Times New Roman"/>
+          <w:b/>
+          <w:bCs/>
+        </w:rPr>
+        <w:t>right</w:t>
+      </w:r>
+      <w:r>
+        <w:rPr>
+          <w:rFonts w:ascii="Times New Roman" w:hAnsi="Times New Roman"/>
+        </w:rPr>
+        <w:t xml:space="preserve"> </w:t>
+      </w:r>
+      <w:proofErr w:type="spellStart"/>
+      <w:r>
+        <w:rPr>
+          <w:rFonts w:ascii="Times New Roman" w:hAnsi="Times New Roman"/>
+        </w:rPr>
+        <w:t>bertipe</w:t>
+      </w:r>
+      <w:proofErr w:type="spellEnd"/>
+      <w:r>
+        <w:rPr>
+          <w:rFonts w:ascii="Times New Roman" w:hAnsi="Times New Roman"/>
+        </w:rPr>
+        <w:t xml:space="preserve"> </w:t>
+      </w:r>
+      <w:proofErr w:type="spellStart"/>
+      <w:r>
+        <w:rPr>
+          <w:rFonts w:ascii="Times New Roman" w:hAnsi="Times New Roman"/>
+        </w:rPr>
+        <w:t>objek</w:t>
+      </w:r>
+      <w:proofErr w:type="spellEnd"/>
+      <w:r>
+        <w:rPr>
+          <w:rFonts w:ascii="Times New Roman" w:hAnsi="Times New Roman"/>
+        </w:rPr>
+        <w:t xml:space="preserve"> </w:t>
+      </w:r>
+      <w:r>
+        <w:rPr>
+          <w:rFonts w:ascii="Times New Roman" w:hAnsi="Times New Roman"/>
+          <w:b/>
+          <w:bCs/>
+        </w:rPr>
+        <w:t>Node</w:t>
+      </w:r>
+      <w:r>
+        <w:rPr>
+          <w:rFonts w:ascii="Times New Roman" w:hAnsi="Times New Roman"/>
+          <w:b/>
+          <w:bCs/>
+        </w:rPr>
+        <w:t>20</w:t>
+      </w:r>
+      <w:r>
+        <w:rPr>
+          <w:rFonts w:ascii="Times New Roman" w:hAnsi="Times New Roman"/>
+        </w:rPr>
+        <w:t xml:space="preserve"> yang </w:t>
+      </w:r>
+      <w:proofErr w:type="spellStart"/>
+      <w:r>
+        <w:rPr>
+          <w:rFonts w:ascii="Times New Roman" w:hAnsi="Times New Roman"/>
+        </w:rPr>
+        <w:t>berfungsi</w:t>
+      </w:r>
+      <w:proofErr w:type="spellEnd"/>
+      <w:r>
+        <w:rPr>
+          <w:rFonts w:ascii="Times New Roman" w:hAnsi="Times New Roman"/>
+        </w:rPr>
+        <w:t xml:space="preserve"> </w:t>
+      </w:r>
+      <w:proofErr w:type="spellStart"/>
+      <w:r>
+        <w:rPr>
+          <w:rFonts w:ascii="Times New Roman" w:hAnsi="Times New Roman"/>
+        </w:rPr>
+        <w:t>sebagai</w:t>
+      </w:r>
+      <w:proofErr w:type="spellEnd"/>
+      <w:r>
+        <w:rPr>
+          <w:rFonts w:ascii="Times New Roman" w:hAnsi="Times New Roman"/>
+        </w:rPr>
+        <w:t xml:space="preserve"> pointer </w:t>
+      </w:r>
+      <w:proofErr w:type="spellStart"/>
+      <w:r>
+        <w:rPr>
+          <w:rFonts w:ascii="Times New Roman" w:hAnsi="Times New Roman"/>
+        </w:rPr>
+        <w:t>atau</w:t>
+      </w:r>
+      <w:proofErr w:type="spellEnd"/>
+      <w:r>
+        <w:rPr>
+          <w:rFonts w:ascii="Times New Roman" w:hAnsi="Times New Roman"/>
+        </w:rPr>
+        <w:t xml:space="preserve"> </w:t>
+      </w:r>
+      <w:proofErr w:type="spellStart"/>
+      <w:r>
+        <w:rPr>
+          <w:rFonts w:ascii="Times New Roman" w:hAnsi="Times New Roman"/>
+        </w:rPr>
+        <w:t>referensi</w:t>
+      </w:r>
+      <w:proofErr w:type="spellEnd"/>
+      <w:r>
+        <w:rPr>
+          <w:rFonts w:ascii="Times New Roman" w:hAnsi="Times New Roman"/>
+        </w:rPr>
+        <w:t xml:space="preserve"> </w:t>
+      </w:r>
+      <w:proofErr w:type="spellStart"/>
+      <w:r>
+        <w:rPr>
+          <w:rFonts w:ascii="Times New Roman" w:hAnsi="Times New Roman"/>
+        </w:rPr>
+        <w:t>alamat</w:t>
+      </w:r>
+      <w:proofErr w:type="spellEnd"/>
+      <w:r>
+        <w:rPr>
+          <w:rFonts w:ascii="Times New Roman" w:hAnsi="Times New Roman"/>
+        </w:rPr>
+        <w:t xml:space="preserve"> </w:t>
+      </w:r>
+      <w:proofErr w:type="spellStart"/>
+      <w:r>
+        <w:rPr>
+          <w:rFonts w:ascii="Times New Roman" w:hAnsi="Times New Roman"/>
+        </w:rPr>
+        <w:t>memori</w:t>
+      </w:r>
+      <w:proofErr w:type="spellEnd"/>
+      <w:r>
+        <w:rPr>
+          <w:rFonts w:ascii="Times New Roman" w:hAnsi="Times New Roman"/>
+        </w:rPr>
+        <w:t xml:space="preserve"> </w:t>
+      </w:r>
+      <w:proofErr w:type="spellStart"/>
+      <w:r>
+        <w:rPr>
+          <w:rFonts w:ascii="Times New Roman" w:hAnsi="Times New Roman"/>
+        </w:rPr>
+        <w:t>ke</w:t>
+      </w:r>
+      <w:proofErr w:type="spellEnd"/>
+      <w:r>
+        <w:rPr>
+          <w:rFonts w:ascii="Times New Roman" w:hAnsi="Times New Roman"/>
+        </w:rPr>
+        <w:t xml:space="preserve"> node </w:t>
+      </w:r>
+      <w:proofErr w:type="spellStart"/>
+      <w:r>
+        <w:rPr>
+          <w:rFonts w:ascii="Times New Roman" w:hAnsi="Times New Roman"/>
+        </w:rPr>
+        <w:t>anak</w:t>
+      </w:r>
+      <w:proofErr w:type="spellEnd"/>
+      <w:r>
+        <w:rPr>
+          <w:rFonts w:ascii="Times New Roman" w:hAnsi="Times New Roman"/>
+        </w:rPr>
+        <w:t xml:space="preserve">, </w:t>
+      </w:r>
+    </w:p>
+    <w:p>
+      <w:pPr>
+        <w:pStyle w:val="ListParagraph"/>
+        <w:numPr>
+          <w:ilvl w:val="0"/>
+          <w:numId w:val="43"/>
+        </w:numPr>
+        <w:tabs>
+          <w:tab w:val="left" w:pos="1350"/>
+          <w:tab w:val="left" w:pos="1440"/>
+        </w:tabs>
+        <w:rPr>
+          <w:rFonts w:ascii="Times New Roman" w:hAnsi="Times New Roman"/>
+        </w:rPr>
+      </w:pPr>
+      <w:r>
+        <w:rPr>
+          <w:rFonts w:ascii="Times New Roman" w:hAnsi="Times New Roman"/>
+          <w:b/>
+          <w:bCs/>
+        </w:rPr>
+        <w:t>left</w:t>
+      </w:r>
+      <w:r>
+        <w:rPr>
+          <w:rFonts w:ascii="Times New Roman" w:hAnsi="Times New Roman"/>
+        </w:rPr>
+        <w:t xml:space="preserve"> </w:t>
+      </w:r>
+      <w:proofErr w:type="spellStart"/>
+      <w:r>
+        <w:rPr>
+          <w:rFonts w:ascii="Times New Roman" w:hAnsi="Times New Roman"/>
+        </w:rPr>
+        <w:t>menunjuk</w:t>
+      </w:r>
+      <w:proofErr w:type="spellEnd"/>
+      <w:r>
+        <w:rPr>
+          <w:rFonts w:ascii="Times New Roman" w:hAnsi="Times New Roman"/>
+        </w:rPr>
+        <w:t xml:space="preserve"> </w:t>
+      </w:r>
+      <w:proofErr w:type="spellStart"/>
+      <w:r>
+        <w:rPr>
+          <w:rFonts w:ascii="Times New Roman" w:hAnsi="Times New Roman"/>
+        </w:rPr>
+        <w:t>ke</w:t>
+      </w:r>
+      <w:proofErr w:type="spellEnd"/>
+      <w:r>
+        <w:rPr>
+          <w:rFonts w:ascii="Times New Roman" w:hAnsi="Times New Roman"/>
+        </w:rPr>
+        <w:t xml:space="preserve"> </w:t>
+      </w:r>
+      <w:proofErr w:type="spellStart"/>
+      <w:r>
+        <w:rPr>
+          <w:rFonts w:ascii="Times New Roman" w:hAnsi="Times New Roman"/>
+        </w:rPr>
+        <w:t>anak</w:t>
+      </w:r>
+      <w:proofErr w:type="spellEnd"/>
+      <w:r>
+        <w:rPr>
+          <w:rFonts w:ascii="Times New Roman" w:hAnsi="Times New Roman"/>
+        </w:rPr>
+        <w:t xml:space="preserve"> </w:t>
+      </w:r>
+      <w:proofErr w:type="spellStart"/>
+      <w:r>
+        <w:rPr>
+          <w:rFonts w:ascii="Times New Roman" w:hAnsi="Times New Roman"/>
+        </w:rPr>
+        <w:t>sebelah</w:t>
+      </w:r>
+      <w:proofErr w:type="spellEnd"/>
+      <w:r>
+        <w:rPr>
+          <w:rFonts w:ascii="Times New Roman" w:hAnsi="Times New Roman"/>
+        </w:rPr>
+        <w:t xml:space="preserve"> kiri yang </w:t>
+      </w:r>
+      <w:proofErr w:type="spellStart"/>
+      <w:r>
+        <w:rPr>
+          <w:rFonts w:ascii="Times New Roman" w:hAnsi="Times New Roman"/>
+        </w:rPr>
+        <w:t>memiliki</w:t>
+      </w:r>
+      <w:proofErr w:type="spellEnd"/>
+      <w:r>
+        <w:rPr>
+          <w:rFonts w:ascii="Times New Roman" w:hAnsi="Times New Roman"/>
+        </w:rPr>
+        <w:t xml:space="preserve"> </w:t>
+      </w:r>
+      <w:proofErr w:type="spellStart"/>
+      <w:r>
+        <w:rPr>
+          <w:rFonts w:ascii="Times New Roman" w:hAnsi="Times New Roman"/>
+        </w:rPr>
+        <w:t>nilai</w:t>
+      </w:r>
+      <w:proofErr w:type="spellEnd"/>
+      <w:r>
+        <w:rPr>
+          <w:rFonts w:ascii="Times New Roman" w:hAnsi="Times New Roman"/>
+        </w:rPr>
+        <w:t xml:space="preserve"> IPK </w:t>
+      </w:r>
+      <w:proofErr w:type="spellStart"/>
+      <w:r>
+        <w:rPr>
+          <w:rFonts w:ascii="Times New Roman" w:hAnsi="Times New Roman"/>
+        </w:rPr>
+        <w:t>lebih</w:t>
+      </w:r>
+      <w:proofErr w:type="spellEnd"/>
+      <w:r>
+        <w:rPr>
+          <w:rFonts w:ascii="Times New Roman" w:hAnsi="Times New Roman"/>
+        </w:rPr>
+        <w:t xml:space="preserve"> </w:t>
+      </w:r>
+      <w:proofErr w:type="spellStart"/>
+      <w:r>
+        <w:rPr>
+          <w:rFonts w:ascii="Times New Roman" w:hAnsi="Times New Roman"/>
+        </w:rPr>
+        <w:t>kecil</w:t>
+      </w:r>
+      <w:proofErr w:type="spellEnd"/>
+      <w:r>
+        <w:rPr>
+          <w:rFonts w:ascii="Times New Roman" w:hAnsi="Times New Roman"/>
+        </w:rPr>
+        <w:t xml:space="preserve"> </w:t>
+      </w:r>
+    </w:p>
+    <w:p>
+      <w:pPr>
+        <w:pStyle w:val="ListParagraph"/>
+        <w:numPr>
+          <w:ilvl w:val="0"/>
+          <w:numId w:val="43"/>
+        </w:numPr>
+        <w:tabs>
+          <w:tab w:val="left" w:pos="1350"/>
+          <w:tab w:val="left" w:pos="1440"/>
+        </w:tabs>
+        <w:rPr>
+          <w:rFonts w:ascii="Times New Roman" w:hAnsi="Times New Roman"/>
+        </w:rPr>
+      </w:pPr>
+      <w:r>
+        <w:rPr>
+          <w:rFonts w:ascii="Times New Roman" w:hAnsi="Times New Roman"/>
+          <w:b/>
+          <w:bCs/>
+        </w:rPr>
+        <w:t>right</w:t>
+      </w:r>
+      <w:r>
+        <w:rPr>
+          <w:rFonts w:ascii="Times New Roman" w:hAnsi="Times New Roman"/>
+        </w:rPr>
+        <w:t xml:space="preserve"> m</w:t>
+      </w:r>
+      <w:proofErr w:type="spellStart"/>
+      <w:r>
+        <w:rPr>
+          <w:rFonts w:ascii="Times New Roman" w:hAnsi="Times New Roman"/>
+        </w:rPr>
+        <w:t>enunjuk</w:t>
+      </w:r>
+      <w:proofErr w:type="spellEnd"/>
+      <w:r>
+        <w:rPr>
+          <w:rFonts w:ascii="Times New Roman" w:hAnsi="Times New Roman"/>
+        </w:rPr>
+        <w:t xml:space="preserve"> </w:t>
+      </w:r>
+      <w:proofErr w:type="spellStart"/>
+      <w:r>
+        <w:rPr>
+          <w:rFonts w:ascii="Times New Roman" w:hAnsi="Times New Roman"/>
+        </w:rPr>
+        <w:t>ke</w:t>
+      </w:r>
+      <w:proofErr w:type="spellEnd"/>
+      <w:r>
+        <w:rPr>
+          <w:rFonts w:ascii="Times New Roman" w:hAnsi="Times New Roman"/>
+        </w:rPr>
+        <w:t xml:space="preserve"> </w:t>
+      </w:r>
+      <w:proofErr w:type="spellStart"/>
+      <w:r>
+        <w:rPr>
+          <w:rFonts w:ascii="Times New Roman" w:hAnsi="Times New Roman"/>
+        </w:rPr>
+        <w:t>anak</w:t>
+      </w:r>
+      <w:proofErr w:type="spellEnd"/>
+      <w:r>
+        <w:rPr>
+          <w:rFonts w:ascii="Times New Roman" w:hAnsi="Times New Roman"/>
+        </w:rPr>
+        <w:t xml:space="preserve"> </w:t>
+      </w:r>
+      <w:proofErr w:type="spellStart"/>
+      <w:r>
+        <w:rPr>
+          <w:rFonts w:ascii="Times New Roman" w:hAnsi="Times New Roman"/>
+        </w:rPr>
+        <w:t>sebelah</w:t>
+      </w:r>
+      <w:proofErr w:type="spellEnd"/>
+      <w:r>
+        <w:rPr>
+          <w:rFonts w:ascii="Times New Roman" w:hAnsi="Times New Roman"/>
+        </w:rPr>
+        <w:t xml:space="preserve"> </w:t>
+      </w:r>
+      <w:proofErr w:type="spellStart"/>
+      <w:r>
+        <w:rPr>
+          <w:rFonts w:ascii="Times New Roman" w:hAnsi="Times New Roman"/>
+        </w:rPr>
+        <w:t>kanan</w:t>
+      </w:r>
+      <w:proofErr w:type="spellEnd"/>
+      <w:r>
+        <w:rPr>
+          <w:rFonts w:ascii="Times New Roman" w:hAnsi="Times New Roman"/>
+        </w:rPr>
+        <w:t xml:space="preserve"> yang </w:t>
+      </w:r>
+      <w:proofErr w:type="spellStart"/>
+      <w:r>
+        <w:rPr>
+          <w:rFonts w:ascii="Times New Roman" w:hAnsi="Times New Roman"/>
+        </w:rPr>
+        <w:t>memiliki</w:t>
+      </w:r>
+      <w:proofErr w:type="spellEnd"/>
+      <w:r>
+        <w:rPr>
+          <w:rFonts w:ascii="Times New Roman" w:hAnsi="Times New Roman"/>
+        </w:rPr>
+        <w:t xml:space="preserve"> </w:t>
+      </w:r>
+      <w:proofErr w:type="spellStart"/>
+      <w:r>
+        <w:rPr>
+          <w:rFonts w:ascii="Times New Roman" w:hAnsi="Times New Roman"/>
+        </w:rPr>
+        <w:t>nilai</w:t>
+      </w:r>
+      <w:proofErr w:type="spellEnd"/>
+      <w:r>
+        <w:rPr>
+          <w:rFonts w:ascii="Times New Roman" w:hAnsi="Times New Roman"/>
+        </w:rPr>
+        <w:t xml:space="preserve"> IPK </w:t>
+      </w:r>
+      <w:proofErr w:type="spellStart"/>
+      <w:r>
+        <w:rPr>
+          <w:rFonts w:ascii="Times New Roman" w:hAnsi="Times New Roman"/>
+        </w:rPr>
+        <w:t>lebih</w:t>
+      </w:r>
+      <w:proofErr w:type="spellEnd"/>
+      <w:r>
+        <w:rPr>
+          <w:rFonts w:ascii="Times New Roman" w:hAnsi="Times New Roman"/>
+        </w:rPr>
+        <w:t xml:space="preserve"> </w:t>
+      </w:r>
+      <w:proofErr w:type="spellStart"/>
+      <w:r>
+        <w:rPr>
+          <w:rFonts w:ascii="Times New Roman" w:hAnsi="Times New Roman"/>
+        </w:rPr>
+        <w:t>besar</w:t>
+      </w:r>
+      <w:proofErr w:type="spellEnd"/>
+    </w:p>
+    <w:p>
+      <w:pPr>
+        <w:tabs>
+          <w:tab w:val="left" w:pos="1620"/>
+          <w:tab w:val="left" w:pos="1800"/>
+        </w:tabs>
+        <w:ind w:left="1800"/>
+        <w:rPr>
+          <w:rFonts w:ascii="Times New Roman" w:hAnsi="Times New Roman"/>
+        </w:rPr>
+      </w:pPr>
+      <w:proofErr w:type="spellStart"/>
+      <w:r>
+        <w:rPr>
+          <w:rFonts w:ascii="Times New Roman" w:hAnsi="Times New Roman"/>
+        </w:rPr>
+        <w:t>sehingga</w:t>
+      </w:r>
+      <w:proofErr w:type="spellEnd"/>
+      <w:r>
+        <w:rPr>
+          <w:rFonts w:ascii="Times New Roman" w:hAnsi="Times New Roman"/>
+        </w:rPr>
+        <w:t xml:space="preserve"> </w:t>
+      </w:r>
+      <w:proofErr w:type="spellStart"/>
+      <w:r>
+        <w:rPr>
+          <w:rFonts w:ascii="Times New Roman" w:hAnsi="Times New Roman"/>
+        </w:rPr>
+        <w:t>kedua</w:t>
+      </w:r>
+      <w:proofErr w:type="spellEnd"/>
+      <w:r>
+        <w:rPr>
+          <w:rFonts w:ascii="Times New Roman" w:hAnsi="Times New Roman"/>
+        </w:rPr>
+        <w:t xml:space="preserve"> </w:t>
+      </w:r>
+      <w:proofErr w:type="spellStart"/>
+      <w:r>
+        <w:rPr>
+          <w:rFonts w:ascii="Times New Roman" w:hAnsi="Times New Roman"/>
+        </w:rPr>
+        <w:t>atribut</w:t>
+      </w:r>
+      <w:proofErr w:type="spellEnd"/>
+      <w:r>
+        <w:rPr>
+          <w:rFonts w:ascii="Times New Roman" w:hAnsi="Times New Roman"/>
+        </w:rPr>
+        <w:t xml:space="preserve"> </w:t>
+      </w:r>
+      <w:proofErr w:type="spellStart"/>
+      <w:r>
+        <w:rPr>
+          <w:rFonts w:ascii="Times New Roman" w:hAnsi="Times New Roman"/>
+        </w:rPr>
+        <w:t>ini</w:t>
+      </w:r>
+      <w:proofErr w:type="spellEnd"/>
+      <w:r>
+        <w:rPr>
+          <w:rFonts w:ascii="Times New Roman" w:hAnsi="Times New Roman"/>
+        </w:rPr>
+        <w:t xml:space="preserve"> </w:t>
+      </w:r>
+      <w:proofErr w:type="spellStart"/>
+      <w:r>
+        <w:rPr>
+          <w:rFonts w:ascii="Times New Roman" w:hAnsi="Times New Roman"/>
+        </w:rPr>
+        <w:t>memungkinkan</w:t>
+      </w:r>
+      <w:proofErr w:type="spellEnd"/>
+      <w:r>
+        <w:rPr>
+          <w:rFonts w:ascii="Times New Roman" w:hAnsi="Times New Roman"/>
+        </w:rPr>
+        <w:t xml:space="preserve"> </w:t>
+      </w:r>
+      <w:proofErr w:type="spellStart"/>
+      <w:r>
+        <w:rPr>
+          <w:rFonts w:ascii="Times New Roman" w:hAnsi="Times New Roman"/>
+        </w:rPr>
+        <w:t>terbentuknya</w:t>
+      </w:r>
+      <w:proofErr w:type="spellEnd"/>
+      <w:r>
+        <w:rPr>
+          <w:rFonts w:ascii="Times New Roman" w:hAnsi="Times New Roman"/>
+        </w:rPr>
+        <w:t xml:space="preserve"> </w:t>
+      </w:r>
+      <w:proofErr w:type="spellStart"/>
+      <w:r>
+        <w:rPr>
+          <w:rFonts w:ascii="Times New Roman" w:hAnsi="Times New Roman"/>
+        </w:rPr>
+        <w:t>struktur</w:t>
+      </w:r>
+      <w:proofErr w:type="spellEnd"/>
+      <w:r>
+        <w:rPr>
+          <w:rFonts w:ascii="Times New Roman" w:hAnsi="Times New Roman"/>
+        </w:rPr>
+        <w:t xml:space="preserve"> </w:t>
+      </w:r>
+      <w:proofErr w:type="spellStart"/>
+      <w:r>
+        <w:rPr>
+          <w:rFonts w:ascii="Times New Roman" w:hAnsi="Times New Roman"/>
+        </w:rPr>
+        <w:t>pohon</w:t>
+      </w:r>
+      <w:proofErr w:type="spellEnd"/>
+      <w:r>
+        <w:rPr>
+          <w:rFonts w:ascii="Times New Roman" w:hAnsi="Times New Roman"/>
+        </w:rPr>
+        <w:t xml:space="preserve"> </w:t>
+      </w:r>
+      <w:proofErr w:type="spellStart"/>
+      <w:r>
+        <w:rPr>
+          <w:rFonts w:ascii="Times New Roman" w:hAnsi="Times New Roman"/>
+        </w:rPr>
+        <w:t>karena</w:t>
+      </w:r>
+      <w:proofErr w:type="spellEnd"/>
+      <w:r>
+        <w:rPr>
+          <w:rFonts w:ascii="Times New Roman" w:hAnsi="Times New Roman"/>
+        </w:rPr>
+        <w:t xml:space="preserve"> </w:t>
+      </w:r>
+      <w:proofErr w:type="spellStart"/>
+      <w:r>
+        <w:rPr>
+          <w:rFonts w:ascii="Times New Roman" w:hAnsi="Times New Roman"/>
+        </w:rPr>
+        <w:t>menghubungkan</w:t>
+      </w:r>
+      <w:proofErr w:type="spellEnd"/>
+      <w:r>
+        <w:rPr>
+          <w:rFonts w:ascii="Times New Roman" w:hAnsi="Times New Roman"/>
+        </w:rPr>
+        <w:t xml:space="preserve"> </w:t>
+      </w:r>
+      <w:proofErr w:type="spellStart"/>
+      <w:r>
+        <w:rPr>
+          <w:rFonts w:ascii="Times New Roman" w:hAnsi="Times New Roman"/>
+        </w:rPr>
+        <w:t>setiap</w:t>
+      </w:r>
+      <w:proofErr w:type="spellEnd"/>
+      <w:r>
+        <w:rPr>
+          <w:rFonts w:ascii="Times New Roman" w:hAnsi="Times New Roman"/>
+        </w:rPr>
+        <w:t xml:space="preserve"> node </w:t>
+      </w:r>
+      <w:proofErr w:type="spellStart"/>
+      <w:r>
+        <w:rPr>
+          <w:rFonts w:ascii="Times New Roman" w:hAnsi="Times New Roman"/>
+        </w:rPr>
+        <w:t>dengan</w:t>
+      </w:r>
+      <w:proofErr w:type="spellEnd"/>
+      <w:r>
+        <w:rPr>
+          <w:rFonts w:ascii="Times New Roman" w:hAnsi="Times New Roman"/>
+        </w:rPr>
+        <w:t xml:space="preserve"> node </w:t>
+      </w:r>
+      <w:proofErr w:type="spellStart"/>
+      <w:r>
+        <w:rPr>
+          <w:rFonts w:ascii="Times New Roman" w:hAnsi="Times New Roman"/>
+        </w:rPr>
+        <w:t>lainnya</w:t>
+      </w:r>
+      <w:proofErr w:type="spellEnd"/>
+      <w:r>
+        <w:rPr>
+          <w:rFonts w:ascii="Times New Roman" w:hAnsi="Times New Roman"/>
+        </w:rPr>
+        <w:t>.</w:t>
+      </w:r>
+    </w:p>
+    <w:p>
+      <w:pPr>
+        <w:pStyle w:val="ListParagraph"/>
+        <w:numPr>
+          <w:ilvl w:val="0"/>
+          <w:numId w:val="41"/>
+        </w:numPr>
+        <w:tabs>
+          <w:tab w:val="left" w:pos="1350"/>
+          <w:tab w:val="left" w:pos="1440"/>
+        </w:tabs>
+        <w:ind w:left="1800"/>
+        <w:rPr>
+          <w:rFonts w:ascii="Times New Roman" w:hAnsi="Times New Roman"/>
+          <w:lang w:val="en-US"/>
+        </w:rPr>
+      </w:pPr>
+      <w:r>
+        <w:rPr>
+          <w:rFonts w:ascii="Times New Roman" w:hAnsi="Times New Roman"/>
+          <w:lang w:val="en-US"/>
+        </w:rPr>
+        <w:t>a. U</w:t>
+      </w:r>
+      <w:proofErr w:type="spellStart"/>
+      <w:r>
+        <w:rPr>
+          <w:rFonts w:ascii="Times New Roman" w:hAnsi="Times New Roman"/>
+          <w:lang w:val="en-US"/>
+        </w:rPr>
+        <w:t>ntuk</w:t>
+      </w:r>
+      <w:proofErr w:type="spellEnd"/>
+      <w:r>
+        <w:rPr>
+          <w:rFonts w:ascii="Times New Roman" w:hAnsi="Times New Roman"/>
+          <w:lang w:val="en-US"/>
+        </w:rPr>
+        <w:t xml:space="preserve"> </w:t>
+      </w:r>
+      <w:proofErr w:type="spellStart"/>
+      <w:r>
+        <w:rPr>
+          <w:rFonts w:ascii="Times New Roman" w:hAnsi="Times New Roman"/>
+          <w:lang w:val="en-US"/>
+        </w:rPr>
+        <w:t>apakah</w:t>
+      </w:r>
+      <w:proofErr w:type="spellEnd"/>
+      <w:r>
+        <w:rPr>
+          <w:rFonts w:ascii="Times New Roman" w:hAnsi="Times New Roman"/>
+          <w:lang w:val="en-US"/>
+        </w:rPr>
+        <w:t xml:space="preserve"> </w:t>
+      </w:r>
+      <w:proofErr w:type="spellStart"/>
+      <w:r>
+        <w:rPr>
+          <w:rFonts w:ascii="Times New Roman" w:hAnsi="Times New Roman"/>
+          <w:lang w:val="en-US"/>
+        </w:rPr>
+        <w:t>kegunaan</w:t>
+      </w:r>
+      <w:proofErr w:type="spellEnd"/>
+      <w:r>
+        <w:rPr>
+          <w:rFonts w:ascii="Times New Roman" w:hAnsi="Times New Roman"/>
+          <w:lang w:val="en-US"/>
+        </w:rPr>
+        <w:t xml:space="preserve"> </w:t>
+      </w:r>
+      <w:proofErr w:type="spellStart"/>
+      <w:r>
+        <w:rPr>
+          <w:rFonts w:ascii="Times New Roman" w:hAnsi="Times New Roman"/>
+          <w:lang w:val="en-US"/>
+        </w:rPr>
+        <w:t>dari</w:t>
+      </w:r>
+      <w:proofErr w:type="spellEnd"/>
+      <w:r>
+        <w:rPr>
+          <w:rFonts w:ascii="Times New Roman" w:hAnsi="Times New Roman"/>
+          <w:lang w:val="en-US"/>
+        </w:rPr>
+        <w:t xml:space="preserve"> </w:t>
+      </w:r>
+      <w:proofErr w:type="spellStart"/>
+      <w:r>
+        <w:rPr>
+          <w:rFonts w:ascii="Times New Roman" w:hAnsi="Times New Roman"/>
+          <w:lang w:val="en-US"/>
+        </w:rPr>
+        <w:t>atribut</w:t>
+      </w:r>
+      <w:proofErr w:type="spellEnd"/>
+      <w:r>
+        <w:rPr>
+          <w:rFonts w:ascii="Times New Roman" w:hAnsi="Times New Roman"/>
+          <w:lang w:val="en-US"/>
+        </w:rPr>
+        <w:t xml:space="preserve"> </w:t>
+      </w:r>
+      <w:r>
+        <w:rPr>
+          <w:rFonts w:ascii="Times New Roman" w:hAnsi="Times New Roman"/>
+          <w:b/>
+          <w:bCs/>
+          <w:lang w:val="en-US"/>
+        </w:rPr>
+        <w:t>root</w:t>
+      </w:r>
+      <w:r>
+        <w:rPr>
+          <w:rFonts w:ascii="Times New Roman" w:hAnsi="Times New Roman"/>
+          <w:lang w:val="en-US"/>
+        </w:rPr>
+        <w:t xml:space="preserve"> di </w:t>
+      </w:r>
+      <w:proofErr w:type="spellStart"/>
+      <w:r>
+        <w:rPr>
+          <w:rFonts w:ascii="Times New Roman" w:hAnsi="Times New Roman"/>
+          <w:lang w:val="en-US"/>
+        </w:rPr>
+        <w:t>dalam</w:t>
+      </w:r>
+      <w:proofErr w:type="spellEnd"/>
+      <w:r>
+        <w:rPr>
+          <w:rFonts w:ascii="Times New Roman" w:hAnsi="Times New Roman"/>
+          <w:lang w:val="en-US"/>
+        </w:rPr>
+        <w:t xml:space="preserve"> class </w:t>
+      </w:r>
+      <w:proofErr w:type="spellStart"/>
+      <w:r>
+        <w:rPr>
+          <w:rFonts w:ascii="Times New Roman" w:hAnsi="Times New Roman"/>
+          <w:b/>
+          <w:bCs/>
+          <w:lang w:val="en-US"/>
+        </w:rPr>
+        <w:t>BinaryTree</w:t>
+      </w:r>
+      <w:proofErr w:type="spellEnd"/>
+      <w:r>
+        <w:rPr>
+          <w:rFonts w:ascii="Times New Roman" w:hAnsi="Times New Roman"/>
+          <w:lang w:val="en-US"/>
+        </w:rPr>
+        <w:t xml:space="preserve">? </w:t>
+      </w:r>
+    </w:p>
+    <w:p>
+      <w:pPr>
+        <w:pStyle w:val="ListParagraph"/>
+        <w:tabs>
+          <w:tab w:val="left" w:pos="1350"/>
+          <w:tab w:val="left" w:pos="1440"/>
+        </w:tabs>
+        <w:ind w:left="1800"/>
+        <w:rPr>
+          <w:rFonts w:ascii="Times New Roman" w:hAnsi="Times New Roman"/>
+          <w:lang w:val="en-US"/>
+        </w:rPr>
+      </w:pPr>
+      <w:r>
+        <w:rPr>
+          <w:rFonts w:ascii="Times New Roman" w:hAnsi="Times New Roman"/>
+          <w:lang w:val="en-US"/>
+        </w:rPr>
+        <w:t xml:space="preserve">b. Ketika </w:t>
+      </w:r>
+      <w:proofErr w:type="spellStart"/>
+      <w:r>
+        <w:rPr>
+          <w:rFonts w:ascii="Times New Roman" w:hAnsi="Times New Roman"/>
+          <w:lang w:val="en-US"/>
+        </w:rPr>
+        <w:t>objek</w:t>
+      </w:r>
+      <w:proofErr w:type="spellEnd"/>
+      <w:r>
+        <w:rPr>
+          <w:rFonts w:ascii="Times New Roman" w:hAnsi="Times New Roman"/>
+          <w:lang w:val="en-US"/>
+        </w:rPr>
+        <w:t xml:space="preserve"> tree </w:t>
+      </w:r>
+      <w:proofErr w:type="spellStart"/>
+      <w:r>
+        <w:rPr>
+          <w:rFonts w:ascii="Times New Roman" w:hAnsi="Times New Roman"/>
+          <w:lang w:val="en-US"/>
+        </w:rPr>
+        <w:t>pertama</w:t>
+      </w:r>
+      <w:proofErr w:type="spellEnd"/>
+      <w:r>
+        <w:rPr>
+          <w:rFonts w:ascii="Times New Roman" w:hAnsi="Times New Roman"/>
+          <w:lang w:val="en-US"/>
+        </w:rPr>
+        <w:t xml:space="preserve"> kali </w:t>
+      </w:r>
+      <w:proofErr w:type="spellStart"/>
+      <w:r>
+        <w:rPr>
+          <w:rFonts w:ascii="Times New Roman" w:hAnsi="Times New Roman"/>
+          <w:lang w:val="en-US"/>
+        </w:rPr>
+        <w:t>dibuat</w:t>
+      </w:r>
+      <w:proofErr w:type="spellEnd"/>
+      <w:r>
+        <w:rPr>
+          <w:rFonts w:ascii="Times New Roman" w:hAnsi="Times New Roman"/>
+          <w:lang w:val="en-US"/>
+        </w:rPr>
+        <w:t xml:space="preserve">, </w:t>
+      </w:r>
+      <w:proofErr w:type="spellStart"/>
+      <w:r>
+        <w:rPr>
+          <w:rFonts w:ascii="Times New Roman" w:hAnsi="Times New Roman"/>
+          <w:lang w:val="en-US"/>
+        </w:rPr>
+        <w:t>apakah</w:t>
+      </w:r>
+      <w:proofErr w:type="spellEnd"/>
+      <w:r>
+        <w:rPr>
+          <w:rFonts w:ascii="Times New Roman" w:hAnsi="Times New Roman"/>
+          <w:lang w:val="en-US"/>
+        </w:rPr>
+        <w:t xml:space="preserve"> </w:t>
+      </w:r>
+      <w:proofErr w:type="spellStart"/>
+      <w:r>
+        <w:rPr>
+          <w:rFonts w:ascii="Times New Roman" w:hAnsi="Times New Roman"/>
+          <w:lang w:val="en-US"/>
+        </w:rPr>
+        <w:t>nilai</w:t>
+      </w:r>
+      <w:proofErr w:type="spellEnd"/>
+      <w:r>
+        <w:rPr>
+          <w:rFonts w:ascii="Times New Roman" w:hAnsi="Times New Roman"/>
+          <w:lang w:val="en-US"/>
+        </w:rPr>
+        <w:t xml:space="preserve"> </w:t>
+      </w:r>
+      <w:proofErr w:type="spellStart"/>
+      <w:r>
+        <w:rPr>
+          <w:rFonts w:ascii="Times New Roman" w:hAnsi="Times New Roman"/>
+          <w:lang w:val="en-US"/>
+        </w:rPr>
+        <w:t>dari</w:t>
+      </w:r>
+      <w:proofErr w:type="spellEnd"/>
+      <w:r>
+        <w:rPr>
+          <w:rFonts w:ascii="Times New Roman" w:hAnsi="Times New Roman"/>
+          <w:lang w:val="en-US"/>
+        </w:rPr>
+        <w:t xml:space="preserve"> </w:t>
+      </w:r>
+      <w:r>
+        <w:rPr>
+          <w:rFonts w:ascii="Times New Roman" w:hAnsi="Times New Roman"/>
+          <w:b/>
+          <w:bCs/>
+          <w:lang w:val="en-US"/>
+        </w:rPr>
+        <w:t>root</w:t>
+      </w:r>
+      <w:r>
+        <w:rPr>
+          <w:rFonts w:ascii="Times New Roman" w:hAnsi="Times New Roman"/>
+          <w:lang w:val="en-US"/>
+        </w:rPr>
+        <w:t>?</w:t>
+      </w:r>
+    </w:p>
+    <w:p>
+      <w:pPr>
+        <w:pStyle w:val="ListParagraph"/>
+        <w:tabs>
+          <w:tab w:val="left" w:pos="1350"/>
+          <w:tab w:val="left" w:pos="1440"/>
+        </w:tabs>
+        <w:ind w:left="1800"/>
+        <w:rPr>
+          <w:rFonts w:ascii="Times New Roman" w:hAnsi="Times New Roman"/>
+          <w:lang w:val="en-US"/>
+        </w:rPr>
+      </w:pPr>
+      <w:proofErr w:type="gramStart"/>
+      <w:r>
+        <w:rPr>
+          <w:rFonts w:ascii="Times New Roman" w:hAnsi="Times New Roman"/>
+          <w:lang w:val="en-US"/>
+        </w:rPr>
+        <w:t>Jawab :</w:t>
+      </w:r>
+      <w:proofErr w:type="gramEnd"/>
+    </w:p>
+    <w:p>
+      <w:pPr>
+        <w:pStyle w:val="ListParagraph"/>
+        <w:numPr>
+          <w:ilvl w:val="0"/>
+          <w:numId w:val="44"/>
+        </w:numPr>
+        <w:tabs>
+          <w:tab w:val="left" w:pos="1350"/>
+          <w:tab w:val="left" w:pos="1440"/>
+        </w:tabs>
+        <w:rPr>
+          <w:rFonts w:ascii="Times New Roman" w:hAnsi="Times New Roman"/>
+          <w:lang w:val="en-US"/>
+        </w:rPr>
+      </w:pPr>
+      <w:proofErr w:type="spellStart"/>
+      <w:r>
+        <w:rPr>
+          <w:rFonts w:ascii="Times New Roman" w:hAnsi="Times New Roman"/>
+        </w:rPr>
+        <w:t>K</w:t>
+      </w:r>
+      <w:r>
+        <w:rPr>
+          <w:rFonts w:ascii="Times New Roman" w:hAnsi="Times New Roman"/>
+        </w:rPr>
+        <w:t>egunaan</w:t>
+      </w:r>
+      <w:proofErr w:type="spellEnd"/>
+      <w:r>
+        <w:rPr>
+          <w:rFonts w:ascii="Times New Roman" w:hAnsi="Times New Roman"/>
+        </w:rPr>
+        <w:t xml:space="preserve"> root</w:t>
+      </w:r>
+      <w:r>
+        <w:rPr>
+          <w:rFonts w:ascii="Times New Roman" w:hAnsi="Times New Roman"/>
+        </w:rPr>
+        <w:t xml:space="preserve"> </w:t>
+      </w:r>
+      <w:proofErr w:type="spellStart"/>
+      <w:r>
+        <w:rPr>
+          <w:rFonts w:ascii="Times New Roman" w:hAnsi="Times New Roman"/>
+        </w:rPr>
+        <w:t>adalah</w:t>
+      </w:r>
+      <w:proofErr w:type="spellEnd"/>
+      <w:r>
+        <w:rPr>
+          <w:rFonts w:ascii="Times New Roman" w:hAnsi="Times New Roman"/>
+        </w:rPr>
+        <w:t xml:space="preserve"> </w:t>
+      </w:r>
+      <w:proofErr w:type="spellStart"/>
+      <w:r>
+        <w:rPr>
+          <w:rFonts w:ascii="Times New Roman" w:hAnsi="Times New Roman"/>
+        </w:rPr>
+        <w:t>s</w:t>
+      </w:r>
+      <w:r>
+        <w:rPr>
+          <w:rFonts w:ascii="Times New Roman" w:hAnsi="Times New Roman"/>
+        </w:rPr>
+        <w:t>ebagai</w:t>
+      </w:r>
+      <w:proofErr w:type="spellEnd"/>
+      <w:r>
+        <w:rPr>
+          <w:rFonts w:ascii="Times New Roman" w:hAnsi="Times New Roman"/>
+        </w:rPr>
+        <w:t xml:space="preserve"> </w:t>
+      </w:r>
+      <w:proofErr w:type="spellStart"/>
+      <w:r>
+        <w:rPr>
+          <w:rFonts w:ascii="Times New Roman" w:hAnsi="Times New Roman"/>
+          <w:b/>
+          <w:bCs/>
+        </w:rPr>
+        <w:t>pintu</w:t>
+      </w:r>
+      <w:proofErr w:type="spellEnd"/>
+      <w:r>
+        <w:rPr>
+          <w:rFonts w:ascii="Times New Roman" w:hAnsi="Times New Roman"/>
+          <w:b/>
+          <w:bCs/>
+        </w:rPr>
+        <w:t xml:space="preserve"> </w:t>
+      </w:r>
+      <w:proofErr w:type="spellStart"/>
+      <w:r>
+        <w:rPr>
+          <w:rFonts w:ascii="Times New Roman" w:hAnsi="Times New Roman"/>
+          <w:b/>
+          <w:bCs/>
+        </w:rPr>
+        <w:t>masuk</w:t>
+      </w:r>
+      <w:proofErr w:type="spellEnd"/>
+      <w:r>
+        <w:rPr>
+          <w:rFonts w:ascii="Times New Roman" w:hAnsi="Times New Roman"/>
+          <w:b/>
+          <w:bCs/>
+        </w:rPr>
+        <w:t xml:space="preserve"> </w:t>
+      </w:r>
+      <w:proofErr w:type="spellStart"/>
+      <w:r>
+        <w:rPr>
+          <w:rFonts w:ascii="Times New Roman" w:hAnsi="Times New Roman"/>
+          <w:b/>
+          <w:bCs/>
+        </w:rPr>
+        <w:t>utama</w:t>
+      </w:r>
+      <w:proofErr w:type="spellEnd"/>
+      <w:r>
+        <w:rPr>
+          <w:rFonts w:ascii="Times New Roman" w:hAnsi="Times New Roman"/>
+        </w:rPr>
+        <w:t xml:space="preserve"> </w:t>
+      </w:r>
+      <w:proofErr w:type="spellStart"/>
+      <w:r>
+        <w:rPr>
+          <w:rFonts w:ascii="Times New Roman" w:hAnsi="Times New Roman"/>
+        </w:rPr>
+        <w:t>atau</w:t>
+      </w:r>
+      <w:proofErr w:type="spellEnd"/>
+      <w:r>
+        <w:rPr>
+          <w:rFonts w:ascii="Times New Roman" w:hAnsi="Times New Roman"/>
+        </w:rPr>
+        <w:t xml:space="preserve"> </w:t>
+      </w:r>
+      <w:proofErr w:type="spellStart"/>
+      <w:r>
+        <w:rPr>
+          <w:rFonts w:ascii="Times New Roman" w:hAnsi="Times New Roman"/>
+        </w:rPr>
+        <w:t>fondasi</w:t>
+      </w:r>
+      <w:proofErr w:type="spellEnd"/>
+      <w:r>
+        <w:rPr>
+          <w:rFonts w:ascii="Times New Roman" w:hAnsi="Times New Roman"/>
+        </w:rPr>
+        <w:t xml:space="preserve"> </w:t>
+      </w:r>
+      <w:proofErr w:type="spellStart"/>
+      <w:r>
+        <w:rPr>
+          <w:rFonts w:ascii="Times New Roman" w:hAnsi="Times New Roman"/>
+        </w:rPr>
+        <w:t>awal</w:t>
+      </w:r>
+      <w:proofErr w:type="spellEnd"/>
+      <w:r>
+        <w:rPr>
+          <w:rFonts w:ascii="Times New Roman" w:hAnsi="Times New Roman"/>
+        </w:rPr>
+        <w:t xml:space="preserve"> </w:t>
+      </w:r>
+      <w:proofErr w:type="spellStart"/>
+      <w:r>
+        <w:rPr>
+          <w:rFonts w:ascii="Times New Roman" w:hAnsi="Times New Roman"/>
+        </w:rPr>
+        <w:t>dari</w:t>
+      </w:r>
+      <w:proofErr w:type="spellEnd"/>
+      <w:r>
+        <w:rPr>
+          <w:rFonts w:ascii="Times New Roman" w:hAnsi="Times New Roman"/>
+        </w:rPr>
+        <w:t xml:space="preserve"> </w:t>
+      </w:r>
+      <w:proofErr w:type="spellStart"/>
+      <w:r>
+        <w:rPr>
+          <w:rFonts w:ascii="Times New Roman" w:hAnsi="Times New Roman"/>
+        </w:rPr>
+        <w:t>seluruh</w:t>
+      </w:r>
+      <w:proofErr w:type="spellEnd"/>
+      <w:r>
+        <w:rPr>
+          <w:rFonts w:ascii="Times New Roman" w:hAnsi="Times New Roman"/>
+        </w:rPr>
+        <w:t xml:space="preserve"> </w:t>
+      </w:r>
+      <w:proofErr w:type="spellStart"/>
+      <w:r>
+        <w:rPr>
+          <w:rFonts w:ascii="Times New Roman" w:hAnsi="Times New Roman"/>
+        </w:rPr>
+        <w:t>struktur</w:t>
+      </w:r>
+      <w:proofErr w:type="spellEnd"/>
+      <w:r>
+        <w:rPr>
+          <w:rFonts w:ascii="Times New Roman" w:hAnsi="Times New Roman"/>
+        </w:rPr>
+        <w:t xml:space="preserve"> </w:t>
+      </w:r>
+      <w:proofErr w:type="spellStart"/>
+      <w:r>
+        <w:rPr>
+          <w:rFonts w:ascii="Times New Roman" w:hAnsi="Times New Roman"/>
+        </w:rPr>
+        <w:t>pohon</w:t>
+      </w:r>
+      <w:proofErr w:type="spellEnd"/>
+      <w:r>
+        <w:rPr>
+          <w:rFonts w:ascii="Times New Roman" w:hAnsi="Times New Roman"/>
+        </w:rPr>
+        <w:t xml:space="preserve"> (</w:t>
+      </w:r>
+      <w:proofErr w:type="spellStart"/>
+      <w:r>
+        <w:rPr>
+          <w:rFonts w:ascii="Times New Roman" w:hAnsi="Times New Roman"/>
+        </w:rPr>
+        <w:t>akar</w:t>
+      </w:r>
+      <w:proofErr w:type="spellEnd"/>
+      <w:r>
+        <w:rPr>
+          <w:rFonts w:ascii="Times New Roman" w:hAnsi="Times New Roman"/>
+        </w:rPr>
+        <w:t>)</w:t>
+      </w:r>
+      <w:r>
+        <w:rPr>
+          <w:rFonts w:ascii="Times New Roman" w:hAnsi="Times New Roman"/>
+        </w:rPr>
+        <w:t xml:space="preserve">. Karena </w:t>
+      </w:r>
+      <w:proofErr w:type="spellStart"/>
+      <w:r>
+        <w:rPr>
+          <w:rFonts w:ascii="Times New Roman" w:hAnsi="Times New Roman"/>
+          <w:i/>
+          <w:iCs/>
+        </w:rPr>
+        <w:t>pohon</w:t>
+      </w:r>
+      <w:proofErr w:type="spellEnd"/>
+      <w:r>
+        <w:rPr>
+          <w:rFonts w:ascii="Times New Roman" w:hAnsi="Times New Roman"/>
+        </w:rPr>
+        <w:t xml:space="preserve"> </w:t>
+      </w:r>
+      <w:proofErr w:type="spellStart"/>
+      <w:r>
+        <w:rPr>
+          <w:rFonts w:ascii="Times New Roman" w:hAnsi="Times New Roman"/>
+        </w:rPr>
+        <w:t>diakses</w:t>
+      </w:r>
+      <w:proofErr w:type="spellEnd"/>
+      <w:r>
+        <w:rPr>
+          <w:rFonts w:ascii="Times New Roman" w:hAnsi="Times New Roman"/>
+        </w:rPr>
+        <w:t xml:space="preserve"> </w:t>
+      </w:r>
+      <w:proofErr w:type="spellStart"/>
+      <w:r>
+        <w:rPr>
+          <w:rFonts w:ascii="Times New Roman" w:hAnsi="Times New Roman"/>
+        </w:rPr>
+        <w:t>dari</w:t>
+      </w:r>
+      <w:proofErr w:type="spellEnd"/>
+      <w:r>
+        <w:rPr>
+          <w:rFonts w:ascii="Times New Roman" w:hAnsi="Times New Roman"/>
+        </w:rPr>
+        <w:t xml:space="preserve"> </w:t>
+      </w:r>
+      <w:proofErr w:type="spellStart"/>
+      <w:r>
+        <w:rPr>
+          <w:rFonts w:ascii="Times New Roman" w:hAnsi="Times New Roman"/>
+        </w:rPr>
+        <w:t>atas</w:t>
+      </w:r>
+      <w:proofErr w:type="spellEnd"/>
+      <w:r>
+        <w:rPr>
+          <w:rFonts w:ascii="Times New Roman" w:hAnsi="Times New Roman"/>
+        </w:rPr>
+        <w:t xml:space="preserve"> </w:t>
+      </w:r>
+      <w:proofErr w:type="spellStart"/>
+      <w:r>
+        <w:rPr>
+          <w:rFonts w:ascii="Times New Roman" w:hAnsi="Times New Roman"/>
+        </w:rPr>
+        <w:t>ke</w:t>
+      </w:r>
+      <w:proofErr w:type="spellEnd"/>
+      <w:r>
+        <w:rPr>
+          <w:rFonts w:ascii="Times New Roman" w:hAnsi="Times New Roman"/>
+        </w:rPr>
+        <w:t xml:space="preserve"> </w:t>
+      </w:r>
+      <w:proofErr w:type="spellStart"/>
+      <w:r>
+        <w:rPr>
+          <w:rFonts w:ascii="Times New Roman" w:hAnsi="Times New Roman"/>
+        </w:rPr>
+        <w:t>bawah</w:t>
+      </w:r>
+      <w:proofErr w:type="spellEnd"/>
+      <w:r>
+        <w:rPr>
+          <w:rFonts w:ascii="Times New Roman" w:hAnsi="Times New Roman"/>
+        </w:rPr>
+        <w:t xml:space="preserve">, </w:t>
+      </w:r>
+      <w:proofErr w:type="spellStart"/>
+      <w:r>
+        <w:rPr>
+          <w:rFonts w:ascii="Times New Roman" w:hAnsi="Times New Roman"/>
+        </w:rPr>
+        <w:t>variabel</w:t>
+      </w:r>
+      <w:proofErr w:type="spellEnd"/>
+      <w:r>
+        <w:rPr>
+          <w:rFonts w:ascii="Times New Roman" w:hAnsi="Times New Roman"/>
+        </w:rPr>
+        <w:t xml:space="preserve"> root </w:t>
+      </w:r>
+      <w:proofErr w:type="spellStart"/>
+      <w:r>
+        <w:rPr>
+          <w:rFonts w:ascii="Times New Roman" w:hAnsi="Times New Roman"/>
+        </w:rPr>
+        <w:t>bertugas</w:t>
+      </w:r>
+      <w:proofErr w:type="spellEnd"/>
+      <w:r>
+        <w:rPr>
+          <w:rFonts w:ascii="Times New Roman" w:hAnsi="Times New Roman"/>
+        </w:rPr>
+        <w:t xml:space="preserve"> </w:t>
+      </w:r>
+      <w:proofErr w:type="spellStart"/>
+      <w:r>
+        <w:rPr>
+          <w:rFonts w:ascii="Times New Roman" w:hAnsi="Times New Roman"/>
+        </w:rPr>
+        <w:t>menyimpan</w:t>
+      </w:r>
+      <w:proofErr w:type="spellEnd"/>
+      <w:r>
+        <w:rPr>
+          <w:rFonts w:ascii="Times New Roman" w:hAnsi="Times New Roman"/>
+        </w:rPr>
+        <w:t xml:space="preserve"> </w:t>
+      </w:r>
+      <w:proofErr w:type="spellStart"/>
+      <w:r>
+        <w:rPr>
+          <w:rFonts w:ascii="Times New Roman" w:hAnsi="Times New Roman"/>
+        </w:rPr>
+        <w:t>alamat</w:t>
+      </w:r>
+      <w:proofErr w:type="spellEnd"/>
+      <w:r>
+        <w:rPr>
+          <w:rFonts w:ascii="Times New Roman" w:hAnsi="Times New Roman"/>
+        </w:rPr>
+        <w:t xml:space="preserve"> </w:t>
+      </w:r>
+      <w:proofErr w:type="spellStart"/>
+      <w:r>
+        <w:rPr>
+          <w:rFonts w:ascii="Times New Roman" w:hAnsi="Times New Roman"/>
+        </w:rPr>
+        <w:t>elemen</w:t>
+      </w:r>
+      <w:proofErr w:type="spellEnd"/>
+      <w:r>
+        <w:rPr>
+          <w:rFonts w:ascii="Times New Roman" w:hAnsi="Times New Roman"/>
+        </w:rPr>
+        <w:t xml:space="preserve"> paling </w:t>
+      </w:r>
+      <w:proofErr w:type="spellStart"/>
+      <w:r>
+        <w:rPr>
+          <w:rFonts w:ascii="Times New Roman" w:hAnsi="Times New Roman"/>
+        </w:rPr>
+        <w:t>atas</w:t>
+      </w:r>
+      <w:proofErr w:type="spellEnd"/>
+      <w:r>
+        <w:rPr>
+          <w:rFonts w:ascii="Times New Roman" w:hAnsi="Times New Roman"/>
+        </w:rPr>
+        <w:t xml:space="preserve">. </w:t>
+      </w:r>
+      <w:proofErr w:type="spellStart"/>
+      <w:r>
+        <w:rPr>
+          <w:rFonts w:ascii="Times New Roman" w:hAnsi="Times New Roman"/>
+        </w:rPr>
+        <w:t>Semua</w:t>
+      </w:r>
+      <w:proofErr w:type="spellEnd"/>
+      <w:r>
+        <w:rPr>
+          <w:rFonts w:ascii="Times New Roman" w:hAnsi="Times New Roman"/>
+        </w:rPr>
+        <w:t xml:space="preserve"> </w:t>
+      </w:r>
+      <w:proofErr w:type="spellStart"/>
+      <w:r>
+        <w:rPr>
+          <w:rFonts w:ascii="Times New Roman" w:hAnsi="Times New Roman"/>
+        </w:rPr>
+        <w:t>operasi</w:t>
+      </w:r>
+      <w:proofErr w:type="spellEnd"/>
+      <w:r>
+        <w:rPr>
+          <w:rFonts w:ascii="Times New Roman" w:hAnsi="Times New Roman"/>
+        </w:rPr>
+        <w:t xml:space="preserve"> </w:t>
+      </w:r>
+      <w:proofErr w:type="spellStart"/>
+      <w:r>
+        <w:rPr>
+          <w:rFonts w:ascii="Times New Roman" w:hAnsi="Times New Roman"/>
+        </w:rPr>
+        <w:t>seperti</w:t>
+      </w:r>
+      <w:proofErr w:type="spellEnd"/>
+      <w:r>
+        <w:rPr>
+          <w:rFonts w:ascii="Times New Roman" w:hAnsi="Times New Roman"/>
+        </w:rPr>
+        <w:t xml:space="preserve"> </w:t>
+      </w:r>
+      <w:proofErr w:type="spellStart"/>
+      <w:r>
+        <w:rPr>
+          <w:rFonts w:ascii="Times New Roman" w:hAnsi="Times New Roman"/>
+        </w:rPr>
+        <w:t>penambahan</w:t>
+      </w:r>
+      <w:proofErr w:type="spellEnd"/>
+      <w:r>
+        <w:rPr>
+          <w:rFonts w:ascii="Times New Roman" w:hAnsi="Times New Roman"/>
+        </w:rPr>
+        <w:t xml:space="preserve"> (add), </w:t>
+      </w:r>
+      <w:proofErr w:type="spellStart"/>
+      <w:r>
+        <w:rPr>
+          <w:rFonts w:ascii="Times New Roman" w:hAnsi="Times New Roman"/>
+        </w:rPr>
+        <w:t>pencarian</w:t>
+      </w:r>
+      <w:proofErr w:type="spellEnd"/>
+      <w:r>
+        <w:rPr>
+          <w:rFonts w:ascii="Times New Roman" w:hAnsi="Times New Roman"/>
+        </w:rPr>
+        <w:t xml:space="preserve"> (find), dan </w:t>
+      </w:r>
+      <w:proofErr w:type="spellStart"/>
+      <w:r>
+        <w:rPr>
+          <w:rFonts w:ascii="Times New Roman" w:hAnsi="Times New Roman"/>
+        </w:rPr>
+        <w:t>penghapusan</w:t>
+      </w:r>
+      <w:proofErr w:type="spellEnd"/>
+      <w:r>
+        <w:rPr>
+          <w:rFonts w:ascii="Times New Roman" w:hAnsi="Times New Roman"/>
+        </w:rPr>
+        <w:t xml:space="preserve"> (delete) </w:t>
+      </w:r>
+      <w:proofErr w:type="spellStart"/>
+      <w:r>
+        <w:rPr>
+          <w:rFonts w:ascii="Times New Roman" w:hAnsi="Times New Roman"/>
+        </w:rPr>
+        <w:t>wajib</w:t>
+      </w:r>
+      <w:proofErr w:type="spellEnd"/>
+      <w:r>
+        <w:rPr>
+          <w:rFonts w:ascii="Times New Roman" w:hAnsi="Times New Roman"/>
+        </w:rPr>
+        <w:t xml:space="preserve"> </w:t>
+      </w:r>
+      <w:proofErr w:type="spellStart"/>
+      <w:r>
+        <w:rPr>
+          <w:rFonts w:ascii="Times New Roman" w:hAnsi="Times New Roman"/>
+        </w:rPr>
+        <w:t>dimulai</w:t>
+      </w:r>
+      <w:proofErr w:type="spellEnd"/>
+      <w:r>
+        <w:rPr>
+          <w:rFonts w:ascii="Times New Roman" w:hAnsi="Times New Roman"/>
+        </w:rPr>
+        <w:t xml:space="preserve"> </w:t>
+      </w:r>
+      <w:proofErr w:type="spellStart"/>
+      <w:r>
+        <w:rPr>
+          <w:rFonts w:ascii="Times New Roman" w:hAnsi="Times New Roman"/>
+        </w:rPr>
+        <w:t>dengan</w:t>
+      </w:r>
+      <w:proofErr w:type="spellEnd"/>
+      <w:r>
+        <w:rPr>
+          <w:rFonts w:ascii="Times New Roman" w:hAnsi="Times New Roman"/>
+        </w:rPr>
+        <w:t xml:space="preserve"> </w:t>
+      </w:r>
+      <w:proofErr w:type="spellStart"/>
+      <w:r>
+        <w:rPr>
+          <w:rFonts w:ascii="Times New Roman" w:hAnsi="Times New Roman"/>
+        </w:rPr>
+        <w:t>membaca</w:t>
+      </w:r>
+      <w:proofErr w:type="spellEnd"/>
+      <w:r>
+        <w:rPr>
+          <w:rFonts w:ascii="Times New Roman" w:hAnsi="Times New Roman"/>
+        </w:rPr>
+        <w:t xml:space="preserve"> </w:t>
+      </w:r>
+      <w:proofErr w:type="spellStart"/>
+      <w:r>
+        <w:rPr>
+          <w:rFonts w:ascii="Times New Roman" w:hAnsi="Times New Roman"/>
+        </w:rPr>
+        <w:t>posisi</w:t>
+      </w:r>
+      <w:proofErr w:type="spellEnd"/>
+      <w:r>
+        <w:rPr>
+          <w:rFonts w:ascii="Times New Roman" w:hAnsi="Times New Roman"/>
+        </w:rPr>
+        <w:t xml:space="preserve"> root </w:t>
+      </w:r>
+      <w:proofErr w:type="spellStart"/>
+      <w:r>
+        <w:rPr>
+          <w:rFonts w:ascii="Times New Roman" w:hAnsi="Times New Roman"/>
+        </w:rPr>
+        <w:t>terlebih</w:t>
+      </w:r>
+      <w:proofErr w:type="spellEnd"/>
+      <w:r>
+        <w:rPr>
+          <w:rFonts w:ascii="Times New Roman" w:hAnsi="Times New Roman"/>
+        </w:rPr>
+        <w:t xml:space="preserve"> </w:t>
+      </w:r>
+      <w:proofErr w:type="spellStart"/>
+      <w:r>
+        <w:rPr>
+          <w:rFonts w:ascii="Times New Roman" w:hAnsi="Times New Roman"/>
+        </w:rPr>
+        <w:t>dahulu</w:t>
+      </w:r>
+      <w:proofErr w:type="spellEnd"/>
+      <w:r>
+        <w:rPr>
+          <w:rFonts w:ascii="Times New Roman" w:hAnsi="Times New Roman"/>
+        </w:rPr>
+        <w:t>.</w:t>
+      </w:r>
+    </w:p>
+    <w:p>
+      <w:pPr>
+        <w:pStyle w:val="ListParagraph"/>
+        <w:numPr>
+          <w:ilvl w:val="0"/>
+          <w:numId w:val="44"/>
+        </w:numPr>
+        <w:tabs>
+          <w:tab w:val="left" w:pos="1350"/>
+          <w:tab w:val="left" w:pos="1440"/>
+        </w:tabs>
+        <w:rPr>
+          <w:rFonts w:ascii="Times New Roman" w:hAnsi="Times New Roman"/>
+          <w:lang w:val="en-US"/>
+        </w:rPr>
+      </w:pPr>
+      <w:proofErr w:type="spellStart"/>
+      <w:r>
+        <w:rPr>
+          <w:rFonts w:ascii="Times New Roman" w:hAnsi="Times New Roman"/>
+        </w:rPr>
+        <w:t>Nilainya</w:t>
+      </w:r>
+      <w:proofErr w:type="spellEnd"/>
+      <w:r>
+        <w:rPr>
+          <w:rFonts w:ascii="Times New Roman" w:hAnsi="Times New Roman"/>
+        </w:rPr>
+        <w:t xml:space="preserve"> </w:t>
+      </w:r>
+      <w:proofErr w:type="spellStart"/>
+      <w:r>
+        <w:rPr>
+          <w:rFonts w:ascii="Times New Roman" w:hAnsi="Times New Roman"/>
+        </w:rPr>
+        <w:t>adalah</w:t>
+      </w:r>
+      <w:proofErr w:type="spellEnd"/>
+      <w:r>
+        <w:rPr>
+          <w:rFonts w:ascii="Times New Roman" w:hAnsi="Times New Roman"/>
+        </w:rPr>
+        <w:t xml:space="preserve"> </w:t>
+      </w:r>
+      <w:r>
+        <w:rPr>
+          <w:rFonts w:ascii="Times New Roman" w:hAnsi="Times New Roman"/>
+          <w:b/>
+          <w:bCs/>
+        </w:rPr>
+        <w:t>null</w:t>
+      </w:r>
+      <w:r>
+        <w:rPr>
+          <w:rFonts w:ascii="Times New Roman" w:hAnsi="Times New Roman"/>
+        </w:rPr>
+        <w:t xml:space="preserve">. Hal </w:t>
+      </w:r>
+      <w:proofErr w:type="spellStart"/>
+      <w:r>
+        <w:rPr>
+          <w:rFonts w:ascii="Times New Roman" w:hAnsi="Times New Roman"/>
+        </w:rPr>
+        <w:t>ini</w:t>
+      </w:r>
+      <w:proofErr w:type="spellEnd"/>
+      <w:r>
+        <w:rPr>
+          <w:rFonts w:ascii="Times New Roman" w:hAnsi="Times New Roman"/>
+        </w:rPr>
+        <w:t xml:space="preserve"> </w:t>
+      </w:r>
+      <w:proofErr w:type="spellStart"/>
+      <w:r>
+        <w:rPr>
+          <w:rFonts w:ascii="Times New Roman" w:hAnsi="Times New Roman"/>
+        </w:rPr>
+        <w:t>menandakan</w:t>
+      </w:r>
+      <w:proofErr w:type="spellEnd"/>
+      <w:r>
+        <w:rPr>
+          <w:rFonts w:ascii="Times New Roman" w:hAnsi="Times New Roman"/>
+        </w:rPr>
+        <w:t xml:space="preserve"> </w:t>
+      </w:r>
+      <w:proofErr w:type="spellStart"/>
+      <w:r>
+        <w:rPr>
+          <w:rFonts w:ascii="Times New Roman" w:hAnsi="Times New Roman"/>
+        </w:rPr>
+        <w:t>bahwa</w:t>
+      </w:r>
+      <w:proofErr w:type="spellEnd"/>
+      <w:r>
+        <w:rPr>
+          <w:rFonts w:ascii="Times New Roman" w:hAnsi="Times New Roman"/>
+        </w:rPr>
+        <w:t xml:space="preserve"> </w:t>
+      </w:r>
+      <w:proofErr w:type="spellStart"/>
+      <w:r>
+        <w:rPr>
+          <w:rFonts w:ascii="Times New Roman" w:hAnsi="Times New Roman"/>
+        </w:rPr>
+        <w:t>pohon</w:t>
+      </w:r>
+      <w:proofErr w:type="spellEnd"/>
+      <w:r>
+        <w:rPr>
+          <w:rFonts w:ascii="Times New Roman" w:hAnsi="Times New Roman"/>
+        </w:rPr>
+        <w:t xml:space="preserve"> </w:t>
+      </w:r>
+      <w:proofErr w:type="spellStart"/>
+      <w:r>
+        <w:rPr>
+          <w:rFonts w:ascii="Times New Roman" w:hAnsi="Times New Roman"/>
+        </w:rPr>
+        <w:t>baru</w:t>
+      </w:r>
+      <w:proofErr w:type="spellEnd"/>
+      <w:r>
+        <w:rPr>
+          <w:rFonts w:ascii="Times New Roman" w:hAnsi="Times New Roman"/>
+        </w:rPr>
+        <w:t xml:space="preserve"> </w:t>
+      </w:r>
+      <w:proofErr w:type="spellStart"/>
+      <w:r>
+        <w:rPr>
+          <w:rFonts w:ascii="Times New Roman" w:hAnsi="Times New Roman"/>
+        </w:rPr>
+        <w:t>saja</w:t>
+      </w:r>
+      <w:proofErr w:type="spellEnd"/>
+      <w:r>
+        <w:rPr>
+          <w:rFonts w:ascii="Times New Roman" w:hAnsi="Times New Roman"/>
+        </w:rPr>
+        <w:t xml:space="preserve"> </w:t>
+      </w:r>
+      <w:proofErr w:type="spellStart"/>
+      <w:r>
+        <w:rPr>
+          <w:rFonts w:ascii="Times New Roman" w:hAnsi="Times New Roman"/>
+        </w:rPr>
+        <w:t>dibuat</w:t>
+      </w:r>
+      <w:proofErr w:type="spellEnd"/>
+      <w:r>
+        <w:rPr>
+          <w:rFonts w:ascii="Times New Roman" w:hAnsi="Times New Roman"/>
+        </w:rPr>
+        <w:t xml:space="preserve"> dan </w:t>
+      </w:r>
+      <w:proofErr w:type="spellStart"/>
+      <w:r>
+        <w:rPr>
+          <w:rFonts w:ascii="Times New Roman" w:hAnsi="Times New Roman"/>
+        </w:rPr>
+        <w:t>masih</w:t>
+      </w:r>
+      <w:proofErr w:type="spellEnd"/>
+      <w:r>
+        <w:rPr>
+          <w:rFonts w:ascii="Times New Roman" w:hAnsi="Times New Roman"/>
+        </w:rPr>
+        <w:t xml:space="preserve"> </w:t>
+      </w:r>
+      <w:proofErr w:type="spellStart"/>
+      <w:r>
+        <w:rPr>
+          <w:rFonts w:ascii="Times New Roman" w:hAnsi="Times New Roman"/>
+        </w:rPr>
+        <w:t>dalam</w:t>
+      </w:r>
+      <w:proofErr w:type="spellEnd"/>
+      <w:r>
+        <w:rPr>
+          <w:rFonts w:ascii="Times New Roman" w:hAnsi="Times New Roman"/>
+        </w:rPr>
+        <w:t xml:space="preserve"> </w:t>
+      </w:r>
+      <w:proofErr w:type="spellStart"/>
+      <w:r>
+        <w:rPr>
+          <w:rFonts w:ascii="Times New Roman" w:hAnsi="Times New Roman"/>
+        </w:rPr>
+        <w:t>kondisi</w:t>
+      </w:r>
+      <w:proofErr w:type="spellEnd"/>
+      <w:r>
+        <w:rPr>
+          <w:rFonts w:ascii="Times New Roman" w:hAnsi="Times New Roman"/>
+        </w:rPr>
+        <w:t xml:space="preserve"> </w:t>
+      </w:r>
+      <w:proofErr w:type="spellStart"/>
+      <w:r>
+        <w:rPr>
+          <w:rFonts w:ascii="Times New Roman" w:hAnsi="Times New Roman"/>
+        </w:rPr>
+        <w:t>kosong</w:t>
+      </w:r>
+      <w:proofErr w:type="spellEnd"/>
+      <w:r>
+        <w:rPr>
+          <w:rFonts w:ascii="Times New Roman" w:hAnsi="Times New Roman"/>
+        </w:rPr>
+        <w:t xml:space="preserve"> (</w:t>
+      </w:r>
+      <w:proofErr w:type="spellStart"/>
+      <w:r>
+        <w:rPr>
+          <w:rFonts w:ascii="Times New Roman" w:hAnsi="Times New Roman"/>
+        </w:rPr>
+        <w:t>belum</w:t>
+      </w:r>
+      <w:proofErr w:type="spellEnd"/>
+      <w:r>
+        <w:rPr>
+          <w:rFonts w:ascii="Times New Roman" w:hAnsi="Times New Roman"/>
+        </w:rPr>
+        <w:t xml:space="preserve"> </w:t>
+      </w:r>
+      <w:proofErr w:type="spellStart"/>
+      <w:r>
+        <w:rPr>
+          <w:rFonts w:ascii="Times New Roman" w:hAnsi="Times New Roman"/>
+        </w:rPr>
+        <w:t>memiliki</w:t>
+      </w:r>
+      <w:proofErr w:type="spellEnd"/>
+      <w:r>
+        <w:rPr>
+          <w:rFonts w:ascii="Times New Roman" w:hAnsi="Times New Roman"/>
+        </w:rPr>
+        <w:t xml:space="preserve"> data/node </w:t>
+      </w:r>
+      <w:proofErr w:type="spellStart"/>
+      <w:r>
+        <w:rPr>
+          <w:rFonts w:ascii="Times New Roman" w:hAnsi="Times New Roman"/>
+        </w:rPr>
+        <w:t>sama</w:t>
+      </w:r>
+      <w:proofErr w:type="spellEnd"/>
+      <w:r>
+        <w:rPr>
+          <w:rFonts w:ascii="Times New Roman" w:hAnsi="Times New Roman"/>
+        </w:rPr>
+        <w:t xml:space="preserve"> </w:t>
+      </w:r>
+      <w:proofErr w:type="spellStart"/>
+      <w:r>
+        <w:rPr>
+          <w:rFonts w:ascii="Times New Roman" w:hAnsi="Times New Roman"/>
+        </w:rPr>
+        <w:t>sekali</w:t>
+      </w:r>
+      <w:proofErr w:type="spellEnd"/>
+      <w:r>
+        <w:rPr>
+          <w:rFonts w:ascii="Times New Roman" w:hAnsi="Times New Roman"/>
+        </w:rPr>
+        <w:t>).</w:t>
+      </w:r>
+    </w:p>
+    <w:p>
+      <w:pPr>
+        <w:pStyle w:val="ListParagraph"/>
+        <w:tabs>
+          <w:tab w:val="left" w:pos="1350"/>
+          <w:tab w:val="left" w:pos="1440"/>
+        </w:tabs>
+        <w:ind w:left="2160"/>
+        <w:rPr>
+          <w:rFonts w:ascii="Times New Roman" w:hAnsi="Times New Roman"/>
+          <w:lang w:val="en-US"/>
+        </w:rPr>
+      </w:pPr>
+    </w:p>
+    <w:p>
+      <w:pPr>
+        <w:pStyle w:val="ListParagraph"/>
+        <w:numPr>
+          <w:ilvl w:val="0"/>
+          <w:numId w:val="41"/>
+        </w:numPr>
+        <w:tabs>
+          <w:tab w:val="left" w:pos="1350"/>
+          <w:tab w:val="left" w:pos="1440"/>
+        </w:tabs>
+        <w:ind w:left="1800"/>
+        <w:rPr>
+          <w:rFonts w:ascii="Times New Roman" w:hAnsi="Times New Roman"/>
+          <w:lang w:val="en-US"/>
+        </w:rPr>
+      </w:pPr>
+      <w:r>
+        <w:rPr>
+          <w:rFonts w:ascii="Times New Roman" w:hAnsi="Times New Roman"/>
+          <w:lang w:val="en-US"/>
+        </w:rPr>
+        <w:t xml:space="preserve">Ketika tree </w:t>
+      </w:r>
+      <w:proofErr w:type="spellStart"/>
+      <w:r>
+        <w:rPr>
+          <w:rFonts w:ascii="Times New Roman" w:hAnsi="Times New Roman"/>
+          <w:lang w:val="en-US"/>
+        </w:rPr>
+        <w:t>masih</w:t>
+      </w:r>
+      <w:proofErr w:type="spellEnd"/>
+      <w:r>
+        <w:rPr>
+          <w:rFonts w:ascii="Times New Roman" w:hAnsi="Times New Roman"/>
+          <w:lang w:val="en-US"/>
+        </w:rPr>
+        <w:t xml:space="preserve"> </w:t>
+      </w:r>
+      <w:proofErr w:type="spellStart"/>
+      <w:r>
+        <w:rPr>
+          <w:rFonts w:ascii="Times New Roman" w:hAnsi="Times New Roman"/>
+          <w:lang w:val="en-US"/>
+        </w:rPr>
+        <w:t>kosong</w:t>
+      </w:r>
+      <w:proofErr w:type="spellEnd"/>
+      <w:r>
+        <w:rPr>
+          <w:rFonts w:ascii="Times New Roman" w:hAnsi="Times New Roman"/>
+          <w:lang w:val="en-US"/>
+        </w:rPr>
+        <w:t xml:space="preserve">, dan </w:t>
+      </w:r>
+      <w:proofErr w:type="spellStart"/>
+      <w:r>
+        <w:rPr>
+          <w:rFonts w:ascii="Times New Roman" w:hAnsi="Times New Roman"/>
+          <w:lang w:val="en-US"/>
+        </w:rPr>
+        <w:t>akan</w:t>
+      </w:r>
+      <w:proofErr w:type="spellEnd"/>
+      <w:r>
+        <w:rPr>
+          <w:rFonts w:ascii="Times New Roman" w:hAnsi="Times New Roman"/>
+          <w:lang w:val="en-US"/>
+        </w:rPr>
+        <w:t xml:space="preserve"> </w:t>
+      </w:r>
+      <w:proofErr w:type="spellStart"/>
+      <w:r>
+        <w:rPr>
+          <w:rFonts w:ascii="Times New Roman" w:hAnsi="Times New Roman"/>
+          <w:lang w:val="en-US"/>
+        </w:rPr>
+        <w:t>ditambahkan</w:t>
+      </w:r>
+      <w:proofErr w:type="spellEnd"/>
+      <w:r>
+        <w:rPr>
+          <w:rFonts w:ascii="Times New Roman" w:hAnsi="Times New Roman"/>
+          <w:lang w:val="en-US"/>
+        </w:rPr>
+        <w:t xml:space="preserve"> </w:t>
+      </w:r>
+      <w:proofErr w:type="spellStart"/>
+      <w:r>
+        <w:rPr>
+          <w:rFonts w:ascii="Times New Roman" w:hAnsi="Times New Roman"/>
+          <w:lang w:val="en-US"/>
+        </w:rPr>
+        <w:t>sebuah</w:t>
+      </w:r>
+      <w:proofErr w:type="spellEnd"/>
+      <w:r>
+        <w:rPr>
+          <w:rFonts w:ascii="Times New Roman" w:hAnsi="Times New Roman"/>
+          <w:lang w:val="en-US"/>
+        </w:rPr>
+        <w:t xml:space="preserve"> node </w:t>
+      </w:r>
+      <w:proofErr w:type="spellStart"/>
+      <w:r>
+        <w:rPr>
+          <w:rFonts w:ascii="Times New Roman" w:hAnsi="Times New Roman"/>
+          <w:lang w:val="en-US"/>
+        </w:rPr>
+        <w:t>baru</w:t>
+      </w:r>
+      <w:proofErr w:type="spellEnd"/>
+      <w:r>
+        <w:rPr>
+          <w:rFonts w:ascii="Times New Roman" w:hAnsi="Times New Roman"/>
+          <w:lang w:val="en-US"/>
+        </w:rPr>
+        <w:t xml:space="preserve">, proses </w:t>
+      </w:r>
+      <w:proofErr w:type="spellStart"/>
+      <w:r>
+        <w:rPr>
+          <w:rFonts w:ascii="Times New Roman" w:hAnsi="Times New Roman"/>
+          <w:lang w:val="en-US"/>
+        </w:rPr>
+        <w:t>apa</w:t>
+      </w:r>
+      <w:proofErr w:type="spellEnd"/>
+      <w:r>
+        <w:rPr>
+          <w:rFonts w:ascii="Times New Roman" w:hAnsi="Times New Roman"/>
+          <w:lang w:val="en-US"/>
+        </w:rPr>
+        <w:t xml:space="preserve"> yang </w:t>
+      </w:r>
+      <w:proofErr w:type="spellStart"/>
+      <w:r>
+        <w:rPr>
+          <w:rFonts w:ascii="Times New Roman" w:hAnsi="Times New Roman"/>
+          <w:lang w:val="en-US"/>
+        </w:rPr>
+        <w:t>akan</w:t>
+      </w:r>
+      <w:proofErr w:type="spellEnd"/>
+      <w:r>
+        <w:rPr>
+          <w:rFonts w:ascii="Times New Roman" w:hAnsi="Times New Roman"/>
+          <w:lang w:val="en-US"/>
+        </w:rPr>
+        <w:t xml:space="preserve"> </w:t>
+      </w:r>
+      <w:proofErr w:type="spellStart"/>
+      <w:r>
+        <w:rPr>
+          <w:rFonts w:ascii="Times New Roman" w:hAnsi="Times New Roman"/>
+          <w:lang w:val="en-US"/>
+        </w:rPr>
+        <w:t>terjadi</w:t>
+      </w:r>
+      <w:proofErr w:type="spellEnd"/>
+      <w:r>
+        <w:rPr>
+          <w:rFonts w:ascii="Times New Roman" w:hAnsi="Times New Roman"/>
+          <w:lang w:val="en-US"/>
+        </w:rPr>
+        <w:t xml:space="preserve">? </w:t>
+      </w:r>
+    </w:p>
+    <w:p>
+      <w:pPr>
+        <w:pStyle w:val="ListParagraph"/>
+        <w:tabs>
+          <w:tab w:val="left" w:pos="1350"/>
+          <w:tab w:val="left" w:pos="1440"/>
+        </w:tabs>
+        <w:ind w:left="1800"/>
+        <w:rPr>
+          <w:rFonts w:ascii="Times New Roman" w:hAnsi="Times New Roman"/>
+          <w:lang w:val="en-US"/>
+        </w:rPr>
+      </w:pPr>
+      <w:proofErr w:type="gramStart"/>
+      <w:r>
+        <w:rPr>
+          <w:rFonts w:ascii="Times New Roman" w:hAnsi="Times New Roman"/>
+          <w:lang w:val="en-US"/>
+        </w:rPr>
+        <w:t>Jawab :</w:t>
+      </w:r>
+      <w:proofErr w:type="gramEnd"/>
+    </w:p>
+    <w:p>
+      <w:pPr>
+        <w:pStyle w:val="ListParagraph"/>
+        <w:tabs>
+          <w:tab w:val="left" w:pos="1350"/>
+          <w:tab w:val="left" w:pos="1440"/>
+        </w:tabs>
+        <w:ind w:left="1800"/>
+        <w:rPr>
+          <w:rFonts w:ascii="Times New Roman" w:hAnsi="Times New Roman"/>
+        </w:rPr>
+      </w:pPr>
+      <w:proofErr w:type="spellStart"/>
+      <w:r>
+        <w:rPr>
+          <w:rFonts w:ascii="Times New Roman" w:hAnsi="Times New Roman"/>
+        </w:rPr>
+        <w:lastRenderedPageBreak/>
+        <w:t>Sistem</w:t>
+      </w:r>
+      <w:proofErr w:type="spellEnd"/>
+      <w:r>
+        <w:rPr>
+          <w:rFonts w:ascii="Times New Roman" w:hAnsi="Times New Roman"/>
+        </w:rPr>
+        <w:t xml:space="preserve"> </w:t>
+      </w:r>
+      <w:proofErr w:type="spellStart"/>
+      <w:r>
+        <w:rPr>
+          <w:rFonts w:ascii="Times New Roman" w:hAnsi="Times New Roman"/>
+        </w:rPr>
+        <w:t>akan</w:t>
+      </w:r>
+      <w:proofErr w:type="spellEnd"/>
+      <w:r>
+        <w:rPr>
+          <w:rFonts w:ascii="Times New Roman" w:hAnsi="Times New Roman"/>
+        </w:rPr>
+        <w:t xml:space="preserve"> </w:t>
+      </w:r>
+      <w:proofErr w:type="spellStart"/>
+      <w:r>
+        <w:rPr>
+          <w:rFonts w:ascii="Times New Roman" w:hAnsi="Times New Roman"/>
+        </w:rPr>
+        <w:t>mengecek</w:t>
+      </w:r>
+      <w:proofErr w:type="spellEnd"/>
+      <w:r>
+        <w:rPr>
+          <w:rFonts w:ascii="Times New Roman" w:hAnsi="Times New Roman"/>
+        </w:rPr>
+        <w:t xml:space="preserve"> </w:t>
+      </w:r>
+      <w:proofErr w:type="spellStart"/>
+      <w:r>
+        <w:rPr>
+          <w:rFonts w:ascii="Times New Roman" w:hAnsi="Times New Roman"/>
+        </w:rPr>
+        <w:t>kondisi</w:t>
+      </w:r>
+      <w:proofErr w:type="spellEnd"/>
+      <w:r>
+        <w:rPr>
+          <w:rFonts w:ascii="Times New Roman" w:hAnsi="Times New Roman"/>
+        </w:rPr>
+        <w:t xml:space="preserve"> </w:t>
+      </w:r>
+      <w:proofErr w:type="spellStart"/>
+      <w:r>
+        <w:rPr>
+          <w:rFonts w:ascii="Times New Roman" w:hAnsi="Times New Roman"/>
+        </w:rPr>
+        <w:t>lewat</w:t>
+      </w:r>
+      <w:proofErr w:type="spellEnd"/>
+      <w:r>
+        <w:rPr>
+          <w:rFonts w:ascii="Times New Roman" w:hAnsi="Times New Roman"/>
+        </w:rPr>
+        <w:t xml:space="preserve"> method </w:t>
+      </w:r>
+      <w:proofErr w:type="spellStart"/>
+      <w:proofErr w:type="gramStart"/>
+      <w:r>
+        <w:rPr>
+          <w:rFonts w:ascii="Times New Roman" w:hAnsi="Times New Roman"/>
+        </w:rPr>
+        <w:t>isEmpty</w:t>
+      </w:r>
+      <w:proofErr w:type="spellEnd"/>
+      <w:r>
+        <w:rPr>
+          <w:rFonts w:ascii="Times New Roman" w:hAnsi="Times New Roman"/>
+        </w:rPr>
+        <w:t>(</w:t>
+      </w:r>
+      <w:proofErr w:type="gramEnd"/>
+      <w:r>
+        <w:rPr>
+          <w:rFonts w:ascii="Times New Roman" w:hAnsi="Times New Roman"/>
+        </w:rPr>
+        <w:t>). Karena root == null (</w:t>
+      </w:r>
+      <w:proofErr w:type="spellStart"/>
+      <w:r>
+        <w:rPr>
+          <w:rFonts w:ascii="Times New Roman" w:hAnsi="Times New Roman"/>
+        </w:rPr>
+        <w:t>kosong</w:t>
+      </w:r>
+      <w:proofErr w:type="spellEnd"/>
+      <w:r>
+        <w:rPr>
+          <w:rFonts w:ascii="Times New Roman" w:hAnsi="Times New Roman"/>
+        </w:rPr>
+        <w:t xml:space="preserve">), </w:t>
+      </w:r>
+      <w:proofErr w:type="spellStart"/>
+      <w:r>
+        <w:rPr>
+          <w:rFonts w:ascii="Times New Roman" w:hAnsi="Times New Roman"/>
+        </w:rPr>
+        <w:t>maka</w:t>
+      </w:r>
+      <w:proofErr w:type="spellEnd"/>
+      <w:r>
+        <w:rPr>
+          <w:rFonts w:ascii="Times New Roman" w:hAnsi="Times New Roman"/>
+        </w:rPr>
+        <w:t xml:space="preserve"> node </w:t>
+      </w:r>
+      <w:proofErr w:type="spellStart"/>
+      <w:r>
+        <w:rPr>
+          <w:rFonts w:ascii="Times New Roman" w:hAnsi="Times New Roman"/>
+        </w:rPr>
+        <w:t>baru</w:t>
+      </w:r>
+      <w:proofErr w:type="spellEnd"/>
+      <w:r>
+        <w:rPr>
+          <w:rFonts w:ascii="Times New Roman" w:hAnsi="Times New Roman"/>
+        </w:rPr>
+        <w:t xml:space="preserve"> yang </w:t>
+      </w:r>
+      <w:proofErr w:type="spellStart"/>
+      <w:r>
+        <w:rPr>
+          <w:rFonts w:ascii="Times New Roman" w:hAnsi="Times New Roman"/>
+        </w:rPr>
+        <w:t>dibuat</w:t>
+      </w:r>
+      <w:proofErr w:type="spellEnd"/>
+      <w:r>
+        <w:rPr>
+          <w:rFonts w:ascii="Times New Roman" w:hAnsi="Times New Roman"/>
+        </w:rPr>
+        <w:t xml:space="preserve"> (</w:t>
+      </w:r>
+      <w:proofErr w:type="spellStart"/>
+      <w:r>
+        <w:rPr>
+          <w:rFonts w:ascii="Times New Roman" w:hAnsi="Times New Roman"/>
+        </w:rPr>
+        <w:t>newNode</w:t>
+      </w:r>
+      <w:proofErr w:type="spellEnd"/>
+      <w:r>
+        <w:rPr>
+          <w:rFonts w:ascii="Times New Roman" w:hAnsi="Times New Roman"/>
+        </w:rPr>
+        <w:t xml:space="preserve">) </w:t>
+      </w:r>
+      <w:proofErr w:type="spellStart"/>
+      <w:r>
+        <w:rPr>
+          <w:rFonts w:ascii="Times New Roman" w:hAnsi="Times New Roman"/>
+        </w:rPr>
+        <w:t>akan</w:t>
+      </w:r>
+      <w:proofErr w:type="spellEnd"/>
+      <w:r>
+        <w:rPr>
+          <w:rFonts w:ascii="Times New Roman" w:hAnsi="Times New Roman"/>
+        </w:rPr>
+        <w:t xml:space="preserve"> </w:t>
+      </w:r>
+      <w:proofErr w:type="spellStart"/>
+      <w:r>
+        <w:rPr>
+          <w:rFonts w:ascii="Times New Roman" w:hAnsi="Times New Roman"/>
+        </w:rPr>
+        <w:t>langsung</w:t>
+      </w:r>
+      <w:proofErr w:type="spellEnd"/>
+      <w:r>
+        <w:rPr>
+          <w:rFonts w:ascii="Times New Roman" w:hAnsi="Times New Roman"/>
+        </w:rPr>
+        <w:t xml:space="preserve"> </w:t>
+      </w:r>
+      <w:proofErr w:type="spellStart"/>
+      <w:r>
+        <w:rPr>
+          <w:rFonts w:ascii="Times New Roman" w:hAnsi="Times New Roman"/>
+        </w:rPr>
+        <w:t>ditunjuk</w:t>
+      </w:r>
+      <w:proofErr w:type="spellEnd"/>
+      <w:r>
+        <w:rPr>
+          <w:rFonts w:ascii="Times New Roman" w:hAnsi="Times New Roman"/>
+        </w:rPr>
+        <w:t xml:space="preserve"> dan </w:t>
+      </w:r>
+      <w:proofErr w:type="spellStart"/>
+      <w:r>
+        <w:rPr>
+          <w:rFonts w:ascii="Times New Roman" w:hAnsi="Times New Roman"/>
+        </w:rPr>
+        <w:t>diangkat</w:t>
+      </w:r>
+      <w:proofErr w:type="spellEnd"/>
+      <w:r>
+        <w:rPr>
+          <w:rFonts w:ascii="Times New Roman" w:hAnsi="Times New Roman"/>
+        </w:rPr>
+        <w:t xml:space="preserve"> </w:t>
+      </w:r>
+      <w:proofErr w:type="spellStart"/>
+      <w:r>
+        <w:rPr>
+          <w:rFonts w:ascii="Times New Roman" w:hAnsi="Times New Roman"/>
+        </w:rPr>
+        <w:t>menjadi</w:t>
+      </w:r>
+      <w:proofErr w:type="spellEnd"/>
+      <w:r>
+        <w:rPr>
+          <w:rFonts w:ascii="Times New Roman" w:hAnsi="Times New Roman"/>
+        </w:rPr>
+        <w:t xml:space="preserve"> </w:t>
+      </w:r>
+      <w:r>
+        <w:rPr>
+          <w:rFonts w:ascii="Times New Roman" w:hAnsi="Times New Roman"/>
+          <w:b/>
+          <w:bCs/>
+        </w:rPr>
+        <w:t xml:space="preserve">root </w:t>
+      </w:r>
+      <w:proofErr w:type="spellStart"/>
+      <w:r>
+        <w:rPr>
+          <w:rFonts w:ascii="Times New Roman" w:hAnsi="Times New Roman"/>
+          <w:b/>
+          <w:bCs/>
+        </w:rPr>
+        <w:t>utama</w:t>
+      </w:r>
+      <w:proofErr w:type="spellEnd"/>
+      <w:r>
+        <w:rPr>
+          <w:rFonts w:ascii="Times New Roman" w:hAnsi="Times New Roman"/>
+          <w:b/>
+          <w:bCs/>
+        </w:rPr>
+        <w:t xml:space="preserve"> </w:t>
+      </w:r>
+      <w:proofErr w:type="spellStart"/>
+      <w:r>
+        <w:rPr>
+          <w:rFonts w:ascii="Times New Roman" w:hAnsi="Times New Roman"/>
+          <w:b/>
+          <w:bCs/>
+        </w:rPr>
+        <w:t>pohon</w:t>
+      </w:r>
+      <w:proofErr w:type="spellEnd"/>
+      <w:r>
+        <w:rPr>
+          <w:rFonts w:ascii="Times New Roman" w:hAnsi="Times New Roman"/>
+        </w:rPr>
+        <w:t xml:space="preserve">. Alur </w:t>
+      </w:r>
+      <w:proofErr w:type="spellStart"/>
+      <w:r>
+        <w:rPr>
+          <w:rFonts w:ascii="Times New Roman" w:hAnsi="Times New Roman"/>
+        </w:rPr>
+        <w:t>tersebut</w:t>
+      </w:r>
+      <w:proofErr w:type="spellEnd"/>
+      <w:r>
+        <w:rPr>
+          <w:rFonts w:ascii="Times New Roman" w:hAnsi="Times New Roman"/>
+        </w:rPr>
+        <w:t xml:space="preserve"> </w:t>
+      </w:r>
+      <w:proofErr w:type="spellStart"/>
+      <w:r>
+        <w:rPr>
+          <w:rFonts w:ascii="Times New Roman" w:hAnsi="Times New Roman"/>
+        </w:rPr>
+        <w:t>terdapat</w:t>
+      </w:r>
+      <w:proofErr w:type="spellEnd"/>
+      <w:r>
+        <w:rPr>
+          <w:rFonts w:ascii="Times New Roman" w:hAnsi="Times New Roman"/>
+        </w:rPr>
+        <w:t xml:space="preserve"> pada </w:t>
+      </w:r>
+      <w:proofErr w:type="spellStart"/>
+      <w:r>
+        <w:rPr>
+          <w:rFonts w:ascii="Times New Roman" w:hAnsi="Times New Roman"/>
+        </w:rPr>
+        <w:t>kode</w:t>
+      </w:r>
+      <w:proofErr w:type="spellEnd"/>
+      <w:r>
+        <w:rPr>
+          <w:rFonts w:ascii="Times New Roman" w:hAnsi="Times New Roman"/>
+        </w:rPr>
+        <w:t xml:space="preserve"> program </w:t>
+      </w:r>
+      <w:proofErr w:type="spellStart"/>
+      <w:r>
+        <w:rPr>
+          <w:rFonts w:ascii="Times New Roman" w:hAnsi="Times New Roman"/>
+        </w:rPr>
+        <w:t>berikut</w:t>
+      </w:r>
+      <w:proofErr w:type="spellEnd"/>
+      <w:r>
+        <w:rPr>
+          <w:rFonts w:ascii="Times New Roman" w:hAnsi="Times New Roman"/>
+        </w:rPr>
+        <w:t>:</w:t>
+      </w:r>
+    </w:p>
+    <w:p>
+      <w:pPr>
+        <w:pStyle w:val="ListParagraph"/>
+        <w:tabs>
+          <w:tab w:val="left" w:pos="1350"/>
+          <w:tab w:val="left" w:pos="1440"/>
+        </w:tabs>
+        <w:ind w:left="1800"/>
+        <w:rPr>
+          <w:rFonts w:ascii="Times New Roman" w:hAnsi="Times New Roman"/>
+        </w:rPr>
+      </w:pPr>
+      <w:r>
+        <w:rPr>
+          <w:rFonts w:ascii="Times New Roman" w:hAnsi="Times New Roman"/>
+        </w:rPr>
         <w:drawing>
-          <wp:inline distT="0" distB="0" distL="0" distR="0" wp14:anchorId="743394F3" wp14:editId="79E61E24">
-            <wp:extent cx="2838596" cy="1663786"/>
-            <wp:effectExtent l="0" t="0" r="0" b="0"/>
-            <wp:docPr id="502063847" name="Picture 1"/>
+          <wp:inline distT="0" distB="0" distL="0" distR="0" wp14:anchorId="43AF30CB" wp14:editId="3879EB15">
+            <wp:extent cx="2482849" cy="338649"/>
+            <wp:effectExtent l="0" t="0" r="0" b="4445"/>
+            <wp:docPr id="292884907" name="Picture 1"/>
             <wp:cNvGraphicFramePr>
               <a:graphicFrameLocks xmlns:a="http://schemas.openxmlformats.org/drawingml/2006/main" noChangeAspect="1"/>
             </wp:cNvGraphicFramePr>
@@ -524,676 +4286,12 @@
               <a:graphicData uri="http://schemas.openxmlformats.org/drawingml/2006/picture">
                 <pic:pic xmlns:pic="http://schemas.openxmlformats.org/drawingml/2006/picture">
                   <pic:nvPicPr>
-                    <pic:cNvPr id="502063847" name=""/>
-                    <pic:cNvPicPr/>
-                  </pic:nvPicPr>
-                  <pic:blipFill>
-                    <a:blip r:embed="rId5"/>
-                    <a:stretch>
-                      <a:fillRect/>
-                    </a:stretch>
-                  </pic:blipFill>
-                  <pic:spPr>
-                    <a:xfrm>
-                      <a:off x="0" y="0"/>
-                      <a:ext cx="2838596" cy="1663786"/>
-                    </a:xfrm>
-                    <a:prstGeom prst="rect">
-                      <a:avLst/>
-                    </a:prstGeom>
-                  </pic:spPr>
-                </pic:pic>
-              </a:graphicData>
-            </a:graphic>
-          </wp:inline>
-        </w:drawing>
-      </w:r>
-    </w:p>
-    <w:p>
-      <w:pPr>
-        <w:pStyle w:val="ListParagraph"/>
-        <w:numPr>
-          <w:ilvl w:val="0"/>
-          <w:numId w:val="37"/>
-        </w:numPr>
-        <w:tabs>
-          <w:tab w:val="left" w:pos="1440"/>
-        </w:tabs>
-        <w:rPr>
-          <w:rFonts w:ascii="Times New Roman" w:hAnsi="Times New Roman"/>
-          <w:b/>
-          <w:bCs/>
-          <w:lang w:val="en-US"/>
-        </w:rPr>
-      </w:pPr>
-      <w:r>
-        <w:rPr>
-          <w:rFonts w:ascii="Times New Roman" w:hAnsi="Times New Roman"/>
-          <w:b/>
-          <w:bCs/>
-          <w:lang w:val="en-US"/>
-        </w:rPr>
-        <w:t xml:space="preserve">Class </w:t>
-      </w:r>
-      <w:proofErr w:type="spellStart"/>
-      <w:r>
-        <w:rPr>
-          <w:rFonts w:ascii="Times New Roman" w:hAnsi="Times New Roman"/>
-          <w:b/>
-          <w:bCs/>
-          <w:lang w:val="en-US"/>
-        </w:rPr>
-        <w:t>Pesanan</w:t>
-      </w:r>
-      <w:proofErr w:type="spellEnd"/>
-    </w:p>
-    <w:p>
-      <w:pPr>
-        <w:pStyle w:val="ListParagraph"/>
-        <w:tabs>
-          <w:tab w:val="left" w:pos="1440"/>
-        </w:tabs>
-        <w:rPr>
-          <w:rFonts w:ascii="Times New Roman" w:hAnsi="Times New Roman"/>
-          <w:b/>
-          <w:bCs/>
-          <w:lang w:val="en-US"/>
-        </w:rPr>
-      </w:pPr>
-      <w:r>
-        <w:rPr>
-          <w:rFonts w:ascii="Times New Roman" w:hAnsi="Times New Roman"/>
-          <w:b/>
-          <w:bCs/>
-          <w:lang w:val="en-US"/>
-        </w:rPr>
-        <w:drawing>
-          <wp:inline distT="0" distB="0" distL="0" distR="0" wp14:anchorId="3DFE536C" wp14:editId="60D339D0">
-            <wp:extent cx="2863997" cy="1644735"/>
-            <wp:effectExtent l="0" t="0" r="0" b="0"/>
-            <wp:docPr id="845607837" name="Picture 1"/>
-            <wp:cNvGraphicFramePr>
-              <a:graphicFrameLocks xmlns:a="http://schemas.openxmlformats.org/drawingml/2006/main" noChangeAspect="1"/>
-            </wp:cNvGraphicFramePr>
-            <a:graphic xmlns:a="http://schemas.openxmlformats.org/drawingml/2006/main">
-              <a:graphicData uri="http://schemas.openxmlformats.org/drawingml/2006/picture">
-                <pic:pic xmlns:pic="http://schemas.openxmlformats.org/drawingml/2006/picture">
-                  <pic:nvPicPr>
-                    <pic:cNvPr id="845607837" name=""/>
-                    <pic:cNvPicPr/>
-                  </pic:nvPicPr>
-                  <pic:blipFill>
-                    <a:blip r:embed="rId6"/>
-                    <a:stretch>
-                      <a:fillRect/>
-                    </a:stretch>
-                  </pic:blipFill>
-                  <pic:spPr>
-                    <a:xfrm>
-                      <a:off x="0" y="0"/>
-                      <a:ext cx="2863997" cy="1644735"/>
-                    </a:xfrm>
-                    <a:prstGeom prst="rect">
-                      <a:avLst/>
-                    </a:prstGeom>
-                  </pic:spPr>
-                </pic:pic>
-              </a:graphicData>
-            </a:graphic>
-          </wp:inline>
-        </w:drawing>
-      </w:r>
-    </w:p>
-    <w:p>
-      <w:pPr>
-        <w:pStyle w:val="ListParagraph"/>
-        <w:numPr>
-          <w:ilvl w:val="0"/>
-          <w:numId w:val="37"/>
-        </w:numPr>
-        <w:tabs>
-          <w:tab w:val="left" w:pos="1440"/>
-        </w:tabs>
-        <w:rPr>
-          <w:rFonts w:ascii="Times New Roman" w:hAnsi="Times New Roman"/>
-          <w:b/>
-          <w:bCs/>
-          <w:lang w:val="en-US"/>
-        </w:rPr>
-      </w:pPr>
-      <w:r>
-        <w:rPr>
-          <w:rFonts w:ascii="Times New Roman" w:hAnsi="Times New Roman"/>
-          <w:b/>
-          <w:bCs/>
-          <w:lang w:val="en-US"/>
-        </w:rPr>
-        <w:t>Class Node</w:t>
-      </w:r>
-    </w:p>
-    <w:p>
-      <w:pPr>
-        <w:pStyle w:val="ListParagraph"/>
-        <w:tabs>
-          <w:tab w:val="left" w:pos="1440"/>
-        </w:tabs>
-        <w:rPr>
-          <w:rFonts w:ascii="Times New Roman" w:hAnsi="Times New Roman"/>
-          <w:b/>
-          <w:bCs/>
-          <w:lang w:val="en-US"/>
-        </w:rPr>
-      </w:pPr>
-      <w:r>
-        <w:rPr>
-          <w:rFonts w:ascii="Times New Roman" w:hAnsi="Times New Roman"/>
-          <w:b/>
-          <w:bCs/>
-          <w:lang w:val="en-US"/>
-        </w:rPr>
-        <w:drawing>
-          <wp:inline distT="0" distB="0" distL="0" distR="0" wp14:anchorId="64E17AB4" wp14:editId="392D39C3">
-            <wp:extent cx="2863997" cy="2082907"/>
-            <wp:effectExtent l="0" t="0" r="0" b="0"/>
-            <wp:docPr id="1629595374" name="Picture 1"/>
-            <wp:cNvGraphicFramePr>
-              <a:graphicFrameLocks xmlns:a="http://schemas.openxmlformats.org/drawingml/2006/main" noChangeAspect="1"/>
-            </wp:cNvGraphicFramePr>
-            <a:graphic xmlns:a="http://schemas.openxmlformats.org/drawingml/2006/main">
-              <a:graphicData uri="http://schemas.openxmlformats.org/drawingml/2006/picture">
-                <pic:pic xmlns:pic="http://schemas.openxmlformats.org/drawingml/2006/picture">
-                  <pic:nvPicPr>
-                    <pic:cNvPr id="1629595374" name=""/>
-                    <pic:cNvPicPr/>
-                  </pic:nvPicPr>
-                  <pic:blipFill>
-                    <a:blip r:embed="rId7"/>
-                    <a:stretch>
-                      <a:fillRect/>
-                    </a:stretch>
-                  </pic:blipFill>
-                  <pic:spPr>
-                    <a:xfrm>
-                      <a:off x="0" y="0"/>
-                      <a:ext cx="2863997" cy="2082907"/>
-                    </a:xfrm>
-                    <a:prstGeom prst="rect">
-                      <a:avLst/>
-                    </a:prstGeom>
-                  </pic:spPr>
-                </pic:pic>
-              </a:graphicData>
-            </a:graphic>
-          </wp:inline>
-        </w:drawing>
-      </w:r>
-    </w:p>
-    <w:p>
-      <w:pPr>
-        <w:pStyle w:val="ListParagraph"/>
-        <w:numPr>
-          <w:ilvl w:val="0"/>
-          <w:numId w:val="37"/>
-        </w:numPr>
-        <w:tabs>
-          <w:tab w:val="left" w:pos="1440"/>
-        </w:tabs>
-        <w:rPr>
-          <w:rFonts w:ascii="Times New Roman" w:hAnsi="Times New Roman"/>
-          <w:b/>
-          <w:bCs/>
-          <w:lang w:val="en-US"/>
-        </w:rPr>
-      </w:pPr>
-      <w:r>
-        <w:rPr>
-          <w:rFonts w:ascii="Times New Roman" w:hAnsi="Times New Roman"/>
-          <w:b/>
-          <w:bCs/>
-          <w:lang w:val="en-US"/>
-        </w:rPr>
-        <w:t>Main Class</w:t>
-      </w:r>
-    </w:p>
-    <w:p>
-      <w:pPr>
-        <w:pStyle w:val="ListParagraph"/>
-        <w:tabs>
-          <w:tab w:val="left" w:pos="1440"/>
-        </w:tabs>
-        <w:rPr>
-          <w:rFonts w:ascii="Times New Roman" w:hAnsi="Times New Roman"/>
-          <w:b/>
-          <w:bCs/>
-          <w:lang w:val="en-US"/>
-        </w:rPr>
-      </w:pPr>
-      <w:r>
-        <w:rPr>
-          <w:rFonts w:ascii="Times New Roman" w:hAnsi="Times New Roman"/>
-          <w:b/>
-          <w:bCs/>
-          <w:lang w:val="en-US"/>
-        </w:rPr>
-        <w:drawing>
-          <wp:inline distT="0" distB="0" distL="0" distR="0" wp14:anchorId="5056BE59" wp14:editId="307D458E">
-            <wp:extent cx="4560154" cy="2115879"/>
-            <wp:effectExtent l="0" t="0" r="0" b="0"/>
-            <wp:docPr id="928679530" name="Picture 1"/>
-            <wp:cNvGraphicFramePr>
-              <a:graphicFrameLocks xmlns:a="http://schemas.openxmlformats.org/drawingml/2006/main" noChangeAspect="1"/>
-            </wp:cNvGraphicFramePr>
-            <a:graphic xmlns:a="http://schemas.openxmlformats.org/drawingml/2006/main">
-              <a:graphicData uri="http://schemas.openxmlformats.org/drawingml/2006/picture">
-                <pic:pic xmlns:pic="http://schemas.openxmlformats.org/drawingml/2006/picture">
-                  <pic:nvPicPr>
-                    <pic:cNvPr id="928679530" name=""/>
-                    <pic:cNvPicPr/>
-                  </pic:nvPicPr>
-                  <pic:blipFill>
-                    <a:blip r:embed="rId8"/>
-                    <a:stretch>
-                      <a:fillRect/>
-                    </a:stretch>
-                  </pic:blipFill>
-                  <pic:spPr>
-                    <a:xfrm>
-                      <a:off x="0" y="0"/>
-                      <a:ext cx="4595229" cy="2132153"/>
-                    </a:xfrm>
-                    <a:prstGeom prst="rect">
-                      <a:avLst/>
-                    </a:prstGeom>
-                  </pic:spPr>
-                </pic:pic>
-              </a:graphicData>
-            </a:graphic>
-          </wp:inline>
-        </w:drawing>
-      </w:r>
-    </w:p>
-    <w:p>
-      <w:pPr>
-        <w:pStyle w:val="ListParagraph"/>
-        <w:tabs>
-          <w:tab w:val="left" w:pos="1440"/>
-        </w:tabs>
-        <w:rPr>
-          <w:rFonts w:ascii="Times New Roman" w:hAnsi="Times New Roman"/>
-          <w:b/>
-          <w:bCs/>
-          <w:lang w:val="en-US"/>
-        </w:rPr>
-      </w:pPr>
-      <w:r>
-        <w:rPr>
-          <w:rFonts w:ascii="Times New Roman" w:hAnsi="Times New Roman"/>
-          <w:b/>
-          <w:bCs/>
-          <w:lang w:val="en-US"/>
-        </w:rPr>
-        <w:lastRenderedPageBreak/>
-        <w:drawing>
-          <wp:inline distT="0" distB="0" distL="0" distR="0" wp14:anchorId="09C518F1" wp14:editId="34E8A6A7">
-            <wp:extent cx="4498650" cy="2902688"/>
-            <wp:effectExtent l="0" t="0" r="0" b="0"/>
-            <wp:docPr id="1010672939" name="Picture 1"/>
-            <wp:cNvGraphicFramePr>
-              <a:graphicFrameLocks xmlns:a="http://schemas.openxmlformats.org/drawingml/2006/main" noChangeAspect="1"/>
-            </wp:cNvGraphicFramePr>
-            <a:graphic xmlns:a="http://schemas.openxmlformats.org/drawingml/2006/main">
-              <a:graphicData uri="http://schemas.openxmlformats.org/drawingml/2006/picture">
-                <pic:pic xmlns:pic="http://schemas.openxmlformats.org/drawingml/2006/picture">
-                  <pic:nvPicPr>
-                    <pic:cNvPr id="1010672939" name=""/>
-                    <pic:cNvPicPr/>
-                  </pic:nvPicPr>
-                  <pic:blipFill>
-                    <a:blip r:embed="rId9"/>
-                    <a:stretch>
-                      <a:fillRect/>
-                    </a:stretch>
-                  </pic:blipFill>
-                  <pic:spPr>
-                    <a:xfrm>
-                      <a:off x="0" y="0"/>
-                      <a:ext cx="4521836" cy="2917648"/>
-                    </a:xfrm>
-                    <a:prstGeom prst="rect">
-                      <a:avLst/>
-                    </a:prstGeom>
-                  </pic:spPr>
-                </pic:pic>
-              </a:graphicData>
-            </a:graphic>
-          </wp:inline>
-        </w:drawing>
-      </w:r>
-    </w:p>
-    <w:p>
-      <w:pPr>
-        <w:pStyle w:val="ListParagraph"/>
-        <w:tabs>
-          <w:tab w:val="left" w:pos="1440"/>
-        </w:tabs>
-        <w:rPr>
-          <w:rFonts w:ascii="Times New Roman" w:hAnsi="Times New Roman"/>
-          <w:b/>
-          <w:bCs/>
-          <w:lang w:val="en-US"/>
-        </w:rPr>
-      </w:pPr>
-      <w:r>
-        <w:rPr>
-          <w:rFonts w:ascii="Times New Roman" w:hAnsi="Times New Roman"/>
-          <w:b/>
-          <w:bCs/>
-          <w:lang w:val="en-US"/>
-        </w:rPr>
-        <w:drawing>
-          <wp:inline distT="0" distB="0" distL="0" distR="0" wp14:anchorId="616708EB" wp14:editId="056F4215">
-            <wp:extent cx="4420457" cy="3104707"/>
-            <wp:effectExtent l="0" t="0" r="0" b="635"/>
-            <wp:docPr id="376106746" name="Picture 1"/>
-            <wp:cNvGraphicFramePr>
-              <a:graphicFrameLocks xmlns:a="http://schemas.openxmlformats.org/drawingml/2006/main" noChangeAspect="1"/>
-            </wp:cNvGraphicFramePr>
-            <a:graphic xmlns:a="http://schemas.openxmlformats.org/drawingml/2006/main">
-              <a:graphicData uri="http://schemas.openxmlformats.org/drawingml/2006/picture">
-                <pic:pic xmlns:pic="http://schemas.openxmlformats.org/drawingml/2006/picture">
-                  <pic:nvPicPr>
-                    <pic:cNvPr id="376106746" name=""/>
-                    <pic:cNvPicPr/>
-                  </pic:nvPicPr>
-                  <pic:blipFill>
-                    <a:blip r:embed="rId10"/>
-                    <a:stretch>
-                      <a:fillRect/>
-                    </a:stretch>
-                  </pic:blipFill>
-                  <pic:spPr>
-                    <a:xfrm>
-                      <a:off x="0" y="0"/>
-                      <a:ext cx="4442193" cy="3119973"/>
-                    </a:xfrm>
-                    <a:prstGeom prst="rect">
-                      <a:avLst/>
-                    </a:prstGeom>
-                  </pic:spPr>
-                </pic:pic>
-              </a:graphicData>
-            </a:graphic>
-          </wp:inline>
-        </w:drawing>
-      </w:r>
-    </w:p>
-    <w:p>
-      <w:pPr>
-        <w:pStyle w:val="ListParagraph"/>
-        <w:tabs>
-          <w:tab w:val="left" w:pos="1440"/>
-        </w:tabs>
-        <w:rPr>
-          <w:rFonts w:ascii="Times New Roman" w:hAnsi="Times New Roman"/>
-          <w:b/>
-          <w:bCs/>
-          <w:lang w:val="en-US"/>
-        </w:rPr>
-      </w:pPr>
-      <w:r>
-        <w:rPr>
-          <w:rFonts w:ascii="Times New Roman" w:hAnsi="Times New Roman"/>
-          <w:b/>
-          <w:bCs/>
-          <w:lang w:val="en-US"/>
-        </w:rPr>
-        <w:drawing>
-          <wp:inline distT="0" distB="0" distL="0" distR="0" wp14:anchorId="65EEC67B" wp14:editId="631EF376">
-            <wp:extent cx="4263656" cy="2760560"/>
-            <wp:effectExtent l="0" t="0" r="3810" b="1905"/>
-            <wp:docPr id="556871982" name="Picture 1"/>
-            <wp:cNvGraphicFramePr>
-              <a:graphicFrameLocks xmlns:a="http://schemas.openxmlformats.org/drawingml/2006/main" noChangeAspect="1"/>
-            </wp:cNvGraphicFramePr>
-            <a:graphic xmlns:a="http://schemas.openxmlformats.org/drawingml/2006/main">
-              <a:graphicData uri="http://schemas.openxmlformats.org/drawingml/2006/picture">
-                <pic:pic xmlns:pic="http://schemas.openxmlformats.org/drawingml/2006/picture">
-                  <pic:nvPicPr>
-                    <pic:cNvPr id="556871982" name=""/>
-                    <pic:cNvPicPr/>
-                  </pic:nvPicPr>
-                  <pic:blipFill>
-                    <a:blip r:embed="rId11"/>
-                    <a:stretch>
-                      <a:fillRect/>
-                    </a:stretch>
-                  </pic:blipFill>
-                  <pic:spPr>
-                    <a:xfrm>
-                      <a:off x="0" y="0"/>
-                      <a:ext cx="4294477" cy="2780516"/>
-                    </a:xfrm>
-                    <a:prstGeom prst="rect">
-                      <a:avLst/>
-                    </a:prstGeom>
-                  </pic:spPr>
-                </pic:pic>
-              </a:graphicData>
-            </a:graphic>
-          </wp:inline>
-        </w:drawing>
-      </w:r>
-    </w:p>
-    <w:p>
-      <w:pPr>
-        <w:pStyle w:val="ListParagraph"/>
-        <w:tabs>
-          <w:tab w:val="left" w:pos="1440"/>
-        </w:tabs>
-        <w:rPr>
-          <w:rFonts w:ascii="Times New Roman" w:hAnsi="Times New Roman"/>
-          <w:b/>
-          <w:bCs/>
-          <w:lang w:val="en-US"/>
-        </w:rPr>
-      </w:pPr>
-      <w:r>
-        <w:rPr>
-          <w:rFonts w:ascii="Times New Roman" w:hAnsi="Times New Roman"/>
-          <w:b/>
-          <w:bCs/>
-          <w:lang w:val="en-US"/>
-        </w:rPr>
-        <w:lastRenderedPageBreak/>
-        <w:drawing>
-          <wp:inline distT="0" distB="0" distL="0" distR="0" wp14:anchorId="2BC84071" wp14:editId="6CC8E0D7">
-            <wp:extent cx="4401879" cy="3371896"/>
-            <wp:effectExtent l="0" t="0" r="0" b="0"/>
-            <wp:docPr id="1755371319" name="Picture 1"/>
-            <wp:cNvGraphicFramePr>
-              <a:graphicFrameLocks xmlns:a="http://schemas.openxmlformats.org/drawingml/2006/main" noChangeAspect="1"/>
-            </wp:cNvGraphicFramePr>
-            <a:graphic xmlns:a="http://schemas.openxmlformats.org/drawingml/2006/main">
-              <a:graphicData uri="http://schemas.openxmlformats.org/drawingml/2006/picture">
-                <pic:pic xmlns:pic="http://schemas.openxmlformats.org/drawingml/2006/picture">
-                  <pic:nvPicPr>
-                    <pic:cNvPr id="1755371319" name=""/>
-                    <pic:cNvPicPr/>
-                  </pic:nvPicPr>
-                  <pic:blipFill>
-                    <a:blip r:embed="rId12"/>
-                    <a:stretch>
-                      <a:fillRect/>
-                    </a:stretch>
-                  </pic:blipFill>
-                  <pic:spPr>
-                    <a:xfrm>
-                      <a:off x="0" y="0"/>
-                      <a:ext cx="4406577" cy="3375495"/>
-                    </a:xfrm>
-                    <a:prstGeom prst="rect">
-                      <a:avLst/>
-                    </a:prstGeom>
-                  </pic:spPr>
-                </pic:pic>
-              </a:graphicData>
-            </a:graphic>
-          </wp:inline>
-        </w:drawing>
-      </w:r>
-    </w:p>
-    <w:p>
-      <w:pPr>
-        <w:pStyle w:val="ListParagraph"/>
-        <w:tabs>
-          <w:tab w:val="left" w:pos="1440"/>
-        </w:tabs>
-        <w:rPr>
-          <w:rFonts w:ascii="Times New Roman" w:hAnsi="Times New Roman"/>
-          <w:b/>
-          <w:bCs/>
-          <w:lang w:val="en-US"/>
-        </w:rPr>
-      </w:pPr>
-      <w:r>
-        <w:rPr>
-          <w:rFonts w:ascii="Times New Roman" w:hAnsi="Times New Roman"/>
-          <w:b/>
-          <w:bCs/>
-          <w:lang w:val="en-US"/>
-        </w:rPr>
-        <w:drawing>
-          <wp:inline distT="0" distB="0" distL="0" distR="0" wp14:anchorId="7429915E" wp14:editId="79BAB6D6">
-            <wp:extent cx="3886400" cy="3276768"/>
-            <wp:effectExtent l="0" t="0" r="0" b="0"/>
-            <wp:docPr id="50990820" name="Picture 1"/>
-            <wp:cNvGraphicFramePr>
-              <a:graphicFrameLocks xmlns:a="http://schemas.openxmlformats.org/drawingml/2006/main" noChangeAspect="1"/>
-            </wp:cNvGraphicFramePr>
-            <a:graphic xmlns:a="http://schemas.openxmlformats.org/drawingml/2006/main">
-              <a:graphicData uri="http://schemas.openxmlformats.org/drawingml/2006/picture">
-                <pic:pic xmlns:pic="http://schemas.openxmlformats.org/drawingml/2006/picture">
-                  <pic:nvPicPr>
-                    <pic:cNvPr id="50990820" name=""/>
-                    <pic:cNvPicPr/>
-                  </pic:nvPicPr>
-                  <pic:blipFill>
-                    <a:blip r:embed="rId13"/>
-                    <a:stretch>
-                      <a:fillRect/>
-                    </a:stretch>
-                  </pic:blipFill>
-                  <pic:spPr>
-                    <a:xfrm>
-                      <a:off x="0" y="0"/>
-                      <a:ext cx="3886400" cy="3276768"/>
-                    </a:xfrm>
-                    <a:prstGeom prst="rect">
-                      <a:avLst/>
-                    </a:prstGeom>
-                  </pic:spPr>
-                </pic:pic>
-              </a:graphicData>
-            </a:graphic>
-          </wp:inline>
-        </w:drawing>
-      </w:r>
-    </w:p>
-    <w:p>
-      <w:pPr>
-        <w:pStyle w:val="ListParagraph"/>
-        <w:tabs>
-          <w:tab w:val="left" w:pos="1440"/>
-        </w:tabs>
-        <w:rPr>
-          <w:rFonts w:ascii="Times New Roman" w:hAnsi="Times New Roman"/>
-          <w:b/>
-          <w:bCs/>
-          <w:lang w:val="en-US"/>
-        </w:rPr>
-      </w:pPr>
-    </w:p>
-    <w:p>
-      <w:pPr>
-        <w:pStyle w:val="ListParagraph"/>
-        <w:numPr>
-          <w:ilvl w:val="0"/>
-          <w:numId w:val="37"/>
-        </w:numPr>
-        <w:tabs>
-          <w:tab w:val="left" w:pos="1440"/>
-        </w:tabs>
-        <w:rPr>
-          <w:rFonts w:ascii="Times New Roman" w:hAnsi="Times New Roman"/>
-          <w:b/>
-          <w:bCs/>
-          <w:lang w:val="en-US"/>
-        </w:rPr>
-      </w:pPr>
-      <w:proofErr w:type="spellStart"/>
-      <w:r>
-        <w:rPr>
-          <w:rFonts w:ascii="Times New Roman" w:hAnsi="Times New Roman"/>
-          <w:b/>
-          <w:bCs/>
-          <w:lang w:val="en-US"/>
-        </w:rPr>
-        <w:t>Ouput</w:t>
-      </w:r>
-      <w:proofErr w:type="spellEnd"/>
-    </w:p>
-    <w:p>
-      <w:pPr>
-        <w:pStyle w:val="ListParagraph"/>
-        <w:tabs>
-          <w:tab w:val="left" w:pos="1440"/>
-        </w:tabs>
-        <w:rPr>
-          <w:rFonts w:ascii="Times New Roman" w:hAnsi="Times New Roman"/>
-          <w:b/>
-          <w:bCs/>
-          <w:lang w:val="en-US"/>
-        </w:rPr>
-      </w:pPr>
-      <w:r>
-        <w:rPr>
-          <w:rFonts w:ascii="Times New Roman" w:hAnsi="Times New Roman"/>
-          <w:b/>
-          <w:bCs/>
-          <w:lang w:val="en-US"/>
-        </w:rPr>
-        <w:drawing>
-          <wp:anchor distT="0" distB="0" distL="114300" distR="114300" simplePos="0" relativeHeight="251658240" behindDoc="0" locked="0" layoutInCell="1" allowOverlap="1" wp14:anchorId="24B8D33F" wp14:editId="453F740D">
-            <wp:simplePos x="0" y="0"/>
-            <wp:positionH relativeFrom="column">
-              <wp:posOffset>2965981</wp:posOffset>
-            </wp:positionH>
-            <wp:positionV relativeFrom="paragraph">
-              <wp:posOffset>54758</wp:posOffset>
-            </wp:positionV>
-            <wp:extent cx="2418715" cy="1701209"/>
-            <wp:effectExtent l="0" t="0" r="635" b="0"/>
-            <wp:wrapSquare wrapText="bothSides"/>
-            <wp:docPr id="10230131" name="Picture 1"/>
-            <wp:cNvGraphicFramePr>
-              <a:graphicFrameLocks xmlns:a="http://schemas.openxmlformats.org/drawingml/2006/main" noChangeAspect="1"/>
-            </wp:cNvGraphicFramePr>
-            <a:graphic xmlns:a="http://schemas.openxmlformats.org/drawingml/2006/main">
-              <a:graphicData uri="http://schemas.openxmlformats.org/drawingml/2006/picture">
-                <pic:pic xmlns:pic="http://schemas.openxmlformats.org/drawingml/2006/picture">
-                  <pic:nvPicPr>
-                    <pic:cNvPr id="10230131" name=""/>
+                    <pic:cNvPr id="292884907" name=""/>
                     <pic:cNvPicPr/>
                   </pic:nvPicPr>
                   <pic:blipFill rotWithShape="1">
-                    <a:blip r:embed="rId14">
-                      <a:extLst>
-                        <a:ext uri="{28A0092B-C50C-407E-A947-70E740481C1C}">
-                          <a14:useLocalDpi xmlns:a14="http://schemas.microsoft.com/office/drawing/2010/main" val="0"/>
-                        </a:ext>
-                      </a:extLst>
-                    </a:blip>
-                    <a:srcRect t="35655" b="28230"/>
+                    <a:blip r:embed="rId5"/>
+                    <a:srcRect t="48407" b="1"/>
                     <a:stretch>
                       <a:fillRect/>
                     </a:stretch>
@@ -1201,7 +4299,7 @@
                   <pic:spPr bwMode="auto">
                     <a:xfrm>
                       <a:off x="0" y="0"/>
-                      <a:ext cx="2418715" cy="1701209"/>
+                      <a:ext cx="2486372" cy="339129"/>
                     </a:xfrm>
                     <a:prstGeom prst="rect">
                       <a:avLst/>
@@ -1218,29 +4316,54 @@
                 </pic:pic>
               </a:graphicData>
             </a:graphic>
-            <wp14:sizeRelH relativeFrom="page">
-              <wp14:pctWidth>0</wp14:pctWidth>
-            </wp14:sizeRelH>
-            <wp14:sizeRelV relativeFrom="page">
-              <wp14:pctHeight>0</wp14:pctHeight>
-            </wp14:sizeRelV>
-          </wp:anchor>
+          </wp:inline>
         </w:drawing>
       </w:r>
     </w:p>
     <w:p>
       <w:pPr>
         <w:pStyle w:val="ListParagraph"/>
+        <w:numPr>
+          <w:ilvl w:val="0"/>
+          <w:numId w:val="41"/>
+        </w:numPr>
         <w:tabs>
+          <w:tab w:val="left" w:pos="1350"/>
           <w:tab w:val="left" w:pos="1440"/>
         </w:tabs>
+        <w:ind w:left="1800"/>
+        <w:rPr>
+          <w:rFonts w:ascii="Times New Roman" w:hAnsi="Times New Roman"/>
+          <w:lang w:val="en-US"/>
+        </w:rPr>
+      </w:pPr>
+      <w:proofErr w:type="spellStart"/>
+      <w:r>
+        <w:rPr>
+          <w:rFonts w:ascii="Times New Roman" w:hAnsi="Times New Roman"/>
+          <w:lang w:val="en-US"/>
+        </w:rPr>
+        <w:t>Perhatikan</w:t>
+      </w:r>
+      <w:proofErr w:type="spellEnd"/>
+      <w:r>
+        <w:rPr>
+          <w:rFonts w:ascii="Times New Roman" w:hAnsi="Times New Roman"/>
+          <w:lang w:val="en-US"/>
+        </w:rPr>
+        <w:t xml:space="preserve"> method </w:t>
+      </w:r>
+      <w:proofErr w:type="gramStart"/>
+      <w:r>
         <w:rPr>
           <w:rFonts w:ascii="Times New Roman" w:hAnsi="Times New Roman"/>
           <w:b/>
           <w:bCs/>
           <w:lang w:val="en-US"/>
         </w:rPr>
-      </w:pPr>
+        <w:t>add(</w:t>
+      </w:r>
+      <w:proofErr w:type="gramEnd"/>
       <w:r>
         <w:rPr>
           <w:rFonts w:ascii="Times New Roman" w:hAnsi="Times New Roman"/>
@@ -1248,19 +4371,215 @@
           <w:bCs/>
           <w:lang w:val="en-US"/>
         </w:rPr>
+        <w:t>),</w:t>
+      </w:r>
+      <w:r>
+        <w:rPr>
+          <w:rFonts w:ascii="Times New Roman" w:hAnsi="Times New Roman"/>
+          <w:lang w:val="en-US"/>
+        </w:rPr>
+        <w:t xml:space="preserve"> di </w:t>
+      </w:r>
+      <w:proofErr w:type="spellStart"/>
+      <w:r>
+        <w:rPr>
+          <w:rFonts w:ascii="Times New Roman" w:hAnsi="Times New Roman"/>
+          <w:lang w:val="en-US"/>
+        </w:rPr>
+        <w:t>dalamnya</w:t>
+      </w:r>
+      <w:proofErr w:type="spellEnd"/>
+      <w:r>
+        <w:rPr>
+          <w:rFonts w:ascii="Times New Roman" w:hAnsi="Times New Roman"/>
+          <w:lang w:val="en-US"/>
+        </w:rPr>
+        <w:t xml:space="preserve"> </w:t>
+      </w:r>
+      <w:proofErr w:type="spellStart"/>
+      <w:r>
+        <w:rPr>
+          <w:rFonts w:ascii="Times New Roman" w:hAnsi="Times New Roman"/>
+          <w:lang w:val="en-US"/>
+        </w:rPr>
+        <w:t>terdapat</w:t>
+      </w:r>
+      <w:proofErr w:type="spellEnd"/>
+      <w:r>
+        <w:rPr>
+          <w:rFonts w:ascii="Times New Roman" w:hAnsi="Times New Roman"/>
+          <w:lang w:val="en-US"/>
+        </w:rPr>
+        <w:t xml:space="preserve"> baris program </w:t>
+      </w:r>
+      <w:proofErr w:type="spellStart"/>
+      <w:r>
+        <w:rPr>
+          <w:rFonts w:ascii="Times New Roman" w:hAnsi="Times New Roman"/>
+          <w:lang w:val="en-US"/>
+        </w:rPr>
+        <w:t>seperti</w:t>
+      </w:r>
+      <w:proofErr w:type="spellEnd"/>
+      <w:r>
+        <w:rPr>
+          <w:rFonts w:ascii="Times New Roman" w:hAnsi="Times New Roman"/>
+          <w:lang w:val="en-US"/>
+        </w:rPr>
+        <w:t xml:space="preserve"> di </w:t>
+      </w:r>
+      <w:proofErr w:type="spellStart"/>
+      <w:r>
+        <w:rPr>
+          <w:rFonts w:ascii="Times New Roman" w:hAnsi="Times New Roman"/>
+          <w:lang w:val="en-US"/>
+        </w:rPr>
+        <w:t>bawah</w:t>
+      </w:r>
+      <w:proofErr w:type="spellEnd"/>
+      <w:r>
+        <w:rPr>
+          <w:rFonts w:ascii="Times New Roman" w:hAnsi="Times New Roman"/>
+          <w:lang w:val="en-US"/>
+        </w:rPr>
+        <w:t xml:space="preserve"> </w:t>
+      </w:r>
+      <w:proofErr w:type="spellStart"/>
+      <w:r>
+        <w:rPr>
+          <w:rFonts w:ascii="Times New Roman" w:hAnsi="Times New Roman"/>
+          <w:lang w:val="en-US"/>
+        </w:rPr>
+        <w:t>ini</w:t>
+      </w:r>
+      <w:proofErr w:type="spellEnd"/>
+      <w:r>
+        <w:rPr>
+          <w:rFonts w:ascii="Times New Roman" w:hAnsi="Times New Roman"/>
+          <w:lang w:val="en-US"/>
+        </w:rPr>
+        <w:t xml:space="preserve">. </w:t>
+      </w:r>
+      <w:proofErr w:type="spellStart"/>
+      <w:r>
+        <w:rPr>
+          <w:rFonts w:ascii="Times New Roman" w:hAnsi="Times New Roman"/>
+          <w:lang w:val="en-US"/>
+        </w:rPr>
+        <w:t>Jelaskan</w:t>
+      </w:r>
+      <w:proofErr w:type="spellEnd"/>
+      <w:r>
+        <w:rPr>
+          <w:rFonts w:ascii="Times New Roman" w:hAnsi="Times New Roman"/>
+          <w:lang w:val="en-US"/>
+        </w:rPr>
+        <w:t xml:space="preserve"> </w:t>
+      </w:r>
+      <w:proofErr w:type="spellStart"/>
+      <w:r>
+        <w:rPr>
+          <w:rFonts w:ascii="Times New Roman" w:hAnsi="Times New Roman"/>
+          <w:lang w:val="en-US"/>
+        </w:rPr>
+        <w:t>secara</w:t>
+      </w:r>
+      <w:proofErr w:type="spellEnd"/>
+      <w:r>
+        <w:rPr>
+          <w:rFonts w:ascii="Times New Roman" w:hAnsi="Times New Roman"/>
+          <w:lang w:val="en-US"/>
+        </w:rPr>
+        <w:t xml:space="preserve"> </w:t>
+      </w:r>
+      <w:proofErr w:type="spellStart"/>
+      <w:r>
+        <w:rPr>
+          <w:rFonts w:ascii="Times New Roman" w:hAnsi="Times New Roman"/>
+          <w:lang w:val="en-US"/>
+        </w:rPr>
+        <w:t>detil</w:t>
+      </w:r>
+      <w:proofErr w:type="spellEnd"/>
+      <w:r>
+        <w:rPr>
+          <w:rFonts w:ascii="Times New Roman" w:hAnsi="Times New Roman"/>
+          <w:lang w:val="en-US"/>
+        </w:rPr>
+        <w:t xml:space="preserve"> </w:t>
+      </w:r>
+      <w:proofErr w:type="spellStart"/>
+      <w:r>
+        <w:rPr>
+          <w:rFonts w:ascii="Times New Roman" w:hAnsi="Times New Roman"/>
+          <w:lang w:val="en-US"/>
+        </w:rPr>
+        <w:t>untuk</w:t>
+      </w:r>
+      <w:proofErr w:type="spellEnd"/>
+      <w:r>
+        <w:rPr>
+          <w:rFonts w:ascii="Times New Roman" w:hAnsi="Times New Roman"/>
+          <w:lang w:val="en-US"/>
+        </w:rPr>
+        <w:t xml:space="preserve"> </w:t>
+      </w:r>
+      <w:proofErr w:type="spellStart"/>
+      <w:r>
+        <w:rPr>
+          <w:rFonts w:ascii="Times New Roman" w:hAnsi="Times New Roman"/>
+          <w:lang w:val="en-US"/>
+        </w:rPr>
+        <w:t>apa</w:t>
+      </w:r>
+      <w:proofErr w:type="spellEnd"/>
+      <w:r>
+        <w:rPr>
+          <w:rFonts w:ascii="Times New Roman" w:hAnsi="Times New Roman"/>
+          <w:lang w:val="en-US"/>
+        </w:rPr>
+        <w:t xml:space="preserve"> baris program </w:t>
+      </w:r>
+      <w:proofErr w:type="spellStart"/>
+      <w:r>
+        <w:rPr>
+          <w:rFonts w:ascii="Times New Roman" w:hAnsi="Times New Roman"/>
+          <w:lang w:val="en-US"/>
+        </w:rPr>
+        <w:t>tersebut</w:t>
+      </w:r>
+      <w:proofErr w:type="spellEnd"/>
+      <w:r>
+        <w:rPr>
+          <w:rFonts w:ascii="Times New Roman" w:hAnsi="Times New Roman"/>
+          <w:lang w:val="en-US"/>
+        </w:rPr>
+        <w:t xml:space="preserve">? </w:t>
+      </w:r>
+    </w:p>
+    <w:p>
+      <w:pPr>
+        <w:pStyle w:val="ListParagraph"/>
+        <w:tabs>
+          <w:tab w:val="left" w:pos="1350"/>
+          <w:tab w:val="left" w:pos="1440"/>
+        </w:tabs>
+        <w:ind w:left="1800"/>
+        <w:rPr>
+          <w:rFonts w:ascii="Times New Roman" w:hAnsi="Times New Roman"/>
+          <w:lang w:val="en-US"/>
+        </w:rPr>
+      </w:pPr>
+      <w:r>
+        <w:rPr>
+          <w:rFonts w:ascii="Times New Roman" w:hAnsi="Times New Roman"/>
+          <w:lang w:val="en-US"/>
+        </w:rPr>
         <w:drawing>
-          <wp:anchor distT="0" distB="0" distL="114300" distR="114300" simplePos="0" relativeHeight="251659264" behindDoc="0" locked="0" layoutInCell="1" allowOverlap="1" wp14:anchorId="0F6E90D3" wp14:editId="3DB3FF15">
-            <wp:simplePos x="0" y="0"/>
-            <wp:positionH relativeFrom="column">
-              <wp:posOffset>287079</wp:posOffset>
-            </wp:positionH>
-            <wp:positionV relativeFrom="paragraph">
-              <wp:posOffset>-159622</wp:posOffset>
-            </wp:positionV>
-            <wp:extent cx="2419350" cy="1711842"/>
-            <wp:effectExtent l="0" t="0" r="0" b="3175"/>
-            <wp:wrapSquare wrapText="bothSides"/>
-            <wp:docPr id="1885707654" name="Picture 1"/>
+          <wp:inline distT="0" distB="0" distL="0" distR="0" wp14:anchorId="40FA7E76" wp14:editId="64D25D2A">
+            <wp:extent cx="3534268" cy="2333951"/>
+            <wp:effectExtent l="0" t="0" r="0" b="9525"/>
+            <wp:docPr id="1488396953" name="Picture 1"/>
             <wp:cNvGraphicFramePr>
               <a:graphicFrameLocks xmlns:a="http://schemas.openxmlformats.org/drawingml/2006/main" noChangeAspect="1"/>
             </wp:cNvGraphicFramePr>
@@ -1268,104 +4587,11 @@
               <a:graphicData uri="http://schemas.openxmlformats.org/drawingml/2006/picture">
                 <pic:pic xmlns:pic="http://schemas.openxmlformats.org/drawingml/2006/picture">
                   <pic:nvPicPr>
-                    <pic:cNvPr id="1885707654" name=""/>
-                    <pic:cNvPicPr/>
-                  </pic:nvPicPr>
-                  <pic:blipFill rotWithShape="1">
-                    <a:blip r:embed="rId14">
-                      <a:extLst>
-                        <a:ext uri="{28A0092B-C50C-407E-A947-70E740481C1C}">
-                          <a14:useLocalDpi xmlns:a14="http://schemas.microsoft.com/office/drawing/2010/main" val="0"/>
-                        </a:ext>
-                      </a:extLst>
-                    </a:blip>
-                    <a:srcRect b="63668"/>
-                    <a:stretch>
-                      <a:fillRect/>
-                    </a:stretch>
-                  </pic:blipFill>
-                  <pic:spPr bwMode="auto">
-                    <a:xfrm>
-                      <a:off x="0" y="0"/>
-                      <a:ext cx="2419350" cy="1711842"/>
-                    </a:xfrm>
-                    <a:prstGeom prst="rect">
-                      <a:avLst/>
-                    </a:prstGeom>
-                    <a:ln>
-                      <a:noFill/>
-                    </a:ln>
-                    <a:extLst>
-                      <a:ext uri="{53640926-AAD7-44D8-BBD7-CCE9431645EC}">
-                        <a14:shadowObscured xmlns:a14="http://schemas.microsoft.com/office/drawing/2010/main"/>
-                      </a:ext>
-                    </a:extLst>
-                  </pic:spPr>
-                </pic:pic>
-              </a:graphicData>
-            </a:graphic>
-            <wp14:sizeRelH relativeFrom="page">
-              <wp14:pctWidth>0</wp14:pctWidth>
-            </wp14:sizeRelH>
-            <wp14:sizeRelV relativeFrom="page">
-              <wp14:pctHeight>0</wp14:pctHeight>
-            </wp14:sizeRelV>
-          </wp:anchor>
-        </w:drawing>
-      </w:r>
-    </w:p>
-    <w:p>
-      <w:pPr>
-        <w:pStyle w:val="ListParagraph"/>
-        <w:tabs>
-          <w:tab w:val="left" w:pos="1440"/>
-        </w:tabs>
-        <w:rPr>
-          <w:rFonts w:ascii="Times New Roman" w:hAnsi="Times New Roman"/>
-          <w:b/>
-          <w:bCs/>
-          <w:lang w:val="en-US"/>
-        </w:rPr>
-      </w:pPr>
-      <w:r>
-        <w:rPr>
-          <w:rFonts w:ascii="Times New Roman" w:hAnsi="Times New Roman"/>
-          <w:b/>
-          <w:bCs/>
-          <w:lang w:val="en-US"/>
-        </w:rPr>
-        <w:lastRenderedPageBreak/>
-        <w:drawing>
-          <wp:anchor distT="0" distB="0" distL="114300" distR="114300" simplePos="0" relativeHeight="251660288" behindDoc="0" locked="0" layoutInCell="1" allowOverlap="1" wp14:anchorId="42A6EBCA" wp14:editId="52F4EF13">
-            <wp:simplePos x="0" y="0"/>
-            <wp:positionH relativeFrom="column">
-              <wp:posOffset>2487930</wp:posOffset>
-            </wp:positionH>
-            <wp:positionV relativeFrom="paragraph">
-              <wp:posOffset>10160</wp:posOffset>
-            </wp:positionV>
-            <wp:extent cx="2559050" cy="4252595"/>
-            <wp:effectExtent l="0" t="0" r="0" b="0"/>
-            <wp:wrapSquare wrapText="bothSides"/>
-            <wp:docPr id="1482283650" name="Picture 1"/>
-            <wp:cNvGraphicFramePr>
-              <a:graphicFrameLocks xmlns:a="http://schemas.openxmlformats.org/drawingml/2006/main" noChangeAspect="1"/>
-            </wp:cNvGraphicFramePr>
-            <a:graphic xmlns:a="http://schemas.openxmlformats.org/drawingml/2006/main">
-              <a:graphicData uri="http://schemas.openxmlformats.org/drawingml/2006/picture">
-                <pic:pic xmlns:pic="http://schemas.openxmlformats.org/drawingml/2006/picture">
-                  <pic:nvPicPr>
-                    <pic:cNvPr id="1482283650" name=""/>
+                    <pic:cNvPr id="1488396953" name=""/>
                     <pic:cNvPicPr/>
                   </pic:nvPicPr>
                   <pic:blipFill>
-                    <a:blip r:embed="rId15">
-                      <a:extLst>
-                        <a:ext uri="{28A0092B-C50C-407E-A947-70E740481C1C}">
-                          <a14:useLocalDpi xmlns:a14="http://schemas.microsoft.com/office/drawing/2010/main" val="0"/>
-                        </a:ext>
-                      </a:extLst>
-                    </a:blip>
+                    <a:blip r:embed="rId6"/>
                     <a:stretch>
                       <a:fillRect/>
                     </a:stretch>
@@ -1373,7 +4599,7 @@
                   <pic:spPr>
                     <a:xfrm>
                       <a:off x="0" y="0"/>
-                      <a:ext cx="2559050" cy="4252595"/>
+                      <a:ext cx="3534268" cy="2333951"/>
                     </a:xfrm>
                     <a:prstGeom prst="rect">
                       <a:avLst/>
@@ -1382,335 +4608,2607 @@
                 </pic:pic>
               </a:graphicData>
             </a:graphic>
-            <wp14:sizeRelH relativeFrom="page">
-              <wp14:pctWidth>0</wp14:pctWidth>
-            </wp14:sizeRelH>
-            <wp14:sizeRelV relativeFrom="page">
-              <wp14:pctHeight>0</wp14:pctHeight>
-            </wp14:sizeRelV>
-          </wp:anchor>
+          </wp:inline>
         </w:drawing>
+      </w:r>
+    </w:p>
+    <w:p>
+      <w:pPr>
+        <w:pStyle w:val="ListParagraph"/>
+        <w:tabs>
+          <w:tab w:val="left" w:pos="1350"/>
+          <w:tab w:val="left" w:pos="1440"/>
+        </w:tabs>
+        <w:ind w:left="1800"/>
+        <w:rPr>
+          <w:rFonts w:ascii="Times New Roman" w:hAnsi="Times New Roman"/>
+          <w:lang w:val="en-US"/>
+        </w:rPr>
+      </w:pPr>
+      <w:proofErr w:type="gramStart"/>
+      <w:r>
+        <w:rPr>
+          <w:rFonts w:ascii="Times New Roman" w:hAnsi="Times New Roman"/>
+          <w:lang w:val="en-US"/>
+        </w:rPr>
+        <w:t>Jawab :</w:t>
+      </w:r>
+      <w:proofErr w:type="gramEnd"/>
+    </w:p>
+    <w:p>
+      <w:pPr>
+        <w:pStyle w:val="ListParagraph"/>
+        <w:tabs>
+          <w:tab w:val="left" w:pos="1350"/>
+          <w:tab w:val="left" w:pos="1440"/>
+        </w:tabs>
+        <w:ind w:left="1800"/>
+        <w:rPr>
+          <w:rFonts w:ascii="Times New Roman" w:hAnsi="Times New Roman"/>
+        </w:rPr>
+      </w:pPr>
+      <w:r>
+        <w:rPr>
+          <w:rFonts w:ascii="Times New Roman" w:hAnsi="Times New Roman"/>
+        </w:rPr>
+        <w:t xml:space="preserve">Baris </w:t>
+      </w:r>
+      <w:proofErr w:type="spellStart"/>
+      <w:r>
+        <w:rPr>
+          <w:rFonts w:ascii="Times New Roman" w:hAnsi="Times New Roman"/>
+        </w:rPr>
+        <w:t>kode</w:t>
+      </w:r>
+      <w:proofErr w:type="spellEnd"/>
+      <w:r>
+        <w:rPr>
+          <w:rFonts w:ascii="Times New Roman" w:hAnsi="Times New Roman"/>
+        </w:rPr>
+        <w:t xml:space="preserve"> </w:t>
+      </w:r>
+      <w:proofErr w:type="spellStart"/>
+      <w:r>
+        <w:rPr>
+          <w:rFonts w:ascii="Times New Roman" w:hAnsi="Times New Roman"/>
+        </w:rPr>
+        <w:t>tersebut</w:t>
+      </w:r>
+      <w:proofErr w:type="spellEnd"/>
+      <w:r>
+        <w:rPr>
+          <w:rFonts w:ascii="Times New Roman" w:hAnsi="Times New Roman"/>
+        </w:rPr>
+        <w:t xml:space="preserve"> </w:t>
+      </w:r>
+      <w:proofErr w:type="spellStart"/>
+      <w:r>
+        <w:rPr>
+          <w:rFonts w:ascii="Times New Roman" w:hAnsi="Times New Roman"/>
+        </w:rPr>
+        <w:t>digunakan</w:t>
+      </w:r>
+      <w:proofErr w:type="spellEnd"/>
+      <w:r>
+        <w:rPr>
+          <w:rFonts w:ascii="Times New Roman" w:hAnsi="Times New Roman"/>
+        </w:rPr>
+        <w:t xml:space="preserve"> </w:t>
+      </w:r>
+      <w:proofErr w:type="spellStart"/>
+      <w:r>
+        <w:rPr>
+          <w:rFonts w:ascii="Times New Roman" w:hAnsi="Times New Roman"/>
+        </w:rPr>
+        <w:t>untuk</w:t>
+      </w:r>
+      <w:proofErr w:type="spellEnd"/>
+      <w:r>
+        <w:rPr>
+          <w:rFonts w:ascii="Times New Roman" w:hAnsi="Times New Roman"/>
+        </w:rPr>
+        <w:t xml:space="preserve"> </w:t>
+      </w:r>
+      <w:proofErr w:type="spellStart"/>
+      <w:r>
+        <w:rPr>
+          <w:rFonts w:ascii="Times New Roman" w:hAnsi="Times New Roman"/>
+        </w:rPr>
+        <w:t>mencari</w:t>
+      </w:r>
+      <w:proofErr w:type="spellEnd"/>
+      <w:r>
+        <w:rPr>
+          <w:rFonts w:ascii="Times New Roman" w:hAnsi="Times New Roman"/>
+        </w:rPr>
+        <w:t xml:space="preserve"> </w:t>
+      </w:r>
+      <w:proofErr w:type="spellStart"/>
+      <w:r>
+        <w:rPr>
+          <w:rFonts w:ascii="Times New Roman" w:hAnsi="Times New Roman"/>
+        </w:rPr>
+        <w:t>posisi</w:t>
+      </w:r>
+      <w:proofErr w:type="spellEnd"/>
+      <w:r>
+        <w:rPr>
+          <w:rFonts w:ascii="Times New Roman" w:hAnsi="Times New Roman"/>
+        </w:rPr>
+        <w:t xml:space="preserve"> </w:t>
+      </w:r>
+      <w:proofErr w:type="spellStart"/>
+      <w:r>
+        <w:rPr>
+          <w:rFonts w:ascii="Times New Roman" w:hAnsi="Times New Roman"/>
+        </w:rPr>
+        <w:t>kosong</w:t>
+      </w:r>
+      <w:proofErr w:type="spellEnd"/>
+      <w:r>
+        <w:rPr>
+          <w:rFonts w:ascii="Times New Roman" w:hAnsi="Times New Roman"/>
+        </w:rPr>
+        <w:t xml:space="preserve"> yang </w:t>
+      </w:r>
+      <w:proofErr w:type="spellStart"/>
+      <w:r>
+        <w:rPr>
+          <w:rFonts w:ascii="Times New Roman" w:hAnsi="Times New Roman"/>
+        </w:rPr>
+        <w:t>sesuai</w:t>
+      </w:r>
+      <w:proofErr w:type="spellEnd"/>
+      <w:r>
+        <w:rPr>
+          <w:rFonts w:ascii="Times New Roman" w:hAnsi="Times New Roman"/>
+        </w:rPr>
+        <w:t xml:space="preserve"> </w:t>
+      </w:r>
+      <w:proofErr w:type="spellStart"/>
+      <w:r>
+        <w:rPr>
+          <w:rFonts w:ascii="Times New Roman" w:hAnsi="Times New Roman"/>
+        </w:rPr>
+        <w:t>untuk</w:t>
+      </w:r>
+      <w:proofErr w:type="spellEnd"/>
+      <w:r>
+        <w:rPr>
+          <w:rFonts w:ascii="Times New Roman" w:hAnsi="Times New Roman"/>
+        </w:rPr>
+        <w:t xml:space="preserve"> </w:t>
+      </w:r>
+      <w:proofErr w:type="spellStart"/>
+      <w:r>
+        <w:rPr>
+          <w:rFonts w:ascii="Times New Roman" w:hAnsi="Times New Roman"/>
+        </w:rPr>
+        <w:t>menempatkan</w:t>
+      </w:r>
+      <w:proofErr w:type="spellEnd"/>
+      <w:r>
+        <w:rPr>
+          <w:rFonts w:ascii="Times New Roman" w:hAnsi="Times New Roman"/>
+        </w:rPr>
+        <w:t xml:space="preserve"> data </w:t>
+      </w:r>
+      <w:proofErr w:type="spellStart"/>
+      <w:r>
+        <w:rPr>
+          <w:rFonts w:ascii="Times New Roman" w:hAnsi="Times New Roman"/>
+        </w:rPr>
+        <w:t>mahasiswa</w:t>
+      </w:r>
+      <w:proofErr w:type="spellEnd"/>
+      <w:r>
+        <w:rPr>
+          <w:rFonts w:ascii="Times New Roman" w:hAnsi="Times New Roman"/>
+        </w:rPr>
+        <w:t xml:space="preserve"> </w:t>
+      </w:r>
+      <w:proofErr w:type="spellStart"/>
+      <w:r>
+        <w:rPr>
+          <w:rFonts w:ascii="Times New Roman" w:hAnsi="Times New Roman"/>
+        </w:rPr>
+        <w:t>baru</w:t>
+      </w:r>
+      <w:proofErr w:type="spellEnd"/>
+      <w:r>
+        <w:rPr>
+          <w:rFonts w:ascii="Times New Roman" w:hAnsi="Times New Roman"/>
+        </w:rPr>
+        <w:t xml:space="preserve"> pada </w:t>
       </w:r>
       <w:r>
         <w:rPr>
           <w:rFonts w:ascii="Times New Roman" w:hAnsi="Times New Roman"/>
           <w:b/>
           <w:bCs/>
-          <w:lang w:val="en-US"/>
-        </w:rPr>
-        <w:drawing>
-          <wp:anchor distT="0" distB="0" distL="114300" distR="114300" simplePos="0" relativeHeight="251661312" behindDoc="0" locked="0" layoutInCell="1" allowOverlap="1" wp14:anchorId="05CE1506" wp14:editId="0F2A282B">
-            <wp:simplePos x="0" y="0"/>
-            <wp:positionH relativeFrom="column">
-              <wp:posOffset>-85577</wp:posOffset>
-            </wp:positionH>
-            <wp:positionV relativeFrom="paragraph">
-              <wp:posOffset>14442</wp:posOffset>
-            </wp:positionV>
-            <wp:extent cx="2444750" cy="4273550"/>
-            <wp:effectExtent l="0" t="0" r="0" b="0"/>
-            <wp:wrapSquare wrapText="bothSides"/>
-            <wp:docPr id="2101885449" name="Picture 1"/>
-            <wp:cNvGraphicFramePr>
-              <a:graphicFrameLocks xmlns:a="http://schemas.openxmlformats.org/drawingml/2006/main" noChangeAspect="1"/>
-            </wp:cNvGraphicFramePr>
-            <a:graphic xmlns:a="http://schemas.openxmlformats.org/drawingml/2006/main">
-              <a:graphicData uri="http://schemas.openxmlformats.org/drawingml/2006/picture">
-                <pic:pic xmlns:pic="http://schemas.openxmlformats.org/drawingml/2006/picture">
-                  <pic:nvPicPr>
-                    <pic:cNvPr id="2101885449" name=""/>
-                    <pic:cNvPicPr/>
-                  </pic:nvPicPr>
-                  <pic:blipFill>
-                    <a:blip r:embed="rId16">
-                      <a:extLst>
-                        <a:ext uri="{28A0092B-C50C-407E-A947-70E740481C1C}">
-                          <a14:useLocalDpi xmlns:a14="http://schemas.microsoft.com/office/drawing/2010/main" val="0"/>
-                        </a:ext>
-                      </a:extLst>
-                    </a:blip>
-                    <a:stretch>
-                      <a:fillRect/>
-                    </a:stretch>
-                  </pic:blipFill>
-                  <pic:spPr>
-                    <a:xfrm>
-                      <a:off x="0" y="0"/>
-                      <a:ext cx="2444750" cy="4273550"/>
-                    </a:xfrm>
-                    <a:prstGeom prst="rect">
-                      <a:avLst/>
-                    </a:prstGeom>
-                  </pic:spPr>
-                </pic:pic>
-              </a:graphicData>
-            </a:graphic>
-            <wp14:sizeRelH relativeFrom="page">
-              <wp14:pctWidth>0</wp14:pctWidth>
-            </wp14:sizeRelH>
-            <wp14:sizeRelV relativeFrom="page">
-              <wp14:pctHeight>0</wp14:pctHeight>
-            </wp14:sizeRelV>
-          </wp:anchor>
-        </w:drawing>
+        </w:rPr>
+        <w:t>Binary Search Tree (BST)</w:t>
+      </w:r>
+      <w:r>
+        <w:rPr>
+          <w:rFonts w:ascii="Times New Roman" w:hAnsi="Times New Roman"/>
+        </w:rPr>
+        <w:t xml:space="preserve"> </w:t>
+      </w:r>
+      <w:proofErr w:type="spellStart"/>
+      <w:r>
+        <w:rPr>
+          <w:rFonts w:ascii="Times New Roman" w:hAnsi="Times New Roman"/>
+        </w:rPr>
+        <w:t>berdasarkan</w:t>
+      </w:r>
+      <w:proofErr w:type="spellEnd"/>
+      <w:r>
+        <w:rPr>
+          <w:rFonts w:ascii="Times New Roman" w:hAnsi="Times New Roman"/>
+        </w:rPr>
+        <w:t xml:space="preserve"> </w:t>
+      </w:r>
+      <w:proofErr w:type="spellStart"/>
+      <w:r>
+        <w:rPr>
+          <w:rFonts w:ascii="Times New Roman" w:hAnsi="Times New Roman"/>
+        </w:rPr>
+        <w:t>nilai</w:t>
+      </w:r>
+      <w:proofErr w:type="spellEnd"/>
+      <w:r>
+        <w:rPr>
+          <w:rFonts w:ascii="Times New Roman" w:hAnsi="Times New Roman"/>
+        </w:rPr>
+        <w:t xml:space="preserve"> IPK, </w:t>
+      </w:r>
+      <w:proofErr w:type="spellStart"/>
+      <w:r>
+        <w:rPr>
+          <w:rFonts w:ascii="Times New Roman" w:hAnsi="Times New Roman"/>
+        </w:rPr>
+        <w:t>dengan</w:t>
+      </w:r>
+      <w:proofErr w:type="spellEnd"/>
+      <w:r>
+        <w:rPr>
+          <w:rFonts w:ascii="Times New Roman" w:hAnsi="Times New Roman"/>
+        </w:rPr>
+        <w:t xml:space="preserve"> </w:t>
+      </w:r>
+      <w:proofErr w:type="spellStart"/>
+      <w:r>
+        <w:rPr>
+          <w:rFonts w:ascii="Times New Roman" w:hAnsi="Times New Roman"/>
+        </w:rPr>
+        <w:t>cara</w:t>
+      </w:r>
+      <w:proofErr w:type="spellEnd"/>
+      <w:r>
+        <w:rPr>
+          <w:rFonts w:ascii="Times New Roman" w:hAnsi="Times New Roman"/>
+        </w:rPr>
+        <w:t xml:space="preserve"> </w:t>
+      </w:r>
+      <w:proofErr w:type="spellStart"/>
+      <w:r>
+        <w:rPr>
+          <w:rFonts w:ascii="Times New Roman" w:hAnsi="Times New Roman"/>
+        </w:rPr>
+        <w:t>menyimpan</w:t>
+      </w:r>
+      <w:proofErr w:type="spellEnd"/>
+      <w:r>
+        <w:rPr>
+          <w:rFonts w:ascii="Times New Roman" w:hAnsi="Times New Roman"/>
+        </w:rPr>
+        <w:t xml:space="preserve"> node </w:t>
+      </w:r>
+      <w:proofErr w:type="spellStart"/>
+      <w:r>
+        <w:rPr>
+          <w:rFonts w:ascii="Times New Roman" w:hAnsi="Times New Roman"/>
+        </w:rPr>
+        <w:t>saat</w:t>
+      </w:r>
+      <w:proofErr w:type="spellEnd"/>
+      <w:r>
+        <w:rPr>
+          <w:rFonts w:ascii="Times New Roman" w:hAnsi="Times New Roman"/>
+        </w:rPr>
+        <w:t xml:space="preserve"> </w:t>
+      </w:r>
+      <w:proofErr w:type="spellStart"/>
+      <w:r>
+        <w:rPr>
+          <w:rFonts w:ascii="Times New Roman" w:hAnsi="Times New Roman"/>
+        </w:rPr>
+        <w:t>ini</w:t>
+      </w:r>
+      <w:proofErr w:type="spellEnd"/>
+      <w:r>
+        <w:rPr>
+          <w:rFonts w:ascii="Times New Roman" w:hAnsi="Times New Roman"/>
+        </w:rPr>
+        <w:t xml:space="preserve"> </w:t>
+      </w:r>
+      <w:proofErr w:type="spellStart"/>
+      <w:r>
+        <w:rPr>
+          <w:rFonts w:ascii="Times New Roman" w:hAnsi="Times New Roman"/>
+        </w:rPr>
+        <w:t>sebagai</w:t>
+      </w:r>
+      <w:proofErr w:type="spellEnd"/>
+      <w:r>
+        <w:rPr>
+          <w:rFonts w:ascii="Times New Roman" w:hAnsi="Times New Roman"/>
+        </w:rPr>
+        <w:t xml:space="preserve"> </w:t>
+      </w:r>
+      <w:r>
+        <w:rPr>
+          <w:rFonts w:ascii="Times New Roman" w:hAnsi="Times New Roman"/>
+          <w:b/>
+          <w:bCs/>
+        </w:rPr>
+        <w:t>parent</w:t>
+      </w:r>
+      <w:r>
+        <w:rPr>
+          <w:rFonts w:ascii="Times New Roman" w:hAnsi="Times New Roman"/>
+        </w:rPr>
+        <w:t xml:space="preserve">, </w:t>
+      </w:r>
+      <w:proofErr w:type="spellStart"/>
+      <w:r>
+        <w:rPr>
+          <w:rFonts w:ascii="Times New Roman" w:hAnsi="Times New Roman"/>
+        </w:rPr>
+        <w:t>kemudian</w:t>
+      </w:r>
+      <w:proofErr w:type="spellEnd"/>
+      <w:r>
+        <w:rPr>
+          <w:rFonts w:ascii="Times New Roman" w:hAnsi="Times New Roman"/>
+        </w:rPr>
+        <w:t xml:space="preserve"> </w:t>
+      </w:r>
+      <w:proofErr w:type="spellStart"/>
+      <w:r>
+        <w:rPr>
+          <w:rFonts w:ascii="Times New Roman" w:hAnsi="Times New Roman"/>
+        </w:rPr>
+        <w:t>membandingkan</w:t>
+      </w:r>
+      <w:proofErr w:type="spellEnd"/>
+      <w:r>
+        <w:rPr>
+          <w:rFonts w:ascii="Times New Roman" w:hAnsi="Times New Roman"/>
+        </w:rPr>
+        <w:t xml:space="preserve"> IPK data </w:t>
+      </w:r>
+      <w:proofErr w:type="spellStart"/>
+      <w:r>
+        <w:rPr>
+          <w:rFonts w:ascii="Times New Roman" w:hAnsi="Times New Roman"/>
+        </w:rPr>
+        <w:t>baru</w:t>
+      </w:r>
+      <w:proofErr w:type="spellEnd"/>
+      <w:r>
+        <w:rPr>
+          <w:rFonts w:ascii="Times New Roman" w:hAnsi="Times New Roman"/>
+        </w:rPr>
+        <w:t xml:space="preserve"> </w:t>
+      </w:r>
+      <w:proofErr w:type="spellStart"/>
+      <w:r>
+        <w:rPr>
+          <w:rFonts w:ascii="Times New Roman" w:hAnsi="Times New Roman"/>
+        </w:rPr>
+        <w:t>dengan</w:t>
+      </w:r>
+      <w:proofErr w:type="spellEnd"/>
+      <w:r>
+        <w:rPr>
+          <w:rFonts w:ascii="Times New Roman" w:hAnsi="Times New Roman"/>
+        </w:rPr>
+        <w:t xml:space="preserve"> IPK node yang </w:t>
+      </w:r>
+      <w:proofErr w:type="spellStart"/>
+      <w:r>
+        <w:rPr>
+          <w:rFonts w:ascii="Times New Roman" w:hAnsi="Times New Roman"/>
+        </w:rPr>
+        <w:t>sedang</w:t>
+      </w:r>
+      <w:proofErr w:type="spellEnd"/>
+      <w:r>
+        <w:rPr>
+          <w:rFonts w:ascii="Times New Roman" w:hAnsi="Times New Roman"/>
+        </w:rPr>
+        <w:t xml:space="preserve"> </w:t>
+      </w:r>
+      <w:proofErr w:type="spellStart"/>
+      <w:r>
+        <w:rPr>
+          <w:rFonts w:ascii="Times New Roman" w:hAnsi="Times New Roman"/>
+        </w:rPr>
+        <w:t>diperiksa</w:t>
+      </w:r>
+      <w:proofErr w:type="spellEnd"/>
+      <w:r>
+        <w:rPr>
+          <w:rFonts w:ascii="Times New Roman" w:hAnsi="Times New Roman"/>
+        </w:rPr>
+        <w:t xml:space="preserve">; </w:t>
+      </w:r>
+      <w:proofErr w:type="spellStart"/>
+      <w:r>
+        <w:rPr>
+          <w:rFonts w:ascii="Times New Roman" w:hAnsi="Times New Roman"/>
+        </w:rPr>
+        <w:t>jika</w:t>
+      </w:r>
+      <w:proofErr w:type="spellEnd"/>
+      <w:r>
+        <w:rPr>
+          <w:rFonts w:ascii="Times New Roman" w:hAnsi="Times New Roman"/>
+        </w:rPr>
+        <w:t xml:space="preserve"> </w:t>
+      </w:r>
+      <w:proofErr w:type="spellStart"/>
+      <w:r>
+        <w:rPr>
+          <w:rFonts w:ascii="Times New Roman" w:hAnsi="Times New Roman"/>
+        </w:rPr>
+        <w:t>lebih</w:t>
+      </w:r>
+      <w:proofErr w:type="spellEnd"/>
+      <w:r>
+        <w:rPr>
+          <w:rFonts w:ascii="Times New Roman" w:hAnsi="Times New Roman"/>
+        </w:rPr>
+        <w:t xml:space="preserve"> </w:t>
+      </w:r>
+      <w:proofErr w:type="spellStart"/>
+      <w:r>
+        <w:rPr>
+          <w:rFonts w:ascii="Times New Roman" w:hAnsi="Times New Roman"/>
+        </w:rPr>
+        <w:t>kecil</w:t>
+      </w:r>
+      <w:proofErr w:type="spellEnd"/>
+      <w:r>
+        <w:rPr>
+          <w:rFonts w:ascii="Times New Roman" w:hAnsi="Times New Roman"/>
+        </w:rPr>
+        <w:t xml:space="preserve"> </w:t>
+      </w:r>
+      <w:proofErr w:type="spellStart"/>
+      <w:r>
+        <w:rPr>
+          <w:rFonts w:ascii="Times New Roman" w:hAnsi="Times New Roman"/>
+        </w:rPr>
+        <w:t>maka</w:t>
+      </w:r>
+      <w:proofErr w:type="spellEnd"/>
+      <w:r>
+        <w:rPr>
+          <w:rFonts w:ascii="Times New Roman" w:hAnsi="Times New Roman"/>
+        </w:rPr>
+        <w:t xml:space="preserve"> </w:t>
+      </w:r>
+      <w:proofErr w:type="spellStart"/>
+      <w:r>
+        <w:rPr>
+          <w:rFonts w:ascii="Times New Roman" w:hAnsi="Times New Roman"/>
+        </w:rPr>
+        <w:t>bergerak</w:t>
+      </w:r>
+      <w:proofErr w:type="spellEnd"/>
+      <w:r>
+        <w:rPr>
+          <w:rFonts w:ascii="Times New Roman" w:hAnsi="Times New Roman"/>
+        </w:rPr>
+        <w:t xml:space="preserve"> </w:t>
+      </w:r>
+      <w:proofErr w:type="spellStart"/>
+      <w:r>
+        <w:rPr>
+          <w:rFonts w:ascii="Times New Roman" w:hAnsi="Times New Roman"/>
+        </w:rPr>
+        <w:t>ke</w:t>
+      </w:r>
+      <w:proofErr w:type="spellEnd"/>
+      <w:r>
+        <w:rPr>
+          <w:rFonts w:ascii="Times New Roman" w:hAnsi="Times New Roman"/>
+        </w:rPr>
+        <w:t xml:space="preserve"> </w:t>
+      </w:r>
+      <w:proofErr w:type="spellStart"/>
+      <w:r>
+        <w:rPr>
+          <w:rFonts w:ascii="Times New Roman" w:hAnsi="Times New Roman"/>
+        </w:rPr>
+        <w:t>cabang</w:t>
+      </w:r>
+      <w:proofErr w:type="spellEnd"/>
+      <w:r>
+        <w:rPr>
+          <w:rFonts w:ascii="Times New Roman" w:hAnsi="Times New Roman"/>
+        </w:rPr>
+        <w:t xml:space="preserve"> kiri (</w:t>
+      </w:r>
+      <w:r>
+        <w:rPr>
+          <w:rFonts w:ascii="Times New Roman" w:hAnsi="Times New Roman"/>
+          <w:b/>
+          <w:bCs/>
+        </w:rPr>
+        <w:t xml:space="preserve">current = </w:t>
+      </w:r>
+      <w:proofErr w:type="spellStart"/>
+      <w:r>
+        <w:rPr>
+          <w:rFonts w:ascii="Times New Roman" w:hAnsi="Times New Roman"/>
+          <w:b/>
+          <w:bCs/>
+        </w:rPr>
+        <w:t>current.left</w:t>
+      </w:r>
+      <w:proofErr w:type="spellEnd"/>
+      <w:r>
+        <w:rPr>
+          <w:rFonts w:ascii="Times New Roman" w:hAnsi="Times New Roman"/>
+        </w:rPr>
+        <w:t xml:space="preserve">), </w:t>
+      </w:r>
+      <w:proofErr w:type="spellStart"/>
+      <w:r>
+        <w:rPr>
+          <w:rFonts w:ascii="Times New Roman" w:hAnsi="Times New Roman"/>
+        </w:rPr>
+        <w:t>sedangkan</w:t>
+      </w:r>
+      <w:proofErr w:type="spellEnd"/>
+      <w:r>
+        <w:rPr>
+          <w:rFonts w:ascii="Times New Roman" w:hAnsi="Times New Roman"/>
+        </w:rPr>
+        <w:t xml:space="preserve"> </w:t>
+      </w:r>
+      <w:proofErr w:type="spellStart"/>
+      <w:r>
+        <w:rPr>
+          <w:rFonts w:ascii="Times New Roman" w:hAnsi="Times New Roman"/>
+        </w:rPr>
+        <w:t>jika</w:t>
+      </w:r>
+      <w:proofErr w:type="spellEnd"/>
+      <w:r>
+        <w:rPr>
+          <w:rFonts w:ascii="Times New Roman" w:hAnsi="Times New Roman"/>
+        </w:rPr>
+        <w:t xml:space="preserve"> </w:t>
+      </w:r>
+      <w:proofErr w:type="spellStart"/>
+      <w:r>
+        <w:rPr>
+          <w:rFonts w:ascii="Times New Roman" w:hAnsi="Times New Roman"/>
+        </w:rPr>
+        <w:t>lebih</w:t>
+      </w:r>
+      <w:proofErr w:type="spellEnd"/>
+      <w:r>
+        <w:rPr>
+          <w:rFonts w:ascii="Times New Roman" w:hAnsi="Times New Roman"/>
+        </w:rPr>
+        <w:t xml:space="preserve"> </w:t>
+      </w:r>
+      <w:proofErr w:type="spellStart"/>
+      <w:r>
+        <w:rPr>
+          <w:rFonts w:ascii="Times New Roman" w:hAnsi="Times New Roman"/>
+        </w:rPr>
+        <w:t>besar</w:t>
+      </w:r>
+      <w:proofErr w:type="spellEnd"/>
+      <w:r>
+        <w:rPr>
+          <w:rFonts w:ascii="Times New Roman" w:hAnsi="Times New Roman"/>
+        </w:rPr>
+        <w:t xml:space="preserve"> </w:t>
+      </w:r>
+      <w:proofErr w:type="spellStart"/>
+      <w:r>
+        <w:rPr>
+          <w:rFonts w:ascii="Times New Roman" w:hAnsi="Times New Roman"/>
+        </w:rPr>
+        <w:t>atau</w:t>
+      </w:r>
+      <w:proofErr w:type="spellEnd"/>
+      <w:r>
+        <w:rPr>
+          <w:rFonts w:ascii="Times New Roman" w:hAnsi="Times New Roman"/>
+        </w:rPr>
+        <w:t xml:space="preserve"> </w:t>
+      </w:r>
+      <w:proofErr w:type="spellStart"/>
+      <w:r>
+        <w:rPr>
+          <w:rFonts w:ascii="Times New Roman" w:hAnsi="Times New Roman"/>
+        </w:rPr>
+        <w:t>sama</w:t>
+      </w:r>
+      <w:proofErr w:type="spellEnd"/>
+      <w:r>
+        <w:rPr>
+          <w:rFonts w:ascii="Times New Roman" w:hAnsi="Times New Roman"/>
+        </w:rPr>
+        <w:t xml:space="preserve"> </w:t>
+      </w:r>
+      <w:proofErr w:type="spellStart"/>
+      <w:r>
+        <w:rPr>
+          <w:rFonts w:ascii="Times New Roman" w:hAnsi="Times New Roman"/>
+        </w:rPr>
+        <w:t>maka</w:t>
+      </w:r>
+      <w:proofErr w:type="spellEnd"/>
+      <w:r>
+        <w:rPr>
+          <w:rFonts w:ascii="Times New Roman" w:hAnsi="Times New Roman"/>
+        </w:rPr>
+        <w:t xml:space="preserve"> </w:t>
+      </w:r>
+      <w:proofErr w:type="spellStart"/>
+      <w:r>
+        <w:rPr>
+          <w:rFonts w:ascii="Times New Roman" w:hAnsi="Times New Roman"/>
+        </w:rPr>
+        <w:t>bergerak</w:t>
+      </w:r>
+      <w:proofErr w:type="spellEnd"/>
+      <w:r>
+        <w:rPr>
+          <w:rFonts w:ascii="Times New Roman" w:hAnsi="Times New Roman"/>
+        </w:rPr>
+        <w:t xml:space="preserve"> </w:t>
+      </w:r>
+      <w:proofErr w:type="spellStart"/>
+      <w:r>
+        <w:rPr>
+          <w:rFonts w:ascii="Times New Roman" w:hAnsi="Times New Roman"/>
+        </w:rPr>
+        <w:t>ke</w:t>
+      </w:r>
+      <w:proofErr w:type="spellEnd"/>
+      <w:r>
+        <w:rPr>
+          <w:rFonts w:ascii="Times New Roman" w:hAnsi="Times New Roman"/>
+        </w:rPr>
+        <w:t xml:space="preserve"> </w:t>
+      </w:r>
+      <w:proofErr w:type="spellStart"/>
+      <w:r>
+        <w:rPr>
+          <w:rFonts w:ascii="Times New Roman" w:hAnsi="Times New Roman"/>
+        </w:rPr>
+        <w:t>cabang</w:t>
+      </w:r>
+      <w:proofErr w:type="spellEnd"/>
+      <w:r>
+        <w:rPr>
+          <w:rFonts w:ascii="Times New Roman" w:hAnsi="Times New Roman"/>
+        </w:rPr>
+        <w:t xml:space="preserve"> </w:t>
+      </w:r>
+      <w:proofErr w:type="spellStart"/>
+      <w:r>
+        <w:rPr>
+          <w:rFonts w:ascii="Times New Roman" w:hAnsi="Times New Roman"/>
+        </w:rPr>
+        <w:t>kanan</w:t>
+      </w:r>
+      <w:proofErr w:type="spellEnd"/>
+      <w:r>
+        <w:rPr>
+          <w:rFonts w:ascii="Times New Roman" w:hAnsi="Times New Roman"/>
+        </w:rPr>
+        <w:t xml:space="preserve"> (</w:t>
+      </w:r>
+      <w:r>
+        <w:rPr>
+          <w:rFonts w:ascii="Times New Roman" w:hAnsi="Times New Roman"/>
+          <w:b/>
+          <w:bCs/>
+        </w:rPr>
+        <w:t xml:space="preserve">current = </w:t>
+      </w:r>
+      <w:proofErr w:type="spellStart"/>
+      <w:r>
+        <w:rPr>
+          <w:rFonts w:ascii="Times New Roman" w:hAnsi="Times New Roman"/>
+          <w:b/>
+          <w:bCs/>
+        </w:rPr>
+        <w:t>current.right</w:t>
+      </w:r>
+      <w:proofErr w:type="spellEnd"/>
+      <w:r>
+        <w:rPr>
+          <w:rFonts w:ascii="Times New Roman" w:hAnsi="Times New Roman"/>
+        </w:rPr>
+        <w:t xml:space="preserve">), dan </w:t>
+      </w:r>
+      <w:proofErr w:type="spellStart"/>
+      <w:r>
+        <w:rPr>
+          <w:rFonts w:ascii="Times New Roman" w:hAnsi="Times New Roman"/>
+        </w:rPr>
+        <w:t>ketika</w:t>
+      </w:r>
+      <w:proofErr w:type="spellEnd"/>
+      <w:r>
+        <w:rPr>
+          <w:rFonts w:ascii="Times New Roman" w:hAnsi="Times New Roman"/>
+        </w:rPr>
+        <w:t xml:space="preserve"> </w:t>
+      </w:r>
+      <w:proofErr w:type="spellStart"/>
+      <w:r>
+        <w:rPr>
+          <w:rFonts w:ascii="Times New Roman" w:hAnsi="Times New Roman"/>
+        </w:rPr>
+        <w:t>ditemukan</w:t>
+      </w:r>
+      <w:proofErr w:type="spellEnd"/>
+      <w:r>
+        <w:rPr>
+          <w:rFonts w:ascii="Times New Roman" w:hAnsi="Times New Roman"/>
+        </w:rPr>
+        <w:t xml:space="preserve"> </w:t>
+      </w:r>
+      <w:proofErr w:type="spellStart"/>
+      <w:r>
+        <w:rPr>
+          <w:rFonts w:ascii="Times New Roman" w:hAnsi="Times New Roman"/>
+        </w:rPr>
+        <w:t>posisi</w:t>
+      </w:r>
+      <w:proofErr w:type="spellEnd"/>
+      <w:r>
+        <w:rPr>
+          <w:rFonts w:ascii="Times New Roman" w:hAnsi="Times New Roman"/>
+        </w:rPr>
+        <w:t xml:space="preserve"> </w:t>
+      </w:r>
+      <w:proofErr w:type="spellStart"/>
+      <w:r>
+        <w:rPr>
+          <w:rFonts w:ascii="Times New Roman" w:hAnsi="Times New Roman"/>
+        </w:rPr>
+        <w:t>kosong</w:t>
+      </w:r>
+      <w:proofErr w:type="spellEnd"/>
+      <w:r>
+        <w:rPr>
+          <w:rFonts w:ascii="Times New Roman" w:hAnsi="Times New Roman"/>
+        </w:rPr>
+        <w:t xml:space="preserve"> (</w:t>
+      </w:r>
+      <w:r>
+        <w:rPr>
+          <w:rFonts w:ascii="Times New Roman" w:hAnsi="Times New Roman"/>
+          <w:b/>
+          <w:bCs/>
+        </w:rPr>
+        <w:t>current == null</w:t>
+      </w:r>
+      <w:r>
+        <w:rPr>
+          <w:rFonts w:ascii="Times New Roman" w:hAnsi="Times New Roman"/>
+        </w:rPr>
+        <w:t xml:space="preserve">), node </w:t>
+      </w:r>
+      <w:proofErr w:type="spellStart"/>
+      <w:r>
+        <w:rPr>
+          <w:rFonts w:ascii="Times New Roman" w:hAnsi="Times New Roman"/>
+        </w:rPr>
+        <w:t>baru</w:t>
+      </w:r>
+      <w:proofErr w:type="spellEnd"/>
+      <w:r>
+        <w:rPr>
+          <w:rFonts w:ascii="Times New Roman" w:hAnsi="Times New Roman"/>
+        </w:rPr>
+        <w:t xml:space="preserve"> </w:t>
+      </w:r>
+      <w:proofErr w:type="spellStart"/>
+      <w:r>
+        <w:rPr>
+          <w:rFonts w:ascii="Times New Roman" w:hAnsi="Times New Roman"/>
+        </w:rPr>
+        <w:t>akan</w:t>
+      </w:r>
+      <w:proofErr w:type="spellEnd"/>
+      <w:r>
+        <w:rPr>
+          <w:rFonts w:ascii="Times New Roman" w:hAnsi="Times New Roman"/>
+        </w:rPr>
+        <w:t xml:space="preserve"> </w:t>
+      </w:r>
+      <w:proofErr w:type="spellStart"/>
+      <w:r>
+        <w:rPr>
+          <w:rFonts w:ascii="Times New Roman" w:hAnsi="Times New Roman"/>
+        </w:rPr>
+        <w:t>dihubungkan</w:t>
+      </w:r>
+      <w:proofErr w:type="spellEnd"/>
+      <w:r>
+        <w:rPr>
+          <w:rFonts w:ascii="Times New Roman" w:hAnsi="Times New Roman"/>
+        </w:rPr>
+        <w:t xml:space="preserve"> </w:t>
+      </w:r>
+      <w:proofErr w:type="spellStart"/>
+      <w:r>
+        <w:rPr>
+          <w:rFonts w:ascii="Times New Roman" w:hAnsi="Times New Roman"/>
+        </w:rPr>
+        <w:t>ke</w:t>
+      </w:r>
+      <w:proofErr w:type="spellEnd"/>
+      <w:r>
+        <w:rPr>
+          <w:rFonts w:ascii="Times New Roman" w:hAnsi="Times New Roman"/>
+        </w:rPr>
+        <w:t xml:space="preserve"> </w:t>
+      </w:r>
+      <w:r>
+        <w:rPr>
+          <w:rFonts w:ascii="Times New Roman" w:hAnsi="Times New Roman"/>
+          <w:b/>
+          <w:bCs/>
+        </w:rPr>
+        <w:t>parent</w:t>
+      </w:r>
+      <w:r>
+        <w:rPr>
+          <w:rFonts w:ascii="Times New Roman" w:hAnsi="Times New Roman"/>
+        </w:rPr>
+        <w:t xml:space="preserve"> </w:t>
+      </w:r>
+      <w:proofErr w:type="spellStart"/>
+      <w:r>
+        <w:rPr>
+          <w:rFonts w:ascii="Times New Roman" w:hAnsi="Times New Roman"/>
+        </w:rPr>
+        <w:t>sebagai</w:t>
+      </w:r>
+      <w:proofErr w:type="spellEnd"/>
+      <w:r>
+        <w:rPr>
+          <w:rFonts w:ascii="Times New Roman" w:hAnsi="Times New Roman"/>
+        </w:rPr>
+        <w:t xml:space="preserve"> </w:t>
+      </w:r>
+      <w:proofErr w:type="spellStart"/>
+      <w:r>
+        <w:rPr>
+          <w:rFonts w:ascii="Times New Roman" w:hAnsi="Times New Roman"/>
+        </w:rPr>
+        <w:t>anak</w:t>
+      </w:r>
+      <w:proofErr w:type="spellEnd"/>
+      <w:r>
+        <w:rPr>
+          <w:rFonts w:ascii="Times New Roman" w:hAnsi="Times New Roman"/>
+        </w:rPr>
+        <w:t xml:space="preserve"> kiri </w:t>
+      </w:r>
+      <w:proofErr w:type="spellStart"/>
+      <w:r>
+        <w:rPr>
+          <w:rFonts w:ascii="Times New Roman" w:hAnsi="Times New Roman"/>
+        </w:rPr>
+        <w:t>atau</w:t>
+      </w:r>
+      <w:proofErr w:type="spellEnd"/>
+      <w:r>
+        <w:rPr>
+          <w:rFonts w:ascii="Times New Roman" w:hAnsi="Times New Roman"/>
+        </w:rPr>
+        <w:t xml:space="preserve"> </w:t>
+      </w:r>
+      <w:proofErr w:type="spellStart"/>
+      <w:r>
+        <w:rPr>
+          <w:rFonts w:ascii="Times New Roman" w:hAnsi="Times New Roman"/>
+        </w:rPr>
+        <w:t>anak</w:t>
+      </w:r>
+      <w:proofErr w:type="spellEnd"/>
+      <w:r>
+        <w:rPr>
+          <w:rFonts w:ascii="Times New Roman" w:hAnsi="Times New Roman"/>
+        </w:rPr>
+        <w:t xml:space="preserve"> </w:t>
+      </w:r>
+      <w:proofErr w:type="spellStart"/>
+      <w:r>
+        <w:rPr>
+          <w:rFonts w:ascii="Times New Roman" w:hAnsi="Times New Roman"/>
+        </w:rPr>
+        <w:t>kanan</w:t>
+      </w:r>
+      <w:proofErr w:type="spellEnd"/>
+      <w:r>
+        <w:rPr>
+          <w:rFonts w:ascii="Times New Roman" w:hAnsi="Times New Roman"/>
+        </w:rPr>
+        <w:t xml:space="preserve"> </w:t>
+      </w:r>
+      <w:proofErr w:type="spellStart"/>
+      <w:r>
+        <w:rPr>
+          <w:rFonts w:ascii="Times New Roman" w:hAnsi="Times New Roman"/>
+        </w:rPr>
+        <w:t>sesuai</w:t>
+      </w:r>
+      <w:proofErr w:type="spellEnd"/>
+      <w:r>
+        <w:rPr>
+          <w:rFonts w:ascii="Times New Roman" w:hAnsi="Times New Roman"/>
+        </w:rPr>
+        <w:t xml:space="preserve"> </w:t>
+      </w:r>
+      <w:proofErr w:type="spellStart"/>
+      <w:r>
+        <w:rPr>
+          <w:rFonts w:ascii="Times New Roman" w:hAnsi="Times New Roman"/>
+        </w:rPr>
+        <w:t>hasil</w:t>
+      </w:r>
+      <w:proofErr w:type="spellEnd"/>
+      <w:r>
+        <w:rPr>
+          <w:rFonts w:ascii="Times New Roman" w:hAnsi="Times New Roman"/>
+        </w:rPr>
+        <w:t xml:space="preserve"> </w:t>
+      </w:r>
+      <w:proofErr w:type="spellStart"/>
+      <w:r>
+        <w:rPr>
+          <w:rFonts w:ascii="Times New Roman" w:hAnsi="Times New Roman"/>
+        </w:rPr>
+        <w:t>perbandingan</w:t>
+      </w:r>
+      <w:proofErr w:type="spellEnd"/>
+      <w:r>
+        <w:rPr>
+          <w:rFonts w:ascii="Times New Roman" w:hAnsi="Times New Roman"/>
+        </w:rPr>
+        <w:t xml:space="preserve">, </w:t>
+      </w:r>
+      <w:proofErr w:type="spellStart"/>
+      <w:r>
+        <w:rPr>
+          <w:rFonts w:ascii="Times New Roman" w:hAnsi="Times New Roman"/>
+        </w:rPr>
+        <w:t>lalu</w:t>
+      </w:r>
+      <w:proofErr w:type="spellEnd"/>
+      <w:r>
+        <w:rPr>
+          <w:rFonts w:ascii="Times New Roman" w:hAnsi="Times New Roman"/>
+        </w:rPr>
+        <w:t xml:space="preserve"> proses </w:t>
+      </w:r>
+      <w:proofErr w:type="spellStart"/>
+      <w:r>
+        <w:rPr>
+          <w:rFonts w:ascii="Times New Roman" w:hAnsi="Times New Roman"/>
+        </w:rPr>
+        <w:t>penambahan</w:t>
+      </w:r>
+      <w:proofErr w:type="spellEnd"/>
+      <w:r>
+        <w:rPr>
+          <w:rFonts w:ascii="Times New Roman" w:hAnsi="Times New Roman"/>
+        </w:rPr>
+        <w:t xml:space="preserve"> data </w:t>
+      </w:r>
+      <w:proofErr w:type="spellStart"/>
+      <w:r>
+        <w:rPr>
+          <w:rFonts w:ascii="Times New Roman" w:hAnsi="Times New Roman"/>
+        </w:rPr>
+        <w:t>selesai</w:t>
+      </w:r>
+      <w:proofErr w:type="spellEnd"/>
+      <w:r>
+        <w:rPr>
+          <w:rFonts w:ascii="Times New Roman" w:hAnsi="Times New Roman"/>
+        </w:rPr>
+        <w:t>.</w:t>
       </w:r>
     </w:p>
     <w:p>
       <w:pPr>
         <w:pStyle w:val="ListParagraph"/>
+        <w:tabs>
+          <w:tab w:val="left" w:pos="1350"/>
+          <w:tab w:val="left" w:pos="1440"/>
+        </w:tabs>
+        <w:ind w:left="1800"/>
+        <w:rPr>
+          <w:rFonts w:ascii="Times New Roman" w:hAnsi="Times New Roman"/>
+          <w:lang w:val="en-US"/>
+        </w:rPr>
+      </w:pPr>
+    </w:p>
+    <w:p>
+      <w:pPr>
+        <w:pStyle w:val="ListParagraph"/>
+        <w:numPr>
+          <w:ilvl w:val="0"/>
+          <w:numId w:val="41"/>
+        </w:numPr>
+        <w:tabs>
+          <w:tab w:val="left" w:pos="1350"/>
+          <w:tab w:val="left" w:pos="1440"/>
+        </w:tabs>
+        <w:ind w:left="1800"/>
+        <w:rPr>
+          <w:rFonts w:ascii="Times New Roman" w:hAnsi="Times New Roman"/>
+          <w:b/>
+          <w:bCs/>
+          <w:lang w:val="en-US"/>
+        </w:rPr>
+      </w:pPr>
+      <w:proofErr w:type="spellStart"/>
+      <w:r>
+        <w:rPr>
+          <w:rFonts w:ascii="Times New Roman" w:hAnsi="Times New Roman"/>
+          <w:lang w:val="en-US"/>
+        </w:rPr>
+        <w:t>Jelaskan</w:t>
+      </w:r>
+      <w:proofErr w:type="spellEnd"/>
+      <w:r>
+        <w:rPr>
+          <w:rFonts w:ascii="Times New Roman" w:hAnsi="Times New Roman"/>
+          <w:lang w:val="en-US"/>
+        </w:rPr>
+        <w:t xml:space="preserve"> </w:t>
+      </w:r>
+      <w:proofErr w:type="spellStart"/>
+      <w:r>
+        <w:rPr>
+          <w:rFonts w:ascii="Times New Roman" w:hAnsi="Times New Roman"/>
+          <w:lang w:val="en-US"/>
+        </w:rPr>
+        <w:t>langkah-langkah</w:t>
+      </w:r>
+      <w:proofErr w:type="spellEnd"/>
+      <w:r>
+        <w:rPr>
+          <w:rFonts w:ascii="Times New Roman" w:hAnsi="Times New Roman"/>
+          <w:lang w:val="en-US"/>
+        </w:rPr>
+        <w:t xml:space="preserve"> pada method </w:t>
+      </w:r>
+      <w:proofErr w:type="gramStart"/>
+      <w:r>
+        <w:rPr>
+          <w:rFonts w:ascii="Times New Roman" w:hAnsi="Times New Roman"/>
+          <w:b/>
+          <w:bCs/>
+          <w:lang w:val="en-US"/>
+        </w:rPr>
+        <w:t>delete(</w:t>
+      </w:r>
+      <w:proofErr w:type="gramEnd"/>
+      <w:r>
+        <w:rPr>
+          <w:rFonts w:ascii="Times New Roman" w:hAnsi="Times New Roman"/>
+          <w:b/>
+          <w:bCs/>
+          <w:lang w:val="en-US"/>
+        </w:rPr>
+        <w:t>)</w:t>
+      </w:r>
+      <w:r>
+        <w:rPr>
+          <w:rFonts w:ascii="Times New Roman" w:hAnsi="Times New Roman"/>
+          <w:lang w:val="en-US"/>
+        </w:rPr>
+        <w:t xml:space="preserve"> </w:t>
+      </w:r>
+      <w:proofErr w:type="spellStart"/>
+      <w:r>
+        <w:rPr>
+          <w:rFonts w:ascii="Times New Roman" w:hAnsi="Times New Roman"/>
+          <w:lang w:val="en-US"/>
+        </w:rPr>
+        <w:t>saat</w:t>
+      </w:r>
+      <w:proofErr w:type="spellEnd"/>
+      <w:r>
+        <w:rPr>
+          <w:rFonts w:ascii="Times New Roman" w:hAnsi="Times New Roman"/>
+          <w:lang w:val="en-US"/>
+        </w:rPr>
+        <w:t xml:space="preserve"> </w:t>
+      </w:r>
+      <w:proofErr w:type="spellStart"/>
+      <w:r>
+        <w:rPr>
+          <w:rFonts w:ascii="Times New Roman" w:hAnsi="Times New Roman"/>
+          <w:lang w:val="en-US"/>
+        </w:rPr>
+        <w:t>menghapus</w:t>
+      </w:r>
+      <w:proofErr w:type="spellEnd"/>
+      <w:r>
+        <w:rPr>
+          <w:rFonts w:ascii="Times New Roman" w:hAnsi="Times New Roman"/>
+          <w:lang w:val="en-US"/>
+        </w:rPr>
+        <w:t xml:space="preserve"> </w:t>
+      </w:r>
+      <w:proofErr w:type="spellStart"/>
+      <w:r>
+        <w:rPr>
+          <w:rFonts w:ascii="Times New Roman" w:hAnsi="Times New Roman"/>
+          <w:lang w:val="en-US"/>
+        </w:rPr>
+        <w:t>sebuah</w:t>
+      </w:r>
+      <w:proofErr w:type="spellEnd"/>
+      <w:r>
+        <w:rPr>
+          <w:rFonts w:ascii="Times New Roman" w:hAnsi="Times New Roman"/>
+          <w:lang w:val="en-US"/>
+        </w:rPr>
+        <w:t xml:space="preserve"> node yang </w:t>
+      </w:r>
+      <w:proofErr w:type="spellStart"/>
+      <w:r>
+        <w:rPr>
+          <w:rFonts w:ascii="Times New Roman" w:hAnsi="Times New Roman"/>
+          <w:lang w:val="en-US"/>
+        </w:rPr>
+        <w:t>memiliki</w:t>
+      </w:r>
+      <w:proofErr w:type="spellEnd"/>
+      <w:r>
+        <w:rPr>
+          <w:rFonts w:ascii="Times New Roman" w:hAnsi="Times New Roman"/>
+          <w:lang w:val="en-US"/>
+        </w:rPr>
+        <w:t xml:space="preserve"> dua </w:t>
+      </w:r>
+      <w:proofErr w:type="spellStart"/>
+      <w:r>
+        <w:rPr>
+          <w:rFonts w:ascii="Times New Roman" w:hAnsi="Times New Roman"/>
+          <w:lang w:val="en-US"/>
+        </w:rPr>
+        <w:t>anak</w:t>
+      </w:r>
+      <w:proofErr w:type="spellEnd"/>
+      <w:r>
+        <w:rPr>
+          <w:rFonts w:ascii="Times New Roman" w:hAnsi="Times New Roman"/>
+          <w:lang w:val="en-US"/>
+        </w:rPr>
+        <w:t xml:space="preserve">. </w:t>
+      </w:r>
+      <w:proofErr w:type="spellStart"/>
+      <w:r>
+        <w:rPr>
+          <w:rFonts w:ascii="Times New Roman" w:hAnsi="Times New Roman"/>
+          <w:lang w:val="en-US"/>
+        </w:rPr>
+        <w:t>Bagaimana</w:t>
+      </w:r>
+      <w:proofErr w:type="spellEnd"/>
+      <w:r>
+        <w:rPr>
+          <w:rFonts w:ascii="Times New Roman" w:hAnsi="Times New Roman"/>
+          <w:lang w:val="en-US"/>
+        </w:rPr>
+        <w:t xml:space="preserve"> method </w:t>
+      </w:r>
+      <w:proofErr w:type="spellStart"/>
+      <w:proofErr w:type="gramStart"/>
+      <w:r>
+        <w:rPr>
+          <w:rFonts w:ascii="Times New Roman" w:hAnsi="Times New Roman"/>
+          <w:b/>
+          <w:bCs/>
+          <w:lang w:val="en-US"/>
+        </w:rPr>
+        <w:t>getSuccessor</w:t>
+      </w:r>
+      <w:proofErr w:type="spellEnd"/>
+      <w:r>
+        <w:rPr>
+          <w:rFonts w:ascii="Times New Roman" w:hAnsi="Times New Roman"/>
+          <w:b/>
+          <w:bCs/>
+          <w:lang w:val="en-US"/>
+        </w:rPr>
+        <w:t>(</w:t>
+      </w:r>
+      <w:proofErr w:type="gramEnd"/>
+      <w:r>
+        <w:rPr>
+          <w:rFonts w:ascii="Times New Roman" w:hAnsi="Times New Roman"/>
+          <w:b/>
+          <w:bCs/>
+          <w:lang w:val="en-US"/>
+        </w:rPr>
+        <w:t>)</w:t>
+      </w:r>
+      <w:r>
+        <w:rPr>
+          <w:rFonts w:ascii="Times New Roman" w:hAnsi="Times New Roman"/>
+          <w:lang w:val="en-US"/>
+        </w:rPr>
+        <w:t xml:space="preserve"> </w:t>
+      </w:r>
+      <w:proofErr w:type="spellStart"/>
+      <w:r>
+        <w:rPr>
+          <w:rFonts w:ascii="Times New Roman" w:hAnsi="Times New Roman"/>
+          <w:lang w:val="en-US"/>
+        </w:rPr>
+        <w:t>membantu</w:t>
+      </w:r>
+      <w:proofErr w:type="spellEnd"/>
+      <w:r>
+        <w:rPr>
+          <w:rFonts w:ascii="Times New Roman" w:hAnsi="Times New Roman"/>
+          <w:lang w:val="en-US"/>
+        </w:rPr>
+        <w:t xml:space="preserve"> </w:t>
+      </w:r>
+      <w:proofErr w:type="spellStart"/>
+      <w:r>
+        <w:rPr>
+          <w:rFonts w:ascii="Times New Roman" w:hAnsi="Times New Roman"/>
+          <w:lang w:val="en-US"/>
+        </w:rPr>
+        <w:t>dalam</w:t>
+      </w:r>
+      <w:proofErr w:type="spellEnd"/>
+      <w:r>
+        <w:rPr>
+          <w:rFonts w:ascii="Times New Roman" w:hAnsi="Times New Roman"/>
+          <w:lang w:val="en-US"/>
+        </w:rPr>
+        <w:t xml:space="preserve"> proses </w:t>
+      </w:r>
+      <w:proofErr w:type="spellStart"/>
+      <w:r>
+        <w:rPr>
+          <w:rFonts w:ascii="Times New Roman" w:hAnsi="Times New Roman"/>
+          <w:lang w:val="en-US"/>
+        </w:rPr>
+        <w:t>ini</w:t>
+      </w:r>
+      <w:proofErr w:type="spellEnd"/>
+      <w:r>
+        <w:rPr>
+          <w:rFonts w:ascii="Times New Roman" w:hAnsi="Times New Roman"/>
+          <w:lang w:val="en-US"/>
+        </w:rPr>
+        <w:t>?</w:t>
+      </w:r>
+    </w:p>
+    <w:p>
+      <w:pPr>
+        <w:pStyle w:val="ListParagraph"/>
+        <w:tabs>
+          <w:tab w:val="left" w:pos="1350"/>
+          <w:tab w:val="left" w:pos="1440"/>
+        </w:tabs>
+        <w:ind w:left="1800"/>
+        <w:rPr>
+          <w:rFonts w:ascii="Times New Roman" w:hAnsi="Times New Roman"/>
+          <w:lang w:val="en-US"/>
+        </w:rPr>
+      </w:pPr>
+      <w:proofErr w:type="gramStart"/>
+      <w:r>
+        <w:rPr>
+          <w:rFonts w:ascii="Times New Roman" w:hAnsi="Times New Roman"/>
+          <w:lang w:val="en-US"/>
+        </w:rPr>
+        <w:t>Jawab :</w:t>
+      </w:r>
+      <w:proofErr w:type="gramEnd"/>
+    </w:p>
+    <w:p>
+      <w:pPr>
+        <w:pStyle w:val="ListParagraph"/>
+        <w:tabs>
+          <w:tab w:val="left" w:pos="1350"/>
+          <w:tab w:val="left" w:pos="1440"/>
+        </w:tabs>
+        <w:ind w:left="1800"/>
+        <w:rPr>
+          <w:rFonts w:ascii="Times New Roman" w:hAnsi="Times New Roman"/>
+        </w:rPr>
+      </w:pPr>
+      <w:r>
+        <w:rPr>
+          <w:rFonts w:ascii="Times New Roman" w:hAnsi="Times New Roman"/>
+        </w:rPr>
+        <w:t xml:space="preserve">Saat </w:t>
+      </w:r>
+      <w:proofErr w:type="spellStart"/>
+      <w:r>
+        <w:rPr>
+          <w:rFonts w:ascii="Times New Roman" w:hAnsi="Times New Roman"/>
+        </w:rPr>
+        <w:t>menghapus</w:t>
+      </w:r>
+      <w:proofErr w:type="spellEnd"/>
+      <w:r>
+        <w:rPr>
+          <w:rFonts w:ascii="Times New Roman" w:hAnsi="Times New Roman"/>
+        </w:rPr>
+        <w:t xml:space="preserve"> node yang </w:t>
+      </w:r>
+      <w:proofErr w:type="spellStart"/>
+      <w:r>
+        <w:rPr>
+          <w:rFonts w:ascii="Times New Roman" w:hAnsi="Times New Roman"/>
+        </w:rPr>
+        <w:t>memiliki</w:t>
+      </w:r>
+      <w:proofErr w:type="spellEnd"/>
+      <w:r>
+        <w:rPr>
+          <w:rFonts w:ascii="Times New Roman" w:hAnsi="Times New Roman"/>
+        </w:rPr>
+        <w:t xml:space="preserve"> dua </w:t>
+      </w:r>
+      <w:proofErr w:type="spellStart"/>
+      <w:r>
+        <w:rPr>
+          <w:rFonts w:ascii="Times New Roman" w:hAnsi="Times New Roman"/>
+        </w:rPr>
+        <w:t>anak</w:t>
+      </w:r>
+      <w:proofErr w:type="spellEnd"/>
+      <w:r>
+        <w:rPr>
+          <w:rFonts w:ascii="Times New Roman" w:hAnsi="Times New Roman"/>
+        </w:rPr>
+        <w:t xml:space="preserve">, proses </w:t>
+      </w:r>
+      <w:proofErr w:type="spellStart"/>
+      <w:r>
+        <w:rPr>
+          <w:rFonts w:ascii="Times New Roman" w:hAnsi="Times New Roman"/>
+        </w:rPr>
+        <w:t>tidak</w:t>
+      </w:r>
+      <w:proofErr w:type="spellEnd"/>
+      <w:r>
+        <w:rPr>
+          <w:rFonts w:ascii="Times New Roman" w:hAnsi="Times New Roman"/>
+        </w:rPr>
+        <w:t xml:space="preserve"> </w:t>
+      </w:r>
+      <w:proofErr w:type="spellStart"/>
+      <w:r>
+        <w:rPr>
+          <w:rFonts w:ascii="Times New Roman" w:hAnsi="Times New Roman"/>
+        </w:rPr>
+        <w:t>dapat</w:t>
+      </w:r>
+      <w:proofErr w:type="spellEnd"/>
+      <w:r>
+        <w:rPr>
+          <w:rFonts w:ascii="Times New Roman" w:hAnsi="Times New Roman"/>
+        </w:rPr>
+        <w:t xml:space="preserve"> </w:t>
+      </w:r>
+      <w:proofErr w:type="spellStart"/>
+      <w:r>
+        <w:rPr>
+          <w:rFonts w:ascii="Times New Roman" w:hAnsi="Times New Roman"/>
+        </w:rPr>
+        <w:t>dilakukan</w:t>
+      </w:r>
+      <w:proofErr w:type="spellEnd"/>
+      <w:r>
+        <w:rPr>
+          <w:rFonts w:ascii="Times New Roman" w:hAnsi="Times New Roman"/>
+        </w:rPr>
+        <w:t xml:space="preserve"> </w:t>
+      </w:r>
+      <w:proofErr w:type="spellStart"/>
+      <w:r>
+        <w:rPr>
+          <w:rFonts w:ascii="Times New Roman" w:hAnsi="Times New Roman"/>
+        </w:rPr>
+        <w:t>secara</w:t>
+      </w:r>
+      <w:proofErr w:type="spellEnd"/>
+      <w:r>
+        <w:rPr>
+          <w:rFonts w:ascii="Times New Roman" w:hAnsi="Times New Roman"/>
+        </w:rPr>
+        <w:t xml:space="preserve"> </w:t>
+      </w:r>
+      <w:proofErr w:type="spellStart"/>
+      <w:r>
+        <w:rPr>
+          <w:rFonts w:ascii="Times New Roman" w:hAnsi="Times New Roman"/>
+        </w:rPr>
+        <w:t>langsung</w:t>
+      </w:r>
+      <w:proofErr w:type="spellEnd"/>
+      <w:r>
+        <w:rPr>
+          <w:rFonts w:ascii="Times New Roman" w:hAnsi="Times New Roman"/>
+        </w:rPr>
+        <w:t xml:space="preserve"> </w:t>
+      </w:r>
+      <w:proofErr w:type="spellStart"/>
+      <w:r>
+        <w:rPr>
+          <w:rFonts w:ascii="Times New Roman" w:hAnsi="Times New Roman"/>
+        </w:rPr>
+        <w:t>karena</w:t>
+      </w:r>
+      <w:proofErr w:type="spellEnd"/>
+      <w:r>
+        <w:rPr>
+          <w:rFonts w:ascii="Times New Roman" w:hAnsi="Times New Roman"/>
+        </w:rPr>
+        <w:t xml:space="preserve"> </w:t>
+      </w:r>
+      <w:proofErr w:type="spellStart"/>
+      <w:r>
+        <w:rPr>
+          <w:rFonts w:ascii="Times New Roman" w:hAnsi="Times New Roman"/>
+        </w:rPr>
+        <w:t>dapat</w:t>
+      </w:r>
+      <w:proofErr w:type="spellEnd"/>
+      <w:r>
+        <w:rPr>
+          <w:rFonts w:ascii="Times New Roman" w:hAnsi="Times New Roman"/>
+        </w:rPr>
+        <w:t xml:space="preserve"> </w:t>
+      </w:r>
+      <w:proofErr w:type="spellStart"/>
+      <w:r>
+        <w:rPr>
+          <w:rFonts w:ascii="Times New Roman" w:hAnsi="Times New Roman"/>
+        </w:rPr>
+        <w:t>merusak</w:t>
+      </w:r>
+      <w:proofErr w:type="spellEnd"/>
+      <w:r>
+        <w:rPr>
+          <w:rFonts w:ascii="Times New Roman" w:hAnsi="Times New Roman"/>
+        </w:rPr>
+        <w:t xml:space="preserve"> </w:t>
+      </w:r>
+      <w:proofErr w:type="spellStart"/>
+      <w:r>
+        <w:rPr>
+          <w:rFonts w:ascii="Times New Roman" w:hAnsi="Times New Roman"/>
+        </w:rPr>
+        <w:t>struktur</w:t>
+      </w:r>
+      <w:proofErr w:type="spellEnd"/>
+      <w:r>
+        <w:rPr>
+          <w:rFonts w:ascii="Times New Roman" w:hAnsi="Times New Roman"/>
+        </w:rPr>
+        <w:t xml:space="preserve"> </w:t>
+      </w:r>
+      <w:proofErr w:type="spellStart"/>
+      <w:r>
+        <w:rPr>
+          <w:rFonts w:ascii="Times New Roman" w:hAnsi="Times New Roman"/>
+        </w:rPr>
+        <w:t>pohon</w:t>
+      </w:r>
+      <w:proofErr w:type="spellEnd"/>
+      <w:r>
+        <w:rPr>
+          <w:rFonts w:ascii="Times New Roman" w:hAnsi="Times New Roman"/>
+        </w:rPr>
+        <w:t xml:space="preserve">, </w:t>
+      </w:r>
+      <w:proofErr w:type="spellStart"/>
+      <w:r>
+        <w:rPr>
+          <w:rFonts w:ascii="Times New Roman" w:hAnsi="Times New Roman"/>
+        </w:rPr>
+        <w:t>sehingga</w:t>
+      </w:r>
+      <w:proofErr w:type="spellEnd"/>
+      <w:r>
+        <w:rPr>
+          <w:rFonts w:ascii="Times New Roman" w:hAnsi="Times New Roman"/>
+        </w:rPr>
+        <w:t xml:space="preserve"> program </w:t>
+      </w:r>
+      <w:proofErr w:type="spellStart"/>
+      <w:r>
+        <w:rPr>
+          <w:rFonts w:ascii="Times New Roman" w:hAnsi="Times New Roman"/>
+        </w:rPr>
+        <w:t>terlebih</w:t>
+      </w:r>
+      <w:proofErr w:type="spellEnd"/>
+      <w:r>
+        <w:rPr>
+          <w:rFonts w:ascii="Times New Roman" w:hAnsi="Times New Roman"/>
+        </w:rPr>
+        <w:t xml:space="preserve"> </w:t>
+      </w:r>
+      <w:proofErr w:type="spellStart"/>
+      <w:r>
+        <w:rPr>
+          <w:rFonts w:ascii="Times New Roman" w:hAnsi="Times New Roman"/>
+        </w:rPr>
+        <w:t>dahulu</w:t>
+      </w:r>
+      <w:proofErr w:type="spellEnd"/>
+      <w:r>
+        <w:rPr>
+          <w:rFonts w:ascii="Times New Roman" w:hAnsi="Times New Roman"/>
+        </w:rPr>
+        <w:t xml:space="preserve"> </w:t>
+      </w:r>
+      <w:proofErr w:type="spellStart"/>
+      <w:r>
+        <w:rPr>
+          <w:rFonts w:ascii="Times New Roman" w:hAnsi="Times New Roman"/>
+        </w:rPr>
+        <w:t>mencari</w:t>
+      </w:r>
+      <w:proofErr w:type="spellEnd"/>
+      <w:r>
+        <w:rPr>
+          <w:rFonts w:ascii="Times New Roman" w:hAnsi="Times New Roman"/>
+        </w:rPr>
+        <w:t xml:space="preserve"> successor (</w:t>
+      </w:r>
+      <w:proofErr w:type="spellStart"/>
+      <w:r>
+        <w:rPr>
+          <w:rFonts w:ascii="Times New Roman" w:hAnsi="Times New Roman"/>
+        </w:rPr>
+        <w:t>penerus</w:t>
+      </w:r>
+      <w:proofErr w:type="spellEnd"/>
+      <w:r>
+        <w:rPr>
+          <w:rFonts w:ascii="Times New Roman" w:hAnsi="Times New Roman"/>
+        </w:rPr>
+        <w:t xml:space="preserve">), </w:t>
+      </w:r>
+      <w:proofErr w:type="spellStart"/>
+      <w:r>
+        <w:rPr>
+          <w:rFonts w:ascii="Times New Roman" w:hAnsi="Times New Roman"/>
+        </w:rPr>
+        <w:t>yaitu</w:t>
+      </w:r>
+      <w:proofErr w:type="spellEnd"/>
+      <w:r>
+        <w:rPr>
+          <w:rFonts w:ascii="Times New Roman" w:hAnsi="Times New Roman"/>
+        </w:rPr>
+        <w:t xml:space="preserve"> node </w:t>
+      </w:r>
+      <w:proofErr w:type="spellStart"/>
+      <w:r>
+        <w:rPr>
+          <w:rFonts w:ascii="Times New Roman" w:hAnsi="Times New Roman"/>
+        </w:rPr>
+        <w:t>dengan</w:t>
+      </w:r>
+      <w:proofErr w:type="spellEnd"/>
+      <w:r>
+        <w:rPr>
+          <w:rFonts w:ascii="Times New Roman" w:hAnsi="Times New Roman"/>
+        </w:rPr>
+        <w:t xml:space="preserve"> </w:t>
+      </w:r>
+      <w:proofErr w:type="spellStart"/>
+      <w:r>
+        <w:rPr>
+          <w:rFonts w:ascii="Times New Roman" w:hAnsi="Times New Roman"/>
+        </w:rPr>
+        <w:t>nilai</w:t>
+      </w:r>
+      <w:proofErr w:type="spellEnd"/>
+      <w:r>
+        <w:rPr>
+          <w:rFonts w:ascii="Times New Roman" w:hAnsi="Times New Roman"/>
+        </w:rPr>
+        <w:t xml:space="preserve"> </w:t>
+      </w:r>
+      <w:proofErr w:type="spellStart"/>
+      <w:r>
+        <w:rPr>
+          <w:rFonts w:ascii="Times New Roman" w:hAnsi="Times New Roman"/>
+        </w:rPr>
+        <w:t>terkecil</w:t>
+      </w:r>
+      <w:proofErr w:type="spellEnd"/>
+      <w:r>
+        <w:rPr>
+          <w:rFonts w:ascii="Times New Roman" w:hAnsi="Times New Roman"/>
+        </w:rPr>
+        <w:t xml:space="preserve"> pada sub-</w:t>
+      </w:r>
+      <w:proofErr w:type="spellStart"/>
+      <w:r>
+        <w:rPr>
+          <w:rFonts w:ascii="Times New Roman" w:hAnsi="Times New Roman"/>
+        </w:rPr>
+        <w:t>pohon</w:t>
+      </w:r>
+      <w:proofErr w:type="spellEnd"/>
+      <w:r>
+        <w:rPr>
+          <w:rFonts w:ascii="Times New Roman" w:hAnsi="Times New Roman"/>
+        </w:rPr>
+        <w:t xml:space="preserve"> </w:t>
+      </w:r>
+      <w:proofErr w:type="spellStart"/>
+      <w:r>
+        <w:rPr>
+          <w:rFonts w:ascii="Times New Roman" w:hAnsi="Times New Roman"/>
+        </w:rPr>
+        <w:t>kanan</w:t>
+      </w:r>
+      <w:proofErr w:type="spellEnd"/>
+      <w:r>
+        <w:rPr>
+          <w:rFonts w:ascii="Times New Roman" w:hAnsi="Times New Roman"/>
+        </w:rPr>
+        <w:t xml:space="preserve"> </w:t>
+      </w:r>
+      <w:proofErr w:type="spellStart"/>
+      <w:r>
+        <w:rPr>
+          <w:rFonts w:ascii="Times New Roman" w:hAnsi="Times New Roman"/>
+        </w:rPr>
+        <w:t>menggunakan</w:t>
+      </w:r>
+      <w:proofErr w:type="spellEnd"/>
+      <w:r>
+        <w:rPr>
+          <w:rFonts w:ascii="Times New Roman" w:hAnsi="Times New Roman"/>
+        </w:rPr>
+        <w:t xml:space="preserve"> method </w:t>
+      </w:r>
+      <w:proofErr w:type="spellStart"/>
+      <w:proofErr w:type="gramStart"/>
+      <w:r>
+        <w:rPr>
+          <w:rFonts w:ascii="Times New Roman" w:hAnsi="Times New Roman"/>
+          <w:b/>
+          <w:bCs/>
+        </w:rPr>
+        <w:t>getSuccessor</w:t>
+      </w:r>
+      <w:proofErr w:type="spellEnd"/>
+      <w:r>
+        <w:rPr>
+          <w:rFonts w:ascii="Times New Roman" w:hAnsi="Times New Roman"/>
+          <w:b/>
+          <w:bCs/>
+        </w:rPr>
+        <w:t>(</w:t>
+      </w:r>
+      <w:proofErr w:type="gramEnd"/>
+      <w:r>
+        <w:rPr>
+          <w:rFonts w:ascii="Times New Roman" w:hAnsi="Times New Roman"/>
+          <w:b/>
+          <w:bCs/>
+        </w:rPr>
+        <w:t>)</w:t>
+      </w:r>
+      <w:r>
+        <w:rPr>
+          <w:rFonts w:ascii="Times New Roman" w:hAnsi="Times New Roman"/>
+        </w:rPr>
+        <w:t xml:space="preserve">. Method </w:t>
+      </w:r>
+      <w:proofErr w:type="spellStart"/>
+      <w:r>
+        <w:rPr>
+          <w:rFonts w:ascii="Times New Roman" w:hAnsi="Times New Roman"/>
+        </w:rPr>
+        <w:t>ini</w:t>
+      </w:r>
+      <w:proofErr w:type="spellEnd"/>
+      <w:r>
+        <w:rPr>
+          <w:rFonts w:ascii="Times New Roman" w:hAnsi="Times New Roman"/>
+        </w:rPr>
+        <w:t xml:space="preserve"> </w:t>
+      </w:r>
+      <w:proofErr w:type="spellStart"/>
+      <w:r>
+        <w:rPr>
+          <w:rFonts w:ascii="Times New Roman" w:hAnsi="Times New Roman"/>
+        </w:rPr>
+        <w:t>melepaskan</w:t>
+      </w:r>
+      <w:proofErr w:type="spellEnd"/>
+      <w:r>
+        <w:rPr>
+          <w:rFonts w:ascii="Times New Roman" w:hAnsi="Times New Roman"/>
+        </w:rPr>
+        <w:t xml:space="preserve"> successor </w:t>
+      </w:r>
+      <w:proofErr w:type="spellStart"/>
+      <w:r>
+        <w:rPr>
+          <w:rFonts w:ascii="Times New Roman" w:hAnsi="Times New Roman"/>
+        </w:rPr>
+        <w:t>dari</w:t>
+      </w:r>
+      <w:proofErr w:type="spellEnd"/>
+      <w:r>
+        <w:rPr>
+          <w:rFonts w:ascii="Times New Roman" w:hAnsi="Times New Roman"/>
+        </w:rPr>
+        <w:t xml:space="preserve"> </w:t>
+      </w:r>
+      <w:proofErr w:type="spellStart"/>
+      <w:r>
+        <w:rPr>
+          <w:rFonts w:ascii="Times New Roman" w:hAnsi="Times New Roman"/>
+        </w:rPr>
+        <w:t>posisi</w:t>
+      </w:r>
+      <w:proofErr w:type="spellEnd"/>
+      <w:r>
+        <w:rPr>
+          <w:rFonts w:ascii="Times New Roman" w:hAnsi="Times New Roman"/>
+        </w:rPr>
+        <w:t xml:space="preserve"> </w:t>
+      </w:r>
+      <w:proofErr w:type="spellStart"/>
+      <w:r>
+        <w:rPr>
+          <w:rFonts w:ascii="Times New Roman" w:hAnsi="Times New Roman"/>
+        </w:rPr>
+        <w:t>lamanya</w:t>
+      </w:r>
+      <w:proofErr w:type="spellEnd"/>
+      <w:r>
+        <w:rPr>
+          <w:rFonts w:ascii="Times New Roman" w:hAnsi="Times New Roman"/>
+        </w:rPr>
+        <w:t xml:space="preserve"> </w:t>
+      </w:r>
+      <w:proofErr w:type="spellStart"/>
+      <w:r>
+        <w:rPr>
+          <w:rFonts w:ascii="Times New Roman" w:hAnsi="Times New Roman"/>
+        </w:rPr>
+        <w:t>sambil</w:t>
+      </w:r>
+      <w:proofErr w:type="spellEnd"/>
+      <w:r>
+        <w:rPr>
+          <w:rFonts w:ascii="Times New Roman" w:hAnsi="Times New Roman"/>
+        </w:rPr>
+        <w:t xml:space="preserve"> </w:t>
+      </w:r>
+      <w:proofErr w:type="spellStart"/>
+      <w:r>
+        <w:rPr>
+          <w:rFonts w:ascii="Times New Roman" w:hAnsi="Times New Roman"/>
+        </w:rPr>
+        <w:t>menjaga</w:t>
+      </w:r>
+      <w:proofErr w:type="spellEnd"/>
+      <w:r>
+        <w:rPr>
+          <w:rFonts w:ascii="Times New Roman" w:hAnsi="Times New Roman"/>
+        </w:rPr>
+        <w:t xml:space="preserve"> </w:t>
+      </w:r>
+      <w:proofErr w:type="spellStart"/>
+      <w:r>
+        <w:rPr>
+          <w:rFonts w:ascii="Times New Roman" w:hAnsi="Times New Roman"/>
+        </w:rPr>
+        <w:t>hubungan</w:t>
+      </w:r>
+      <w:proofErr w:type="spellEnd"/>
+      <w:r>
+        <w:rPr>
+          <w:rFonts w:ascii="Times New Roman" w:hAnsi="Times New Roman"/>
+        </w:rPr>
+        <w:t xml:space="preserve"> </w:t>
+      </w:r>
+      <w:proofErr w:type="spellStart"/>
+      <w:r>
+        <w:rPr>
+          <w:rFonts w:ascii="Times New Roman" w:hAnsi="Times New Roman"/>
+        </w:rPr>
+        <w:t>dengan</w:t>
+      </w:r>
+      <w:proofErr w:type="spellEnd"/>
+      <w:r>
+        <w:rPr>
+          <w:rFonts w:ascii="Times New Roman" w:hAnsi="Times New Roman"/>
+        </w:rPr>
+        <w:t xml:space="preserve"> node lain yang </w:t>
+      </w:r>
+      <w:proofErr w:type="spellStart"/>
+      <w:r>
+        <w:rPr>
+          <w:rFonts w:ascii="Times New Roman" w:hAnsi="Times New Roman"/>
+        </w:rPr>
+        <w:t>masih</w:t>
+      </w:r>
+      <w:proofErr w:type="spellEnd"/>
+      <w:r>
+        <w:rPr>
+          <w:rFonts w:ascii="Times New Roman" w:hAnsi="Times New Roman"/>
+        </w:rPr>
+        <w:t xml:space="preserve"> </w:t>
+      </w:r>
+      <w:proofErr w:type="spellStart"/>
+      <w:r>
+        <w:rPr>
+          <w:rFonts w:ascii="Times New Roman" w:hAnsi="Times New Roman"/>
+        </w:rPr>
+        <w:t>terhubung</w:t>
+      </w:r>
+      <w:proofErr w:type="spellEnd"/>
+      <w:r>
+        <w:rPr>
+          <w:rFonts w:ascii="Times New Roman" w:hAnsi="Times New Roman"/>
+        </w:rPr>
+        <w:t xml:space="preserve">, </w:t>
+      </w:r>
+      <w:proofErr w:type="spellStart"/>
+      <w:r>
+        <w:rPr>
+          <w:rFonts w:ascii="Times New Roman" w:hAnsi="Times New Roman"/>
+        </w:rPr>
+        <w:t>kemudian</w:t>
+      </w:r>
+      <w:proofErr w:type="spellEnd"/>
+      <w:r>
+        <w:rPr>
+          <w:rFonts w:ascii="Times New Roman" w:hAnsi="Times New Roman"/>
+        </w:rPr>
+        <w:t xml:space="preserve"> successor </w:t>
+      </w:r>
+      <w:proofErr w:type="spellStart"/>
+      <w:r>
+        <w:rPr>
+          <w:rFonts w:ascii="Times New Roman" w:hAnsi="Times New Roman"/>
+        </w:rPr>
+        <w:t>dipindahkan</w:t>
+      </w:r>
+      <w:proofErr w:type="spellEnd"/>
+      <w:r>
+        <w:rPr>
+          <w:rFonts w:ascii="Times New Roman" w:hAnsi="Times New Roman"/>
+        </w:rPr>
+        <w:t xml:space="preserve"> </w:t>
+      </w:r>
+      <w:proofErr w:type="spellStart"/>
+      <w:r>
+        <w:rPr>
+          <w:rFonts w:ascii="Times New Roman" w:hAnsi="Times New Roman"/>
+        </w:rPr>
+        <w:t>untuk</w:t>
+      </w:r>
+      <w:proofErr w:type="spellEnd"/>
+      <w:r>
+        <w:rPr>
+          <w:rFonts w:ascii="Times New Roman" w:hAnsi="Times New Roman"/>
+        </w:rPr>
+        <w:t xml:space="preserve"> </w:t>
+      </w:r>
+      <w:proofErr w:type="spellStart"/>
+      <w:r>
+        <w:rPr>
+          <w:rFonts w:ascii="Times New Roman" w:hAnsi="Times New Roman"/>
+        </w:rPr>
+        <w:t>menggantikan</w:t>
+      </w:r>
+      <w:proofErr w:type="spellEnd"/>
+      <w:r>
+        <w:rPr>
+          <w:rFonts w:ascii="Times New Roman" w:hAnsi="Times New Roman"/>
+        </w:rPr>
+        <w:t xml:space="preserve"> </w:t>
+      </w:r>
+      <w:proofErr w:type="spellStart"/>
+      <w:r>
+        <w:rPr>
+          <w:rFonts w:ascii="Times New Roman" w:hAnsi="Times New Roman"/>
+        </w:rPr>
+        <w:t>posisi</w:t>
+      </w:r>
+      <w:proofErr w:type="spellEnd"/>
+      <w:r>
+        <w:rPr>
+          <w:rFonts w:ascii="Times New Roman" w:hAnsi="Times New Roman"/>
+        </w:rPr>
+        <w:t xml:space="preserve"> node yang </w:t>
+      </w:r>
+      <w:proofErr w:type="spellStart"/>
+      <w:r>
+        <w:rPr>
+          <w:rFonts w:ascii="Times New Roman" w:hAnsi="Times New Roman"/>
+        </w:rPr>
+        <w:t>dihapus</w:t>
+      </w:r>
+      <w:proofErr w:type="spellEnd"/>
+      <w:r>
+        <w:rPr>
+          <w:rFonts w:ascii="Times New Roman" w:hAnsi="Times New Roman"/>
+        </w:rPr>
+        <w:t xml:space="preserve">. </w:t>
+      </w:r>
+      <w:proofErr w:type="spellStart"/>
+      <w:r>
+        <w:rPr>
+          <w:rFonts w:ascii="Times New Roman" w:hAnsi="Times New Roman"/>
+        </w:rPr>
+        <w:t>Setelah</w:t>
+      </w:r>
+      <w:proofErr w:type="spellEnd"/>
+      <w:r>
+        <w:rPr>
+          <w:rFonts w:ascii="Times New Roman" w:hAnsi="Times New Roman"/>
+        </w:rPr>
+        <w:t xml:space="preserve"> </w:t>
+      </w:r>
+      <w:proofErr w:type="spellStart"/>
+      <w:r>
+        <w:rPr>
+          <w:rFonts w:ascii="Times New Roman" w:hAnsi="Times New Roman"/>
+        </w:rPr>
+        <w:t>itu</w:t>
+      </w:r>
+      <w:proofErr w:type="spellEnd"/>
+      <w:r>
+        <w:rPr>
+          <w:rFonts w:ascii="Times New Roman" w:hAnsi="Times New Roman"/>
+        </w:rPr>
+        <w:t xml:space="preserve">, </w:t>
+      </w:r>
+      <w:proofErr w:type="spellStart"/>
+      <w:r>
+        <w:rPr>
+          <w:rFonts w:ascii="Times New Roman" w:hAnsi="Times New Roman"/>
+        </w:rPr>
+        <w:t>anak</w:t>
+      </w:r>
+      <w:proofErr w:type="spellEnd"/>
+      <w:r>
+        <w:rPr>
+          <w:rFonts w:ascii="Times New Roman" w:hAnsi="Times New Roman"/>
+        </w:rPr>
+        <w:t xml:space="preserve"> kiri dan </w:t>
+      </w:r>
+      <w:proofErr w:type="spellStart"/>
+      <w:r>
+        <w:rPr>
+          <w:rFonts w:ascii="Times New Roman" w:hAnsi="Times New Roman"/>
+        </w:rPr>
+        <w:t>anak</w:t>
+      </w:r>
+      <w:proofErr w:type="spellEnd"/>
+      <w:r>
+        <w:rPr>
+          <w:rFonts w:ascii="Times New Roman" w:hAnsi="Times New Roman"/>
+        </w:rPr>
+        <w:t xml:space="preserve"> </w:t>
+      </w:r>
+      <w:proofErr w:type="spellStart"/>
+      <w:r>
+        <w:rPr>
+          <w:rFonts w:ascii="Times New Roman" w:hAnsi="Times New Roman"/>
+        </w:rPr>
+        <w:t>kanan</w:t>
+      </w:r>
+      <w:proofErr w:type="spellEnd"/>
+      <w:r>
+        <w:rPr>
+          <w:rFonts w:ascii="Times New Roman" w:hAnsi="Times New Roman"/>
+        </w:rPr>
+        <w:t xml:space="preserve"> </w:t>
+      </w:r>
+      <w:proofErr w:type="spellStart"/>
+      <w:r>
+        <w:rPr>
+          <w:rFonts w:ascii="Times New Roman" w:hAnsi="Times New Roman"/>
+        </w:rPr>
+        <w:t>dari</w:t>
+      </w:r>
+      <w:proofErr w:type="spellEnd"/>
+      <w:r>
+        <w:rPr>
+          <w:rFonts w:ascii="Times New Roman" w:hAnsi="Times New Roman"/>
+        </w:rPr>
+        <w:t xml:space="preserve"> node lama </w:t>
+      </w:r>
+      <w:proofErr w:type="spellStart"/>
+      <w:r>
+        <w:rPr>
+          <w:rFonts w:ascii="Times New Roman" w:hAnsi="Times New Roman"/>
+        </w:rPr>
+        <w:t>disambungkan</w:t>
+      </w:r>
+      <w:proofErr w:type="spellEnd"/>
+      <w:r>
+        <w:rPr>
+          <w:rFonts w:ascii="Times New Roman" w:hAnsi="Times New Roman"/>
+        </w:rPr>
+        <w:t xml:space="preserve"> </w:t>
+      </w:r>
+      <w:proofErr w:type="spellStart"/>
+      <w:r>
+        <w:rPr>
+          <w:rFonts w:ascii="Times New Roman" w:hAnsi="Times New Roman"/>
+        </w:rPr>
+        <w:t>ke</w:t>
+      </w:r>
+      <w:proofErr w:type="spellEnd"/>
+      <w:r>
+        <w:rPr>
+          <w:rFonts w:ascii="Times New Roman" w:hAnsi="Times New Roman"/>
+        </w:rPr>
+        <w:t xml:space="preserve"> successor </w:t>
+      </w:r>
+      <w:proofErr w:type="spellStart"/>
+      <w:r>
+        <w:rPr>
+          <w:rFonts w:ascii="Times New Roman" w:hAnsi="Times New Roman"/>
+        </w:rPr>
+        <w:lastRenderedPageBreak/>
+        <w:t>sehingga</w:t>
+      </w:r>
+      <w:proofErr w:type="spellEnd"/>
+      <w:r>
+        <w:rPr>
+          <w:rFonts w:ascii="Times New Roman" w:hAnsi="Times New Roman"/>
+        </w:rPr>
+        <w:t xml:space="preserve"> </w:t>
+      </w:r>
+      <w:proofErr w:type="spellStart"/>
+      <w:r>
+        <w:rPr>
+          <w:rFonts w:ascii="Times New Roman" w:hAnsi="Times New Roman"/>
+        </w:rPr>
+        <w:t>seluruh</w:t>
+      </w:r>
+      <w:proofErr w:type="spellEnd"/>
+      <w:r>
+        <w:rPr>
+          <w:rFonts w:ascii="Times New Roman" w:hAnsi="Times New Roman"/>
+        </w:rPr>
+        <w:t xml:space="preserve"> </w:t>
+      </w:r>
+      <w:proofErr w:type="spellStart"/>
+      <w:r>
+        <w:rPr>
+          <w:rFonts w:ascii="Times New Roman" w:hAnsi="Times New Roman"/>
+        </w:rPr>
+        <w:t>cabang</w:t>
+      </w:r>
+      <w:proofErr w:type="spellEnd"/>
+      <w:r>
+        <w:rPr>
+          <w:rFonts w:ascii="Times New Roman" w:hAnsi="Times New Roman"/>
+        </w:rPr>
+        <w:t xml:space="preserve"> </w:t>
+      </w:r>
+      <w:proofErr w:type="spellStart"/>
+      <w:r>
+        <w:rPr>
+          <w:rFonts w:ascii="Times New Roman" w:hAnsi="Times New Roman"/>
+        </w:rPr>
+        <w:t>pohon</w:t>
+      </w:r>
+      <w:proofErr w:type="spellEnd"/>
+      <w:r>
+        <w:rPr>
+          <w:rFonts w:ascii="Times New Roman" w:hAnsi="Times New Roman"/>
+        </w:rPr>
+        <w:t xml:space="preserve"> </w:t>
+      </w:r>
+      <w:proofErr w:type="spellStart"/>
+      <w:r>
+        <w:rPr>
+          <w:rFonts w:ascii="Times New Roman" w:hAnsi="Times New Roman"/>
+        </w:rPr>
+        <w:t>tetap</w:t>
+      </w:r>
+      <w:proofErr w:type="spellEnd"/>
+      <w:r>
+        <w:rPr>
+          <w:rFonts w:ascii="Times New Roman" w:hAnsi="Times New Roman"/>
+        </w:rPr>
+        <w:t xml:space="preserve"> </w:t>
+      </w:r>
+      <w:proofErr w:type="spellStart"/>
+      <w:r>
+        <w:rPr>
+          <w:rFonts w:ascii="Times New Roman" w:hAnsi="Times New Roman"/>
+        </w:rPr>
+        <w:t>terhubung</w:t>
+      </w:r>
+      <w:proofErr w:type="spellEnd"/>
+      <w:r>
+        <w:rPr>
+          <w:rFonts w:ascii="Times New Roman" w:hAnsi="Times New Roman"/>
+        </w:rPr>
+        <w:t xml:space="preserve">. </w:t>
+      </w:r>
+      <w:proofErr w:type="spellStart"/>
+      <w:r>
+        <w:rPr>
+          <w:rFonts w:ascii="Times New Roman" w:hAnsi="Times New Roman"/>
+        </w:rPr>
+        <w:t>Dengan</w:t>
+      </w:r>
+      <w:proofErr w:type="spellEnd"/>
+      <w:r>
+        <w:rPr>
+          <w:rFonts w:ascii="Times New Roman" w:hAnsi="Times New Roman"/>
+        </w:rPr>
+        <w:t xml:space="preserve"> </w:t>
+      </w:r>
+      <w:proofErr w:type="spellStart"/>
+      <w:r>
+        <w:rPr>
+          <w:rFonts w:ascii="Times New Roman" w:hAnsi="Times New Roman"/>
+        </w:rPr>
+        <w:t>cara</w:t>
+      </w:r>
+      <w:proofErr w:type="spellEnd"/>
+      <w:r>
+        <w:rPr>
+          <w:rFonts w:ascii="Times New Roman" w:hAnsi="Times New Roman"/>
+        </w:rPr>
+        <w:t xml:space="preserve"> </w:t>
+      </w:r>
+      <w:proofErr w:type="spellStart"/>
+      <w:r>
+        <w:rPr>
+          <w:rFonts w:ascii="Times New Roman" w:hAnsi="Times New Roman"/>
+        </w:rPr>
+        <w:t>ini</w:t>
+      </w:r>
+      <w:proofErr w:type="spellEnd"/>
+      <w:r>
+        <w:rPr>
+          <w:rFonts w:ascii="Times New Roman" w:hAnsi="Times New Roman"/>
+        </w:rPr>
+        <w:t xml:space="preserve">, </w:t>
+      </w:r>
+      <w:proofErr w:type="spellStart"/>
+      <w:proofErr w:type="gramStart"/>
+      <w:r>
+        <w:rPr>
+          <w:rFonts w:ascii="Times New Roman" w:hAnsi="Times New Roman"/>
+        </w:rPr>
+        <w:t>getSuccessor</w:t>
+      </w:r>
+      <w:proofErr w:type="spellEnd"/>
+      <w:r>
+        <w:rPr>
+          <w:rFonts w:ascii="Times New Roman" w:hAnsi="Times New Roman"/>
+        </w:rPr>
+        <w:t>(</w:t>
+      </w:r>
+      <w:proofErr w:type="gramEnd"/>
+      <w:r>
+        <w:rPr>
+          <w:rFonts w:ascii="Times New Roman" w:hAnsi="Times New Roman"/>
+        </w:rPr>
+        <w:t xml:space="preserve">) </w:t>
+      </w:r>
+      <w:proofErr w:type="spellStart"/>
+      <w:r>
+        <w:rPr>
+          <w:rFonts w:ascii="Times New Roman" w:hAnsi="Times New Roman"/>
+        </w:rPr>
+        <w:t>membantu</w:t>
+      </w:r>
+      <w:proofErr w:type="spellEnd"/>
+      <w:r>
+        <w:rPr>
+          <w:rFonts w:ascii="Times New Roman" w:hAnsi="Times New Roman"/>
+        </w:rPr>
+        <w:t xml:space="preserve"> </w:t>
+      </w:r>
+      <w:proofErr w:type="spellStart"/>
+      <w:r>
+        <w:rPr>
+          <w:rFonts w:ascii="Times New Roman" w:hAnsi="Times New Roman"/>
+        </w:rPr>
+        <w:t>memilih</w:t>
+      </w:r>
+      <w:proofErr w:type="spellEnd"/>
+      <w:r>
+        <w:rPr>
+          <w:rFonts w:ascii="Times New Roman" w:hAnsi="Times New Roman"/>
+        </w:rPr>
+        <w:t xml:space="preserve"> </w:t>
+      </w:r>
+      <w:proofErr w:type="spellStart"/>
+      <w:r>
+        <w:rPr>
+          <w:rFonts w:ascii="Times New Roman" w:hAnsi="Times New Roman"/>
+        </w:rPr>
+        <w:t>pengganti</w:t>
+      </w:r>
+      <w:proofErr w:type="spellEnd"/>
+      <w:r>
+        <w:rPr>
+          <w:rFonts w:ascii="Times New Roman" w:hAnsi="Times New Roman"/>
+        </w:rPr>
+        <w:t xml:space="preserve"> yang paling </w:t>
+      </w:r>
+      <w:proofErr w:type="spellStart"/>
+      <w:r>
+        <w:rPr>
+          <w:rFonts w:ascii="Times New Roman" w:hAnsi="Times New Roman"/>
+        </w:rPr>
+        <w:t>tepat</w:t>
+      </w:r>
+      <w:proofErr w:type="spellEnd"/>
+      <w:r>
+        <w:rPr>
+          <w:rFonts w:ascii="Times New Roman" w:hAnsi="Times New Roman"/>
+        </w:rPr>
+        <w:t xml:space="preserve"> </w:t>
+      </w:r>
+      <w:proofErr w:type="spellStart"/>
+      <w:r>
+        <w:rPr>
+          <w:rFonts w:ascii="Times New Roman" w:hAnsi="Times New Roman"/>
+        </w:rPr>
+        <w:t>sehingga</w:t>
+      </w:r>
+      <w:proofErr w:type="spellEnd"/>
+      <w:r>
+        <w:rPr>
+          <w:rFonts w:ascii="Times New Roman" w:hAnsi="Times New Roman"/>
+        </w:rPr>
+        <w:t xml:space="preserve"> </w:t>
+      </w:r>
+      <w:proofErr w:type="spellStart"/>
+      <w:r>
+        <w:rPr>
+          <w:rFonts w:ascii="Times New Roman" w:hAnsi="Times New Roman"/>
+        </w:rPr>
+        <w:t>aturan</w:t>
+      </w:r>
+      <w:proofErr w:type="spellEnd"/>
+      <w:r>
+        <w:rPr>
+          <w:rFonts w:ascii="Times New Roman" w:hAnsi="Times New Roman"/>
+        </w:rPr>
+        <w:t xml:space="preserve"> Binary Search Tree </w:t>
+      </w:r>
+      <w:proofErr w:type="spellStart"/>
+      <w:r>
+        <w:rPr>
+          <w:rFonts w:ascii="Times New Roman" w:hAnsi="Times New Roman"/>
+        </w:rPr>
+        <w:t>tetap</w:t>
+      </w:r>
+      <w:proofErr w:type="spellEnd"/>
+      <w:r>
+        <w:rPr>
+          <w:rFonts w:ascii="Times New Roman" w:hAnsi="Times New Roman"/>
+        </w:rPr>
+        <w:t xml:space="preserve"> </w:t>
+      </w:r>
+      <w:proofErr w:type="spellStart"/>
+      <w:r>
+        <w:rPr>
+          <w:rFonts w:ascii="Times New Roman" w:hAnsi="Times New Roman"/>
+        </w:rPr>
+        <w:t>terjaga</w:t>
+      </w:r>
+      <w:proofErr w:type="spellEnd"/>
+      <w:r>
+        <w:rPr>
+          <w:rFonts w:ascii="Times New Roman" w:hAnsi="Times New Roman"/>
+        </w:rPr>
+        <w:t xml:space="preserve">, </w:t>
+      </w:r>
+      <w:proofErr w:type="spellStart"/>
+      <w:r>
+        <w:rPr>
+          <w:rFonts w:ascii="Times New Roman" w:hAnsi="Times New Roman"/>
+        </w:rPr>
+        <w:t>yaitu</w:t>
+      </w:r>
+      <w:proofErr w:type="spellEnd"/>
+      <w:r>
+        <w:rPr>
+          <w:rFonts w:ascii="Times New Roman" w:hAnsi="Times New Roman"/>
+        </w:rPr>
+        <w:t xml:space="preserve"> </w:t>
+      </w:r>
+      <w:proofErr w:type="spellStart"/>
+      <w:r>
+        <w:rPr>
+          <w:rFonts w:ascii="Times New Roman" w:hAnsi="Times New Roman"/>
+        </w:rPr>
+        <w:t>semua</w:t>
+      </w:r>
+      <w:proofErr w:type="spellEnd"/>
+      <w:r>
+        <w:rPr>
+          <w:rFonts w:ascii="Times New Roman" w:hAnsi="Times New Roman"/>
+        </w:rPr>
+        <w:t xml:space="preserve"> </w:t>
+      </w:r>
+      <w:proofErr w:type="spellStart"/>
+      <w:r>
+        <w:rPr>
+          <w:rFonts w:ascii="Times New Roman" w:hAnsi="Times New Roman"/>
+        </w:rPr>
+        <w:t>nilai</w:t>
+      </w:r>
+      <w:proofErr w:type="spellEnd"/>
+      <w:r>
+        <w:rPr>
+          <w:rFonts w:ascii="Times New Roman" w:hAnsi="Times New Roman"/>
+        </w:rPr>
+        <w:t xml:space="preserve"> di </w:t>
+      </w:r>
+      <w:proofErr w:type="spellStart"/>
+      <w:r>
+        <w:rPr>
+          <w:rFonts w:ascii="Times New Roman" w:hAnsi="Times New Roman"/>
+        </w:rPr>
+        <w:t>cabang</w:t>
+      </w:r>
+      <w:proofErr w:type="spellEnd"/>
+      <w:r>
+        <w:rPr>
+          <w:rFonts w:ascii="Times New Roman" w:hAnsi="Times New Roman"/>
+        </w:rPr>
+        <w:t xml:space="preserve"> kiri </w:t>
+      </w:r>
+      <w:proofErr w:type="spellStart"/>
+      <w:r>
+        <w:rPr>
+          <w:rFonts w:ascii="Times New Roman" w:hAnsi="Times New Roman"/>
+        </w:rPr>
+        <w:t>lebih</w:t>
+      </w:r>
+      <w:proofErr w:type="spellEnd"/>
+      <w:r>
+        <w:rPr>
+          <w:rFonts w:ascii="Times New Roman" w:hAnsi="Times New Roman"/>
+        </w:rPr>
+        <w:t xml:space="preserve"> </w:t>
+      </w:r>
+      <w:proofErr w:type="spellStart"/>
+      <w:r>
+        <w:rPr>
+          <w:rFonts w:ascii="Times New Roman" w:hAnsi="Times New Roman"/>
+        </w:rPr>
+        <w:t>kecil</w:t>
+      </w:r>
+      <w:proofErr w:type="spellEnd"/>
+      <w:r>
+        <w:rPr>
+          <w:rFonts w:ascii="Times New Roman" w:hAnsi="Times New Roman"/>
+        </w:rPr>
+        <w:t xml:space="preserve"> dan </w:t>
+      </w:r>
+      <w:proofErr w:type="spellStart"/>
+      <w:r>
+        <w:rPr>
+          <w:rFonts w:ascii="Times New Roman" w:hAnsi="Times New Roman"/>
+        </w:rPr>
+        <w:t>semua</w:t>
+      </w:r>
+      <w:proofErr w:type="spellEnd"/>
+      <w:r>
+        <w:rPr>
+          <w:rFonts w:ascii="Times New Roman" w:hAnsi="Times New Roman"/>
+        </w:rPr>
+        <w:t xml:space="preserve"> </w:t>
+      </w:r>
+      <w:proofErr w:type="spellStart"/>
+      <w:r>
+        <w:rPr>
+          <w:rFonts w:ascii="Times New Roman" w:hAnsi="Times New Roman"/>
+        </w:rPr>
+        <w:t>nilai</w:t>
+      </w:r>
+      <w:proofErr w:type="spellEnd"/>
+      <w:r>
+        <w:rPr>
+          <w:rFonts w:ascii="Times New Roman" w:hAnsi="Times New Roman"/>
+        </w:rPr>
+        <w:t xml:space="preserve"> di </w:t>
+      </w:r>
+      <w:proofErr w:type="spellStart"/>
+      <w:r>
+        <w:rPr>
+          <w:rFonts w:ascii="Times New Roman" w:hAnsi="Times New Roman"/>
+        </w:rPr>
+        <w:t>cabang</w:t>
+      </w:r>
+      <w:proofErr w:type="spellEnd"/>
+      <w:r>
+        <w:rPr>
+          <w:rFonts w:ascii="Times New Roman" w:hAnsi="Times New Roman"/>
+        </w:rPr>
+        <w:t xml:space="preserve"> </w:t>
+      </w:r>
+      <w:proofErr w:type="spellStart"/>
+      <w:r>
+        <w:rPr>
+          <w:rFonts w:ascii="Times New Roman" w:hAnsi="Times New Roman"/>
+        </w:rPr>
+        <w:t>kanan</w:t>
+      </w:r>
+      <w:proofErr w:type="spellEnd"/>
+      <w:r>
+        <w:rPr>
+          <w:rFonts w:ascii="Times New Roman" w:hAnsi="Times New Roman"/>
+        </w:rPr>
+        <w:t xml:space="preserve"> </w:t>
+      </w:r>
+      <w:proofErr w:type="spellStart"/>
+      <w:r>
+        <w:rPr>
+          <w:rFonts w:ascii="Times New Roman" w:hAnsi="Times New Roman"/>
+        </w:rPr>
+        <w:t>lebih</w:t>
+      </w:r>
+      <w:proofErr w:type="spellEnd"/>
+      <w:r>
+        <w:rPr>
+          <w:rFonts w:ascii="Times New Roman" w:hAnsi="Times New Roman"/>
+        </w:rPr>
+        <w:t xml:space="preserve"> </w:t>
+      </w:r>
+      <w:proofErr w:type="spellStart"/>
+      <w:r>
+        <w:rPr>
+          <w:rFonts w:ascii="Times New Roman" w:hAnsi="Times New Roman"/>
+        </w:rPr>
+        <w:t>besar</w:t>
+      </w:r>
+      <w:proofErr w:type="spellEnd"/>
+      <w:r>
+        <w:rPr>
+          <w:rFonts w:ascii="Times New Roman" w:hAnsi="Times New Roman"/>
+        </w:rPr>
+        <w:t xml:space="preserve"> </w:t>
+      </w:r>
+      <w:proofErr w:type="spellStart"/>
+      <w:r>
+        <w:rPr>
+          <w:rFonts w:ascii="Times New Roman" w:hAnsi="Times New Roman"/>
+        </w:rPr>
+        <w:t>daripada</w:t>
+      </w:r>
+      <w:proofErr w:type="spellEnd"/>
+      <w:r>
+        <w:rPr>
+          <w:rFonts w:ascii="Times New Roman" w:hAnsi="Times New Roman"/>
+        </w:rPr>
+        <w:t xml:space="preserve"> node </w:t>
+      </w:r>
+      <w:proofErr w:type="spellStart"/>
+      <w:r>
+        <w:rPr>
+          <w:rFonts w:ascii="Times New Roman" w:hAnsi="Times New Roman"/>
+        </w:rPr>
+        <w:t>induknya</w:t>
+      </w:r>
+      <w:proofErr w:type="spellEnd"/>
+      <w:r>
+        <w:rPr>
+          <w:rFonts w:ascii="Times New Roman" w:hAnsi="Times New Roman"/>
+        </w:rPr>
+        <w:t>.</w:t>
+      </w:r>
+    </w:p>
+    <w:p>
+      <w:pPr>
+        <w:pStyle w:val="ListParagraph"/>
+        <w:tabs>
+          <w:tab w:val="left" w:pos="1350"/>
+          <w:tab w:val="left" w:pos="1440"/>
+        </w:tabs>
+        <w:ind w:left="1800"/>
+        <w:rPr>
+          <w:rFonts w:ascii="Times New Roman" w:hAnsi="Times New Roman"/>
+          <w:b/>
+          <w:bCs/>
+          <w:lang w:val="en-US"/>
+        </w:rPr>
+      </w:pPr>
+    </w:p>
+    <w:p>
+      <w:pPr>
         <w:tabs>
           <w:tab w:val="left" w:pos="1440"/>
         </w:tabs>
+      </w:pPr>
+      <w:r>
         <w:rPr>
           <w:rFonts w:ascii="Times New Roman" w:hAnsi="Times New Roman"/>
           <w:b/>
           <w:bCs/>
           <w:lang w:val="en-US"/>
         </w:rPr>
-      </w:pPr>
-    </w:p>
-    <w:p>
-      <w:pPr>
-        <w:pStyle w:val="ListParagraph"/>
-        <w:tabs>
-          <w:tab w:val="left" w:pos="1440"/>
-        </w:tabs>
+        <w:t xml:space="preserve">Link </w:t>
+      </w:r>
+      <w:proofErr w:type="gramStart"/>
+      <w:r>
         <w:rPr>
           <w:rFonts w:ascii="Times New Roman" w:hAnsi="Times New Roman"/>
           <w:b/>
           <w:bCs/>
           <w:lang w:val="en-US"/>
         </w:rPr>
-      </w:pPr>
-    </w:p>
-    <w:p>
-      <w:pPr>
-        <w:pStyle w:val="ListParagraph"/>
-        <w:tabs>
-          <w:tab w:val="left" w:pos="1440"/>
-        </w:tabs>
+        <w:t>GitHub :</w:t>
+      </w:r>
+      <w:proofErr w:type="gramEnd"/>
+      <w:r>
         <w:rPr>
           <w:rFonts w:ascii="Times New Roman" w:hAnsi="Times New Roman"/>
           <w:b/>
           <w:bCs/>
           <w:lang w:val="en-US"/>
         </w:rPr>
-      </w:pPr>
-    </w:p>
-    <w:p>
-      <w:pPr>
-        <w:tabs>
-          <w:tab w:val="left" w:pos="1440"/>
-        </w:tabs>
+        <w:t xml:space="preserve"> </w:t>
+      </w:r>
+      <w:r>
         <w:rPr>
           <w:rFonts w:ascii="Times New Roman" w:hAnsi="Times New Roman"/>
           <w:b/>
           <w:bCs/>
           <w:lang w:val="en-US"/>
         </w:rPr>
-      </w:pPr>
-    </w:p>
-    <w:p>
-      <w:pPr>
-        <w:tabs>
-          <w:tab w:val="left" w:pos="1440"/>
-        </w:tabs>
-        <w:rPr>
-          <w:rFonts w:ascii="Times New Roman" w:hAnsi="Times New Roman"/>
-          <w:b/>
-          <w:bCs/>
-          <w:lang w:val="en-US"/>
-        </w:rPr>
-      </w:pPr>
-    </w:p>
-    <w:p>
-      <w:pPr>
-        <w:tabs>
-          <w:tab w:val="left" w:pos="1440"/>
-        </w:tabs>
-        <w:rPr>
-          <w:rFonts w:ascii="Times New Roman" w:hAnsi="Times New Roman"/>
-          <w:b/>
-          <w:bCs/>
-          <w:lang w:val="en-US"/>
-        </w:rPr>
-      </w:pPr>
-    </w:p>
-    <w:p>
-      <w:pPr>
-        <w:tabs>
-          <w:tab w:val="left" w:pos="1440"/>
-        </w:tabs>
-        <w:rPr>
-          <w:rFonts w:ascii="Times New Roman" w:hAnsi="Times New Roman"/>
-          <w:b/>
-          <w:bCs/>
-          <w:lang w:val="en-US"/>
-        </w:rPr>
-      </w:pPr>
-    </w:p>
-    <w:p>
-      <w:pPr>
-        <w:tabs>
-          <w:tab w:val="left" w:pos="1440"/>
-        </w:tabs>
-        <w:rPr>
-          <w:rFonts w:ascii="Times New Roman" w:hAnsi="Times New Roman"/>
-          <w:b/>
-          <w:bCs/>
-          <w:lang w:val="en-US"/>
-        </w:rPr>
-      </w:pPr>
-    </w:p>
-    <w:p>
-      <w:pPr>
-        <w:tabs>
-          <w:tab w:val="left" w:pos="1440"/>
-        </w:tabs>
-        <w:rPr>
-          <w:rFonts w:ascii="Times New Roman" w:hAnsi="Times New Roman"/>
-          <w:b/>
-          <w:bCs/>
-          <w:lang w:val="en-US"/>
-        </w:rPr>
-      </w:pPr>
-    </w:p>
-    <w:p>
-      <w:pPr>
-        <w:tabs>
-          <w:tab w:val="left" w:pos="1440"/>
-        </w:tabs>
-        <w:rPr>
-          <w:rFonts w:ascii="Times New Roman" w:hAnsi="Times New Roman"/>
-          <w:b/>
-          <w:bCs/>
-          <w:lang w:val="en-US"/>
-        </w:rPr>
-      </w:pPr>
-    </w:p>
-    <w:p>
-      <w:pPr>
-        <w:tabs>
-          <w:tab w:val="left" w:pos="1440"/>
-        </w:tabs>
-        <w:rPr>
-          <w:rFonts w:ascii="Times New Roman" w:hAnsi="Times New Roman"/>
-          <w:b/>
-          <w:bCs/>
-          <w:lang w:val="en-US"/>
-        </w:rPr>
-      </w:pPr>
-    </w:p>
-    <w:p>
-      <w:pPr>
-        <w:tabs>
-          <w:tab w:val="left" w:pos="1440"/>
-        </w:tabs>
-        <w:rPr>
-          <w:rFonts w:ascii="Times New Roman" w:hAnsi="Times New Roman"/>
-          <w:b/>
-          <w:bCs/>
-          <w:lang w:val="en-US"/>
-        </w:rPr>
-      </w:pPr>
-    </w:p>
-    <w:p>
-      <w:pPr>
-        <w:tabs>
-          <w:tab w:val="left" w:pos="1440"/>
-        </w:tabs>
-        <w:rPr>
-          <w:rFonts w:ascii="Times New Roman" w:hAnsi="Times New Roman"/>
-          <w:b/>
-          <w:bCs/>
-          <w:lang w:val="en-US"/>
-        </w:rPr>
-      </w:pPr>
-    </w:p>
-    <w:p>
-      <w:pPr>
-        <w:tabs>
-          <w:tab w:val="left" w:pos="1440"/>
-        </w:tabs>
-        <w:rPr>
-          <w:rFonts w:ascii="Times New Roman" w:hAnsi="Times New Roman"/>
-          <w:b/>
-          <w:bCs/>
-          <w:lang w:val="en-US"/>
-        </w:rPr>
-      </w:pPr>
-    </w:p>
-    <w:p>
-      <w:pPr>
-        <w:tabs>
-          <w:tab w:val="left" w:pos="1440"/>
-        </w:tabs>
-        <w:rPr>
-          <w:rFonts w:ascii="Times New Roman" w:hAnsi="Times New Roman"/>
-          <w:b/>
-          <w:bCs/>
-          <w:lang w:val="en-US"/>
-        </w:rPr>
-      </w:pPr>
-    </w:p>
-    <w:p>
-      <w:pPr>
-        <w:tabs>
-          <w:tab w:val="left" w:pos="1440"/>
-        </w:tabs>
-        <w:rPr>
-          <w:rFonts w:ascii="Times New Roman" w:hAnsi="Times New Roman"/>
-          <w:b/>
-          <w:bCs/>
-          <w:lang w:val="en-US"/>
-        </w:rPr>
-      </w:pPr>
-    </w:p>
-    <w:p>
-      <w:pPr>
-        <w:tabs>
-          <w:tab w:val="left" w:pos="1440"/>
-        </w:tabs>
-      </w:pPr>
-      <w:r>
-        <w:rPr>
-          <w:rFonts w:ascii="Times New Roman" w:hAnsi="Times New Roman"/>
-          <w:b/>
-          <w:bCs/>
-          <w:lang w:val="en-US"/>
-        </w:rPr>
-        <w:t xml:space="preserve">Link </w:t>
-      </w:r>
-      <w:proofErr w:type="gramStart"/>
-      <w:r>
-        <w:rPr>
-          <w:rFonts w:ascii="Times New Roman" w:hAnsi="Times New Roman"/>
-          <w:b/>
-          <w:bCs/>
-          <w:lang w:val="en-US"/>
-        </w:rPr>
-        <w:t>GitHub :</w:t>
-      </w:r>
-      <w:proofErr w:type="gramEnd"/>
-      <w:r>
-        <w:rPr>
-          <w:rFonts w:ascii="Times New Roman" w:hAnsi="Times New Roman"/>
-          <w:b/>
-          <w:bCs/>
-          <w:lang w:val="en-US"/>
-        </w:rPr>
-        <w:t xml:space="preserve"> </w:t>
-      </w:r>
-      <w:r>
-        <w:rPr>
-          <w:rFonts w:ascii="Times New Roman" w:hAnsi="Times New Roman"/>
-          <w:b/>
-          <w:bCs/>
-          <w:lang w:val="en-US"/>
-        </w:rPr>
-        <w:t xml:space="preserve"> </w:t>
-      </w:r>
-      <w:hyperlink r:id="rId17" w:history="1">
+        <w:t xml:space="preserve"> </w:t>
+      </w:r>
+      <w:hyperlink r:id="rId7" w:history="1">
         <w:r>
           <w:rPr>
             <w:rStyle w:val="Hyperlink"/>
@@ -1777,6 +7275,95 @@
 <file path=word/numbering.xml><?xml version="1.0" encoding="utf-8"?>
 <w:numbering xmlns:wpc="http://schemas.microsoft.com/office/word/2010/wordprocessingCanvas" xmlns:cx="http://schemas.microsoft.com/office/drawing/2014/chartex" xmlns:cx1="http://schemas.microsoft.com/office/drawing/2015/9/8/chartex" xmlns:cx2="http://schemas.microsoft.com/office/drawing/2015/10/21/chartex" xmlns:cx3="http://schemas.microsoft.com/office/drawing/2016/5/9/chartex" xmlns:cx4="http://schemas.microsoft.com/office/drawing/2016/5/10/chartex" xmlns:cx5="http://schemas.microsoft.com/office/drawing/2016/5/11/chartex" xmlns:cx6="http://schemas.microsoft.com/office/drawing/2016/5/12/chartex" xmlns:cx7="http://schemas.microsoft.com/office/drawing/2016/5/13/chartex" xmlns:cx8="http://schemas.microsoft.com/office/drawing/2016/5/14/chartex" xmlns:mc="http://schemas.openxmlformats.org/markup-compatibility/2006" xmlns:aink="http://schemas.microsoft.com/office/drawing/2016/ink" xmlns:am3d="http://schemas.microsoft.com/office/drawing/2017/model3d" xmlns:o="urn:schemas-microsoft-com:office:office" xmlns:oel="http://schemas.microsoft.com/office/2019/extlst" xmlns:r="http://schemas.openxmlformats.org/officeDocument/2006/relationships" xmlns:m="http://schemas.openxmlformats.org/officeDocument/2006/math" xmlns:v="urn:schemas-microsoft-com:vml" xmlns:wp14="http://schemas.microsoft.com/office/word/2010/wordprocessingDrawing" xmlns:wp="http://schemas.openxmlformats.org/drawingml/2006/wordprocessingDrawing" xmlns:w10="urn:schemas-microsoft-com:office:word" xmlns:w="http://schemas.openxmlformats.org/wordprocessingml/2006/main" xmlns:w14="http://schemas.microsoft.com/office/word/2010/wordml" xmlns:w15="http://schemas.microsoft.com/office/word/2012/wordml" xmlns:w16cex="http://schemas.microsoft.com/office/word/2018/wordml/cex" xmlns:w16cid="http://schemas.microsoft.com/office/word/2016/wordml/cid" xmlns:w16="http://schemas.microsoft.com/office/word/2018/wordml" xmlns:w16du="http://schemas.microsoft.com/office/word/2023/wordml/word16du" xmlns:w16sdtdh="http://schemas.microsoft.com/office/word/2020/wordml/sdtdatahash" xmlns:w16sdtfl="http://schemas.microsoft.com/office/word/2024/wordml/sdtformatlock" xmlns:w16se="http://schemas.microsoft.com/office/word/2015/wordml/symex" xmlns:wpg="http://schemas.microsoft.com/office/word/2010/wordprocessingGroup" xmlns:wpi="http://schemas.microsoft.com/office/word/2010/wordprocessingInk" xmlns:wne="http://schemas.microsoft.com/office/word/2006/wordml" xmlns:wps="http://schemas.microsoft.com/office/word/2010/wordprocessingShape" mc:Ignorable="w14 w15 w16se w16cid w16 w16cex w16sdtdh w16sdtfl w16du wp14">
   <w:abstractNum w:abstractNumId="0" w15:restartNumberingAfterBreak="0">
+    <w:nsid w:val="00A5758B"/>
+    <w:multiLevelType w:val="hybridMultilevel"/>
+    <w:tmpl w:val="ABFEE1EA"/>
+    <w:lvl w:ilvl="0" w:tplc="6866A606">
+      <w:start w:val="1"/>
+      <w:numFmt w:val="lowerLetter"/>
+      <w:lvlText w:val="%1."/>
+      <w:lvlJc w:val="left"/>
+      <w:pPr>
+        <w:ind w:left="2160" w:hanging="360"/>
+      </w:pPr>
+      <w:rPr>
+        <w:rFonts w:hint="default"/>
+      </w:rPr>
+    </w:lvl>
+    <w:lvl w:ilvl="1" w:tplc="38090019" w:tentative="1">
+      <w:start w:val="1"/>
+      <w:numFmt w:val="lowerLetter"/>
+      <w:lvlText w:val="%2."/>
+      <w:lvlJc w:val="left"/>
+      <w:pPr>
+        <w:ind w:left="2880" w:hanging="360"/>
+      </w:pPr>
+    </w:lvl>
+    <w:lvl w:ilvl="2" w:tplc="3809001B" w:tentative="1">
+      <w:start w:val="1"/>
+      <w:numFmt w:val="lowerRoman"/>
+      <w:lvlText w:val="%3."/>
+      <w:lvlJc w:val="right"/>
+      <w:pPr>
+        <w:ind w:left="3600" w:hanging="180"/>
+      </w:pPr>
+    </w:lvl>
+    <w:lvl w:ilvl="3" w:tplc="3809000F" w:tentative="1">
+      <w:start w:val="1"/>
+      <w:numFmt w:val="decimal"/>
+      <w:lvlText w:val="%4."/>
+      <w:lvlJc w:val="left"/>
+      <w:pPr>
+        <w:ind w:left="4320" w:hanging="360"/>
+      </w:pPr>
+    </w:lvl>
+    <w:lvl w:ilvl="4" w:tplc="38090019" w:tentative="1">
+      <w:start w:val="1"/>
+      <w:numFmt w:val="lowerLetter"/>
+      <w:lvlText w:val="%5."/>
+      <w:lvlJc w:val="left"/>
+      <w:pPr>
+        <w:ind w:left="5040" w:hanging="360"/>
+      </w:pPr>
+    </w:lvl>
+    <w:lvl w:ilvl="5" w:tplc="3809001B" w:tentative="1">
+      <w:start w:val="1"/>
+      <w:numFmt w:val="lowerRoman"/>
+      <w:lvlText w:val="%6."/>
+      <w:lvlJc w:val="right"/>
+      <w:pPr>
+        <w:ind w:left="5760" w:hanging="180"/>
+      </w:pPr>
+    </w:lvl>
+    <w:lvl w:ilvl="6" w:tplc="3809000F" w:tentative="1">
+      <w:start w:val="1"/>
+      <w:numFmt w:val="decimal"/>
+      <w:lvlText w:val="%7."/>
+      <w:lvlJc w:val="left"/>
+      <w:pPr>
+        <w:ind w:left="6480" w:hanging="360"/>
+      </w:pPr>
+    </w:lvl>
+    <w:lvl w:ilvl="7" w:tplc="38090019" w:tentative="1">
+      <w:start w:val="1"/>
+      <w:numFmt w:val="lowerLetter"/>
+      <w:lvlText w:val="%8."/>
+      <w:lvlJc w:val="left"/>
+      <w:pPr>
+        <w:ind w:left="7200" w:hanging="360"/>
+      </w:pPr>
+    </w:lvl>
+    <w:lvl w:ilvl="8" w:tplc="3809001B" w:tentative="1">
+      <w:start w:val="1"/>
+      <w:numFmt w:val="lowerRoman"/>
+      <w:lvlText w:val="%9."/>
+      <w:lvlJc w:val="right"/>
+      <w:pPr>
+        <w:ind w:left="7920" w:hanging="180"/>
+      </w:pPr>
+    </w:lvl>
+  </w:abstractNum>
+  <w:abstractNum w:abstractNumId="1" w15:restartNumberingAfterBreak="0">
     <w:nsid w:val="05900622"/>
     <w:multiLevelType w:val="multilevel"/>
     <w:tmpl w:val="EE408D68"/>
@@ -1925,7 +7512,7 @@
       </w:rPr>
     </w:lvl>
   </w:abstractNum>
-  <w:abstractNum w:abstractNumId="1" w15:restartNumberingAfterBreak="0">
+  <w:abstractNum w:abstractNumId="2" w15:restartNumberingAfterBreak="0">
     <w:nsid w:val="07C77F48"/>
     <w:multiLevelType w:val="hybridMultilevel"/>
     <w:tmpl w:val="E0EAF8B0"/>
@@ -2014,7 +7601,7 @@
       </w:pPr>
     </w:lvl>
   </w:abstractNum>
-  <w:abstractNum w:abstractNumId="2" w15:restartNumberingAfterBreak="0">
+  <w:abstractNum w:abstractNumId="3" w15:restartNumberingAfterBreak="0">
     <w:nsid w:val="0B3A73E9"/>
     <w:multiLevelType w:val="hybridMultilevel"/>
     <w:tmpl w:val="673037EE"/>
@@ -2103,7 +7690,7 @@
       </w:pPr>
     </w:lvl>
   </w:abstractNum>
-  <w:abstractNum w:abstractNumId="3" w15:restartNumberingAfterBreak="0">
+  <w:abstractNum w:abstractNumId="4" w15:restartNumberingAfterBreak="0">
     <w:nsid w:val="0F654E80"/>
     <w:multiLevelType w:val="hybridMultilevel"/>
     <w:tmpl w:val="7C2037A8"/>
@@ -2192,7 +7779,7 @@
       </w:pPr>
     </w:lvl>
   </w:abstractNum>
-  <w:abstractNum w:abstractNumId="4" w15:restartNumberingAfterBreak="0">
+  <w:abstractNum w:abstractNumId="5" w15:restartNumberingAfterBreak="0">
     <w:nsid w:val="0F881245"/>
     <w:multiLevelType w:val="hybridMultilevel"/>
     <w:tmpl w:val="21E6BC52"/>
@@ -2305,7 +7892,7 @@
       </w:rPr>
     </w:lvl>
   </w:abstractNum>
-  <w:abstractNum w:abstractNumId="5" w15:restartNumberingAfterBreak="0">
+  <w:abstractNum w:abstractNumId="6" w15:restartNumberingAfterBreak="0">
     <w:nsid w:val="12074AF1"/>
     <w:multiLevelType w:val="hybridMultilevel"/>
     <w:tmpl w:val="4A8C5FAA"/>
@@ -2394,7 +7981,7 @@
       </w:pPr>
     </w:lvl>
   </w:abstractNum>
-  <w:abstractNum w:abstractNumId="6" w15:restartNumberingAfterBreak="0">
+  <w:abstractNum w:abstractNumId="7" w15:restartNumberingAfterBreak="0">
     <w:nsid w:val="12196DD0"/>
     <w:multiLevelType w:val="hybridMultilevel"/>
     <w:tmpl w:val="B9A0A6FA"/>
@@ -2483,7 +8070,7 @@
       </w:pPr>
     </w:lvl>
   </w:abstractNum>
-  <w:abstractNum w:abstractNumId="7" w15:restartNumberingAfterBreak="0">
+  <w:abstractNum w:abstractNumId="8" w15:restartNumberingAfterBreak="0">
     <w:nsid w:val="12404374"/>
     <w:multiLevelType w:val="hybridMultilevel"/>
     <w:tmpl w:val="5B787390"/>
@@ -2572,7 +8159,185 @@
       </w:pPr>
     </w:lvl>
   </w:abstractNum>
-  <w:abstractNum w:abstractNumId="8" w15:restartNumberingAfterBreak="0">
+  <w:abstractNum w:abstractNumId="9" w15:restartNumberingAfterBreak="0">
+    <w:nsid w:val="17EE3555"/>
+    <w:multiLevelType w:val="hybridMultilevel"/>
+    <w:tmpl w:val="EBCCA27E"/>
+    <w:lvl w:ilvl="0" w:tplc="69B22EAA">
+      <w:start w:val="1"/>
+      <w:numFmt w:val="decimal"/>
+      <w:lvlText w:val="%1."/>
+      <w:lvlJc w:val="left"/>
+      <w:pPr>
+        <w:ind w:left="2520" w:hanging="360"/>
+      </w:pPr>
+      <w:rPr>
+        <w:rFonts w:hint="default"/>
+      </w:rPr>
+    </w:lvl>
+    <w:lvl w:ilvl="1" w:tplc="38090019" w:tentative="1">
+      <w:start w:val="1"/>
+      <w:numFmt w:val="lowerLetter"/>
+      <w:lvlText w:val="%2."/>
+      <w:lvlJc w:val="left"/>
+      <w:pPr>
+        <w:ind w:left="3240" w:hanging="360"/>
+      </w:pPr>
+    </w:lvl>
+    <w:lvl w:ilvl="2" w:tplc="3809001B" w:tentative="1">
+      <w:start w:val="1"/>
+      <w:numFmt w:val="lowerRoman"/>
+      <w:lvlText w:val="%3."/>
+      <w:lvlJc w:val="right"/>
+      <w:pPr>
+        <w:ind w:left="3960" w:hanging="180"/>
+      </w:pPr>
+    </w:lvl>
+    <w:lvl w:ilvl="3" w:tplc="3809000F" w:tentative="1">
+      <w:start w:val="1"/>
+      <w:numFmt w:val="decimal"/>
+      <w:lvlText w:val="%4."/>
+      <w:lvlJc w:val="left"/>
+      <w:pPr>
+        <w:ind w:left="4680" w:hanging="360"/>
+      </w:pPr>
+    </w:lvl>
+    <w:lvl w:ilvl="4" w:tplc="38090019" w:tentative="1">
+      <w:start w:val="1"/>
+      <w:numFmt w:val="lowerLetter"/>
+      <w:lvlText w:val="%5."/>
+      <w:lvlJc w:val="left"/>
+      <w:pPr>
+        <w:ind w:left="5400" w:hanging="360"/>
+      </w:pPr>
+    </w:lvl>
+    <w:lvl w:ilvl="5" w:tplc="3809001B" w:tentative="1">
+      <w:start w:val="1"/>
+      <w:numFmt w:val="lowerRoman"/>
+      <w:lvlText w:val="%6."/>
+      <w:lvlJc w:val="right"/>
+      <w:pPr>
+        <w:ind w:left="6120" w:hanging="180"/>
+      </w:pPr>
+    </w:lvl>
+    <w:lvl w:ilvl="6" w:tplc="3809000F" w:tentative="1">
+      <w:start w:val="1"/>
+      <w:numFmt w:val="decimal"/>
+      <w:lvlText w:val="%7."/>
+      <w:lvlJc w:val="left"/>
+      <w:pPr>
+        <w:ind w:left="6840" w:hanging="360"/>
+      </w:pPr>
+    </w:lvl>
+    <w:lvl w:ilvl="7" w:tplc="38090019" w:tentative="1">
+      <w:start w:val="1"/>
+      <w:numFmt w:val="lowerLetter"/>
+      <w:lvlText w:val="%8."/>
+      <w:lvlJc w:val="left"/>
+      <w:pPr>
+        <w:ind w:left="7560" w:hanging="360"/>
+      </w:pPr>
+    </w:lvl>
+    <w:lvl w:ilvl="8" w:tplc="3809001B" w:tentative="1">
+      <w:start w:val="1"/>
+      <w:numFmt w:val="lowerRoman"/>
+      <w:lvlText w:val="%9."/>
+      <w:lvlJc w:val="right"/>
+      <w:pPr>
+        <w:ind w:left="8280" w:hanging="180"/>
+      </w:pPr>
+    </w:lvl>
+  </w:abstractNum>
+  <w:abstractNum w:abstractNumId="10" w15:restartNumberingAfterBreak="0">
+    <w:nsid w:val="1843686C"/>
+    <w:multiLevelType w:val="hybridMultilevel"/>
+    <w:tmpl w:val="7126329E"/>
+    <w:lvl w:ilvl="0" w:tplc="52700F36">
+      <w:start w:val="2"/>
+      <w:numFmt w:val="decimal"/>
+      <w:lvlText w:val="14.2.%1"/>
+      <w:lvlJc w:val="left"/>
+      <w:pPr>
+        <w:ind w:left="360" w:hanging="360"/>
+      </w:pPr>
+      <w:rPr>
+        <w:rFonts w:hint="default"/>
+      </w:rPr>
+    </w:lvl>
+    <w:lvl w:ilvl="1" w:tplc="38090019" w:tentative="1">
+      <w:start w:val="1"/>
+      <w:numFmt w:val="lowerLetter"/>
+      <w:lvlText w:val="%2."/>
+      <w:lvlJc w:val="left"/>
+      <w:pPr>
+        <w:ind w:left="1440" w:hanging="360"/>
+      </w:pPr>
+    </w:lvl>
+    <w:lvl w:ilvl="2" w:tplc="3809001B" w:tentative="1">
+      <w:start w:val="1"/>
+      <w:numFmt w:val="lowerRoman"/>
+      <w:lvlText w:val="%3."/>
+      <w:lvlJc w:val="right"/>
+      <w:pPr>
+        <w:ind w:left="2160" w:hanging="180"/>
+      </w:pPr>
+    </w:lvl>
+    <w:lvl w:ilvl="3" w:tplc="3809000F" w:tentative="1">
+      <w:start w:val="1"/>
+      <w:numFmt w:val="decimal"/>
+      <w:lvlText w:val="%4."/>
+      <w:lvlJc w:val="left"/>
+      <w:pPr>
+        <w:ind w:left="2880" w:hanging="360"/>
+      </w:pPr>
+    </w:lvl>
+    <w:lvl w:ilvl="4" w:tplc="38090019" w:tentative="1">
+      <w:start w:val="1"/>
+      <w:numFmt w:val="lowerLetter"/>
+      <w:lvlText w:val="%5."/>
+      <w:lvlJc w:val="left"/>
+      <w:pPr>
+        <w:ind w:left="3600" w:hanging="360"/>
+      </w:pPr>
+    </w:lvl>
+    <w:lvl w:ilvl="5" w:tplc="3809001B" w:tentative="1">
+      <w:start w:val="1"/>
+      <w:numFmt w:val="lowerRoman"/>
+      <w:lvlText w:val="%6."/>
+      <w:lvlJc w:val="right"/>
+      <w:pPr>
+        <w:ind w:left="4320" w:hanging="180"/>
+      </w:pPr>
+    </w:lvl>
+    <w:lvl w:ilvl="6" w:tplc="3809000F" w:tentative="1">
+      <w:start w:val="1"/>
+      <w:numFmt w:val="decimal"/>
+      <w:lvlText w:val="%7."/>
+      <w:lvlJc w:val="left"/>
+      <w:pPr>
+        <w:ind w:left="5040" w:hanging="360"/>
+      </w:pPr>
+    </w:lvl>
+    <w:lvl w:ilvl="7" w:tplc="38090019" w:tentative="1">
+      <w:start w:val="1"/>
+      <w:numFmt w:val="lowerLetter"/>
+      <w:lvlText w:val="%8."/>
+      <w:lvlJc w:val="left"/>
+      <w:pPr>
+        <w:ind w:left="5760" w:hanging="360"/>
+      </w:pPr>
+    </w:lvl>
+    <w:lvl w:ilvl="8" w:tplc="3809001B" w:tentative="1">
+      <w:start w:val="1"/>
+      <w:numFmt w:val="lowerRoman"/>
+      <w:lvlText w:val="%9."/>
+      <w:lvlJc w:val="right"/>
+      <w:pPr>
+        <w:ind w:left="6480" w:hanging="180"/>
+      </w:pPr>
+    </w:lvl>
+  </w:abstractNum>
+  <w:abstractNum w:abstractNumId="11" w15:restartNumberingAfterBreak="0">
     <w:nsid w:val="19713673"/>
     <w:multiLevelType w:val="hybridMultilevel"/>
     <w:tmpl w:val="0FC65D30"/>
@@ -2658,7 +8423,7 @@
       </w:pPr>
     </w:lvl>
   </w:abstractNum>
-  <w:abstractNum w:abstractNumId="9" w15:restartNumberingAfterBreak="0">
+  <w:abstractNum w:abstractNumId="12" w15:restartNumberingAfterBreak="0">
     <w:nsid w:val="1B181968"/>
     <w:multiLevelType w:val="hybridMultilevel"/>
     <w:tmpl w:val="F3BE8B1C"/>
@@ -2747,7 +8512,7 @@
       </w:pPr>
     </w:lvl>
   </w:abstractNum>
-  <w:abstractNum w:abstractNumId="10" w15:restartNumberingAfterBreak="0">
+  <w:abstractNum w:abstractNumId="13" w15:restartNumberingAfterBreak="0">
     <w:nsid w:val="1B665D97"/>
     <w:multiLevelType w:val="hybridMultilevel"/>
     <w:tmpl w:val="5D166CCE"/>
@@ -2836,7 +8601,7 @@
       </w:pPr>
     </w:lvl>
   </w:abstractNum>
-  <w:abstractNum w:abstractNumId="11" w15:restartNumberingAfterBreak="0">
+  <w:abstractNum w:abstractNumId="14" w15:restartNumberingAfterBreak="0">
     <w:nsid w:val="1D48134D"/>
     <w:multiLevelType w:val="hybridMultilevel"/>
     <w:tmpl w:val="4B8EDC2E"/>
@@ -2925,7 +8690,7 @@
       </w:pPr>
     </w:lvl>
   </w:abstractNum>
-  <w:abstractNum w:abstractNumId="12" w15:restartNumberingAfterBreak="0">
+  <w:abstractNum w:abstractNumId="15" w15:restartNumberingAfterBreak="0">
     <w:nsid w:val="1E624CDF"/>
     <w:multiLevelType w:val="hybridMultilevel"/>
     <w:tmpl w:val="B7ACDCF0"/>
@@ -3014,7 +8779,7 @@
       </w:pPr>
     </w:lvl>
   </w:abstractNum>
-  <w:abstractNum w:abstractNumId="13" w15:restartNumberingAfterBreak="0">
+  <w:abstractNum w:abstractNumId="16" w15:restartNumberingAfterBreak="0">
     <w:nsid w:val="223E6A2D"/>
     <w:multiLevelType w:val="hybridMultilevel"/>
     <w:tmpl w:val="1A520670"/>
@@ -3103,7 +8868,120 @@
       </w:pPr>
     </w:lvl>
   </w:abstractNum>
-  <w:abstractNum w:abstractNumId="14" w15:restartNumberingAfterBreak="0">
+  <w:abstractNum w:abstractNumId="17" w15:restartNumberingAfterBreak="0">
+    <w:nsid w:val="2AD600D5"/>
+    <w:multiLevelType w:val="hybridMultilevel"/>
+    <w:tmpl w:val="32B84876"/>
+    <w:lvl w:ilvl="0" w:tplc="38090003">
+      <w:start w:val="1"/>
+      <w:numFmt w:val="bullet"/>
+      <w:lvlText w:val="o"/>
+      <w:lvlJc w:val="left"/>
+      <w:pPr>
+        <w:ind w:left="2520" w:hanging="360"/>
+      </w:pPr>
+      <w:rPr>
+        <w:rFonts w:ascii="Courier New" w:hAnsi="Courier New" w:cs="Courier New" w:hint="default"/>
+      </w:rPr>
+    </w:lvl>
+    <w:lvl w:ilvl="1" w:tplc="38090003" w:tentative="1">
+      <w:start w:val="1"/>
+      <w:numFmt w:val="bullet"/>
+      <w:lvlText w:val="o"/>
+      <w:lvlJc w:val="left"/>
+      <w:pPr>
+        <w:ind w:left="3240" w:hanging="360"/>
+      </w:pPr>
+      <w:rPr>
+        <w:rFonts w:ascii="Courier New" w:hAnsi="Courier New" w:cs="Courier New" w:hint="default"/>
+      </w:rPr>
+    </w:lvl>
+    <w:lvl w:ilvl="2" w:tplc="38090005" w:tentative="1">
+      <w:start w:val="1"/>
+      <w:numFmt w:val="bullet"/>
+      <w:lvlText w:val=""/>
+      <w:lvlJc w:val="left"/>
+      <w:pPr>
+        <w:ind w:left="3960" w:hanging="360"/>
+      </w:pPr>
+      <w:rPr>
+        <w:rFonts w:ascii="Wingdings" w:hAnsi="Wingdings" w:hint="default"/>
+      </w:rPr>
+    </w:lvl>
+    <w:lvl w:ilvl="3" w:tplc="38090001" w:tentative="1">
+      <w:start w:val="1"/>
+      <w:numFmt w:val="bullet"/>
+      <w:lvlText w:val=""/>
+      <w:lvlJc w:val="left"/>
+      <w:pPr>
+        <w:ind w:left="4680" w:hanging="360"/>
+      </w:pPr>
+      <w:rPr>
+        <w:rFonts w:ascii="Symbol" w:hAnsi="Symbol" w:hint="default"/>
+      </w:rPr>
+    </w:lvl>
+    <w:lvl w:ilvl="4" w:tplc="38090003" w:tentative="1">
+      <w:start w:val="1"/>
+      <w:numFmt w:val="bullet"/>
+      <w:lvlText w:val="o"/>
+      <w:lvlJc w:val="left"/>
+      <w:pPr>
+        <w:ind w:left="5400" w:hanging="360"/>
+      </w:pPr>
+      <w:rPr>
+        <w:rFonts w:ascii="Courier New" w:hAnsi="Courier New" w:cs="Courier New" w:hint="default"/>
+      </w:rPr>
+    </w:lvl>
+    <w:lvl w:ilvl="5" w:tplc="38090005" w:tentative="1">
+      <w:start w:val="1"/>
+      <w:numFmt w:val="bullet"/>
+      <w:lvlText w:val=""/>
+      <w:lvlJc w:val="left"/>
+      <w:pPr>
+        <w:ind w:left="6120" w:hanging="360"/>
+      </w:pPr>
+      <w:rPr>
+        <w:rFonts w:ascii="Wingdings" w:hAnsi="Wingdings" w:hint="default"/>
+      </w:rPr>
+    </w:lvl>
+    <w:lvl w:ilvl="6" w:tplc="38090001" w:tentative="1">
+      <w:start w:val="1"/>
+      <w:numFmt w:val="bullet"/>
+      <w:lvlText w:val=""/>
+      <w:lvlJc w:val="left"/>
+      <w:pPr>
+        <w:ind w:left="6840" w:hanging="360"/>
+      </w:pPr>
+      <w:rPr>
+        <w:rFonts w:ascii="Symbol" w:hAnsi="Symbol" w:hint="default"/>
+      </w:rPr>
+    </w:lvl>
+    <w:lvl w:ilvl="7" w:tplc="38090003" w:tentative="1">
+      <w:start w:val="1"/>
+      <w:numFmt w:val="bullet"/>
+      <w:lvlText w:val="o"/>
+      <w:lvlJc w:val="left"/>
+      <w:pPr>
+        <w:ind w:left="7560" w:hanging="360"/>
+      </w:pPr>
+      <w:rPr>
+        <w:rFonts w:ascii="Courier New" w:hAnsi="Courier New" w:cs="Courier New" w:hint="default"/>
+      </w:rPr>
+    </w:lvl>
+    <w:lvl w:ilvl="8" w:tplc="38090005" w:tentative="1">
+      <w:start w:val="1"/>
+      <w:numFmt w:val="bullet"/>
+      <w:lvlText w:val=""/>
+      <w:lvlJc w:val="left"/>
+      <w:pPr>
+        <w:ind w:left="8280" w:hanging="360"/>
+      </w:pPr>
+      <w:rPr>
+        <w:rFonts w:ascii="Wingdings" w:hAnsi="Wingdings" w:hint="default"/>
+      </w:rPr>
+    </w:lvl>
+  </w:abstractNum>
+  <w:abstractNum w:abstractNumId="18" w15:restartNumberingAfterBreak="0">
     <w:nsid w:val="310D7AA1"/>
     <w:multiLevelType w:val="hybridMultilevel"/>
     <w:tmpl w:val="6F9E80DA"/>
@@ -3216,7 +9094,7 @@
       </w:rPr>
     </w:lvl>
   </w:abstractNum>
-  <w:abstractNum w:abstractNumId="15" w15:restartNumberingAfterBreak="0">
+  <w:abstractNum w:abstractNumId="19" w15:restartNumberingAfterBreak="0">
     <w:nsid w:val="35610A8D"/>
     <w:multiLevelType w:val="hybridMultilevel"/>
     <w:tmpl w:val="E842D402"/>
@@ -3305,7 +9183,7 @@
       </w:pPr>
     </w:lvl>
   </w:abstractNum>
-  <w:abstractNum w:abstractNumId="16" w15:restartNumberingAfterBreak="0">
+  <w:abstractNum w:abstractNumId="20" w15:restartNumberingAfterBreak="0">
     <w:nsid w:val="372C6053"/>
     <w:multiLevelType w:val="multilevel"/>
     <w:tmpl w:val="1BD630B8"/>
@@ -3454,7 +9332,7 @@
       </w:rPr>
     </w:lvl>
   </w:abstractNum>
-  <w:abstractNum w:abstractNumId="17" w15:restartNumberingAfterBreak="0">
+  <w:abstractNum w:abstractNumId="21" w15:restartNumberingAfterBreak="0">
     <w:nsid w:val="37591A0E"/>
     <w:multiLevelType w:val="hybridMultilevel"/>
     <w:tmpl w:val="00062F34"/>
@@ -3543,7 +9421,96 @@
       </w:pPr>
     </w:lvl>
   </w:abstractNum>
-  <w:abstractNum w:abstractNumId="18" w15:restartNumberingAfterBreak="0">
+  <w:abstractNum w:abstractNumId="22" w15:restartNumberingAfterBreak="0">
+    <w:nsid w:val="3B1C6227"/>
+    <w:multiLevelType w:val="hybridMultilevel"/>
+    <w:tmpl w:val="B35C573A"/>
+    <w:lvl w:ilvl="0" w:tplc="82A45546">
+      <w:start w:val="1"/>
+      <w:numFmt w:val="decimal"/>
+      <w:lvlText w:val="%1."/>
+      <w:lvlJc w:val="left"/>
+      <w:pPr>
+        <w:ind w:left="1080" w:hanging="360"/>
+      </w:pPr>
+      <w:rPr>
+        <w:rFonts w:hint="default"/>
+      </w:rPr>
+    </w:lvl>
+    <w:lvl w:ilvl="1" w:tplc="38090019" w:tentative="1">
+      <w:start w:val="1"/>
+      <w:numFmt w:val="lowerLetter"/>
+      <w:lvlText w:val="%2."/>
+      <w:lvlJc w:val="left"/>
+      <w:pPr>
+        <w:ind w:left="1800" w:hanging="360"/>
+      </w:pPr>
+    </w:lvl>
+    <w:lvl w:ilvl="2" w:tplc="3809001B" w:tentative="1">
+      <w:start w:val="1"/>
+      <w:numFmt w:val="lowerRoman"/>
+      <w:lvlText w:val="%3."/>
+      <w:lvlJc w:val="right"/>
+      <w:pPr>
+        <w:ind w:left="2520" w:hanging="180"/>
+      </w:pPr>
+    </w:lvl>
+    <w:lvl w:ilvl="3" w:tplc="3809000F" w:tentative="1">
+      <w:start w:val="1"/>
+      <w:numFmt w:val="decimal"/>
+      <w:lvlText w:val="%4."/>
+      <w:lvlJc w:val="left"/>
+      <w:pPr>
+        <w:ind w:left="3240" w:hanging="360"/>
+      </w:pPr>
+    </w:lvl>
+    <w:lvl w:ilvl="4" w:tplc="38090019" w:tentative="1">
+      <w:start w:val="1"/>
+      <w:numFmt w:val="lowerLetter"/>
+      <w:lvlText w:val="%5."/>
+      <w:lvlJc w:val="left"/>
+      <w:pPr>
+        <w:ind w:left="3960" w:hanging="360"/>
+      </w:pPr>
+    </w:lvl>
+    <w:lvl w:ilvl="5" w:tplc="3809001B" w:tentative="1">
+      <w:start w:val="1"/>
+      <w:numFmt w:val="lowerRoman"/>
+      <w:lvlText w:val="%6."/>
+      <w:lvlJc w:val="right"/>
+      <w:pPr>
+        <w:ind w:left="4680" w:hanging="180"/>
+      </w:pPr>
+    </w:lvl>
+    <w:lvl w:ilvl="6" w:tplc="3809000F" w:tentative="1">
+      <w:start w:val="1"/>
+      <w:numFmt w:val="decimal"/>
+      <w:lvlText w:val="%7."/>
+      <w:lvlJc w:val="left"/>
+      <w:pPr>
+        <w:ind w:left="5400" w:hanging="360"/>
+      </w:pPr>
+    </w:lvl>
+    <w:lvl w:ilvl="7" w:tplc="38090019" w:tentative="1">
+      <w:start w:val="1"/>
+      <w:numFmt w:val="lowerLetter"/>
+      <w:lvlText w:val="%8."/>
+      <w:lvlJc w:val="left"/>
+      <w:pPr>
+        <w:ind w:left="6120" w:hanging="360"/>
+      </w:pPr>
+    </w:lvl>
+    <w:lvl w:ilvl="8" w:tplc="3809001B" w:tentative="1">
+      <w:start w:val="1"/>
+      <w:numFmt w:val="lowerRoman"/>
+      <w:lvlText w:val="%9."/>
+      <w:lvlJc w:val="right"/>
+      <w:pPr>
+        <w:ind w:left="6840" w:hanging="180"/>
+      </w:pPr>
+    </w:lvl>
+  </w:abstractNum>
+  <w:abstractNum w:abstractNumId="23" w15:restartNumberingAfterBreak="0">
     <w:nsid w:val="3B684E31"/>
     <w:multiLevelType w:val="hybridMultilevel"/>
     <w:tmpl w:val="F31410CE"/>
@@ -3632,7 +9599,7 @@
       </w:pPr>
     </w:lvl>
   </w:abstractNum>
-  <w:abstractNum w:abstractNumId="19" w15:restartNumberingAfterBreak="0">
+  <w:abstractNum w:abstractNumId="24" w15:restartNumberingAfterBreak="0">
     <w:nsid w:val="4219057F"/>
     <w:multiLevelType w:val="hybridMultilevel"/>
     <w:tmpl w:val="5840EE4A"/>
@@ -3721,7 +9688,7 @@
       </w:pPr>
     </w:lvl>
   </w:abstractNum>
-  <w:abstractNum w:abstractNumId="20" w15:restartNumberingAfterBreak="0">
+  <w:abstractNum w:abstractNumId="25" w15:restartNumberingAfterBreak="0">
     <w:nsid w:val="44216CD2"/>
     <w:multiLevelType w:val="hybridMultilevel"/>
     <w:tmpl w:val="30326260"/>
@@ -3810,7 +9777,7 @@
       </w:pPr>
     </w:lvl>
   </w:abstractNum>
-  <w:abstractNum w:abstractNumId="21" w15:restartNumberingAfterBreak="0">
+  <w:abstractNum w:abstractNumId="26" w15:restartNumberingAfterBreak="0">
     <w:nsid w:val="486E592C"/>
     <w:multiLevelType w:val="hybridMultilevel"/>
     <w:tmpl w:val="F3BE8B1C"/>
@@ -3899,7 +9866,7 @@
       </w:pPr>
     </w:lvl>
   </w:abstractNum>
-  <w:abstractNum w:abstractNumId="22" w15:restartNumberingAfterBreak="0">
+  <w:abstractNum w:abstractNumId="27" w15:restartNumberingAfterBreak="0">
     <w:nsid w:val="4BD61EC6"/>
     <w:multiLevelType w:val="hybridMultilevel"/>
     <w:tmpl w:val="96420E56"/>
@@ -3988,7 +9955,7 @@
       </w:pPr>
     </w:lvl>
   </w:abstractNum>
-  <w:abstractNum w:abstractNumId="23" w15:restartNumberingAfterBreak="0">
+  <w:abstractNum w:abstractNumId="28" w15:restartNumberingAfterBreak="0">
     <w:nsid w:val="4C9A7093"/>
     <w:multiLevelType w:val="hybridMultilevel"/>
     <w:tmpl w:val="11544454"/>
@@ -4077,7 +10044,7 @@
       </w:pPr>
     </w:lvl>
   </w:abstractNum>
-  <w:abstractNum w:abstractNumId="24" w15:restartNumberingAfterBreak="0">
+  <w:abstractNum w:abstractNumId="29" w15:restartNumberingAfterBreak="0">
     <w:nsid w:val="4D3E75F6"/>
     <w:multiLevelType w:val="hybridMultilevel"/>
     <w:tmpl w:val="AAE21ADE"/>
@@ -4166,7 +10133,7 @@
       </w:pPr>
     </w:lvl>
   </w:abstractNum>
-  <w:abstractNum w:abstractNumId="25" w15:restartNumberingAfterBreak="0">
+  <w:abstractNum w:abstractNumId="30" w15:restartNumberingAfterBreak="0">
     <w:nsid w:val="4D562F61"/>
     <w:multiLevelType w:val="hybridMultilevel"/>
     <w:tmpl w:val="96EC6756"/>
@@ -4252,7 +10219,7 @@
       </w:pPr>
     </w:lvl>
   </w:abstractNum>
-  <w:abstractNum w:abstractNumId="26" w15:restartNumberingAfterBreak="0">
+  <w:abstractNum w:abstractNumId="31" w15:restartNumberingAfterBreak="0">
     <w:nsid w:val="4F6F20E6"/>
     <w:multiLevelType w:val="hybridMultilevel"/>
     <w:tmpl w:val="E44A91FC"/>
@@ -4341,7 +10308,7 @@
       </w:pPr>
     </w:lvl>
   </w:abstractNum>
-  <w:abstractNum w:abstractNumId="27" w15:restartNumberingAfterBreak="0">
+  <w:abstractNum w:abstractNumId="32" w15:restartNumberingAfterBreak="0">
     <w:nsid w:val="56A822D5"/>
     <w:multiLevelType w:val="hybridMultilevel"/>
     <w:tmpl w:val="EBC0CDD2"/>
@@ -4430,7 +10397,7 @@
       </w:pPr>
     </w:lvl>
   </w:abstractNum>
-  <w:abstractNum w:abstractNumId="28" w15:restartNumberingAfterBreak="0">
+  <w:abstractNum w:abstractNumId="33" w15:restartNumberingAfterBreak="0">
     <w:nsid w:val="57720105"/>
     <w:multiLevelType w:val="hybridMultilevel"/>
     <w:tmpl w:val="3A287716"/>
@@ -4519,7 +10486,7 @@
       </w:pPr>
     </w:lvl>
   </w:abstractNum>
-  <w:abstractNum w:abstractNumId="29" w15:restartNumberingAfterBreak="0">
+  <w:abstractNum w:abstractNumId="34" w15:restartNumberingAfterBreak="0">
     <w:nsid w:val="5B2D10EA"/>
     <w:multiLevelType w:val="hybridMultilevel"/>
     <w:tmpl w:val="1BEECEEA"/>
@@ -4605,7 +10572,96 @@
       </w:pPr>
     </w:lvl>
   </w:abstractNum>
-  <w:abstractNum w:abstractNumId="30" w15:restartNumberingAfterBreak="0">
+  <w:abstractNum w:abstractNumId="35" w15:restartNumberingAfterBreak="0">
+    <w:nsid w:val="5C82434E"/>
+    <w:multiLevelType w:val="hybridMultilevel"/>
+    <w:tmpl w:val="2C86A0A0"/>
+    <w:lvl w:ilvl="0" w:tplc="49C2E7F8">
+      <w:start w:val="2"/>
+      <w:numFmt w:val="decimal"/>
+      <w:lvlText w:val="14.%1"/>
+      <w:lvlJc w:val="left"/>
+      <w:pPr>
+        <w:ind w:left="360" w:hanging="360"/>
+      </w:pPr>
+      <w:rPr>
+        <w:rFonts w:hint="default"/>
+      </w:rPr>
+    </w:lvl>
+    <w:lvl w:ilvl="1" w:tplc="38090019" w:tentative="1">
+      <w:start w:val="1"/>
+      <w:numFmt w:val="lowerLetter"/>
+      <w:lvlText w:val="%2."/>
+      <w:lvlJc w:val="left"/>
+      <w:pPr>
+        <w:ind w:left="1080" w:hanging="360"/>
+      </w:pPr>
+    </w:lvl>
+    <w:lvl w:ilvl="2" w:tplc="3809001B" w:tentative="1">
+      <w:start w:val="1"/>
+      <w:numFmt w:val="lowerRoman"/>
+      <w:lvlText w:val="%3."/>
+      <w:lvlJc w:val="right"/>
+      <w:pPr>
+        <w:ind w:left="1800" w:hanging="180"/>
+      </w:pPr>
+    </w:lvl>
+    <w:lvl w:ilvl="3" w:tplc="3809000F" w:tentative="1">
+      <w:start w:val="1"/>
+      <w:numFmt w:val="decimal"/>
+      <w:lvlText w:val="%4."/>
+      <w:lvlJc w:val="left"/>
+      <w:pPr>
+        <w:ind w:left="2520" w:hanging="360"/>
+      </w:pPr>
+    </w:lvl>
+    <w:lvl w:ilvl="4" w:tplc="38090019" w:tentative="1">
+      <w:start w:val="1"/>
+      <w:numFmt w:val="lowerLetter"/>
+      <w:lvlText w:val="%5."/>
+      <w:lvlJc w:val="left"/>
+      <w:pPr>
+        <w:ind w:left="3240" w:hanging="360"/>
+      </w:pPr>
+    </w:lvl>
+    <w:lvl w:ilvl="5" w:tplc="3809001B" w:tentative="1">
+      <w:start w:val="1"/>
+      <w:numFmt w:val="lowerRoman"/>
+      <w:lvlText w:val="%6."/>
+      <w:lvlJc w:val="right"/>
+      <w:pPr>
+        <w:ind w:left="3960" w:hanging="180"/>
+      </w:pPr>
+    </w:lvl>
+    <w:lvl w:ilvl="6" w:tplc="3809000F" w:tentative="1">
+      <w:start w:val="1"/>
+      <w:numFmt w:val="decimal"/>
+      <w:lvlText w:val="%7."/>
+      <w:lvlJc w:val="left"/>
+      <w:pPr>
+        <w:ind w:left="4680" w:hanging="360"/>
+      </w:pPr>
+    </w:lvl>
+    <w:lvl w:ilvl="7" w:tplc="38090019" w:tentative="1">
+      <w:start w:val="1"/>
+      <w:numFmt w:val="lowerLetter"/>
+      <w:lvlText w:val="%8."/>
+      <w:lvlJc w:val="left"/>
+      <w:pPr>
+        <w:ind w:left="5400" w:hanging="360"/>
+      </w:pPr>
+    </w:lvl>
+    <w:lvl w:ilvl="8" w:tplc="3809001B" w:tentative="1">
+      <w:start w:val="1"/>
+      <w:numFmt w:val="lowerRoman"/>
+      <w:lvlText w:val="%9."/>
+      <w:lvlJc w:val="right"/>
+      <w:pPr>
+        <w:ind w:left="6120" w:hanging="180"/>
+      </w:pPr>
+    </w:lvl>
+  </w:abstractNum>
+  <w:abstractNum w:abstractNumId="36" w15:restartNumberingAfterBreak="0">
     <w:nsid w:val="69B22848"/>
     <w:multiLevelType w:val="hybridMultilevel"/>
     <w:tmpl w:val="2D1A8B74"/>
@@ -4694,7 +10750,7 @@
       </w:pPr>
     </w:lvl>
   </w:abstractNum>
-  <w:abstractNum w:abstractNumId="31" w15:restartNumberingAfterBreak="0">
+  <w:abstractNum w:abstractNumId="37" w15:restartNumberingAfterBreak="0">
     <w:nsid w:val="6C5E24FA"/>
     <w:multiLevelType w:val="hybridMultilevel"/>
     <w:tmpl w:val="6CD237A8"/>
@@ -4783,7 +10839,7 @@
       </w:pPr>
     </w:lvl>
   </w:abstractNum>
-  <w:abstractNum w:abstractNumId="32" w15:restartNumberingAfterBreak="0">
+  <w:abstractNum w:abstractNumId="38" w15:restartNumberingAfterBreak="0">
     <w:nsid w:val="6C9D1359"/>
     <w:multiLevelType w:val="hybridMultilevel"/>
     <w:tmpl w:val="F0882FAC"/>
@@ -4872,7 +10928,96 @@
       </w:pPr>
     </w:lvl>
   </w:abstractNum>
-  <w:abstractNum w:abstractNumId="33" w15:restartNumberingAfterBreak="0">
+  <w:abstractNum w:abstractNumId="39" w15:restartNumberingAfterBreak="0">
+    <w:nsid w:val="6D484326"/>
+    <w:multiLevelType w:val="hybridMultilevel"/>
+    <w:tmpl w:val="B69E76A2"/>
+    <w:lvl w:ilvl="0" w:tplc="3DEACBC8">
+      <w:start w:val="1"/>
+      <w:numFmt w:val="decimal"/>
+      <w:lvlText w:val="14.2.%1"/>
+      <w:lvlJc w:val="left"/>
+      <w:pPr>
+        <w:ind w:left="720" w:hanging="360"/>
+      </w:pPr>
+      <w:rPr>
+        <w:rFonts w:hint="default"/>
+      </w:rPr>
+    </w:lvl>
+    <w:lvl w:ilvl="1" w:tplc="38090019" w:tentative="1">
+      <w:start w:val="1"/>
+      <w:numFmt w:val="lowerLetter"/>
+      <w:lvlText w:val="%2."/>
+      <w:lvlJc w:val="left"/>
+      <w:pPr>
+        <w:ind w:left="1440" w:hanging="360"/>
+      </w:pPr>
+    </w:lvl>
+    <w:lvl w:ilvl="2" w:tplc="3809001B" w:tentative="1">
+      <w:start w:val="1"/>
+      <w:numFmt w:val="lowerRoman"/>
+      <w:lvlText w:val="%3."/>
+      <w:lvlJc w:val="right"/>
+      <w:pPr>
+        <w:ind w:left="2160" w:hanging="180"/>
+      </w:pPr>
+    </w:lvl>
+    <w:lvl w:ilvl="3" w:tplc="3809000F" w:tentative="1">
+      <w:start w:val="1"/>
+      <w:numFmt w:val="decimal"/>
+      <w:lvlText w:val="%4."/>
+      <w:lvlJc w:val="left"/>
+      <w:pPr>
+        <w:ind w:left="2880" w:hanging="360"/>
+      </w:pPr>
+    </w:lvl>
+    <w:lvl w:ilvl="4" w:tplc="38090019" w:tentative="1">
+      <w:start w:val="1"/>
+      <w:numFmt w:val="lowerLetter"/>
+      <w:lvlText w:val="%5."/>
+      <w:lvlJc w:val="left"/>
+      <w:pPr>
+        <w:ind w:left="3600" w:hanging="360"/>
+      </w:pPr>
+    </w:lvl>
+    <w:lvl w:ilvl="5" w:tplc="3809001B" w:tentative="1">
+      <w:start w:val="1"/>
+      <w:numFmt w:val="lowerRoman"/>
+      <w:lvlText w:val="%6."/>
+      <w:lvlJc w:val="right"/>
+      <w:pPr>
+        <w:ind w:left="4320" w:hanging="180"/>
+      </w:pPr>
+    </w:lvl>
+    <w:lvl w:ilvl="6" w:tplc="3809000F" w:tentative="1">
+      <w:start w:val="1"/>
+      <w:numFmt w:val="decimal"/>
+      <w:lvlText w:val="%7."/>
+      <w:lvlJc w:val="left"/>
+      <w:pPr>
+        <w:ind w:left="5040" w:hanging="360"/>
+      </w:pPr>
+    </w:lvl>
+    <w:lvl w:ilvl="7" w:tplc="38090019" w:tentative="1">
+      <w:start w:val="1"/>
+      <w:numFmt w:val="lowerLetter"/>
+      <w:lvlText w:val="%8."/>
+      <w:lvlJc w:val="left"/>
+      <w:pPr>
+        <w:ind w:left="5760" w:hanging="360"/>
+      </w:pPr>
+    </w:lvl>
+    <w:lvl w:ilvl="8" w:tplc="3809001B" w:tentative="1">
+      <w:start w:val="1"/>
+      <w:numFmt w:val="lowerRoman"/>
+      <w:lvlText w:val="%9."/>
+      <w:lvlJc w:val="right"/>
+      <w:pPr>
+        <w:ind w:left="6480" w:hanging="180"/>
+      </w:pPr>
+    </w:lvl>
+  </w:abstractNum>
+  <w:abstractNum w:abstractNumId="40" w15:restartNumberingAfterBreak="0">
     <w:nsid w:val="74E965B6"/>
     <w:multiLevelType w:val="hybridMultilevel"/>
     <w:tmpl w:val="9FE829BA"/>
@@ -4961,7 +11106,7 @@
       </w:pPr>
     </w:lvl>
   </w:abstractNum>
-  <w:abstractNum w:abstractNumId="34" w15:restartNumberingAfterBreak="0">
+  <w:abstractNum w:abstractNumId="41" w15:restartNumberingAfterBreak="0">
     <w:nsid w:val="7DB9788D"/>
     <w:multiLevelType w:val="hybridMultilevel"/>
     <w:tmpl w:val="0D0E2ADC"/>
@@ -5050,7 +11195,7 @@
       </w:pPr>
     </w:lvl>
   </w:abstractNum>
-  <w:abstractNum w:abstractNumId="35" w15:restartNumberingAfterBreak="0">
+  <w:abstractNum w:abstractNumId="42" w15:restartNumberingAfterBreak="0">
     <w:nsid w:val="7DE351D6"/>
     <w:multiLevelType w:val="hybridMultilevel"/>
     <w:tmpl w:val="52DAF062"/>
@@ -5139,7 +11284,7 @@
       </w:pPr>
     </w:lvl>
   </w:abstractNum>
-  <w:abstractNum w:abstractNumId="36" w15:restartNumberingAfterBreak="0">
+  <w:abstractNum w:abstractNumId="43" w15:restartNumberingAfterBreak="0">
     <w:nsid w:val="7FDA288D"/>
     <w:multiLevelType w:val="hybridMultilevel"/>
     <w:tmpl w:val="BCFCA1F6"/>
@@ -5229,115 +11374,136 @@
     </w:lvl>
   </w:abstractNum>
   <w:num w:numId="1" w16cid:durableId="1497724432">
+    <w:abstractNumId w:val="14"/>
+  </w:num>
+  <w:num w:numId="2" w16cid:durableId="1529637957">
+    <w:abstractNumId w:val="24"/>
+  </w:num>
+  <w:num w:numId="3" w16cid:durableId="1694378441">
+    <w:abstractNumId w:val="30"/>
+  </w:num>
+  <w:num w:numId="4" w16cid:durableId="359162621">
+    <w:abstractNumId w:val="21"/>
+  </w:num>
+  <w:num w:numId="5" w16cid:durableId="1130901639">
+    <w:abstractNumId w:val="29"/>
+  </w:num>
+  <w:num w:numId="6" w16cid:durableId="790052422">
+    <w:abstractNumId w:val="20"/>
+  </w:num>
+  <w:num w:numId="7" w16cid:durableId="965696672">
+    <w:abstractNumId w:val="1"/>
+  </w:num>
+  <w:num w:numId="8" w16cid:durableId="2108887074">
     <w:abstractNumId w:val="11"/>
   </w:num>
-  <w:num w:numId="2" w16cid:durableId="1529637957">
+  <w:num w:numId="9" w16cid:durableId="1989282775">
+    <w:abstractNumId w:val="34"/>
+  </w:num>
+  <w:num w:numId="10" w16cid:durableId="989598216">
+    <w:abstractNumId w:val="7"/>
+  </w:num>
+  <w:num w:numId="11" w16cid:durableId="375546653">
+    <w:abstractNumId w:val="32"/>
+  </w:num>
+  <w:num w:numId="12" w16cid:durableId="474416120">
+    <w:abstractNumId w:val="40"/>
+  </w:num>
+  <w:num w:numId="13" w16cid:durableId="1771966145">
+    <w:abstractNumId w:val="4"/>
+  </w:num>
+  <w:num w:numId="14" w16cid:durableId="1736778276">
+    <w:abstractNumId w:val="37"/>
+  </w:num>
+  <w:num w:numId="15" w16cid:durableId="1649938772">
+    <w:abstractNumId w:val="43"/>
+  </w:num>
+  <w:num w:numId="16" w16cid:durableId="499663185">
+    <w:abstractNumId w:val="42"/>
+  </w:num>
+  <w:num w:numId="17" w16cid:durableId="2126269094">
+    <w:abstractNumId w:val="2"/>
+  </w:num>
+  <w:num w:numId="18" w16cid:durableId="840193282">
+    <w:abstractNumId w:val="31"/>
+  </w:num>
+  <w:num w:numId="19" w16cid:durableId="28066039">
+    <w:abstractNumId w:val="25"/>
+  </w:num>
+  <w:num w:numId="20" w16cid:durableId="608852765">
+    <w:abstractNumId w:val="3"/>
+  </w:num>
+  <w:num w:numId="21" w16cid:durableId="1313215452">
+    <w:abstractNumId w:val="15"/>
+  </w:num>
+  <w:num w:numId="22" w16cid:durableId="1801412093">
+    <w:abstractNumId w:val="38"/>
+  </w:num>
+  <w:num w:numId="23" w16cid:durableId="41057748">
+    <w:abstractNumId w:val="8"/>
+  </w:num>
+  <w:num w:numId="24" w16cid:durableId="2004579642">
+    <w:abstractNumId w:val="41"/>
+  </w:num>
+  <w:num w:numId="25" w16cid:durableId="920216047">
+    <w:abstractNumId w:val="27"/>
+  </w:num>
+  <w:num w:numId="26" w16cid:durableId="2073118542">
+    <w:abstractNumId w:val="23"/>
+  </w:num>
+  <w:num w:numId="27" w16cid:durableId="1639920420">
+    <w:abstractNumId w:val="36"/>
+  </w:num>
+  <w:num w:numId="28" w16cid:durableId="1772895002">
+    <w:abstractNumId w:val="16"/>
+  </w:num>
+  <w:num w:numId="29" w16cid:durableId="786192768">
+    <w:abstractNumId w:val="28"/>
+  </w:num>
+  <w:num w:numId="30" w16cid:durableId="1958172952">
     <w:abstractNumId w:val="19"/>
   </w:num>
-  <w:num w:numId="3" w16cid:durableId="1694378441">
-    <w:abstractNumId w:val="25"/>
+  <w:num w:numId="31" w16cid:durableId="2017076199">
+    <w:abstractNumId w:val="13"/>
   </w:num>
-  <w:num w:numId="4" w16cid:durableId="359162621">
+  <w:num w:numId="32" w16cid:durableId="297953432">
+    <w:abstractNumId w:val="33"/>
+  </w:num>
+  <w:num w:numId="33" w16cid:durableId="489248030">
+    <w:abstractNumId w:val="12"/>
+  </w:num>
+  <w:num w:numId="34" w16cid:durableId="2116826325">
+    <w:abstractNumId w:val="5"/>
+  </w:num>
+  <w:num w:numId="35" w16cid:durableId="617641358">
+    <w:abstractNumId w:val="26"/>
+  </w:num>
+  <w:num w:numId="36" w16cid:durableId="1351836876">
+    <w:abstractNumId w:val="18"/>
+  </w:num>
+  <w:num w:numId="37" w16cid:durableId="800659531">
+    <w:abstractNumId w:val="6"/>
+  </w:num>
+  <w:num w:numId="38" w16cid:durableId="820123184">
+    <w:abstractNumId w:val="39"/>
+  </w:num>
+  <w:num w:numId="39" w16cid:durableId="1528985286">
+    <w:abstractNumId w:val="35"/>
+  </w:num>
+  <w:num w:numId="40" w16cid:durableId="1956057169">
+    <w:abstractNumId w:val="10"/>
+  </w:num>
+  <w:num w:numId="41" w16cid:durableId="155996866">
+    <w:abstractNumId w:val="22"/>
+  </w:num>
+  <w:num w:numId="42" w16cid:durableId="2138713945">
+    <w:abstractNumId w:val="9"/>
+  </w:num>
+  <w:num w:numId="43" w16cid:durableId="1387486975">
     <w:abstractNumId w:val="17"/>
   </w:num>
-  <w:num w:numId="5" w16cid:durableId="1130901639">
-    <w:abstractNumId w:val="24"/>
-  </w:num>
-  <w:num w:numId="6" w16cid:durableId="790052422">
-    <w:abstractNumId w:val="16"/>
-  </w:num>
-  <w:num w:numId="7" w16cid:durableId="965696672">
+  <w:num w:numId="44" w16cid:durableId="554001909">
     <w:abstractNumId w:val="0"/>
-  </w:num>
-  <w:num w:numId="8" w16cid:durableId="2108887074">
-    <w:abstractNumId w:val="8"/>
-  </w:num>
-  <w:num w:numId="9" w16cid:durableId="1989282775">
-    <w:abstractNumId w:val="29"/>
-  </w:num>
-  <w:num w:numId="10" w16cid:durableId="989598216">
-    <w:abstractNumId w:val="6"/>
-  </w:num>
-  <w:num w:numId="11" w16cid:durableId="375546653">
-    <w:abstractNumId w:val="27"/>
-  </w:num>
-  <w:num w:numId="12" w16cid:durableId="474416120">
-    <w:abstractNumId w:val="33"/>
-  </w:num>
-  <w:num w:numId="13" w16cid:durableId="1771966145">
-    <w:abstractNumId w:val="3"/>
-  </w:num>
-  <w:num w:numId="14" w16cid:durableId="1736778276">
-    <w:abstractNumId w:val="31"/>
-  </w:num>
-  <w:num w:numId="15" w16cid:durableId="1649938772">
-    <w:abstractNumId w:val="36"/>
-  </w:num>
-  <w:num w:numId="16" w16cid:durableId="499663185">
-    <w:abstractNumId w:val="35"/>
-  </w:num>
-  <w:num w:numId="17" w16cid:durableId="2126269094">
-    <w:abstractNumId w:val="1"/>
-  </w:num>
-  <w:num w:numId="18" w16cid:durableId="840193282">
-    <w:abstractNumId w:val="26"/>
-  </w:num>
-  <w:num w:numId="19" w16cid:durableId="28066039">
-    <w:abstractNumId w:val="20"/>
-  </w:num>
-  <w:num w:numId="20" w16cid:durableId="608852765">
-    <w:abstractNumId w:val="2"/>
-  </w:num>
-  <w:num w:numId="21" w16cid:durableId="1313215452">
-    <w:abstractNumId w:val="12"/>
-  </w:num>
-  <w:num w:numId="22" w16cid:durableId="1801412093">
-    <w:abstractNumId w:val="32"/>
-  </w:num>
-  <w:num w:numId="23" w16cid:durableId="41057748">
-    <w:abstractNumId w:val="7"/>
-  </w:num>
-  <w:num w:numId="24" w16cid:durableId="2004579642">
-    <w:abstractNumId w:val="34"/>
-  </w:num>
-  <w:num w:numId="25" w16cid:durableId="920216047">
-    <w:abstractNumId w:val="22"/>
-  </w:num>
-  <w:num w:numId="26" w16cid:durableId="2073118542">
-    <w:abstractNumId w:val="18"/>
-  </w:num>
-  <w:num w:numId="27" w16cid:durableId="1639920420">
-    <w:abstractNumId w:val="30"/>
-  </w:num>
-  <w:num w:numId="28" w16cid:durableId="1772895002">
-    <w:abstractNumId w:val="13"/>
-  </w:num>
-  <w:num w:numId="29" w16cid:durableId="786192768">
-    <w:abstractNumId w:val="23"/>
-  </w:num>
-  <w:num w:numId="30" w16cid:durableId="1958172952">
-    <w:abstractNumId w:val="15"/>
-  </w:num>
-  <w:num w:numId="31" w16cid:durableId="2017076199">
-    <w:abstractNumId w:val="10"/>
-  </w:num>
-  <w:num w:numId="32" w16cid:durableId="297953432">
-    <w:abstractNumId w:val="28"/>
-  </w:num>
-  <w:num w:numId="33" w16cid:durableId="489248030">
-    <w:abstractNumId w:val="9"/>
-  </w:num>
-  <w:num w:numId="34" w16cid:durableId="2116826325">
-    <w:abstractNumId w:val="4"/>
-  </w:num>
-  <w:num w:numId="35" w16cid:durableId="617641358">
-    <w:abstractNumId w:val="21"/>
-  </w:num>
-  <w:num w:numId="36" w16cid:durableId="1351836876">
-    <w:abstractNumId w:val="14"/>
-  </w:num>
-  <w:num w:numId="37" w16cid:durableId="800659531">
-    <w:abstractNumId w:val="5"/>
   </w:num>
   <w:numIdMacAtCleanup w:val="5"/>
 </w:numbering>
@@ -5953,7 +12119,6 @@
   <w:style w:type="character" w:default="1" w:styleId="DefaultParagraphFont">
     <w:name w:val="Default Paragraph Font"/>
     <w:uiPriority w:val="1"/>
-    <w:semiHidden/>
     <w:unhideWhenUsed/>
   </w:style>
   <w:style w:type="table" w:default="1" w:styleId="TableNormal">
